--- a/taniguchi/api/Fix/API設計書_個別部署マスタ.docx
+++ b/taniguchi/api/Fix/API設計書_個別部署マスタ.docx
@@ -1,284 +1,5 @@
 
-<file path=customXml\item1.xml><?xml version="1.0" encoding="utf-8"?>
-<p:properties xmlns:p="http://schemas.microsoft.com/office/2006/metadata/properties" xmlns:xsi="http://www.w3.org/2001/XMLSchema-instance" xmlns:pc="http://schemas.microsoft.com/office/infopath/2007/PartnerControls">
-  <documentManagement/>
-</p:properties>
-</file>
-
-<file path=customXml\item2.xml><?xml version="1.0" encoding="utf-8"?>
-<ct:contentTypeSchema xmlns:ct="http://schemas.microsoft.com/office/2006/metadata/contentType" xmlns:ma="http://schemas.microsoft.com/office/2006/metadata/properties/metaAttributes" ct:_="" ma:_="" ma:contentTypeName="ドキュメント" ma:contentTypeID="0x010100980A9EDA4423B04DB8E0445FEDD7979D" ma:contentTypeVersion="7" ma:contentTypeDescription="新しいドキュメントを作成します。" ma:contentTypeScope="" ma:versionID="ae2973d07f0a8b338627d92cf3d61aa1">
-  <xsd:schema xmlns:xsd="http://www.w3.org/2001/XMLSchema" xmlns:xs="http://www.w3.org/2001/XMLSchema" xmlns:p="http://schemas.microsoft.com/office/2006/metadata/properties" xmlns:ns2="927401a0-f477-47ea-a92d-ddff39ed07e6" targetNamespace="http://schemas.microsoft.com/office/2006/metadata/properties" ma:root="true" ma:fieldsID="e5a487444864ebd2c47c4b9587078a69" ns2:_="">
-    <xsd:import namespace="927401a0-f477-47ea-a92d-ddff39ed07e6"/>
-    <xsd:element name="properties">
-      <xsd:complexType>
-        <xsd:sequence>
-          <xsd:element name="documentManagement">
-            <xsd:complexType>
-              <xsd:all>
-                <xsd:element ref="ns2:MediaServiceMetadata" minOccurs="0"/>
-                <xsd:element ref="ns2:MediaServiceFastMetadata" minOccurs="0"/>
-                <xsd:element ref="ns2:MediaServiceSearchProperties" minOccurs="0"/>
-                <xsd:element ref="ns2:MediaServiceDateTaken" minOccurs="0"/>
-                <xsd:element ref="ns2:MediaServiceGenerationTime" minOccurs="0"/>
-                <xsd:element ref="ns2:MediaServiceEventHashCode" minOccurs="0"/>
-                <xsd:element ref="ns2:MediaLengthInSeconds" minOccurs="0"/>
-              </xsd:all>
-            </xsd:complexType>
-          </xsd:element>
-        </xsd:sequence>
-      </xsd:complexType>
-    </xsd:element>
-  </xsd:schema>
-  <xsd:schema xmlns:xsd="http://www.w3.org/2001/XMLSchema" xmlns:xs="http://www.w3.org/2001/XMLSchema" xmlns:dms="http://schemas.microsoft.com/office/2006/documentManagement/types" xmlns:pc="http://schemas.microsoft.com/office/infopath/2007/PartnerControls" targetNamespace="927401a0-f477-47ea-a92d-ddff39ed07e6" elementFormDefault="qualified">
-    <xsd:import namespace="http://schemas.microsoft.com/office/2006/documentManagement/types"/>
-    <xsd:import namespace="http://schemas.microsoft.com/office/infopath/2007/PartnerControls"/>
-    <xsd:element name="MediaServiceMetadata" ma:index="8" nillable="true" ma:displayName="MediaServiceMetadata" ma:hidden="true" ma:internalName="MediaServiceMetadata" ma:readOnly="true">
-      <xsd:simpleType>
-        <xsd:restriction base="dms:Note"/>
-      </xsd:simpleType>
-    </xsd:element>
-    <xsd:element name="MediaServiceFastMetadata" ma:index="9" nillable="true" ma:displayName="MediaServiceFastMetadata" ma:hidden="true" ma:internalName="MediaServiceFastMetadata" ma:readOnly="true">
-      <xsd:simpleType>
-        <xsd:restriction base="dms:Note"/>
-      </xsd:simpleType>
-    </xsd:element>
-    <xsd:element name="MediaServiceSearchProperties" ma:index="10" nillable="true" ma:displayName="MediaServiceSearchProperties" ma:hidden="true" ma:internalName="MediaServiceSearchProperties" ma:readOnly="true">
-      <xsd:simpleType>
-        <xsd:restriction base="dms:Note"/>
-      </xsd:simpleType>
-    </xsd:element>
-    <xsd:element name="MediaServiceDateTaken" ma:index="11" nillable="true" ma:displayName="MediaServiceDateTaken" ma:hidden="true" ma:indexed="true" ma:internalName="MediaServiceDateTaken" ma:readOnly="true">
-      <xsd:simpleType>
-        <xsd:restriction base="dms:Text"/>
-      </xsd:simpleType>
-    </xsd:element>
-    <xsd:element name="MediaServiceGenerationTime" ma:index="12" nillable="true" ma:displayName="MediaServiceGenerationTime" ma:hidden="true" ma:internalName="MediaServiceGenerationTime" ma:readOnly="true">
-      <xsd:simpleType>
-        <xsd:restriction base="dms:Text"/>
-      </xsd:simpleType>
-    </xsd:element>
-    <xsd:element name="MediaServiceEventHashCode" ma:index="13" nillable="true" ma:displayName="MediaServiceEventHashCode" ma:hidden="true" ma:internalName="MediaServiceEventHashCode" ma:readOnly="true">
-      <xsd:simpleType>
-        <xsd:restriction base="dms:Text"/>
-      </xsd:simpleType>
-    </xsd:element>
-    <xsd:element name="MediaLengthInSeconds" ma:index="14" nillable="true" ma:displayName="MediaLengthInSeconds" ma:hidden="true" ma:internalName="MediaLengthInSeconds" ma:readOnly="true">
-      <xsd:simpleType>
-        <xsd:restriction base="dms:Unknown"/>
-      </xsd:simpleType>
-    </xsd:element>
-  </xsd:schema>
-  <xsd:schema xmlns="http://schemas.openxmlformats.org/package/2006/metadata/core-properties" xmlns:xsd="http://www.w3.org/2001/XMLSchema" xmlns:xsi="http://www.w3.org/2001/XMLSchema-instance" xmlns:dc="http://purl.org/dc/elements/1.1/" xmlns:dcterms="http://purl.org/dc/terms/" xmlns:odoc="http://schemas.microsoft.com/internal/obd" targetNamespace="http://schemas.openxmlformats.org/package/2006/metadata/core-properties" elementFormDefault="qualified" attributeFormDefault="unqualified" blockDefault="#all">
-    <xsd:import namespace="http://purl.org/dc/elements/1.1/" schemaLocation="http://dublincore.org/schemas/xmls/qdc/2003/04/02/dc.xsd"/>
-    <xsd:import namespace="http://purl.org/dc/terms/" schemaLocation="http://dublincore.org/schemas/xmls/qdc/2003/04/02/dcterms.xsd"/>
-    <xsd:element name="coreProperties" type="CT_coreProperties"/>
-    <xsd:complexType name="CT_coreProperties">
-      <xsd:all>
-        <xsd:element ref="dc:creator" minOccurs="0" maxOccurs="1"/>
-        <xsd:element ref="dcterms:created" minOccurs="0" maxOccurs="1"/>
-        <xsd:element ref="dc:identifier" minOccurs="0" maxOccurs="1"/>
-        <xsd:element name="contentType" minOccurs="0" maxOccurs="1" type="xsd:string" ma:index="0" ma:displayName="コンテンツ タイプ"/>
-        <xsd:element ref="dc:title" minOccurs="0" maxOccurs="1" ma:index="4" ma:displayName="タイトル"/>
-        <xsd:element ref="dc:subject" minOccurs="0" maxOccurs="1"/>
-        <xsd:element ref="dc:description" minOccurs="0" maxOccurs="1"/>
-        <xsd:element name="keywords" minOccurs="0" maxOccurs="1" type="xsd:string"/>
-        <xsd:element ref="dc:language" minOccurs="0" maxOccurs="1"/>
-        <xsd:element name="category" minOccurs="0" maxOccurs="1" type="xsd:string"/>
-        <xsd:element name="version" minOccurs="0" maxOccurs="1" type="xsd:string"/>
-        <xsd:element name="revision" minOccurs="0" maxOccurs="1" type="xsd:string">
-          <xsd:annotation>
-            <xsd:documentation>
-                        This value indicates the number of saves or revisions. The application is responsible for updating this value after each revision.
-                    </xsd:documentation>
-          </xsd:annotation>
-        </xsd:element>
-        <xsd:element name="lastModifiedBy" minOccurs="0" maxOccurs="1" type="xsd:string"/>
-        <xsd:element ref="dcterms:modified" minOccurs="0" maxOccurs="1"/>
-        <xsd:element name="contentStatus" minOccurs="0" maxOccurs="1" type="xsd:string"/>
-      </xsd:all>
-    </xsd:complexType>
-  </xsd:schema>
-  <xs:schema xmlns:pc="http://schemas.microsoft.com/office/infopath/2007/PartnerControls" xmlns:xs="http://www.w3.org/2001/XMLSchema" targetNamespace="http://schemas.microsoft.com/office/infopath/2007/PartnerControls" elementFormDefault="qualified" attributeFormDefault="unqualified">
-    <xs:element name="Person">
-      <xs:complexType>
-        <xs:sequence>
-          <xs:element ref="pc:DisplayName" minOccurs="0"/>
-          <xs:element ref="pc:AccountId" minOccurs="0"/>
-          <xs:element ref="pc:AccountType" minOccurs="0"/>
-        </xs:sequence>
-      </xs:complexType>
-    </xs:element>
-    <xs:element name="DisplayName" type="xs:string"/>
-    <xs:element name="AccountId" type="xs:string"/>
-    <xs:element name="AccountType" type="xs:string"/>
-    <xs:element name="BDCAssociatedEntity">
-      <xs:complexType>
-        <xs:sequence>
-          <xs:element ref="pc:BDCEntity" minOccurs="0" maxOccurs="unbounded"/>
-        </xs:sequence>
-        <xs:attribute ref="pc:EntityNamespace"/>
-        <xs:attribute ref="pc:EntityName"/>
-        <xs:attribute ref="pc:SystemInstanceName"/>
-        <xs:attribute ref="pc:AssociationName"/>
-      </xs:complexType>
-    </xs:element>
-    <xs:attribute name="EntityNamespace" type="xs:string"/>
-    <xs:attribute name="EntityName" type="xs:string"/>
-    <xs:attribute name="SystemInstanceName" type="xs:string"/>
-    <xs:attribute name="AssociationName" type="xs:string"/>
-    <xs:element name="BDCEntity">
-      <xs:complexType>
-        <xs:sequence>
-          <xs:element ref="pc:EntityDisplayName" minOccurs="0"/>
-          <xs:element ref="pc:EntityInstanceReference" minOccurs="0"/>
-          <xs:element ref="pc:EntityId1" minOccurs="0"/>
-          <xs:element ref="pc:EntityId2" minOccurs="0"/>
-          <xs:element ref="pc:EntityId3" minOccurs="0"/>
-          <xs:element ref="pc:EntityId4" minOccurs="0"/>
-          <xs:element ref="pc:EntityId5" minOccurs="0"/>
-        </xs:sequence>
-      </xs:complexType>
-    </xs:element>
-    <xs:element name="EntityDisplayName" type="xs:string"/>
-    <xs:element name="EntityInstanceReference" type="xs:string"/>
-    <xs:element name="EntityId1" type="xs:string"/>
-    <xs:element name="EntityId2" type="xs:string"/>
-    <xs:element name="EntityId3" type="xs:string"/>
-    <xs:element name="EntityId4" type="xs:string"/>
-    <xs:element name="EntityId5" type="xs:string"/>
-    <xs:element name="Terms">
-      <xs:complexType>
-        <xs:sequence>
-          <xs:element ref="pc:TermInfo" minOccurs="0" maxOccurs="unbounded"/>
-        </xs:sequence>
-      </xs:complexType>
-    </xs:element>
-    <xs:element name="TermInfo">
-      <xs:complexType>
-        <xs:sequence>
-          <xs:element ref="pc:TermName" minOccurs="0"/>
-          <xs:element ref="pc:TermId" minOccurs="0"/>
-        </xs:sequence>
-      </xs:complexType>
-    </xs:element>
-    <xs:element name="TermName" type="xs:string"/>
-    <xs:element name="TermId" type="xs:string"/>
-  </xs:schema>
-</ct:contentTypeSchema>
-</file>
-
-<file path=customXml\item3.xml><?xml version="1.0" encoding="utf-8"?>
-<?mso-contentType ?>
-<FormTemplates xmlns="http://schemas.microsoft.com/sharepoint/v3/contenttype/forms">
-  <Display>DocumentLibraryForm</Display>
-  <Edit>DocumentLibraryForm</Edit>
-  <New>DocumentLibraryForm</New>
-</FormTemplates>
-</file>
-
-<file path=customXml\item4.xml><?xml version="1.0" encoding="utf-8"?>
-<b:Sources xmlns:b="http://schemas.openxmlformats.org/officeDocument/2006/bibliography" xmlns="http://schemas.openxmlformats.org/officeDocument/2006/bibliography" SelectedStyle="/APASixthEditionOfficeOnline.xsl" StyleName="APA" Version="6"/>
-</file>
-
-<file path=customXml\itemProps1.xml><?xml version="1.0" encoding="utf-8"?>
-<ds:datastoreItem xmlns:ds="http://schemas.openxmlformats.org/officeDocument/2006/customXml" ds:itemID="{D3BCF3CB-61D5-4782-9982-1529DA68D8A5}">
-  <ds:schemaRefs>
-    <ds:schemaRef ds:uri="http://schemas.microsoft.com/office/2006/metadata/properties"/>
-    <ds:schemaRef ds:uri="http://schemas.microsoft.com/office/infopath/2007/PartnerControls"/>
-  </ds:schemaRefs>
-</ds:datastoreItem>
-</file>
-
-<file path=customXml\itemProps2.xml><?xml version="1.0" encoding="utf-8"?>
-<ds:datastoreItem xmlns:ds="http://schemas.openxmlformats.org/officeDocument/2006/customXml" ds:itemID="{00976E19-0F6D-447D-99EA-E239DB62938F}">
-  <ds:schemaRefs>
-    <ds:schemaRef ds:uri="http://schemas.microsoft.com/office/2006/metadata/contentType"/>
-    <ds:schemaRef ds:uri="http://schemas.microsoft.com/office/2006/metadata/properties/metaAttributes"/>
-    <ds:schemaRef ds:uri="http://www.w3.org/2001/XMLSchema"/>
-    <ds:schemaRef ds:uri="http://schemas.microsoft.com/office/2006/metadata/properties"/>
-    <ds:schemaRef ds:uri="927401a0-f477-47ea-a92d-ddff39ed07e6"/>
-    <ds:schemaRef ds:uri="http://schemas.microsoft.com/office/2006/documentManagement/types"/>
-    <ds:schemaRef ds:uri="http://schemas.microsoft.com/office/infopath/2007/PartnerControls"/>
-    <ds:schemaRef ds:uri="http://schemas.openxmlformats.org/package/2006/metadata/core-properties"/>
-    <ds:schemaRef ds:uri="http://purl.org/dc/elements/1.1/"/>
-    <ds:schemaRef ds:uri="http://purl.org/dc/terms/"/>
-    <ds:schemaRef ds:uri="http://schemas.microsoft.com/internal/obd"/>
-  </ds:schemaRefs>
-</ds:datastoreItem>
-</file>
-
-<file path=customXml\itemProps3.xml><?xml version="1.0" encoding="utf-8"?>
-<ds:datastoreItem xmlns:ds="http://schemas.openxmlformats.org/officeDocument/2006/customXml" ds:itemID="{812A22FD-A03A-40FC-8882-33DA0C3EFC8E}">
-  <ds:schemaRefs>
-    <ds:schemaRef ds:uri="http://schemas.microsoft.com/sharepoint/v3/contenttype/forms"/>
-  </ds:schemaRefs>
-</ds:datastoreItem>
-</file>
-
-<file path=customXml\itemProps4.xml><?xml version="1.0" encoding="utf-8"?>
-<ds:datastoreItem xmlns:ds="http://schemas.openxmlformats.org/officeDocument/2006/customXml" ds:itemID="{10C87B47-89E1-434B-B69B-80E10AEF4092}">
-  <ds:schemaRefs>
-    <ds:schemaRef ds:uri="http://schemas.openxmlformats.org/officeDocument/2006/bibliography"/>
-  </ds:schemaRefs>
-</ds:datastoreItem>
-</file>
-
-<file path=docProps\app.xml><?xml version="1.0" encoding="utf-8"?>
-<Properties xmlns="http://schemas.openxmlformats.org/officeDocument/2006/extended-properties" xmlns:vt="http://schemas.openxmlformats.org/officeDocument/2006/docPropsVTypes">
-  <Template>Normal.dotm</Template>
-  <TotalTime>97</TotalTime>
-  <Pages>27</Pages>
-  <Words>2957</Words>
-  <Characters>16856</Characters>
-  <Application>Microsoft Office Word</Application>
-  <DocSecurity>0</DocSecurity>
-  <Lines>140</Lines>
-  <Paragraphs>39</Paragraphs>
-  <ScaleCrop>false</ScaleCrop>
-  <HeadingPairs>
-    <vt:vector size="2" baseType="variant">
-      <vt:variant>
-        <vt:lpstr>タイトル</vt:lpstr>
-      </vt:variant>
-      <vt:variant>
-        <vt:i4>1</vt:i4>
-      </vt:variant>
-    </vt:vector>
-  </HeadingPairs>
-  <TitlesOfParts>
-    <vt:vector size="1" baseType="lpstr">
-      <vt:lpstr>API 設計書現有品調査</vt:lpstr>
-    </vt:vector>
-  </TitlesOfParts>
-  <Company/>
-  <LinksUpToDate>false</LinksUpToDate>
-  <CharactersWithSpaces>19774</CharactersWithSpaces>
-  <SharedDoc>false</SharedDoc>
-  <HyperlinksChanged>false</HyperlinksChanged>
-  <AppVersion>16.0000</AppVersion>
-</Properties>
-</file>
-
-<file path=docProps\core.xml><?xml version="1.0" encoding="utf-8"?>
-<cp:coreProperties xmlns:cp="http://schemas.openxmlformats.org/package/2006/metadata/core-properties" xmlns:dc="http://purl.org/dc/elements/1.1/" xmlns:dcterms="http://purl.org/dc/terms/" xmlns:dcmitype="http://purl.org/dc/dcmitype/" xmlns:xsi="http://www.w3.org/2001/XMLSchema-instance">
-  <dc:title>API設計書　　　　　　　個別部署マスタ</dc:title>
-  <dc:subject>対象システム：医療機器管理システム</dc:subject>
-  <cp:lastModifiedBy>緑 谷口</cp:lastModifiedBy>
-  <cp:revision>53</cp:revision>
-  <dcterms:created xsi:type="dcterms:W3CDTF">2026-03-01T00:24:00Z</dcterms:created>
-  <dcterms:modified xsi:type="dcterms:W3CDTF">2026-03-13T18:13:00Z</dcterms:modified>
-</cp:coreProperties>
-</file>
-
-<file path=docProps\custom.xml><?xml version="1.0" encoding="utf-8"?>
-<Properties xmlns="http://schemas.openxmlformats.org/officeDocument/2006/custom-properties" xmlns:vt="http://schemas.openxmlformats.org/officeDocument/2006/docPropsVTypes">
-  <property fmtid="{D5CDD505-2E9C-101B-9397-08002B2CF9AE}" pid="2" name="ContentTypeId">
-    <vt:lpwstr>0x010100980A9EDA4423B04DB8E0445FEDD7979D</vt:lpwstr>
-  </property>
-</Properties>
-</file>
-
-<file path=word\document.xml><?xml version="1.0" encoding="utf-8"?>
+<file path=word/document.xml><?xml version="1.0" encoding="utf-8"?>
 <w:document xmlns:wpc="http://schemas.microsoft.com/office/word/2010/wordprocessingCanvas" xmlns:cx="http://schemas.microsoft.com/office/drawing/2014/chartex" xmlns:cx1="http://schemas.microsoft.com/office/drawing/2015/9/8/chartex" xmlns:cx2="http://schemas.microsoft.com/office/drawing/2015/10/21/chartex" xmlns:cx3="http://schemas.microsoft.com/office/drawing/2016/5/9/chartex" xmlns:cx4="http://schemas.microsoft.com/office/drawing/2016/5/10/chartex" xmlns:cx5="http://schemas.microsoft.com/office/drawing/2016/5/11/chartex" xmlns:cx6="http://schemas.microsoft.com/office/drawing/2016/5/12/chartex" xmlns:cx7="http://schemas.microsoft.com/office/drawing/2016/5/13/chartex" xmlns:cx8="http://schemas.microsoft.com/office/drawing/2016/5/14/chartex" xmlns:mc="http://schemas.openxmlformats.org/markup-compatibility/2006" xmlns:aink="http://schemas.microsoft.com/office/drawing/2016/ink" xmlns:am3d="http://schemas.microsoft.com/office/drawing/2017/model3d" xmlns:o="urn:schemas-microsoft-com:office:office" xmlns:oel="http://schemas.microsoft.com/office/2019/extlst" xmlns:r="http://schemas.openxmlformats.org/officeDocument/2006/relationships" xmlns:m="http://schemas.openxmlformats.org/officeDocument/2006/math" xmlns:v="urn:schemas-microsoft-com:vml" xmlns:wp14="http://schemas.microsoft.com/office/word/2010/wordprocessingDrawing" xmlns:wp="http://schemas.openxmlformats.org/drawingml/2006/wordprocessingDrawing" xmlns:w10="urn:schemas-microsoft-com:office:word" xmlns:w="http://schemas.openxmlformats.org/wordprocessingml/2006/main" xmlns:w14="http://schemas.microsoft.com/office/word/2010/wordml" xmlns:w15="http://schemas.microsoft.com/office/word/2012/wordml" xmlns:w16cex="http://schemas.microsoft.com/office/word/2018/wordml/cex" xmlns:w16cid="http://schemas.microsoft.com/office/word/2016/wordml/cid" xmlns:w16="http://schemas.microsoft.com/office/word/2018/wordml" xmlns:w16du="http://schemas.microsoft.com/office/word/2023/wordml/word16du" xmlns:w16sdtdh="http://schemas.microsoft.com/office/word/2020/wordml/sdtdatahash" xmlns:w16sdtfl="http://schemas.microsoft.com/office/word/2024/wordml/sdtformatlock" xmlns:w16se="http://schemas.microsoft.com/office/word/2015/wordml/symex" xmlns:wpg="http://schemas.microsoft.com/office/word/2010/wordprocessingGroup" xmlns:wpi="http://schemas.microsoft.com/office/word/2010/wordprocessingInk" xmlns:wne="http://schemas.microsoft.com/office/word/2006/wordml" xmlns:wps="http://schemas.microsoft.com/office/word/2010/wordprocessingShape" mc:Ignorable="w14 w15 w16se w16cid w16 w16cex w16sdtdh w16sdtfl w16du wp14">
   <w:body>
     <w:bookmarkStart w:id="0" w:name="_tad0l5kfozhu" w:colFirst="0" w:colLast="0" w:displacedByCustomXml="next"/>
@@ -396,7 +117,6 @@
                                     <w:dataBinding w:prefixMappings="xmlns:ns0='http://purl.org/dc/elements/1.1/' xmlns:ns1='http://schemas.openxmlformats.org/package/2006/metadata/core-properties' " w:xpath="/ns1:coreProperties[1]/ns0:title[1]" w:storeItemID="{6C3C8BC8-F283-45AE-878A-BAB7291924A1}"/>
                                     <w:text/>
                                   </w:sdtPr>
-                                  <w:sdtEndPr/>
                                   <w:sdtContent>
                                     <w:r>
                                       <w:rPr>
@@ -446,7 +166,6 @@
                                   <w:dataBinding w:prefixMappings="xmlns:ns0='http://purl.org/dc/elements/1.1/' xmlns:ns1='http://schemas.openxmlformats.org/package/2006/metadata/core-properties' " w:xpath="/ns1:coreProperties[1]/ns0:subject[1]" w:storeItemID="{6C3C8BC8-F283-45AE-878A-BAB7291924A1}"/>
                                   <w:text/>
                                 </w:sdtPr>
-                                <w:sdtEndPr/>
                                 <w:sdtContent>
                                   <w:p>
                                     <w:pPr>
@@ -2614,11 +2333,19 @@
         <w:rPr>
           <w:noProof/>
         </w:rPr>
-        <w:t>対象施設候補取得（/hospital-facility-master/facilities）</w:t>
-      </w:r>
-      <w:r>
-        <w:rPr>
-          <w:noProof/>
+        <w:t>対象施設候補取得</w:t>
+      </w:r>
+      <w:r>
+        <w:rPr>
+          <w:noProof/>
+          <w:lang w:val="en-US"/>
+        </w:rPr>
+        <w:t>（/hospital-facility-master/facilities）</w:t>
+      </w:r>
+      <w:r>
+        <w:rPr>
+          <w:noProof/>
+          <w:lang w:val="en-US"/>
         </w:rPr>
         <w:tab/>
       </w:r>
@@ -2631,6 +2358,7 @@
       <w:r>
         <w:rPr>
           <w:noProof/>
+          <w:lang w:val="en-US"/>
         </w:rPr>
         <w:instrText xml:space="preserve"> PAGEREF _Toc224350528 \h </w:instrText>
       </w:r>
@@ -2648,6 +2376,7 @@
       <w:r>
         <w:rPr>
           <w:noProof/>
+          <w:lang w:val="en-US"/>
         </w:rPr>
         <w:t>9</w:t>
       </w:r>
@@ -2994,6 +2723,7 @@
         <w:rPr>
           <w:noProof/>
         </w:rPr>
+        <w:lastRenderedPageBreak/>
         <w:t>レスポンス（200：ShipDepartmentOptionResponse）</w:t>
       </w:r>
       <w:r>
@@ -3439,7 +3169,6 @@
         <w:rPr>
           <w:noProof/>
         </w:rPr>
-        <w:lastRenderedPageBreak/>
         <w:t>リクエストパラメータ</w:t>
       </w:r>
       <w:r>
@@ -4838,6 +4567,7 @@
         <w:rPr>
           <w:noProof/>
         </w:rPr>
+        <w:lastRenderedPageBreak/>
         <w:t>個別部署マスタ更新（/hospital-facility-master/facility-locations/{facilityLocationId}）</w:t>
       </w:r>
       <w:r>
@@ -5605,7 +5335,6 @@
         <w:rPr>
           <w:noProof/>
         </w:rPr>
-        <w:lastRenderedPageBreak/>
         <w:t>未確定事項</w:t>
       </w:r>
       <w:r>
@@ -5915,18 +5644,33 @@
     <w:p>
       <w:pPr>
         <w:pStyle w:val="10"/>
+      </w:pPr>
+      <w:r>
+        <w:fldChar w:fldCharType="end"/>
+      </w:r>
+      <w:bookmarkStart w:id="1" w:name="_Toc224350508"/>
+    </w:p>
+    <w:p>
+      <w:pPr>
+        <w:rPr>
+          <w:b/>
+          <w:sz w:val="40"/>
+          <w:szCs w:val="40"/>
+        </w:rPr>
+      </w:pPr>
+      <w:r>
+        <w:br w:type="page"/>
+      </w:r>
+    </w:p>
+    <w:p>
+      <w:pPr>
+        <w:pStyle w:val="10"/>
+      </w:pPr>
+      <w:r>
         <w:rPr>
           <w:rFonts w:hint="eastAsia"/>
         </w:rPr>
-      </w:pPr>
-      <w:r>
-        <w:fldChar w:fldCharType="end"/>
-      </w:r>
-      <w:bookmarkStart w:id="1" w:name="_Toc224350508"/>
-      <w:r>
-        <w:rPr>
-          <w:rFonts w:hint="eastAsia"/>
-        </w:rPr>
+        <w:lastRenderedPageBreak/>
         <w:t>第1章 概要</w:t>
       </w:r>
       <w:bookmarkEnd w:id="1"/>
@@ -5934,9 +5678,6 @@
     <w:p>
       <w:pPr>
         <w:pStyle w:val="2"/>
-        <w:rPr>
-          <w:rFonts w:hint="eastAsia"/>
-        </w:rPr>
       </w:pPr>
       <w:bookmarkStart w:id="2" w:name="_Toc224350509"/>
       <w:r>
@@ -5948,11 +5689,6 @@
       <w:bookmarkEnd w:id="2"/>
     </w:p>
     <w:p>
-      <w:pPr>
-        <w:rPr>
-          <w:rFonts w:hint="eastAsia"/>
-        </w:rPr>
-      </w:pPr>
       <w:r>
         <w:rPr>
           <w:rFonts w:hint="eastAsia"/>
@@ -5961,11 +5697,6 @@
       </w:r>
     </w:p>
     <w:p>
-      <w:pPr>
-        <w:rPr>
-          <w:rFonts w:hint="eastAsia"/>
-        </w:rPr>
-      </w:pPr>
       <w:r>
         <w:rPr>
           <w:rFonts w:hint="eastAsia"/>
@@ -5981,9 +5712,6 @@
           <w:numId w:val="120"/>
         </w:numPr>
         <w:ind w:leftChars="0"/>
-        <w:rPr>
-          <w:rFonts w:hint="eastAsia"/>
-        </w:rPr>
       </w:pPr>
       <w:r>
         <w:rPr>
@@ -6000,9 +5728,6 @@
           <w:numId w:val="120"/>
         </w:numPr>
         <w:ind w:leftChars="0"/>
-        <w:rPr>
-          <w:rFonts w:hint="eastAsia"/>
-        </w:rPr>
       </w:pPr>
       <w:r>
         <w:rPr>
@@ -6019,9 +5744,6 @@
           <w:numId w:val="120"/>
         </w:numPr>
         <w:ind w:leftChars="0"/>
-        <w:rPr>
-          <w:rFonts w:hint="eastAsia"/>
-        </w:rPr>
       </w:pPr>
       <w:r>
         <w:rPr>
@@ -6038,9 +5760,6 @@
           <w:numId w:val="120"/>
         </w:numPr>
         <w:ind w:leftChars="0"/>
-        <w:rPr>
-          <w:rFonts w:hint="eastAsia"/>
-        </w:rPr>
       </w:pPr>
       <w:r>
         <w:rPr>
@@ -6052,9 +5771,6 @@
     <w:p>
       <w:pPr>
         <w:pStyle w:val="2"/>
-        <w:rPr>
-          <w:rFonts w:hint="eastAsia"/>
-        </w:rPr>
       </w:pPr>
       <w:bookmarkStart w:id="3" w:name="_Toc224350510"/>
       <w:r>
@@ -6066,11 +5782,6 @@
       <w:bookmarkEnd w:id="3"/>
     </w:p>
     <w:p>
-      <w:pPr>
-        <w:rPr>
-          <w:rFonts w:hint="eastAsia"/>
-        </w:rPr>
-      </w:pPr>
       <w:r>
         <w:rPr>
           <w:rFonts w:hint="eastAsia"/>
@@ -6079,11 +5790,6 @@
       </w:r>
     </w:p>
     <w:p>
-      <w:pPr>
-        <w:rPr>
-          <w:rFonts w:hint="eastAsia"/>
-        </w:rPr>
-      </w:pPr>
       <w:r>
         <w:rPr>
           <w:rFonts w:hint="eastAsia"/>
@@ -6094,9 +5800,6 @@
     <w:p>
       <w:pPr>
         <w:pStyle w:val="2"/>
-        <w:rPr>
-          <w:rFonts w:hint="eastAsia"/>
-        </w:rPr>
       </w:pPr>
       <w:bookmarkStart w:id="4" w:name="_Toc224350511"/>
       <w:r>
@@ -6284,9 +5987,6 @@
     <w:p>
       <w:pPr>
         <w:pStyle w:val="2"/>
-        <w:rPr>
-          <w:rFonts w:hint="eastAsia"/>
-        </w:rPr>
       </w:pPr>
       <w:bookmarkStart w:id="5" w:name="_Toc224350512"/>
       <w:r>
@@ -6440,13 +6140,9 @@
         </w:tc>
       </w:tr>
     </w:tbl>
-    <w:p/>
     <w:p>
       <w:pPr>
         <w:pStyle w:val="10"/>
-        <w:rPr>
-          <w:rFonts w:hint="eastAsia"/>
-        </w:rPr>
       </w:pPr>
       <w:bookmarkStart w:id="6" w:name="_Toc224350513"/>
       <w:r>
@@ -6460,9 +6156,6 @@
     <w:p>
       <w:pPr>
         <w:pStyle w:val="2"/>
-        <w:rPr>
-          <w:rFonts w:hint="eastAsia"/>
-        </w:rPr>
       </w:pPr>
       <w:bookmarkStart w:id="7" w:name="_Toc224350514"/>
       <w:r>
@@ -6474,11 +6167,6 @@
       <w:bookmarkEnd w:id="7"/>
     </w:p>
     <w:p>
-      <w:pPr>
-        <w:rPr>
-          <w:rFonts w:hint="eastAsia"/>
-        </w:rPr>
-      </w:pPr>
       <w:r>
         <w:rPr>
           <w:rFonts w:hint="eastAsia"/>
@@ -6487,11 +6175,6 @@
       </w:r>
     </w:p>
     <w:p>
-      <w:pPr>
-        <w:rPr>
-          <w:rFonts w:hint="eastAsia"/>
-        </w:rPr>
-      </w:pPr>
       <w:r>
         <w:rPr>
           <w:rFonts w:hint="eastAsia"/>
@@ -6502,9 +6185,6 @@
     <w:p>
       <w:pPr>
         <w:pStyle w:val="2"/>
-        <w:rPr>
-          <w:rFonts w:hint="eastAsia"/>
-        </w:rPr>
       </w:pPr>
       <w:bookmarkStart w:id="8" w:name="_Toc224350515"/>
       <w:r>
@@ -6516,11 +6196,6 @@
       <w:bookmarkEnd w:id="8"/>
     </w:p>
     <w:p>
-      <w:pPr>
-        <w:rPr>
-          <w:rFonts w:hint="eastAsia"/>
-        </w:rPr>
-      </w:pPr>
       <w:r>
         <w:rPr>
           <w:rFonts w:hint="eastAsia"/>
@@ -6529,11 +6204,6 @@
       </w:r>
     </w:p>
     <w:p>
-      <w:pPr>
-        <w:rPr>
-          <w:rFonts w:hint="eastAsia"/>
-        </w:rPr>
-      </w:pPr>
       <w:r>
         <w:rPr>
           <w:rFonts w:hint="eastAsia"/>
@@ -6542,11 +6212,6 @@
       </w:r>
     </w:p>
     <w:p>
-      <w:pPr>
-        <w:rPr>
-          <w:rFonts w:hint="eastAsia"/>
-        </w:rPr>
-      </w:pPr>
       <w:r>
         <w:rPr>
           <w:rFonts w:hint="eastAsia"/>
@@ -6555,11 +6220,6 @@
       </w:r>
     </w:p>
     <w:p>
-      <w:pPr>
-        <w:rPr>
-          <w:rFonts w:hint="eastAsia"/>
-        </w:rPr>
-      </w:pPr>
       <w:r>
         <w:rPr>
           <w:rFonts w:hint="eastAsia"/>
@@ -6568,11 +6228,6 @@
       </w:r>
     </w:p>
     <w:p>
-      <w:pPr>
-        <w:rPr>
-          <w:rFonts w:hint="eastAsia"/>
-        </w:rPr>
-      </w:pPr>
       <w:r>
         <w:rPr>
           <w:rFonts w:hint="eastAsia"/>
@@ -6581,11 +6236,6 @@
       </w:r>
     </w:p>
     <w:p>
-      <w:pPr>
-        <w:rPr>
-          <w:rFonts w:hint="eastAsia"/>
-        </w:rPr>
-      </w:pPr>
       <w:r>
         <w:rPr>
           <w:rFonts w:hint="eastAsia"/>
@@ -6596,9 +6246,6 @@
     <w:p>
       <w:pPr>
         <w:pStyle w:val="2"/>
-        <w:rPr>
-          <w:rFonts w:hint="eastAsia"/>
-        </w:rPr>
       </w:pPr>
       <w:bookmarkStart w:id="9" w:name="_Toc224350516"/>
       <w:r>
@@ -6825,7 +6472,15 @@
             <w:tcW w:w="1667" w:type="pct"/>
           </w:tcPr>
           <w:p>
-            <w:r>
+            <w:pPr>
+              <w:rPr>
+                <w:lang w:val="en-US"/>
+              </w:rPr>
+            </w:pPr>
+            <w:r>
+              <w:rPr>
+                <w:lang w:val="en-US"/>
+              </w:rPr>
               <w:t>facility_location_id, facility_id, division_id, department_id, room_id, building, floor, department_name, section_name, room_name, ship_department_id, ship_room_category_id, deleted_at</w:t>
             </w:r>
           </w:p>
@@ -6860,20 +6515,24 @@
             <w:tcW w:w="1667" w:type="pct"/>
           </w:tcPr>
           <w:p>
-            <w:r>
+            <w:pPr>
+              <w:rPr>
+                <w:lang w:val="en-US"/>
+              </w:rPr>
+            </w:pPr>
+            <w:r>
+              <w:rPr>
+                <w:lang w:val="en-US"/>
+              </w:rPr>
               <w:t>facility_location_id, target_ship_department_id, target_ship_room_category_id, target_building, target_floor, target_department_name, target_section_name, target_room_name, target_room_count, deleted_at</w:t>
             </w:r>
           </w:p>
         </w:tc>
       </w:tr>
     </w:tbl>
-    <w:p/>
     <w:p>
       <w:pPr>
         <w:pStyle w:val="10"/>
-        <w:rPr>
-          <w:rFonts w:hint="eastAsia"/>
-        </w:rPr>
       </w:pPr>
       <w:bookmarkStart w:id="10" w:name="_Toc224350517"/>
       <w:r>
@@ -6887,9 +6546,6 @@
     <w:p>
       <w:pPr>
         <w:pStyle w:val="2"/>
-        <w:rPr>
-          <w:rFonts w:hint="eastAsia"/>
-        </w:rPr>
       </w:pPr>
       <w:bookmarkStart w:id="11" w:name="_Toc224350518"/>
       <w:r>
@@ -6908,9 +6564,6 @@
           <w:numId w:val="121"/>
         </w:numPr>
         <w:ind w:leftChars="0"/>
-        <w:rPr>
-          <w:rFonts w:hint="eastAsia"/>
-        </w:rPr>
       </w:pPr>
       <w:r>
         <w:rPr>
@@ -6927,9 +6580,6 @@
           <w:numId w:val="121"/>
         </w:numPr>
         <w:ind w:leftChars="0"/>
-        <w:rPr>
-          <w:rFonts w:hint="eastAsia"/>
-        </w:rPr>
       </w:pPr>
       <w:r>
         <w:rPr>
@@ -6946,9 +6596,6 @@
           <w:numId w:val="121"/>
         </w:numPr>
         <w:ind w:leftChars="0"/>
-        <w:rPr>
-          <w:rFonts w:hint="eastAsia"/>
-        </w:rPr>
       </w:pPr>
       <w:r>
         <w:rPr>
@@ -6965,9 +6612,6 @@
           <w:numId w:val="121"/>
         </w:numPr>
         <w:ind w:leftChars="0"/>
-        <w:rPr>
-          <w:rFonts w:hint="eastAsia"/>
-        </w:rPr>
       </w:pPr>
       <w:r>
         <w:rPr>
@@ -6984,9 +6628,6 @@
           <w:numId w:val="121"/>
         </w:numPr>
         <w:ind w:leftChars="0"/>
-        <w:rPr>
-          <w:rFonts w:hint="eastAsia"/>
-        </w:rPr>
       </w:pPr>
       <w:r>
         <w:rPr>
@@ -7003,9 +6644,6 @@
           <w:numId w:val="121"/>
         </w:numPr>
         <w:ind w:leftChars="0"/>
-        <w:rPr>
-          <w:rFonts w:hint="eastAsia"/>
-        </w:rPr>
       </w:pPr>
       <w:r>
         <w:rPr>
@@ -7017,9 +6655,6 @@
     <w:p>
       <w:pPr>
         <w:pStyle w:val="2"/>
-        <w:rPr>
-          <w:rFonts w:hint="eastAsia"/>
-        </w:rPr>
       </w:pPr>
       <w:bookmarkStart w:id="12" w:name="_Toc224350519"/>
       <w:r>
@@ -7031,11 +6666,6 @@
       <w:bookmarkEnd w:id="12"/>
     </w:p>
     <w:p>
-      <w:pPr>
-        <w:rPr>
-          <w:rFonts w:hint="eastAsia"/>
-        </w:rPr>
-      </w:pPr>
       <w:r>
         <w:rPr>
           <w:rFonts w:hint="eastAsia"/>
@@ -7046,9 +6676,6 @@
     <w:p>
       <w:pPr>
         <w:pStyle w:val="2"/>
-        <w:rPr>
-          <w:rFonts w:hint="eastAsia"/>
-        </w:rPr>
       </w:pPr>
       <w:bookmarkStart w:id="13" w:name="_Toc224350520"/>
       <w:r>
@@ -7061,11 +6688,6 @@
       <w:bookmarkEnd w:id="13"/>
     </w:p>
     <w:p>
-      <w:pPr>
-        <w:rPr>
-          <w:rFonts w:hint="eastAsia"/>
-        </w:rPr>
-      </w:pPr>
       <w:r>
         <w:rPr>
           <w:rFonts w:hint="eastAsia"/>
@@ -7278,13 +6900,9 @@
         </w:tc>
       </w:tr>
     </w:tbl>
-    <w:p/>
     <w:p>
       <w:pPr>
         <w:pStyle w:val="2"/>
-        <w:rPr>
-          <w:rFonts w:hint="eastAsia"/>
-        </w:rPr>
       </w:pPr>
       <w:bookmarkStart w:id="14" w:name="_Toc224350521"/>
       <w:r>
@@ -7303,9 +6921,6 @@
           <w:numId w:val="122"/>
         </w:numPr>
         <w:ind w:leftChars="0"/>
-        <w:rPr>
-          <w:rFonts w:hint="eastAsia"/>
-        </w:rPr>
       </w:pPr>
       <w:r>
         <w:rPr>
@@ -7322,9 +6937,6 @@
           <w:numId w:val="122"/>
         </w:numPr>
         <w:ind w:leftChars="0"/>
-        <w:rPr>
-          <w:rFonts w:hint="eastAsia"/>
-        </w:rPr>
       </w:pPr>
       <w:r>
         <w:rPr>
@@ -7341,9 +6953,6 @@
           <w:numId w:val="122"/>
         </w:numPr>
         <w:ind w:leftChars="0"/>
-        <w:rPr>
-          <w:rFonts w:hint="eastAsia"/>
-        </w:rPr>
       </w:pPr>
       <w:r>
         <w:rPr>
@@ -7355,9 +6964,6 @@
     <w:p>
       <w:pPr>
         <w:pStyle w:val="2"/>
-        <w:rPr>
-          <w:rFonts w:hint="eastAsia"/>
-        </w:rPr>
       </w:pPr>
       <w:bookmarkStart w:id="15" w:name="_Toc224350522"/>
       <w:r>
@@ -7376,9 +6982,6 @@
           <w:numId w:val="123"/>
         </w:numPr>
         <w:ind w:leftChars="0"/>
-        <w:rPr>
-          <w:rFonts w:hint="eastAsia"/>
-        </w:rPr>
       </w:pPr>
       <w:r>
         <w:rPr>
@@ -7395,9 +6998,6 @@
           <w:numId w:val="123"/>
         </w:numPr>
         <w:ind w:leftChars="0"/>
-        <w:rPr>
-          <w:rFonts w:hint="eastAsia"/>
-        </w:rPr>
       </w:pPr>
       <w:r>
         <w:rPr>
@@ -7414,9 +7014,6 @@
           <w:numId w:val="123"/>
         </w:numPr>
         <w:ind w:leftChars="0"/>
-        <w:rPr>
-          <w:rFonts w:hint="eastAsia"/>
-        </w:rPr>
       </w:pPr>
       <w:r>
         <w:rPr>
@@ -7433,9 +7030,6 @@
           <w:numId w:val="123"/>
         </w:numPr>
         <w:ind w:leftChars="0"/>
-        <w:rPr>
-          <w:rFonts w:hint="eastAsia"/>
-        </w:rPr>
       </w:pPr>
       <w:r>
         <w:rPr>
@@ -7447,9 +7041,6 @@
     <w:p>
       <w:pPr>
         <w:pStyle w:val="2"/>
-        <w:rPr>
-          <w:rFonts w:hint="eastAsia"/>
-        </w:rPr>
       </w:pPr>
       <w:bookmarkStart w:id="16" w:name="_Toc224350523"/>
       <w:r>
@@ -7463,9 +7054,6 @@
     <w:p>
       <w:pPr>
         <w:pStyle w:val="3"/>
-        <w:rPr>
-          <w:rFonts w:hint="eastAsia"/>
-        </w:rPr>
       </w:pPr>
       <w:bookmarkStart w:id="17" w:name="_Toc224350524"/>
       <w:r>
@@ -7718,9 +7306,6 @@
     <w:p>
       <w:pPr>
         <w:pStyle w:val="10"/>
-        <w:rPr>
-          <w:rFonts w:hint="eastAsia"/>
-        </w:rPr>
       </w:pPr>
       <w:bookmarkStart w:id="18" w:name="_Toc224350525"/>
       <w:r>
@@ -7735,9 +7320,6 @@
     <w:p>
       <w:pPr>
         <w:pStyle w:val="2"/>
-        <w:rPr>
-          <w:rFonts w:hint="eastAsia"/>
-        </w:rPr>
       </w:pPr>
       <w:bookmarkStart w:id="19" w:name="_Toc224350526"/>
       <w:r>
@@ -7959,7 +7541,15 @@
             <w:tcW w:w="1000" w:type="pct"/>
           </w:tcPr>
           <w:p>
-            <w:r>
+            <w:pPr>
+              <w:rPr>
+                <w:lang w:val="en-US"/>
+              </w:rPr>
+            </w:pPr>
+            <w:r>
+              <w:rPr>
+                <w:lang w:val="en-US"/>
+              </w:rPr>
               <w:t>/hospital-facility-master/ship-departments</w:t>
             </w:r>
           </w:p>
@@ -8020,7 +7610,15 @@
             <w:tcW w:w="1000" w:type="pct"/>
           </w:tcPr>
           <w:p>
-            <w:r>
+            <w:pPr>
+              <w:rPr>
+                <w:lang w:val="en-US"/>
+              </w:rPr>
+            </w:pPr>
+            <w:r>
+              <w:rPr>
+                <w:lang w:val="en-US"/>
+              </w:rPr>
               <w:t>/hospital-facility-master/ship-room-categories</w:t>
             </w:r>
           </w:p>
@@ -8081,7 +7679,15 @@
             <w:tcW w:w="1000" w:type="pct"/>
           </w:tcPr>
           <w:p>
-            <w:r>
+            <w:pPr>
+              <w:rPr>
+                <w:lang w:val="en-US"/>
+              </w:rPr>
+            </w:pPr>
+            <w:r>
+              <w:rPr>
+                <w:lang w:val="en-US"/>
+              </w:rPr>
               <w:t>/hospital-facility-master/facility-locations</w:t>
             </w:r>
           </w:p>
@@ -8142,7 +7748,15 @@
             <w:tcW w:w="1000" w:type="pct"/>
           </w:tcPr>
           <w:p>
-            <w:r>
+            <w:pPr>
+              <w:rPr>
+                <w:lang w:val="en-US"/>
+              </w:rPr>
+            </w:pPr>
+            <w:r>
+              <w:rPr>
+                <w:lang w:val="en-US"/>
+              </w:rPr>
               <w:t>/hospital-facility-master/facility-locations/export</w:t>
             </w:r>
           </w:p>
@@ -8203,7 +7817,15 @@
             <w:tcW w:w="1000" w:type="pct"/>
           </w:tcPr>
           <w:p>
-            <w:r>
+            <w:pPr>
+              <w:rPr>
+                <w:lang w:val="en-US"/>
+              </w:rPr>
+            </w:pPr>
+            <w:r>
+              <w:rPr>
+                <w:lang w:val="en-US"/>
+              </w:rPr>
               <w:t>/hospital-facility-master/facility-locations/template</w:t>
             </w:r>
           </w:p>
@@ -8264,7 +7886,15 @@
             <w:tcW w:w="1000" w:type="pct"/>
           </w:tcPr>
           <w:p>
-            <w:r>
+            <w:pPr>
+              <w:rPr>
+                <w:lang w:val="en-US"/>
+              </w:rPr>
+            </w:pPr>
+            <w:r>
+              <w:rPr>
+                <w:lang w:val="en-US"/>
+              </w:rPr>
               <w:t>/hospital-facility-master/facility-locations/import-preview</w:t>
             </w:r>
           </w:p>
@@ -8325,7 +7955,15 @@
             <w:tcW w:w="1000" w:type="pct"/>
           </w:tcPr>
           <w:p>
-            <w:r>
+            <w:pPr>
+              <w:rPr>
+                <w:lang w:val="en-US"/>
+              </w:rPr>
+            </w:pPr>
+            <w:r>
+              <w:rPr>
+                <w:lang w:val="en-US"/>
+              </w:rPr>
               <w:t>/hospital-facility-master/facility-locations/import</w:t>
             </w:r>
           </w:p>
@@ -8387,7 +8025,15 @@
             <w:tcW w:w="1000" w:type="pct"/>
           </w:tcPr>
           <w:p>
-            <w:r>
+            <w:pPr>
+              <w:rPr>
+                <w:lang w:val="en-US"/>
+              </w:rPr>
+            </w:pPr>
+            <w:r>
+              <w:rPr>
+                <w:lang w:val="en-US"/>
+              </w:rPr>
               <w:t>/hospital-facility-master/facility-locations</w:t>
             </w:r>
           </w:p>
@@ -8448,7 +8094,15 @@
             <w:tcW w:w="1000" w:type="pct"/>
           </w:tcPr>
           <w:p>
-            <w:r>
+            <w:pPr>
+              <w:rPr>
+                <w:lang w:val="en-US"/>
+              </w:rPr>
+            </w:pPr>
+            <w:r>
+              <w:rPr>
+                <w:lang w:val="en-US"/>
+              </w:rPr>
               <w:t>/hospital-facility-master/facility-locations/{facilityLocationId}</w:t>
             </w:r>
           </w:p>
@@ -8509,7 +8163,15 @@
             <w:tcW w:w="1000" w:type="pct"/>
           </w:tcPr>
           <w:p>
-            <w:r>
+            <w:pPr>
+              <w:rPr>
+                <w:lang w:val="en-US"/>
+              </w:rPr>
+            </w:pPr>
+            <w:r>
+              <w:rPr>
+                <w:lang w:val="en-US"/>
+              </w:rPr>
               <w:t>/hospital-facility-master/facility-locations/{facilityLocationId}</w:t>
             </w:r>
           </w:p>
@@ -8542,13 +8204,9 @@
         </w:tc>
       </w:tr>
     </w:tbl>
-    <w:p/>
     <w:p>
       <w:pPr>
         <w:pStyle w:val="10"/>
-        <w:rPr>
-          <w:rFonts w:hint="eastAsia"/>
-        </w:rPr>
       </w:pPr>
       <w:bookmarkStart w:id="20" w:name="_Toc224350527"/>
       <w:r>
@@ -8563,24 +8221,26 @@
       <w:pPr>
         <w:pStyle w:val="2"/>
         <w:rPr>
+          <w:lang w:val="en-US"/>
+        </w:rPr>
+      </w:pPr>
+      <w:bookmarkStart w:id="21" w:name="_Toc224350528"/>
+      <w:r>
+        <w:rPr>
           <w:rFonts w:hint="eastAsia"/>
         </w:rPr>
-      </w:pPr>
-      <w:bookmarkStart w:id="21" w:name="_Toc224350528"/>
+        <w:t>対象施設候補取得</w:t>
+      </w:r>
       <w:r>
         <w:rPr>
           <w:rFonts w:hint="eastAsia"/>
-        </w:rPr>
-        <w:t>対象施設候補取得（/hospital-facility-master/facilities）</w:t>
+          <w:lang w:val="en-US"/>
+        </w:rPr>
+        <w:t>（/hospital-facility-master/facilities）</w:t>
       </w:r>
       <w:bookmarkEnd w:id="21"/>
     </w:p>
     <w:p>
-      <w:pPr>
-        <w:rPr>
-          <w:rFonts w:hint="eastAsia"/>
-        </w:rPr>
-      </w:pPr>
       <w:r>
         <w:rPr>
           <w:rFonts w:hint="eastAsia"/>
@@ -8591,9 +8251,6 @@
     <w:p>
       <w:pPr>
         <w:pStyle w:val="4"/>
-        <w:rPr>
-          <w:rFonts w:hint="eastAsia"/>
-        </w:rPr>
       </w:pPr>
       <w:r>
         <w:rPr>
@@ -8613,11 +8270,6 @@
       </w:r>
     </w:p>
     <w:p>
-      <w:pPr>
-        <w:rPr>
-          <w:rFonts w:hint="eastAsia"/>
-        </w:rPr>
-      </w:pPr>
       <w:r>
         <w:rPr>
           <w:rFonts w:hint="eastAsia"/>
@@ -8628,9 +8280,6 @@
     <w:p>
       <w:pPr>
         <w:pStyle w:val="3"/>
-        <w:rPr>
-          <w:rFonts w:hint="eastAsia"/>
-        </w:rPr>
       </w:pPr>
       <w:bookmarkStart w:id="22" w:name="_Toc224350529"/>
       <w:r>
@@ -8823,9 +8472,6 @@
     <w:p>
       <w:pPr>
         <w:pStyle w:val="4"/>
-        <w:rPr>
-          <w:rFonts w:hint="eastAsia"/>
-        </w:rPr>
       </w:pPr>
       <w:r>
         <w:rPr>
@@ -8835,11 +8481,6 @@
       </w:r>
     </w:p>
     <w:p>
-      <w:pPr>
-        <w:rPr>
-          <w:rFonts w:hint="eastAsia"/>
-        </w:rPr>
-      </w:pPr>
       <w:r>
         <w:rPr>
           <w:rFonts w:hint="eastAsia"/>
@@ -8850,23 +8491,16 @@
     <w:p>
       <w:pPr>
         <w:pStyle w:val="4"/>
+      </w:pPr>
+      <w:r>
         <w:rPr>
           <w:rFonts w:hint="eastAsia"/>
         </w:rPr>
-      </w:pPr>
-      <w:r>
-        <w:rPr>
-          <w:rFonts w:hint="eastAsia"/>
-        </w:rPr>
+        <w:lastRenderedPageBreak/>
         <w:t>処理仕様</w:t>
       </w:r>
     </w:p>
     <w:p>
-      <w:pPr>
-        <w:rPr>
-          <w:rFonts w:hint="eastAsia"/>
-        </w:rPr>
-      </w:pPr>
       <w:r>
         <w:rPr>
           <w:rFonts w:hint="eastAsia"/>
@@ -8875,11 +8509,6 @@
       </w:r>
     </w:p>
     <w:p>
-      <w:pPr>
-        <w:rPr>
-          <w:rFonts w:hint="eastAsia"/>
-        </w:rPr>
-      </w:pPr>
       <w:r>
         <w:rPr>
           <w:rFonts w:hint="eastAsia"/>
@@ -8890,16 +8519,12 @@
     <w:p>
       <w:pPr>
         <w:pStyle w:val="3"/>
+      </w:pPr>
+      <w:bookmarkStart w:id="23" w:name="_Toc224350530"/>
+      <w:r>
         <w:rPr>
           <w:rFonts w:hint="eastAsia"/>
         </w:rPr>
-      </w:pPr>
-      <w:bookmarkStart w:id="23" w:name="_Toc224350530"/>
-      <w:r>
-        <w:rPr>
-          <w:rFonts w:hint="eastAsia"/>
-        </w:rPr>
-        <w:lastRenderedPageBreak/>
         <w:t>レスポンス（200：FacilityOptionResponse）</w:t>
       </w:r>
       <w:bookmarkEnd w:id="23"/>
@@ -9049,6 +8674,13 @@
               <w:t>返却件数</w:t>
             </w:r>
           </w:p>
+          <w:p>
+            <w:pPr>
+              <w:rPr>
+                <w:rFonts w:hint="eastAsia"/>
+              </w:rPr>
+            </w:pPr>
+          </w:p>
         </w:tc>
       </w:tr>
       <w:tr>
@@ -9094,22 +8726,42 @@
               <w:t>施設候補一覧</w:t>
             </w:r>
           </w:p>
+          <w:p>
+            <w:pPr>
+              <w:rPr>
+                <w:rFonts w:hint="eastAsia"/>
+              </w:rPr>
+            </w:pPr>
+          </w:p>
         </w:tc>
       </w:tr>
     </w:tbl>
-    <w:p/>
     <w:p>
       <w:pPr>
         <w:pStyle w:val="4"/>
         <w:rPr>
+          <w:lang w:val="en-US"/>
+        </w:rPr>
+      </w:pPr>
+      <w:r>
+        <w:rPr>
           <w:rFonts w:hint="eastAsia"/>
-        </w:rPr>
-      </w:pPr>
+          <w:lang w:val="en-US"/>
+        </w:rPr>
+        <w:t>items</w:t>
+      </w:r>
       <w:r>
         <w:rPr>
           <w:rFonts w:hint="eastAsia"/>
         </w:rPr>
-        <w:t>items要素（FacilityOption）</w:t>
+        <w:t>要素</w:t>
+      </w:r>
+      <w:r>
+        <w:rPr>
+          <w:rFonts w:hint="eastAsia"/>
+          <w:lang w:val="en-US"/>
+        </w:rPr>
+        <w:t>（FacilityOption）</w:t>
       </w:r>
     </w:p>
     <w:tbl>
@@ -9305,13 +8957,9 @@
         </w:tc>
       </w:tr>
     </w:tbl>
-    <w:p/>
     <w:p>
       <w:pPr>
         <w:pStyle w:val="3"/>
-        <w:rPr>
-          <w:rFonts w:hint="eastAsia"/>
-        </w:rPr>
       </w:pPr>
       <w:bookmarkStart w:id="24" w:name="_Toc224350531"/>
       <w:r>
@@ -9543,29 +9191,43 @@
         </w:tc>
       </w:tr>
     </w:tbl>
-    <w:p/>
     <w:p>
       <w:pPr>
         <w:pStyle w:val="2"/>
         <w:rPr>
+          <w:lang w:val="en-US"/>
+        </w:rPr>
+      </w:pPr>
+      <w:bookmarkStart w:id="25" w:name="_Toc224350532"/>
+      <w:r>
+        <w:rPr>
           <w:rFonts w:hint="eastAsia"/>
-        </w:rPr>
-      </w:pPr>
-      <w:bookmarkStart w:id="25" w:name="_Toc224350532"/>
+          <w:lang w:val="en-US"/>
+        </w:rPr>
+        <w:t>SHIP</w:t>
+      </w:r>
       <w:r>
         <w:rPr>
           <w:rFonts w:hint="eastAsia"/>
         </w:rPr>
-        <w:t>SHIP部署候補取得（/hospital-facility-master/ship-departments）</w:t>
+        <w:t>部署候補取得</w:t>
+      </w:r>
+      <w:r>
+        <w:rPr>
+          <w:lang w:val="en-US"/>
+        </w:rPr>
+        <w:br/>
+      </w:r>
+      <w:r>
+        <w:rPr>
+          <w:rFonts w:hint="eastAsia"/>
+          <w:lang w:val="en-US"/>
+        </w:rPr>
+        <w:t>（/hospital-facility-master/ship-departments）</w:t>
       </w:r>
       <w:bookmarkEnd w:id="25"/>
     </w:p>
     <w:p>
-      <w:pPr>
-        <w:rPr>
-          <w:rFonts w:hint="eastAsia"/>
-        </w:rPr>
-      </w:pPr>
       <w:r>
         <w:rPr>
           <w:rFonts w:hint="eastAsia"/>
@@ -9576,9 +9238,6 @@
     <w:p>
       <w:pPr>
         <w:pStyle w:val="4"/>
-        <w:rPr>
-          <w:rFonts w:hint="eastAsia"/>
-        </w:rPr>
       </w:pPr>
       <w:r>
         <w:rPr>
@@ -9598,11 +9257,6 @@
       </w:r>
     </w:p>
     <w:p>
-      <w:pPr>
-        <w:rPr>
-          <w:rFonts w:hint="eastAsia"/>
-        </w:rPr>
-      </w:pPr>
       <w:r>
         <w:rPr>
           <w:rFonts w:hint="eastAsia"/>
@@ -9613,15 +9267,13 @@
     <w:p>
       <w:pPr>
         <w:pStyle w:val="3"/>
+      </w:pPr>
+      <w:bookmarkStart w:id="26" w:name="_Toc224350533"/>
+      <w:r>
         <w:rPr>
           <w:rFonts w:hint="eastAsia"/>
         </w:rPr>
-      </w:pPr>
-      <w:bookmarkStart w:id="26" w:name="_Toc224350533"/>
-      <w:r>
-        <w:rPr>
-          <w:rFonts w:hint="eastAsia"/>
-        </w:rPr>
+        <w:lastRenderedPageBreak/>
         <w:t>リクエストパラメータ</w:t>
       </w:r>
       <w:bookmarkEnd w:id="26"/>
@@ -9859,28 +9511,18 @@
         </w:tc>
       </w:tr>
     </w:tbl>
-    <w:p/>
     <w:p>
       <w:pPr>
         <w:pStyle w:val="4"/>
+      </w:pPr>
+      <w:r>
         <w:rPr>
           <w:rFonts w:hint="eastAsia"/>
         </w:rPr>
-      </w:pPr>
-      <w:r>
-        <w:rPr>
-          <w:rFonts w:hint="eastAsia"/>
-        </w:rPr>
-        <w:lastRenderedPageBreak/>
         <w:t>権限チェック</w:t>
       </w:r>
     </w:p>
     <w:p>
-      <w:pPr>
-        <w:rPr>
-          <w:rFonts w:hint="eastAsia"/>
-        </w:rPr>
-      </w:pPr>
       <w:r>
         <w:rPr>
           <w:rFonts w:hint="eastAsia"/>
@@ -9891,9 +9533,6 @@
     <w:p>
       <w:pPr>
         <w:pStyle w:val="4"/>
-        <w:rPr>
-          <w:rFonts w:hint="eastAsia"/>
-        </w:rPr>
       </w:pPr>
       <w:r>
         <w:rPr>
@@ -9903,11 +9542,6 @@
       </w:r>
     </w:p>
     <w:p>
-      <w:pPr>
-        <w:rPr>
-          <w:rFonts w:hint="eastAsia"/>
-        </w:rPr>
-      </w:pPr>
       <w:r>
         <w:rPr>
           <w:rFonts w:hint="eastAsia"/>
@@ -9918,9 +9552,6 @@
     <w:p>
       <w:pPr>
         <w:pStyle w:val="3"/>
-        <w:rPr>
-          <w:rFonts w:hint="eastAsia"/>
-        </w:rPr>
       </w:pPr>
       <w:bookmarkStart w:id="27" w:name="_Toc224350534"/>
       <w:r>
@@ -10124,19 +9755,32 @@
         </w:tc>
       </w:tr>
     </w:tbl>
-    <w:p/>
     <w:p>
       <w:pPr>
         <w:pStyle w:val="4"/>
         <w:rPr>
+          <w:lang w:val="en-US"/>
+        </w:rPr>
+      </w:pPr>
+      <w:r>
+        <w:rPr>
           <w:rFonts w:hint="eastAsia"/>
-        </w:rPr>
-      </w:pPr>
+          <w:lang w:val="en-US"/>
+        </w:rPr>
+        <w:t>items</w:t>
+      </w:r>
       <w:r>
         <w:rPr>
           <w:rFonts w:hint="eastAsia"/>
         </w:rPr>
-        <w:t>items要素（ShipDepartmentOption）</w:t>
+        <w:t>要素</w:t>
+      </w:r>
+      <w:r>
+        <w:rPr>
+          <w:rFonts w:hint="eastAsia"/>
+          <w:lang w:val="en-US"/>
+        </w:rPr>
+        <w:t>（ShipDepartmentOption）</w:t>
       </w:r>
     </w:p>
     <w:tbl>
@@ -10377,13 +10021,9 @@
         </w:tc>
       </w:tr>
     </w:tbl>
-    <w:p/>
     <w:p>
       <w:pPr>
         <w:pStyle w:val="3"/>
-        <w:rPr>
-          <w:rFonts w:hint="eastAsia"/>
-        </w:rPr>
       </w:pPr>
       <w:bookmarkStart w:id="28" w:name="_Toc224350535"/>
       <w:r>
@@ -10620,24 +10260,37 @@
       <w:pPr>
         <w:pStyle w:val="2"/>
         <w:rPr>
+          <w:lang w:val="en-US"/>
+        </w:rPr>
+      </w:pPr>
+      <w:bookmarkStart w:id="29" w:name="_Toc224350536"/>
+      <w:r>
+        <w:rPr>
           <w:rFonts w:hint="eastAsia"/>
-        </w:rPr>
-      </w:pPr>
-      <w:bookmarkStart w:id="29" w:name="_Toc224350536"/>
+          <w:lang w:val="en-US"/>
+        </w:rPr>
+        <w:lastRenderedPageBreak/>
+        <w:t>SHIP</w:t>
+      </w:r>
       <w:r>
         <w:rPr>
           <w:rFonts w:hint="eastAsia"/>
         </w:rPr>
-        <w:t>SHIP諸室区分候補取得（/hospital-facility-master/ship-room-categories）</w:t>
+        <w:t>諸室区分候補取得</w:t>
+      </w:r>
+      <w:r>
+        <w:br/>
+      </w:r>
+      <w:r>
+        <w:rPr>
+          <w:rFonts w:hint="eastAsia"/>
+          <w:lang w:val="en-US"/>
+        </w:rPr>
+        <w:t>（/hospital-facility-master/ship-room-categories）</w:t>
       </w:r>
       <w:bookmarkEnd w:id="29"/>
     </w:p>
     <w:p>
-      <w:pPr>
-        <w:rPr>
-          <w:rFonts w:hint="eastAsia"/>
-        </w:rPr>
-      </w:pPr>
       <w:r>
         <w:rPr>
           <w:rFonts w:hint="eastAsia"/>
@@ -10648,9 +10301,6 @@
     <w:p>
       <w:pPr>
         <w:pStyle w:val="4"/>
-        <w:rPr>
-          <w:rFonts w:hint="eastAsia"/>
-        </w:rPr>
       </w:pPr>
       <w:r>
         <w:rPr>
@@ -10670,11 +10320,6 @@
       </w:r>
     </w:p>
     <w:p>
-      <w:pPr>
-        <w:rPr>
-          <w:rFonts w:hint="eastAsia"/>
-        </w:rPr>
-      </w:pPr>
       <w:r>
         <w:rPr>
           <w:rFonts w:hint="eastAsia"/>
@@ -10685,16 +10330,12 @@
     <w:p>
       <w:pPr>
         <w:pStyle w:val="3"/>
+      </w:pPr>
+      <w:bookmarkStart w:id="30" w:name="_Toc224350537"/>
+      <w:r>
         <w:rPr>
           <w:rFonts w:hint="eastAsia"/>
         </w:rPr>
-      </w:pPr>
-      <w:bookmarkStart w:id="30" w:name="_Toc224350537"/>
-      <w:r>
-        <w:rPr>
-          <w:rFonts w:hint="eastAsia"/>
-        </w:rPr>
-        <w:lastRenderedPageBreak/>
         <w:t>リクエストパラメータ</w:t>
       </w:r>
       <w:bookmarkEnd w:id="30"/>
@@ -10932,13 +10573,9 @@
         </w:tc>
       </w:tr>
     </w:tbl>
-    <w:p/>
     <w:p>
       <w:pPr>
         <w:pStyle w:val="4"/>
-        <w:rPr>
-          <w:rFonts w:hint="eastAsia"/>
-        </w:rPr>
       </w:pPr>
       <w:r>
         <w:rPr>
@@ -10948,11 +10585,6 @@
       </w:r>
     </w:p>
     <w:p>
-      <w:pPr>
-        <w:rPr>
-          <w:rFonts w:hint="eastAsia"/>
-        </w:rPr>
-      </w:pPr>
       <w:r>
         <w:rPr>
           <w:rFonts w:hint="eastAsia"/>
@@ -10963,9 +10595,6 @@
     <w:p>
       <w:pPr>
         <w:pStyle w:val="4"/>
-        <w:rPr>
-          <w:rFonts w:hint="eastAsia"/>
-        </w:rPr>
       </w:pPr>
       <w:r>
         <w:rPr>
@@ -10975,11 +10604,6 @@
       </w:r>
     </w:p>
     <w:p>
-      <w:pPr>
-        <w:rPr>
-          <w:rFonts w:hint="eastAsia"/>
-        </w:rPr>
-      </w:pPr>
       <w:r>
         <w:rPr>
           <w:rFonts w:hint="eastAsia"/>
@@ -10990,9 +10614,6 @@
     <w:p>
       <w:pPr>
         <w:pStyle w:val="3"/>
-        <w:rPr>
-          <w:rFonts w:hint="eastAsia"/>
-        </w:rPr>
       </w:pPr>
       <w:bookmarkStart w:id="31" w:name="_Toc224350538"/>
       <w:r>
@@ -11196,13 +10817,9 @@
         </w:tc>
       </w:tr>
     </w:tbl>
-    <w:p/>
     <w:p>
       <w:pPr>
         <w:pStyle w:val="4"/>
-        <w:rPr>
-          <w:rFonts w:hint="eastAsia"/>
-        </w:rPr>
       </w:pPr>
       <w:r>
         <w:rPr>
@@ -11365,6 +10982,7 @@
           </w:tcPr>
           <w:p>
             <w:r>
+              <w:lastRenderedPageBreak/>
               <w:t>roomCategory1</w:t>
             </w:r>
           </w:p>
@@ -11449,13 +11067,9 @@
         </w:tc>
       </w:tr>
     </w:tbl>
-    <w:p/>
     <w:p>
       <w:pPr>
         <w:pStyle w:val="3"/>
-        <w:rPr>
-          <w:rFonts w:hint="eastAsia"/>
-        </w:rPr>
       </w:pPr>
       <w:bookmarkStart w:id="32" w:name="_Toc224350539"/>
       <w:r>
@@ -11687,29 +11301,29 @@
         </w:tc>
       </w:tr>
     </w:tbl>
-    <w:p/>
     <w:p>
       <w:pPr>
         <w:pStyle w:val="2"/>
+      </w:pPr>
+      <w:bookmarkStart w:id="33" w:name="_Toc224350540"/>
+      <w:r>
         <w:rPr>
           <w:rFonts w:hint="eastAsia"/>
         </w:rPr>
-      </w:pPr>
-      <w:bookmarkStart w:id="33" w:name="_Toc224350540"/>
+        <w:t>個別部署マスタ一覧取得</w:t>
+      </w:r>
+      <w:r>
+        <w:br/>
+      </w:r>
       <w:r>
         <w:rPr>
           <w:rFonts w:hint="eastAsia"/>
         </w:rPr>
-        <w:t>個別部署マスタ一覧取得（/hospital-facility-master/facility-locations）</w:t>
+        <w:t>（/hospital-facility-master/facility-locations）</w:t>
       </w:r>
       <w:bookmarkEnd w:id="33"/>
     </w:p>
     <w:p>
-      <w:pPr>
-        <w:rPr>
-          <w:rFonts w:hint="eastAsia"/>
-        </w:rPr>
-      </w:pPr>
       <w:r>
         <w:rPr>
           <w:rFonts w:hint="eastAsia"/>
@@ -11720,9 +11334,6 @@
     <w:p>
       <w:pPr>
         <w:pStyle w:val="4"/>
-        <w:rPr>
-          <w:rFonts w:hint="eastAsia"/>
-        </w:rPr>
       </w:pPr>
       <w:r>
         <w:rPr>
@@ -11742,11 +11353,6 @@
       </w:r>
     </w:p>
     <w:p>
-      <w:pPr>
-        <w:rPr>
-          <w:rFonts w:hint="eastAsia"/>
-        </w:rPr>
-      </w:pPr>
       <w:r>
         <w:rPr>
           <w:rFonts w:hint="eastAsia"/>
@@ -11757,9 +11363,6 @@
     <w:p>
       <w:pPr>
         <w:pStyle w:val="3"/>
-        <w:rPr>
-          <w:rFonts w:hint="eastAsia"/>
-        </w:rPr>
       </w:pPr>
       <w:bookmarkStart w:id="34" w:name="_Toc224350541"/>
       <w:r>
@@ -12065,23 +11668,16 @@
     <w:p>
       <w:pPr>
         <w:pStyle w:val="4"/>
+      </w:pPr>
+      <w:r>
         <w:rPr>
           <w:rFonts w:hint="eastAsia"/>
         </w:rPr>
-      </w:pPr>
-      <w:r>
-        <w:rPr>
-          <w:rFonts w:hint="eastAsia"/>
-        </w:rPr>
+        <w:lastRenderedPageBreak/>
         <w:t>権限チェック</w:t>
       </w:r>
     </w:p>
     <w:p>
-      <w:pPr>
-        <w:rPr>
-          <w:rFonts w:hint="eastAsia"/>
-        </w:rPr>
-      </w:pPr>
       <w:r>
         <w:rPr>
           <w:rFonts w:hint="eastAsia"/>
@@ -12092,9 +11688,6 @@
     <w:p>
       <w:pPr>
         <w:pStyle w:val="4"/>
-        <w:rPr>
-          <w:rFonts w:hint="eastAsia"/>
-        </w:rPr>
       </w:pPr>
       <w:r>
         <w:rPr>
@@ -12104,11 +11697,6 @@
       </w:r>
     </w:p>
     <w:p>
-      <w:pPr>
-        <w:rPr>
-          <w:rFonts w:hint="eastAsia"/>
-        </w:rPr>
-      </w:pPr>
       <w:r>
         <w:rPr>
           <w:rFonts w:hint="eastAsia"/>
@@ -12117,11 +11705,6 @@
       </w:r>
     </w:p>
     <w:p>
-      <w:pPr>
-        <w:rPr>
-          <w:rFonts w:hint="eastAsia"/>
-        </w:rPr>
-      </w:pPr>
       <w:r>
         <w:rPr>
           <w:rFonts w:hint="eastAsia"/>
@@ -12130,11 +11713,6 @@
       </w:r>
     </w:p>
     <w:p>
-      <w:pPr>
-        <w:rPr>
-          <w:rFonts w:hint="eastAsia"/>
-        </w:rPr>
-      </w:pPr>
       <w:r>
         <w:rPr>
           <w:rFonts w:hint="eastAsia"/>
@@ -12145,9 +11723,6 @@
     <w:p>
       <w:pPr>
         <w:pStyle w:val="3"/>
-        <w:rPr>
-          <w:rFonts w:hint="eastAsia"/>
-        </w:rPr>
       </w:pPr>
       <w:bookmarkStart w:id="35" w:name="_Toc224350542"/>
       <w:r>
@@ -12357,7 +11932,6 @@
           </w:tcPr>
           <w:p>
             <w:r>
-              <w:lastRenderedPageBreak/>
               <w:t>items</w:t>
             </w:r>
           </w:p>
@@ -12397,13 +11971,9 @@
         </w:tc>
       </w:tr>
     </w:tbl>
-    <w:p/>
     <w:p>
       <w:pPr>
         <w:pStyle w:val="4"/>
-        <w:rPr>
-          <w:rFonts w:hint="eastAsia"/>
-        </w:rPr>
       </w:pPr>
       <w:r>
         <w:rPr>
@@ -12605,19 +12175,32 @@
         </w:tc>
       </w:tr>
     </w:tbl>
-    <w:p/>
     <w:p>
       <w:pPr>
         <w:pStyle w:val="4"/>
         <w:rPr>
+          <w:lang w:val="en-US"/>
+        </w:rPr>
+      </w:pPr>
+      <w:r>
+        <w:rPr>
           <w:rFonts w:hint="eastAsia"/>
-        </w:rPr>
-      </w:pPr>
+          <w:lang w:val="en-US"/>
+        </w:rPr>
+        <w:t>items</w:t>
+      </w:r>
       <w:r>
         <w:rPr>
           <w:rFonts w:hint="eastAsia"/>
         </w:rPr>
-        <w:t>items要素（HospitalFacilityLocationSummary）</w:t>
+        <w:t>要素</w:t>
+      </w:r>
+      <w:r>
+        <w:rPr>
+          <w:rFonts w:hint="eastAsia"/>
+          <w:lang w:val="en-US"/>
+        </w:rPr>
+        <w:t>（HospitalFacilityLocationSummary）</w:t>
       </w:r>
     </w:p>
     <w:tbl>
@@ -13134,6 +12717,7 @@
           </w:tcPr>
           <w:p>
             <w:r>
+              <w:lastRenderedPageBreak/>
               <w:t>departmentId</w:t>
             </w:r>
           </w:p>
@@ -13539,7 +13123,6 @@
           </w:tcPr>
           <w:p>
             <w:r>
-              <w:lastRenderedPageBreak/>
               <w:t>targetShipDepartmentName</w:t>
             </w:r>
           </w:p>
@@ -14029,13 +13612,9 @@
         </w:tc>
       </w:tr>
     </w:tbl>
-    <w:p/>
     <w:p>
       <w:pPr>
         <w:pStyle w:val="3"/>
-        <w:rPr>
-          <w:rFonts w:hint="eastAsia"/>
-        </w:rPr>
       </w:pPr>
       <w:bookmarkStart w:id="36" w:name="_Toc224350543"/>
       <w:r>
@@ -14273,6 +13852,7 @@
           </w:tcPr>
           <w:p>
             <w:r>
+              <w:lastRenderedPageBreak/>
               <w:t>500</w:t>
             </w:r>
           </w:p>
@@ -14302,13 +13882,9 @@
         </w:tc>
       </w:tr>
     </w:tbl>
-    <w:p/>
     <w:p>
       <w:pPr>
         <w:pStyle w:val="2"/>
-        <w:rPr>
-          <w:rFonts w:hint="eastAsia"/>
-        </w:rPr>
       </w:pPr>
       <w:bookmarkStart w:id="37" w:name="_Toc224350544"/>
       <w:r>
@@ -14320,11 +13896,6 @@
       <w:bookmarkEnd w:id="37"/>
     </w:p>
     <w:p>
-      <w:pPr>
-        <w:rPr>
-          <w:rFonts w:hint="eastAsia"/>
-        </w:rPr>
-      </w:pPr>
       <w:r>
         <w:rPr>
           <w:rFonts w:hint="eastAsia"/>
@@ -14335,9 +13906,6 @@
     <w:p>
       <w:pPr>
         <w:pStyle w:val="4"/>
-        <w:rPr>
-          <w:rFonts w:hint="eastAsia"/>
-        </w:rPr>
       </w:pPr>
       <w:r>
         <w:rPr>
@@ -14357,25 +13925,16 @@
       </w:r>
     </w:p>
     <w:p>
-      <w:pPr>
+      <w:r>
         <w:rPr>
           <w:rFonts w:hint="eastAsia"/>
         </w:rPr>
-      </w:pPr>
-      <w:r>
-        <w:rPr>
-          <w:rFonts w:hint="eastAsia"/>
-        </w:rPr>
-        <w:lastRenderedPageBreak/>
         <w:t>認証: 要（Bearer）</w:t>
       </w:r>
     </w:p>
     <w:p>
       <w:pPr>
         <w:pStyle w:val="3"/>
-        <w:rPr>
-          <w:rFonts w:hint="eastAsia"/>
-        </w:rPr>
       </w:pPr>
       <w:bookmarkStart w:id="38" w:name="_Toc224350545"/>
       <w:r>
@@ -14677,13 +14236,9 @@
         </w:tc>
       </w:tr>
     </w:tbl>
-    <w:p/>
     <w:p>
       <w:pPr>
         <w:pStyle w:val="4"/>
-        <w:rPr>
-          <w:rFonts w:hint="eastAsia"/>
-        </w:rPr>
       </w:pPr>
       <w:r>
         <w:rPr>
@@ -14693,11 +14248,6 @@
       </w:r>
     </w:p>
     <w:p>
-      <w:pPr>
-        <w:rPr>
-          <w:rFonts w:hint="eastAsia"/>
-        </w:rPr>
-      </w:pPr>
       <w:r>
         <w:rPr>
           <w:rFonts w:hint="eastAsia"/>
@@ -14708,9 +14258,6 @@
     <w:p>
       <w:pPr>
         <w:pStyle w:val="4"/>
-        <w:rPr>
-          <w:rFonts w:hint="eastAsia"/>
-        </w:rPr>
       </w:pPr>
       <w:r>
         <w:rPr>
@@ -14720,11 +14267,6 @@
       </w:r>
     </w:p>
     <w:p>
-      <w:pPr>
-        <w:rPr>
-          <w:rFonts w:hint="eastAsia"/>
-        </w:rPr>
-      </w:pPr>
       <w:r>
         <w:rPr>
           <w:rFonts w:hint="eastAsia"/>
@@ -14733,11 +14275,6 @@
       </w:r>
     </w:p>
     <w:p>
-      <w:pPr>
-        <w:rPr>
-          <w:rFonts w:hint="eastAsia"/>
-        </w:rPr>
-      </w:pPr>
       <w:r>
         <w:rPr>
           <w:rFonts w:hint="eastAsia"/>
@@ -14748,9 +14285,6 @@
     <w:p>
       <w:pPr>
         <w:pStyle w:val="3"/>
-        <w:rPr>
-          <w:rFonts w:hint="eastAsia"/>
-        </w:rPr>
       </w:pPr>
       <w:bookmarkStart w:id="39" w:name="_Toc224350546"/>
       <w:r>
@@ -14762,11 +14296,6 @@
       <w:bookmarkEnd w:id="39"/>
     </w:p>
     <w:p>
-      <w:pPr>
-        <w:rPr>
-          <w:rFonts w:hint="eastAsia"/>
-        </w:rPr>
-      </w:pPr>
       <w:r>
         <w:rPr>
           <w:rFonts w:hint="eastAsia"/>
@@ -14775,22 +14304,28 @@
       </w:r>
     </w:p>
     <w:p>
-      <w:r>
+      <w:pPr>
+        <w:rPr>
+          <w:lang w:val="en-US"/>
+        </w:rPr>
+      </w:pPr>
+      <w:r>
+        <w:rPr>
+          <w:lang w:val="en-US"/>
+        </w:rPr>
         <w:t>Content-Type: application/vnd.openxmlformats-officedocument.spreadsheetml.sheet</w:t>
       </w:r>
     </w:p>
     <w:p>
       <w:pPr>
         <w:pStyle w:val="3"/>
+      </w:pPr>
+      <w:bookmarkStart w:id="40" w:name="_Toc224350547"/>
+      <w:r>
         <w:rPr>
           <w:rFonts w:hint="eastAsia"/>
         </w:rPr>
-      </w:pPr>
-      <w:bookmarkStart w:id="40" w:name="_Toc224350547"/>
-      <w:r>
-        <w:rPr>
-          <w:rFonts w:hint="eastAsia"/>
-        </w:rPr>
+        <w:lastRenderedPageBreak/>
         <w:t>ステータスコード</w:t>
       </w:r>
       <w:bookmarkEnd w:id="40"/>
@@ -15051,13 +14586,9 @@
         </w:tc>
       </w:tr>
     </w:tbl>
-    <w:p/>
     <w:p>
       <w:pPr>
         <w:pStyle w:val="2"/>
-        <w:rPr>
-          <w:rFonts w:hint="eastAsia"/>
-        </w:rPr>
       </w:pPr>
       <w:bookmarkStart w:id="41" w:name="_Toc224350548"/>
       <w:r>
@@ -15069,11 +14600,6 @@
       <w:bookmarkEnd w:id="41"/>
     </w:p>
     <w:p>
-      <w:pPr>
-        <w:rPr>
-          <w:rFonts w:hint="eastAsia"/>
-        </w:rPr>
-      </w:pPr>
       <w:r>
         <w:rPr>
           <w:rFonts w:hint="eastAsia"/>
@@ -15084,15 +14610,11 @@
     <w:p>
       <w:pPr>
         <w:pStyle w:val="4"/>
+      </w:pPr>
+      <w:r>
         <w:rPr>
           <w:rFonts w:hint="eastAsia"/>
         </w:rPr>
-      </w:pPr>
-      <w:r>
-        <w:rPr>
-          <w:rFonts w:hint="eastAsia"/>
-        </w:rPr>
-        <w:lastRenderedPageBreak/>
         <w:t>エンドポイント</w:t>
       </w:r>
     </w:p>
@@ -15107,11 +14629,6 @@
       </w:r>
     </w:p>
     <w:p>
-      <w:pPr>
-        <w:rPr>
-          <w:rFonts w:hint="eastAsia"/>
-        </w:rPr>
-      </w:pPr>
       <w:r>
         <w:rPr>
           <w:rFonts w:hint="eastAsia"/>
@@ -15122,9 +14639,6 @@
     <w:p>
       <w:pPr>
         <w:pStyle w:val="4"/>
-        <w:rPr>
-          <w:rFonts w:hint="eastAsia"/>
-        </w:rPr>
       </w:pPr>
       <w:r>
         <w:rPr>
@@ -15134,11 +14648,6 @@
       </w:r>
     </w:p>
     <w:p>
-      <w:pPr>
-        <w:rPr>
-          <w:rFonts w:hint="eastAsia"/>
-        </w:rPr>
-      </w:pPr>
       <w:r>
         <w:rPr>
           <w:rFonts w:hint="eastAsia"/>
@@ -15149,9 +14658,6 @@
     <w:p>
       <w:pPr>
         <w:pStyle w:val="4"/>
-        <w:rPr>
-          <w:rFonts w:hint="eastAsia"/>
-        </w:rPr>
       </w:pPr>
       <w:r>
         <w:rPr>
@@ -15161,11 +14667,6 @@
       </w:r>
     </w:p>
     <w:p>
-      <w:pPr>
-        <w:rPr>
-          <w:rFonts w:hint="eastAsia"/>
-        </w:rPr>
-      </w:pPr>
       <w:r>
         <w:rPr>
           <w:rFonts w:hint="eastAsia"/>
@@ -15176,9 +14677,6 @@
     <w:p>
       <w:pPr>
         <w:pStyle w:val="3"/>
-        <w:rPr>
-          <w:rFonts w:hint="eastAsia"/>
-        </w:rPr>
       </w:pPr>
       <w:bookmarkStart w:id="42" w:name="_Toc224350549"/>
       <w:r>
@@ -15190,11 +14688,6 @@
       <w:bookmarkEnd w:id="42"/>
     </w:p>
     <w:p>
-      <w:pPr>
-        <w:rPr>
-          <w:rFonts w:hint="eastAsia"/>
-        </w:rPr>
-      </w:pPr>
       <w:r>
         <w:rPr>
           <w:rFonts w:hint="eastAsia"/>
@@ -15203,16 +14696,21 @@
       </w:r>
     </w:p>
     <w:p>
-      <w:r>
+      <w:pPr>
+        <w:rPr>
+          <w:lang w:val="en-US"/>
+        </w:rPr>
+      </w:pPr>
+      <w:r>
+        <w:rPr>
+          <w:lang w:val="en-US"/>
+        </w:rPr>
         <w:t>Content-Type: application/vnd.openxmlformats-officedocument.spreadsheetml.sheet</w:t>
       </w:r>
     </w:p>
     <w:p>
       <w:pPr>
         <w:pStyle w:val="3"/>
-        <w:rPr>
-          <w:rFonts w:hint="eastAsia"/>
-        </w:rPr>
       </w:pPr>
       <w:bookmarkStart w:id="43" w:name="_Toc224350550"/>
       <w:r>
@@ -15345,6 +14843,7 @@
           </w:tcPr>
           <w:p>
             <w:r>
+              <w:lastRenderedPageBreak/>
               <w:t>401</w:t>
             </w:r>
           </w:p>
@@ -15444,13 +14943,9 @@
         </w:tc>
       </w:tr>
     </w:tbl>
-    <w:p/>
     <w:p>
       <w:pPr>
         <w:pStyle w:val="2"/>
-        <w:rPr>
-          <w:rFonts w:hint="eastAsia"/>
-        </w:rPr>
       </w:pPr>
       <w:bookmarkStart w:id="44" w:name="_Toc224350551"/>
       <w:r>
@@ -15462,11 +14957,6 @@
       <w:bookmarkEnd w:id="44"/>
     </w:p>
     <w:p>
-      <w:pPr>
-        <w:rPr>
-          <w:rFonts w:hint="eastAsia"/>
-        </w:rPr>
-      </w:pPr>
       <w:r>
         <w:rPr>
           <w:rFonts w:hint="eastAsia"/>
@@ -15477,9 +14967,6 @@
     <w:p>
       <w:pPr>
         <w:pStyle w:val="4"/>
-        <w:rPr>
-          <w:rFonts w:hint="eastAsia"/>
-        </w:rPr>
       </w:pPr>
       <w:r>
         <w:rPr>
@@ -15499,11 +14986,6 @@
       </w:r>
     </w:p>
     <w:p>
-      <w:pPr>
-        <w:rPr>
-          <w:rFonts w:hint="eastAsia"/>
-        </w:rPr>
-      </w:pPr>
       <w:r>
         <w:rPr>
           <w:rFonts w:hint="eastAsia"/>
@@ -15514,9 +14996,6 @@
     <w:p>
       <w:pPr>
         <w:pStyle w:val="3"/>
-        <w:rPr>
-          <w:rFonts w:hint="eastAsia"/>
-        </w:rPr>
       </w:pPr>
       <w:bookmarkStart w:id="45" w:name="_Toc224350552"/>
       <w:r>
@@ -15720,28 +15199,18 @@
         </w:tc>
       </w:tr>
     </w:tbl>
-    <w:p/>
     <w:p>
       <w:pPr>
         <w:pStyle w:val="4"/>
+      </w:pPr>
+      <w:r>
         <w:rPr>
           <w:rFonts w:hint="eastAsia"/>
         </w:rPr>
-      </w:pPr>
-      <w:r>
-        <w:rPr>
-          <w:rFonts w:hint="eastAsia"/>
-        </w:rPr>
-        <w:lastRenderedPageBreak/>
         <w:t>権限チェック</w:t>
       </w:r>
     </w:p>
     <w:p>
-      <w:pPr>
-        <w:rPr>
-          <w:rFonts w:hint="eastAsia"/>
-        </w:rPr>
-      </w:pPr>
       <w:r>
         <w:rPr>
           <w:rFonts w:hint="eastAsia"/>
@@ -15752,9 +15221,6 @@
     <w:p>
       <w:pPr>
         <w:pStyle w:val="4"/>
-        <w:rPr>
-          <w:rFonts w:hint="eastAsia"/>
-        </w:rPr>
       </w:pPr>
       <w:r>
         <w:rPr>
@@ -15764,11 +15230,6 @@
       </w:r>
     </w:p>
     <w:p>
-      <w:pPr>
-        <w:rPr>
-          <w:rFonts w:hint="eastAsia"/>
-        </w:rPr>
-      </w:pPr>
       <w:r>
         <w:rPr>
           <w:rFonts w:hint="eastAsia"/>
@@ -15777,11 +15238,6 @@
       </w:r>
     </w:p>
     <w:p>
-      <w:pPr>
-        <w:rPr>
-          <w:rFonts w:hint="eastAsia"/>
-        </w:rPr>
-      </w:pPr>
       <w:r>
         <w:rPr>
           <w:rFonts w:hint="eastAsia"/>
@@ -15790,11 +15246,6 @@
       </w:r>
     </w:p>
     <w:p>
-      <w:pPr>
-        <w:rPr>
-          <w:rFonts w:hint="eastAsia"/>
-        </w:rPr>
-      </w:pPr>
       <w:r>
         <w:rPr>
           <w:rFonts w:hint="eastAsia"/>
@@ -15805,9 +15256,6 @@
     <w:p>
       <w:pPr>
         <w:pStyle w:val="3"/>
-        <w:rPr>
-          <w:rFonts w:hint="eastAsia"/>
-        </w:rPr>
       </w:pPr>
       <w:bookmarkStart w:id="46" w:name="_Toc224350553"/>
       <w:r>
@@ -16101,19 +15549,33 @@
         </w:tc>
       </w:tr>
     </w:tbl>
-    <w:p/>
     <w:p>
       <w:pPr>
         <w:pStyle w:val="4"/>
         <w:rPr>
+          <w:lang w:val="en-US"/>
+        </w:rPr>
+      </w:pPr>
+      <w:r>
+        <w:rPr>
           <w:rFonts w:hint="eastAsia"/>
-        </w:rPr>
-      </w:pPr>
+          <w:lang w:val="en-US"/>
+        </w:rPr>
+        <w:lastRenderedPageBreak/>
+        <w:t>errors</w:t>
+      </w:r>
       <w:r>
         <w:rPr>
           <w:rFonts w:hint="eastAsia"/>
         </w:rPr>
-        <w:t>errors要素（ImportPreviewError）</w:t>
+        <w:t>要素</w:t>
+      </w:r>
+      <w:r>
+        <w:rPr>
+          <w:rFonts w:hint="eastAsia"/>
+          <w:lang w:val="en-US"/>
+        </w:rPr>
+        <w:t>（ImportPreviewError）</w:t>
       </w:r>
     </w:p>
     <w:tbl>
@@ -16309,13 +15771,9 @@
         </w:tc>
       </w:tr>
     </w:tbl>
-    <w:p/>
     <w:p>
       <w:pPr>
         <w:pStyle w:val="3"/>
-        <w:rPr>
-          <w:rFonts w:hint="eastAsia"/>
-        </w:rPr>
       </w:pPr>
       <w:bookmarkStart w:id="47" w:name="_Toc224350554"/>
       <w:r>
@@ -16582,13 +16040,9 @@
         </w:tc>
       </w:tr>
     </w:tbl>
-    <w:p/>
     <w:p>
       <w:pPr>
         <w:pStyle w:val="2"/>
-        <w:rPr>
-          <w:rFonts w:hint="eastAsia"/>
-        </w:rPr>
       </w:pPr>
       <w:bookmarkStart w:id="48" w:name="_Toc224350555"/>
       <w:r>
@@ -16600,11 +16054,6 @@
       <w:bookmarkEnd w:id="48"/>
     </w:p>
     <w:p>
-      <w:pPr>
-        <w:rPr>
-          <w:rFonts w:hint="eastAsia"/>
-        </w:rPr>
-      </w:pPr>
       <w:r>
         <w:rPr>
           <w:rFonts w:hint="eastAsia"/>
@@ -16615,15 +16064,11 @@
     <w:p>
       <w:pPr>
         <w:pStyle w:val="4"/>
+      </w:pPr>
+      <w:r>
         <w:rPr>
           <w:rFonts w:hint="eastAsia"/>
         </w:rPr>
-      </w:pPr>
-      <w:r>
-        <w:rPr>
-          <w:rFonts w:hint="eastAsia"/>
-        </w:rPr>
-        <w:lastRenderedPageBreak/>
         <w:t>エンドポイント</w:t>
       </w:r>
     </w:p>
@@ -16638,11 +16083,6 @@
       </w:r>
     </w:p>
     <w:p>
-      <w:pPr>
-        <w:rPr>
-          <w:rFonts w:hint="eastAsia"/>
-        </w:rPr>
-      </w:pPr>
       <w:r>
         <w:rPr>
           <w:rFonts w:hint="eastAsia"/>
@@ -16653,9 +16093,6 @@
     <w:p>
       <w:pPr>
         <w:pStyle w:val="3"/>
-        <w:rPr>
-          <w:rFonts w:hint="eastAsia"/>
-        </w:rPr>
       </w:pPr>
       <w:bookmarkStart w:id="49" w:name="_Toc224350556"/>
       <w:r>
@@ -16908,23 +16345,16 @@
     <w:p>
       <w:pPr>
         <w:pStyle w:val="4"/>
+      </w:pPr>
+      <w:r>
         <w:rPr>
           <w:rFonts w:hint="eastAsia"/>
         </w:rPr>
-      </w:pPr>
-      <w:r>
-        <w:rPr>
-          <w:rFonts w:hint="eastAsia"/>
-        </w:rPr>
+        <w:lastRenderedPageBreak/>
         <w:t>権限チェック</w:t>
       </w:r>
     </w:p>
     <w:p>
-      <w:pPr>
-        <w:rPr>
-          <w:rFonts w:hint="eastAsia"/>
-        </w:rPr>
-      </w:pPr>
       <w:r>
         <w:rPr>
           <w:rFonts w:hint="eastAsia"/>
@@ -16935,9 +16365,6 @@
     <w:p>
       <w:pPr>
         <w:pStyle w:val="4"/>
-        <w:rPr>
-          <w:rFonts w:hint="eastAsia"/>
-        </w:rPr>
       </w:pPr>
       <w:r>
         <w:rPr>
@@ -16947,11 +16374,6 @@
       </w:r>
     </w:p>
     <w:p>
-      <w:pPr>
-        <w:rPr>
-          <w:rFonts w:hint="eastAsia"/>
-        </w:rPr>
-      </w:pPr>
       <w:r>
         <w:rPr>
           <w:rFonts w:hint="eastAsia"/>
@@ -16960,11 +16382,6 @@
       </w:r>
     </w:p>
     <w:p>
-      <w:pPr>
-        <w:rPr>
-          <w:rFonts w:hint="eastAsia"/>
-        </w:rPr>
-      </w:pPr>
       <w:r>
         <w:rPr>
           <w:rFonts w:hint="eastAsia"/>
@@ -16973,11 +16390,6 @@
       </w:r>
     </w:p>
     <w:p>
-      <w:pPr>
-        <w:rPr>
-          <w:rFonts w:hint="eastAsia"/>
-        </w:rPr>
-      </w:pPr>
       <w:r>
         <w:rPr>
           <w:rFonts w:hint="eastAsia"/>
@@ -16988,9 +16400,6 @@
     <w:p>
       <w:pPr>
         <w:pStyle w:val="3"/>
-        <w:rPr>
-          <w:rFonts w:hint="eastAsia"/>
-        </w:rPr>
       </w:pPr>
       <w:bookmarkStart w:id="50" w:name="_Toc224350557"/>
       <w:r>
@@ -17239,13 +16648,9 @@
         </w:tc>
       </w:tr>
     </w:tbl>
-    <w:p/>
     <w:p>
       <w:pPr>
         <w:pStyle w:val="3"/>
-        <w:rPr>
-          <w:rFonts w:hint="eastAsia"/>
-        </w:rPr>
       </w:pPr>
       <w:bookmarkStart w:id="51" w:name="_Toc224350558"/>
       <w:r>
@@ -17483,7 +16888,6 @@
           </w:tcPr>
           <w:p>
             <w:r>
-              <w:lastRenderedPageBreak/>
               <w:t>404</w:t>
             </w:r>
           </w:p>
@@ -17548,29 +16952,29 @@
         </w:tc>
       </w:tr>
     </w:tbl>
-    <w:p/>
     <w:p>
       <w:pPr>
         <w:pStyle w:val="2"/>
+      </w:pPr>
+      <w:bookmarkStart w:id="52" w:name="_Toc224350559"/>
+      <w:r>
         <w:rPr>
           <w:rFonts w:hint="eastAsia"/>
         </w:rPr>
-      </w:pPr>
-      <w:bookmarkStart w:id="52" w:name="_Toc224350559"/>
+        <w:t>個別部署マスタ新規作成</w:t>
+      </w:r>
+      <w:r>
+        <w:br/>
+      </w:r>
       <w:r>
         <w:rPr>
           <w:rFonts w:hint="eastAsia"/>
         </w:rPr>
-        <w:t>個別部署マスタ新規作成（/hospital-facility-master/facility-locations）</w:t>
+        <w:t>（/hospital-facility-master/facility-locations）</w:t>
       </w:r>
       <w:bookmarkEnd w:id="52"/>
     </w:p>
     <w:p>
-      <w:pPr>
-        <w:rPr>
-          <w:rFonts w:hint="eastAsia"/>
-        </w:rPr>
-      </w:pPr>
       <w:r>
         <w:rPr>
           <w:rFonts w:hint="eastAsia"/>
@@ -17581,14 +16985,12 @@
     <w:p>
       <w:pPr>
         <w:pStyle w:val="4"/>
+      </w:pPr>
+      <w:r>
         <w:rPr>
           <w:rFonts w:hint="eastAsia"/>
         </w:rPr>
-      </w:pPr>
-      <w:r>
-        <w:rPr>
-          <w:rFonts w:hint="eastAsia"/>
-        </w:rPr>
+        <w:lastRenderedPageBreak/>
         <w:t>エンドポイント</w:t>
       </w:r>
     </w:p>
@@ -17603,11 +17005,6 @@
       </w:r>
     </w:p>
     <w:p>
-      <w:pPr>
-        <w:rPr>
-          <w:rFonts w:hint="eastAsia"/>
-        </w:rPr>
-      </w:pPr>
       <w:r>
         <w:rPr>
           <w:rFonts w:hint="eastAsia"/>
@@ -17618,9 +17015,6 @@
     <w:p>
       <w:pPr>
         <w:pStyle w:val="3"/>
-        <w:rPr>
-          <w:rFonts w:hint="eastAsia"/>
-        </w:rPr>
       </w:pPr>
       <w:bookmarkStart w:id="53" w:name="_Toc224350560"/>
       <w:r>
@@ -18460,7 +17854,6 @@
           </w:tcPr>
           <w:p>
             <w:r>
-              <w:lastRenderedPageBreak/>
               <w:t>targetSectionName</w:t>
             </w:r>
           </w:p>
@@ -18590,13 +17983,9 @@
         </w:tc>
       </w:tr>
     </w:tbl>
-    <w:p/>
     <w:p>
       <w:pPr>
         <w:pStyle w:val="4"/>
-        <w:rPr>
-          <w:rFonts w:hint="eastAsia"/>
-        </w:rPr>
       </w:pPr>
       <w:r>
         <w:rPr>
@@ -18606,11 +17995,6 @@
       </w:r>
     </w:p>
     <w:p>
-      <w:pPr>
-        <w:rPr>
-          <w:rFonts w:hint="eastAsia"/>
-        </w:rPr>
-      </w:pPr>
       <w:r>
         <w:rPr>
           <w:rFonts w:hint="eastAsia"/>
@@ -18621,23 +18005,16 @@
     <w:p>
       <w:pPr>
         <w:pStyle w:val="4"/>
+      </w:pPr>
+      <w:r>
         <w:rPr>
           <w:rFonts w:hint="eastAsia"/>
         </w:rPr>
-      </w:pPr>
-      <w:r>
-        <w:rPr>
-          <w:rFonts w:hint="eastAsia"/>
-        </w:rPr>
+        <w:lastRenderedPageBreak/>
         <w:t>処理仕様</w:t>
       </w:r>
     </w:p>
     <w:p>
-      <w:pPr>
-        <w:rPr>
-          <w:rFonts w:hint="eastAsia"/>
-        </w:rPr>
-      </w:pPr>
       <w:r>
         <w:rPr>
           <w:rFonts w:hint="eastAsia"/>
@@ -18646,11 +18023,6 @@
       </w:r>
     </w:p>
     <w:p>
-      <w:pPr>
-        <w:rPr>
-          <w:rFonts w:hint="eastAsia"/>
-        </w:rPr>
-      </w:pPr>
       <w:r>
         <w:rPr>
           <w:rFonts w:hint="eastAsia"/>
@@ -18659,11 +18031,6 @@
       </w:r>
     </w:p>
     <w:p>
-      <w:pPr>
-        <w:rPr>
-          <w:rFonts w:hint="eastAsia"/>
-        </w:rPr>
-      </w:pPr>
       <w:r>
         <w:rPr>
           <w:rFonts w:hint="eastAsia"/>
@@ -18674,9 +18041,6 @@
     <w:p>
       <w:pPr>
         <w:pStyle w:val="3"/>
-        <w:rPr>
-          <w:rFonts w:hint="eastAsia"/>
-        </w:rPr>
       </w:pPr>
       <w:bookmarkStart w:id="54" w:name="_Toc224350561"/>
       <w:r>
@@ -18809,6 +18173,13 @@
               <w:t>HospitalFacilityLocationSummary</w:t>
             </w:r>
           </w:p>
+          <w:p>
+            <w:pPr>
+              <w:rPr>
+                <w:rFonts w:hint="eastAsia"/>
+              </w:rPr>
+            </w:pPr>
+          </w:p>
         </w:tc>
         <w:tc>
           <w:tcPr>
@@ -18835,13 +18206,9 @@
         </w:tc>
       </w:tr>
     </w:tbl>
-    <w:p/>
     <w:p>
       <w:pPr>
         <w:pStyle w:val="3"/>
-        <w:rPr>
-          <w:rFonts w:hint="eastAsia"/>
-        </w:rPr>
       </w:pPr>
       <w:bookmarkStart w:id="55" w:name="_Toc224350562"/>
       <w:r>
@@ -18965,6 +18332,13 @@
               <w:t>HospitalFacilityLocationResponse</w:t>
             </w:r>
           </w:p>
+          <w:p>
+            <w:pPr>
+              <w:rPr>
+                <w:rFonts w:hint="eastAsia"/>
+              </w:rPr>
+            </w:pPr>
+          </w:p>
         </w:tc>
       </w:tr>
       <w:tr>
@@ -19143,13 +18517,9 @@
         </w:tc>
       </w:tr>
     </w:tbl>
-    <w:p/>
     <w:p>
       <w:pPr>
         <w:pStyle w:val="2"/>
-        <w:rPr>
-          <w:rFonts w:hint="eastAsia"/>
-        </w:rPr>
       </w:pPr>
       <w:bookmarkStart w:id="56" w:name="_Toc224350563"/>
       <w:r>
@@ -19161,11 +18531,6 @@
       <w:bookmarkEnd w:id="56"/>
     </w:p>
     <w:p>
-      <w:pPr>
-        <w:rPr>
-          <w:rFonts w:hint="eastAsia"/>
-        </w:rPr>
-      </w:pPr>
       <w:r>
         <w:rPr>
           <w:rFonts w:hint="eastAsia"/>
@@ -19176,15 +18541,11 @@
     <w:p>
       <w:pPr>
         <w:pStyle w:val="4"/>
+      </w:pPr>
+      <w:r>
         <w:rPr>
           <w:rFonts w:hint="eastAsia"/>
         </w:rPr>
-      </w:pPr>
-      <w:r>
-        <w:rPr>
-          <w:rFonts w:hint="eastAsia"/>
-        </w:rPr>
-        <w:lastRenderedPageBreak/>
         <w:t>エンドポイント</w:t>
       </w:r>
     </w:p>
@@ -19199,11 +18560,6 @@
       </w:r>
     </w:p>
     <w:p>
-      <w:pPr>
-        <w:rPr>
-          <w:rFonts w:hint="eastAsia"/>
-        </w:rPr>
-      </w:pPr>
       <w:r>
         <w:rPr>
           <w:rFonts w:hint="eastAsia"/>
@@ -19214,15 +18570,13 @@
     <w:p>
       <w:pPr>
         <w:pStyle w:val="3"/>
+      </w:pPr>
+      <w:bookmarkStart w:id="57" w:name="_Toc224350564"/>
+      <w:r>
         <w:rPr>
           <w:rFonts w:hint="eastAsia"/>
         </w:rPr>
-      </w:pPr>
-      <w:bookmarkStart w:id="57" w:name="_Toc224350564"/>
-      <w:r>
-        <w:rPr>
-          <w:rFonts w:hint="eastAsia"/>
-        </w:rPr>
+        <w:lastRenderedPageBreak/>
         <w:t>リクエストパラメータ</w:t>
       </w:r>
       <w:bookmarkEnd w:id="57"/>
@@ -19405,13 +18759,9 @@
         </w:tc>
       </w:tr>
     </w:tbl>
-    <w:p/>
     <w:p>
       <w:pPr>
         <w:pStyle w:val="3"/>
-        <w:rPr>
-          <w:rFonts w:hint="eastAsia"/>
-        </w:rPr>
       </w:pPr>
       <w:bookmarkStart w:id="58" w:name="_Toc224350565"/>
       <w:r>
@@ -20335,28 +19685,18 @@
         </w:tc>
       </w:tr>
     </w:tbl>
-    <w:p/>
     <w:p>
       <w:pPr>
         <w:pStyle w:val="4"/>
+      </w:pPr>
+      <w:r>
         <w:rPr>
           <w:rFonts w:hint="eastAsia"/>
         </w:rPr>
-      </w:pPr>
-      <w:r>
-        <w:rPr>
-          <w:rFonts w:hint="eastAsia"/>
-        </w:rPr>
-        <w:lastRenderedPageBreak/>
         <w:t>権限チェック</w:t>
       </w:r>
     </w:p>
     <w:p>
-      <w:pPr>
-        <w:rPr>
-          <w:rFonts w:hint="eastAsia"/>
-        </w:rPr>
-      </w:pPr>
       <w:r>
         <w:rPr>
           <w:rFonts w:hint="eastAsia"/>
@@ -20367,23 +19707,16 @@
     <w:p>
       <w:pPr>
         <w:pStyle w:val="4"/>
+      </w:pPr>
+      <w:r>
         <w:rPr>
           <w:rFonts w:hint="eastAsia"/>
         </w:rPr>
-      </w:pPr>
-      <w:r>
-        <w:rPr>
-          <w:rFonts w:hint="eastAsia"/>
-        </w:rPr>
+        <w:lastRenderedPageBreak/>
         <w:t>処理仕様</w:t>
       </w:r>
     </w:p>
     <w:p>
-      <w:pPr>
-        <w:rPr>
-          <w:rFonts w:hint="eastAsia"/>
-        </w:rPr>
-      </w:pPr>
       <w:r>
         <w:rPr>
           <w:rFonts w:hint="eastAsia"/>
@@ -20392,11 +19725,6 @@
       </w:r>
     </w:p>
     <w:p>
-      <w:pPr>
-        <w:rPr>
-          <w:rFonts w:hint="eastAsia"/>
-        </w:rPr>
-      </w:pPr>
       <w:r>
         <w:rPr>
           <w:rFonts w:hint="eastAsia"/>
@@ -20405,11 +19733,6 @@
       </w:r>
     </w:p>
     <w:p>
-      <w:pPr>
-        <w:rPr>
-          <w:rFonts w:hint="eastAsia"/>
-        </w:rPr>
-      </w:pPr>
       <w:r>
         <w:rPr>
           <w:rFonts w:hint="eastAsia"/>
@@ -20420,9 +19743,6 @@
     <w:p>
       <w:pPr>
         <w:pStyle w:val="3"/>
-        <w:rPr>
-          <w:rFonts w:hint="eastAsia"/>
-        </w:rPr>
       </w:pPr>
       <w:bookmarkStart w:id="59" w:name="_Toc224350566"/>
       <w:r>
@@ -20555,6 +19875,13 @@
               <w:t>HospitalFacilityLocationSummary</w:t>
             </w:r>
           </w:p>
+          <w:p>
+            <w:pPr>
+              <w:rPr>
+                <w:rFonts w:hint="eastAsia"/>
+              </w:rPr>
+            </w:pPr>
+          </w:p>
         </w:tc>
         <w:tc>
           <w:tcPr>
@@ -20581,13 +19908,9 @@
         </w:tc>
       </w:tr>
     </w:tbl>
-    <w:p/>
     <w:p>
       <w:pPr>
         <w:pStyle w:val="3"/>
-        <w:rPr>
-          <w:rFonts w:hint="eastAsia"/>
-        </w:rPr>
       </w:pPr>
       <w:bookmarkStart w:id="60" w:name="_Toc224350567"/>
       <w:r>
@@ -20889,13 +20212,9 @@
         </w:tc>
       </w:tr>
     </w:tbl>
-    <w:p/>
     <w:p>
       <w:pPr>
         <w:pStyle w:val="2"/>
-        <w:rPr>
-          <w:rFonts w:hint="eastAsia"/>
-        </w:rPr>
       </w:pPr>
       <w:bookmarkStart w:id="61" w:name="_Toc224350568"/>
       <w:r>
@@ -20907,11 +20226,6 @@
       <w:bookmarkEnd w:id="61"/>
     </w:p>
     <w:p>
-      <w:pPr>
-        <w:rPr>
-          <w:rFonts w:hint="eastAsia"/>
-        </w:rPr>
-      </w:pPr>
       <w:r>
         <w:rPr>
           <w:rFonts w:hint="eastAsia"/>
@@ -20922,9 +20236,6 @@
     <w:p>
       <w:pPr>
         <w:pStyle w:val="4"/>
-        <w:rPr>
-          <w:rFonts w:hint="eastAsia"/>
-        </w:rPr>
       </w:pPr>
       <w:r>
         <w:rPr>
@@ -20944,11 +20255,6 @@
       </w:r>
     </w:p>
     <w:p>
-      <w:pPr>
-        <w:rPr>
-          <w:rFonts w:hint="eastAsia"/>
-        </w:rPr>
-      </w:pPr>
       <w:r>
         <w:rPr>
           <w:rFonts w:hint="eastAsia"/>
@@ -20959,15 +20265,13 @@
     <w:p>
       <w:pPr>
         <w:pStyle w:val="3"/>
+      </w:pPr>
+      <w:bookmarkStart w:id="62" w:name="_Toc224350569"/>
+      <w:r>
         <w:rPr>
           <w:rFonts w:hint="eastAsia"/>
         </w:rPr>
-      </w:pPr>
-      <w:bookmarkStart w:id="62" w:name="_Toc224350569"/>
-      <w:r>
-        <w:rPr>
-          <w:rFonts w:hint="eastAsia"/>
-        </w:rPr>
+        <w:lastRenderedPageBreak/>
         <w:t>リクエストパラメータ</w:t>
       </w:r>
       <w:bookmarkEnd w:id="62"/>
@@ -21101,7 +20405,6 @@
           </w:tcPr>
           <w:p>
             <w:r>
-              <w:lastRenderedPageBreak/>
               <w:t>facilityLocationId</w:t>
             </w:r>
           </w:p>
@@ -21151,13 +20454,9 @@
         </w:tc>
       </w:tr>
     </w:tbl>
-    <w:p/>
     <w:p>
       <w:pPr>
         <w:pStyle w:val="4"/>
-        <w:rPr>
-          <w:rFonts w:hint="eastAsia"/>
-        </w:rPr>
       </w:pPr>
       <w:r>
         <w:rPr>
@@ -21167,11 +20466,6 @@
       </w:r>
     </w:p>
     <w:p>
-      <w:pPr>
-        <w:rPr>
-          <w:rFonts w:hint="eastAsia"/>
-        </w:rPr>
-      </w:pPr>
       <w:r>
         <w:rPr>
           <w:rFonts w:hint="eastAsia"/>
@@ -21182,9 +20476,6 @@
     <w:p>
       <w:pPr>
         <w:pStyle w:val="4"/>
-        <w:rPr>
-          <w:rFonts w:hint="eastAsia"/>
-        </w:rPr>
       </w:pPr>
       <w:r>
         <w:rPr>
@@ -21194,11 +20485,6 @@
       </w:r>
     </w:p>
     <w:p>
-      <w:pPr>
-        <w:rPr>
-          <w:rFonts w:hint="eastAsia"/>
-        </w:rPr>
-      </w:pPr>
       <w:r>
         <w:rPr>
           <w:rFonts w:hint="eastAsia"/>
@@ -21207,11 +20493,6 @@
       </w:r>
     </w:p>
     <w:p>
-      <w:pPr>
-        <w:rPr>
-          <w:rFonts w:hint="eastAsia"/>
-        </w:rPr>
-      </w:pPr>
       <w:r>
         <w:rPr>
           <w:rFonts w:hint="eastAsia"/>
@@ -21222,9 +20503,6 @@
     <w:p>
       <w:pPr>
         <w:pStyle w:val="3"/>
-        <w:rPr>
-          <w:rFonts w:hint="eastAsia"/>
-        </w:rPr>
       </w:pPr>
       <w:bookmarkStart w:id="63" w:name="_Toc224350570"/>
       <w:r>
@@ -21236,11 +20514,6 @@
       <w:bookmarkEnd w:id="63"/>
     </w:p>
     <w:p>
-      <w:pPr>
-        <w:rPr>
-          <w:rFonts w:hint="eastAsia"/>
-        </w:rPr>
-      </w:pPr>
       <w:r>
         <w:rPr>
           <w:rFonts w:hint="eastAsia"/>
@@ -21251,9 +20524,6 @@
     <w:p>
       <w:pPr>
         <w:pStyle w:val="3"/>
-        <w:rPr>
-          <w:rFonts w:hint="eastAsia"/>
-        </w:rPr>
       </w:pPr>
       <w:bookmarkStart w:id="64" w:name="_Toc224350571"/>
       <w:r>
@@ -21520,13 +20790,9 @@
         </w:tc>
       </w:tr>
     </w:tbl>
-    <w:p/>
     <w:p>
       <w:pPr>
         <w:pStyle w:val="10"/>
-        <w:rPr>
-          <w:rFonts w:hint="eastAsia"/>
-        </w:rPr>
       </w:pPr>
       <w:bookmarkStart w:id="65" w:name="_Toc224350572"/>
       <w:r>
@@ -21540,9 +20806,6 @@
     <w:p>
       <w:pPr>
         <w:pStyle w:val="2"/>
-        <w:rPr>
-          <w:rFonts w:hint="eastAsia"/>
-        </w:rPr>
       </w:pPr>
       <w:bookmarkStart w:id="66" w:name="_Toc224350573"/>
       <w:r>
@@ -21561,9 +20824,6 @@
           <w:numId w:val="124"/>
         </w:numPr>
         <w:ind w:leftChars="0"/>
-        <w:rPr>
-          <w:rFonts w:hint="eastAsia"/>
-        </w:rPr>
       </w:pPr>
       <w:r>
         <w:rPr>
@@ -21580,9 +20840,6 @@
           <w:numId w:val="124"/>
         </w:numPr>
         <w:ind w:leftChars="0"/>
-        <w:rPr>
-          <w:rFonts w:hint="eastAsia"/>
-        </w:rPr>
       </w:pPr>
       <w:r>
         <w:rPr>
@@ -21599,9 +20856,6 @@
           <w:numId w:val="124"/>
         </w:numPr>
         <w:ind w:leftChars="0"/>
-        <w:rPr>
-          <w:rFonts w:hint="eastAsia"/>
-        </w:rPr>
       </w:pPr>
       <w:r>
         <w:rPr>
@@ -21613,15 +20867,13 @@
     <w:p>
       <w:pPr>
         <w:pStyle w:val="2"/>
+      </w:pPr>
+      <w:bookmarkStart w:id="67" w:name="_Toc224350574"/>
+      <w:r>
         <w:rPr>
           <w:rFonts w:hint="eastAsia"/>
         </w:rPr>
-      </w:pPr>
-      <w:bookmarkStart w:id="67" w:name="_Toc224350574"/>
-      <w:r>
-        <w:rPr>
-          <w:rFonts w:hint="eastAsia"/>
-        </w:rPr>
+        <w:lastRenderedPageBreak/>
         <w:t>インポート運用ルール</w:t>
       </w:r>
       <w:bookmarkEnd w:id="67"/>
@@ -21634,9 +20886,6 @@
           <w:numId w:val="125"/>
         </w:numPr>
         <w:ind w:leftChars="0"/>
-        <w:rPr>
-          <w:rFonts w:hint="eastAsia"/>
-        </w:rPr>
       </w:pPr>
       <w:r>
         <w:rPr>
@@ -21653,9 +20902,6 @@
           <w:numId w:val="125"/>
         </w:numPr>
         <w:ind w:leftChars="0"/>
-        <w:rPr>
-          <w:rFonts w:hint="eastAsia"/>
-        </w:rPr>
       </w:pPr>
       <w:r>
         <w:rPr>
@@ -21672,9 +20918,6 @@
           <w:numId w:val="125"/>
         </w:numPr>
         <w:ind w:leftChars="0"/>
-        <w:rPr>
-          <w:rFonts w:hint="eastAsia"/>
-        </w:rPr>
       </w:pPr>
       <w:r>
         <w:rPr>
@@ -21686,16 +20929,12 @@
     <w:p>
       <w:pPr>
         <w:pStyle w:val="2"/>
+      </w:pPr>
+      <w:bookmarkStart w:id="68" w:name="_Toc224350575"/>
+      <w:r>
         <w:rPr>
           <w:rFonts w:hint="eastAsia"/>
         </w:rPr>
-      </w:pPr>
-      <w:bookmarkStart w:id="68" w:name="_Toc224350575"/>
-      <w:r>
-        <w:rPr>
-          <w:rFonts w:hint="eastAsia"/>
-        </w:rPr>
-        <w:lastRenderedPageBreak/>
         <w:t>未確定事項</w:t>
       </w:r>
       <w:bookmarkEnd w:id="68"/>
@@ -21708,9 +20947,6 @@
           <w:numId w:val="126"/>
         </w:numPr>
         <w:ind w:leftChars="0"/>
-        <w:rPr>
-          <w:rFonts w:hint="eastAsia"/>
-        </w:rPr>
       </w:pPr>
       <w:r>
         <w:rPr>
@@ -21727,9 +20963,6 @@
           <w:numId w:val="126"/>
         </w:numPr>
         <w:ind w:leftChars="0"/>
-        <w:rPr>
-          <w:rFonts w:hint="eastAsia"/>
-        </w:rPr>
       </w:pPr>
       <w:r>
         <w:rPr>
@@ -21741,9 +20974,6 @@
     <w:p>
       <w:pPr>
         <w:pStyle w:val="10"/>
-        <w:rPr>
-          <w:rFonts w:hint="eastAsia"/>
-        </w:rPr>
       </w:pPr>
       <w:bookmarkStart w:id="69" w:name="_Toc224350576"/>
       <w:r>
@@ -22154,15 +21384,13 @@
     <w:p>
       <w:pPr>
         <w:pStyle w:val="10"/>
+      </w:pPr>
+      <w:bookmarkStart w:id="70" w:name="_Toc224350577"/>
+      <w:r>
         <w:rPr>
           <w:rFonts w:hint="eastAsia"/>
         </w:rPr>
-      </w:pPr>
-      <w:bookmarkStart w:id="70" w:name="_Toc224350577"/>
-      <w:r>
-        <w:rPr>
-          <w:rFonts w:hint="eastAsia"/>
-        </w:rPr>
+        <w:lastRenderedPageBreak/>
         <w:t>第8章 運用・保守方針</w:t>
       </w:r>
       <w:bookmarkEnd w:id="70"/>
@@ -22170,9 +21398,6 @@
     <w:p>
       <w:pPr>
         <w:pStyle w:val="2"/>
-        <w:rPr>
-          <w:rFonts w:hint="eastAsia"/>
-        </w:rPr>
       </w:pPr>
       <w:bookmarkStart w:id="71" w:name="_Toc224350578"/>
       <w:r>
@@ -22191,9 +21416,6 @@
           <w:numId w:val="127"/>
         </w:numPr>
         <w:ind w:leftChars="0"/>
-        <w:rPr>
-          <w:rFonts w:hint="eastAsia"/>
-        </w:rPr>
       </w:pPr>
       <w:r>
         <w:rPr>
@@ -22210,9 +21432,6 @@
           <w:numId w:val="127"/>
         </w:numPr>
         <w:ind w:leftChars="0"/>
-        <w:rPr>
-          <w:rFonts w:hint="eastAsia"/>
-        </w:rPr>
       </w:pPr>
       <w:r>
         <w:rPr>
@@ -22229,9 +21448,6 @@
           <w:numId w:val="127"/>
         </w:numPr>
         <w:ind w:leftChars="0"/>
-        <w:rPr>
-          <w:rFonts w:hint="eastAsia"/>
-        </w:rPr>
       </w:pPr>
       <w:r>
         <w:rPr>
@@ -22243,9 +21459,6 @@
     <w:p>
       <w:pPr>
         <w:pStyle w:val="2"/>
-        <w:rPr>
-          <w:rFonts w:hint="eastAsia"/>
-        </w:rPr>
       </w:pPr>
       <w:bookmarkStart w:id="72" w:name="_Toc224350579"/>
       <w:r>
@@ -22264,9 +21477,6 @@
           <w:numId w:val="128"/>
         </w:numPr>
         <w:ind w:leftChars="0"/>
-        <w:rPr>
-          <w:rFonts w:hint="eastAsia"/>
-        </w:rPr>
       </w:pPr>
       <w:r>
         <w:rPr>
@@ -22283,15 +21493,11 @@
           <w:numId w:val="128"/>
         </w:numPr>
         <w:ind w:leftChars="0"/>
+      </w:pPr>
+      <w:r>
         <w:rPr>
           <w:rFonts w:hint="eastAsia"/>
         </w:rPr>
-      </w:pPr>
-      <w:r>
-        <w:rPr>
-          <w:rFonts w:hint="eastAsia"/>
-        </w:rPr>
-        <w:lastRenderedPageBreak/>
         <w:t>インポートが大規模化する場合は非同期ジョブ化を検討する</w:t>
       </w:r>
     </w:p>
@@ -22303,9 +21509,6 @@
           <w:numId w:val="128"/>
         </w:numPr>
         <w:ind w:leftChars="0"/>
-        <w:rPr>
-          <w:rFonts w:hint="eastAsia"/>
-        </w:rPr>
       </w:pPr>
       <w:r>
         <w:rPr>
@@ -22327,7 +21530,7 @@
 </w:document>
 </file>
 
-<file path=word\endnotes.xml><?xml version="1.0" encoding="utf-8"?>
+<file path=word/endnotes.xml><?xml version="1.0" encoding="utf-8"?>
 <w:endnotes xmlns:wpc="http://schemas.microsoft.com/office/word/2010/wordprocessingCanvas" xmlns:cx="http://schemas.microsoft.com/office/drawing/2014/chartex" xmlns:cx1="http://schemas.microsoft.com/office/drawing/2015/9/8/chartex" xmlns:cx2="http://schemas.microsoft.com/office/drawing/2015/10/21/chartex" xmlns:cx3="http://schemas.microsoft.com/office/drawing/2016/5/9/chartex" xmlns:cx4="http://schemas.microsoft.com/office/drawing/2016/5/10/chartex" xmlns:cx5="http://schemas.microsoft.com/office/drawing/2016/5/11/chartex" xmlns:cx6="http://schemas.microsoft.com/office/drawing/2016/5/12/chartex" xmlns:cx7="http://schemas.microsoft.com/office/drawing/2016/5/13/chartex" xmlns:cx8="http://schemas.microsoft.com/office/drawing/2016/5/14/chartex" xmlns:mc="http://schemas.openxmlformats.org/markup-compatibility/2006" xmlns:aink="http://schemas.microsoft.com/office/drawing/2016/ink" xmlns:am3d="http://schemas.microsoft.com/office/drawing/2017/model3d" xmlns:o="urn:schemas-microsoft-com:office:office" xmlns:oel="http://schemas.microsoft.com/office/2019/extlst" xmlns:r="http://schemas.openxmlformats.org/officeDocument/2006/relationships" xmlns:m="http://schemas.openxmlformats.org/officeDocument/2006/math" xmlns:v="urn:schemas-microsoft-com:vml" xmlns:wp14="http://schemas.microsoft.com/office/word/2010/wordprocessingDrawing" xmlns:wp="http://schemas.openxmlformats.org/drawingml/2006/wordprocessingDrawing" xmlns:w10="urn:schemas-microsoft-com:office:word" xmlns:w="http://schemas.openxmlformats.org/wordprocessingml/2006/main" xmlns:w14="http://schemas.microsoft.com/office/word/2010/wordml" xmlns:w15="http://schemas.microsoft.com/office/word/2012/wordml" xmlns:w16cex="http://schemas.microsoft.com/office/word/2018/wordml/cex" xmlns:w16cid="http://schemas.microsoft.com/office/word/2016/wordml/cid" xmlns:w16="http://schemas.microsoft.com/office/word/2018/wordml" xmlns:w16du="http://schemas.microsoft.com/office/word/2023/wordml/word16du" xmlns:w16sdtdh="http://schemas.microsoft.com/office/word/2020/wordml/sdtdatahash" xmlns:w16sdtfl="http://schemas.microsoft.com/office/word/2024/wordml/sdtformatlock" xmlns:w16se="http://schemas.microsoft.com/office/word/2015/wordml/symex" xmlns:wpg="http://schemas.microsoft.com/office/word/2010/wordprocessingGroup" xmlns:wpi="http://schemas.microsoft.com/office/word/2010/wordprocessingInk" xmlns:wne="http://schemas.microsoft.com/office/word/2006/wordml" xmlns:wps="http://schemas.microsoft.com/office/word/2010/wordprocessingShape" mc:Ignorable="w14 w15 w16se w16cid w16 w16cex w16sdtdh w16sdtfl w16du wp14">
   <w:endnote w:type="separator" w:id="-1">
     <w:p>
@@ -22352,97 +21555,7 @@
 </w:endnotes>
 </file>
 
-<file path=word\fontTable.xml><?xml version="1.0" encoding="utf-8"?>
-<w:fonts xmlns:mc="http://schemas.openxmlformats.org/markup-compatibility/2006" xmlns:r="http://schemas.openxmlformats.org/officeDocument/2006/relationships" xmlns:w="http://schemas.openxmlformats.org/wordprocessingml/2006/main" xmlns:w14="http://schemas.microsoft.com/office/word/2010/wordml" xmlns:w15="http://schemas.microsoft.com/office/word/2012/wordml" xmlns:w16cex="http://schemas.microsoft.com/office/word/2018/wordml/cex" xmlns:w16cid="http://schemas.microsoft.com/office/word/2016/wordml/cid" xmlns:w16="http://schemas.microsoft.com/office/word/2018/wordml" xmlns:w16du="http://schemas.microsoft.com/office/word/2023/wordml/word16du" xmlns:w16sdtdh="http://schemas.microsoft.com/office/word/2020/wordml/sdtdatahash" xmlns:w16sdtfl="http://schemas.microsoft.com/office/word/2024/wordml/sdtformatlock" xmlns:w16se="http://schemas.microsoft.com/office/word/2015/wordml/symex" mc:Ignorable="w14 w15 w16se w16cid w16 w16cex w16sdtdh w16sdtfl w16du">
-  <w:font w:name="Wingdings">
-    <w:panose1 w:val="05000000000000000000"/>
-    <w:charset w:val="02"/>
-    <w:family w:val="auto"/>
-    <w:pitch w:val="variable"/>
-    <w:sig w:usb0="00000000" w:usb1="10000000" w:usb2="00000000" w:usb3="00000000" w:csb0="80000000" w:csb1="00000000"/>
-  </w:font>
-  <w:font w:name="Times New Roman">
-    <w:panose1 w:val="02020603050405020304"/>
-    <w:charset w:val="00"/>
-    <w:family w:val="roman"/>
-    <w:pitch w:val="variable"/>
-    <w:sig w:usb0="E0002EFF" w:usb1="C000785B" w:usb2="00000009" w:usb3="00000000" w:csb0="000001FF" w:csb1="00000000"/>
-  </w:font>
-  <w:font w:name="Symbol">
-    <w:panose1 w:val="05050102010706020507"/>
-    <w:charset w:val="02"/>
-    <w:family w:val="roman"/>
-    <w:pitch w:val="variable"/>
-    <w:sig w:usb0="00000000" w:usb1="10000000" w:usb2="00000000" w:usb3="00000000" w:csb0="80000000" w:csb1="00000000"/>
-  </w:font>
-  <w:font w:name="Courier New">
-    <w:panose1 w:val="02070309020205020404"/>
-    <w:charset w:val="00"/>
-    <w:family w:val="modern"/>
-    <w:pitch w:val="fixed"/>
-    <w:sig w:usb0="E0002EFF" w:usb1="C0007843" w:usb2="00000009" w:usb3="00000000" w:csb0="000001FF" w:csb1="00000000"/>
-  </w:font>
-  <w:font w:name="ＭＳ ゴシック">
-    <w:altName w:val="MS Gothic"/>
-    <w:panose1 w:val="020B0609070205080204"/>
-    <w:charset w:val="80"/>
-    <w:family w:val="modern"/>
-    <w:pitch w:val="fixed"/>
-    <w:sig w:usb0="E00002FF" w:usb1="6AC7FDFB" w:usb2="08000012" w:usb3="00000000" w:csb0="0002009F" w:csb1="00000000"/>
-  </w:font>
-  <w:font w:name="Arial">
-    <w:panose1 w:val="020B0604020202020204"/>
-    <w:charset w:val="00"/>
-    <w:family w:val="swiss"/>
-    <w:pitch w:val="variable"/>
-    <w:sig w:usb0="E0002EFF" w:usb1="C000785B" w:usb2="00000009" w:usb3="00000000" w:csb0="000001FF" w:csb1="00000000"/>
-  </w:font>
-  <w:font w:name="ＭＳ 明朝">
-    <w:altName w:val="MS Mincho"/>
-    <w:panose1 w:val="02020609040205080304"/>
-    <w:charset w:val="80"/>
-    <w:family w:val="roman"/>
-    <w:pitch w:val="fixed"/>
-    <w:sig w:usb0="E00002FF" w:usb1="6AC7FDFB" w:usb2="08000012" w:usb3="00000000" w:csb0="0002009F" w:csb1="00000000"/>
-  </w:font>
-  <w:font w:name="Meiryo UI">
-    <w:panose1 w:val="020B0604030504040204"/>
-    <w:charset w:val="80"/>
-    <w:family w:val="modern"/>
-    <w:pitch w:val="variable"/>
-    <w:sig w:usb0="E00002FF" w:usb1="6AC7FFFF" w:usb2="08000012" w:usb3="00000000" w:csb0="0002009F" w:csb1="00000000"/>
-    <w:embedRegular r:id="rId1" w:subsetted="1" w:fontKey="{F6A823CA-03C4-4321-92A3-51F5047C23F9}"/>
-    <w:embedBold r:id="rId2" w:subsetted="1" w:fontKey="{FBCE2B6B-6B9D-421E-ADA9-16192E4DA722}"/>
-    <w:embedItalic r:id="rId3" w:subsetted="1" w:fontKey="{CD87B8DB-D47E-42D8-94B1-93CA18E5BA4C}"/>
-  </w:font>
-  <w:font w:name="Cambria">
-    <w:panose1 w:val="02040503050406030204"/>
-    <w:charset w:val="00"/>
-    <w:family w:val="roman"/>
-    <w:pitch w:val="variable"/>
-    <w:sig w:usb0="E00006FF" w:usb1="420024FF" w:usb2="02000000" w:usb3="00000000" w:csb0="0000019F" w:csb1="00000000"/>
-    <w:embedRegular r:id="rId4" w:fontKey="{26FE9D56-AF2F-48EB-9D58-3F8AA26DC49E}"/>
-  </w:font>
-  <w:font w:name="ＭＳ Ｐゴシック">
-    <w:altName w:val="MS PGothic"/>
-    <w:panose1 w:val="020B0600070205080204"/>
-    <w:charset w:val="80"/>
-    <w:family w:val="modern"/>
-    <w:pitch w:val="variable"/>
-    <w:sig w:usb0="E00002FF" w:usb1="6AC7FDFB" w:usb2="08000012" w:usb3="00000000" w:csb0="0002009F" w:csb1="00000000"/>
-  </w:font>
-  <w:font w:name="Calibri">
-    <w:panose1 w:val="020F0502020204030204"/>
-    <w:charset w:val="00"/>
-    <w:family w:val="swiss"/>
-    <w:pitch w:val="variable"/>
-    <w:sig w:usb0="E4002EFF" w:usb1="C200247B" w:usb2="00000009" w:usb3="00000000" w:csb0="000001FF" w:csb1="00000000"/>
-    <w:embedRegular r:id="rId5" w:fontKey="{4B02892E-B720-490A-AE64-CCF8E34F5499}"/>
-  </w:font>
-</w:fonts>
-</file>
-
-<file path=word\footnotes.xml><?xml version="1.0" encoding="utf-8"?>
+<file path=word/footnotes.xml><?xml version="1.0" encoding="utf-8"?>
 <w:footnotes xmlns:wpc="http://schemas.microsoft.com/office/word/2010/wordprocessingCanvas" xmlns:cx="http://schemas.microsoft.com/office/drawing/2014/chartex" xmlns:cx1="http://schemas.microsoft.com/office/drawing/2015/9/8/chartex" xmlns:cx2="http://schemas.microsoft.com/office/drawing/2015/10/21/chartex" xmlns:cx3="http://schemas.microsoft.com/office/drawing/2016/5/9/chartex" xmlns:cx4="http://schemas.microsoft.com/office/drawing/2016/5/10/chartex" xmlns:cx5="http://schemas.microsoft.com/office/drawing/2016/5/11/chartex" xmlns:cx6="http://schemas.microsoft.com/office/drawing/2016/5/12/chartex" xmlns:cx7="http://schemas.microsoft.com/office/drawing/2016/5/13/chartex" xmlns:cx8="http://schemas.microsoft.com/office/drawing/2016/5/14/chartex" xmlns:mc="http://schemas.openxmlformats.org/markup-compatibility/2006" xmlns:aink="http://schemas.microsoft.com/office/drawing/2016/ink" xmlns:am3d="http://schemas.microsoft.com/office/drawing/2017/model3d" xmlns:o="urn:schemas-microsoft-com:office:office" xmlns:oel="http://schemas.microsoft.com/office/2019/extlst" xmlns:r="http://schemas.openxmlformats.org/officeDocument/2006/relationships" xmlns:m="http://schemas.openxmlformats.org/officeDocument/2006/math" xmlns:v="urn:schemas-microsoft-com:vml" xmlns:wp14="http://schemas.microsoft.com/office/word/2010/wordprocessingDrawing" xmlns:wp="http://schemas.openxmlformats.org/drawingml/2006/wordprocessingDrawing" xmlns:w10="urn:schemas-microsoft-com:office:word" xmlns:w="http://schemas.openxmlformats.org/wordprocessingml/2006/main" xmlns:w14="http://schemas.microsoft.com/office/word/2010/wordml" xmlns:w15="http://schemas.microsoft.com/office/word/2012/wordml" xmlns:w16cex="http://schemas.microsoft.com/office/word/2018/wordml/cex" xmlns:w16cid="http://schemas.microsoft.com/office/word/2016/wordml/cid" xmlns:w16="http://schemas.microsoft.com/office/word/2018/wordml" xmlns:w16du="http://schemas.microsoft.com/office/word/2023/wordml/word16du" xmlns:w16sdtdh="http://schemas.microsoft.com/office/word/2020/wordml/sdtdatahash" xmlns:w16sdtfl="http://schemas.microsoft.com/office/word/2024/wordml/sdtformatlock" xmlns:w16se="http://schemas.microsoft.com/office/word/2015/wordml/symex" xmlns:wpg="http://schemas.microsoft.com/office/word/2010/wordprocessingGroup" xmlns:wpi="http://schemas.microsoft.com/office/word/2010/wordprocessingInk" xmlns:wne="http://schemas.microsoft.com/office/word/2006/wordml" xmlns:wps="http://schemas.microsoft.com/office/word/2010/wordprocessingShape" mc:Ignorable="w14 w15 w16se w16cid w16 w16cex w16sdtdh w16sdtfl w16du wp14">
   <w:footnote w:type="separator" w:id="-1">
     <w:p>
@@ -22467,7 +21580,7 @@
 </w:footnotes>
 </file>
 
-<file path=word\numbering.xml><?xml version="1.0" encoding="utf-8"?>
+<file path=word/numbering.xml><?xml version="1.0" encoding="utf-8"?>
 <w:numbering xmlns:wpc="http://schemas.microsoft.com/office/word/2010/wordprocessingCanvas" xmlns:cx="http://schemas.microsoft.com/office/drawing/2014/chartex" xmlns:cx1="http://schemas.microsoft.com/office/drawing/2015/9/8/chartex" xmlns:cx2="http://schemas.microsoft.com/office/drawing/2015/10/21/chartex" xmlns:cx3="http://schemas.microsoft.com/office/drawing/2016/5/9/chartex" xmlns:cx4="http://schemas.microsoft.com/office/drawing/2016/5/10/chartex" xmlns:cx5="http://schemas.microsoft.com/office/drawing/2016/5/11/chartex" xmlns:cx6="http://schemas.microsoft.com/office/drawing/2016/5/12/chartex" xmlns:cx7="http://schemas.microsoft.com/office/drawing/2016/5/13/chartex" xmlns:cx8="http://schemas.microsoft.com/office/drawing/2016/5/14/chartex" xmlns:mc="http://schemas.openxmlformats.org/markup-compatibility/2006" xmlns:aink="http://schemas.microsoft.com/office/drawing/2016/ink" xmlns:am3d="http://schemas.microsoft.com/office/drawing/2017/model3d" xmlns:o="urn:schemas-microsoft-com:office:office" xmlns:oel="http://schemas.microsoft.com/office/2019/extlst" xmlns:r="http://schemas.openxmlformats.org/officeDocument/2006/relationships" xmlns:m="http://schemas.openxmlformats.org/officeDocument/2006/math" xmlns:v="urn:schemas-microsoft-com:vml" xmlns:wp14="http://schemas.microsoft.com/office/word/2010/wordprocessingDrawing" xmlns:wp="http://schemas.openxmlformats.org/drawingml/2006/wordprocessingDrawing" xmlns:w10="urn:schemas-microsoft-com:office:word" xmlns:w="http://schemas.openxmlformats.org/wordprocessingml/2006/main" xmlns:w14="http://schemas.microsoft.com/office/word/2010/wordml" xmlns:w15="http://schemas.microsoft.com/office/word/2012/wordml" xmlns:w16cex="http://schemas.microsoft.com/office/word/2018/wordml/cex" xmlns:w16cid="http://schemas.microsoft.com/office/word/2016/wordml/cid" xmlns:w16="http://schemas.microsoft.com/office/word/2018/wordml" xmlns:w16du="http://schemas.microsoft.com/office/word/2023/wordml/word16du" xmlns:w16sdtdh="http://schemas.microsoft.com/office/word/2020/wordml/sdtdatahash" xmlns:w16sdtfl="http://schemas.microsoft.com/office/word/2024/wordml/sdtformatlock" xmlns:w16se="http://schemas.microsoft.com/office/word/2015/wordml/symex" xmlns:wpg="http://schemas.microsoft.com/office/word/2010/wordprocessingGroup" xmlns:wpi="http://schemas.microsoft.com/office/word/2010/wordprocessingInk" xmlns:wne="http://schemas.microsoft.com/office/word/2006/wordml" xmlns:wps="http://schemas.microsoft.com/office/word/2010/wordprocessingShape" mc:Ignorable="w14 w15 w16se w16cid w16 w16cex w16sdtdh w16sdtfl w16du wp14">
   <w:abstractNum w:abstractNumId="0" w15:restartNumberingAfterBreak="0">
     <w:nsid w:val="00100367"/>
@@ -22482,7 +21595,7 @@
         <w:ind w:left="440" w:hanging="440"/>
       </w:pPr>
       <w:rPr>
-        <w:rFonts w:ascii="Meiryo UI" w:hAnsi="Meiryo UI" w:eastAsia="Meiryo UI" w:cs="Meiryo UI" w:hint="default"/>
+        <w:rFonts w:ascii="Meiryo UI" w:eastAsia="Meiryo UI" w:hAnsi="Meiryo UI" w:cs="Meiryo UI" w:hint="default"/>
       </w:rPr>
     </w:lvl>
     <w:lvl w:ilvl="1" w:tplc="0409000B">
@@ -22494,7 +21607,7 @@
         <w:ind w:left="880" w:hanging="440"/>
       </w:pPr>
       <w:rPr>
-        <w:rFonts w:ascii="Meiryo UI" w:hAnsi="Meiryo UI" w:eastAsia="Meiryo UI" w:cs="Meiryo UI" w:hint="default"/>
+        <w:rFonts w:ascii="Meiryo UI" w:eastAsia="Meiryo UI" w:hAnsi="Meiryo UI" w:cs="Meiryo UI" w:hint="default"/>
       </w:rPr>
     </w:lvl>
     <w:lvl w:ilvl="2" w:tplc="0409000D" w:tentative="1">
@@ -22506,7 +21619,7 @@
         <w:ind w:left="1320" w:hanging="440"/>
       </w:pPr>
       <w:rPr>
-        <w:rFonts w:ascii="Meiryo UI" w:hAnsi="Meiryo UI" w:eastAsia="Meiryo UI" w:cs="Meiryo UI" w:hint="default"/>
+        <w:rFonts w:ascii="Meiryo UI" w:eastAsia="Meiryo UI" w:hAnsi="Meiryo UI" w:cs="Meiryo UI" w:hint="default"/>
       </w:rPr>
     </w:lvl>
     <w:lvl w:ilvl="3" w:tplc="04090001" w:tentative="1">
@@ -22518,7 +21631,7 @@
         <w:ind w:left="1760" w:hanging="440"/>
       </w:pPr>
       <w:rPr>
-        <w:rFonts w:ascii="Meiryo UI" w:hAnsi="Meiryo UI" w:eastAsia="Meiryo UI" w:cs="Meiryo UI" w:hint="default"/>
+        <w:rFonts w:ascii="Meiryo UI" w:eastAsia="Meiryo UI" w:hAnsi="Meiryo UI" w:cs="Meiryo UI" w:hint="default"/>
       </w:rPr>
     </w:lvl>
     <w:lvl w:ilvl="4" w:tplc="0409000B" w:tentative="1">
@@ -22530,7 +21643,7 @@
         <w:ind w:left="2200" w:hanging="440"/>
       </w:pPr>
       <w:rPr>
-        <w:rFonts w:ascii="Meiryo UI" w:hAnsi="Meiryo UI" w:eastAsia="Meiryo UI" w:cs="Meiryo UI" w:hint="default"/>
+        <w:rFonts w:ascii="Meiryo UI" w:eastAsia="Meiryo UI" w:hAnsi="Meiryo UI" w:cs="Meiryo UI" w:hint="default"/>
       </w:rPr>
     </w:lvl>
     <w:lvl w:ilvl="5" w:tplc="0409000D" w:tentative="1">
@@ -22542,7 +21655,7 @@
         <w:ind w:left="2640" w:hanging="440"/>
       </w:pPr>
       <w:rPr>
-        <w:rFonts w:ascii="Meiryo UI" w:hAnsi="Meiryo UI" w:eastAsia="Meiryo UI" w:cs="Meiryo UI" w:hint="default"/>
+        <w:rFonts w:ascii="Meiryo UI" w:eastAsia="Meiryo UI" w:hAnsi="Meiryo UI" w:cs="Meiryo UI" w:hint="default"/>
       </w:rPr>
     </w:lvl>
     <w:lvl w:ilvl="6" w:tplc="04090001" w:tentative="1">
@@ -22554,7 +21667,7 @@
         <w:ind w:left="3080" w:hanging="440"/>
       </w:pPr>
       <w:rPr>
-        <w:rFonts w:ascii="Meiryo UI" w:hAnsi="Meiryo UI" w:eastAsia="Meiryo UI" w:cs="Meiryo UI" w:hint="default"/>
+        <w:rFonts w:ascii="Meiryo UI" w:eastAsia="Meiryo UI" w:hAnsi="Meiryo UI" w:cs="Meiryo UI" w:hint="default"/>
       </w:rPr>
     </w:lvl>
     <w:lvl w:ilvl="7" w:tplc="0409000B" w:tentative="1">
@@ -22566,7 +21679,7 @@
         <w:ind w:left="3520" w:hanging="440"/>
       </w:pPr>
       <w:rPr>
-        <w:rFonts w:ascii="Meiryo UI" w:hAnsi="Meiryo UI" w:eastAsia="Meiryo UI" w:cs="Meiryo UI" w:hint="default"/>
+        <w:rFonts w:ascii="Meiryo UI" w:eastAsia="Meiryo UI" w:hAnsi="Meiryo UI" w:cs="Meiryo UI" w:hint="default"/>
       </w:rPr>
     </w:lvl>
     <w:lvl w:ilvl="8" w:tplc="0409000D" w:tentative="1">
@@ -22578,7 +21691,7 @@
         <w:ind w:left="3960" w:hanging="440"/>
       </w:pPr>
       <w:rPr>
-        <w:rFonts w:ascii="Meiryo UI" w:hAnsi="Meiryo UI" w:eastAsia="Meiryo UI" w:cs="Meiryo UI" w:hint="default"/>
+        <w:rFonts w:ascii="Meiryo UI" w:eastAsia="Meiryo UI" w:hAnsi="Meiryo UI" w:cs="Meiryo UI" w:hint="default"/>
       </w:rPr>
     </w:lvl>
   </w:abstractNum>
@@ -22595,7 +21708,7 @@
         <w:ind w:left="800" w:hanging="440"/>
       </w:pPr>
       <w:rPr>
-        <w:rFonts w:ascii="Meiryo UI" w:hAnsi="Meiryo UI" w:eastAsia="Meiryo UI" w:cs="Meiryo UI" w:hint="default"/>
+        <w:rFonts w:ascii="Meiryo UI" w:eastAsia="Meiryo UI" w:hAnsi="Meiryo UI" w:cs="Meiryo UI" w:hint="default"/>
         <w:u w:val="none"/>
       </w:rPr>
     </w:lvl>
@@ -22709,7 +21822,7 @@
         <w:ind w:left="440" w:hanging="440"/>
       </w:pPr>
       <w:rPr>
-        <w:rFonts w:ascii="Meiryo UI" w:hAnsi="Meiryo UI" w:eastAsia="Meiryo UI" w:cs="Meiryo UI" w:hint="default"/>
+        <w:rFonts w:ascii="Meiryo UI" w:eastAsia="Meiryo UI" w:hAnsi="Meiryo UI" w:cs="Meiryo UI" w:hint="default"/>
       </w:rPr>
     </w:lvl>
     <w:lvl w:ilvl="1" w:tplc="0409000B" w:tentative="1">
@@ -22721,7 +21834,7 @@
         <w:ind w:left="880" w:hanging="440"/>
       </w:pPr>
       <w:rPr>
-        <w:rFonts w:ascii="Meiryo UI" w:hAnsi="Meiryo UI" w:eastAsia="Meiryo UI" w:cs="Meiryo UI" w:hint="default"/>
+        <w:rFonts w:ascii="Meiryo UI" w:eastAsia="Meiryo UI" w:hAnsi="Meiryo UI" w:cs="Meiryo UI" w:hint="default"/>
       </w:rPr>
     </w:lvl>
     <w:lvl w:ilvl="2" w:tplc="0409000D" w:tentative="1">
@@ -22733,7 +21846,7 @@
         <w:ind w:left="1320" w:hanging="440"/>
       </w:pPr>
       <w:rPr>
-        <w:rFonts w:ascii="Meiryo UI" w:hAnsi="Meiryo UI" w:eastAsia="Meiryo UI" w:cs="Meiryo UI" w:hint="default"/>
+        <w:rFonts w:ascii="Meiryo UI" w:eastAsia="Meiryo UI" w:hAnsi="Meiryo UI" w:cs="Meiryo UI" w:hint="default"/>
       </w:rPr>
     </w:lvl>
     <w:lvl w:ilvl="3" w:tplc="04090001" w:tentative="1">
@@ -22745,7 +21858,7 @@
         <w:ind w:left="1760" w:hanging="440"/>
       </w:pPr>
       <w:rPr>
-        <w:rFonts w:ascii="Meiryo UI" w:hAnsi="Meiryo UI" w:eastAsia="Meiryo UI" w:cs="Meiryo UI" w:hint="default"/>
+        <w:rFonts w:ascii="Meiryo UI" w:eastAsia="Meiryo UI" w:hAnsi="Meiryo UI" w:cs="Meiryo UI" w:hint="default"/>
       </w:rPr>
     </w:lvl>
     <w:lvl w:ilvl="4" w:tplc="0409000B" w:tentative="1">
@@ -22757,7 +21870,7 @@
         <w:ind w:left="2200" w:hanging="440"/>
       </w:pPr>
       <w:rPr>
-        <w:rFonts w:ascii="Meiryo UI" w:hAnsi="Meiryo UI" w:eastAsia="Meiryo UI" w:cs="Meiryo UI" w:hint="default"/>
+        <w:rFonts w:ascii="Meiryo UI" w:eastAsia="Meiryo UI" w:hAnsi="Meiryo UI" w:cs="Meiryo UI" w:hint="default"/>
       </w:rPr>
     </w:lvl>
     <w:lvl w:ilvl="5" w:tplc="0409000D" w:tentative="1">
@@ -22769,7 +21882,7 @@
         <w:ind w:left="2640" w:hanging="440"/>
       </w:pPr>
       <w:rPr>
-        <w:rFonts w:ascii="Meiryo UI" w:hAnsi="Meiryo UI" w:eastAsia="Meiryo UI" w:cs="Meiryo UI" w:hint="default"/>
+        <w:rFonts w:ascii="Meiryo UI" w:eastAsia="Meiryo UI" w:hAnsi="Meiryo UI" w:cs="Meiryo UI" w:hint="default"/>
       </w:rPr>
     </w:lvl>
     <w:lvl w:ilvl="6" w:tplc="04090001" w:tentative="1">
@@ -22781,7 +21894,7 @@
         <w:ind w:left="3080" w:hanging="440"/>
       </w:pPr>
       <w:rPr>
-        <w:rFonts w:ascii="Meiryo UI" w:hAnsi="Meiryo UI" w:eastAsia="Meiryo UI" w:cs="Meiryo UI" w:hint="default"/>
+        <w:rFonts w:ascii="Meiryo UI" w:eastAsia="Meiryo UI" w:hAnsi="Meiryo UI" w:cs="Meiryo UI" w:hint="default"/>
       </w:rPr>
     </w:lvl>
     <w:lvl w:ilvl="7" w:tplc="0409000B" w:tentative="1">
@@ -22793,7 +21906,7 @@
         <w:ind w:left="3520" w:hanging="440"/>
       </w:pPr>
       <w:rPr>
-        <w:rFonts w:ascii="Meiryo UI" w:hAnsi="Meiryo UI" w:eastAsia="Meiryo UI" w:cs="Meiryo UI" w:hint="default"/>
+        <w:rFonts w:ascii="Meiryo UI" w:eastAsia="Meiryo UI" w:hAnsi="Meiryo UI" w:cs="Meiryo UI" w:hint="default"/>
       </w:rPr>
     </w:lvl>
     <w:lvl w:ilvl="8" w:tplc="0409000D" w:tentative="1">
@@ -22805,7 +21918,7 @@
         <w:ind w:left="3960" w:hanging="440"/>
       </w:pPr>
       <w:rPr>
-        <w:rFonts w:ascii="Meiryo UI" w:hAnsi="Meiryo UI" w:eastAsia="Meiryo UI" w:cs="Meiryo UI" w:hint="default"/>
+        <w:rFonts w:ascii="Meiryo UI" w:eastAsia="Meiryo UI" w:hAnsi="Meiryo UI" w:cs="Meiryo UI" w:hint="default"/>
       </w:rPr>
     </w:lvl>
   </w:abstractNum>
@@ -22822,7 +21935,7 @@
         <w:ind w:left="800" w:hanging="440"/>
       </w:pPr>
       <w:rPr>
-        <w:rFonts w:ascii="Meiryo UI" w:hAnsi="Meiryo UI" w:eastAsia="Meiryo UI" w:cs="Meiryo UI" w:hint="default"/>
+        <w:rFonts w:ascii="Meiryo UI" w:eastAsia="Meiryo UI" w:hAnsi="Meiryo UI" w:cs="Meiryo UI" w:hint="default"/>
         <w:u w:val="none"/>
       </w:rPr>
     </w:lvl>
@@ -23049,7 +22162,7 @@
         <w:ind w:left="680" w:hanging="440"/>
       </w:pPr>
       <w:rPr>
-        <w:rFonts w:ascii="Meiryo UI" w:hAnsi="Meiryo UI" w:eastAsia="Meiryo UI" w:cs="Meiryo UI" w:hint="default"/>
+        <w:rFonts w:ascii="Meiryo UI" w:eastAsia="Meiryo UI" w:hAnsi="Meiryo UI" w:cs="Meiryo UI" w:hint="default"/>
       </w:rPr>
     </w:lvl>
     <w:lvl w:ilvl="1" w:tplc="0409000B" w:tentative="1">
@@ -23061,7 +22174,7 @@
         <w:ind w:left="1120" w:hanging="440"/>
       </w:pPr>
       <w:rPr>
-        <w:rFonts w:ascii="Meiryo UI" w:hAnsi="Meiryo UI" w:eastAsia="Meiryo UI" w:cs="Meiryo UI" w:hint="default"/>
+        <w:rFonts w:ascii="Meiryo UI" w:eastAsia="Meiryo UI" w:hAnsi="Meiryo UI" w:cs="Meiryo UI" w:hint="default"/>
       </w:rPr>
     </w:lvl>
     <w:lvl w:ilvl="2" w:tplc="0409000D" w:tentative="1">
@@ -23073,7 +22186,7 @@
         <w:ind w:left="1560" w:hanging="440"/>
       </w:pPr>
       <w:rPr>
-        <w:rFonts w:ascii="Meiryo UI" w:hAnsi="Meiryo UI" w:eastAsia="Meiryo UI" w:cs="Meiryo UI" w:hint="default"/>
+        <w:rFonts w:ascii="Meiryo UI" w:eastAsia="Meiryo UI" w:hAnsi="Meiryo UI" w:cs="Meiryo UI" w:hint="default"/>
       </w:rPr>
     </w:lvl>
     <w:lvl w:ilvl="3" w:tplc="04090001" w:tentative="1">
@@ -23085,7 +22198,7 @@
         <w:ind w:left="2000" w:hanging="440"/>
       </w:pPr>
       <w:rPr>
-        <w:rFonts w:ascii="Meiryo UI" w:hAnsi="Meiryo UI" w:eastAsia="Meiryo UI" w:cs="Meiryo UI" w:hint="default"/>
+        <w:rFonts w:ascii="Meiryo UI" w:eastAsia="Meiryo UI" w:hAnsi="Meiryo UI" w:cs="Meiryo UI" w:hint="default"/>
       </w:rPr>
     </w:lvl>
     <w:lvl w:ilvl="4" w:tplc="0409000B" w:tentative="1">
@@ -23097,7 +22210,7 @@
         <w:ind w:left="2440" w:hanging="440"/>
       </w:pPr>
       <w:rPr>
-        <w:rFonts w:ascii="Meiryo UI" w:hAnsi="Meiryo UI" w:eastAsia="Meiryo UI" w:cs="Meiryo UI" w:hint="default"/>
+        <w:rFonts w:ascii="Meiryo UI" w:eastAsia="Meiryo UI" w:hAnsi="Meiryo UI" w:cs="Meiryo UI" w:hint="default"/>
       </w:rPr>
     </w:lvl>
     <w:lvl w:ilvl="5" w:tplc="0409000D" w:tentative="1">
@@ -23109,7 +22222,7 @@
         <w:ind w:left="2880" w:hanging="440"/>
       </w:pPr>
       <w:rPr>
-        <w:rFonts w:ascii="Meiryo UI" w:hAnsi="Meiryo UI" w:eastAsia="Meiryo UI" w:cs="Meiryo UI" w:hint="default"/>
+        <w:rFonts w:ascii="Meiryo UI" w:eastAsia="Meiryo UI" w:hAnsi="Meiryo UI" w:cs="Meiryo UI" w:hint="default"/>
       </w:rPr>
     </w:lvl>
     <w:lvl w:ilvl="6" w:tplc="04090001" w:tentative="1">
@@ -23121,7 +22234,7 @@
         <w:ind w:left="3320" w:hanging="440"/>
       </w:pPr>
       <w:rPr>
-        <w:rFonts w:ascii="Meiryo UI" w:hAnsi="Meiryo UI" w:eastAsia="Meiryo UI" w:cs="Meiryo UI" w:hint="default"/>
+        <w:rFonts w:ascii="Meiryo UI" w:eastAsia="Meiryo UI" w:hAnsi="Meiryo UI" w:cs="Meiryo UI" w:hint="default"/>
       </w:rPr>
     </w:lvl>
     <w:lvl w:ilvl="7" w:tplc="0409000B" w:tentative="1">
@@ -23133,7 +22246,7 @@
         <w:ind w:left="3760" w:hanging="440"/>
       </w:pPr>
       <w:rPr>
-        <w:rFonts w:ascii="Meiryo UI" w:hAnsi="Meiryo UI" w:eastAsia="Meiryo UI" w:cs="Meiryo UI" w:hint="default"/>
+        <w:rFonts w:ascii="Meiryo UI" w:eastAsia="Meiryo UI" w:hAnsi="Meiryo UI" w:cs="Meiryo UI" w:hint="default"/>
       </w:rPr>
     </w:lvl>
     <w:lvl w:ilvl="8" w:tplc="0409000D" w:tentative="1">
@@ -23145,7 +22258,7 @@
         <w:ind w:left="4200" w:hanging="440"/>
       </w:pPr>
       <w:rPr>
-        <w:rFonts w:ascii="Meiryo UI" w:hAnsi="Meiryo UI" w:eastAsia="Meiryo UI" w:cs="Meiryo UI" w:hint="default"/>
+        <w:rFonts w:ascii="Meiryo UI" w:eastAsia="Meiryo UI" w:hAnsi="Meiryo UI" w:cs="Meiryo UI" w:hint="default"/>
       </w:rPr>
     </w:lvl>
   </w:abstractNum>
@@ -23362,7 +22475,7 @@
         <w:ind w:left="1160" w:hanging="440"/>
       </w:pPr>
       <w:rPr>
-        <w:rFonts w:ascii="Meiryo UI" w:hAnsi="Meiryo UI" w:eastAsia="Meiryo UI" w:cs="Meiryo UI" w:hint="default"/>
+        <w:rFonts w:ascii="Meiryo UI" w:eastAsia="Meiryo UI" w:hAnsi="Meiryo UI" w:cs="Meiryo UI" w:hint="default"/>
       </w:rPr>
     </w:lvl>
     <w:lvl w:ilvl="1" w:tplc="0409000B" w:tentative="1">
@@ -23374,7 +22487,7 @@
         <w:ind w:left="1600" w:hanging="440"/>
       </w:pPr>
       <w:rPr>
-        <w:rFonts w:ascii="Meiryo UI" w:hAnsi="Meiryo UI" w:eastAsia="Meiryo UI" w:cs="Meiryo UI" w:hint="default"/>
+        <w:rFonts w:ascii="Meiryo UI" w:eastAsia="Meiryo UI" w:hAnsi="Meiryo UI" w:cs="Meiryo UI" w:hint="default"/>
       </w:rPr>
     </w:lvl>
     <w:lvl w:ilvl="2" w:tplc="0409000D" w:tentative="1">
@@ -23386,7 +22499,7 @@
         <w:ind w:left="2040" w:hanging="440"/>
       </w:pPr>
       <w:rPr>
-        <w:rFonts w:ascii="Meiryo UI" w:hAnsi="Meiryo UI" w:eastAsia="Meiryo UI" w:cs="Meiryo UI" w:hint="default"/>
+        <w:rFonts w:ascii="Meiryo UI" w:eastAsia="Meiryo UI" w:hAnsi="Meiryo UI" w:cs="Meiryo UI" w:hint="default"/>
       </w:rPr>
     </w:lvl>
     <w:lvl w:ilvl="3" w:tplc="04090001" w:tentative="1">
@@ -23398,7 +22511,7 @@
         <w:ind w:left="2480" w:hanging="440"/>
       </w:pPr>
       <w:rPr>
-        <w:rFonts w:ascii="Meiryo UI" w:hAnsi="Meiryo UI" w:eastAsia="Meiryo UI" w:cs="Meiryo UI" w:hint="default"/>
+        <w:rFonts w:ascii="Meiryo UI" w:eastAsia="Meiryo UI" w:hAnsi="Meiryo UI" w:cs="Meiryo UI" w:hint="default"/>
       </w:rPr>
     </w:lvl>
     <w:lvl w:ilvl="4" w:tplc="0409000B" w:tentative="1">
@@ -23410,7 +22523,7 @@
         <w:ind w:left="2920" w:hanging="440"/>
       </w:pPr>
       <w:rPr>
-        <w:rFonts w:ascii="Meiryo UI" w:hAnsi="Meiryo UI" w:eastAsia="Meiryo UI" w:cs="Meiryo UI" w:hint="default"/>
+        <w:rFonts w:ascii="Meiryo UI" w:eastAsia="Meiryo UI" w:hAnsi="Meiryo UI" w:cs="Meiryo UI" w:hint="default"/>
       </w:rPr>
     </w:lvl>
     <w:lvl w:ilvl="5" w:tplc="0409000D" w:tentative="1">
@@ -23422,7 +22535,7 @@
         <w:ind w:left="3360" w:hanging="440"/>
       </w:pPr>
       <w:rPr>
-        <w:rFonts w:ascii="Meiryo UI" w:hAnsi="Meiryo UI" w:eastAsia="Meiryo UI" w:cs="Meiryo UI" w:hint="default"/>
+        <w:rFonts w:ascii="Meiryo UI" w:eastAsia="Meiryo UI" w:hAnsi="Meiryo UI" w:cs="Meiryo UI" w:hint="default"/>
       </w:rPr>
     </w:lvl>
     <w:lvl w:ilvl="6" w:tplc="04090001" w:tentative="1">
@@ -23434,7 +22547,7 @@
         <w:ind w:left="3800" w:hanging="440"/>
       </w:pPr>
       <w:rPr>
-        <w:rFonts w:ascii="Meiryo UI" w:hAnsi="Meiryo UI" w:eastAsia="Meiryo UI" w:cs="Meiryo UI" w:hint="default"/>
+        <w:rFonts w:ascii="Meiryo UI" w:eastAsia="Meiryo UI" w:hAnsi="Meiryo UI" w:cs="Meiryo UI" w:hint="default"/>
       </w:rPr>
     </w:lvl>
     <w:lvl w:ilvl="7" w:tplc="0409000B" w:tentative="1">
@@ -23446,7 +22559,7 @@
         <w:ind w:left="4240" w:hanging="440"/>
       </w:pPr>
       <w:rPr>
-        <w:rFonts w:ascii="Meiryo UI" w:hAnsi="Meiryo UI" w:eastAsia="Meiryo UI" w:cs="Meiryo UI" w:hint="default"/>
+        <w:rFonts w:ascii="Meiryo UI" w:eastAsia="Meiryo UI" w:hAnsi="Meiryo UI" w:cs="Meiryo UI" w:hint="default"/>
       </w:rPr>
     </w:lvl>
     <w:lvl w:ilvl="8" w:tplc="0409000D" w:tentative="1">
@@ -23458,7 +22571,7 @@
         <w:ind w:left="4680" w:hanging="440"/>
       </w:pPr>
       <w:rPr>
-        <w:rFonts w:ascii="Meiryo UI" w:hAnsi="Meiryo UI" w:eastAsia="Meiryo UI" w:cs="Meiryo UI" w:hint="default"/>
+        <w:rFonts w:ascii="Meiryo UI" w:eastAsia="Meiryo UI" w:hAnsi="Meiryo UI" w:cs="Meiryo UI" w:hint="default"/>
       </w:rPr>
     </w:lvl>
   </w:abstractNum>
@@ -23475,7 +22588,7 @@
         <w:ind w:left="800" w:hanging="440"/>
       </w:pPr>
       <w:rPr>
-        <w:rFonts w:ascii="Meiryo UI" w:hAnsi="Meiryo UI" w:eastAsia="Meiryo UI" w:cs="Meiryo UI" w:hint="default"/>
+        <w:rFonts w:ascii="Meiryo UI" w:eastAsia="Meiryo UI" w:hAnsi="Meiryo UI" w:cs="Meiryo UI" w:hint="default"/>
         <w:u w:val="none"/>
       </w:rPr>
     </w:lvl>
@@ -23702,7 +22815,7 @@
         <w:ind w:left="800" w:hanging="440"/>
       </w:pPr>
       <w:rPr>
-        <w:rFonts w:ascii="Meiryo UI" w:hAnsi="Meiryo UI" w:eastAsia="Meiryo UI" w:cs="Meiryo UI" w:hint="default"/>
+        <w:rFonts w:ascii="Meiryo UI" w:eastAsia="Meiryo UI" w:hAnsi="Meiryo UI" w:cs="Meiryo UI" w:hint="default"/>
         <w:u w:val="none"/>
       </w:rPr>
     </w:lvl>
@@ -23715,7 +22828,7 @@
         <w:ind w:left="1520" w:hanging="440"/>
       </w:pPr>
       <w:rPr>
-        <w:rFonts w:ascii="Meiryo UI" w:hAnsi="Meiryo UI" w:eastAsia="Meiryo UI" w:cs="Meiryo UI" w:hint="default"/>
+        <w:rFonts w:ascii="Meiryo UI" w:eastAsia="Meiryo UI" w:hAnsi="Meiryo UI" w:cs="Meiryo UI" w:hint="default"/>
       </w:rPr>
     </w:lvl>
     <w:lvl w:ilvl="2">
@@ -23816,7 +22929,7 @@
         <w:ind w:left="800" w:hanging="440"/>
       </w:pPr>
       <w:rPr>
-        <w:rFonts w:ascii="Meiryo UI" w:hAnsi="Meiryo UI" w:eastAsia="Meiryo UI" w:cs="Meiryo UI" w:hint="default"/>
+        <w:rFonts w:ascii="Meiryo UI" w:eastAsia="Meiryo UI" w:hAnsi="Meiryo UI" w:cs="Meiryo UI" w:hint="default"/>
         <w:u w:val="none"/>
       </w:rPr>
     </w:lvl>
@@ -23930,7 +23043,7 @@
         <w:ind w:left="440" w:hanging="440"/>
       </w:pPr>
       <w:rPr>
-        <w:rFonts w:ascii="Meiryo UI" w:hAnsi="Meiryo UI" w:eastAsia="Meiryo UI" w:cs="Meiryo UI" w:hint="default"/>
+        <w:rFonts w:ascii="Meiryo UI" w:eastAsia="Meiryo UI" w:hAnsi="Meiryo UI" w:cs="Meiryo UI" w:hint="default"/>
       </w:rPr>
     </w:lvl>
     <w:lvl w:ilvl="1" w:tplc="0409000B">
@@ -23942,7 +23055,7 @@
         <w:ind w:left="880" w:hanging="440"/>
       </w:pPr>
       <w:rPr>
-        <w:rFonts w:ascii="Meiryo UI" w:hAnsi="Meiryo UI" w:eastAsia="Meiryo UI" w:cs="Meiryo UI" w:hint="default"/>
+        <w:rFonts w:ascii="Meiryo UI" w:eastAsia="Meiryo UI" w:hAnsi="Meiryo UI" w:cs="Meiryo UI" w:hint="default"/>
       </w:rPr>
     </w:lvl>
     <w:lvl w:ilvl="2" w:tplc="0409000D">
@@ -23954,7 +23067,7 @@
         <w:ind w:left="1320" w:hanging="440"/>
       </w:pPr>
       <w:rPr>
-        <w:rFonts w:ascii="Meiryo UI" w:hAnsi="Meiryo UI" w:eastAsia="Meiryo UI" w:cs="Meiryo UI" w:hint="default"/>
+        <w:rFonts w:ascii="Meiryo UI" w:eastAsia="Meiryo UI" w:hAnsi="Meiryo UI" w:cs="Meiryo UI" w:hint="default"/>
       </w:rPr>
     </w:lvl>
     <w:lvl w:ilvl="3" w:tplc="04090001" w:tentative="1">
@@ -23966,7 +23079,7 @@
         <w:ind w:left="1760" w:hanging="440"/>
       </w:pPr>
       <w:rPr>
-        <w:rFonts w:ascii="Meiryo UI" w:hAnsi="Meiryo UI" w:eastAsia="Meiryo UI" w:cs="Meiryo UI" w:hint="default"/>
+        <w:rFonts w:ascii="Meiryo UI" w:eastAsia="Meiryo UI" w:hAnsi="Meiryo UI" w:cs="Meiryo UI" w:hint="default"/>
       </w:rPr>
     </w:lvl>
     <w:lvl w:ilvl="4" w:tplc="0409000B" w:tentative="1">
@@ -23978,7 +23091,7 @@
         <w:ind w:left="2200" w:hanging="440"/>
       </w:pPr>
       <w:rPr>
-        <w:rFonts w:ascii="Meiryo UI" w:hAnsi="Meiryo UI" w:eastAsia="Meiryo UI" w:cs="Meiryo UI" w:hint="default"/>
+        <w:rFonts w:ascii="Meiryo UI" w:eastAsia="Meiryo UI" w:hAnsi="Meiryo UI" w:cs="Meiryo UI" w:hint="default"/>
       </w:rPr>
     </w:lvl>
     <w:lvl w:ilvl="5" w:tplc="0409000D" w:tentative="1">
@@ -23990,7 +23103,7 @@
         <w:ind w:left="2640" w:hanging="440"/>
       </w:pPr>
       <w:rPr>
-        <w:rFonts w:ascii="Meiryo UI" w:hAnsi="Meiryo UI" w:eastAsia="Meiryo UI" w:cs="Meiryo UI" w:hint="default"/>
+        <w:rFonts w:ascii="Meiryo UI" w:eastAsia="Meiryo UI" w:hAnsi="Meiryo UI" w:cs="Meiryo UI" w:hint="default"/>
       </w:rPr>
     </w:lvl>
     <w:lvl w:ilvl="6" w:tplc="04090001" w:tentative="1">
@@ -24002,7 +23115,7 @@
         <w:ind w:left="3080" w:hanging="440"/>
       </w:pPr>
       <w:rPr>
-        <w:rFonts w:ascii="Meiryo UI" w:hAnsi="Meiryo UI" w:eastAsia="Meiryo UI" w:cs="Meiryo UI" w:hint="default"/>
+        <w:rFonts w:ascii="Meiryo UI" w:eastAsia="Meiryo UI" w:hAnsi="Meiryo UI" w:cs="Meiryo UI" w:hint="default"/>
       </w:rPr>
     </w:lvl>
     <w:lvl w:ilvl="7" w:tplc="0409000B" w:tentative="1">
@@ -24014,7 +23127,7 @@
         <w:ind w:left="3520" w:hanging="440"/>
       </w:pPr>
       <w:rPr>
-        <w:rFonts w:ascii="Meiryo UI" w:hAnsi="Meiryo UI" w:eastAsia="Meiryo UI" w:cs="Meiryo UI" w:hint="default"/>
+        <w:rFonts w:ascii="Meiryo UI" w:eastAsia="Meiryo UI" w:hAnsi="Meiryo UI" w:cs="Meiryo UI" w:hint="default"/>
       </w:rPr>
     </w:lvl>
     <w:lvl w:ilvl="8" w:tplc="0409000D" w:tentative="1">
@@ -24026,7 +23139,7 @@
         <w:ind w:left="3960" w:hanging="440"/>
       </w:pPr>
       <w:rPr>
-        <w:rFonts w:ascii="Meiryo UI" w:hAnsi="Meiryo UI" w:eastAsia="Meiryo UI" w:cs="Meiryo UI" w:hint="default"/>
+        <w:rFonts w:ascii="Meiryo UI" w:eastAsia="Meiryo UI" w:hAnsi="Meiryo UI" w:cs="Meiryo UI" w:hint="default"/>
       </w:rPr>
     </w:lvl>
   </w:abstractNum>
@@ -24156,7 +23269,7 @@
         <w:ind w:left="440" w:hanging="440"/>
       </w:pPr>
       <w:rPr>
-        <w:rFonts w:ascii="Meiryo UI" w:hAnsi="Meiryo UI" w:eastAsia="Meiryo UI" w:cs="Meiryo UI" w:hint="default"/>
+        <w:rFonts w:ascii="Meiryo UI" w:eastAsia="Meiryo UI" w:hAnsi="Meiryo UI" w:cs="Meiryo UI" w:hint="default"/>
       </w:rPr>
     </w:lvl>
     <w:lvl w:ilvl="1" w:tplc="0409000B" w:tentative="1">
@@ -24168,7 +23281,7 @@
         <w:ind w:left="880" w:hanging="440"/>
       </w:pPr>
       <w:rPr>
-        <w:rFonts w:ascii="Meiryo UI" w:hAnsi="Meiryo UI" w:eastAsia="Meiryo UI" w:cs="Meiryo UI" w:hint="default"/>
+        <w:rFonts w:ascii="Meiryo UI" w:eastAsia="Meiryo UI" w:hAnsi="Meiryo UI" w:cs="Meiryo UI" w:hint="default"/>
       </w:rPr>
     </w:lvl>
     <w:lvl w:ilvl="2" w:tplc="0409000D" w:tentative="1">
@@ -24180,7 +23293,7 @@
         <w:ind w:left="1320" w:hanging="440"/>
       </w:pPr>
       <w:rPr>
-        <w:rFonts w:ascii="Meiryo UI" w:hAnsi="Meiryo UI" w:eastAsia="Meiryo UI" w:cs="Meiryo UI" w:hint="default"/>
+        <w:rFonts w:ascii="Meiryo UI" w:eastAsia="Meiryo UI" w:hAnsi="Meiryo UI" w:cs="Meiryo UI" w:hint="default"/>
       </w:rPr>
     </w:lvl>
     <w:lvl w:ilvl="3" w:tplc="04090001" w:tentative="1">
@@ -24192,7 +23305,7 @@
         <w:ind w:left="1760" w:hanging="440"/>
       </w:pPr>
       <w:rPr>
-        <w:rFonts w:ascii="Meiryo UI" w:hAnsi="Meiryo UI" w:eastAsia="Meiryo UI" w:cs="Meiryo UI" w:hint="default"/>
+        <w:rFonts w:ascii="Meiryo UI" w:eastAsia="Meiryo UI" w:hAnsi="Meiryo UI" w:cs="Meiryo UI" w:hint="default"/>
       </w:rPr>
     </w:lvl>
     <w:lvl w:ilvl="4" w:tplc="0409000B" w:tentative="1">
@@ -24204,7 +23317,7 @@
         <w:ind w:left="2200" w:hanging="440"/>
       </w:pPr>
       <w:rPr>
-        <w:rFonts w:ascii="Meiryo UI" w:hAnsi="Meiryo UI" w:eastAsia="Meiryo UI" w:cs="Meiryo UI" w:hint="default"/>
+        <w:rFonts w:ascii="Meiryo UI" w:eastAsia="Meiryo UI" w:hAnsi="Meiryo UI" w:cs="Meiryo UI" w:hint="default"/>
       </w:rPr>
     </w:lvl>
     <w:lvl w:ilvl="5" w:tplc="0409000D" w:tentative="1">
@@ -24216,7 +23329,7 @@
         <w:ind w:left="2640" w:hanging="440"/>
       </w:pPr>
       <w:rPr>
-        <w:rFonts w:ascii="Meiryo UI" w:hAnsi="Meiryo UI" w:eastAsia="Meiryo UI" w:cs="Meiryo UI" w:hint="default"/>
+        <w:rFonts w:ascii="Meiryo UI" w:eastAsia="Meiryo UI" w:hAnsi="Meiryo UI" w:cs="Meiryo UI" w:hint="default"/>
       </w:rPr>
     </w:lvl>
     <w:lvl w:ilvl="6" w:tplc="04090001" w:tentative="1">
@@ -24228,7 +23341,7 @@
         <w:ind w:left="3080" w:hanging="440"/>
       </w:pPr>
       <w:rPr>
-        <w:rFonts w:ascii="Meiryo UI" w:hAnsi="Meiryo UI" w:eastAsia="Meiryo UI" w:cs="Meiryo UI" w:hint="default"/>
+        <w:rFonts w:ascii="Meiryo UI" w:eastAsia="Meiryo UI" w:hAnsi="Meiryo UI" w:cs="Meiryo UI" w:hint="default"/>
       </w:rPr>
     </w:lvl>
     <w:lvl w:ilvl="7" w:tplc="0409000B" w:tentative="1">
@@ -24240,7 +23353,7 @@
         <w:ind w:left="3520" w:hanging="440"/>
       </w:pPr>
       <w:rPr>
-        <w:rFonts w:ascii="Meiryo UI" w:hAnsi="Meiryo UI" w:eastAsia="Meiryo UI" w:cs="Meiryo UI" w:hint="default"/>
+        <w:rFonts w:ascii="Meiryo UI" w:eastAsia="Meiryo UI" w:hAnsi="Meiryo UI" w:cs="Meiryo UI" w:hint="default"/>
       </w:rPr>
     </w:lvl>
     <w:lvl w:ilvl="8" w:tplc="0409000D" w:tentative="1">
@@ -24252,7 +23365,7 @@
         <w:ind w:left="3960" w:hanging="440"/>
       </w:pPr>
       <w:rPr>
-        <w:rFonts w:ascii="Meiryo UI" w:hAnsi="Meiryo UI" w:eastAsia="Meiryo UI" w:cs="Meiryo UI" w:hint="default"/>
+        <w:rFonts w:ascii="Meiryo UI" w:eastAsia="Meiryo UI" w:hAnsi="Meiryo UI" w:cs="Meiryo UI" w:hint="default"/>
       </w:rPr>
     </w:lvl>
   </w:abstractNum>
@@ -24269,7 +23382,7 @@
         <w:ind w:left="800" w:hanging="440"/>
       </w:pPr>
       <w:rPr>
-        <w:rFonts w:ascii="Meiryo UI" w:hAnsi="Meiryo UI" w:eastAsia="Meiryo UI" w:cs="Meiryo UI" w:hint="default"/>
+        <w:rFonts w:ascii="Meiryo UI" w:eastAsia="Meiryo UI" w:hAnsi="Meiryo UI" w:cs="Meiryo UI" w:hint="default"/>
         <w:u w:val="none"/>
       </w:rPr>
     </w:lvl>
@@ -24383,7 +23496,7 @@
         <w:ind w:left="440" w:hanging="440"/>
       </w:pPr>
       <w:rPr>
-        <w:rFonts w:ascii="Meiryo UI" w:hAnsi="Meiryo UI" w:eastAsia="Meiryo UI" w:cs="Meiryo UI" w:hint="default"/>
+        <w:rFonts w:ascii="Meiryo UI" w:eastAsia="Meiryo UI" w:hAnsi="Meiryo UI" w:cs="Meiryo UI" w:hint="default"/>
       </w:rPr>
     </w:lvl>
     <w:lvl w:ilvl="1" w:tplc="0409000B" w:tentative="1">
@@ -24395,7 +23508,7 @@
         <w:ind w:left="880" w:hanging="440"/>
       </w:pPr>
       <w:rPr>
-        <w:rFonts w:ascii="Meiryo UI" w:hAnsi="Meiryo UI" w:eastAsia="Meiryo UI" w:cs="Meiryo UI" w:hint="default"/>
+        <w:rFonts w:ascii="Meiryo UI" w:eastAsia="Meiryo UI" w:hAnsi="Meiryo UI" w:cs="Meiryo UI" w:hint="default"/>
       </w:rPr>
     </w:lvl>
     <w:lvl w:ilvl="2" w:tplc="0409000D" w:tentative="1">
@@ -24407,7 +23520,7 @@
         <w:ind w:left="1320" w:hanging="440"/>
       </w:pPr>
       <w:rPr>
-        <w:rFonts w:ascii="Meiryo UI" w:hAnsi="Meiryo UI" w:eastAsia="Meiryo UI" w:cs="Meiryo UI" w:hint="default"/>
+        <w:rFonts w:ascii="Meiryo UI" w:eastAsia="Meiryo UI" w:hAnsi="Meiryo UI" w:cs="Meiryo UI" w:hint="default"/>
       </w:rPr>
     </w:lvl>
     <w:lvl w:ilvl="3" w:tplc="04090001" w:tentative="1">
@@ -24419,7 +23532,7 @@
         <w:ind w:left="1760" w:hanging="440"/>
       </w:pPr>
       <w:rPr>
-        <w:rFonts w:ascii="Meiryo UI" w:hAnsi="Meiryo UI" w:eastAsia="Meiryo UI" w:cs="Meiryo UI" w:hint="default"/>
+        <w:rFonts w:ascii="Meiryo UI" w:eastAsia="Meiryo UI" w:hAnsi="Meiryo UI" w:cs="Meiryo UI" w:hint="default"/>
       </w:rPr>
     </w:lvl>
     <w:lvl w:ilvl="4" w:tplc="0409000B" w:tentative="1">
@@ -24431,7 +23544,7 @@
         <w:ind w:left="2200" w:hanging="440"/>
       </w:pPr>
       <w:rPr>
-        <w:rFonts w:ascii="Meiryo UI" w:hAnsi="Meiryo UI" w:eastAsia="Meiryo UI" w:cs="Meiryo UI" w:hint="default"/>
+        <w:rFonts w:ascii="Meiryo UI" w:eastAsia="Meiryo UI" w:hAnsi="Meiryo UI" w:cs="Meiryo UI" w:hint="default"/>
       </w:rPr>
     </w:lvl>
     <w:lvl w:ilvl="5" w:tplc="0409000D" w:tentative="1">
@@ -24443,7 +23556,7 @@
         <w:ind w:left="2640" w:hanging="440"/>
       </w:pPr>
       <w:rPr>
-        <w:rFonts w:ascii="Meiryo UI" w:hAnsi="Meiryo UI" w:eastAsia="Meiryo UI" w:cs="Meiryo UI" w:hint="default"/>
+        <w:rFonts w:ascii="Meiryo UI" w:eastAsia="Meiryo UI" w:hAnsi="Meiryo UI" w:cs="Meiryo UI" w:hint="default"/>
       </w:rPr>
     </w:lvl>
     <w:lvl w:ilvl="6" w:tplc="04090001" w:tentative="1">
@@ -24455,7 +23568,7 @@
         <w:ind w:left="3080" w:hanging="440"/>
       </w:pPr>
       <w:rPr>
-        <w:rFonts w:ascii="Meiryo UI" w:hAnsi="Meiryo UI" w:eastAsia="Meiryo UI" w:cs="Meiryo UI" w:hint="default"/>
+        <w:rFonts w:ascii="Meiryo UI" w:eastAsia="Meiryo UI" w:hAnsi="Meiryo UI" w:cs="Meiryo UI" w:hint="default"/>
       </w:rPr>
     </w:lvl>
     <w:lvl w:ilvl="7" w:tplc="0409000B" w:tentative="1">
@@ -24467,7 +23580,7 @@
         <w:ind w:left="3520" w:hanging="440"/>
       </w:pPr>
       <w:rPr>
-        <w:rFonts w:ascii="Meiryo UI" w:hAnsi="Meiryo UI" w:eastAsia="Meiryo UI" w:cs="Meiryo UI" w:hint="default"/>
+        <w:rFonts w:ascii="Meiryo UI" w:eastAsia="Meiryo UI" w:hAnsi="Meiryo UI" w:cs="Meiryo UI" w:hint="default"/>
       </w:rPr>
     </w:lvl>
     <w:lvl w:ilvl="8" w:tplc="0409000D" w:tentative="1">
@@ -24479,7 +23592,7 @@
         <w:ind w:left="3960" w:hanging="440"/>
       </w:pPr>
       <w:rPr>
-        <w:rFonts w:ascii="Meiryo UI" w:hAnsi="Meiryo UI" w:eastAsia="Meiryo UI" w:cs="Meiryo UI" w:hint="default"/>
+        <w:rFonts w:ascii="Meiryo UI" w:eastAsia="Meiryo UI" w:hAnsi="Meiryo UI" w:cs="Meiryo UI" w:hint="default"/>
       </w:rPr>
     </w:lvl>
   </w:abstractNum>
@@ -24583,7 +23696,7 @@
         <w:ind w:left="440" w:hanging="440"/>
       </w:pPr>
       <w:rPr>
-        <w:rFonts w:ascii="Meiryo UI" w:hAnsi="Meiryo UI" w:eastAsia="Meiryo UI" w:cs="Meiryo UI" w:hint="default"/>
+        <w:rFonts w:ascii="Meiryo UI" w:eastAsia="Meiryo UI" w:hAnsi="Meiryo UI" w:cs="Meiryo UI" w:hint="default"/>
       </w:rPr>
     </w:lvl>
     <w:lvl w:ilvl="1" w:tplc="0409000B">
@@ -24595,7 +23708,7 @@
         <w:ind w:left="880" w:hanging="440"/>
       </w:pPr>
       <w:rPr>
-        <w:rFonts w:ascii="Meiryo UI" w:hAnsi="Meiryo UI" w:eastAsia="Meiryo UI" w:cs="Meiryo UI" w:hint="default"/>
+        <w:rFonts w:ascii="Meiryo UI" w:eastAsia="Meiryo UI" w:hAnsi="Meiryo UI" w:cs="Meiryo UI" w:hint="default"/>
       </w:rPr>
     </w:lvl>
     <w:lvl w:ilvl="2" w:tplc="0409000D" w:tentative="1">
@@ -24607,7 +23720,7 @@
         <w:ind w:left="1320" w:hanging="440"/>
       </w:pPr>
       <w:rPr>
-        <w:rFonts w:ascii="Meiryo UI" w:hAnsi="Meiryo UI" w:eastAsia="Meiryo UI" w:cs="Meiryo UI" w:hint="default"/>
+        <w:rFonts w:ascii="Meiryo UI" w:eastAsia="Meiryo UI" w:hAnsi="Meiryo UI" w:cs="Meiryo UI" w:hint="default"/>
       </w:rPr>
     </w:lvl>
     <w:lvl w:ilvl="3" w:tplc="04090001" w:tentative="1">
@@ -24619,7 +23732,7 @@
         <w:ind w:left="1760" w:hanging="440"/>
       </w:pPr>
       <w:rPr>
-        <w:rFonts w:ascii="Meiryo UI" w:hAnsi="Meiryo UI" w:eastAsia="Meiryo UI" w:cs="Meiryo UI" w:hint="default"/>
+        <w:rFonts w:ascii="Meiryo UI" w:eastAsia="Meiryo UI" w:hAnsi="Meiryo UI" w:cs="Meiryo UI" w:hint="default"/>
       </w:rPr>
     </w:lvl>
     <w:lvl w:ilvl="4" w:tplc="0409000B" w:tentative="1">
@@ -24631,7 +23744,7 @@
         <w:ind w:left="2200" w:hanging="440"/>
       </w:pPr>
       <w:rPr>
-        <w:rFonts w:ascii="Meiryo UI" w:hAnsi="Meiryo UI" w:eastAsia="Meiryo UI" w:cs="Meiryo UI" w:hint="default"/>
+        <w:rFonts w:ascii="Meiryo UI" w:eastAsia="Meiryo UI" w:hAnsi="Meiryo UI" w:cs="Meiryo UI" w:hint="default"/>
       </w:rPr>
     </w:lvl>
     <w:lvl w:ilvl="5" w:tplc="0409000D" w:tentative="1">
@@ -24643,7 +23756,7 @@
         <w:ind w:left="2640" w:hanging="440"/>
       </w:pPr>
       <w:rPr>
-        <w:rFonts w:ascii="Meiryo UI" w:hAnsi="Meiryo UI" w:eastAsia="Meiryo UI" w:cs="Meiryo UI" w:hint="default"/>
+        <w:rFonts w:ascii="Meiryo UI" w:eastAsia="Meiryo UI" w:hAnsi="Meiryo UI" w:cs="Meiryo UI" w:hint="default"/>
       </w:rPr>
     </w:lvl>
     <w:lvl w:ilvl="6" w:tplc="04090001" w:tentative="1">
@@ -24655,7 +23768,7 @@
         <w:ind w:left="3080" w:hanging="440"/>
       </w:pPr>
       <w:rPr>
-        <w:rFonts w:ascii="Meiryo UI" w:hAnsi="Meiryo UI" w:eastAsia="Meiryo UI" w:cs="Meiryo UI" w:hint="default"/>
+        <w:rFonts w:ascii="Meiryo UI" w:eastAsia="Meiryo UI" w:hAnsi="Meiryo UI" w:cs="Meiryo UI" w:hint="default"/>
       </w:rPr>
     </w:lvl>
     <w:lvl w:ilvl="7" w:tplc="0409000B" w:tentative="1">
@@ -24667,7 +23780,7 @@
         <w:ind w:left="3520" w:hanging="440"/>
       </w:pPr>
       <w:rPr>
-        <w:rFonts w:ascii="Meiryo UI" w:hAnsi="Meiryo UI" w:eastAsia="Meiryo UI" w:cs="Meiryo UI" w:hint="default"/>
+        <w:rFonts w:ascii="Meiryo UI" w:eastAsia="Meiryo UI" w:hAnsi="Meiryo UI" w:cs="Meiryo UI" w:hint="default"/>
       </w:rPr>
     </w:lvl>
     <w:lvl w:ilvl="8" w:tplc="0409000D" w:tentative="1">
@@ -24679,7 +23792,7 @@
         <w:ind w:left="3960" w:hanging="440"/>
       </w:pPr>
       <w:rPr>
-        <w:rFonts w:ascii="Meiryo UI" w:hAnsi="Meiryo UI" w:eastAsia="Meiryo UI" w:cs="Meiryo UI" w:hint="default"/>
+        <w:rFonts w:ascii="Meiryo UI" w:eastAsia="Meiryo UI" w:hAnsi="Meiryo UI" w:cs="Meiryo UI" w:hint="default"/>
       </w:rPr>
     </w:lvl>
   </w:abstractNum>
@@ -24696,7 +23809,7 @@
         <w:ind w:left="680" w:hanging="440"/>
       </w:pPr>
       <w:rPr>
-        <w:rFonts w:ascii="Meiryo UI" w:hAnsi="Meiryo UI" w:eastAsia="Meiryo UI" w:cs="Meiryo UI" w:hint="default"/>
+        <w:rFonts w:ascii="Meiryo UI" w:eastAsia="Meiryo UI" w:hAnsi="Meiryo UI" w:cs="Meiryo UI" w:hint="default"/>
       </w:rPr>
     </w:lvl>
     <w:lvl w:ilvl="1" w:tplc="0409000B" w:tentative="1">
@@ -24708,7 +23821,7 @@
         <w:ind w:left="1120" w:hanging="440"/>
       </w:pPr>
       <w:rPr>
-        <w:rFonts w:ascii="Meiryo UI" w:hAnsi="Meiryo UI" w:eastAsia="Meiryo UI" w:cs="Meiryo UI" w:hint="default"/>
+        <w:rFonts w:ascii="Meiryo UI" w:eastAsia="Meiryo UI" w:hAnsi="Meiryo UI" w:cs="Meiryo UI" w:hint="default"/>
       </w:rPr>
     </w:lvl>
     <w:lvl w:ilvl="2" w:tplc="0409000D" w:tentative="1">
@@ -24720,7 +23833,7 @@
         <w:ind w:left="1560" w:hanging="440"/>
       </w:pPr>
       <w:rPr>
-        <w:rFonts w:ascii="Meiryo UI" w:hAnsi="Meiryo UI" w:eastAsia="Meiryo UI" w:cs="Meiryo UI" w:hint="default"/>
+        <w:rFonts w:ascii="Meiryo UI" w:eastAsia="Meiryo UI" w:hAnsi="Meiryo UI" w:cs="Meiryo UI" w:hint="default"/>
       </w:rPr>
     </w:lvl>
     <w:lvl w:ilvl="3" w:tplc="04090001" w:tentative="1">
@@ -24732,7 +23845,7 @@
         <w:ind w:left="2000" w:hanging="440"/>
       </w:pPr>
       <w:rPr>
-        <w:rFonts w:ascii="Meiryo UI" w:hAnsi="Meiryo UI" w:eastAsia="Meiryo UI" w:cs="Meiryo UI" w:hint="default"/>
+        <w:rFonts w:ascii="Meiryo UI" w:eastAsia="Meiryo UI" w:hAnsi="Meiryo UI" w:cs="Meiryo UI" w:hint="default"/>
       </w:rPr>
     </w:lvl>
     <w:lvl w:ilvl="4" w:tplc="0409000B" w:tentative="1">
@@ -24744,7 +23857,7 @@
         <w:ind w:left="2440" w:hanging="440"/>
       </w:pPr>
       <w:rPr>
-        <w:rFonts w:ascii="Meiryo UI" w:hAnsi="Meiryo UI" w:eastAsia="Meiryo UI" w:cs="Meiryo UI" w:hint="default"/>
+        <w:rFonts w:ascii="Meiryo UI" w:eastAsia="Meiryo UI" w:hAnsi="Meiryo UI" w:cs="Meiryo UI" w:hint="default"/>
       </w:rPr>
     </w:lvl>
     <w:lvl w:ilvl="5" w:tplc="0409000D" w:tentative="1">
@@ -24756,7 +23869,7 @@
         <w:ind w:left="2880" w:hanging="440"/>
       </w:pPr>
       <w:rPr>
-        <w:rFonts w:ascii="Meiryo UI" w:hAnsi="Meiryo UI" w:eastAsia="Meiryo UI" w:cs="Meiryo UI" w:hint="default"/>
+        <w:rFonts w:ascii="Meiryo UI" w:eastAsia="Meiryo UI" w:hAnsi="Meiryo UI" w:cs="Meiryo UI" w:hint="default"/>
       </w:rPr>
     </w:lvl>
     <w:lvl w:ilvl="6" w:tplc="04090001" w:tentative="1">
@@ -24768,7 +23881,7 @@
         <w:ind w:left="3320" w:hanging="440"/>
       </w:pPr>
       <w:rPr>
-        <w:rFonts w:ascii="Meiryo UI" w:hAnsi="Meiryo UI" w:eastAsia="Meiryo UI" w:cs="Meiryo UI" w:hint="default"/>
+        <w:rFonts w:ascii="Meiryo UI" w:eastAsia="Meiryo UI" w:hAnsi="Meiryo UI" w:cs="Meiryo UI" w:hint="default"/>
       </w:rPr>
     </w:lvl>
     <w:lvl w:ilvl="7" w:tplc="0409000B" w:tentative="1">
@@ -24780,7 +23893,7 @@
         <w:ind w:left="3760" w:hanging="440"/>
       </w:pPr>
       <w:rPr>
-        <w:rFonts w:ascii="Meiryo UI" w:hAnsi="Meiryo UI" w:eastAsia="Meiryo UI" w:cs="Meiryo UI" w:hint="default"/>
+        <w:rFonts w:ascii="Meiryo UI" w:eastAsia="Meiryo UI" w:hAnsi="Meiryo UI" w:cs="Meiryo UI" w:hint="default"/>
       </w:rPr>
     </w:lvl>
     <w:lvl w:ilvl="8" w:tplc="0409000D" w:tentative="1">
@@ -24792,7 +23905,7 @@
         <w:ind w:left="4200" w:hanging="440"/>
       </w:pPr>
       <w:rPr>
-        <w:rFonts w:ascii="Meiryo UI" w:hAnsi="Meiryo UI" w:eastAsia="Meiryo UI" w:cs="Meiryo UI" w:hint="default"/>
+        <w:rFonts w:ascii="Meiryo UI" w:eastAsia="Meiryo UI" w:hAnsi="Meiryo UI" w:cs="Meiryo UI" w:hint="default"/>
       </w:rPr>
     </w:lvl>
   </w:abstractNum>
@@ -24809,7 +23922,7 @@
         <w:ind w:left="800" w:hanging="440"/>
       </w:pPr>
       <w:rPr>
-        <w:rFonts w:ascii="Meiryo UI" w:hAnsi="Meiryo UI" w:eastAsia="Meiryo UI" w:cs="Meiryo UI" w:hint="default"/>
+        <w:rFonts w:ascii="Meiryo UI" w:eastAsia="Meiryo UI" w:hAnsi="Meiryo UI" w:cs="Meiryo UI" w:hint="default"/>
         <w:u w:val="none"/>
       </w:rPr>
     </w:lvl>
@@ -24923,7 +24036,7 @@
         <w:ind w:left="880" w:hanging="440"/>
       </w:pPr>
       <w:rPr>
-        <w:rFonts w:ascii="Meiryo UI" w:hAnsi="Meiryo UI" w:eastAsia="Meiryo UI" w:cs="Meiryo UI" w:hint="default"/>
+        <w:rFonts w:ascii="Meiryo UI" w:eastAsia="Meiryo UI" w:hAnsi="Meiryo UI" w:cs="Meiryo UI" w:hint="default"/>
       </w:rPr>
     </w:lvl>
     <w:lvl w:ilvl="1" w:tplc="0409000B" w:tentative="1">
@@ -24935,7 +24048,7 @@
         <w:ind w:left="1320" w:hanging="440"/>
       </w:pPr>
       <w:rPr>
-        <w:rFonts w:ascii="Meiryo UI" w:hAnsi="Meiryo UI" w:eastAsia="Meiryo UI" w:cs="Meiryo UI" w:hint="default"/>
+        <w:rFonts w:ascii="Meiryo UI" w:eastAsia="Meiryo UI" w:hAnsi="Meiryo UI" w:cs="Meiryo UI" w:hint="default"/>
       </w:rPr>
     </w:lvl>
     <w:lvl w:ilvl="2" w:tplc="0409000D" w:tentative="1">
@@ -24947,7 +24060,7 @@
         <w:ind w:left="1760" w:hanging="440"/>
       </w:pPr>
       <w:rPr>
-        <w:rFonts w:ascii="Meiryo UI" w:hAnsi="Meiryo UI" w:eastAsia="Meiryo UI" w:cs="Meiryo UI" w:hint="default"/>
+        <w:rFonts w:ascii="Meiryo UI" w:eastAsia="Meiryo UI" w:hAnsi="Meiryo UI" w:cs="Meiryo UI" w:hint="default"/>
       </w:rPr>
     </w:lvl>
     <w:lvl w:ilvl="3" w:tplc="04090001" w:tentative="1">
@@ -24959,7 +24072,7 @@
         <w:ind w:left="2200" w:hanging="440"/>
       </w:pPr>
       <w:rPr>
-        <w:rFonts w:ascii="Meiryo UI" w:hAnsi="Meiryo UI" w:eastAsia="Meiryo UI" w:cs="Meiryo UI" w:hint="default"/>
+        <w:rFonts w:ascii="Meiryo UI" w:eastAsia="Meiryo UI" w:hAnsi="Meiryo UI" w:cs="Meiryo UI" w:hint="default"/>
       </w:rPr>
     </w:lvl>
     <w:lvl w:ilvl="4" w:tplc="0409000B" w:tentative="1">
@@ -24971,7 +24084,7 @@
         <w:ind w:left="2640" w:hanging="440"/>
       </w:pPr>
       <w:rPr>
-        <w:rFonts w:ascii="Meiryo UI" w:hAnsi="Meiryo UI" w:eastAsia="Meiryo UI" w:cs="Meiryo UI" w:hint="default"/>
+        <w:rFonts w:ascii="Meiryo UI" w:eastAsia="Meiryo UI" w:hAnsi="Meiryo UI" w:cs="Meiryo UI" w:hint="default"/>
       </w:rPr>
     </w:lvl>
     <w:lvl w:ilvl="5" w:tplc="0409000D" w:tentative="1">
@@ -24983,7 +24096,7 @@
         <w:ind w:left="3080" w:hanging="440"/>
       </w:pPr>
       <w:rPr>
-        <w:rFonts w:ascii="Meiryo UI" w:hAnsi="Meiryo UI" w:eastAsia="Meiryo UI" w:cs="Meiryo UI" w:hint="default"/>
+        <w:rFonts w:ascii="Meiryo UI" w:eastAsia="Meiryo UI" w:hAnsi="Meiryo UI" w:cs="Meiryo UI" w:hint="default"/>
       </w:rPr>
     </w:lvl>
     <w:lvl w:ilvl="6" w:tplc="04090001" w:tentative="1">
@@ -24995,7 +24108,7 @@
         <w:ind w:left="3520" w:hanging="440"/>
       </w:pPr>
       <w:rPr>
-        <w:rFonts w:ascii="Meiryo UI" w:hAnsi="Meiryo UI" w:eastAsia="Meiryo UI" w:cs="Meiryo UI" w:hint="default"/>
+        <w:rFonts w:ascii="Meiryo UI" w:eastAsia="Meiryo UI" w:hAnsi="Meiryo UI" w:cs="Meiryo UI" w:hint="default"/>
       </w:rPr>
     </w:lvl>
     <w:lvl w:ilvl="7" w:tplc="0409000B" w:tentative="1">
@@ -25007,7 +24120,7 @@
         <w:ind w:left="3960" w:hanging="440"/>
       </w:pPr>
       <w:rPr>
-        <w:rFonts w:ascii="Meiryo UI" w:hAnsi="Meiryo UI" w:eastAsia="Meiryo UI" w:cs="Meiryo UI" w:hint="default"/>
+        <w:rFonts w:ascii="Meiryo UI" w:eastAsia="Meiryo UI" w:hAnsi="Meiryo UI" w:cs="Meiryo UI" w:hint="default"/>
       </w:rPr>
     </w:lvl>
     <w:lvl w:ilvl="8" w:tplc="0409000D" w:tentative="1">
@@ -25019,7 +24132,7 @@
         <w:ind w:left="4400" w:hanging="440"/>
       </w:pPr>
       <w:rPr>
-        <w:rFonts w:ascii="Meiryo UI" w:hAnsi="Meiryo UI" w:eastAsia="Meiryo UI" w:cs="Meiryo UI" w:hint="default"/>
+        <w:rFonts w:ascii="Meiryo UI" w:eastAsia="Meiryo UI" w:hAnsi="Meiryo UI" w:cs="Meiryo UI" w:hint="default"/>
       </w:rPr>
     </w:lvl>
   </w:abstractNum>
@@ -25036,7 +24149,7 @@
         <w:ind w:left="440" w:hanging="440"/>
       </w:pPr>
       <w:rPr>
-        <w:rFonts w:ascii="Meiryo UI" w:hAnsi="Meiryo UI" w:eastAsia="Meiryo UI" w:cs="Meiryo UI" w:hint="default"/>
+        <w:rFonts w:ascii="Meiryo UI" w:eastAsia="Meiryo UI" w:hAnsi="Meiryo UI" w:cs="Meiryo UI" w:hint="default"/>
       </w:rPr>
     </w:lvl>
     <w:lvl w:ilvl="1" w:tplc="0409000B" w:tentative="1">
@@ -25048,7 +24161,7 @@
         <w:ind w:left="880" w:hanging="440"/>
       </w:pPr>
       <w:rPr>
-        <w:rFonts w:ascii="Meiryo UI" w:hAnsi="Meiryo UI" w:eastAsia="Meiryo UI" w:cs="Meiryo UI" w:hint="default"/>
+        <w:rFonts w:ascii="Meiryo UI" w:eastAsia="Meiryo UI" w:hAnsi="Meiryo UI" w:cs="Meiryo UI" w:hint="default"/>
       </w:rPr>
     </w:lvl>
     <w:lvl w:ilvl="2" w:tplc="0409000D" w:tentative="1">
@@ -25060,7 +24173,7 @@
         <w:ind w:left="1320" w:hanging="440"/>
       </w:pPr>
       <w:rPr>
-        <w:rFonts w:ascii="Meiryo UI" w:hAnsi="Meiryo UI" w:eastAsia="Meiryo UI" w:cs="Meiryo UI" w:hint="default"/>
+        <w:rFonts w:ascii="Meiryo UI" w:eastAsia="Meiryo UI" w:hAnsi="Meiryo UI" w:cs="Meiryo UI" w:hint="default"/>
       </w:rPr>
     </w:lvl>
     <w:lvl w:ilvl="3" w:tplc="04090001" w:tentative="1">
@@ -25072,7 +24185,7 @@
         <w:ind w:left="1760" w:hanging="440"/>
       </w:pPr>
       <w:rPr>
-        <w:rFonts w:ascii="Meiryo UI" w:hAnsi="Meiryo UI" w:eastAsia="Meiryo UI" w:cs="Meiryo UI" w:hint="default"/>
+        <w:rFonts w:ascii="Meiryo UI" w:eastAsia="Meiryo UI" w:hAnsi="Meiryo UI" w:cs="Meiryo UI" w:hint="default"/>
       </w:rPr>
     </w:lvl>
     <w:lvl w:ilvl="4" w:tplc="0409000B" w:tentative="1">
@@ -25084,7 +24197,7 @@
         <w:ind w:left="2200" w:hanging="440"/>
       </w:pPr>
       <w:rPr>
-        <w:rFonts w:ascii="Meiryo UI" w:hAnsi="Meiryo UI" w:eastAsia="Meiryo UI" w:cs="Meiryo UI" w:hint="default"/>
+        <w:rFonts w:ascii="Meiryo UI" w:eastAsia="Meiryo UI" w:hAnsi="Meiryo UI" w:cs="Meiryo UI" w:hint="default"/>
       </w:rPr>
     </w:lvl>
     <w:lvl w:ilvl="5" w:tplc="0409000D" w:tentative="1">
@@ -25096,7 +24209,7 @@
         <w:ind w:left="2640" w:hanging="440"/>
       </w:pPr>
       <w:rPr>
-        <w:rFonts w:ascii="Meiryo UI" w:hAnsi="Meiryo UI" w:eastAsia="Meiryo UI" w:cs="Meiryo UI" w:hint="default"/>
+        <w:rFonts w:ascii="Meiryo UI" w:eastAsia="Meiryo UI" w:hAnsi="Meiryo UI" w:cs="Meiryo UI" w:hint="default"/>
       </w:rPr>
     </w:lvl>
     <w:lvl w:ilvl="6" w:tplc="04090001" w:tentative="1">
@@ -25108,7 +24221,7 @@
         <w:ind w:left="3080" w:hanging="440"/>
       </w:pPr>
       <w:rPr>
-        <w:rFonts w:ascii="Meiryo UI" w:hAnsi="Meiryo UI" w:eastAsia="Meiryo UI" w:cs="Meiryo UI" w:hint="default"/>
+        <w:rFonts w:ascii="Meiryo UI" w:eastAsia="Meiryo UI" w:hAnsi="Meiryo UI" w:cs="Meiryo UI" w:hint="default"/>
       </w:rPr>
     </w:lvl>
     <w:lvl w:ilvl="7" w:tplc="0409000B" w:tentative="1">
@@ -25120,7 +24233,7 @@
         <w:ind w:left="3520" w:hanging="440"/>
       </w:pPr>
       <w:rPr>
-        <w:rFonts w:ascii="Meiryo UI" w:hAnsi="Meiryo UI" w:eastAsia="Meiryo UI" w:cs="Meiryo UI" w:hint="default"/>
+        <w:rFonts w:ascii="Meiryo UI" w:eastAsia="Meiryo UI" w:hAnsi="Meiryo UI" w:cs="Meiryo UI" w:hint="default"/>
       </w:rPr>
     </w:lvl>
     <w:lvl w:ilvl="8" w:tplc="0409000D" w:tentative="1">
@@ -25132,7 +24245,7 @@
         <w:ind w:left="3960" w:hanging="440"/>
       </w:pPr>
       <w:rPr>
-        <w:rFonts w:ascii="Meiryo UI" w:hAnsi="Meiryo UI" w:eastAsia="Meiryo UI" w:cs="Meiryo UI" w:hint="default"/>
+        <w:rFonts w:ascii="Meiryo UI" w:eastAsia="Meiryo UI" w:hAnsi="Meiryo UI" w:cs="Meiryo UI" w:hint="default"/>
       </w:rPr>
     </w:lvl>
   </w:abstractNum>
@@ -25149,7 +24262,7 @@
         <w:ind w:left="800" w:hanging="440"/>
       </w:pPr>
       <w:rPr>
-        <w:rFonts w:ascii="Meiryo UI" w:hAnsi="Meiryo UI" w:eastAsia="Meiryo UI" w:cs="Meiryo UI" w:hint="default"/>
+        <w:rFonts w:ascii="Meiryo UI" w:eastAsia="Meiryo UI" w:hAnsi="Meiryo UI" w:cs="Meiryo UI" w:hint="default"/>
         <w:u w:val="none"/>
       </w:rPr>
     </w:lvl>
@@ -25376,7 +24489,7 @@
         <w:ind w:left="680" w:hanging="440"/>
       </w:pPr>
       <w:rPr>
-        <w:rFonts w:ascii="Meiryo UI" w:hAnsi="Meiryo UI" w:eastAsia="Meiryo UI" w:cs="Meiryo UI" w:hint="default"/>
+        <w:rFonts w:ascii="Meiryo UI" w:eastAsia="Meiryo UI" w:hAnsi="Meiryo UI" w:cs="Meiryo UI" w:hint="default"/>
       </w:rPr>
     </w:lvl>
     <w:lvl w:ilvl="1" w:tplc="0409000B" w:tentative="1">
@@ -25388,7 +24501,7 @@
         <w:ind w:left="1120" w:hanging="440"/>
       </w:pPr>
       <w:rPr>
-        <w:rFonts w:ascii="Meiryo UI" w:hAnsi="Meiryo UI" w:eastAsia="Meiryo UI" w:cs="Meiryo UI" w:hint="default"/>
+        <w:rFonts w:ascii="Meiryo UI" w:eastAsia="Meiryo UI" w:hAnsi="Meiryo UI" w:cs="Meiryo UI" w:hint="default"/>
       </w:rPr>
     </w:lvl>
     <w:lvl w:ilvl="2" w:tplc="0409000D" w:tentative="1">
@@ -25400,7 +24513,7 @@
         <w:ind w:left="1560" w:hanging="440"/>
       </w:pPr>
       <w:rPr>
-        <w:rFonts w:ascii="Meiryo UI" w:hAnsi="Meiryo UI" w:eastAsia="Meiryo UI" w:cs="Meiryo UI" w:hint="default"/>
+        <w:rFonts w:ascii="Meiryo UI" w:eastAsia="Meiryo UI" w:hAnsi="Meiryo UI" w:cs="Meiryo UI" w:hint="default"/>
       </w:rPr>
     </w:lvl>
     <w:lvl w:ilvl="3" w:tplc="04090001" w:tentative="1">
@@ -25412,7 +24525,7 @@
         <w:ind w:left="2000" w:hanging="440"/>
       </w:pPr>
       <w:rPr>
-        <w:rFonts w:ascii="Meiryo UI" w:hAnsi="Meiryo UI" w:eastAsia="Meiryo UI" w:cs="Meiryo UI" w:hint="default"/>
+        <w:rFonts w:ascii="Meiryo UI" w:eastAsia="Meiryo UI" w:hAnsi="Meiryo UI" w:cs="Meiryo UI" w:hint="default"/>
       </w:rPr>
     </w:lvl>
     <w:lvl w:ilvl="4" w:tplc="0409000B" w:tentative="1">
@@ -25424,7 +24537,7 @@
         <w:ind w:left="2440" w:hanging="440"/>
       </w:pPr>
       <w:rPr>
-        <w:rFonts w:ascii="Meiryo UI" w:hAnsi="Meiryo UI" w:eastAsia="Meiryo UI" w:cs="Meiryo UI" w:hint="default"/>
+        <w:rFonts w:ascii="Meiryo UI" w:eastAsia="Meiryo UI" w:hAnsi="Meiryo UI" w:cs="Meiryo UI" w:hint="default"/>
       </w:rPr>
     </w:lvl>
     <w:lvl w:ilvl="5" w:tplc="0409000D" w:tentative="1">
@@ -25436,7 +24549,7 @@
         <w:ind w:left="2880" w:hanging="440"/>
       </w:pPr>
       <w:rPr>
-        <w:rFonts w:ascii="Meiryo UI" w:hAnsi="Meiryo UI" w:eastAsia="Meiryo UI" w:cs="Meiryo UI" w:hint="default"/>
+        <w:rFonts w:ascii="Meiryo UI" w:eastAsia="Meiryo UI" w:hAnsi="Meiryo UI" w:cs="Meiryo UI" w:hint="default"/>
       </w:rPr>
     </w:lvl>
     <w:lvl w:ilvl="6" w:tplc="04090001" w:tentative="1">
@@ -25448,7 +24561,7 @@
         <w:ind w:left="3320" w:hanging="440"/>
       </w:pPr>
       <w:rPr>
-        <w:rFonts w:ascii="Meiryo UI" w:hAnsi="Meiryo UI" w:eastAsia="Meiryo UI" w:cs="Meiryo UI" w:hint="default"/>
+        <w:rFonts w:ascii="Meiryo UI" w:eastAsia="Meiryo UI" w:hAnsi="Meiryo UI" w:cs="Meiryo UI" w:hint="default"/>
       </w:rPr>
     </w:lvl>
     <w:lvl w:ilvl="7" w:tplc="0409000B" w:tentative="1">
@@ -25460,7 +24573,7 @@
         <w:ind w:left="3760" w:hanging="440"/>
       </w:pPr>
       <w:rPr>
-        <w:rFonts w:ascii="Meiryo UI" w:hAnsi="Meiryo UI" w:eastAsia="Meiryo UI" w:cs="Meiryo UI" w:hint="default"/>
+        <w:rFonts w:ascii="Meiryo UI" w:eastAsia="Meiryo UI" w:hAnsi="Meiryo UI" w:cs="Meiryo UI" w:hint="default"/>
       </w:rPr>
     </w:lvl>
     <w:lvl w:ilvl="8" w:tplc="0409000D" w:tentative="1">
@@ -25472,7 +24585,7 @@
         <w:ind w:left="4200" w:hanging="440"/>
       </w:pPr>
       <w:rPr>
-        <w:rFonts w:ascii="Meiryo UI" w:hAnsi="Meiryo UI" w:eastAsia="Meiryo UI" w:cs="Meiryo UI" w:hint="default"/>
+        <w:rFonts w:ascii="Meiryo UI" w:eastAsia="Meiryo UI" w:hAnsi="Meiryo UI" w:cs="Meiryo UI" w:hint="default"/>
       </w:rPr>
     </w:lvl>
   </w:abstractNum>
@@ -25489,7 +24602,7 @@
         <w:ind w:left="800" w:hanging="440"/>
       </w:pPr>
       <w:rPr>
-        <w:rFonts w:ascii="Meiryo UI" w:hAnsi="Meiryo UI" w:eastAsia="Meiryo UI" w:cs="Meiryo UI" w:hint="default"/>
+        <w:rFonts w:ascii="Meiryo UI" w:eastAsia="Meiryo UI" w:hAnsi="Meiryo UI" w:cs="Meiryo UI" w:hint="default"/>
         <w:u w:val="none"/>
       </w:rPr>
     </w:lvl>
@@ -25502,7 +24615,7 @@
         <w:ind w:left="1520" w:hanging="440"/>
       </w:pPr>
       <w:rPr>
-        <w:rFonts w:ascii="Meiryo UI" w:hAnsi="Meiryo UI" w:eastAsia="Meiryo UI" w:cs="Meiryo UI" w:hint="default"/>
+        <w:rFonts w:ascii="Meiryo UI" w:eastAsia="Meiryo UI" w:hAnsi="Meiryo UI" w:cs="Meiryo UI" w:hint="default"/>
       </w:rPr>
     </w:lvl>
     <w:lvl w:ilvl="2">
@@ -25603,7 +24716,7 @@
         <w:ind w:left="440" w:hanging="440"/>
       </w:pPr>
       <w:rPr>
-        <w:rFonts w:ascii="Meiryo UI" w:hAnsi="Meiryo UI" w:eastAsia="Meiryo UI" w:cs="Meiryo UI" w:hint="default"/>
+        <w:rFonts w:ascii="Meiryo UI" w:eastAsia="Meiryo UI" w:hAnsi="Meiryo UI" w:cs="Meiryo UI" w:hint="default"/>
       </w:rPr>
     </w:lvl>
     <w:lvl w:ilvl="1" w:tplc="0409000B" w:tentative="1">
@@ -25615,7 +24728,7 @@
         <w:ind w:left="880" w:hanging="440"/>
       </w:pPr>
       <w:rPr>
-        <w:rFonts w:ascii="Meiryo UI" w:hAnsi="Meiryo UI" w:eastAsia="Meiryo UI" w:cs="Meiryo UI" w:hint="default"/>
+        <w:rFonts w:ascii="Meiryo UI" w:eastAsia="Meiryo UI" w:hAnsi="Meiryo UI" w:cs="Meiryo UI" w:hint="default"/>
       </w:rPr>
     </w:lvl>
     <w:lvl w:ilvl="2" w:tplc="0409000D" w:tentative="1">
@@ -25627,7 +24740,7 @@
         <w:ind w:left="1320" w:hanging="440"/>
       </w:pPr>
       <w:rPr>
-        <w:rFonts w:ascii="Meiryo UI" w:hAnsi="Meiryo UI" w:eastAsia="Meiryo UI" w:cs="Meiryo UI" w:hint="default"/>
+        <w:rFonts w:ascii="Meiryo UI" w:eastAsia="Meiryo UI" w:hAnsi="Meiryo UI" w:cs="Meiryo UI" w:hint="default"/>
       </w:rPr>
     </w:lvl>
     <w:lvl w:ilvl="3" w:tplc="04090001" w:tentative="1">
@@ -25639,7 +24752,7 @@
         <w:ind w:left="1760" w:hanging="440"/>
       </w:pPr>
       <w:rPr>
-        <w:rFonts w:ascii="Meiryo UI" w:hAnsi="Meiryo UI" w:eastAsia="Meiryo UI" w:cs="Meiryo UI" w:hint="default"/>
+        <w:rFonts w:ascii="Meiryo UI" w:eastAsia="Meiryo UI" w:hAnsi="Meiryo UI" w:cs="Meiryo UI" w:hint="default"/>
       </w:rPr>
     </w:lvl>
     <w:lvl w:ilvl="4" w:tplc="0409000B" w:tentative="1">
@@ -25651,7 +24764,7 @@
         <w:ind w:left="2200" w:hanging="440"/>
       </w:pPr>
       <w:rPr>
-        <w:rFonts w:ascii="Meiryo UI" w:hAnsi="Meiryo UI" w:eastAsia="Meiryo UI" w:cs="Meiryo UI" w:hint="default"/>
+        <w:rFonts w:ascii="Meiryo UI" w:eastAsia="Meiryo UI" w:hAnsi="Meiryo UI" w:cs="Meiryo UI" w:hint="default"/>
       </w:rPr>
     </w:lvl>
     <w:lvl w:ilvl="5" w:tplc="0409000D" w:tentative="1">
@@ -25663,7 +24776,7 @@
         <w:ind w:left="2640" w:hanging="440"/>
       </w:pPr>
       <w:rPr>
-        <w:rFonts w:ascii="Meiryo UI" w:hAnsi="Meiryo UI" w:eastAsia="Meiryo UI" w:cs="Meiryo UI" w:hint="default"/>
+        <w:rFonts w:ascii="Meiryo UI" w:eastAsia="Meiryo UI" w:hAnsi="Meiryo UI" w:cs="Meiryo UI" w:hint="default"/>
       </w:rPr>
     </w:lvl>
     <w:lvl w:ilvl="6" w:tplc="04090001" w:tentative="1">
@@ -25675,7 +24788,7 @@
         <w:ind w:left="3080" w:hanging="440"/>
       </w:pPr>
       <w:rPr>
-        <w:rFonts w:ascii="Meiryo UI" w:hAnsi="Meiryo UI" w:eastAsia="Meiryo UI" w:cs="Meiryo UI" w:hint="default"/>
+        <w:rFonts w:ascii="Meiryo UI" w:eastAsia="Meiryo UI" w:hAnsi="Meiryo UI" w:cs="Meiryo UI" w:hint="default"/>
       </w:rPr>
     </w:lvl>
     <w:lvl w:ilvl="7" w:tplc="0409000B" w:tentative="1">
@@ -25687,7 +24800,7 @@
         <w:ind w:left="3520" w:hanging="440"/>
       </w:pPr>
       <w:rPr>
-        <w:rFonts w:ascii="Meiryo UI" w:hAnsi="Meiryo UI" w:eastAsia="Meiryo UI" w:cs="Meiryo UI" w:hint="default"/>
+        <w:rFonts w:ascii="Meiryo UI" w:eastAsia="Meiryo UI" w:hAnsi="Meiryo UI" w:cs="Meiryo UI" w:hint="default"/>
       </w:rPr>
     </w:lvl>
     <w:lvl w:ilvl="8" w:tplc="0409000D" w:tentative="1">
@@ -25699,7 +24812,7 @@
         <w:ind w:left="3960" w:hanging="440"/>
       </w:pPr>
       <w:rPr>
-        <w:rFonts w:ascii="Meiryo UI" w:hAnsi="Meiryo UI" w:eastAsia="Meiryo UI" w:cs="Meiryo UI" w:hint="default"/>
+        <w:rFonts w:ascii="Meiryo UI" w:eastAsia="Meiryo UI" w:hAnsi="Meiryo UI" w:cs="Meiryo UI" w:hint="default"/>
       </w:rPr>
     </w:lvl>
   </w:abstractNum>
@@ -25716,7 +24829,7 @@
         <w:ind w:left="800" w:hanging="440"/>
       </w:pPr>
       <w:rPr>
-        <w:rFonts w:ascii="Meiryo UI" w:hAnsi="Meiryo UI" w:eastAsia="Meiryo UI" w:cs="Meiryo UI" w:hint="default"/>
+        <w:rFonts w:ascii="Meiryo UI" w:eastAsia="Meiryo UI" w:hAnsi="Meiryo UI" w:cs="Meiryo UI" w:hint="default"/>
         <w:u w:val="none"/>
       </w:rPr>
     </w:lvl>
@@ -25830,7 +24943,7 @@
         <w:ind w:left="440" w:hanging="440"/>
       </w:pPr>
       <w:rPr>
-        <w:rFonts w:ascii="Meiryo UI" w:hAnsi="Meiryo UI" w:eastAsia="Meiryo UI" w:cs="Meiryo UI" w:hint="default"/>
+        <w:rFonts w:ascii="Meiryo UI" w:eastAsia="Meiryo UI" w:hAnsi="Meiryo UI" w:cs="Meiryo UI" w:hint="default"/>
       </w:rPr>
     </w:lvl>
     <w:lvl w:ilvl="1" w:tplc="0409000B" w:tentative="1">
@@ -25842,7 +24955,7 @@
         <w:ind w:left="880" w:hanging="440"/>
       </w:pPr>
       <w:rPr>
-        <w:rFonts w:ascii="Meiryo UI" w:hAnsi="Meiryo UI" w:eastAsia="Meiryo UI" w:cs="Meiryo UI" w:hint="default"/>
+        <w:rFonts w:ascii="Meiryo UI" w:eastAsia="Meiryo UI" w:hAnsi="Meiryo UI" w:cs="Meiryo UI" w:hint="default"/>
       </w:rPr>
     </w:lvl>
     <w:lvl w:ilvl="2" w:tplc="0409000D" w:tentative="1">
@@ -25854,7 +24967,7 @@
         <w:ind w:left="1320" w:hanging="440"/>
       </w:pPr>
       <w:rPr>
-        <w:rFonts w:ascii="Meiryo UI" w:hAnsi="Meiryo UI" w:eastAsia="Meiryo UI" w:cs="Meiryo UI" w:hint="default"/>
+        <w:rFonts w:ascii="Meiryo UI" w:eastAsia="Meiryo UI" w:hAnsi="Meiryo UI" w:cs="Meiryo UI" w:hint="default"/>
       </w:rPr>
     </w:lvl>
     <w:lvl w:ilvl="3" w:tplc="04090001" w:tentative="1">
@@ -25866,7 +24979,7 @@
         <w:ind w:left="1760" w:hanging="440"/>
       </w:pPr>
       <w:rPr>
-        <w:rFonts w:ascii="Meiryo UI" w:hAnsi="Meiryo UI" w:eastAsia="Meiryo UI" w:cs="Meiryo UI" w:hint="default"/>
+        <w:rFonts w:ascii="Meiryo UI" w:eastAsia="Meiryo UI" w:hAnsi="Meiryo UI" w:cs="Meiryo UI" w:hint="default"/>
       </w:rPr>
     </w:lvl>
     <w:lvl w:ilvl="4" w:tplc="0409000B" w:tentative="1">
@@ -25878,7 +24991,7 @@
         <w:ind w:left="2200" w:hanging="440"/>
       </w:pPr>
       <w:rPr>
-        <w:rFonts w:ascii="Meiryo UI" w:hAnsi="Meiryo UI" w:eastAsia="Meiryo UI" w:cs="Meiryo UI" w:hint="default"/>
+        <w:rFonts w:ascii="Meiryo UI" w:eastAsia="Meiryo UI" w:hAnsi="Meiryo UI" w:cs="Meiryo UI" w:hint="default"/>
       </w:rPr>
     </w:lvl>
     <w:lvl w:ilvl="5" w:tplc="0409000D" w:tentative="1">
@@ -25890,7 +25003,7 @@
         <w:ind w:left="2640" w:hanging="440"/>
       </w:pPr>
       <w:rPr>
-        <w:rFonts w:ascii="Meiryo UI" w:hAnsi="Meiryo UI" w:eastAsia="Meiryo UI" w:cs="Meiryo UI" w:hint="default"/>
+        <w:rFonts w:ascii="Meiryo UI" w:eastAsia="Meiryo UI" w:hAnsi="Meiryo UI" w:cs="Meiryo UI" w:hint="default"/>
       </w:rPr>
     </w:lvl>
     <w:lvl w:ilvl="6" w:tplc="04090001" w:tentative="1">
@@ -25902,7 +25015,7 @@
         <w:ind w:left="3080" w:hanging="440"/>
       </w:pPr>
       <w:rPr>
-        <w:rFonts w:ascii="Meiryo UI" w:hAnsi="Meiryo UI" w:eastAsia="Meiryo UI" w:cs="Meiryo UI" w:hint="default"/>
+        <w:rFonts w:ascii="Meiryo UI" w:eastAsia="Meiryo UI" w:hAnsi="Meiryo UI" w:cs="Meiryo UI" w:hint="default"/>
       </w:rPr>
     </w:lvl>
     <w:lvl w:ilvl="7" w:tplc="0409000B" w:tentative="1">
@@ -25914,7 +25027,7 @@
         <w:ind w:left="3520" w:hanging="440"/>
       </w:pPr>
       <w:rPr>
-        <w:rFonts w:ascii="Meiryo UI" w:hAnsi="Meiryo UI" w:eastAsia="Meiryo UI" w:cs="Meiryo UI" w:hint="default"/>
+        <w:rFonts w:ascii="Meiryo UI" w:eastAsia="Meiryo UI" w:hAnsi="Meiryo UI" w:cs="Meiryo UI" w:hint="default"/>
       </w:rPr>
     </w:lvl>
     <w:lvl w:ilvl="8" w:tplc="0409000D" w:tentative="1">
@@ -25926,7 +25039,7 @@
         <w:ind w:left="3960" w:hanging="440"/>
       </w:pPr>
       <w:rPr>
-        <w:rFonts w:ascii="Meiryo UI" w:hAnsi="Meiryo UI" w:eastAsia="Meiryo UI" w:cs="Meiryo UI" w:hint="default"/>
+        <w:rFonts w:ascii="Meiryo UI" w:eastAsia="Meiryo UI" w:hAnsi="Meiryo UI" w:cs="Meiryo UI" w:hint="default"/>
       </w:rPr>
     </w:lvl>
   </w:abstractNum>
@@ -25943,7 +25056,7 @@
         <w:ind w:left="800" w:hanging="440"/>
       </w:pPr>
       <w:rPr>
-        <w:rFonts w:ascii="Meiryo UI" w:hAnsi="Meiryo UI" w:eastAsia="Meiryo UI" w:cs="Meiryo UI" w:hint="default"/>
+        <w:rFonts w:ascii="Meiryo UI" w:eastAsia="Meiryo UI" w:hAnsi="Meiryo UI" w:cs="Meiryo UI" w:hint="default"/>
         <w:u w:val="none"/>
       </w:rPr>
     </w:lvl>
@@ -25956,7 +25069,7 @@
         <w:ind w:left="1520" w:hanging="440"/>
       </w:pPr>
       <w:rPr>
-        <w:rFonts w:ascii="Meiryo UI" w:hAnsi="Meiryo UI" w:eastAsia="Meiryo UI" w:cs="Meiryo UI" w:hint="default"/>
+        <w:rFonts w:ascii="Meiryo UI" w:eastAsia="Meiryo UI" w:hAnsi="Meiryo UI" w:cs="Meiryo UI" w:hint="default"/>
       </w:rPr>
     </w:lvl>
     <w:lvl w:ilvl="2">
@@ -26060,7 +25173,7 @@
         <w:ind w:left="720" w:hanging="360"/>
       </w:pPr>
       <w:rPr>
-        <w:rFonts w:ascii="Meiryo UI" w:hAnsi="Meiryo UI" w:eastAsia="Meiryo UI" w:cs="Meiryo UI" w:hint="default"/>
+        <w:rFonts w:ascii="Meiryo UI" w:eastAsia="Meiryo UI" w:hAnsi="Meiryo UI" w:cs="Meiryo UI" w:hint="default"/>
         <w:sz w:val="20"/>
       </w:rPr>
     </w:lvl>
@@ -26092,7 +25205,7 @@
         <w:ind w:left="2160" w:hanging="360"/>
       </w:pPr>
       <w:rPr>
-        <w:rFonts w:ascii="Meiryo UI" w:hAnsi="Meiryo UI" w:eastAsia="Meiryo UI" w:cs="Meiryo UI" w:hint="default"/>
+        <w:rFonts w:ascii="Meiryo UI" w:eastAsia="Meiryo UI" w:hAnsi="Meiryo UI" w:cs="Meiryo UI" w:hint="default"/>
         <w:sz w:val="20"/>
       </w:rPr>
     </w:lvl>
@@ -26108,7 +25221,7 @@
         <w:ind w:left="2880" w:hanging="360"/>
       </w:pPr>
       <w:rPr>
-        <w:rFonts w:ascii="Meiryo UI" w:hAnsi="Meiryo UI" w:eastAsia="Meiryo UI" w:cs="Meiryo UI" w:hint="default"/>
+        <w:rFonts w:ascii="Meiryo UI" w:eastAsia="Meiryo UI" w:hAnsi="Meiryo UI" w:cs="Meiryo UI" w:hint="default"/>
         <w:sz w:val="20"/>
       </w:rPr>
     </w:lvl>
@@ -26124,7 +25237,7 @@
         <w:ind w:left="3600" w:hanging="360"/>
       </w:pPr>
       <w:rPr>
-        <w:rFonts w:ascii="Meiryo UI" w:hAnsi="Meiryo UI" w:eastAsia="Meiryo UI" w:cs="Meiryo UI" w:hint="default"/>
+        <w:rFonts w:ascii="Meiryo UI" w:eastAsia="Meiryo UI" w:hAnsi="Meiryo UI" w:cs="Meiryo UI" w:hint="default"/>
         <w:sz w:val="20"/>
       </w:rPr>
     </w:lvl>
@@ -26140,7 +25253,7 @@
         <w:ind w:left="4320" w:hanging="360"/>
       </w:pPr>
       <w:rPr>
-        <w:rFonts w:ascii="Meiryo UI" w:hAnsi="Meiryo UI" w:eastAsia="Meiryo UI" w:cs="Meiryo UI" w:hint="default"/>
+        <w:rFonts w:ascii="Meiryo UI" w:eastAsia="Meiryo UI" w:hAnsi="Meiryo UI" w:cs="Meiryo UI" w:hint="default"/>
         <w:sz w:val="20"/>
       </w:rPr>
     </w:lvl>
@@ -26156,7 +25269,7 @@
         <w:ind w:left="5040" w:hanging="360"/>
       </w:pPr>
       <w:rPr>
-        <w:rFonts w:ascii="Meiryo UI" w:hAnsi="Meiryo UI" w:eastAsia="Meiryo UI" w:cs="Meiryo UI" w:hint="default"/>
+        <w:rFonts w:ascii="Meiryo UI" w:eastAsia="Meiryo UI" w:hAnsi="Meiryo UI" w:cs="Meiryo UI" w:hint="default"/>
         <w:sz w:val="20"/>
       </w:rPr>
     </w:lvl>
@@ -26172,7 +25285,7 @@
         <w:ind w:left="5760" w:hanging="360"/>
       </w:pPr>
       <w:rPr>
-        <w:rFonts w:ascii="Meiryo UI" w:hAnsi="Meiryo UI" w:eastAsia="Meiryo UI" w:cs="Meiryo UI" w:hint="default"/>
+        <w:rFonts w:ascii="Meiryo UI" w:eastAsia="Meiryo UI" w:hAnsi="Meiryo UI" w:cs="Meiryo UI" w:hint="default"/>
         <w:sz w:val="20"/>
       </w:rPr>
     </w:lvl>
@@ -26188,7 +25301,7 @@
         <w:ind w:left="6480" w:hanging="360"/>
       </w:pPr>
       <w:rPr>
-        <w:rFonts w:ascii="Meiryo UI" w:hAnsi="Meiryo UI" w:eastAsia="Meiryo UI" w:cs="Meiryo UI" w:hint="default"/>
+        <w:rFonts w:ascii="Meiryo UI" w:eastAsia="Meiryo UI" w:hAnsi="Meiryo UI" w:cs="Meiryo UI" w:hint="default"/>
         <w:sz w:val="20"/>
       </w:rPr>
     </w:lvl>
@@ -26206,7 +25319,7 @@
         <w:ind w:left="440" w:hanging="440"/>
       </w:pPr>
       <w:rPr>
-        <w:rFonts w:ascii="Meiryo UI" w:hAnsi="Meiryo UI" w:eastAsia="Meiryo UI" w:cs="Meiryo UI" w:hint="default"/>
+        <w:rFonts w:ascii="Meiryo UI" w:eastAsia="Meiryo UI" w:hAnsi="Meiryo UI" w:cs="Meiryo UI" w:hint="default"/>
       </w:rPr>
     </w:lvl>
     <w:lvl w:ilvl="1" w:tplc="0409000B" w:tentative="1">
@@ -26218,7 +25331,7 @@
         <w:ind w:left="880" w:hanging="440"/>
       </w:pPr>
       <w:rPr>
-        <w:rFonts w:ascii="Meiryo UI" w:hAnsi="Meiryo UI" w:eastAsia="Meiryo UI" w:cs="Meiryo UI" w:hint="default"/>
+        <w:rFonts w:ascii="Meiryo UI" w:eastAsia="Meiryo UI" w:hAnsi="Meiryo UI" w:cs="Meiryo UI" w:hint="default"/>
       </w:rPr>
     </w:lvl>
     <w:lvl w:ilvl="2" w:tplc="0409000D" w:tentative="1">
@@ -26230,7 +25343,7 @@
         <w:ind w:left="1320" w:hanging="440"/>
       </w:pPr>
       <w:rPr>
-        <w:rFonts w:ascii="Meiryo UI" w:hAnsi="Meiryo UI" w:eastAsia="Meiryo UI" w:cs="Meiryo UI" w:hint="default"/>
+        <w:rFonts w:ascii="Meiryo UI" w:eastAsia="Meiryo UI" w:hAnsi="Meiryo UI" w:cs="Meiryo UI" w:hint="default"/>
       </w:rPr>
     </w:lvl>
     <w:lvl w:ilvl="3" w:tplc="04090001" w:tentative="1">
@@ -26242,7 +25355,7 @@
         <w:ind w:left="1760" w:hanging="440"/>
       </w:pPr>
       <w:rPr>
-        <w:rFonts w:ascii="Meiryo UI" w:hAnsi="Meiryo UI" w:eastAsia="Meiryo UI" w:cs="Meiryo UI" w:hint="default"/>
+        <w:rFonts w:ascii="Meiryo UI" w:eastAsia="Meiryo UI" w:hAnsi="Meiryo UI" w:cs="Meiryo UI" w:hint="default"/>
       </w:rPr>
     </w:lvl>
     <w:lvl w:ilvl="4" w:tplc="0409000B" w:tentative="1">
@@ -26254,7 +25367,7 @@
         <w:ind w:left="2200" w:hanging="440"/>
       </w:pPr>
       <w:rPr>
-        <w:rFonts w:ascii="Meiryo UI" w:hAnsi="Meiryo UI" w:eastAsia="Meiryo UI" w:cs="Meiryo UI" w:hint="default"/>
+        <w:rFonts w:ascii="Meiryo UI" w:eastAsia="Meiryo UI" w:hAnsi="Meiryo UI" w:cs="Meiryo UI" w:hint="default"/>
       </w:rPr>
     </w:lvl>
     <w:lvl w:ilvl="5" w:tplc="0409000D" w:tentative="1">
@@ -26266,7 +25379,7 @@
         <w:ind w:left="2640" w:hanging="440"/>
       </w:pPr>
       <w:rPr>
-        <w:rFonts w:ascii="Meiryo UI" w:hAnsi="Meiryo UI" w:eastAsia="Meiryo UI" w:cs="Meiryo UI" w:hint="default"/>
+        <w:rFonts w:ascii="Meiryo UI" w:eastAsia="Meiryo UI" w:hAnsi="Meiryo UI" w:cs="Meiryo UI" w:hint="default"/>
       </w:rPr>
     </w:lvl>
     <w:lvl w:ilvl="6" w:tplc="04090001" w:tentative="1">
@@ -26278,7 +25391,7 @@
         <w:ind w:left="3080" w:hanging="440"/>
       </w:pPr>
       <w:rPr>
-        <w:rFonts w:ascii="Meiryo UI" w:hAnsi="Meiryo UI" w:eastAsia="Meiryo UI" w:cs="Meiryo UI" w:hint="default"/>
+        <w:rFonts w:ascii="Meiryo UI" w:eastAsia="Meiryo UI" w:hAnsi="Meiryo UI" w:cs="Meiryo UI" w:hint="default"/>
       </w:rPr>
     </w:lvl>
     <w:lvl w:ilvl="7" w:tplc="0409000B" w:tentative="1">
@@ -26290,7 +25403,7 @@
         <w:ind w:left="3520" w:hanging="440"/>
       </w:pPr>
       <w:rPr>
-        <w:rFonts w:ascii="Meiryo UI" w:hAnsi="Meiryo UI" w:eastAsia="Meiryo UI" w:cs="Meiryo UI" w:hint="default"/>
+        <w:rFonts w:ascii="Meiryo UI" w:eastAsia="Meiryo UI" w:hAnsi="Meiryo UI" w:cs="Meiryo UI" w:hint="default"/>
       </w:rPr>
     </w:lvl>
     <w:lvl w:ilvl="8" w:tplc="0409000D" w:tentative="1">
@@ -26302,7 +25415,7 @@
         <w:ind w:left="3960" w:hanging="440"/>
       </w:pPr>
       <w:rPr>
-        <w:rFonts w:ascii="Meiryo UI" w:hAnsi="Meiryo UI" w:eastAsia="Meiryo UI" w:cs="Meiryo UI" w:hint="default"/>
+        <w:rFonts w:ascii="Meiryo UI" w:eastAsia="Meiryo UI" w:hAnsi="Meiryo UI" w:cs="Meiryo UI" w:hint="default"/>
       </w:rPr>
     </w:lvl>
   </w:abstractNum>
@@ -26319,7 +25432,7 @@
         <w:ind w:left="440" w:hanging="440"/>
       </w:pPr>
       <w:rPr>
-        <w:rFonts w:ascii="Meiryo UI" w:hAnsi="Meiryo UI" w:eastAsia="Meiryo UI" w:cs="Meiryo UI" w:hint="default"/>
+        <w:rFonts w:ascii="Meiryo UI" w:eastAsia="Meiryo UI" w:hAnsi="Meiryo UI" w:cs="Meiryo UI" w:hint="default"/>
       </w:rPr>
     </w:lvl>
     <w:lvl w:ilvl="1">
@@ -26331,7 +25444,7 @@
         <w:ind w:left="1520" w:hanging="440"/>
       </w:pPr>
       <w:rPr>
-        <w:rFonts w:ascii="Meiryo UI" w:hAnsi="Meiryo UI" w:eastAsia="Meiryo UI" w:cs="Meiryo UI" w:hint="default"/>
+        <w:rFonts w:ascii="Meiryo UI" w:eastAsia="Meiryo UI" w:hAnsi="Meiryo UI" w:cs="Meiryo UI" w:hint="default"/>
       </w:rPr>
     </w:lvl>
     <w:lvl w:ilvl="2" w:tentative="1">
@@ -26432,7 +25545,7 @@
         <w:ind w:left="800" w:hanging="440"/>
       </w:pPr>
       <w:rPr>
-        <w:rFonts w:ascii="Meiryo UI" w:hAnsi="Meiryo UI" w:eastAsia="Meiryo UI" w:cs="Meiryo UI" w:hint="default"/>
+        <w:rFonts w:ascii="Meiryo UI" w:eastAsia="Meiryo UI" w:hAnsi="Meiryo UI" w:cs="Meiryo UI" w:hint="default"/>
         <w:u w:val="none"/>
       </w:rPr>
     </w:lvl>
@@ -26546,7 +25659,7 @@
         <w:ind w:left="440" w:hanging="440"/>
       </w:pPr>
       <w:rPr>
-        <w:rFonts w:ascii="Meiryo UI" w:hAnsi="Meiryo UI" w:eastAsia="Meiryo UI" w:cs="Meiryo UI" w:hint="default"/>
+        <w:rFonts w:ascii="Meiryo UI" w:eastAsia="Meiryo UI" w:hAnsi="Meiryo UI" w:cs="Meiryo UI" w:hint="default"/>
       </w:rPr>
     </w:lvl>
     <w:lvl w:ilvl="1" w:tplc="0409000B" w:tentative="1">
@@ -26558,7 +25671,7 @@
         <w:ind w:left="880" w:hanging="440"/>
       </w:pPr>
       <w:rPr>
-        <w:rFonts w:ascii="Meiryo UI" w:hAnsi="Meiryo UI" w:eastAsia="Meiryo UI" w:cs="Meiryo UI" w:hint="default"/>
+        <w:rFonts w:ascii="Meiryo UI" w:eastAsia="Meiryo UI" w:hAnsi="Meiryo UI" w:cs="Meiryo UI" w:hint="default"/>
       </w:rPr>
     </w:lvl>
     <w:lvl w:ilvl="2" w:tplc="0409000D" w:tentative="1">
@@ -26570,7 +25683,7 @@
         <w:ind w:left="1320" w:hanging="440"/>
       </w:pPr>
       <w:rPr>
-        <w:rFonts w:ascii="Meiryo UI" w:hAnsi="Meiryo UI" w:eastAsia="Meiryo UI" w:cs="Meiryo UI" w:hint="default"/>
+        <w:rFonts w:ascii="Meiryo UI" w:eastAsia="Meiryo UI" w:hAnsi="Meiryo UI" w:cs="Meiryo UI" w:hint="default"/>
       </w:rPr>
     </w:lvl>
     <w:lvl w:ilvl="3" w:tplc="04090001" w:tentative="1">
@@ -26582,7 +25695,7 @@
         <w:ind w:left="1760" w:hanging="440"/>
       </w:pPr>
       <w:rPr>
-        <w:rFonts w:ascii="Meiryo UI" w:hAnsi="Meiryo UI" w:eastAsia="Meiryo UI" w:cs="Meiryo UI" w:hint="default"/>
+        <w:rFonts w:ascii="Meiryo UI" w:eastAsia="Meiryo UI" w:hAnsi="Meiryo UI" w:cs="Meiryo UI" w:hint="default"/>
       </w:rPr>
     </w:lvl>
     <w:lvl w:ilvl="4" w:tplc="0409000B" w:tentative="1">
@@ -26594,7 +25707,7 @@
         <w:ind w:left="2200" w:hanging="440"/>
       </w:pPr>
       <w:rPr>
-        <w:rFonts w:ascii="Meiryo UI" w:hAnsi="Meiryo UI" w:eastAsia="Meiryo UI" w:cs="Meiryo UI" w:hint="default"/>
+        <w:rFonts w:ascii="Meiryo UI" w:eastAsia="Meiryo UI" w:hAnsi="Meiryo UI" w:cs="Meiryo UI" w:hint="default"/>
       </w:rPr>
     </w:lvl>
     <w:lvl w:ilvl="5" w:tplc="0409000D" w:tentative="1">
@@ -26606,7 +25719,7 @@
         <w:ind w:left="2640" w:hanging="440"/>
       </w:pPr>
       <w:rPr>
-        <w:rFonts w:ascii="Meiryo UI" w:hAnsi="Meiryo UI" w:eastAsia="Meiryo UI" w:cs="Meiryo UI" w:hint="default"/>
+        <w:rFonts w:ascii="Meiryo UI" w:eastAsia="Meiryo UI" w:hAnsi="Meiryo UI" w:cs="Meiryo UI" w:hint="default"/>
       </w:rPr>
     </w:lvl>
     <w:lvl w:ilvl="6" w:tplc="04090001" w:tentative="1">
@@ -26618,7 +25731,7 @@
         <w:ind w:left="3080" w:hanging="440"/>
       </w:pPr>
       <w:rPr>
-        <w:rFonts w:ascii="Meiryo UI" w:hAnsi="Meiryo UI" w:eastAsia="Meiryo UI" w:cs="Meiryo UI" w:hint="default"/>
+        <w:rFonts w:ascii="Meiryo UI" w:eastAsia="Meiryo UI" w:hAnsi="Meiryo UI" w:cs="Meiryo UI" w:hint="default"/>
       </w:rPr>
     </w:lvl>
     <w:lvl w:ilvl="7" w:tplc="0409000B" w:tentative="1">
@@ -26630,7 +25743,7 @@
         <w:ind w:left="3520" w:hanging="440"/>
       </w:pPr>
       <w:rPr>
-        <w:rFonts w:ascii="Meiryo UI" w:hAnsi="Meiryo UI" w:eastAsia="Meiryo UI" w:cs="Meiryo UI" w:hint="default"/>
+        <w:rFonts w:ascii="Meiryo UI" w:eastAsia="Meiryo UI" w:hAnsi="Meiryo UI" w:cs="Meiryo UI" w:hint="default"/>
       </w:rPr>
     </w:lvl>
     <w:lvl w:ilvl="8" w:tplc="0409000D" w:tentative="1">
@@ -26642,7 +25755,7 @@
         <w:ind w:left="3960" w:hanging="440"/>
       </w:pPr>
       <w:rPr>
-        <w:rFonts w:ascii="Meiryo UI" w:hAnsi="Meiryo UI" w:eastAsia="Meiryo UI" w:cs="Meiryo UI" w:hint="default"/>
+        <w:rFonts w:ascii="Meiryo UI" w:eastAsia="Meiryo UI" w:hAnsi="Meiryo UI" w:cs="Meiryo UI" w:hint="default"/>
       </w:rPr>
     </w:lvl>
   </w:abstractNum>
@@ -26659,7 +25772,7 @@
         <w:ind w:left="800" w:hanging="440"/>
       </w:pPr>
       <w:rPr>
-        <w:rFonts w:ascii="Meiryo UI" w:hAnsi="Meiryo UI" w:eastAsia="Meiryo UI" w:cs="Meiryo UI" w:hint="default"/>
+        <w:rFonts w:ascii="Meiryo UI" w:eastAsia="Meiryo UI" w:hAnsi="Meiryo UI" w:cs="Meiryo UI" w:hint="default"/>
         <w:u w:val="none"/>
       </w:rPr>
     </w:lvl>
@@ -26773,7 +25886,7 @@
         <w:ind w:left="440" w:hanging="440"/>
       </w:pPr>
       <w:rPr>
-        <w:rFonts w:ascii="Meiryo UI" w:hAnsi="Meiryo UI" w:eastAsia="Meiryo UI" w:cs="Meiryo UI" w:hint="default"/>
+        <w:rFonts w:ascii="Meiryo UI" w:eastAsia="Meiryo UI" w:hAnsi="Meiryo UI" w:cs="Meiryo UI" w:hint="default"/>
       </w:rPr>
     </w:lvl>
     <w:lvl w:ilvl="1" w:tplc="0409000B" w:tentative="1">
@@ -26785,7 +25898,7 @@
         <w:ind w:left="880" w:hanging="440"/>
       </w:pPr>
       <w:rPr>
-        <w:rFonts w:ascii="Meiryo UI" w:hAnsi="Meiryo UI" w:eastAsia="Meiryo UI" w:cs="Meiryo UI" w:hint="default"/>
+        <w:rFonts w:ascii="Meiryo UI" w:eastAsia="Meiryo UI" w:hAnsi="Meiryo UI" w:cs="Meiryo UI" w:hint="default"/>
       </w:rPr>
     </w:lvl>
     <w:lvl w:ilvl="2" w:tplc="0409000D" w:tentative="1">
@@ -26797,7 +25910,7 @@
         <w:ind w:left="1320" w:hanging="440"/>
       </w:pPr>
       <w:rPr>
-        <w:rFonts w:ascii="Meiryo UI" w:hAnsi="Meiryo UI" w:eastAsia="Meiryo UI" w:cs="Meiryo UI" w:hint="default"/>
+        <w:rFonts w:ascii="Meiryo UI" w:eastAsia="Meiryo UI" w:hAnsi="Meiryo UI" w:cs="Meiryo UI" w:hint="default"/>
       </w:rPr>
     </w:lvl>
     <w:lvl w:ilvl="3" w:tplc="04090001" w:tentative="1">
@@ -26809,7 +25922,7 @@
         <w:ind w:left="1760" w:hanging="440"/>
       </w:pPr>
       <w:rPr>
-        <w:rFonts w:ascii="Meiryo UI" w:hAnsi="Meiryo UI" w:eastAsia="Meiryo UI" w:cs="Meiryo UI" w:hint="default"/>
+        <w:rFonts w:ascii="Meiryo UI" w:eastAsia="Meiryo UI" w:hAnsi="Meiryo UI" w:cs="Meiryo UI" w:hint="default"/>
       </w:rPr>
     </w:lvl>
     <w:lvl w:ilvl="4" w:tplc="0409000B" w:tentative="1">
@@ -26821,7 +25934,7 @@
         <w:ind w:left="2200" w:hanging="440"/>
       </w:pPr>
       <w:rPr>
-        <w:rFonts w:ascii="Meiryo UI" w:hAnsi="Meiryo UI" w:eastAsia="Meiryo UI" w:cs="Meiryo UI" w:hint="default"/>
+        <w:rFonts w:ascii="Meiryo UI" w:eastAsia="Meiryo UI" w:hAnsi="Meiryo UI" w:cs="Meiryo UI" w:hint="default"/>
       </w:rPr>
     </w:lvl>
     <w:lvl w:ilvl="5" w:tplc="0409000D" w:tentative="1">
@@ -26833,7 +25946,7 @@
         <w:ind w:left="2640" w:hanging="440"/>
       </w:pPr>
       <w:rPr>
-        <w:rFonts w:ascii="Meiryo UI" w:hAnsi="Meiryo UI" w:eastAsia="Meiryo UI" w:cs="Meiryo UI" w:hint="default"/>
+        <w:rFonts w:ascii="Meiryo UI" w:eastAsia="Meiryo UI" w:hAnsi="Meiryo UI" w:cs="Meiryo UI" w:hint="default"/>
       </w:rPr>
     </w:lvl>
     <w:lvl w:ilvl="6" w:tplc="04090001" w:tentative="1">
@@ -26845,7 +25958,7 @@
         <w:ind w:left="3080" w:hanging="440"/>
       </w:pPr>
       <w:rPr>
-        <w:rFonts w:ascii="Meiryo UI" w:hAnsi="Meiryo UI" w:eastAsia="Meiryo UI" w:cs="Meiryo UI" w:hint="default"/>
+        <w:rFonts w:ascii="Meiryo UI" w:eastAsia="Meiryo UI" w:hAnsi="Meiryo UI" w:cs="Meiryo UI" w:hint="default"/>
       </w:rPr>
     </w:lvl>
     <w:lvl w:ilvl="7" w:tplc="0409000B" w:tentative="1">
@@ -26857,7 +25970,7 @@
         <w:ind w:left="3520" w:hanging="440"/>
       </w:pPr>
       <w:rPr>
-        <w:rFonts w:ascii="Meiryo UI" w:hAnsi="Meiryo UI" w:eastAsia="Meiryo UI" w:cs="Meiryo UI" w:hint="default"/>
+        <w:rFonts w:ascii="Meiryo UI" w:eastAsia="Meiryo UI" w:hAnsi="Meiryo UI" w:cs="Meiryo UI" w:hint="default"/>
       </w:rPr>
     </w:lvl>
     <w:lvl w:ilvl="8" w:tplc="0409000D" w:tentative="1">
@@ -26869,7 +25982,7 @@
         <w:ind w:left="3960" w:hanging="440"/>
       </w:pPr>
       <w:rPr>
-        <w:rFonts w:ascii="Meiryo UI" w:hAnsi="Meiryo UI" w:eastAsia="Meiryo UI" w:cs="Meiryo UI" w:hint="default"/>
+        <w:rFonts w:ascii="Meiryo UI" w:eastAsia="Meiryo UI" w:hAnsi="Meiryo UI" w:cs="Meiryo UI" w:hint="default"/>
       </w:rPr>
     </w:lvl>
   </w:abstractNum>
@@ -26886,7 +25999,7 @@
         <w:ind w:left="800" w:hanging="440"/>
       </w:pPr>
       <w:rPr>
-        <w:rFonts w:ascii="Meiryo UI" w:hAnsi="Meiryo UI" w:eastAsia="Meiryo UI" w:cs="Meiryo UI" w:hint="default"/>
+        <w:rFonts w:ascii="Meiryo UI" w:eastAsia="Meiryo UI" w:hAnsi="Meiryo UI" w:cs="Meiryo UI" w:hint="default"/>
         <w:u w:val="none"/>
       </w:rPr>
     </w:lvl>
@@ -26899,7 +26012,7 @@
         <w:ind w:left="1520" w:hanging="440"/>
       </w:pPr>
       <w:rPr>
-        <w:rFonts w:ascii="Meiryo UI" w:hAnsi="Meiryo UI" w:eastAsia="Meiryo UI" w:cs="Meiryo UI" w:hint="default"/>
+        <w:rFonts w:ascii="Meiryo UI" w:eastAsia="Meiryo UI" w:hAnsi="Meiryo UI" w:cs="Meiryo UI" w:hint="default"/>
       </w:rPr>
     </w:lvl>
     <w:lvl w:ilvl="2">
@@ -27012,7 +26125,7 @@
         <w:ind w:left="1520" w:hanging="440"/>
       </w:pPr>
       <w:rPr>
-        <w:rFonts w:ascii="Meiryo UI" w:hAnsi="Meiryo UI" w:eastAsia="Meiryo UI" w:cs="Meiryo UI" w:hint="default"/>
+        <w:rFonts w:ascii="Meiryo UI" w:eastAsia="Meiryo UI" w:hAnsi="Meiryo UI" w:cs="Meiryo UI" w:hint="default"/>
       </w:rPr>
     </w:lvl>
     <w:lvl w:ilvl="2" w:tentative="1">
@@ -27113,7 +26226,7 @@
         <w:ind w:left="800" w:hanging="440"/>
       </w:pPr>
       <w:rPr>
-        <w:rFonts w:ascii="Meiryo UI" w:hAnsi="Meiryo UI" w:eastAsia="Meiryo UI" w:cs="Meiryo UI" w:hint="default"/>
+        <w:rFonts w:ascii="Meiryo UI" w:eastAsia="Meiryo UI" w:hAnsi="Meiryo UI" w:cs="Meiryo UI" w:hint="default"/>
         <w:u w:val="none"/>
       </w:rPr>
     </w:lvl>
@@ -27227,7 +26340,7 @@
         <w:ind w:left="680" w:hanging="440"/>
       </w:pPr>
       <w:rPr>
-        <w:rFonts w:ascii="Meiryo UI" w:hAnsi="Meiryo UI" w:eastAsia="Meiryo UI" w:cs="Meiryo UI" w:hint="default"/>
+        <w:rFonts w:ascii="Meiryo UI" w:eastAsia="Meiryo UI" w:hAnsi="Meiryo UI" w:cs="Meiryo UI" w:hint="default"/>
       </w:rPr>
     </w:lvl>
     <w:lvl w:ilvl="1" w:tplc="0409000B" w:tentative="1">
@@ -27239,7 +26352,7 @@
         <w:ind w:left="1120" w:hanging="440"/>
       </w:pPr>
       <w:rPr>
-        <w:rFonts w:ascii="Meiryo UI" w:hAnsi="Meiryo UI" w:eastAsia="Meiryo UI" w:cs="Meiryo UI" w:hint="default"/>
+        <w:rFonts w:ascii="Meiryo UI" w:eastAsia="Meiryo UI" w:hAnsi="Meiryo UI" w:cs="Meiryo UI" w:hint="default"/>
       </w:rPr>
     </w:lvl>
     <w:lvl w:ilvl="2" w:tplc="0409000D" w:tentative="1">
@@ -27251,7 +26364,7 @@
         <w:ind w:left="1560" w:hanging="440"/>
       </w:pPr>
       <w:rPr>
-        <w:rFonts w:ascii="Meiryo UI" w:hAnsi="Meiryo UI" w:eastAsia="Meiryo UI" w:cs="Meiryo UI" w:hint="default"/>
+        <w:rFonts w:ascii="Meiryo UI" w:eastAsia="Meiryo UI" w:hAnsi="Meiryo UI" w:cs="Meiryo UI" w:hint="default"/>
       </w:rPr>
     </w:lvl>
     <w:lvl w:ilvl="3" w:tplc="04090001" w:tentative="1">
@@ -27263,7 +26376,7 @@
         <w:ind w:left="2000" w:hanging="440"/>
       </w:pPr>
       <w:rPr>
-        <w:rFonts w:ascii="Meiryo UI" w:hAnsi="Meiryo UI" w:eastAsia="Meiryo UI" w:cs="Meiryo UI" w:hint="default"/>
+        <w:rFonts w:ascii="Meiryo UI" w:eastAsia="Meiryo UI" w:hAnsi="Meiryo UI" w:cs="Meiryo UI" w:hint="default"/>
       </w:rPr>
     </w:lvl>
     <w:lvl w:ilvl="4" w:tplc="0409000B" w:tentative="1">
@@ -27275,7 +26388,7 @@
         <w:ind w:left="2440" w:hanging="440"/>
       </w:pPr>
       <w:rPr>
-        <w:rFonts w:ascii="Meiryo UI" w:hAnsi="Meiryo UI" w:eastAsia="Meiryo UI" w:cs="Meiryo UI" w:hint="default"/>
+        <w:rFonts w:ascii="Meiryo UI" w:eastAsia="Meiryo UI" w:hAnsi="Meiryo UI" w:cs="Meiryo UI" w:hint="default"/>
       </w:rPr>
     </w:lvl>
     <w:lvl w:ilvl="5" w:tplc="0409000D" w:tentative="1">
@@ -27287,7 +26400,7 @@
         <w:ind w:left="2880" w:hanging="440"/>
       </w:pPr>
       <w:rPr>
-        <w:rFonts w:ascii="Meiryo UI" w:hAnsi="Meiryo UI" w:eastAsia="Meiryo UI" w:cs="Meiryo UI" w:hint="default"/>
+        <w:rFonts w:ascii="Meiryo UI" w:eastAsia="Meiryo UI" w:hAnsi="Meiryo UI" w:cs="Meiryo UI" w:hint="default"/>
       </w:rPr>
     </w:lvl>
     <w:lvl w:ilvl="6" w:tplc="04090001" w:tentative="1">
@@ -27299,7 +26412,7 @@
         <w:ind w:left="3320" w:hanging="440"/>
       </w:pPr>
       <w:rPr>
-        <w:rFonts w:ascii="Meiryo UI" w:hAnsi="Meiryo UI" w:eastAsia="Meiryo UI" w:cs="Meiryo UI" w:hint="default"/>
+        <w:rFonts w:ascii="Meiryo UI" w:eastAsia="Meiryo UI" w:hAnsi="Meiryo UI" w:cs="Meiryo UI" w:hint="default"/>
       </w:rPr>
     </w:lvl>
     <w:lvl w:ilvl="7" w:tplc="0409000B" w:tentative="1">
@@ -27311,7 +26424,7 @@
         <w:ind w:left="3760" w:hanging="440"/>
       </w:pPr>
       <w:rPr>
-        <w:rFonts w:ascii="Meiryo UI" w:hAnsi="Meiryo UI" w:eastAsia="Meiryo UI" w:cs="Meiryo UI" w:hint="default"/>
+        <w:rFonts w:ascii="Meiryo UI" w:eastAsia="Meiryo UI" w:hAnsi="Meiryo UI" w:cs="Meiryo UI" w:hint="default"/>
       </w:rPr>
     </w:lvl>
     <w:lvl w:ilvl="8" w:tplc="0409000D" w:tentative="1">
@@ -27323,7 +26436,7 @@
         <w:ind w:left="4200" w:hanging="440"/>
       </w:pPr>
       <w:rPr>
-        <w:rFonts w:ascii="Meiryo UI" w:hAnsi="Meiryo UI" w:eastAsia="Meiryo UI" w:cs="Meiryo UI" w:hint="default"/>
+        <w:rFonts w:ascii="Meiryo UI" w:eastAsia="Meiryo UI" w:hAnsi="Meiryo UI" w:cs="Meiryo UI" w:hint="default"/>
       </w:rPr>
     </w:lvl>
   </w:abstractNum>
@@ -27340,7 +26453,7 @@
         <w:ind w:left="800" w:hanging="440"/>
       </w:pPr>
       <w:rPr>
-        <w:rFonts w:ascii="Meiryo UI" w:hAnsi="Meiryo UI" w:eastAsia="Meiryo UI" w:cs="Meiryo UI" w:hint="default"/>
+        <w:rFonts w:ascii="Meiryo UI" w:eastAsia="Meiryo UI" w:hAnsi="Meiryo UI" w:cs="Meiryo UI" w:hint="default"/>
         <w:u w:val="none"/>
       </w:rPr>
     </w:lvl>
@@ -27454,7 +26567,7 @@
         <w:ind w:left="1160" w:hanging="440"/>
       </w:pPr>
       <w:rPr>
-        <w:rFonts w:ascii="Meiryo UI" w:hAnsi="Meiryo UI" w:eastAsia="Meiryo UI" w:cs="Meiryo UI" w:hint="default"/>
+        <w:rFonts w:ascii="Meiryo UI" w:eastAsia="Meiryo UI" w:hAnsi="Meiryo UI" w:cs="Meiryo UI" w:hint="default"/>
       </w:rPr>
     </w:lvl>
     <w:lvl w:ilvl="1" w:tplc="0409000B" w:tentative="1">
@@ -27466,7 +26579,7 @@
         <w:ind w:left="1600" w:hanging="440"/>
       </w:pPr>
       <w:rPr>
-        <w:rFonts w:ascii="Meiryo UI" w:hAnsi="Meiryo UI" w:eastAsia="Meiryo UI" w:cs="Meiryo UI" w:hint="default"/>
+        <w:rFonts w:ascii="Meiryo UI" w:eastAsia="Meiryo UI" w:hAnsi="Meiryo UI" w:cs="Meiryo UI" w:hint="default"/>
       </w:rPr>
     </w:lvl>
     <w:lvl w:ilvl="2" w:tplc="0409000D" w:tentative="1">
@@ -27478,7 +26591,7 @@
         <w:ind w:left="2040" w:hanging="440"/>
       </w:pPr>
       <w:rPr>
-        <w:rFonts w:ascii="Meiryo UI" w:hAnsi="Meiryo UI" w:eastAsia="Meiryo UI" w:cs="Meiryo UI" w:hint="default"/>
+        <w:rFonts w:ascii="Meiryo UI" w:eastAsia="Meiryo UI" w:hAnsi="Meiryo UI" w:cs="Meiryo UI" w:hint="default"/>
       </w:rPr>
     </w:lvl>
     <w:lvl w:ilvl="3" w:tplc="04090001" w:tentative="1">
@@ -27490,7 +26603,7 @@
         <w:ind w:left="2480" w:hanging="440"/>
       </w:pPr>
       <w:rPr>
-        <w:rFonts w:ascii="Meiryo UI" w:hAnsi="Meiryo UI" w:eastAsia="Meiryo UI" w:cs="Meiryo UI" w:hint="default"/>
+        <w:rFonts w:ascii="Meiryo UI" w:eastAsia="Meiryo UI" w:hAnsi="Meiryo UI" w:cs="Meiryo UI" w:hint="default"/>
       </w:rPr>
     </w:lvl>
     <w:lvl w:ilvl="4" w:tplc="0409000B" w:tentative="1">
@@ -27502,7 +26615,7 @@
         <w:ind w:left="2920" w:hanging="440"/>
       </w:pPr>
       <w:rPr>
-        <w:rFonts w:ascii="Meiryo UI" w:hAnsi="Meiryo UI" w:eastAsia="Meiryo UI" w:cs="Meiryo UI" w:hint="default"/>
+        <w:rFonts w:ascii="Meiryo UI" w:eastAsia="Meiryo UI" w:hAnsi="Meiryo UI" w:cs="Meiryo UI" w:hint="default"/>
       </w:rPr>
     </w:lvl>
     <w:lvl w:ilvl="5" w:tplc="0409000D" w:tentative="1">
@@ -27514,7 +26627,7 @@
         <w:ind w:left="3360" w:hanging="440"/>
       </w:pPr>
       <w:rPr>
-        <w:rFonts w:ascii="Meiryo UI" w:hAnsi="Meiryo UI" w:eastAsia="Meiryo UI" w:cs="Meiryo UI" w:hint="default"/>
+        <w:rFonts w:ascii="Meiryo UI" w:eastAsia="Meiryo UI" w:hAnsi="Meiryo UI" w:cs="Meiryo UI" w:hint="default"/>
       </w:rPr>
     </w:lvl>
     <w:lvl w:ilvl="6" w:tplc="04090001" w:tentative="1">
@@ -27526,7 +26639,7 @@
         <w:ind w:left="3800" w:hanging="440"/>
       </w:pPr>
       <w:rPr>
-        <w:rFonts w:ascii="Meiryo UI" w:hAnsi="Meiryo UI" w:eastAsia="Meiryo UI" w:cs="Meiryo UI" w:hint="default"/>
+        <w:rFonts w:ascii="Meiryo UI" w:eastAsia="Meiryo UI" w:hAnsi="Meiryo UI" w:cs="Meiryo UI" w:hint="default"/>
       </w:rPr>
     </w:lvl>
     <w:lvl w:ilvl="7" w:tplc="0409000B" w:tentative="1">
@@ -27538,7 +26651,7 @@
         <w:ind w:left="4240" w:hanging="440"/>
       </w:pPr>
       <w:rPr>
-        <w:rFonts w:ascii="Meiryo UI" w:hAnsi="Meiryo UI" w:eastAsia="Meiryo UI" w:cs="Meiryo UI" w:hint="default"/>
+        <w:rFonts w:ascii="Meiryo UI" w:eastAsia="Meiryo UI" w:hAnsi="Meiryo UI" w:cs="Meiryo UI" w:hint="default"/>
       </w:rPr>
     </w:lvl>
     <w:lvl w:ilvl="8" w:tplc="0409000D" w:tentative="1">
@@ -27550,7 +26663,7 @@
         <w:ind w:left="4680" w:hanging="440"/>
       </w:pPr>
       <w:rPr>
-        <w:rFonts w:ascii="Meiryo UI" w:hAnsi="Meiryo UI" w:eastAsia="Meiryo UI" w:cs="Meiryo UI" w:hint="default"/>
+        <w:rFonts w:ascii="Meiryo UI" w:eastAsia="Meiryo UI" w:hAnsi="Meiryo UI" w:cs="Meiryo UI" w:hint="default"/>
       </w:rPr>
     </w:lvl>
   </w:abstractNum>
@@ -27680,7 +26793,7 @@
         <w:ind w:left="680" w:hanging="440"/>
       </w:pPr>
       <w:rPr>
-        <w:rFonts w:ascii="Meiryo UI" w:hAnsi="Meiryo UI" w:eastAsia="Meiryo UI" w:cs="Meiryo UI" w:hint="default"/>
+        <w:rFonts w:ascii="Meiryo UI" w:eastAsia="Meiryo UI" w:hAnsi="Meiryo UI" w:cs="Meiryo UI" w:hint="default"/>
       </w:rPr>
     </w:lvl>
     <w:lvl w:ilvl="1" w:tplc="0409000B" w:tentative="1">
@@ -27692,7 +26805,7 @@
         <w:ind w:left="1120" w:hanging="440"/>
       </w:pPr>
       <w:rPr>
-        <w:rFonts w:ascii="Meiryo UI" w:hAnsi="Meiryo UI" w:eastAsia="Meiryo UI" w:cs="Meiryo UI" w:hint="default"/>
+        <w:rFonts w:ascii="Meiryo UI" w:eastAsia="Meiryo UI" w:hAnsi="Meiryo UI" w:cs="Meiryo UI" w:hint="default"/>
       </w:rPr>
     </w:lvl>
     <w:lvl w:ilvl="2" w:tplc="0409000D" w:tentative="1">
@@ -27704,7 +26817,7 @@
         <w:ind w:left="1560" w:hanging="440"/>
       </w:pPr>
       <w:rPr>
-        <w:rFonts w:ascii="Meiryo UI" w:hAnsi="Meiryo UI" w:eastAsia="Meiryo UI" w:cs="Meiryo UI" w:hint="default"/>
+        <w:rFonts w:ascii="Meiryo UI" w:eastAsia="Meiryo UI" w:hAnsi="Meiryo UI" w:cs="Meiryo UI" w:hint="default"/>
       </w:rPr>
     </w:lvl>
     <w:lvl w:ilvl="3" w:tplc="04090001" w:tentative="1">
@@ -27716,7 +26829,7 @@
         <w:ind w:left="2000" w:hanging="440"/>
       </w:pPr>
       <w:rPr>
-        <w:rFonts w:ascii="Meiryo UI" w:hAnsi="Meiryo UI" w:eastAsia="Meiryo UI" w:cs="Meiryo UI" w:hint="default"/>
+        <w:rFonts w:ascii="Meiryo UI" w:eastAsia="Meiryo UI" w:hAnsi="Meiryo UI" w:cs="Meiryo UI" w:hint="default"/>
       </w:rPr>
     </w:lvl>
     <w:lvl w:ilvl="4" w:tplc="0409000B" w:tentative="1">
@@ -27728,7 +26841,7 @@
         <w:ind w:left="2440" w:hanging="440"/>
       </w:pPr>
       <w:rPr>
-        <w:rFonts w:ascii="Meiryo UI" w:hAnsi="Meiryo UI" w:eastAsia="Meiryo UI" w:cs="Meiryo UI" w:hint="default"/>
+        <w:rFonts w:ascii="Meiryo UI" w:eastAsia="Meiryo UI" w:hAnsi="Meiryo UI" w:cs="Meiryo UI" w:hint="default"/>
       </w:rPr>
     </w:lvl>
     <w:lvl w:ilvl="5" w:tplc="0409000D" w:tentative="1">
@@ -27740,7 +26853,7 @@
         <w:ind w:left="2880" w:hanging="440"/>
       </w:pPr>
       <w:rPr>
-        <w:rFonts w:ascii="Meiryo UI" w:hAnsi="Meiryo UI" w:eastAsia="Meiryo UI" w:cs="Meiryo UI" w:hint="default"/>
+        <w:rFonts w:ascii="Meiryo UI" w:eastAsia="Meiryo UI" w:hAnsi="Meiryo UI" w:cs="Meiryo UI" w:hint="default"/>
       </w:rPr>
     </w:lvl>
     <w:lvl w:ilvl="6" w:tplc="04090001" w:tentative="1">
@@ -27752,7 +26865,7 @@
         <w:ind w:left="3320" w:hanging="440"/>
       </w:pPr>
       <w:rPr>
-        <w:rFonts w:ascii="Meiryo UI" w:hAnsi="Meiryo UI" w:eastAsia="Meiryo UI" w:cs="Meiryo UI" w:hint="default"/>
+        <w:rFonts w:ascii="Meiryo UI" w:eastAsia="Meiryo UI" w:hAnsi="Meiryo UI" w:cs="Meiryo UI" w:hint="default"/>
       </w:rPr>
     </w:lvl>
     <w:lvl w:ilvl="7" w:tplc="0409000B" w:tentative="1">
@@ -27764,7 +26877,7 @@
         <w:ind w:left="3760" w:hanging="440"/>
       </w:pPr>
       <w:rPr>
-        <w:rFonts w:ascii="Meiryo UI" w:hAnsi="Meiryo UI" w:eastAsia="Meiryo UI" w:cs="Meiryo UI" w:hint="default"/>
+        <w:rFonts w:ascii="Meiryo UI" w:eastAsia="Meiryo UI" w:hAnsi="Meiryo UI" w:cs="Meiryo UI" w:hint="default"/>
       </w:rPr>
     </w:lvl>
     <w:lvl w:ilvl="8" w:tplc="0409000D" w:tentative="1">
@@ -27776,7 +26889,7 @@
         <w:ind w:left="4200" w:hanging="440"/>
       </w:pPr>
       <w:rPr>
-        <w:rFonts w:ascii="Meiryo UI" w:hAnsi="Meiryo UI" w:eastAsia="Meiryo UI" w:cs="Meiryo UI" w:hint="default"/>
+        <w:rFonts w:ascii="Meiryo UI" w:eastAsia="Meiryo UI" w:hAnsi="Meiryo UI" w:cs="Meiryo UI" w:hint="default"/>
       </w:rPr>
     </w:lvl>
   </w:abstractNum>
@@ -27793,7 +26906,7 @@
         <w:ind w:left="680" w:hanging="440"/>
       </w:pPr>
       <w:rPr>
-        <w:rFonts w:ascii="Meiryo UI" w:hAnsi="Meiryo UI" w:eastAsia="Meiryo UI" w:cs="Meiryo UI" w:hint="default"/>
+        <w:rFonts w:ascii="Meiryo UI" w:eastAsia="Meiryo UI" w:hAnsi="Meiryo UI" w:cs="Meiryo UI" w:hint="default"/>
       </w:rPr>
     </w:lvl>
     <w:lvl w:ilvl="1" w:tplc="0409000B" w:tentative="1">
@@ -27805,7 +26918,7 @@
         <w:ind w:left="1120" w:hanging="440"/>
       </w:pPr>
       <w:rPr>
-        <w:rFonts w:ascii="Meiryo UI" w:hAnsi="Meiryo UI" w:eastAsia="Meiryo UI" w:cs="Meiryo UI" w:hint="default"/>
+        <w:rFonts w:ascii="Meiryo UI" w:eastAsia="Meiryo UI" w:hAnsi="Meiryo UI" w:cs="Meiryo UI" w:hint="default"/>
       </w:rPr>
     </w:lvl>
     <w:lvl w:ilvl="2" w:tplc="0409000D" w:tentative="1">
@@ -27817,7 +26930,7 @@
         <w:ind w:left="1560" w:hanging="440"/>
       </w:pPr>
       <w:rPr>
-        <w:rFonts w:ascii="Meiryo UI" w:hAnsi="Meiryo UI" w:eastAsia="Meiryo UI" w:cs="Meiryo UI" w:hint="default"/>
+        <w:rFonts w:ascii="Meiryo UI" w:eastAsia="Meiryo UI" w:hAnsi="Meiryo UI" w:cs="Meiryo UI" w:hint="default"/>
       </w:rPr>
     </w:lvl>
     <w:lvl w:ilvl="3" w:tplc="04090001" w:tentative="1">
@@ -27829,7 +26942,7 @@
         <w:ind w:left="2000" w:hanging="440"/>
       </w:pPr>
       <w:rPr>
-        <w:rFonts w:ascii="Meiryo UI" w:hAnsi="Meiryo UI" w:eastAsia="Meiryo UI" w:cs="Meiryo UI" w:hint="default"/>
+        <w:rFonts w:ascii="Meiryo UI" w:eastAsia="Meiryo UI" w:hAnsi="Meiryo UI" w:cs="Meiryo UI" w:hint="default"/>
       </w:rPr>
     </w:lvl>
     <w:lvl w:ilvl="4" w:tplc="0409000B" w:tentative="1">
@@ -27841,7 +26954,7 @@
         <w:ind w:left="2440" w:hanging="440"/>
       </w:pPr>
       <w:rPr>
-        <w:rFonts w:ascii="Meiryo UI" w:hAnsi="Meiryo UI" w:eastAsia="Meiryo UI" w:cs="Meiryo UI" w:hint="default"/>
+        <w:rFonts w:ascii="Meiryo UI" w:eastAsia="Meiryo UI" w:hAnsi="Meiryo UI" w:cs="Meiryo UI" w:hint="default"/>
       </w:rPr>
     </w:lvl>
     <w:lvl w:ilvl="5" w:tplc="0409000D" w:tentative="1">
@@ -27853,7 +26966,7 @@
         <w:ind w:left="2880" w:hanging="440"/>
       </w:pPr>
       <w:rPr>
-        <w:rFonts w:ascii="Meiryo UI" w:hAnsi="Meiryo UI" w:eastAsia="Meiryo UI" w:cs="Meiryo UI" w:hint="default"/>
+        <w:rFonts w:ascii="Meiryo UI" w:eastAsia="Meiryo UI" w:hAnsi="Meiryo UI" w:cs="Meiryo UI" w:hint="default"/>
       </w:rPr>
     </w:lvl>
     <w:lvl w:ilvl="6" w:tplc="04090001" w:tentative="1">
@@ -27865,7 +26978,7 @@
         <w:ind w:left="3320" w:hanging="440"/>
       </w:pPr>
       <w:rPr>
-        <w:rFonts w:ascii="Meiryo UI" w:hAnsi="Meiryo UI" w:eastAsia="Meiryo UI" w:cs="Meiryo UI" w:hint="default"/>
+        <w:rFonts w:ascii="Meiryo UI" w:eastAsia="Meiryo UI" w:hAnsi="Meiryo UI" w:cs="Meiryo UI" w:hint="default"/>
       </w:rPr>
     </w:lvl>
     <w:lvl w:ilvl="7" w:tplc="0409000B" w:tentative="1">
@@ -27877,7 +26990,7 @@
         <w:ind w:left="3760" w:hanging="440"/>
       </w:pPr>
       <w:rPr>
-        <w:rFonts w:ascii="Meiryo UI" w:hAnsi="Meiryo UI" w:eastAsia="Meiryo UI" w:cs="Meiryo UI" w:hint="default"/>
+        <w:rFonts w:ascii="Meiryo UI" w:eastAsia="Meiryo UI" w:hAnsi="Meiryo UI" w:cs="Meiryo UI" w:hint="default"/>
       </w:rPr>
     </w:lvl>
     <w:lvl w:ilvl="8" w:tplc="0409000D" w:tentative="1">
@@ -27889,7 +27002,7 @@
         <w:ind w:left="4200" w:hanging="440"/>
       </w:pPr>
       <w:rPr>
-        <w:rFonts w:ascii="Meiryo UI" w:hAnsi="Meiryo UI" w:eastAsia="Meiryo UI" w:cs="Meiryo UI" w:hint="default"/>
+        <w:rFonts w:ascii="Meiryo UI" w:eastAsia="Meiryo UI" w:hAnsi="Meiryo UI" w:cs="Meiryo UI" w:hint="default"/>
       </w:rPr>
     </w:lvl>
   </w:abstractNum>
@@ -27993,7 +27106,7 @@
         <w:ind w:left="440" w:hanging="440"/>
       </w:pPr>
       <w:rPr>
-        <w:rFonts w:ascii="Meiryo UI" w:hAnsi="Meiryo UI" w:eastAsia="Meiryo UI" w:cs="Meiryo UI" w:hint="default"/>
+        <w:rFonts w:ascii="Meiryo UI" w:eastAsia="Meiryo UI" w:hAnsi="Meiryo UI" w:cs="Meiryo UI" w:hint="default"/>
       </w:rPr>
     </w:lvl>
     <w:lvl w:ilvl="1" w:tplc="0409000B" w:tentative="1">
@@ -28005,7 +27118,7 @@
         <w:ind w:left="880" w:hanging="440"/>
       </w:pPr>
       <w:rPr>
-        <w:rFonts w:ascii="Meiryo UI" w:hAnsi="Meiryo UI" w:eastAsia="Meiryo UI" w:cs="Meiryo UI" w:hint="default"/>
+        <w:rFonts w:ascii="Meiryo UI" w:eastAsia="Meiryo UI" w:hAnsi="Meiryo UI" w:cs="Meiryo UI" w:hint="default"/>
       </w:rPr>
     </w:lvl>
     <w:lvl w:ilvl="2" w:tplc="0409000D" w:tentative="1">
@@ -28017,7 +27130,7 @@
         <w:ind w:left="1320" w:hanging="440"/>
       </w:pPr>
       <w:rPr>
-        <w:rFonts w:ascii="Meiryo UI" w:hAnsi="Meiryo UI" w:eastAsia="Meiryo UI" w:cs="Meiryo UI" w:hint="default"/>
+        <w:rFonts w:ascii="Meiryo UI" w:eastAsia="Meiryo UI" w:hAnsi="Meiryo UI" w:cs="Meiryo UI" w:hint="default"/>
       </w:rPr>
     </w:lvl>
     <w:lvl w:ilvl="3" w:tplc="04090001" w:tentative="1">
@@ -28029,7 +27142,7 @@
         <w:ind w:left="1760" w:hanging="440"/>
       </w:pPr>
       <w:rPr>
-        <w:rFonts w:ascii="Meiryo UI" w:hAnsi="Meiryo UI" w:eastAsia="Meiryo UI" w:cs="Meiryo UI" w:hint="default"/>
+        <w:rFonts w:ascii="Meiryo UI" w:eastAsia="Meiryo UI" w:hAnsi="Meiryo UI" w:cs="Meiryo UI" w:hint="default"/>
       </w:rPr>
     </w:lvl>
     <w:lvl w:ilvl="4" w:tplc="0409000B" w:tentative="1">
@@ -28041,7 +27154,7 @@
         <w:ind w:left="2200" w:hanging="440"/>
       </w:pPr>
       <w:rPr>
-        <w:rFonts w:ascii="Meiryo UI" w:hAnsi="Meiryo UI" w:eastAsia="Meiryo UI" w:cs="Meiryo UI" w:hint="default"/>
+        <w:rFonts w:ascii="Meiryo UI" w:eastAsia="Meiryo UI" w:hAnsi="Meiryo UI" w:cs="Meiryo UI" w:hint="default"/>
       </w:rPr>
     </w:lvl>
     <w:lvl w:ilvl="5" w:tplc="0409000D" w:tentative="1">
@@ -28053,7 +27166,7 @@
         <w:ind w:left="2640" w:hanging="440"/>
       </w:pPr>
       <w:rPr>
-        <w:rFonts w:ascii="Meiryo UI" w:hAnsi="Meiryo UI" w:eastAsia="Meiryo UI" w:cs="Meiryo UI" w:hint="default"/>
+        <w:rFonts w:ascii="Meiryo UI" w:eastAsia="Meiryo UI" w:hAnsi="Meiryo UI" w:cs="Meiryo UI" w:hint="default"/>
       </w:rPr>
     </w:lvl>
     <w:lvl w:ilvl="6" w:tplc="04090001" w:tentative="1">
@@ -28065,7 +27178,7 @@
         <w:ind w:left="3080" w:hanging="440"/>
       </w:pPr>
       <w:rPr>
-        <w:rFonts w:ascii="Meiryo UI" w:hAnsi="Meiryo UI" w:eastAsia="Meiryo UI" w:cs="Meiryo UI" w:hint="default"/>
+        <w:rFonts w:ascii="Meiryo UI" w:eastAsia="Meiryo UI" w:hAnsi="Meiryo UI" w:cs="Meiryo UI" w:hint="default"/>
       </w:rPr>
     </w:lvl>
     <w:lvl w:ilvl="7" w:tplc="0409000B" w:tentative="1">
@@ -28077,7 +27190,7 @@
         <w:ind w:left="3520" w:hanging="440"/>
       </w:pPr>
       <w:rPr>
-        <w:rFonts w:ascii="Meiryo UI" w:hAnsi="Meiryo UI" w:eastAsia="Meiryo UI" w:cs="Meiryo UI" w:hint="default"/>
+        <w:rFonts w:ascii="Meiryo UI" w:eastAsia="Meiryo UI" w:hAnsi="Meiryo UI" w:cs="Meiryo UI" w:hint="default"/>
       </w:rPr>
     </w:lvl>
     <w:lvl w:ilvl="8" w:tplc="0409000D" w:tentative="1">
@@ -28089,7 +27202,7 @@
         <w:ind w:left="3960" w:hanging="440"/>
       </w:pPr>
       <w:rPr>
-        <w:rFonts w:ascii="Meiryo UI" w:hAnsi="Meiryo UI" w:eastAsia="Meiryo UI" w:cs="Meiryo UI" w:hint="default"/>
+        <w:rFonts w:ascii="Meiryo UI" w:eastAsia="Meiryo UI" w:hAnsi="Meiryo UI" w:cs="Meiryo UI" w:hint="default"/>
       </w:rPr>
     </w:lvl>
   </w:abstractNum>
@@ -28193,7 +27306,7 @@
         <w:ind w:left="440" w:hanging="440"/>
       </w:pPr>
       <w:rPr>
-        <w:rFonts w:ascii="Meiryo UI" w:hAnsi="Meiryo UI" w:eastAsia="Meiryo UI" w:cs="Meiryo UI" w:hint="default"/>
+        <w:rFonts w:ascii="Meiryo UI" w:eastAsia="Meiryo UI" w:hAnsi="Meiryo UI" w:cs="Meiryo UI" w:hint="default"/>
       </w:rPr>
     </w:lvl>
     <w:lvl w:ilvl="1" w:tplc="0409000B" w:tentative="1">
@@ -28205,7 +27318,7 @@
         <w:ind w:left="880" w:hanging="440"/>
       </w:pPr>
       <w:rPr>
-        <w:rFonts w:ascii="Meiryo UI" w:hAnsi="Meiryo UI" w:eastAsia="Meiryo UI" w:cs="Meiryo UI" w:hint="default"/>
+        <w:rFonts w:ascii="Meiryo UI" w:eastAsia="Meiryo UI" w:hAnsi="Meiryo UI" w:cs="Meiryo UI" w:hint="default"/>
       </w:rPr>
     </w:lvl>
     <w:lvl w:ilvl="2" w:tplc="0409000D" w:tentative="1">
@@ -28217,7 +27330,7 @@
         <w:ind w:left="1320" w:hanging="440"/>
       </w:pPr>
       <w:rPr>
-        <w:rFonts w:ascii="Meiryo UI" w:hAnsi="Meiryo UI" w:eastAsia="Meiryo UI" w:cs="Meiryo UI" w:hint="default"/>
+        <w:rFonts w:ascii="Meiryo UI" w:eastAsia="Meiryo UI" w:hAnsi="Meiryo UI" w:cs="Meiryo UI" w:hint="default"/>
       </w:rPr>
     </w:lvl>
     <w:lvl w:ilvl="3" w:tplc="04090001" w:tentative="1">
@@ -28229,7 +27342,7 @@
         <w:ind w:left="1760" w:hanging="440"/>
       </w:pPr>
       <w:rPr>
-        <w:rFonts w:ascii="Meiryo UI" w:hAnsi="Meiryo UI" w:eastAsia="Meiryo UI" w:cs="Meiryo UI" w:hint="default"/>
+        <w:rFonts w:ascii="Meiryo UI" w:eastAsia="Meiryo UI" w:hAnsi="Meiryo UI" w:cs="Meiryo UI" w:hint="default"/>
       </w:rPr>
     </w:lvl>
     <w:lvl w:ilvl="4" w:tplc="0409000B" w:tentative="1">
@@ -28241,7 +27354,7 @@
         <w:ind w:left="2200" w:hanging="440"/>
       </w:pPr>
       <w:rPr>
-        <w:rFonts w:ascii="Meiryo UI" w:hAnsi="Meiryo UI" w:eastAsia="Meiryo UI" w:cs="Meiryo UI" w:hint="default"/>
+        <w:rFonts w:ascii="Meiryo UI" w:eastAsia="Meiryo UI" w:hAnsi="Meiryo UI" w:cs="Meiryo UI" w:hint="default"/>
       </w:rPr>
     </w:lvl>
     <w:lvl w:ilvl="5" w:tplc="0409000D" w:tentative="1">
@@ -28253,7 +27366,7 @@
         <w:ind w:left="2640" w:hanging="440"/>
       </w:pPr>
       <w:rPr>
-        <w:rFonts w:ascii="Meiryo UI" w:hAnsi="Meiryo UI" w:eastAsia="Meiryo UI" w:cs="Meiryo UI" w:hint="default"/>
+        <w:rFonts w:ascii="Meiryo UI" w:eastAsia="Meiryo UI" w:hAnsi="Meiryo UI" w:cs="Meiryo UI" w:hint="default"/>
       </w:rPr>
     </w:lvl>
     <w:lvl w:ilvl="6" w:tplc="04090001" w:tentative="1">
@@ -28265,7 +27378,7 @@
         <w:ind w:left="3080" w:hanging="440"/>
       </w:pPr>
       <w:rPr>
-        <w:rFonts w:ascii="Meiryo UI" w:hAnsi="Meiryo UI" w:eastAsia="Meiryo UI" w:cs="Meiryo UI" w:hint="default"/>
+        <w:rFonts w:ascii="Meiryo UI" w:eastAsia="Meiryo UI" w:hAnsi="Meiryo UI" w:cs="Meiryo UI" w:hint="default"/>
       </w:rPr>
     </w:lvl>
     <w:lvl w:ilvl="7" w:tplc="0409000B" w:tentative="1">
@@ -28277,7 +27390,7 @@
         <w:ind w:left="3520" w:hanging="440"/>
       </w:pPr>
       <w:rPr>
-        <w:rFonts w:ascii="Meiryo UI" w:hAnsi="Meiryo UI" w:eastAsia="Meiryo UI" w:cs="Meiryo UI" w:hint="default"/>
+        <w:rFonts w:ascii="Meiryo UI" w:eastAsia="Meiryo UI" w:hAnsi="Meiryo UI" w:cs="Meiryo UI" w:hint="default"/>
       </w:rPr>
     </w:lvl>
     <w:lvl w:ilvl="8" w:tplc="0409000D" w:tentative="1">
@@ -28289,7 +27402,7 @@
         <w:ind w:left="3960" w:hanging="440"/>
       </w:pPr>
       <w:rPr>
-        <w:rFonts w:ascii="Meiryo UI" w:hAnsi="Meiryo UI" w:eastAsia="Meiryo UI" w:cs="Meiryo UI" w:hint="default"/>
+        <w:rFonts w:ascii="Meiryo UI" w:eastAsia="Meiryo UI" w:hAnsi="Meiryo UI" w:cs="Meiryo UI" w:hint="default"/>
       </w:rPr>
     </w:lvl>
   </w:abstractNum>
@@ -28306,7 +27419,7 @@
         <w:ind w:left="440" w:hanging="440"/>
       </w:pPr>
       <w:rPr>
-        <w:rFonts w:ascii="Meiryo UI" w:hAnsi="Meiryo UI" w:eastAsia="Meiryo UI" w:cs="Meiryo UI" w:hint="default"/>
+        <w:rFonts w:ascii="Meiryo UI" w:eastAsia="Meiryo UI" w:hAnsi="Meiryo UI" w:cs="Meiryo UI" w:hint="default"/>
       </w:rPr>
     </w:lvl>
     <w:lvl w:ilvl="1" w:tplc="0409000B">
@@ -28318,7 +27431,7 @@
         <w:ind w:left="880" w:hanging="440"/>
       </w:pPr>
       <w:rPr>
-        <w:rFonts w:ascii="Meiryo UI" w:hAnsi="Meiryo UI" w:eastAsia="Meiryo UI" w:cs="Meiryo UI" w:hint="default"/>
+        <w:rFonts w:ascii="Meiryo UI" w:eastAsia="Meiryo UI" w:hAnsi="Meiryo UI" w:cs="Meiryo UI" w:hint="default"/>
       </w:rPr>
     </w:lvl>
     <w:lvl w:ilvl="2" w:tplc="0409000D" w:tentative="1">
@@ -28330,7 +27443,7 @@
         <w:ind w:left="1320" w:hanging="440"/>
       </w:pPr>
       <w:rPr>
-        <w:rFonts w:ascii="Meiryo UI" w:hAnsi="Meiryo UI" w:eastAsia="Meiryo UI" w:cs="Meiryo UI" w:hint="default"/>
+        <w:rFonts w:ascii="Meiryo UI" w:eastAsia="Meiryo UI" w:hAnsi="Meiryo UI" w:cs="Meiryo UI" w:hint="default"/>
       </w:rPr>
     </w:lvl>
     <w:lvl w:ilvl="3" w:tplc="04090001" w:tentative="1">
@@ -28342,7 +27455,7 @@
         <w:ind w:left="1760" w:hanging="440"/>
       </w:pPr>
       <w:rPr>
-        <w:rFonts w:ascii="Meiryo UI" w:hAnsi="Meiryo UI" w:eastAsia="Meiryo UI" w:cs="Meiryo UI" w:hint="default"/>
+        <w:rFonts w:ascii="Meiryo UI" w:eastAsia="Meiryo UI" w:hAnsi="Meiryo UI" w:cs="Meiryo UI" w:hint="default"/>
       </w:rPr>
     </w:lvl>
     <w:lvl w:ilvl="4" w:tplc="0409000B" w:tentative="1">
@@ -28354,7 +27467,7 @@
         <w:ind w:left="2200" w:hanging="440"/>
       </w:pPr>
       <w:rPr>
-        <w:rFonts w:ascii="Meiryo UI" w:hAnsi="Meiryo UI" w:eastAsia="Meiryo UI" w:cs="Meiryo UI" w:hint="default"/>
+        <w:rFonts w:ascii="Meiryo UI" w:eastAsia="Meiryo UI" w:hAnsi="Meiryo UI" w:cs="Meiryo UI" w:hint="default"/>
       </w:rPr>
     </w:lvl>
     <w:lvl w:ilvl="5" w:tplc="0409000D" w:tentative="1">
@@ -28366,7 +27479,7 @@
         <w:ind w:left="2640" w:hanging="440"/>
       </w:pPr>
       <w:rPr>
-        <w:rFonts w:ascii="Meiryo UI" w:hAnsi="Meiryo UI" w:eastAsia="Meiryo UI" w:cs="Meiryo UI" w:hint="default"/>
+        <w:rFonts w:ascii="Meiryo UI" w:eastAsia="Meiryo UI" w:hAnsi="Meiryo UI" w:cs="Meiryo UI" w:hint="default"/>
       </w:rPr>
     </w:lvl>
     <w:lvl w:ilvl="6" w:tplc="04090001" w:tentative="1">
@@ -28378,7 +27491,7 @@
         <w:ind w:left="3080" w:hanging="440"/>
       </w:pPr>
       <w:rPr>
-        <w:rFonts w:ascii="Meiryo UI" w:hAnsi="Meiryo UI" w:eastAsia="Meiryo UI" w:cs="Meiryo UI" w:hint="default"/>
+        <w:rFonts w:ascii="Meiryo UI" w:eastAsia="Meiryo UI" w:hAnsi="Meiryo UI" w:cs="Meiryo UI" w:hint="default"/>
       </w:rPr>
     </w:lvl>
     <w:lvl w:ilvl="7" w:tplc="0409000B" w:tentative="1">
@@ -28390,7 +27503,7 @@
         <w:ind w:left="3520" w:hanging="440"/>
       </w:pPr>
       <w:rPr>
-        <w:rFonts w:ascii="Meiryo UI" w:hAnsi="Meiryo UI" w:eastAsia="Meiryo UI" w:cs="Meiryo UI" w:hint="default"/>
+        <w:rFonts w:ascii="Meiryo UI" w:eastAsia="Meiryo UI" w:hAnsi="Meiryo UI" w:cs="Meiryo UI" w:hint="default"/>
       </w:rPr>
     </w:lvl>
     <w:lvl w:ilvl="8" w:tplc="0409000D" w:tentative="1">
@@ -28402,7 +27515,7 @@
         <w:ind w:left="3960" w:hanging="440"/>
       </w:pPr>
       <w:rPr>
-        <w:rFonts w:ascii="Meiryo UI" w:hAnsi="Meiryo UI" w:eastAsia="Meiryo UI" w:cs="Meiryo UI" w:hint="default"/>
+        <w:rFonts w:ascii="Meiryo UI" w:eastAsia="Meiryo UI" w:hAnsi="Meiryo UI" w:cs="Meiryo UI" w:hint="default"/>
       </w:rPr>
     </w:lvl>
   </w:abstractNum>
@@ -28431,7 +27544,7 @@
         <w:ind w:left="880" w:hanging="440"/>
       </w:pPr>
       <w:rPr>
-        <w:rFonts w:ascii="Meiryo UI" w:hAnsi="Meiryo UI" w:eastAsia="Meiryo UI" w:cs="Meiryo UI" w:hint="default"/>
+        <w:rFonts w:ascii="Meiryo UI" w:eastAsia="Meiryo UI" w:hAnsi="Meiryo UI" w:cs="Meiryo UI" w:hint="default"/>
       </w:rPr>
     </w:lvl>
     <w:lvl w:ilvl="2" w:tplc="0409000D" w:tentative="1">
@@ -28443,7 +27556,7 @@
         <w:ind w:left="1320" w:hanging="440"/>
       </w:pPr>
       <w:rPr>
-        <w:rFonts w:ascii="Meiryo UI" w:hAnsi="Meiryo UI" w:eastAsia="Meiryo UI" w:cs="Meiryo UI" w:hint="default"/>
+        <w:rFonts w:ascii="Meiryo UI" w:eastAsia="Meiryo UI" w:hAnsi="Meiryo UI" w:cs="Meiryo UI" w:hint="default"/>
       </w:rPr>
     </w:lvl>
     <w:lvl w:ilvl="3" w:tplc="04090001" w:tentative="1">
@@ -28455,7 +27568,7 @@
         <w:ind w:left="1760" w:hanging="440"/>
       </w:pPr>
       <w:rPr>
-        <w:rFonts w:ascii="Meiryo UI" w:hAnsi="Meiryo UI" w:eastAsia="Meiryo UI" w:cs="Meiryo UI" w:hint="default"/>
+        <w:rFonts w:ascii="Meiryo UI" w:eastAsia="Meiryo UI" w:hAnsi="Meiryo UI" w:cs="Meiryo UI" w:hint="default"/>
       </w:rPr>
     </w:lvl>
     <w:lvl w:ilvl="4" w:tplc="0409000B" w:tentative="1">
@@ -28467,7 +27580,7 @@
         <w:ind w:left="2200" w:hanging="440"/>
       </w:pPr>
       <w:rPr>
-        <w:rFonts w:ascii="Meiryo UI" w:hAnsi="Meiryo UI" w:eastAsia="Meiryo UI" w:cs="Meiryo UI" w:hint="default"/>
+        <w:rFonts w:ascii="Meiryo UI" w:eastAsia="Meiryo UI" w:hAnsi="Meiryo UI" w:cs="Meiryo UI" w:hint="default"/>
       </w:rPr>
     </w:lvl>
     <w:lvl w:ilvl="5" w:tplc="0409000D" w:tentative="1">
@@ -28479,7 +27592,7 @@
         <w:ind w:left="2640" w:hanging="440"/>
       </w:pPr>
       <w:rPr>
-        <w:rFonts w:ascii="Meiryo UI" w:hAnsi="Meiryo UI" w:eastAsia="Meiryo UI" w:cs="Meiryo UI" w:hint="default"/>
+        <w:rFonts w:ascii="Meiryo UI" w:eastAsia="Meiryo UI" w:hAnsi="Meiryo UI" w:cs="Meiryo UI" w:hint="default"/>
       </w:rPr>
     </w:lvl>
     <w:lvl w:ilvl="6" w:tplc="04090001" w:tentative="1">
@@ -28491,7 +27604,7 @@
         <w:ind w:left="3080" w:hanging="440"/>
       </w:pPr>
       <w:rPr>
-        <w:rFonts w:ascii="Meiryo UI" w:hAnsi="Meiryo UI" w:eastAsia="Meiryo UI" w:cs="Meiryo UI" w:hint="default"/>
+        <w:rFonts w:ascii="Meiryo UI" w:eastAsia="Meiryo UI" w:hAnsi="Meiryo UI" w:cs="Meiryo UI" w:hint="default"/>
       </w:rPr>
     </w:lvl>
     <w:lvl w:ilvl="7" w:tplc="0409000B" w:tentative="1">
@@ -28503,7 +27616,7 @@
         <w:ind w:left="3520" w:hanging="440"/>
       </w:pPr>
       <w:rPr>
-        <w:rFonts w:ascii="Meiryo UI" w:hAnsi="Meiryo UI" w:eastAsia="Meiryo UI" w:cs="Meiryo UI" w:hint="default"/>
+        <w:rFonts w:ascii="Meiryo UI" w:eastAsia="Meiryo UI" w:hAnsi="Meiryo UI" w:cs="Meiryo UI" w:hint="default"/>
       </w:rPr>
     </w:lvl>
     <w:lvl w:ilvl="8" w:tplc="0409000D" w:tentative="1">
@@ -28515,7 +27628,7 @@
         <w:ind w:left="3960" w:hanging="440"/>
       </w:pPr>
       <w:rPr>
-        <w:rFonts w:ascii="Meiryo UI" w:hAnsi="Meiryo UI" w:eastAsia="Meiryo UI" w:cs="Meiryo UI" w:hint="default"/>
+        <w:rFonts w:ascii="Meiryo UI" w:eastAsia="Meiryo UI" w:hAnsi="Meiryo UI" w:cs="Meiryo UI" w:hint="default"/>
       </w:rPr>
     </w:lvl>
   </w:abstractNum>
@@ -28532,7 +27645,7 @@
         <w:ind w:left="800" w:hanging="440"/>
       </w:pPr>
       <w:rPr>
-        <w:rFonts w:ascii="Meiryo UI" w:hAnsi="Meiryo UI" w:eastAsia="Meiryo UI" w:cs="Meiryo UI" w:hint="default"/>
+        <w:rFonts w:ascii="Meiryo UI" w:eastAsia="Meiryo UI" w:hAnsi="Meiryo UI" w:cs="Meiryo UI" w:hint="default"/>
         <w:u w:val="none"/>
       </w:rPr>
     </w:lvl>
@@ -28545,7 +27658,7 @@
         <w:ind w:left="1520" w:hanging="440"/>
       </w:pPr>
       <w:rPr>
-        <w:rFonts w:ascii="Meiryo UI" w:hAnsi="Meiryo UI" w:eastAsia="Meiryo UI" w:cs="Meiryo UI" w:hint="default"/>
+        <w:rFonts w:ascii="Meiryo UI" w:eastAsia="Meiryo UI" w:hAnsi="Meiryo UI" w:cs="Meiryo UI" w:hint="default"/>
       </w:rPr>
     </w:lvl>
     <w:lvl w:ilvl="2">
@@ -28646,7 +27759,7 @@
         <w:ind w:left="440" w:hanging="440"/>
       </w:pPr>
       <w:rPr>
-        <w:rFonts w:ascii="Meiryo UI" w:hAnsi="Meiryo UI" w:eastAsia="Meiryo UI" w:cs="Meiryo UI" w:hint="default"/>
+        <w:rFonts w:ascii="Meiryo UI" w:eastAsia="Meiryo UI" w:hAnsi="Meiryo UI" w:cs="Meiryo UI" w:hint="default"/>
       </w:rPr>
     </w:lvl>
     <w:lvl w:ilvl="1" w:tplc="0409000B">
@@ -28658,7 +27771,7 @@
         <w:ind w:left="880" w:hanging="440"/>
       </w:pPr>
       <w:rPr>
-        <w:rFonts w:ascii="Meiryo UI" w:hAnsi="Meiryo UI" w:eastAsia="Meiryo UI" w:cs="Meiryo UI" w:hint="default"/>
+        <w:rFonts w:ascii="Meiryo UI" w:eastAsia="Meiryo UI" w:hAnsi="Meiryo UI" w:cs="Meiryo UI" w:hint="default"/>
       </w:rPr>
     </w:lvl>
     <w:lvl w:ilvl="2" w:tplc="0409000D" w:tentative="1">
@@ -28670,7 +27783,7 @@
         <w:ind w:left="1320" w:hanging="440"/>
       </w:pPr>
       <w:rPr>
-        <w:rFonts w:ascii="Meiryo UI" w:hAnsi="Meiryo UI" w:eastAsia="Meiryo UI" w:cs="Meiryo UI" w:hint="default"/>
+        <w:rFonts w:ascii="Meiryo UI" w:eastAsia="Meiryo UI" w:hAnsi="Meiryo UI" w:cs="Meiryo UI" w:hint="default"/>
       </w:rPr>
     </w:lvl>
     <w:lvl w:ilvl="3" w:tplc="04090001" w:tentative="1">
@@ -28682,7 +27795,7 @@
         <w:ind w:left="1760" w:hanging="440"/>
       </w:pPr>
       <w:rPr>
-        <w:rFonts w:ascii="Meiryo UI" w:hAnsi="Meiryo UI" w:eastAsia="Meiryo UI" w:cs="Meiryo UI" w:hint="default"/>
+        <w:rFonts w:ascii="Meiryo UI" w:eastAsia="Meiryo UI" w:hAnsi="Meiryo UI" w:cs="Meiryo UI" w:hint="default"/>
       </w:rPr>
     </w:lvl>
     <w:lvl w:ilvl="4" w:tplc="0409000B" w:tentative="1">
@@ -28694,7 +27807,7 @@
         <w:ind w:left="2200" w:hanging="440"/>
       </w:pPr>
       <w:rPr>
-        <w:rFonts w:ascii="Meiryo UI" w:hAnsi="Meiryo UI" w:eastAsia="Meiryo UI" w:cs="Meiryo UI" w:hint="default"/>
+        <w:rFonts w:ascii="Meiryo UI" w:eastAsia="Meiryo UI" w:hAnsi="Meiryo UI" w:cs="Meiryo UI" w:hint="default"/>
       </w:rPr>
     </w:lvl>
     <w:lvl w:ilvl="5" w:tplc="0409000D" w:tentative="1">
@@ -28706,7 +27819,7 @@
         <w:ind w:left="2640" w:hanging="440"/>
       </w:pPr>
       <w:rPr>
-        <w:rFonts w:ascii="Meiryo UI" w:hAnsi="Meiryo UI" w:eastAsia="Meiryo UI" w:cs="Meiryo UI" w:hint="default"/>
+        <w:rFonts w:ascii="Meiryo UI" w:eastAsia="Meiryo UI" w:hAnsi="Meiryo UI" w:cs="Meiryo UI" w:hint="default"/>
       </w:rPr>
     </w:lvl>
     <w:lvl w:ilvl="6" w:tplc="04090001" w:tentative="1">
@@ -28718,7 +27831,7 @@
         <w:ind w:left="3080" w:hanging="440"/>
       </w:pPr>
       <w:rPr>
-        <w:rFonts w:ascii="Meiryo UI" w:hAnsi="Meiryo UI" w:eastAsia="Meiryo UI" w:cs="Meiryo UI" w:hint="default"/>
+        <w:rFonts w:ascii="Meiryo UI" w:eastAsia="Meiryo UI" w:hAnsi="Meiryo UI" w:cs="Meiryo UI" w:hint="default"/>
       </w:rPr>
     </w:lvl>
     <w:lvl w:ilvl="7" w:tplc="0409000B" w:tentative="1">
@@ -28730,7 +27843,7 @@
         <w:ind w:left="3520" w:hanging="440"/>
       </w:pPr>
       <w:rPr>
-        <w:rFonts w:ascii="Meiryo UI" w:hAnsi="Meiryo UI" w:eastAsia="Meiryo UI" w:cs="Meiryo UI" w:hint="default"/>
+        <w:rFonts w:ascii="Meiryo UI" w:eastAsia="Meiryo UI" w:hAnsi="Meiryo UI" w:cs="Meiryo UI" w:hint="default"/>
       </w:rPr>
     </w:lvl>
     <w:lvl w:ilvl="8" w:tplc="0409000D" w:tentative="1">
@@ -28742,7 +27855,7 @@
         <w:ind w:left="3960" w:hanging="440"/>
       </w:pPr>
       <w:rPr>
-        <w:rFonts w:ascii="Meiryo UI" w:hAnsi="Meiryo UI" w:eastAsia="Meiryo UI" w:cs="Meiryo UI" w:hint="default"/>
+        <w:rFonts w:ascii="Meiryo UI" w:eastAsia="Meiryo UI" w:hAnsi="Meiryo UI" w:cs="Meiryo UI" w:hint="default"/>
       </w:rPr>
     </w:lvl>
   </w:abstractNum>
@@ -28759,7 +27872,7 @@
         <w:ind w:left="800" w:hanging="440"/>
       </w:pPr>
       <w:rPr>
-        <w:rFonts w:ascii="Meiryo UI" w:hAnsi="Meiryo UI" w:eastAsia="Meiryo UI" w:cs="Meiryo UI" w:hint="default"/>
+        <w:rFonts w:ascii="Meiryo UI" w:eastAsia="Meiryo UI" w:hAnsi="Meiryo UI" w:cs="Meiryo UI" w:hint="default"/>
         <w:u w:val="none"/>
       </w:rPr>
     </w:lvl>
@@ -28873,7 +27986,7 @@
         <w:ind w:left="800" w:hanging="440"/>
       </w:pPr>
       <w:rPr>
-        <w:rFonts w:ascii="Meiryo UI" w:hAnsi="Meiryo UI" w:eastAsia="Meiryo UI" w:cs="Meiryo UI" w:hint="default"/>
+        <w:rFonts w:ascii="Meiryo UI" w:eastAsia="Meiryo UI" w:hAnsi="Meiryo UI" w:cs="Meiryo UI" w:hint="default"/>
         <w:u w:val="none"/>
       </w:rPr>
     </w:lvl>
@@ -28987,7 +28100,7 @@
         <w:ind w:left="440" w:hanging="440"/>
       </w:pPr>
       <w:rPr>
-        <w:rFonts w:ascii="Meiryo UI" w:hAnsi="Meiryo UI" w:eastAsia="Meiryo UI" w:cs="Meiryo UI" w:hint="default"/>
+        <w:rFonts w:ascii="Meiryo UI" w:eastAsia="Meiryo UI" w:hAnsi="Meiryo UI" w:cs="Meiryo UI" w:hint="default"/>
       </w:rPr>
     </w:lvl>
     <w:lvl w:ilvl="1" w:tplc="0409000B" w:tentative="1">
@@ -28999,7 +28112,7 @@
         <w:ind w:left="880" w:hanging="440"/>
       </w:pPr>
       <w:rPr>
-        <w:rFonts w:ascii="Meiryo UI" w:hAnsi="Meiryo UI" w:eastAsia="Meiryo UI" w:cs="Meiryo UI" w:hint="default"/>
+        <w:rFonts w:ascii="Meiryo UI" w:eastAsia="Meiryo UI" w:hAnsi="Meiryo UI" w:cs="Meiryo UI" w:hint="default"/>
       </w:rPr>
     </w:lvl>
     <w:lvl w:ilvl="2" w:tplc="0409000D" w:tentative="1">
@@ -29011,7 +28124,7 @@
         <w:ind w:left="1320" w:hanging="440"/>
       </w:pPr>
       <w:rPr>
-        <w:rFonts w:ascii="Meiryo UI" w:hAnsi="Meiryo UI" w:eastAsia="Meiryo UI" w:cs="Meiryo UI" w:hint="default"/>
+        <w:rFonts w:ascii="Meiryo UI" w:eastAsia="Meiryo UI" w:hAnsi="Meiryo UI" w:cs="Meiryo UI" w:hint="default"/>
       </w:rPr>
     </w:lvl>
     <w:lvl w:ilvl="3" w:tplc="04090001" w:tentative="1">
@@ -29023,7 +28136,7 @@
         <w:ind w:left="1760" w:hanging="440"/>
       </w:pPr>
       <w:rPr>
-        <w:rFonts w:ascii="Meiryo UI" w:hAnsi="Meiryo UI" w:eastAsia="Meiryo UI" w:cs="Meiryo UI" w:hint="default"/>
+        <w:rFonts w:ascii="Meiryo UI" w:eastAsia="Meiryo UI" w:hAnsi="Meiryo UI" w:cs="Meiryo UI" w:hint="default"/>
       </w:rPr>
     </w:lvl>
     <w:lvl w:ilvl="4" w:tplc="0409000B" w:tentative="1">
@@ -29035,7 +28148,7 @@
         <w:ind w:left="2200" w:hanging="440"/>
       </w:pPr>
       <w:rPr>
-        <w:rFonts w:ascii="Meiryo UI" w:hAnsi="Meiryo UI" w:eastAsia="Meiryo UI" w:cs="Meiryo UI" w:hint="default"/>
+        <w:rFonts w:ascii="Meiryo UI" w:eastAsia="Meiryo UI" w:hAnsi="Meiryo UI" w:cs="Meiryo UI" w:hint="default"/>
       </w:rPr>
     </w:lvl>
     <w:lvl w:ilvl="5" w:tplc="0409000D" w:tentative="1">
@@ -29047,7 +28160,7 @@
         <w:ind w:left="2640" w:hanging="440"/>
       </w:pPr>
       <w:rPr>
-        <w:rFonts w:ascii="Meiryo UI" w:hAnsi="Meiryo UI" w:eastAsia="Meiryo UI" w:cs="Meiryo UI" w:hint="default"/>
+        <w:rFonts w:ascii="Meiryo UI" w:eastAsia="Meiryo UI" w:hAnsi="Meiryo UI" w:cs="Meiryo UI" w:hint="default"/>
       </w:rPr>
     </w:lvl>
     <w:lvl w:ilvl="6" w:tplc="04090001" w:tentative="1">
@@ -29059,7 +28172,7 @@
         <w:ind w:left="3080" w:hanging="440"/>
       </w:pPr>
       <w:rPr>
-        <w:rFonts w:ascii="Meiryo UI" w:hAnsi="Meiryo UI" w:eastAsia="Meiryo UI" w:cs="Meiryo UI" w:hint="default"/>
+        <w:rFonts w:ascii="Meiryo UI" w:eastAsia="Meiryo UI" w:hAnsi="Meiryo UI" w:cs="Meiryo UI" w:hint="default"/>
       </w:rPr>
     </w:lvl>
     <w:lvl w:ilvl="7" w:tplc="0409000B" w:tentative="1">
@@ -29071,7 +28184,7 @@
         <w:ind w:left="3520" w:hanging="440"/>
       </w:pPr>
       <w:rPr>
-        <w:rFonts w:ascii="Meiryo UI" w:hAnsi="Meiryo UI" w:eastAsia="Meiryo UI" w:cs="Meiryo UI" w:hint="default"/>
+        <w:rFonts w:ascii="Meiryo UI" w:eastAsia="Meiryo UI" w:hAnsi="Meiryo UI" w:cs="Meiryo UI" w:hint="default"/>
       </w:rPr>
     </w:lvl>
     <w:lvl w:ilvl="8" w:tplc="0409000D" w:tentative="1">
@@ -29083,7 +28196,7 @@
         <w:ind w:left="3960" w:hanging="440"/>
       </w:pPr>
       <w:rPr>
-        <w:rFonts w:ascii="Meiryo UI" w:hAnsi="Meiryo UI" w:eastAsia="Meiryo UI" w:cs="Meiryo UI" w:hint="default"/>
+        <w:rFonts w:ascii="Meiryo UI" w:eastAsia="Meiryo UI" w:hAnsi="Meiryo UI" w:cs="Meiryo UI" w:hint="default"/>
       </w:rPr>
     </w:lvl>
   </w:abstractNum>
@@ -29100,7 +28213,7 @@
         <w:ind w:left="800" w:hanging="440"/>
       </w:pPr>
       <w:rPr>
-        <w:rFonts w:ascii="Meiryo UI" w:hAnsi="Meiryo UI" w:eastAsia="Meiryo UI" w:cs="Meiryo UI" w:hint="default"/>
+        <w:rFonts w:ascii="Meiryo UI" w:eastAsia="Meiryo UI" w:hAnsi="Meiryo UI" w:cs="Meiryo UI" w:hint="default"/>
         <w:u w:val="none"/>
       </w:rPr>
     </w:lvl>
@@ -29113,7 +28226,7 @@
         <w:ind w:left="1520" w:hanging="440"/>
       </w:pPr>
       <w:rPr>
-        <w:rFonts w:ascii="Meiryo UI" w:hAnsi="Meiryo UI" w:eastAsia="Meiryo UI" w:cs="Meiryo UI" w:hint="default"/>
+        <w:rFonts w:ascii="Meiryo UI" w:eastAsia="Meiryo UI" w:hAnsi="Meiryo UI" w:cs="Meiryo UI" w:hint="default"/>
       </w:rPr>
     </w:lvl>
     <w:lvl w:ilvl="2">
@@ -29214,7 +28327,7 @@
         <w:ind w:left="440" w:hanging="440"/>
       </w:pPr>
       <w:rPr>
-        <w:rFonts w:ascii="Meiryo UI" w:hAnsi="Meiryo UI" w:eastAsia="Meiryo UI" w:cs="Meiryo UI" w:hint="default"/>
+        <w:rFonts w:ascii="Meiryo UI" w:eastAsia="Meiryo UI" w:hAnsi="Meiryo UI" w:cs="Meiryo UI" w:hint="default"/>
       </w:rPr>
     </w:lvl>
     <w:lvl w:ilvl="1" w:tplc="0409000B" w:tentative="1">
@@ -29226,7 +28339,7 @@
         <w:ind w:left="880" w:hanging="440"/>
       </w:pPr>
       <w:rPr>
-        <w:rFonts w:ascii="Meiryo UI" w:hAnsi="Meiryo UI" w:eastAsia="Meiryo UI" w:cs="Meiryo UI" w:hint="default"/>
+        <w:rFonts w:ascii="Meiryo UI" w:eastAsia="Meiryo UI" w:hAnsi="Meiryo UI" w:cs="Meiryo UI" w:hint="default"/>
       </w:rPr>
     </w:lvl>
     <w:lvl w:ilvl="2" w:tplc="0409000D" w:tentative="1">
@@ -29238,7 +28351,7 @@
         <w:ind w:left="1320" w:hanging="440"/>
       </w:pPr>
       <w:rPr>
-        <w:rFonts w:ascii="Meiryo UI" w:hAnsi="Meiryo UI" w:eastAsia="Meiryo UI" w:cs="Meiryo UI" w:hint="default"/>
+        <w:rFonts w:ascii="Meiryo UI" w:eastAsia="Meiryo UI" w:hAnsi="Meiryo UI" w:cs="Meiryo UI" w:hint="default"/>
       </w:rPr>
     </w:lvl>
     <w:lvl w:ilvl="3" w:tplc="04090001" w:tentative="1">
@@ -29250,7 +28363,7 @@
         <w:ind w:left="1760" w:hanging="440"/>
       </w:pPr>
       <w:rPr>
-        <w:rFonts w:ascii="Meiryo UI" w:hAnsi="Meiryo UI" w:eastAsia="Meiryo UI" w:cs="Meiryo UI" w:hint="default"/>
+        <w:rFonts w:ascii="Meiryo UI" w:eastAsia="Meiryo UI" w:hAnsi="Meiryo UI" w:cs="Meiryo UI" w:hint="default"/>
       </w:rPr>
     </w:lvl>
     <w:lvl w:ilvl="4" w:tplc="0409000B" w:tentative="1">
@@ -29262,7 +28375,7 @@
         <w:ind w:left="2200" w:hanging="440"/>
       </w:pPr>
       <w:rPr>
-        <w:rFonts w:ascii="Meiryo UI" w:hAnsi="Meiryo UI" w:eastAsia="Meiryo UI" w:cs="Meiryo UI" w:hint="default"/>
+        <w:rFonts w:ascii="Meiryo UI" w:eastAsia="Meiryo UI" w:hAnsi="Meiryo UI" w:cs="Meiryo UI" w:hint="default"/>
       </w:rPr>
     </w:lvl>
     <w:lvl w:ilvl="5" w:tplc="0409000D" w:tentative="1">
@@ -29274,7 +28387,7 @@
         <w:ind w:left="2640" w:hanging="440"/>
       </w:pPr>
       <w:rPr>
-        <w:rFonts w:ascii="Meiryo UI" w:hAnsi="Meiryo UI" w:eastAsia="Meiryo UI" w:cs="Meiryo UI" w:hint="default"/>
+        <w:rFonts w:ascii="Meiryo UI" w:eastAsia="Meiryo UI" w:hAnsi="Meiryo UI" w:cs="Meiryo UI" w:hint="default"/>
       </w:rPr>
     </w:lvl>
     <w:lvl w:ilvl="6" w:tplc="04090001" w:tentative="1">
@@ -29286,7 +28399,7 @@
         <w:ind w:left="3080" w:hanging="440"/>
       </w:pPr>
       <w:rPr>
-        <w:rFonts w:ascii="Meiryo UI" w:hAnsi="Meiryo UI" w:eastAsia="Meiryo UI" w:cs="Meiryo UI" w:hint="default"/>
+        <w:rFonts w:ascii="Meiryo UI" w:eastAsia="Meiryo UI" w:hAnsi="Meiryo UI" w:cs="Meiryo UI" w:hint="default"/>
       </w:rPr>
     </w:lvl>
     <w:lvl w:ilvl="7" w:tplc="0409000B" w:tentative="1">
@@ -29298,7 +28411,7 @@
         <w:ind w:left="3520" w:hanging="440"/>
       </w:pPr>
       <w:rPr>
-        <w:rFonts w:ascii="Meiryo UI" w:hAnsi="Meiryo UI" w:eastAsia="Meiryo UI" w:cs="Meiryo UI" w:hint="default"/>
+        <w:rFonts w:ascii="Meiryo UI" w:eastAsia="Meiryo UI" w:hAnsi="Meiryo UI" w:cs="Meiryo UI" w:hint="default"/>
       </w:rPr>
     </w:lvl>
     <w:lvl w:ilvl="8" w:tplc="0409000D" w:tentative="1">
@@ -29310,7 +28423,7 @@
         <w:ind w:left="3960" w:hanging="440"/>
       </w:pPr>
       <w:rPr>
-        <w:rFonts w:ascii="Meiryo UI" w:hAnsi="Meiryo UI" w:eastAsia="Meiryo UI" w:cs="Meiryo UI" w:hint="default"/>
+        <w:rFonts w:ascii="Meiryo UI" w:eastAsia="Meiryo UI" w:hAnsi="Meiryo UI" w:cs="Meiryo UI" w:hint="default"/>
       </w:rPr>
     </w:lvl>
   </w:abstractNum>
@@ -29327,7 +28440,7 @@
         <w:ind w:left="800" w:hanging="440"/>
       </w:pPr>
       <w:rPr>
-        <w:rFonts w:ascii="Meiryo UI" w:hAnsi="Meiryo UI" w:eastAsia="Meiryo UI" w:cs="Meiryo UI" w:hint="default"/>
+        <w:rFonts w:ascii="Meiryo UI" w:eastAsia="Meiryo UI" w:hAnsi="Meiryo UI" w:cs="Meiryo UI" w:hint="default"/>
         <w:u w:val="none"/>
       </w:rPr>
     </w:lvl>
@@ -29340,7 +28453,7 @@
         <w:ind w:left="1520" w:hanging="440"/>
       </w:pPr>
       <w:rPr>
-        <w:rFonts w:ascii="Meiryo UI" w:hAnsi="Meiryo UI" w:eastAsia="Meiryo UI" w:cs="Meiryo UI" w:hint="default"/>
+        <w:rFonts w:ascii="Meiryo UI" w:eastAsia="Meiryo UI" w:hAnsi="Meiryo UI" w:cs="Meiryo UI" w:hint="default"/>
       </w:rPr>
     </w:lvl>
     <w:lvl w:ilvl="2">
@@ -29441,7 +28554,7 @@
         <w:ind w:left="800" w:hanging="440"/>
       </w:pPr>
       <w:rPr>
-        <w:rFonts w:ascii="Meiryo UI" w:hAnsi="Meiryo UI" w:eastAsia="Meiryo UI" w:cs="Meiryo UI" w:hint="default"/>
+        <w:rFonts w:ascii="Meiryo UI" w:eastAsia="Meiryo UI" w:hAnsi="Meiryo UI" w:cs="Meiryo UI" w:hint="default"/>
         <w:u w:val="none"/>
       </w:rPr>
     </w:lvl>
@@ -29454,7 +28567,7 @@
         <w:ind w:left="1520" w:hanging="440"/>
       </w:pPr>
       <w:rPr>
-        <w:rFonts w:ascii="Meiryo UI" w:hAnsi="Meiryo UI" w:eastAsia="Meiryo UI" w:cs="Meiryo UI" w:hint="default"/>
+        <w:rFonts w:ascii="Meiryo UI" w:eastAsia="Meiryo UI" w:hAnsi="Meiryo UI" w:cs="Meiryo UI" w:hint="default"/>
       </w:rPr>
     </w:lvl>
     <w:lvl w:ilvl="2">
@@ -29555,7 +28668,7 @@
         <w:ind w:left="680" w:hanging="440"/>
       </w:pPr>
       <w:rPr>
-        <w:rFonts w:ascii="Meiryo UI" w:hAnsi="Meiryo UI" w:eastAsia="Meiryo UI" w:cs="Meiryo UI" w:hint="default"/>
+        <w:rFonts w:ascii="Meiryo UI" w:eastAsia="Meiryo UI" w:hAnsi="Meiryo UI" w:cs="Meiryo UI" w:hint="default"/>
       </w:rPr>
     </w:lvl>
     <w:lvl w:ilvl="1" w:tplc="0409000B" w:tentative="1">
@@ -29567,7 +28680,7 @@
         <w:ind w:left="1120" w:hanging="440"/>
       </w:pPr>
       <w:rPr>
-        <w:rFonts w:ascii="Meiryo UI" w:hAnsi="Meiryo UI" w:eastAsia="Meiryo UI" w:cs="Meiryo UI" w:hint="default"/>
+        <w:rFonts w:ascii="Meiryo UI" w:eastAsia="Meiryo UI" w:hAnsi="Meiryo UI" w:cs="Meiryo UI" w:hint="default"/>
       </w:rPr>
     </w:lvl>
     <w:lvl w:ilvl="2" w:tplc="0409000D" w:tentative="1">
@@ -29579,7 +28692,7 @@
         <w:ind w:left="1560" w:hanging="440"/>
       </w:pPr>
       <w:rPr>
-        <w:rFonts w:ascii="Meiryo UI" w:hAnsi="Meiryo UI" w:eastAsia="Meiryo UI" w:cs="Meiryo UI" w:hint="default"/>
+        <w:rFonts w:ascii="Meiryo UI" w:eastAsia="Meiryo UI" w:hAnsi="Meiryo UI" w:cs="Meiryo UI" w:hint="default"/>
       </w:rPr>
     </w:lvl>
     <w:lvl w:ilvl="3" w:tplc="04090001" w:tentative="1">
@@ -29591,7 +28704,7 @@
         <w:ind w:left="2000" w:hanging="440"/>
       </w:pPr>
       <w:rPr>
-        <w:rFonts w:ascii="Meiryo UI" w:hAnsi="Meiryo UI" w:eastAsia="Meiryo UI" w:cs="Meiryo UI" w:hint="default"/>
+        <w:rFonts w:ascii="Meiryo UI" w:eastAsia="Meiryo UI" w:hAnsi="Meiryo UI" w:cs="Meiryo UI" w:hint="default"/>
       </w:rPr>
     </w:lvl>
     <w:lvl w:ilvl="4" w:tplc="0409000B" w:tentative="1">
@@ -29603,7 +28716,7 @@
         <w:ind w:left="2440" w:hanging="440"/>
       </w:pPr>
       <w:rPr>
-        <w:rFonts w:ascii="Meiryo UI" w:hAnsi="Meiryo UI" w:eastAsia="Meiryo UI" w:cs="Meiryo UI" w:hint="default"/>
+        <w:rFonts w:ascii="Meiryo UI" w:eastAsia="Meiryo UI" w:hAnsi="Meiryo UI" w:cs="Meiryo UI" w:hint="default"/>
       </w:rPr>
     </w:lvl>
     <w:lvl w:ilvl="5" w:tplc="0409000D" w:tentative="1">
@@ -29615,7 +28728,7 @@
         <w:ind w:left="2880" w:hanging="440"/>
       </w:pPr>
       <w:rPr>
-        <w:rFonts w:ascii="Meiryo UI" w:hAnsi="Meiryo UI" w:eastAsia="Meiryo UI" w:cs="Meiryo UI" w:hint="default"/>
+        <w:rFonts w:ascii="Meiryo UI" w:eastAsia="Meiryo UI" w:hAnsi="Meiryo UI" w:cs="Meiryo UI" w:hint="default"/>
       </w:rPr>
     </w:lvl>
     <w:lvl w:ilvl="6" w:tplc="04090001" w:tentative="1">
@@ -29627,7 +28740,7 @@
         <w:ind w:left="3320" w:hanging="440"/>
       </w:pPr>
       <w:rPr>
-        <w:rFonts w:ascii="Meiryo UI" w:hAnsi="Meiryo UI" w:eastAsia="Meiryo UI" w:cs="Meiryo UI" w:hint="default"/>
+        <w:rFonts w:ascii="Meiryo UI" w:eastAsia="Meiryo UI" w:hAnsi="Meiryo UI" w:cs="Meiryo UI" w:hint="default"/>
       </w:rPr>
     </w:lvl>
     <w:lvl w:ilvl="7" w:tplc="0409000B" w:tentative="1">
@@ -29639,7 +28752,7 @@
         <w:ind w:left="3760" w:hanging="440"/>
       </w:pPr>
       <w:rPr>
-        <w:rFonts w:ascii="Meiryo UI" w:hAnsi="Meiryo UI" w:eastAsia="Meiryo UI" w:cs="Meiryo UI" w:hint="default"/>
+        <w:rFonts w:ascii="Meiryo UI" w:eastAsia="Meiryo UI" w:hAnsi="Meiryo UI" w:cs="Meiryo UI" w:hint="default"/>
       </w:rPr>
     </w:lvl>
     <w:lvl w:ilvl="8" w:tplc="0409000D" w:tentative="1">
@@ -29651,7 +28764,7 @@
         <w:ind w:left="4200" w:hanging="440"/>
       </w:pPr>
       <w:rPr>
-        <w:rFonts w:ascii="Meiryo UI" w:hAnsi="Meiryo UI" w:eastAsia="Meiryo UI" w:cs="Meiryo UI" w:hint="default"/>
+        <w:rFonts w:ascii="Meiryo UI" w:eastAsia="Meiryo UI" w:hAnsi="Meiryo UI" w:cs="Meiryo UI" w:hint="default"/>
       </w:rPr>
     </w:lvl>
   </w:abstractNum>
@@ -29668,7 +28781,7 @@
         <w:ind w:left="800" w:hanging="440"/>
       </w:pPr>
       <w:rPr>
-        <w:rFonts w:ascii="Meiryo UI" w:hAnsi="Meiryo UI" w:eastAsia="Meiryo UI" w:cs="Meiryo UI" w:hint="default"/>
+        <w:rFonts w:ascii="Meiryo UI" w:eastAsia="Meiryo UI" w:hAnsi="Meiryo UI" w:cs="Meiryo UI" w:hint="default"/>
         <w:u w:val="none"/>
       </w:rPr>
     </w:lvl>
@@ -29782,7 +28895,7 @@
         <w:ind w:left="800" w:hanging="440"/>
       </w:pPr>
       <w:rPr>
-        <w:rFonts w:ascii="Meiryo UI" w:hAnsi="Meiryo UI" w:eastAsia="Meiryo UI" w:cs="Meiryo UI" w:hint="default"/>
+        <w:rFonts w:ascii="Meiryo UI" w:eastAsia="Meiryo UI" w:hAnsi="Meiryo UI" w:cs="Meiryo UI" w:hint="default"/>
         <w:u w:val="none"/>
       </w:rPr>
     </w:lvl>
@@ -29896,7 +29009,7 @@
         <w:ind w:left="440" w:hanging="440"/>
       </w:pPr>
       <w:rPr>
-        <w:rFonts w:ascii="Meiryo UI" w:hAnsi="Meiryo UI" w:eastAsia="Meiryo UI" w:cs="Meiryo UI" w:hint="default"/>
+        <w:rFonts w:ascii="Meiryo UI" w:eastAsia="Meiryo UI" w:hAnsi="Meiryo UI" w:cs="Meiryo UI" w:hint="default"/>
       </w:rPr>
     </w:lvl>
     <w:lvl w:ilvl="1" w:tplc="0409000B" w:tentative="1">
@@ -29908,7 +29021,7 @@
         <w:ind w:left="880" w:hanging="440"/>
       </w:pPr>
       <w:rPr>
-        <w:rFonts w:ascii="Meiryo UI" w:hAnsi="Meiryo UI" w:eastAsia="Meiryo UI" w:cs="Meiryo UI" w:hint="default"/>
+        <w:rFonts w:ascii="Meiryo UI" w:eastAsia="Meiryo UI" w:hAnsi="Meiryo UI" w:cs="Meiryo UI" w:hint="default"/>
       </w:rPr>
     </w:lvl>
     <w:lvl w:ilvl="2" w:tplc="0409000D" w:tentative="1">
@@ -29920,7 +29033,7 @@
         <w:ind w:left="1320" w:hanging="440"/>
       </w:pPr>
       <w:rPr>
-        <w:rFonts w:ascii="Meiryo UI" w:hAnsi="Meiryo UI" w:eastAsia="Meiryo UI" w:cs="Meiryo UI" w:hint="default"/>
+        <w:rFonts w:ascii="Meiryo UI" w:eastAsia="Meiryo UI" w:hAnsi="Meiryo UI" w:cs="Meiryo UI" w:hint="default"/>
       </w:rPr>
     </w:lvl>
     <w:lvl w:ilvl="3" w:tplc="04090001" w:tentative="1">
@@ -29932,7 +29045,7 @@
         <w:ind w:left="1760" w:hanging="440"/>
       </w:pPr>
       <w:rPr>
-        <w:rFonts w:ascii="Meiryo UI" w:hAnsi="Meiryo UI" w:eastAsia="Meiryo UI" w:cs="Meiryo UI" w:hint="default"/>
+        <w:rFonts w:ascii="Meiryo UI" w:eastAsia="Meiryo UI" w:hAnsi="Meiryo UI" w:cs="Meiryo UI" w:hint="default"/>
       </w:rPr>
     </w:lvl>
     <w:lvl w:ilvl="4" w:tplc="0409000B" w:tentative="1">
@@ -29944,7 +29057,7 @@
         <w:ind w:left="2200" w:hanging="440"/>
       </w:pPr>
       <w:rPr>
-        <w:rFonts w:ascii="Meiryo UI" w:hAnsi="Meiryo UI" w:eastAsia="Meiryo UI" w:cs="Meiryo UI" w:hint="default"/>
+        <w:rFonts w:ascii="Meiryo UI" w:eastAsia="Meiryo UI" w:hAnsi="Meiryo UI" w:cs="Meiryo UI" w:hint="default"/>
       </w:rPr>
     </w:lvl>
     <w:lvl w:ilvl="5" w:tplc="0409000D" w:tentative="1">
@@ -29956,7 +29069,7 @@
         <w:ind w:left="2640" w:hanging="440"/>
       </w:pPr>
       <w:rPr>
-        <w:rFonts w:ascii="Meiryo UI" w:hAnsi="Meiryo UI" w:eastAsia="Meiryo UI" w:cs="Meiryo UI" w:hint="default"/>
+        <w:rFonts w:ascii="Meiryo UI" w:eastAsia="Meiryo UI" w:hAnsi="Meiryo UI" w:cs="Meiryo UI" w:hint="default"/>
       </w:rPr>
     </w:lvl>
     <w:lvl w:ilvl="6" w:tplc="04090001" w:tentative="1">
@@ -29968,7 +29081,7 @@
         <w:ind w:left="3080" w:hanging="440"/>
       </w:pPr>
       <w:rPr>
-        <w:rFonts w:ascii="Meiryo UI" w:hAnsi="Meiryo UI" w:eastAsia="Meiryo UI" w:cs="Meiryo UI" w:hint="default"/>
+        <w:rFonts w:ascii="Meiryo UI" w:eastAsia="Meiryo UI" w:hAnsi="Meiryo UI" w:cs="Meiryo UI" w:hint="default"/>
       </w:rPr>
     </w:lvl>
     <w:lvl w:ilvl="7" w:tplc="0409000B" w:tentative="1">
@@ -29980,7 +29093,7 @@
         <w:ind w:left="3520" w:hanging="440"/>
       </w:pPr>
       <w:rPr>
-        <w:rFonts w:ascii="Meiryo UI" w:hAnsi="Meiryo UI" w:eastAsia="Meiryo UI" w:cs="Meiryo UI" w:hint="default"/>
+        <w:rFonts w:ascii="Meiryo UI" w:eastAsia="Meiryo UI" w:hAnsi="Meiryo UI" w:cs="Meiryo UI" w:hint="default"/>
       </w:rPr>
     </w:lvl>
     <w:lvl w:ilvl="8" w:tplc="0409000D" w:tentative="1">
@@ -29992,7 +29105,7 @@
         <w:ind w:left="3960" w:hanging="440"/>
       </w:pPr>
       <w:rPr>
-        <w:rFonts w:ascii="Meiryo UI" w:hAnsi="Meiryo UI" w:eastAsia="Meiryo UI" w:cs="Meiryo UI" w:hint="default"/>
+        <w:rFonts w:ascii="Meiryo UI" w:eastAsia="Meiryo UI" w:hAnsi="Meiryo UI" w:cs="Meiryo UI" w:hint="default"/>
       </w:rPr>
     </w:lvl>
   </w:abstractNum>
@@ -30024,7 +29137,7 @@
         <w:ind w:left="440" w:hanging="440"/>
       </w:pPr>
       <w:rPr>
-        <w:rFonts w:ascii="Meiryo UI" w:hAnsi="Meiryo UI" w:eastAsia="Meiryo UI" w:cs="Meiryo UI" w:hint="default"/>
+        <w:rFonts w:ascii="Meiryo UI" w:eastAsia="Meiryo UI" w:hAnsi="Meiryo UI" w:cs="Meiryo UI" w:hint="default"/>
       </w:rPr>
     </w:lvl>
     <w:lvl w:ilvl="1" w:tplc="0409000B" w:tentative="1">
@@ -30036,7 +29149,7 @@
         <w:ind w:left="880" w:hanging="440"/>
       </w:pPr>
       <w:rPr>
-        <w:rFonts w:ascii="Meiryo UI" w:hAnsi="Meiryo UI" w:eastAsia="Meiryo UI" w:cs="Meiryo UI" w:hint="default"/>
+        <w:rFonts w:ascii="Meiryo UI" w:eastAsia="Meiryo UI" w:hAnsi="Meiryo UI" w:cs="Meiryo UI" w:hint="default"/>
       </w:rPr>
     </w:lvl>
     <w:lvl w:ilvl="2" w:tplc="0409000D" w:tentative="1">
@@ -30048,7 +29161,7 @@
         <w:ind w:left="1320" w:hanging="440"/>
       </w:pPr>
       <w:rPr>
-        <w:rFonts w:ascii="Meiryo UI" w:hAnsi="Meiryo UI" w:eastAsia="Meiryo UI" w:cs="Meiryo UI" w:hint="default"/>
+        <w:rFonts w:ascii="Meiryo UI" w:eastAsia="Meiryo UI" w:hAnsi="Meiryo UI" w:cs="Meiryo UI" w:hint="default"/>
       </w:rPr>
     </w:lvl>
     <w:lvl w:ilvl="3" w:tplc="04090001" w:tentative="1">
@@ -30060,7 +29173,7 @@
         <w:ind w:left="1760" w:hanging="440"/>
       </w:pPr>
       <w:rPr>
-        <w:rFonts w:ascii="Meiryo UI" w:hAnsi="Meiryo UI" w:eastAsia="Meiryo UI" w:cs="Meiryo UI" w:hint="default"/>
+        <w:rFonts w:ascii="Meiryo UI" w:eastAsia="Meiryo UI" w:hAnsi="Meiryo UI" w:cs="Meiryo UI" w:hint="default"/>
       </w:rPr>
     </w:lvl>
     <w:lvl w:ilvl="4" w:tplc="0409000B" w:tentative="1">
@@ -30072,7 +29185,7 @@
         <w:ind w:left="2200" w:hanging="440"/>
       </w:pPr>
       <w:rPr>
-        <w:rFonts w:ascii="Meiryo UI" w:hAnsi="Meiryo UI" w:eastAsia="Meiryo UI" w:cs="Meiryo UI" w:hint="default"/>
+        <w:rFonts w:ascii="Meiryo UI" w:eastAsia="Meiryo UI" w:hAnsi="Meiryo UI" w:cs="Meiryo UI" w:hint="default"/>
       </w:rPr>
     </w:lvl>
     <w:lvl w:ilvl="5" w:tplc="0409000D" w:tentative="1">
@@ -30084,7 +29197,7 @@
         <w:ind w:left="2640" w:hanging="440"/>
       </w:pPr>
       <w:rPr>
-        <w:rFonts w:ascii="Meiryo UI" w:hAnsi="Meiryo UI" w:eastAsia="Meiryo UI" w:cs="Meiryo UI" w:hint="default"/>
+        <w:rFonts w:ascii="Meiryo UI" w:eastAsia="Meiryo UI" w:hAnsi="Meiryo UI" w:cs="Meiryo UI" w:hint="default"/>
       </w:rPr>
     </w:lvl>
     <w:lvl w:ilvl="6" w:tplc="04090001" w:tentative="1">
@@ -30096,7 +29209,7 @@
         <w:ind w:left="3080" w:hanging="440"/>
       </w:pPr>
       <w:rPr>
-        <w:rFonts w:ascii="Meiryo UI" w:hAnsi="Meiryo UI" w:eastAsia="Meiryo UI" w:cs="Meiryo UI" w:hint="default"/>
+        <w:rFonts w:ascii="Meiryo UI" w:eastAsia="Meiryo UI" w:hAnsi="Meiryo UI" w:cs="Meiryo UI" w:hint="default"/>
       </w:rPr>
     </w:lvl>
     <w:lvl w:ilvl="7" w:tplc="0409000B" w:tentative="1">
@@ -30108,7 +29221,7 @@
         <w:ind w:left="3520" w:hanging="440"/>
       </w:pPr>
       <w:rPr>
-        <w:rFonts w:ascii="Meiryo UI" w:hAnsi="Meiryo UI" w:eastAsia="Meiryo UI" w:cs="Meiryo UI" w:hint="default"/>
+        <w:rFonts w:ascii="Meiryo UI" w:eastAsia="Meiryo UI" w:hAnsi="Meiryo UI" w:cs="Meiryo UI" w:hint="default"/>
       </w:rPr>
     </w:lvl>
     <w:lvl w:ilvl="8" w:tplc="0409000D" w:tentative="1">
@@ -30120,7 +29233,7 @@
         <w:ind w:left="3960" w:hanging="440"/>
       </w:pPr>
       <w:rPr>
-        <w:rFonts w:ascii="Meiryo UI" w:hAnsi="Meiryo UI" w:eastAsia="Meiryo UI" w:cs="Meiryo UI" w:hint="default"/>
+        <w:rFonts w:ascii="Meiryo UI" w:eastAsia="Meiryo UI" w:hAnsi="Meiryo UI" w:cs="Meiryo UI" w:hint="default"/>
       </w:rPr>
     </w:lvl>
   </w:abstractNum>
@@ -30253,7 +29366,7 @@
         <w:ind w:left="720" w:hanging="360"/>
       </w:pPr>
       <w:rPr>
-        <w:rFonts w:ascii="Meiryo UI" w:hAnsi="Meiryo UI" w:eastAsia="Meiryo UI" w:cs="Meiryo UI" w:hint="default"/>
+        <w:rFonts w:ascii="Meiryo UI" w:eastAsia="Meiryo UI" w:hAnsi="Meiryo UI" w:cs="Meiryo UI" w:hint="default"/>
         <w:sz w:val="20"/>
       </w:rPr>
     </w:lvl>
@@ -30285,7 +29398,7 @@
         <w:ind w:left="2160" w:hanging="360"/>
       </w:pPr>
       <w:rPr>
-        <w:rFonts w:ascii="Meiryo UI" w:hAnsi="Meiryo UI" w:eastAsia="Meiryo UI" w:cs="Meiryo UI" w:hint="default"/>
+        <w:rFonts w:ascii="Meiryo UI" w:eastAsia="Meiryo UI" w:hAnsi="Meiryo UI" w:cs="Meiryo UI" w:hint="default"/>
         <w:sz w:val="20"/>
       </w:rPr>
     </w:lvl>
@@ -30301,7 +29414,7 @@
         <w:ind w:left="2880" w:hanging="360"/>
       </w:pPr>
       <w:rPr>
-        <w:rFonts w:ascii="Meiryo UI" w:hAnsi="Meiryo UI" w:eastAsia="Meiryo UI" w:cs="Meiryo UI" w:hint="default"/>
+        <w:rFonts w:ascii="Meiryo UI" w:eastAsia="Meiryo UI" w:hAnsi="Meiryo UI" w:cs="Meiryo UI" w:hint="default"/>
         <w:sz w:val="20"/>
       </w:rPr>
     </w:lvl>
@@ -30317,7 +29430,7 @@
         <w:ind w:left="3600" w:hanging="360"/>
       </w:pPr>
       <w:rPr>
-        <w:rFonts w:ascii="Meiryo UI" w:hAnsi="Meiryo UI" w:eastAsia="Meiryo UI" w:cs="Meiryo UI" w:hint="default"/>
+        <w:rFonts w:ascii="Meiryo UI" w:eastAsia="Meiryo UI" w:hAnsi="Meiryo UI" w:cs="Meiryo UI" w:hint="default"/>
         <w:sz w:val="20"/>
       </w:rPr>
     </w:lvl>
@@ -30333,7 +29446,7 @@
         <w:ind w:left="4320" w:hanging="360"/>
       </w:pPr>
       <w:rPr>
-        <w:rFonts w:ascii="Meiryo UI" w:hAnsi="Meiryo UI" w:eastAsia="Meiryo UI" w:cs="Meiryo UI" w:hint="default"/>
+        <w:rFonts w:ascii="Meiryo UI" w:eastAsia="Meiryo UI" w:hAnsi="Meiryo UI" w:cs="Meiryo UI" w:hint="default"/>
         <w:sz w:val="20"/>
       </w:rPr>
     </w:lvl>
@@ -30349,7 +29462,7 @@
         <w:ind w:left="5040" w:hanging="360"/>
       </w:pPr>
       <w:rPr>
-        <w:rFonts w:ascii="Meiryo UI" w:hAnsi="Meiryo UI" w:eastAsia="Meiryo UI" w:cs="Meiryo UI" w:hint="default"/>
+        <w:rFonts w:ascii="Meiryo UI" w:eastAsia="Meiryo UI" w:hAnsi="Meiryo UI" w:cs="Meiryo UI" w:hint="default"/>
         <w:sz w:val="20"/>
       </w:rPr>
     </w:lvl>
@@ -30365,7 +29478,7 @@
         <w:ind w:left="5760" w:hanging="360"/>
       </w:pPr>
       <w:rPr>
-        <w:rFonts w:ascii="Meiryo UI" w:hAnsi="Meiryo UI" w:eastAsia="Meiryo UI" w:cs="Meiryo UI" w:hint="default"/>
+        <w:rFonts w:ascii="Meiryo UI" w:eastAsia="Meiryo UI" w:hAnsi="Meiryo UI" w:cs="Meiryo UI" w:hint="default"/>
         <w:sz w:val="20"/>
       </w:rPr>
     </w:lvl>
@@ -30381,7 +29494,7 @@
         <w:ind w:left="6480" w:hanging="360"/>
       </w:pPr>
       <w:rPr>
-        <w:rFonts w:ascii="Meiryo UI" w:hAnsi="Meiryo UI" w:eastAsia="Meiryo UI" w:cs="Meiryo UI" w:hint="default"/>
+        <w:rFonts w:ascii="Meiryo UI" w:eastAsia="Meiryo UI" w:hAnsi="Meiryo UI" w:cs="Meiryo UI" w:hint="default"/>
         <w:sz w:val="20"/>
       </w:rPr>
     </w:lvl>
@@ -30402,7 +29515,7 @@
         <w:ind w:left="720" w:hanging="360"/>
       </w:pPr>
       <w:rPr>
-        <w:rFonts w:ascii="Meiryo UI" w:hAnsi="Meiryo UI" w:eastAsia="Meiryo UI" w:cs="Meiryo UI" w:hint="default"/>
+        <w:rFonts w:ascii="Meiryo UI" w:eastAsia="Meiryo UI" w:hAnsi="Meiryo UI" w:cs="Meiryo UI" w:hint="default"/>
         <w:sz w:val="20"/>
       </w:rPr>
     </w:lvl>
@@ -30434,7 +29547,7 @@
         <w:ind w:left="2160" w:hanging="360"/>
       </w:pPr>
       <w:rPr>
-        <w:rFonts w:ascii="Meiryo UI" w:hAnsi="Meiryo UI" w:eastAsia="Meiryo UI" w:cs="Meiryo UI" w:hint="default"/>
+        <w:rFonts w:ascii="Meiryo UI" w:eastAsia="Meiryo UI" w:hAnsi="Meiryo UI" w:cs="Meiryo UI" w:hint="default"/>
         <w:sz w:val="20"/>
       </w:rPr>
     </w:lvl>
@@ -30450,7 +29563,7 @@
         <w:ind w:left="2880" w:hanging="360"/>
       </w:pPr>
       <w:rPr>
-        <w:rFonts w:ascii="Meiryo UI" w:hAnsi="Meiryo UI" w:eastAsia="Meiryo UI" w:cs="Meiryo UI" w:hint="default"/>
+        <w:rFonts w:ascii="Meiryo UI" w:eastAsia="Meiryo UI" w:hAnsi="Meiryo UI" w:cs="Meiryo UI" w:hint="default"/>
         <w:sz w:val="20"/>
       </w:rPr>
     </w:lvl>
@@ -30466,7 +29579,7 @@
         <w:ind w:left="3600" w:hanging="360"/>
       </w:pPr>
       <w:rPr>
-        <w:rFonts w:ascii="Meiryo UI" w:hAnsi="Meiryo UI" w:eastAsia="Meiryo UI" w:cs="Meiryo UI" w:hint="default"/>
+        <w:rFonts w:ascii="Meiryo UI" w:eastAsia="Meiryo UI" w:hAnsi="Meiryo UI" w:cs="Meiryo UI" w:hint="default"/>
         <w:sz w:val="20"/>
       </w:rPr>
     </w:lvl>
@@ -30482,7 +29595,7 @@
         <w:ind w:left="4320" w:hanging="360"/>
       </w:pPr>
       <w:rPr>
-        <w:rFonts w:ascii="Meiryo UI" w:hAnsi="Meiryo UI" w:eastAsia="Meiryo UI" w:cs="Meiryo UI" w:hint="default"/>
+        <w:rFonts w:ascii="Meiryo UI" w:eastAsia="Meiryo UI" w:hAnsi="Meiryo UI" w:cs="Meiryo UI" w:hint="default"/>
         <w:sz w:val="20"/>
       </w:rPr>
     </w:lvl>
@@ -30498,7 +29611,7 @@
         <w:ind w:left="5040" w:hanging="360"/>
       </w:pPr>
       <w:rPr>
-        <w:rFonts w:ascii="Meiryo UI" w:hAnsi="Meiryo UI" w:eastAsia="Meiryo UI" w:cs="Meiryo UI" w:hint="default"/>
+        <w:rFonts w:ascii="Meiryo UI" w:eastAsia="Meiryo UI" w:hAnsi="Meiryo UI" w:cs="Meiryo UI" w:hint="default"/>
         <w:sz w:val="20"/>
       </w:rPr>
     </w:lvl>
@@ -30514,7 +29627,7 @@
         <w:ind w:left="5760" w:hanging="360"/>
       </w:pPr>
       <w:rPr>
-        <w:rFonts w:ascii="Meiryo UI" w:hAnsi="Meiryo UI" w:eastAsia="Meiryo UI" w:cs="Meiryo UI" w:hint="default"/>
+        <w:rFonts w:ascii="Meiryo UI" w:eastAsia="Meiryo UI" w:hAnsi="Meiryo UI" w:cs="Meiryo UI" w:hint="default"/>
         <w:sz w:val="20"/>
       </w:rPr>
     </w:lvl>
@@ -30530,7 +29643,7 @@
         <w:ind w:left="6480" w:hanging="360"/>
       </w:pPr>
       <w:rPr>
-        <w:rFonts w:ascii="Meiryo UI" w:hAnsi="Meiryo UI" w:eastAsia="Meiryo UI" w:cs="Meiryo UI" w:hint="default"/>
+        <w:rFonts w:ascii="Meiryo UI" w:eastAsia="Meiryo UI" w:hAnsi="Meiryo UI" w:cs="Meiryo UI" w:hint="default"/>
         <w:sz w:val="20"/>
       </w:rPr>
     </w:lvl>
@@ -30548,7 +29661,7 @@
         <w:ind w:left="440" w:hanging="440"/>
       </w:pPr>
       <w:rPr>
-        <w:rFonts w:ascii="Meiryo UI" w:hAnsi="Meiryo UI" w:eastAsia="Meiryo UI" w:cs="Meiryo UI" w:hint="default"/>
+        <w:rFonts w:ascii="Meiryo UI" w:eastAsia="Meiryo UI" w:hAnsi="Meiryo UI" w:cs="Meiryo UI" w:hint="default"/>
       </w:rPr>
     </w:lvl>
   </w:abstractNum>
@@ -30565,7 +29678,7 @@
         <w:ind w:left="440" w:hanging="440"/>
       </w:pPr>
       <w:rPr>
-        <w:rFonts w:ascii="Meiryo UI" w:hAnsi="Meiryo UI" w:eastAsia="Meiryo UI" w:cs="Meiryo UI" w:hint="default"/>
+        <w:rFonts w:ascii="Meiryo UI" w:eastAsia="Meiryo UI" w:hAnsi="Meiryo UI" w:cs="Meiryo UI" w:hint="default"/>
       </w:rPr>
     </w:lvl>
     <w:lvl w:ilvl="1" w:tplc="0409000B">
@@ -30577,7 +29690,7 @@
         <w:ind w:left="880" w:hanging="440"/>
       </w:pPr>
       <w:rPr>
-        <w:rFonts w:ascii="Meiryo UI" w:hAnsi="Meiryo UI" w:eastAsia="Meiryo UI" w:cs="Meiryo UI" w:hint="default"/>
+        <w:rFonts w:ascii="Meiryo UI" w:eastAsia="Meiryo UI" w:hAnsi="Meiryo UI" w:cs="Meiryo UI" w:hint="default"/>
       </w:rPr>
     </w:lvl>
     <w:lvl w:ilvl="2" w:tplc="0409000D" w:tentative="1">
@@ -30589,7 +29702,7 @@
         <w:ind w:left="1320" w:hanging="440"/>
       </w:pPr>
       <w:rPr>
-        <w:rFonts w:ascii="Meiryo UI" w:hAnsi="Meiryo UI" w:eastAsia="Meiryo UI" w:cs="Meiryo UI" w:hint="default"/>
+        <w:rFonts w:ascii="Meiryo UI" w:eastAsia="Meiryo UI" w:hAnsi="Meiryo UI" w:cs="Meiryo UI" w:hint="default"/>
       </w:rPr>
     </w:lvl>
     <w:lvl w:ilvl="3" w:tplc="04090001" w:tentative="1">
@@ -30601,7 +29714,7 @@
         <w:ind w:left="1760" w:hanging="440"/>
       </w:pPr>
       <w:rPr>
-        <w:rFonts w:ascii="Meiryo UI" w:hAnsi="Meiryo UI" w:eastAsia="Meiryo UI" w:cs="Meiryo UI" w:hint="default"/>
+        <w:rFonts w:ascii="Meiryo UI" w:eastAsia="Meiryo UI" w:hAnsi="Meiryo UI" w:cs="Meiryo UI" w:hint="default"/>
       </w:rPr>
     </w:lvl>
     <w:lvl w:ilvl="4" w:tplc="0409000B" w:tentative="1">
@@ -30613,7 +29726,7 @@
         <w:ind w:left="2200" w:hanging="440"/>
       </w:pPr>
       <w:rPr>
-        <w:rFonts w:ascii="Meiryo UI" w:hAnsi="Meiryo UI" w:eastAsia="Meiryo UI" w:cs="Meiryo UI" w:hint="default"/>
+        <w:rFonts w:ascii="Meiryo UI" w:eastAsia="Meiryo UI" w:hAnsi="Meiryo UI" w:cs="Meiryo UI" w:hint="default"/>
       </w:rPr>
     </w:lvl>
     <w:lvl w:ilvl="5" w:tplc="0409000D" w:tentative="1">
@@ -30625,7 +29738,7 @@
         <w:ind w:left="2640" w:hanging="440"/>
       </w:pPr>
       <w:rPr>
-        <w:rFonts w:ascii="Meiryo UI" w:hAnsi="Meiryo UI" w:eastAsia="Meiryo UI" w:cs="Meiryo UI" w:hint="default"/>
+        <w:rFonts w:ascii="Meiryo UI" w:eastAsia="Meiryo UI" w:hAnsi="Meiryo UI" w:cs="Meiryo UI" w:hint="default"/>
       </w:rPr>
     </w:lvl>
     <w:lvl w:ilvl="6" w:tplc="04090001" w:tentative="1">
@@ -30637,7 +29750,7 @@
         <w:ind w:left="3080" w:hanging="440"/>
       </w:pPr>
       <w:rPr>
-        <w:rFonts w:ascii="Meiryo UI" w:hAnsi="Meiryo UI" w:eastAsia="Meiryo UI" w:cs="Meiryo UI" w:hint="default"/>
+        <w:rFonts w:ascii="Meiryo UI" w:eastAsia="Meiryo UI" w:hAnsi="Meiryo UI" w:cs="Meiryo UI" w:hint="default"/>
       </w:rPr>
     </w:lvl>
     <w:lvl w:ilvl="7" w:tplc="0409000B" w:tentative="1">
@@ -30649,7 +29762,7 @@
         <w:ind w:left="3520" w:hanging="440"/>
       </w:pPr>
       <w:rPr>
-        <w:rFonts w:ascii="Meiryo UI" w:hAnsi="Meiryo UI" w:eastAsia="Meiryo UI" w:cs="Meiryo UI" w:hint="default"/>
+        <w:rFonts w:ascii="Meiryo UI" w:eastAsia="Meiryo UI" w:hAnsi="Meiryo UI" w:cs="Meiryo UI" w:hint="default"/>
       </w:rPr>
     </w:lvl>
     <w:lvl w:ilvl="8" w:tplc="0409000D" w:tentative="1">
@@ -30661,7 +29774,7 @@
         <w:ind w:left="3960" w:hanging="440"/>
       </w:pPr>
       <w:rPr>
-        <w:rFonts w:ascii="Meiryo UI" w:hAnsi="Meiryo UI" w:eastAsia="Meiryo UI" w:cs="Meiryo UI" w:hint="default"/>
+        <w:rFonts w:ascii="Meiryo UI" w:eastAsia="Meiryo UI" w:hAnsi="Meiryo UI" w:cs="Meiryo UI" w:hint="default"/>
       </w:rPr>
     </w:lvl>
   </w:abstractNum>
@@ -30681,7 +29794,7 @@
         <w:ind w:left="720" w:hanging="360"/>
       </w:pPr>
       <w:rPr>
-        <w:rFonts w:ascii="Meiryo UI" w:hAnsi="Meiryo UI" w:eastAsia="Meiryo UI" w:cs="Meiryo UI" w:hint="default"/>
+        <w:rFonts w:ascii="Meiryo UI" w:eastAsia="Meiryo UI" w:hAnsi="Meiryo UI" w:cs="Meiryo UI" w:hint="default"/>
         <w:sz w:val="20"/>
       </w:rPr>
     </w:lvl>
@@ -30713,7 +29826,7 @@
         <w:ind w:left="2160" w:hanging="360"/>
       </w:pPr>
       <w:rPr>
-        <w:rFonts w:ascii="Meiryo UI" w:hAnsi="Meiryo UI" w:eastAsia="Meiryo UI" w:cs="Meiryo UI" w:hint="default"/>
+        <w:rFonts w:ascii="Meiryo UI" w:eastAsia="Meiryo UI" w:hAnsi="Meiryo UI" w:cs="Meiryo UI" w:hint="default"/>
         <w:sz w:val="20"/>
       </w:rPr>
     </w:lvl>
@@ -30729,7 +29842,7 @@
         <w:ind w:left="2880" w:hanging="360"/>
       </w:pPr>
       <w:rPr>
-        <w:rFonts w:ascii="Meiryo UI" w:hAnsi="Meiryo UI" w:eastAsia="Meiryo UI" w:cs="Meiryo UI" w:hint="default"/>
+        <w:rFonts w:ascii="Meiryo UI" w:eastAsia="Meiryo UI" w:hAnsi="Meiryo UI" w:cs="Meiryo UI" w:hint="default"/>
         <w:sz w:val="20"/>
       </w:rPr>
     </w:lvl>
@@ -30745,7 +29858,7 @@
         <w:ind w:left="3600" w:hanging="360"/>
       </w:pPr>
       <w:rPr>
-        <w:rFonts w:ascii="Meiryo UI" w:hAnsi="Meiryo UI" w:eastAsia="Meiryo UI" w:cs="Meiryo UI" w:hint="default"/>
+        <w:rFonts w:ascii="Meiryo UI" w:eastAsia="Meiryo UI" w:hAnsi="Meiryo UI" w:cs="Meiryo UI" w:hint="default"/>
         <w:sz w:val="20"/>
       </w:rPr>
     </w:lvl>
@@ -30761,7 +29874,7 @@
         <w:ind w:left="4320" w:hanging="360"/>
       </w:pPr>
       <w:rPr>
-        <w:rFonts w:ascii="Meiryo UI" w:hAnsi="Meiryo UI" w:eastAsia="Meiryo UI" w:cs="Meiryo UI" w:hint="default"/>
+        <w:rFonts w:ascii="Meiryo UI" w:eastAsia="Meiryo UI" w:hAnsi="Meiryo UI" w:cs="Meiryo UI" w:hint="default"/>
         <w:sz w:val="20"/>
       </w:rPr>
     </w:lvl>
@@ -30777,7 +29890,7 @@
         <w:ind w:left="5040" w:hanging="360"/>
       </w:pPr>
       <w:rPr>
-        <w:rFonts w:ascii="Meiryo UI" w:hAnsi="Meiryo UI" w:eastAsia="Meiryo UI" w:cs="Meiryo UI" w:hint="default"/>
+        <w:rFonts w:ascii="Meiryo UI" w:eastAsia="Meiryo UI" w:hAnsi="Meiryo UI" w:cs="Meiryo UI" w:hint="default"/>
         <w:sz w:val="20"/>
       </w:rPr>
     </w:lvl>
@@ -30793,7 +29906,7 @@
         <w:ind w:left="5760" w:hanging="360"/>
       </w:pPr>
       <w:rPr>
-        <w:rFonts w:ascii="Meiryo UI" w:hAnsi="Meiryo UI" w:eastAsia="Meiryo UI" w:cs="Meiryo UI" w:hint="default"/>
+        <w:rFonts w:ascii="Meiryo UI" w:eastAsia="Meiryo UI" w:hAnsi="Meiryo UI" w:cs="Meiryo UI" w:hint="default"/>
         <w:sz w:val="20"/>
       </w:rPr>
     </w:lvl>
@@ -30809,7 +29922,7 @@
         <w:ind w:left="6480" w:hanging="360"/>
       </w:pPr>
       <w:rPr>
-        <w:rFonts w:ascii="Meiryo UI" w:hAnsi="Meiryo UI" w:eastAsia="Meiryo UI" w:cs="Meiryo UI" w:hint="default"/>
+        <w:rFonts w:ascii="Meiryo UI" w:eastAsia="Meiryo UI" w:hAnsi="Meiryo UI" w:cs="Meiryo UI" w:hint="default"/>
         <w:sz w:val="20"/>
       </w:rPr>
     </w:lvl>
@@ -31036,7 +30149,7 @@
         <w:ind w:left="440" w:hanging="440"/>
       </w:pPr>
       <w:rPr>
-        <w:rFonts w:ascii="Meiryo UI" w:hAnsi="Meiryo UI" w:eastAsia="Meiryo UI" w:cs="Meiryo UI" w:hint="default"/>
+        <w:rFonts w:ascii="Meiryo UI" w:eastAsia="Meiryo UI" w:hAnsi="Meiryo UI" w:cs="Meiryo UI" w:hint="default"/>
       </w:rPr>
     </w:lvl>
     <w:lvl w:ilvl="2" w:tplc="04090003">
@@ -31048,7 +30161,7 @@
         <w:ind w:left="440" w:hanging="440"/>
       </w:pPr>
       <w:rPr>
-        <w:rFonts w:ascii="Meiryo UI" w:hAnsi="Meiryo UI" w:eastAsia="Meiryo UI" w:cs="Meiryo UI" w:hint="default"/>
+        <w:rFonts w:ascii="Meiryo UI" w:eastAsia="Meiryo UI" w:hAnsi="Meiryo UI" w:cs="Meiryo UI" w:hint="default"/>
       </w:rPr>
     </w:lvl>
     <w:lvl w:ilvl="3" w:tplc="FFFFFFFF" w:tentative="1">
@@ -31122,7 +30235,7 @@
         <w:ind w:left="720" w:hanging="360"/>
       </w:pPr>
       <w:rPr>
-        <w:rFonts w:ascii="Meiryo UI" w:hAnsi="Meiryo UI" w:eastAsia="Meiryo UI" w:cs="Meiryo UI" w:hint="default"/>
+        <w:rFonts w:ascii="Meiryo UI" w:eastAsia="Meiryo UI" w:hAnsi="Meiryo UI" w:cs="Meiryo UI" w:hint="default"/>
         <w:sz w:val="20"/>
       </w:rPr>
     </w:lvl>
@@ -31154,7 +30267,7 @@
         <w:ind w:left="2160" w:hanging="360"/>
       </w:pPr>
       <w:rPr>
-        <w:rFonts w:ascii="Meiryo UI" w:hAnsi="Meiryo UI" w:eastAsia="Meiryo UI" w:cs="Meiryo UI" w:hint="default"/>
+        <w:rFonts w:ascii="Meiryo UI" w:eastAsia="Meiryo UI" w:hAnsi="Meiryo UI" w:cs="Meiryo UI" w:hint="default"/>
         <w:sz w:val="20"/>
       </w:rPr>
     </w:lvl>
@@ -31170,7 +30283,7 @@
         <w:ind w:left="2880" w:hanging="360"/>
       </w:pPr>
       <w:rPr>
-        <w:rFonts w:ascii="Meiryo UI" w:hAnsi="Meiryo UI" w:eastAsia="Meiryo UI" w:cs="Meiryo UI" w:hint="default"/>
+        <w:rFonts w:ascii="Meiryo UI" w:eastAsia="Meiryo UI" w:hAnsi="Meiryo UI" w:cs="Meiryo UI" w:hint="default"/>
         <w:sz w:val="20"/>
       </w:rPr>
     </w:lvl>
@@ -31186,7 +30299,7 @@
         <w:ind w:left="3600" w:hanging="360"/>
       </w:pPr>
       <w:rPr>
-        <w:rFonts w:ascii="Meiryo UI" w:hAnsi="Meiryo UI" w:eastAsia="Meiryo UI" w:cs="Meiryo UI" w:hint="default"/>
+        <w:rFonts w:ascii="Meiryo UI" w:eastAsia="Meiryo UI" w:hAnsi="Meiryo UI" w:cs="Meiryo UI" w:hint="default"/>
         <w:sz w:val="20"/>
       </w:rPr>
     </w:lvl>
@@ -31202,7 +30315,7 @@
         <w:ind w:left="4320" w:hanging="360"/>
       </w:pPr>
       <w:rPr>
-        <w:rFonts w:ascii="Meiryo UI" w:hAnsi="Meiryo UI" w:eastAsia="Meiryo UI" w:cs="Meiryo UI" w:hint="default"/>
+        <w:rFonts w:ascii="Meiryo UI" w:eastAsia="Meiryo UI" w:hAnsi="Meiryo UI" w:cs="Meiryo UI" w:hint="default"/>
         <w:sz w:val="20"/>
       </w:rPr>
     </w:lvl>
@@ -31218,7 +30331,7 @@
         <w:ind w:left="5040" w:hanging="360"/>
       </w:pPr>
       <w:rPr>
-        <w:rFonts w:ascii="Meiryo UI" w:hAnsi="Meiryo UI" w:eastAsia="Meiryo UI" w:cs="Meiryo UI" w:hint="default"/>
+        <w:rFonts w:ascii="Meiryo UI" w:eastAsia="Meiryo UI" w:hAnsi="Meiryo UI" w:cs="Meiryo UI" w:hint="default"/>
         <w:sz w:val="20"/>
       </w:rPr>
     </w:lvl>
@@ -31234,7 +30347,7 @@
         <w:ind w:left="5760" w:hanging="360"/>
       </w:pPr>
       <w:rPr>
-        <w:rFonts w:ascii="Meiryo UI" w:hAnsi="Meiryo UI" w:eastAsia="Meiryo UI" w:cs="Meiryo UI" w:hint="default"/>
+        <w:rFonts w:ascii="Meiryo UI" w:eastAsia="Meiryo UI" w:hAnsi="Meiryo UI" w:cs="Meiryo UI" w:hint="default"/>
         <w:sz w:val="20"/>
       </w:rPr>
     </w:lvl>
@@ -31250,7 +30363,7 @@
         <w:ind w:left="6480" w:hanging="360"/>
       </w:pPr>
       <w:rPr>
-        <w:rFonts w:ascii="Meiryo UI" w:hAnsi="Meiryo UI" w:eastAsia="Meiryo UI" w:cs="Meiryo UI" w:hint="default"/>
+        <w:rFonts w:ascii="Meiryo UI" w:eastAsia="Meiryo UI" w:hAnsi="Meiryo UI" w:cs="Meiryo UI" w:hint="default"/>
         <w:sz w:val="20"/>
       </w:rPr>
     </w:lvl>
@@ -31268,7 +30381,7 @@
         <w:ind w:left="440" w:hanging="440"/>
       </w:pPr>
       <w:rPr>
-        <w:rFonts w:ascii="Meiryo UI" w:hAnsi="Meiryo UI" w:eastAsia="Meiryo UI" w:cs="Meiryo UI" w:hint="default"/>
+        <w:rFonts w:ascii="Meiryo UI" w:eastAsia="Meiryo UI" w:hAnsi="Meiryo UI" w:cs="Meiryo UI" w:hint="default"/>
       </w:rPr>
     </w:lvl>
     <w:lvl w:ilvl="1" w:tplc="0409000B" w:tentative="1">
@@ -31280,7 +30393,7 @@
         <w:ind w:left="880" w:hanging="440"/>
       </w:pPr>
       <w:rPr>
-        <w:rFonts w:ascii="Meiryo UI" w:hAnsi="Meiryo UI" w:eastAsia="Meiryo UI" w:cs="Meiryo UI" w:hint="default"/>
+        <w:rFonts w:ascii="Meiryo UI" w:eastAsia="Meiryo UI" w:hAnsi="Meiryo UI" w:cs="Meiryo UI" w:hint="default"/>
       </w:rPr>
     </w:lvl>
     <w:lvl w:ilvl="2" w:tplc="0409000D" w:tentative="1">
@@ -31292,7 +30405,7 @@
         <w:ind w:left="1320" w:hanging="440"/>
       </w:pPr>
       <w:rPr>
-        <w:rFonts w:ascii="Meiryo UI" w:hAnsi="Meiryo UI" w:eastAsia="Meiryo UI" w:cs="Meiryo UI" w:hint="default"/>
+        <w:rFonts w:ascii="Meiryo UI" w:eastAsia="Meiryo UI" w:hAnsi="Meiryo UI" w:cs="Meiryo UI" w:hint="default"/>
       </w:rPr>
     </w:lvl>
     <w:lvl w:ilvl="3" w:tplc="04090001" w:tentative="1">
@@ -31304,7 +30417,7 @@
         <w:ind w:left="1760" w:hanging="440"/>
       </w:pPr>
       <w:rPr>
-        <w:rFonts w:ascii="Meiryo UI" w:hAnsi="Meiryo UI" w:eastAsia="Meiryo UI" w:cs="Meiryo UI" w:hint="default"/>
+        <w:rFonts w:ascii="Meiryo UI" w:eastAsia="Meiryo UI" w:hAnsi="Meiryo UI" w:cs="Meiryo UI" w:hint="default"/>
       </w:rPr>
     </w:lvl>
     <w:lvl w:ilvl="4" w:tplc="0409000B" w:tentative="1">
@@ -31316,7 +30429,7 @@
         <w:ind w:left="2200" w:hanging="440"/>
       </w:pPr>
       <w:rPr>
-        <w:rFonts w:ascii="Meiryo UI" w:hAnsi="Meiryo UI" w:eastAsia="Meiryo UI" w:cs="Meiryo UI" w:hint="default"/>
+        <w:rFonts w:ascii="Meiryo UI" w:eastAsia="Meiryo UI" w:hAnsi="Meiryo UI" w:cs="Meiryo UI" w:hint="default"/>
       </w:rPr>
     </w:lvl>
     <w:lvl w:ilvl="5" w:tplc="0409000D" w:tentative="1">
@@ -31328,7 +30441,7 @@
         <w:ind w:left="2640" w:hanging="440"/>
       </w:pPr>
       <w:rPr>
-        <w:rFonts w:ascii="Meiryo UI" w:hAnsi="Meiryo UI" w:eastAsia="Meiryo UI" w:cs="Meiryo UI" w:hint="default"/>
+        <w:rFonts w:ascii="Meiryo UI" w:eastAsia="Meiryo UI" w:hAnsi="Meiryo UI" w:cs="Meiryo UI" w:hint="default"/>
       </w:rPr>
     </w:lvl>
     <w:lvl w:ilvl="6" w:tplc="04090001" w:tentative="1">
@@ -31340,7 +30453,7 @@
         <w:ind w:left="3080" w:hanging="440"/>
       </w:pPr>
       <w:rPr>
-        <w:rFonts w:ascii="Meiryo UI" w:hAnsi="Meiryo UI" w:eastAsia="Meiryo UI" w:cs="Meiryo UI" w:hint="default"/>
+        <w:rFonts w:ascii="Meiryo UI" w:eastAsia="Meiryo UI" w:hAnsi="Meiryo UI" w:cs="Meiryo UI" w:hint="default"/>
       </w:rPr>
     </w:lvl>
     <w:lvl w:ilvl="7" w:tplc="0409000B" w:tentative="1">
@@ -31352,7 +30465,7 @@
         <w:ind w:left="3520" w:hanging="440"/>
       </w:pPr>
       <w:rPr>
-        <w:rFonts w:ascii="Meiryo UI" w:hAnsi="Meiryo UI" w:eastAsia="Meiryo UI" w:cs="Meiryo UI" w:hint="default"/>
+        <w:rFonts w:ascii="Meiryo UI" w:eastAsia="Meiryo UI" w:hAnsi="Meiryo UI" w:cs="Meiryo UI" w:hint="default"/>
       </w:rPr>
     </w:lvl>
     <w:lvl w:ilvl="8" w:tplc="0409000D" w:tentative="1">
@@ -31364,7 +30477,7 @@
         <w:ind w:left="3960" w:hanging="440"/>
       </w:pPr>
       <w:rPr>
-        <w:rFonts w:ascii="Meiryo UI" w:hAnsi="Meiryo UI" w:eastAsia="Meiryo UI" w:cs="Meiryo UI" w:hint="default"/>
+        <w:rFonts w:ascii="Meiryo UI" w:eastAsia="Meiryo UI" w:hAnsi="Meiryo UI" w:cs="Meiryo UI" w:hint="default"/>
       </w:rPr>
     </w:lvl>
   </w:abstractNum>
@@ -31494,7 +30607,7 @@
         <w:ind w:left="800" w:hanging="440"/>
       </w:pPr>
       <w:rPr>
-        <w:rFonts w:ascii="Meiryo UI" w:hAnsi="Meiryo UI" w:eastAsia="Meiryo UI" w:cs="Meiryo UI" w:hint="default"/>
+        <w:rFonts w:ascii="Meiryo UI" w:eastAsia="Meiryo UI" w:hAnsi="Meiryo UI" w:cs="Meiryo UI" w:hint="default"/>
         <w:u w:val="none"/>
       </w:rPr>
     </w:lvl>
@@ -31507,7 +30620,7 @@
         <w:ind w:left="1520" w:hanging="440"/>
       </w:pPr>
       <w:rPr>
-        <w:rFonts w:ascii="Meiryo UI" w:hAnsi="Meiryo UI" w:eastAsia="Meiryo UI" w:cs="Meiryo UI" w:hint="default"/>
+        <w:rFonts w:ascii="Meiryo UI" w:eastAsia="Meiryo UI" w:hAnsi="Meiryo UI" w:cs="Meiryo UI" w:hint="default"/>
       </w:rPr>
     </w:lvl>
     <w:lvl w:ilvl="2">
@@ -31608,7 +30721,7 @@
         <w:ind w:left="1160" w:hanging="440"/>
       </w:pPr>
       <w:rPr>
-        <w:rFonts w:ascii="Meiryo UI" w:hAnsi="Meiryo UI" w:eastAsia="Meiryo UI" w:cs="Meiryo UI" w:hint="default"/>
+        <w:rFonts w:ascii="Meiryo UI" w:eastAsia="Meiryo UI" w:hAnsi="Meiryo UI" w:cs="Meiryo UI" w:hint="default"/>
       </w:rPr>
     </w:lvl>
     <w:lvl w:ilvl="1" w:tplc="0409000B" w:tentative="1">
@@ -31620,7 +30733,7 @@
         <w:ind w:left="1600" w:hanging="440"/>
       </w:pPr>
       <w:rPr>
-        <w:rFonts w:ascii="Meiryo UI" w:hAnsi="Meiryo UI" w:eastAsia="Meiryo UI" w:cs="Meiryo UI" w:hint="default"/>
+        <w:rFonts w:ascii="Meiryo UI" w:eastAsia="Meiryo UI" w:hAnsi="Meiryo UI" w:cs="Meiryo UI" w:hint="default"/>
       </w:rPr>
     </w:lvl>
     <w:lvl w:ilvl="2" w:tplc="0409000D" w:tentative="1">
@@ -31632,7 +30745,7 @@
         <w:ind w:left="2040" w:hanging="440"/>
       </w:pPr>
       <w:rPr>
-        <w:rFonts w:ascii="Meiryo UI" w:hAnsi="Meiryo UI" w:eastAsia="Meiryo UI" w:cs="Meiryo UI" w:hint="default"/>
+        <w:rFonts w:ascii="Meiryo UI" w:eastAsia="Meiryo UI" w:hAnsi="Meiryo UI" w:cs="Meiryo UI" w:hint="default"/>
       </w:rPr>
     </w:lvl>
     <w:lvl w:ilvl="3" w:tplc="04090001" w:tentative="1">
@@ -31644,7 +30757,7 @@
         <w:ind w:left="2480" w:hanging="440"/>
       </w:pPr>
       <w:rPr>
-        <w:rFonts w:ascii="Meiryo UI" w:hAnsi="Meiryo UI" w:eastAsia="Meiryo UI" w:cs="Meiryo UI" w:hint="default"/>
+        <w:rFonts w:ascii="Meiryo UI" w:eastAsia="Meiryo UI" w:hAnsi="Meiryo UI" w:cs="Meiryo UI" w:hint="default"/>
       </w:rPr>
     </w:lvl>
     <w:lvl w:ilvl="4" w:tplc="0409000B" w:tentative="1">
@@ -31656,7 +30769,7 @@
         <w:ind w:left="2920" w:hanging="440"/>
       </w:pPr>
       <w:rPr>
-        <w:rFonts w:ascii="Meiryo UI" w:hAnsi="Meiryo UI" w:eastAsia="Meiryo UI" w:cs="Meiryo UI" w:hint="default"/>
+        <w:rFonts w:ascii="Meiryo UI" w:eastAsia="Meiryo UI" w:hAnsi="Meiryo UI" w:cs="Meiryo UI" w:hint="default"/>
       </w:rPr>
     </w:lvl>
     <w:lvl w:ilvl="5" w:tplc="0409000D" w:tentative="1">
@@ -31668,7 +30781,7 @@
         <w:ind w:left="3360" w:hanging="440"/>
       </w:pPr>
       <w:rPr>
-        <w:rFonts w:ascii="Meiryo UI" w:hAnsi="Meiryo UI" w:eastAsia="Meiryo UI" w:cs="Meiryo UI" w:hint="default"/>
+        <w:rFonts w:ascii="Meiryo UI" w:eastAsia="Meiryo UI" w:hAnsi="Meiryo UI" w:cs="Meiryo UI" w:hint="default"/>
       </w:rPr>
     </w:lvl>
     <w:lvl w:ilvl="6" w:tplc="04090001" w:tentative="1">
@@ -31680,7 +30793,7 @@
         <w:ind w:left="3800" w:hanging="440"/>
       </w:pPr>
       <w:rPr>
-        <w:rFonts w:ascii="Meiryo UI" w:hAnsi="Meiryo UI" w:eastAsia="Meiryo UI" w:cs="Meiryo UI" w:hint="default"/>
+        <w:rFonts w:ascii="Meiryo UI" w:eastAsia="Meiryo UI" w:hAnsi="Meiryo UI" w:cs="Meiryo UI" w:hint="default"/>
       </w:rPr>
     </w:lvl>
     <w:lvl w:ilvl="7" w:tplc="0409000B" w:tentative="1">
@@ -31692,7 +30805,7 @@
         <w:ind w:left="4240" w:hanging="440"/>
       </w:pPr>
       <w:rPr>
-        <w:rFonts w:ascii="Meiryo UI" w:hAnsi="Meiryo UI" w:eastAsia="Meiryo UI" w:cs="Meiryo UI" w:hint="default"/>
+        <w:rFonts w:ascii="Meiryo UI" w:eastAsia="Meiryo UI" w:hAnsi="Meiryo UI" w:cs="Meiryo UI" w:hint="default"/>
       </w:rPr>
     </w:lvl>
     <w:lvl w:ilvl="8" w:tplc="0409000D" w:tentative="1">
@@ -31704,7 +30817,7 @@
         <w:ind w:left="4680" w:hanging="440"/>
       </w:pPr>
       <w:rPr>
-        <w:rFonts w:ascii="Meiryo UI" w:hAnsi="Meiryo UI" w:eastAsia="Meiryo UI" w:cs="Meiryo UI" w:hint="default"/>
+        <w:rFonts w:ascii="Meiryo UI" w:eastAsia="Meiryo UI" w:hAnsi="Meiryo UI" w:cs="Meiryo UI" w:hint="default"/>
       </w:rPr>
     </w:lvl>
   </w:abstractNum>
@@ -31721,7 +30834,7 @@
         <w:ind w:left="800" w:hanging="440"/>
       </w:pPr>
       <w:rPr>
-        <w:rFonts w:ascii="Meiryo UI" w:hAnsi="Meiryo UI" w:eastAsia="Meiryo UI" w:cs="Meiryo UI" w:hint="default"/>
+        <w:rFonts w:ascii="Meiryo UI" w:eastAsia="Meiryo UI" w:hAnsi="Meiryo UI" w:cs="Meiryo UI" w:hint="default"/>
         <w:u w:val="none"/>
       </w:rPr>
     </w:lvl>
@@ -31835,7 +30948,7 @@
         <w:ind w:left="800" w:hanging="440"/>
       </w:pPr>
       <w:rPr>
-        <w:rFonts w:ascii="Meiryo UI" w:hAnsi="Meiryo UI" w:eastAsia="Meiryo UI" w:cs="Meiryo UI" w:hint="default"/>
+        <w:rFonts w:ascii="Meiryo UI" w:eastAsia="Meiryo UI" w:hAnsi="Meiryo UI" w:cs="Meiryo UI" w:hint="default"/>
         <w:u w:val="none"/>
       </w:rPr>
     </w:lvl>
@@ -31848,7 +30961,7 @@
         <w:ind w:left="1520" w:hanging="440"/>
       </w:pPr>
       <w:rPr>
-        <w:rFonts w:ascii="Meiryo UI" w:hAnsi="Meiryo UI" w:eastAsia="Meiryo UI" w:cs="Meiryo UI" w:hint="default"/>
+        <w:rFonts w:ascii="Meiryo UI" w:eastAsia="Meiryo UI" w:hAnsi="Meiryo UI" w:cs="Meiryo UI" w:hint="default"/>
       </w:rPr>
     </w:lvl>
     <w:lvl w:ilvl="2">
@@ -31949,7 +31062,7 @@
         <w:ind w:left="800" w:hanging="440"/>
       </w:pPr>
       <w:rPr>
-        <w:rFonts w:ascii="Meiryo UI" w:hAnsi="Meiryo UI" w:eastAsia="Meiryo UI" w:cs="Meiryo UI" w:hint="default"/>
+        <w:rFonts w:ascii="Meiryo UI" w:eastAsia="Meiryo UI" w:hAnsi="Meiryo UI" w:cs="Meiryo UI" w:hint="default"/>
         <w:u w:val="none"/>
       </w:rPr>
     </w:lvl>
@@ -31962,7 +31075,7 @@
         <w:ind w:left="1520" w:hanging="440"/>
       </w:pPr>
       <w:rPr>
-        <w:rFonts w:ascii="Meiryo UI" w:hAnsi="Meiryo UI" w:eastAsia="Meiryo UI" w:cs="Meiryo UI" w:hint="default"/>
+        <w:rFonts w:ascii="Meiryo UI" w:eastAsia="Meiryo UI" w:hAnsi="Meiryo UI" w:cs="Meiryo UI" w:hint="default"/>
       </w:rPr>
     </w:lvl>
     <w:lvl w:ilvl="2">
@@ -32063,7 +31176,7 @@
         <w:ind w:left="440" w:hanging="440"/>
       </w:pPr>
       <w:rPr>
-        <w:rFonts w:ascii="Meiryo UI" w:hAnsi="Meiryo UI" w:eastAsia="Meiryo UI" w:cs="Meiryo UI" w:hint="default"/>
+        <w:rFonts w:ascii="Meiryo UI" w:eastAsia="Meiryo UI" w:hAnsi="Meiryo UI" w:cs="Meiryo UI" w:hint="default"/>
       </w:rPr>
     </w:lvl>
     <w:lvl w:ilvl="1" w:tplc="0409000B" w:tentative="1">
@@ -32075,7 +31188,7 @@
         <w:ind w:left="880" w:hanging="440"/>
       </w:pPr>
       <w:rPr>
-        <w:rFonts w:ascii="Meiryo UI" w:hAnsi="Meiryo UI" w:eastAsia="Meiryo UI" w:cs="Meiryo UI" w:hint="default"/>
+        <w:rFonts w:ascii="Meiryo UI" w:eastAsia="Meiryo UI" w:hAnsi="Meiryo UI" w:cs="Meiryo UI" w:hint="default"/>
       </w:rPr>
     </w:lvl>
     <w:lvl w:ilvl="2" w:tplc="0409000D" w:tentative="1">
@@ -32087,7 +31200,7 @@
         <w:ind w:left="1320" w:hanging="440"/>
       </w:pPr>
       <w:rPr>
-        <w:rFonts w:ascii="Meiryo UI" w:hAnsi="Meiryo UI" w:eastAsia="Meiryo UI" w:cs="Meiryo UI" w:hint="default"/>
+        <w:rFonts w:ascii="Meiryo UI" w:eastAsia="Meiryo UI" w:hAnsi="Meiryo UI" w:cs="Meiryo UI" w:hint="default"/>
       </w:rPr>
     </w:lvl>
     <w:lvl w:ilvl="3" w:tplc="04090001" w:tentative="1">
@@ -32099,7 +31212,7 @@
         <w:ind w:left="1760" w:hanging="440"/>
       </w:pPr>
       <w:rPr>
-        <w:rFonts w:ascii="Meiryo UI" w:hAnsi="Meiryo UI" w:eastAsia="Meiryo UI" w:cs="Meiryo UI" w:hint="default"/>
+        <w:rFonts w:ascii="Meiryo UI" w:eastAsia="Meiryo UI" w:hAnsi="Meiryo UI" w:cs="Meiryo UI" w:hint="default"/>
       </w:rPr>
     </w:lvl>
     <w:lvl w:ilvl="4" w:tplc="0409000B" w:tentative="1">
@@ -32111,7 +31224,7 @@
         <w:ind w:left="2200" w:hanging="440"/>
       </w:pPr>
       <w:rPr>
-        <w:rFonts w:ascii="Meiryo UI" w:hAnsi="Meiryo UI" w:eastAsia="Meiryo UI" w:cs="Meiryo UI" w:hint="default"/>
+        <w:rFonts w:ascii="Meiryo UI" w:eastAsia="Meiryo UI" w:hAnsi="Meiryo UI" w:cs="Meiryo UI" w:hint="default"/>
       </w:rPr>
     </w:lvl>
     <w:lvl w:ilvl="5" w:tplc="0409000D" w:tentative="1">
@@ -32123,7 +31236,7 @@
         <w:ind w:left="2640" w:hanging="440"/>
       </w:pPr>
       <w:rPr>
-        <w:rFonts w:ascii="Meiryo UI" w:hAnsi="Meiryo UI" w:eastAsia="Meiryo UI" w:cs="Meiryo UI" w:hint="default"/>
+        <w:rFonts w:ascii="Meiryo UI" w:eastAsia="Meiryo UI" w:hAnsi="Meiryo UI" w:cs="Meiryo UI" w:hint="default"/>
       </w:rPr>
     </w:lvl>
     <w:lvl w:ilvl="6" w:tplc="04090001" w:tentative="1">
@@ -32135,7 +31248,7 @@
         <w:ind w:left="3080" w:hanging="440"/>
       </w:pPr>
       <w:rPr>
-        <w:rFonts w:ascii="Meiryo UI" w:hAnsi="Meiryo UI" w:eastAsia="Meiryo UI" w:cs="Meiryo UI" w:hint="default"/>
+        <w:rFonts w:ascii="Meiryo UI" w:eastAsia="Meiryo UI" w:hAnsi="Meiryo UI" w:cs="Meiryo UI" w:hint="default"/>
       </w:rPr>
     </w:lvl>
     <w:lvl w:ilvl="7" w:tplc="0409000B" w:tentative="1">
@@ -32147,7 +31260,7 @@
         <w:ind w:left="3520" w:hanging="440"/>
       </w:pPr>
       <w:rPr>
-        <w:rFonts w:ascii="Meiryo UI" w:hAnsi="Meiryo UI" w:eastAsia="Meiryo UI" w:cs="Meiryo UI" w:hint="default"/>
+        <w:rFonts w:ascii="Meiryo UI" w:eastAsia="Meiryo UI" w:hAnsi="Meiryo UI" w:cs="Meiryo UI" w:hint="default"/>
       </w:rPr>
     </w:lvl>
     <w:lvl w:ilvl="8" w:tplc="0409000D" w:tentative="1">
@@ -32159,7 +31272,7 @@
         <w:ind w:left="3960" w:hanging="440"/>
       </w:pPr>
       <w:rPr>
-        <w:rFonts w:ascii="Meiryo UI" w:hAnsi="Meiryo UI" w:eastAsia="Meiryo UI" w:cs="Meiryo UI" w:hint="default"/>
+        <w:rFonts w:ascii="Meiryo UI" w:eastAsia="Meiryo UI" w:hAnsi="Meiryo UI" w:cs="Meiryo UI" w:hint="default"/>
       </w:rPr>
     </w:lvl>
   </w:abstractNum>
@@ -32289,7 +31402,7 @@
         <w:ind w:left="440" w:hanging="440"/>
       </w:pPr>
       <w:rPr>
-        <w:rFonts w:ascii="Meiryo UI" w:hAnsi="Meiryo UI" w:eastAsia="Meiryo UI" w:cs="Meiryo UI" w:hint="default"/>
+        <w:rFonts w:ascii="Meiryo UI" w:eastAsia="Meiryo UI" w:hAnsi="Meiryo UI" w:cs="Meiryo UI" w:hint="default"/>
       </w:rPr>
     </w:lvl>
     <w:lvl w:ilvl="1" w:tplc="0409000B" w:tentative="1">
@@ -32301,7 +31414,7 @@
         <w:ind w:left="880" w:hanging="440"/>
       </w:pPr>
       <w:rPr>
-        <w:rFonts w:ascii="Meiryo UI" w:hAnsi="Meiryo UI" w:eastAsia="Meiryo UI" w:cs="Meiryo UI" w:hint="default"/>
+        <w:rFonts w:ascii="Meiryo UI" w:eastAsia="Meiryo UI" w:hAnsi="Meiryo UI" w:cs="Meiryo UI" w:hint="default"/>
       </w:rPr>
     </w:lvl>
     <w:lvl w:ilvl="2" w:tplc="0409000D" w:tentative="1">
@@ -32313,7 +31426,7 @@
         <w:ind w:left="1320" w:hanging="440"/>
       </w:pPr>
       <w:rPr>
-        <w:rFonts w:ascii="Meiryo UI" w:hAnsi="Meiryo UI" w:eastAsia="Meiryo UI" w:cs="Meiryo UI" w:hint="default"/>
+        <w:rFonts w:ascii="Meiryo UI" w:eastAsia="Meiryo UI" w:hAnsi="Meiryo UI" w:cs="Meiryo UI" w:hint="default"/>
       </w:rPr>
     </w:lvl>
     <w:lvl w:ilvl="3" w:tplc="04090001" w:tentative="1">
@@ -32325,7 +31438,7 @@
         <w:ind w:left="1760" w:hanging="440"/>
       </w:pPr>
       <w:rPr>
-        <w:rFonts w:ascii="Meiryo UI" w:hAnsi="Meiryo UI" w:eastAsia="Meiryo UI" w:cs="Meiryo UI" w:hint="default"/>
+        <w:rFonts w:ascii="Meiryo UI" w:eastAsia="Meiryo UI" w:hAnsi="Meiryo UI" w:cs="Meiryo UI" w:hint="default"/>
       </w:rPr>
     </w:lvl>
     <w:lvl w:ilvl="4" w:tplc="0409000B" w:tentative="1">
@@ -32337,7 +31450,7 @@
         <w:ind w:left="2200" w:hanging="440"/>
       </w:pPr>
       <w:rPr>
-        <w:rFonts w:ascii="Meiryo UI" w:hAnsi="Meiryo UI" w:eastAsia="Meiryo UI" w:cs="Meiryo UI" w:hint="default"/>
+        <w:rFonts w:ascii="Meiryo UI" w:eastAsia="Meiryo UI" w:hAnsi="Meiryo UI" w:cs="Meiryo UI" w:hint="default"/>
       </w:rPr>
     </w:lvl>
     <w:lvl w:ilvl="5" w:tplc="0409000D" w:tentative="1">
@@ -32349,7 +31462,7 @@
         <w:ind w:left="2640" w:hanging="440"/>
       </w:pPr>
       <w:rPr>
-        <w:rFonts w:ascii="Meiryo UI" w:hAnsi="Meiryo UI" w:eastAsia="Meiryo UI" w:cs="Meiryo UI" w:hint="default"/>
+        <w:rFonts w:ascii="Meiryo UI" w:eastAsia="Meiryo UI" w:hAnsi="Meiryo UI" w:cs="Meiryo UI" w:hint="default"/>
       </w:rPr>
     </w:lvl>
     <w:lvl w:ilvl="6" w:tplc="04090001" w:tentative="1">
@@ -32361,7 +31474,7 @@
         <w:ind w:left="3080" w:hanging="440"/>
       </w:pPr>
       <w:rPr>
-        <w:rFonts w:ascii="Meiryo UI" w:hAnsi="Meiryo UI" w:eastAsia="Meiryo UI" w:cs="Meiryo UI" w:hint="default"/>
+        <w:rFonts w:ascii="Meiryo UI" w:eastAsia="Meiryo UI" w:hAnsi="Meiryo UI" w:cs="Meiryo UI" w:hint="default"/>
       </w:rPr>
     </w:lvl>
     <w:lvl w:ilvl="7" w:tplc="0409000B" w:tentative="1">
@@ -32373,7 +31486,7 @@
         <w:ind w:left="3520" w:hanging="440"/>
       </w:pPr>
       <w:rPr>
-        <w:rFonts w:ascii="Meiryo UI" w:hAnsi="Meiryo UI" w:eastAsia="Meiryo UI" w:cs="Meiryo UI" w:hint="default"/>
+        <w:rFonts w:ascii="Meiryo UI" w:eastAsia="Meiryo UI" w:hAnsi="Meiryo UI" w:cs="Meiryo UI" w:hint="default"/>
       </w:rPr>
     </w:lvl>
     <w:lvl w:ilvl="8" w:tplc="0409000D" w:tentative="1">
@@ -32385,7 +31498,7 @@
         <w:ind w:left="3960" w:hanging="440"/>
       </w:pPr>
       <w:rPr>
-        <w:rFonts w:ascii="Meiryo UI" w:hAnsi="Meiryo UI" w:eastAsia="Meiryo UI" w:cs="Meiryo UI" w:hint="default"/>
+        <w:rFonts w:ascii="Meiryo UI" w:eastAsia="Meiryo UI" w:hAnsi="Meiryo UI" w:cs="Meiryo UI" w:hint="default"/>
       </w:rPr>
     </w:lvl>
   </w:abstractNum>
@@ -32411,7 +31524,7 @@
         <w:ind w:left="440" w:hanging="440"/>
       </w:pPr>
       <w:rPr>
-        <w:rFonts w:ascii="Meiryo UI" w:hAnsi="Meiryo UI" w:eastAsia="Meiryo UI" w:cs="Meiryo UI" w:hint="default"/>
+        <w:rFonts w:ascii="Meiryo UI" w:eastAsia="Meiryo UI" w:hAnsi="Meiryo UI" w:cs="Meiryo UI" w:hint="default"/>
       </w:rPr>
     </w:lvl>
     <w:lvl w:ilvl="2" w:tplc="04090003">
@@ -32423,7 +31536,7 @@
         <w:ind w:left="440" w:hanging="440"/>
       </w:pPr>
       <w:rPr>
-        <w:rFonts w:ascii="Meiryo UI" w:hAnsi="Meiryo UI" w:eastAsia="Meiryo UI" w:cs="Meiryo UI" w:hint="default"/>
+        <w:rFonts w:ascii="Meiryo UI" w:eastAsia="Meiryo UI" w:hAnsi="Meiryo UI" w:cs="Meiryo UI" w:hint="default"/>
       </w:rPr>
     </w:lvl>
     <w:lvl w:ilvl="3" w:tplc="0409000F" w:tentative="1">
@@ -32494,7 +31607,7 @@
         <w:ind w:left="800" w:hanging="440"/>
       </w:pPr>
       <w:rPr>
-        <w:rFonts w:ascii="Meiryo UI" w:hAnsi="Meiryo UI" w:eastAsia="Meiryo UI" w:cs="Meiryo UI" w:hint="default"/>
+        <w:rFonts w:ascii="Meiryo UI" w:eastAsia="Meiryo UI" w:hAnsi="Meiryo UI" w:cs="Meiryo UI" w:hint="default"/>
         <w:u w:val="none"/>
       </w:rPr>
     </w:lvl>
@@ -32608,7 +31721,7 @@
         <w:ind w:left="800" w:hanging="440"/>
       </w:pPr>
       <w:rPr>
-        <w:rFonts w:ascii="Meiryo UI" w:hAnsi="Meiryo UI" w:eastAsia="Meiryo UI" w:cs="Meiryo UI" w:hint="default"/>
+        <w:rFonts w:ascii="Meiryo UI" w:eastAsia="Meiryo UI" w:hAnsi="Meiryo UI" w:cs="Meiryo UI" w:hint="default"/>
         <w:u w:val="none"/>
       </w:rPr>
     </w:lvl>
@@ -32621,7 +31734,7 @@
         <w:ind w:left="1520" w:hanging="440"/>
       </w:pPr>
       <w:rPr>
-        <w:rFonts w:ascii="Meiryo UI" w:hAnsi="Meiryo UI" w:eastAsia="Meiryo UI" w:cs="Meiryo UI" w:hint="default"/>
+        <w:rFonts w:ascii="Meiryo UI" w:eastAsia="Meiryo UI" w:hAnsi="Meiryo UI" w:cs="Meiryo UI" w:hint="default"/>
       </w:rPr>
     </w:lvl>
     <w:lvl w:ilvl="2">
@@ -32722,7 +31835,7 @@
         <w:ind w:left="440" w:hanging="440"/>
       </w:pPr>
       <w:rPr>
-        <w:rFonts w:ascii="Meiryo UI" w:hAnsi="Meiryo UI" w:eastAsia="Meiryo UI" w:cs="Meiryo UI" w:hint="default"/>
+        <w:rFonts w:ascii="Meiryo UI" w:eastAsia="Meiryo UI" w:hAnsi="Meiryo UI" w:cs="Meiryo UI" w:hint="default"/>
       </w:rPr>
     </w:lvl>
     <w:lvl w:ilvl="1" w:tplc="0409000B" w:tentative="1">
@@ -32734,7 +31847,7 @@
         <w:ind w:left="880" w:hanging="440"/>
       </w:pPr>
       <w:rPr>
-        <w:rFonts w:ascii="Meiryo UI" w:hAnsi="Meiryo UI" w:eastAsia="Meiryo UI" w:cs="Meiryo UI" w:hint="default"/>
+        <w:rFonts w:ascii="Meiryo UI" w:eastAsia="Meiryo UI" w:hAnsi="Meiryo UI" w:cs="Meiryo UI" w:hint="default"/>
       </w:rPr>
     </w:lvl>
     <w:lvl w:ilvl="2" w:tplc="0409000D" w:tentative="1">
@@ -32746,7 +31859,7 @@
         <w:ind w:left="1320" w:hanging="440"/>
       </w:pPr>
       <w:rPr>
-        <w:rFonts w:ascii="Meiryo UI" w:hAnsi="Meiryo UI" w:eastAsia="Meiryo UI" w:cs="Meiryo UI" w:hint="default"/>
+        <w:rFonts w:ascii="Meiryo UI" w:eastAsia="Meiryo UI" w:hAnsi="Meiryo UI" w:cs="Meiryo UI" w:hint="default"/>
       </w:rPr>
     </w:lvl>
     <w:lvl w:ilvl="3" w:tplc="04090001" w:tentative="1">
@@ -32758,7 +31871,7 @@
         <w:ind w:left="1760" w:hanging="440"/>
       </w:pPr>
       <w:rPr>
-        <w:rFonts w:ascii="Meiryo UI" w:hAnsi="Meiryo UI" w:eastAsia="Meiryo UI" w:cs="Meiryo UI" w:hint="default"/>
+        <w:rFonts w:ascii="Meiryo UI" w:eastAsia="Meiryo UI" w:hAnsi="Meiryo UI" w:cs="Meiryo UI" w:hint="default"/>
       </w:rPr>
     </w:lvl>
     <w:lvl w:ilvl="4" w:tplc="0409000B" w:tentative="1">
@@ -32770,7 +31883,7 @@
         <w:ind w:left="2200" w:hanging="440"/>
       </w:pPr>
       <w:rPr>
-        <w:rFonts w:ascii="Meiryo UI" w:hAnsi="Meiryo UI" w:eastAsia="Meiryo UI" w:cs="Meiryo UI" w:hint="default"/>
+        <w:rFonts w:ascii="Meiryo UI" w:eastAsia="Meiryo UI" w:hAnsi="Meiryo UI" w:cs="Meiryo UI" w:hint="default"/>
       </w:rPr>
     </w:lvl>
     <w:lvl w:ilvl="5" w:tplc="0409000D" w:tentative="1">
@@ -32782,7 +31895,7 @@
         <w:ind w:left="2640" w:hanging="440"/>
       </w:pPr>
       <w:rPr>
-        <w:rFonts w:ascii="Meiryo UI" w:hAnsi="Meiryo UI" w:eastAsia="Meiryo UI" w:cs="Meiryo UI" w:hint="default"/>
+        <w:rFonts w:ascii="Meiryo UI" w:eastAsia="Meiryo UI" w:hAnsi="Meiryo UI" w:cs="Meiryo UI" w:hint="default"/>
       </w:rPr>
     </w:lvl>
     <w:lvl w:ilvl="6" w:tplc="04090001" w:tentative="1">
@@ -32794,7 +31907,7 @@
         <w:ind w:left="3080" w:hanging="440"/>
       </w:pPr>
       <w:rPr>
-        <w:rFonts w:ascii="Meiryo UI" w:hAnsi="Meiryo UI" w:eastAsia="Meiryo UI" w:cs="Meiryo UI" w:hint="default"/>
+        <w:rFonts w:ascii="Meiryo UI" w:eastAsia="Meiryo UI" w:hAnsi="Meiryo UI" w:cs="Meiryo UI" w:hint="default"/>
       </w:rPr>
     </w:lvl>
     <w:lvl w:ilvl="7" w:tplc="0409000B" w:tentative="1">
@@ -32806,7 +31919,7 @@
         <w:ind w:left="3520" w:hanging="440"/>
       </w:pPr>
       <w:rPr>
-        <w:rFonts w:ascii="Meiryo UI" w:hAnsi="Meiryo UI" w:eastAsia="Meiryo UI" w:cs="Meiryo UI" w:hint="default"/>
+        <w:rFonts w:ascii="Meiryo UI" w:eastAsia="Meiryo UI" w:hAnsi="Meiryo UI" w:cs="Meiryo UI" w:hint="default"/>
       </w:rPr>
     </w:lvl>
     <w:lvl w:ilvl="8" w:tplc="0409000D" w:tentative="1">
@@ -32818,7 +31931,7 @@
         <w:ind w:left="3960" w:hanging="440"/>
       </w:pPr>
       <w:rPr>
-        <w:rFonts w:ascii="Meiryo UI" w:hAnsi="Meiryo UI" w:eastAsia="Meiryo UI" w:cs="Meiryo UI" w:hint="default"/>
+        <w:rFonts w:ascii="Meiryo UI" w:eastAsia="Meiryo UI" w:hAnsi="Meiryo UI" w:cs="Meiryo UI" w:hint="default"/>
       </w:rPr>
     </w:lvl>
   </w:abstractNum>
@@ -32835,7 +31948,7 @@
         <w:ind w:left="440" w:hanging="440"/>
       </w:pPr>
       <w:rPr>
-        <w:rFonts w:ascii="Meiryo UI" w:hAnsi="Meiryo UI" w:eastAsia="Meiryo UI" w:cs="Meiryo UI" w:hint="default"/>
+        <w:rFonts w:ascii="Meiryo UI" w:eastAsia="Meiryo UI" w:hAnsi="Meiryo UI" w:cs="Meiryo UI" w:hint="default"/>
       </w:rPr>
     </w:lvl>
     <w:lvl w:ilvl="1" w:tplc="0409000B" w:tentative="1">
@@ -32847,7 +31960,7 @@
         <w:ind w:left="880" w:hanging="440"/>
       </w:pPr>
       <w:rPr>
-        <w:rFonts w:ascii="Meiryo UI" w:hAnsi="Meiryo UI" w:eastAsia="Meiryo UI" w:cs="Meiryo UI" w:hint="default"/>
+        <w:rFonts w:ascii="Meiryo UI" w:eastAsia="Meiryo UI" w:hAnsi="Meiryo UI" w:cs="Meiryo UI" w:hint="default"/>
       </w:rPr>
     </w:lvl>
     <w:lvl w:ilvl="2" w:tplc="0409000D" w:tentative="1">
@@ -32859,7 +31972,7 @@
         <w:ind w:left="1320" w:hanging="440"/>
       </w:pPr>
       <w:rPr>
-        <w:rFonts w:ascii="Meiryo UI" w:hAnsi="Meiryo UI" w:eastAsia="Meiryo UI" w:cs="Meiryo UI" w:hint="default"/>
+        <w:rFonts w:ascii="Meiryo UI" w:eastAsia="Meiryo UI" w:hAnsi="Meiryo UI" w:cs="Meiryo UI" w:hint="default"/>
       </w:rPr>
     </w:lvl>
     <w:lvl w:ilvl="3" w:tplc="04090001" w:tentative="1">
@@ -32871,7 +31984,7 @@
         <w:ind w:left="1760" w:hanging="440"/>
       </w:pPr>
       <w:rPr>
-        <w:rFonts w:ascii="Meiryo UI" w:hAnsi="Meiryo UI" w:eastAsia="Meiryo UI" w:cs="Meiryo UI" w:hint="default"/>
+        <w:rFonts w:ascii="Meiryo UI" w:eastAsia="Meiryo UI" w:hAnsi="Meiryo UI" w:cs="Meiryo UI" w:hint="default"/>
       </w:rPr>
     </w:lvl>
     <w:lvl w:ilvl="4" w:tplc="0409000B" w:tentative="1">
@@ -32883,7 +31996,7 @@
         <w:ind w:left="2200" w:hanging="440"/>
       </w:pPr>
       <w:rPr>
-        <w:rFonts w:ascii="Meiryo UI" w:hAnsi="Meiryo UI" w:eastAsia="Meiryo UI" w:cs="Meiryo UI" w:hint="default"/>
+        <w:rFonts w:ascii="Meiryo UI" w:eastAsia="Meiryo UI" w:hAnsi="Meiryo UI" w:cs="Meiryo UI" w:hint="default"/>
       </w:rPr>
     </w:lvl>
     <w:lvl w:ilvl="5" w:tplc="0409000D" w:tentative="1">
@@ -32895,7 +32008,7 @@
         <w:ind w:left="2640" w:hanging="440"/>
       </w:pPr>
       <w:rPr>
-        <w:rFonts w:ascii="Meiryo UI" w:hAnsi="Meiryo UI" w:eastAsia="Meiryo UI" w:cs="Meiryo UI" w:hint="default"/>
+        <w:rFonts w:ascii="Meiryo UI" w:eastAsia="Meiryo UI" w:hAnsi="Meiryo UI" w:cs="Meiryo UI" w:hint="default"/>
       </w:rPr>
     </w:lvl>
     <w:lvl w:ilvl="6" w:tplc="04090001" w:tentative="1">
@@ -32907,7 +32020,7 @@
         <w:ind w:left="3080" w:hanging="440"/>
       </w:pPr>
       <w:rPr>
-        <w:rFonts w:ascii="Meiryo UI" w:hAnsi="Meiryo UI" w:eastAsia="Meiryo UI" w:cs="Meiryo UI" w:hint="default"/>
+        <w:rFonts w:ascii="Meiryo UI" w:eastAsia="Meiryo UI" w:hAnsi="Meiryo UI" w:cs="Meiryo UI" w:hint="default"/>
       </w:rPr>
     </w:lvl>
     <w:lvl w:ilvl="7" w:tplc="0409000B" w:tentative="1">
@@ -32919,7 +32032,7 @@
         <w:ind w:left="3520" w:hanging="440"/>
       </w:pPr>
       <w:rPr>
-        <w:rFonts w:ascii="Meiryo UI" w:hAnsi="Meiryo UI" w:eastAsia="Meiryo UI" w:cs="Meiryo UI" w:hint="default"/>
+        <w:rFonts w:ascii="Meiryo UI" w:eastAsia="Meiryo UI" w:hAnsi="Meiryo UI" w:cs="Meiryo UI" w:hint="default"/>
       </w:rPr>
     </w:lvl>
     <w:lvl w:ilvl="8" w:tplc="0409000D" w:tentative="1">
@@ -32931,7 +32044,7 @@
         <w:ind w:left="3960" w:hanging="440"/>
       </w:pPr>
       <w:rPr>
-        <w:rFonts w:ascii="Meiryo UI" w:hAnsi="Meiryo UI" w:eastAsia="Meiryo UI" w:cs="Meiryo UI" w:hint="default"/>
+        <w:rFonts w:ascii="Meiryo UI" w:eastAsia="Meiryo UI" w:hAnsi="Meiryo UI" w:cs="Meiryo UI" w:hint="default"/>
       </w:rPr>
     </w:lvl>
   </w:abstractNum>
@@ -32948,7 +32061,7 @@
         <w:ind w:left="440" w:hanging="440"/>
       </w:pPr>
       <w:rPr>
-        <w:rFonts w:ascii="Meiryo UI" w:hAnsi="Meiryo UI" w:eastAsia="Meiryo UI" w:cs="Meiryo UI" w:hint="default"/>
+        <w:rFonts w:ascii="Meiryo UI" w:eastAsia="Meiryo UI" w:hAnsi="Meiryo UI" w:cs="Meiryo UI" w:hint="default"/>
       </w:rPr>
     </w:lvl>
     <w:lvl w:ilvl="1" w:tplc="0409000B" w:tentative="1">
@@ -32960,7 +32073,7 @@
         <w:ind w:left="880" w:hanging="440"/>
       </w:pPr>
       <w:rPr>
-        <w:rFonts w:ascii="Meiryo UI" w:hAnsi="Meiryo UI" w:eastAsia="Meiryo UI" w:cs="Meiryo UI" w:hint="default"/>
+        <w:rFonts w:ascii="Meiryo UI" w:eastAsia="Meiryo UI" w:hAnsi="Meiryo UI" w:cs="Meiryo UI" w:hint="default"/>
       </w:rPr>
     </w:lvl>
     <w:lvl w:ilvl="2" w:tplc="0409000D" w:tentative="1">
@@ -32972,7 +32085,7 @@
         <w:ind w:left="1320" w:hanging="440"/>
       </w:pPr>
       <w:rPr>
-        <w:rFonts w:ascii="Meiryo UI" w:hAnsi="Meiryo UI" w:eastAsia="Meiryo UI" w:cs="Meiryo UI" w:hint="default"/>
+        <w:rFonts w:ascii="Meiryo UI" w:eastAsia="Meiryo UI" w:hAnsi="Meiryo UI" w:cs="Meiryo UI" w:hint="default"/>
       </w:rPr>
     </w:lvl>
     <w:lvl w:ilvl="3" w:tplc="04090001" w:tentative="1">
@@ -32984,7 +32097,7 @@
         <w:ind w:left="1760" w:hanging="440"/>
       </w:pPr>
       <w:rPr>
-        <w:rFonts w:ascii="Meiryo UI" w:hAnsi="Meiryo UI" w:eastAsia="Meiryo UI" w:cs="Meiryo UI" w:hint="default"/>
+        <w:rFonts w:ascii="Meiryo UI" w:eastAsia="Meiryo UI" w:hAnsi="Meiryo UI" w:cs="Meiryo UI" w:hint="default"/>
       </w:rPr>
     </w:lvl>
     <w:lvl w:ilvl="4" w:tplc="0409000B" w:tentative="1">
@@ -32996,7 +32109,7 @@
         <w:ind w:left="2200" w:hanging="440"/>
       </w:pPr>
       <w:rPr>
-        <w:rFonts w:ascii="Meiryo UI" w:hAnsi="Meiryo UI" w:eastAsia="Meiryo UI" w:cs="Meiryo UI" w:hint="default"/>
+        <w:rFonts w:ascii="Meiryo UI" w:eastAsia="Meiryo UI" w:hAnsi="Meiryo UI" w:cs="Meiryo UI" w:hint="default"/>
       </w:rPr>
     </w:lvl>
     <w:lvl w:ilvl="5" w:tplc="0409000D" w:tentative="1">
@@ -33008,7 +32121,7 @@
         <w:ind w:left="2640" w:hanging="440"/>
       </w:pPr>
       <w:rPr>
-        <w:rFonts w:ascii="Meiryo UI" w:hAnsi="Meiryo UI" w:eastAsia="Meiryo UI" w:cs="Meiryo UI" w:hint="default"/>
+        <w:rFonts w:ascii="Meiryo UI" w:eastAsia="Meiryo UI" w:hAnsi="Meiryo UI" w:cs="Meiryo UI" w:hint="default"/>
       </w:rPr>
     </w:lvl>
     <w:lvl w:ilvl="6" w:tplc="04090001" w:tentative="1">
@@ -33020,7 +32133,7 @@
         <w:ind w:left="3080" w:hanging="440"/>
       </w:pPr>
       <w:rPr>
-        <w:rFonts w:ascii="Meiryo UI" w:hAnsi="Meiryo UI" w:eastAsia="Meiryo UI" w:cs="Meiryo UI" w:hint="default"/>
+        <w:rFonts w:ascii="Meiryo UI" w:eastAsia="Meiryo UI" w:hAnsi="Meiryo UI" w:cs="Meiryo UI" w:hint="default"/>
       </w:rPr>
     </w:lvl>
     <w:lvl w:ilvl="7" w:tplc="0409000B" w:tentative="1">
@@ -33032,7 +32145,7 @@
         <w:ind w:left="3520" w:hanging="440"/>
       </w:pPr>
       <w:rPr>
-        <w:rFonts w:ascii="Meiryo UI" w:hAnsi="Meiryo UI" w:eastAsia="Meiryo UI" w:cs="Meiryo UI" w:hint="default"/>
+        <w:rFonts w:ascii="Meiryo UI" w:eastAsia="Meiryo UI" w:hAnsi="Meiryo UI" w:cs="Meiryo UI" w:hint="default"/>
       </w:rPr>
     </w:lvl>
     <w:lvl w:ilvl="8" w:tplc="0409000D" w:tentative="1">
@@ -33044,7 +32157,7 @@
         <w:ind w:left="3960" w:hanging="440"/>
       </w:pPr>
       <w:rPr>
-        <w:rFonts w:ascii="Meiryo UI" w:hAnsi="Meiryo UI" w:eastAsia="Meiryo UI" w:cs="Meiryo UI" w:hint="default"/>
+        <w:rFonts w:ascii="Meiryo UI" w:eastAsia="Meiryo UI" w:hAnsi="Meiryo UI" w:cs="Meiryo UI" w:hint="default"/>
       </w:rPr>
     </w:lvl>
   </w:abstractNum>
@@ -33061,7 +32174,7 @@
         <w:ind w:left="440" w:hanging="440"/>
       </w:pPr>
       <w:rPr>
-        <w:rFonts w:ascii="Meiryo UI" w:hAnsi="Meiryo UI" w:eastAsia="Meiryo UI" w:cs="Meiryo UI" w:hint="default"/>
+        <w:rFonts w:ascii="Meiryo UI" w:eastAsia="Meiryo UI" w:hAnsi="Meiryo UI" w:cs="Meiryo UI" w:hint="default"/>
       </w:rPr>
     </w:lvl>
     <w:lvl w:ilvl="1" w:tplc="0409000B" w:tentative="1">
@@ -33073,7 +32186,7 @@
         <w:ind w:left="880" w:hanging="440"/>
       </w:pPr>
       <w:rPr>
-        <w:rFonts w:ascii="Meiryo UI" w:hAnsi="Meiryo UI" w:eastAsia="Meiryo UI" w:cs="Meiryo UI" w:hint="default"/>
+        <w:rFonts w:ascii="Meiryo UI" w:eastAsia="Meiryo UI" w:hAnsi="Meiryo UI" w:cs="Meiryo UI" w:hint="default"/>
       </w:rPr>
     </w:lvl>
     <w:lvl w:ilvl="2" w:tplc="0409000D" w:tentative="1">
@@ -33085,7 +32198,7 @@
         <w:ind w:left="1320" w:hanging="440"/>
       </w:pPr>
       <w:rPr>
-        <w:rFonts w:ascii="Meiryo UI" w:hAnsi="Meiryo UI" w:eastAsia="Meiryo UI" w:cs="Meiryo UI" w:hint="default"/>
+        <w:rFonts w:ascii="Meiryo UI" w:eastAsia="Meiryo UI" w:hAnsi="Meiryo UI" w:cs="Meiryo UI" w:hint="default"/>
       </w:rPr>
     </w:lvl>
     <w:lvl w:ilvl="3" w:tplc="04090001" w:tentative="1">
@@ -33097,7 +32210,7 @@
         <w:ind w:left="1760" w:hanging="440"/>
       </w:pPr>
       <w:rPr>
-        <w:rFonts w:ascii="Meiryo UI" w:hAnsi="Meiryo UI" w:eastAsia="Meiryo UI" w:cs="Meiryo UI" w:hint="default"/>
+        <w:rFonts w:ascii="Meiryo UI" w:eastAsia="Meiryo UI" w:hAnsi="Meiryo UI" w:cs="Meiryo UI" w:hint="default"/>
       </w:rPr>
     </w:lvl>
     <w:lvl w:ilvl="4" w:tplc="0409000B" w:tentative="1">
@@ -33109,7 +32222,7 @@
         <w:ind w:left="2200" w:hanging="440"/>
       </w:pPr>
       <w:rPr>
-        <w:rFonts w:ascii="Meiryo UI" w:hAnsi="Meiryo UI" w:eastAsia="Meiryo UI" w:cs="Meiryo UI" w:hint="default"/>
+        <w:rFonts w:ascii="Meiryo UI" w:eastAsia="Meiryo UI" w:hAnsi="Meiryo UI" w:cs="Meiryo UI" w:hint="default"/>
       </w:rPr>
     </w:lvl>
     <w:lvl w:ilvl="5" w:tplc="0409000D" w:tentative="1">
@@ -33121,7 +32234,7 @@
         <w:ind w:left="2640" w:hanging="440"/>
       </w:pPr>
       <w:rPr>
-        <w:rFonts w:ascii="Meiryo UI" w:hAnsi="Meiryo UI" w:eastAsia="Meiryo UI" w:cs="Meiryo UI" w:hint="default"/>
+        <w:rFonts w:ascii="Meiryo UI" w:eastAsia="Meiryo UI" w:hAnsi="Meiryo UI" w:cs="Meiryo UI" w:hint="default"/>
       </w:rPr>
     </w:lvl>
     <w:lvl w:ilvl="6" w:tplc="04090001" w:tentative="1">
@@ -33133,7 +32246,7 @@
         <w:ind w:left="3080" w:hanging="440"/>
       </w:pPr>
       <w:rPr>
-        <w:rFonts w:ascii="Meiryo UI" w:hAnsi="Meiryo UI" w:eastAsia="Meiryo UI" w:cs="Meiryo UI" w:hint="default"/>
+        <w:rFonts w:ascii="Meiryo UI" w:eastAsia="Meiryo UI" w:hAnsi="Meiryo UI" w:cs="Meiryo UI" w:hint="default"/>
       </w:rPr>
     </w:lvl>
     <w:lvl w:ilvl="7" w:tplc="0409000B" w:tentative="1">
@@ -33145,7 +32258,7 @@
         <w:ind w:left="3520" w:hanging="440"/>
       </w:pPr>
       <w:rPr>
-        <w:rFonts w:ascii="Meiryo UI" w:hAnsi="Meiryo UI" w:eastAsia="Meiryo UI" w:cs="Meiryo UI" w:hint="default"/>
+        <w:rFonts w:ascii="Meiryo UI" w:eastAsia="Meiryo UI" w:hAnsi="Meiryo UI" w:cs="Meiryo UI" w:hint="default"/>
       </w:rPr>
     </w:lvl>
     <w:lvl w:ilvl="8" w:tplc="0409000D" w:tentative="1">
@@ -33157,7 +32270,7 @@
         <w:ind w:left="3960" w:hanging="440"/>
       </w:pPr>
       <w:rPr>
-        <w:rFonts w:ascii="Meiryo UI" w:hAnsi="Meiryo UI" w:eastAsia="Meiryo UI" w:cs="Meiryo UI" w:hint="default"/>
+        <w:rFonts w:ascii="Meiryo UI" w:eastAsia="Meiryo UI" w:hAnsi="Meiryo UI" w:cs="Meiryo UI" w:hint="default"/>
       </w:rPr>
     </w:lvl>
   </w:abstractNum>
@@ -33174,7 +32287,7 @@
         <w:ind w:left="440" w:hanging="440"/>
       </w:pPr>
       <w:rPr>
-        <w:rFonts w:ascii="Meiryo UI" w:hAnsi="Meiryo UI" w:eastAsia="Meiryo UI" w:cs="Meiryo UI" w:hint="default"/>
+        <w:rFonts w:ascii="Meiryo UI" w:eastAsia="Meiryo UI" w:hAnsi="Meiryo UI" w:cs="Meiryo UI" w:hint="default"/>
       </w:rPr>
     </w:lvl>
     <w:lvl w:ilvl="1" w:tplc="0409000B" w:tentative="1">
@@ -33186,7 +32299,7 @@
         <w:ind w:left="880" w:hanging="440"/>
       </w:pPr>
       <w:rPr>
-        <w:rFonts w:ascii="Meiryo UI" w:hAnsi="Meiryo UI" w:eastAsia="Meiryo UI" w:cs="Meiryo UI" w:hint="default"/>
+        <w:rFonts w:ascii="Meiryo UI" w:eastAsia="Meiryo UI" w:hAnsi="Meiryo UI" w:cs="Meiryo UI" w:hint="default"/>
       </w:rPr>
     </w:lvl>
     <w:lvl w:ilvl="2" w:tplc="0409000D" w:tentative="1">
@@ -33198,7 +32311,7 @@
         <w:ind w:left="1320" w:hanging="440"/>
       </w:pPr>
       <w:rPr>
-        <w:rFonts w:ascii="Meiryo UI" w:hAnsi="Meiryo UI" w:eastAsia="Meiryo UI" w:cs="Meiryo UI" w:hint="default"/>
+        <w:rFonts w:ascii="Meiryo UI" w:eastAsia="Meiryo UI" w:hAnsi="Meiryo UI" w:cs="Meiryo UI" w:hint="default"/>
       </w:rPr>
     </w:lvl>
     <w:lvl w:ilvl="3" w:tplc="04090001" w:tentative="1">
@@ -33210,7 +32323,7 @@
         <w:ind w:left="1760" w:hanging="440"/>
       </w:pPr>
       <w:rPr>
-        <w:rFonts w:ascii="Meiryo UI" w:hAnsi="Meiryo UI" w:eastAsia="Meiryo UI" w:cs="Meiryo UI" w:hint="default"/>
+        <w:rFonts w:ascii="Meiryo UI" w:eastAsia="Meiryo UI" w:hAnsi="Meiryo UI" w:cs="Meiryo UI" w:hint="default"/>
       </w:rPr>
     </w:lvl>
     <w:lvl w:ilvl="4" w:tplc="0409000B" w:tentative="1">
@@ -33222,7 +32335,7 @@
         <w:ind w:left="2200" w:hanging="440"/>
       </w:pPr>
       <w:rPr>
-        <w:rFonts w:ascii="Meiryo UI" w:hAnsi="Meiryo UI" w:eastAsia="Meiryo UI" w:cs="Meiryo UI" w:hint="default"/>
+        <w:rFonts w:ascii="Meiryo UI" w:eastAsia="Meiryo UI" w:hAnsi="Meiryo UI" w:cs="Meiryo UI" w:hint="default"/>
       </w:rPr>
     </w:lvl>
     <w:lvl w:ilvl="5" w:tplc="0409000D" w:tentative="1">
@@ -33234,7 +32347,7 @@
         <w:ind w:left="2640" w:hanging="440"/>
       </w:pPr>
       <w:rPr>
-        <w:rFonts w:ascii="Meiryo UI" w:hAnsi="Meiryo UI" w:eastAsia="Meiryo UI" w:cs="Meiryo UI" w:hint="default"/>
+        <w:rFonts w:ascii="Meiryo UI" w:eastAsia="Meiryo UI" w:hAnsi="Meiryo UI" w:cs="Meiryo UI" w:hint="default"/>
       </w:rPr>
     </w:lvl>
     <w:lvl w:ilvl="6" w:tplc="04090001" w:tentative="1">
@@ -33246,7 +32359,7 @@
         <w:ind w:left="3080" w:hanging="440"/>
       </w:pPr>
       <w:rPr>
-        <w:rFonts w:ascii="Meiryo UI" w:hAnsi="Meiryo UI" w:eastAsia="Meiryo UI" w:cs="Meiryo UI" w:hint="default"/>
+        <w:rFonts w:ascii="Meiryo UI" w:eastAsia="Meiryo UI" w:hAnsi="Meiryo UI" w:cs="Meiryo UI" w:hint="default"/>
       </w:rPr>
     </w:lvl>
     <w:lvl w:ilvl="7" w:tplc="0409000B" w:tentative="1">
@@ -33258,7 +32371,7 @@
         <w:ind w:left="3520" w:hanging="440"/>
       </w:pPr>
       <w:rPr>
-        <w:rFonts w:ascii="Meiryo UI" w:hAnsi="Meiryo UI" w:eastAsia="Meiryo UI" w:cs="Meiryo UI" w:hint="default"/>
+        <w:rFonts w:ascii="Meiryo UI" w:eastAsia="Meiryo UI" w:hAnsi="Meiryo UI" w:cs="Meiryo UI" w:hint="default"/>
       </w:rPr>
     </w:lvl>
     <w:lvl w:ilvl="8" w:tplc="0409000D" w:tentative="1">
@@ -33270,7 +32383,7 @@
         <w:ind w:left="3960" w:hanging="440"/>
       </w:pPr>
       <w:rPr>
-        <w:rFonts w:ascii="Meiryo UI" w:hAnsi="Meiryo UI" w:eastAsia="Meiryo UI" w:cs="Meiryo UI" w:hint="default"/>
+        <w:rFonts w:ascii="Meiryo UI" w:eastAsia="Meiryo UI" w:hAnsi="Meiryo UI" w:cs="Meiryo UI" w:hint="default"/>
       </w:rPr>
     </w:lvl>
   </w:abstractNum>
@@ -33287,7 +32400,7 @@
         <w:ind w:left="440" w:hanging="440"/>
       </w:pPr>
       <w:rPr>
-        <w:rFonts w:ascii="Meiryo UI" w:hAnsi="Meiryo UI" w:eastAsia="Meiryo UI" w:cs="Meiryo UI" w:hint="default"/>
+        <w:rFonts w:ascii="Meiryo UI" w:eastAsia="Meiryo UI" w:hAnsi="Meiryo UI" w:cs="Meiryo UI" w:hint="default"/>
       </w:rPr>
     </w:lvl>
     <w:lvl w:ilvl="1" w:tplc="0409000B" w:tentative="1">
@@ -33299,7 +32412,7 @@
         <w:ind w:left="880" w:hanging="440"/>
       </w:pPr>
       <w:rPr>
-        <w:rFonts w:ascii="Meiryo UI" w:hAnsi="Meiryo UI" w:eastAsia="Meiryo UI" w:cs="Meiryo UI" w:hint="default"/>
+        <w:rFonts w:ascii="Meiryo UI" w:eastAsia="Meiryo UI" w:hAnsi="Meiryo UI" w:cs="Meiryo UI" w:hint="default"/>
       </w:rPr>
     </w:lvl>
     <w:lvl w:ilvl="2" w:tplc="0409000D" w:tentative="1">
@@ -33311,7 +32424,7 @@
         <w:ind w:left="1320" w:hanging="440"/>
       </w:pPr>
       <w:rPr>
-        <w:rFonts w:ascii="Meiryo UI" w:hAnsi="Meiryo UI" w:eastAsia="Meiryo UI" w:cs="Meiryo UI" w:hint="default"/>
+        <w:rFonts w:ascii="Meiryo UI" w:eastAsia="Meiryo UI" w:hAnsi="Meiryo UI" w:cs="Meiryo UI" w:hint="default"/>
       </w:rPr>
     </w:lvl>
     <w:lvl w:ilvl="3" w:tplc="04090001" w:tentative="1">
@@ -33323,7 +32436,7 @@
         <w:ind w:left="1760" w:hanging="440"/>
       </w:pPr>
       <w:rPr>
-        <w:rFonts w:ascii="Meiryo UI" w:hAnsi="Meiryo UI" w:eastAsia="Meiryo UI" w:cs="Meiryo UI" w:hint="default"/>
+        <w:rFonts w:ascii="Meiryo UI" w:eastAsia="Meiryo UI" w:hAnsi="Meiryo UI" w:cs="Meiryo UI" w:hint="default"/>
       </w:rPr>
     </w:lvl>
     <w:lvl w:ilvl="4" w:tplc="0409000B" w:tentative="1">
@@ -33335,7 +32448,7 @@
         <w:ind w:left="2200" w:hanging="440"/>
       </w:pPr>
       <w:rPr>
-        <w:rFonts w:ascii="Meiryo UI" w:hAnsi="Meiryo UI" w:eastAsia="Meiryo UI" w:cs="Meiryo UI" w:hint="default"/>
+        <w:rFonts w:ascii="Meiryo UI" w:eastAsia="Meiryo UI" w:hAnsi="Meiryo UI" w:cs="Meiryo UI" w:hint="default"/>
       </w:rPr>
     </w:lvl>
     <w:lvl w:ilvl="5" w:tplc="0409000D" w:tentative="1">
@@ -33347,7 +32460,7 @@
         <w:ind w:left="2640" w:hanging="440"/>
       </w:pPr>
       <w:rPr>
-        <w:rFonts w:ascii="Meiryo UI" w:hAnsi="Meiryo UI" w:eastAsia="Meiryo UI" w:cs="Meiryo UI" w:hint="default"/>
+        <w:rFonts w:ascii="Meiryo UI" w:eastAsia="Meiryo UI" w:hAnsi="Meiryo UI" w:cs="Meiryo UI" w:hint="default"/>
       </w:rPr>
     </w:lvl>
     <w:lvl w:ilvl="6" w:tplc="04090001" w:tentative="1">
@@ -33359,7 +32472,7 @@
         <w:ind w:left="3080" w:hanging="440"/>
       </w:pPr>
       <w:rPr>
-        <w:rFonts w:ascii="Meiryo UI" w:hAnsi="Meiryo UI" w:eastAsia="Meiryo UI" w:cs="Meiryo UI" w:hint="default"/>
+        <w:rFonts w:ascii="Meiryo UI" w:eastAsia="Meiryo UI" w:hAnsi="Meiryo UI" w:cs="Meiryo UI" w:hint="default"/>
       </w:rPr>
     </w:lvl>
     <w:lvl w:ilvl="7" w:tplc="0409000B" w:tentative="1">
@@ -33371,7 +32484,7 @@
         <w:ind w:left="3520" w:hanging="440"/>
       </w:pPr>
       <w:rPr>
-        <w:rFonts w:ascii="Meiryo UI" w:hAnsi="Meiryo UI" w:eastAsia="Meiryo UI" w:cs="Meiryo UI" w:hint="default"/>
+        <w:rFonts w:ascii="Meiryo UI" w:eastAsia="Meiryo UI" w:hAnsi="Meiryo UI" w:cs="Meiryo UI" w:hint="default"/>
       </w:rPr>
     </w:lvl>
     <w:lvl w:ilvl="8" w:tplc="0409000D" w:tentative="1">
@@ -33383,7 +32496,7 @@
         <w:ind w:left="3960" w:hanging="440"/>
       </w:pPr>
       <w:rPr>
-        <w:rFonts w:ascii="Meiryo UI" w:hAnsi="Meiryo UI" w:eastAsia="Meiryo UI" w:cs="Meiryo UI" w:hint="default"/>
+        <w:rFonts w:ascii="Meiryo UI" w:eastAsia="Meiryo UI" w:hAnsi="Meiryo UI" w:cs="Meiryo UI" w:hint="default"/>
       </w:rPr>
     </w:lvl>
   </w:abstractNum>
@@ -33400,7 +32513,7 @@
         <w:ind w:left="440" w:hanging="440"/>
       </w:pPr>
       <w:rPr>
-        <w:rFonts w:ascii="Meiryo UI" w:hAnsi="Meiryo UI" w:eastAsia="Meiryo UI" w:cs="Meiryo UI" w:hint="default"/>
+        <w:rFonts w:ascii="Meiryo UI" w:eastAsia="Meiryo UI" w:hAnsi="Meiryo UI" w:cs="Meiryo UI" w:hint="default"/>
       </w:rPr>
     </w:lvl>
     <w:lvl w:ilvl="1" w:tplc="0409000B" w:tentative="1">
@@ -33412,7 +32525,7 @@
         <w:ind w:left="880" w:hanging="440"/>
       </w:pPr>
       <w:rPr>
-        <w:rFonts w:ascii="Meiryo UI" w:hAnsi="Meiryo UI" w:eastAsia="Meiryo UI" w:cs="Meiryo UI" w:hint="default"/>
+        <w:rFonts w:ascii="Meiryo UI" w:eastAsia="Meiryo UI" w:hAnsi="Meiryo UI" w:cs="Meiryo UI" w:hint="default"/>
       </w:rPr>
     </w:lvl>
     <w:lvl w:ilvl="2" w:tplc="0409000D" w:tentative="1">
@@ -33424,7 +32537,7 @@
         <w:ind w:left="1320" w:hanging="440"/>
       </w:pPr>
       <w:rPr>
-        <w:rFonts w:ascii="Meiryo UI" w:hAnsi="Meiryo UI" w:eastAsia="Meiryo UI" w:cs="Meiryo UI" w:hint="default"/>
+        <w:rFonts w:ascii="Meiryo UI" w:eastAsia="Meiryo UI" w:hAnsi="Meiryo UI" w:cs="Meiryo UI" w:hint="default"/>
       </w:rPr>
     </w:lvl>
     <w:lvl w:ilvl="3" w:tplc="04090001" w:tentative="1">
@@ -33436,7 +32549,7 @@
         <w:ind w:left="1760" w:hanging="440"/>
       </w:pPr>
       <w:rPr>
-        <w:rFonts w:ascii="Meiryo UI" w:hAnsi="Meiryo UI" w:eastAsia="Meiryo UI" w:cs="Meiryo UI" w:hint="default"/>
+        <w:rFonts w:ascii="Meiryo UI" w:eastAsia="Meiryo UI" w:hAnsi="Meiryo UI" w:cs="Meiryo UI" w:hint="default"/>
       </w:rPr>
     </w:lvl>
     <w:lvl w:ilvl="4" w:tplc="0409000B" w:tentative="1">
@@ -33448,7 +32561,7 @@
         <w:ind w:left="2200" w:hanging="440"/>
       </w:pPr>
       <w:rPr>
-        <w:rFonts w:ascii="Meiryo UI" w:hAnsi="Meiryo UI" w:eastAsia="Meiryo UI" w:cs="Meiryo UI" w:hint="default"/>
+        <w:rFonts w:ascii="Meiryo UI" w:eastAsia="Meiryo UI" w:hAnsi="Meiryo UI" w:cs="Meiryo UI" w:hint="default"/>
       </w:rPr>
     </w:lvl>
     <w:lvl w:ilvl="5" w:tplc="0409000D" w:tentative="1">
@@ -33460,7 +32573,7 @@
         <w:ind w:left="2640" w:hanging="440"/>
       </w:pPr>
       <w:rPr>
-        <w:rFonts w:ascii="Meiryo UI" w:hAnsi="Meiryo UI" w:eastAsia="Meiryo UI" w:cs="Meiryo UI" w:hint="default"/>
+        <w:rFonts w:ascii="Meiryo UI" w:eastAsia="Meiryo UI" w:hAnsi="Meiryo UI" w:cs="Meiryo UI" w:hint="default"/>
       </w:rPr>
     </w:lvl>
     <w:lvl w:ilvl="6" w:tplc="04090001" w:tentative="1">
@@ -33472,7 +32585,7 @@
         <w:ind w:left="3080" w:hanging="440"/>
       </w:pPr>
       <w:rPr>
-        <w:rFonts w:ascii="Meiryo UI" w:hAnsi="Meiryo UI" w:eastAsia="Meiryo UI" w:cs="Meiryo UI" w:hint="default"/>
+        <w:rFonts w:ascii="Meiryo UI" w:eastAsia="Meiryo UI" w:hAnsi="Meiryo UI" w:cs="Meiryo UI" w:hint="default"/>
       </w:rPr>
     </w:lvl>
     <w:lvl w:ilvl="7" w:tplc="0409000B" w:tentative="1">
@@ -33484,7 +32597,7 @@
         <w:ind w:left="3520" w:hanging="440"/>
       </w:pPr>
       <w:rPr>
-        <w:rFonts w:ascii="Meiryo UI" w:hAnsi="Meiryo UI" w:eastAsia="Meiryo UI" w:cs="Meiryo UI" w:hint="default"/>
+        <w:rFonts w:ascii="Meiryo UI" w:eastAsia="Meiryo UI" w:hAnsi="Meiryo UI" w:cs="Meiryo UI" w:hint="default"/>
       </w:rPr>
     </w:lvl>
     <w:lvl w:ilvl="8" w:tplc="0409000D" w:tentative="1">
@@ -33496,7 +32609,7 @@
         <w:ind w:left="3960" w:hanging="440"/>
       </w:pPr>
       <w:rPr>
-        <w:rFonts w:ascii="Meiryo UI" w:hAnsi="Meiryo UI" w:eastAsia="Meiryo UI" w:cs="Meiryo UI" w:hint="default"/>
+        <w:rFonts w:ascii="Meiryo UI" w:eastAsia="Meiryo UI" w:hAnsi="Meiryo UI" w:cs="Meiryo UI" w:hint="default"/>
       </w:rPr>
     </w:lvl>
   </w:abstractNum>
@@ -33513,7 +32626,7 @@
         <w:ind w:left="680" w:hanging="440"/>
       </w:pPr>
       <w:rPr>
-        <w:rFonts w:ascii="Meiryo UI" w:hAnsi="Meiryo UI" w:eastAsia="Meiryo UI" w:cs="Meiryo UI" w:hint="default"/>
+        <w:rFonts w:ascii="Meiryo UI" w:eastAsia="Meiryo UI" w:hAnsi="Meiryo UI" w:cs="Meiryo UI" w:hint="default"/>
       </w:rPr>
     </w:lvl>
     <w:lvl w:ilvl="1" w:tplc="0409000B">
@@ -33525,7 +32638,7 @@
         <w:ind w:left="1120" w:hanging="440"/>
       </w:pPr>
       <w:rPr>
-        <w:rFonts w:ascii="Meiryo UI" w:hAnsi="Meiryo UI" w:eastAsia="Meiryo UI" w:cs="Meiryo UI" w:hint="default"/>
+        <w:rFonts w:ascii="Meiryo UI" w:eastAsia="Meiryo UI" w:hAnsi="Meiryo UI" w:cs="Meiryo UI" w:hint="default"/>
       </w:rPr>
     </w:lvl>
     <w:lvl w:ilvl="2" w:tplc="0409000D" w:tentative="1">
@@ -33537,7 +32650,7 @@
         <w:ind w:left="1560" w:hanging="440"/>
       </w:pPr>
       <w:rPr>
-        <w:rFonts w:ascii="Meiryo UI" w:hAnsi="Meiryo UI" w:eastAsia="Meiryo UI" w:cs="Meiryo UI" w:hint="default"/>
+        <w:rFonts w:ascii="Meiryo UI" w:eastAsia="Meiryo UI" w:hAnsi="Meiryo UI" w:cs="Meiryo UI" w:hint="default"/>
       </w:rPr>
     </w:lvl>
     <w:lvl w:ilvl="3" w:tplc="04090001" w:tentative="1">
@@ -33549,7 +32662,7 @@
         <w:ind w:left="2000" w:hanging="440"/>
       </w:pPr>
       <w:rPr>
-        <w:rFonts w:ascii="Meiryo UI" w:hAnsi="Meiryo UI" w:eastAsia="Meiryo UI" w:cs="Meiryo UI" w:hint="default"/>
+        <w:rFonts w:ascii="Meiryo UI" w:eastAsia="Meiryo UI" w:hAnsi="Meiryo UI" w:cs="Meiryo UI" w:hint="default"/>
       </w:rPr>
     </w:lvl>
     <w:lvl w:ilvl="4" w:tplc="0409000B" w:tentative="1">
@@ -33561,7 +32674,7 @@
         <w:ind w:left="2440" w:hanging="440"/>
       </w:pPr>
       <w:rPr>
-        <w:rFonts w:ascii="Meiryo UI" w:hAnsi="Meiryo UI" w:eastAsia="Meiryo UI" w:cs="Meiryo UI" w:hint="default"/>
+        <w:rFonts w:ascii="Meiryo UI" w:eastAsia="Meiryo UI" w:hAnsi="Meiryo UI" w:cs="Meiryo UI" w:hint="default"/>
       </w:rPr>
     </w:lvl>
     <w:lvl w:ilvl="5" w:tplc="0409000D" w:tentative="1">
@@ -33573,7 +32686,7 @@
         <w:ind w:left="2880" w:hanging="440"/>
       </w:pPr>
       <w:rPr>
-        <w:rFonts w:ascii="Meiryo UI" w:hAnsi="Meiryo UI" w:eastAsia="Meiryo UI" w:cs="Meiryo UI" w:hint="default"/>
+        <w:rFonts w:ascii="Meiryo UI" w:eastAsia="Meiryo UI" w:hAnsi="Meiryo UI" w:cs="Meiryo UI" w:hint="default"/>
       </w:rPr>
     </w:lvl>
     <w:lvl w:ilvl="6" w:tplc="04090001" w:tentative="1">
@@ -33585,7 +32698,7 @@
         <w:ind w:left="3320" w:hanging="440"/>
       </w:pPr>
       <w:rPr>
-        <w:rFonts w:ascii="Meiryo UI" w:hAnsi="Meiryo UI" w:eastAsia="Meiryo UI" w:cs="Meiryo UI" w:hint="default"/>
+        <w:rFonts w:ascii="Meiryo UI" w:eastAsia="Meiryo UI" w:hAnsi="Meiryo UI" w:cs="Meiryo UI" w:hint="default"/>
       </w:rPr>
     </w:lvl>
     <w:lvl w:ilvl="7" w:tplc="0409000B" w:tentative="1">
@@ -33597,7 +32710,7 @@
         <w:ind w:left="3760" w:hanging="440"/>
       </w:pPr>
       <w:rPr>
-        <w:rFonts w:ascii="Meiryo UI" w:hAnsi="Meiryo UI" w:eastAsia="Meiryo UI" w:cs="Meiryo UI" w:hint="default"/>
+        <w:rFonts w:ascii="Meiryo UI" w:eastAsia="Meiryo UI" w:hAnsi="Meiryo UI" w:cs="Meiryo UI" w:hint="default"/>
       </w:rPr>
     </w:lvl>
     <w:lvl w:ilvl="8" w:tplc="0409000D" w:tentative="1">
@@ -33609,7 +32722,7 @@
         <w:ind w:left="4200" w:hanging="440"/>
       </w:pPr>
       <w:rPr>
-        <w:rFonts w:ascii="Meiryo UI" w:hAnsi="Meiryo UI" w:eastAsia="Meiryo UI" w:cs="Meiryo UI" w:hint="default"/>
+        <w:rFonts w:ascii="Meiryo UI" w:eastAsia="Meiryo UI" w:hAnsi="Meiryo UI" w:cs="Meiryo UI" w:hint="default"/>
       </w:rPr>
     </w:lvl>
   </w:abstractNum>
@@ -33626,7 +32739,7 @@
         <w:ind w:left="800" w:hanging="440"/>
       </w:pPr>
       <w:rPr>
-        <w:rFonts w:ascii="Meiryo UI" w:hAnsi="Meiryo UI" w:eastAsia="Meiryo UI" w:cs="Meiryo UI" w:hint="default"/>
+        <w:rFonts w:ascii="Meiryo UI" w:eastAsia="Meiryo UI" w:hAnsi="Meiryo UI" w:cs="Meiryo UI" w:hint="default"/>
         <w:u w:val="none"/>
       </w:rPr>
     </w:lvl>
@@ -33740,7 +32853,7 @@
         <w:ind w:left="440" w:hanging="440"/>
       </w:pPr>
       <w:rPr>
-        <w:rFonts w:ascii="Meiryo UI" w:hAnsi="Meiryo UI" w:eastAsia="Meiryo UI" w:cs="Meiryo UI" w:hint="default"/>
+        <w:rFonts w:ascii="Meiryo UI" w:eastAsia="Meiryo UI" w:hAnsi="Meiryo UI" w:cs="Meiryo UI" w:hint="default"/>
       </w:rPr>
     </w:lvl>
     <w:lvl w:ilvl="1" w:tplc="0409000B" w:tentative="1">
@@ -33752,7 +32865,7 @@
         <w:ind w:left="880" w:hanging="440"/>
       </w:pPr>
       <w:rPr>
-        <w:rFonts w:ascii="Meiryo UI" w:hAnsi="Meiryo UI" w:eastAsia="Meiryo UI" w:cs="Meiryo UI" w:hint="default"/>
+        <w:rFonts w:ascii="Meiryo UI" w:eastAsia="Meiryo UI" w:hAnsi="Meiryo UI" w:cs="Meiryo UI" w:hint="default"/>
       </w:rPr>
     </w:lvl>
     <w:lvl w:ilvl="2" w:tplc="0409000D" w:tentative="1">
@@ -33764,7 +32877,7 @@
         <w:ind w:left="1320" w:hanging="440"/>
       </w:pPr>
       <w:rPr>
-        <w:rFonts w:ascii="Meiryo UI" w:hAnsi="Meiryo UI" w:eastAsia="Meiryo UI" w:cs="Meiryo UI" w:hint="default"/>
+        <w:rFonts w:ascii="Meiryo UI" w:eastAsia="Meiryo UI" w:hAnsi="Meiryo UI" w:cs="Meiryo UI" w:hint="default"/>
       </w:rPr>
     </w:lvl>
     <w:lvl w:ilvl="3" w:tplc="04090001" w:tentative="1">
@@ -33776,7 +32889,7 @@
         <w:ind w:left="1760" w:hanging="440"/>
       </w:pPr>
       <w:rPr>
-        <w:rFonts w:ascii="Meiryo UI" w:hAnsi="Meiryo UI" w:eastAsia="Meiryo UI" w:cs="Meiryo UI" w:hint="default"/>
+        <w:rFonts w:ascii="Meiryo UI" w:eastAsia="Meiryo UI" w:hAnsi="Meiryo UI" w:cs="Meiryo UI" w:hint="default"/>
       </w:rPr>
     </w:lvl>
     <w:lvl w:ilvl="4" w:tplc="0409000B" w:tentative="1">
@@ -33788,7 +32901,7 @@
         <w:ind w:left="2200" w:hanging="440"/>
       </w:pPr>
       <w:rPr>
-        <w:rFonts w:ascii="Meiryo UI" w:hAnsi="Meiryo UI" w:eastAsia="Meiryo UI" w:cs="Meiryo UI" w:hint="default"/>
+        <w:rFonts w:ascii="Meiryo UI" w:eastAsia="Meiryo UI" w:hAnsi="Meiryo UI" w:cs="Meiryo UI" w:hint="default"/>
       </w:rPr>
     </w:lvl>
     <w:lvl w:ilvl="5" w:tplc="0409000D" w:tentative="1">
@@ -33800,7 +32913,7 @@
         <w:ind w:left="2640" w:hanging="440"/>
       </w:pPr>
       <w:rPr>
-        <w:rFonts w:ascii="Meiryo UI" w:hAnsi="Meiryo UI" w:eastAsia="Meiryo UI" w:cs="Meiryo UI" w:hint="default"/>
+        <w:rFonts w:ascii="Meiryo UI" w:eastAsia="Meiryo UI" w:hAnsi="Meiryo UI" w:cs="Meiryo UI" w:hint="default"/>
       </w:rPr>
     </w:lvl>
     <w:lvl w:ilvl="6" w:tplc="04090001" w:tentative="1">
@@ -33812,7 +32925,7 @@
         <w:ind w:left="3080" w:hanging="440"/>
       </w:pPr>
       <w:rPr>
-        <w:rFonts w:ascii="Meiryo UI" w:hAnsi="Meiryo UI" w:eastAsia="Meiryo UI" w:cs="Meiryo UI" w:hint="default"/>
+        <w:rFonts w:ascii="Meiryo UI" w:eastAsia="Meiryo UI" w:hAnsi="Meiryo UI" w:cs="Meiryo UI" w:hint="default"/>
       </w:rPr>
     </w:lvl>
     <w:lvl w:ilvl="7" w:tplc="0409000B" w:tentative="1">
@@ -33824,7 +32937,7 @@
         <w:ind w:left="3520" w:hanging="440"/>
       </w:pPr>
       <w:rPr>
-        <w:rFonts w:ascii="Meiryo UI" w:hAnsi="Meiryo UI" w:eastAsia="Meiryo UI" w:cs="Meiryo UI" w:hint="default"/>
+        <w:rFonts w:ascii="Meiryo UI" w:eastAsia="Meiryo UI" w:hAnsi="Meiryo UI" w:cs="Meiryo UI" w:hint="default"/>
       </w:rPr>
     </w:lvl>
     <w:lvl w:ilvl="8" w:tplc="0409000D" w:tentative="1">
@@ -33836,7 +32949,7 @@
         <w:ind w:left="3960" w:hanging="440"/>
       </w:pPr>
       <w:rPr>
-        <w:rFonts w:ascii="Meiryo UI" w:hAnsi="Meiryo UI" w:eastAsia="Meiryo UI" w:cs="Meiryo UI" w:hint="default"/>
+        <w:rFonts w:ascii="Meiryo UI" w:eastAsia="Meiryo UI" w:hAnsi="Meiryo UI" w:cs="Meiryo UI" w:hint="default"/>
       </w:rPr>
     </w:lvl>
   </w:abstractNum>
@@ -33853,7 +32966,7 @@
         <w:ind w:left="440" w:hanging="440"/>
       </w:pPr>
       <w:rPr>
-        <w:rFonts w:ascii="Meiryo UI" w:hAnsi="Meiryo UI" w:eastAsia="Meiryo UI" w:cs="Meiryo UI" w:hint="default"/>
+        <w:rFonts w:ascii="Meiryo UI" w:eastAsia="Meiryo UI" w:hAnsi="Meiryo UI" w:cs="Meiryo UI" w:hint="default"/>
       </w:rPr>
     </w:lvl>
     <w:lvl w:ilvl="1" w:tplc="0409000B" w:tentative="1">
@@ -33865,7 +32978,7 @@
         <w:ind w:left="880" w:hanging="440"/>
       </w:pPr>
       <w:rPr>
-        <w:rFonts w:ascii="Meiryo UI" w:hAnsi="Meiryo UI" w:eastAsia="Meiryo UI" w:cs="Meiryo UI" w:hint="default"/>
+        <w:rFonts w:ascii="Meiryo UI" w:eastAsia="Meiryo UI" w:hAnsi="Meiryo UI" w:cs="Meiryo UI" w:hint="default"/>
       </w:rPr>
     </w:lvl>
     <w:lvl w:ilvl="2" w:tplc="0409000D" w:tentative="1">
@@ -33877,7 +32990,7 @@
         <w:ind w:left="1320" w:hanging="440"/>
       </w:pPr>
       <w:rPr>
-        <w:rFonts w:ascii="Meiryo UI" w:hAnsi="Meiryo UI" w:eastAsia="Meiryo UI" w:cs="Meiryo UI" w:hint="default"/>
+        <w:rFonts w:ascii="Meiryo UI" w:eastAsia="Meiryo UI" w:hAnsi="Meiryo UI" w:cs="Meiryo UI" w:hint="default"/>
       </w:rPr>
     </w:lvl>
     <w:lvl w:ilvl="3" w:tplc="04090001" w:tentative="1">
@@ -33889,7 +33002,7 @@
         <w:ind w:left="1760" w:hanging="440"/>
       </w:pPr>
       <w:rPr>
-        <w:rFonts w:ascii="Meiryo UI" w:hAnsi="Meiryo UI" w:eastAsia="Meiryo UI" w:cs="Meiryo UI" w:hint="default"/>
+        <w:rFonts w:ascii="Meiryo UI" w:eastAsia="Meiryo UI" w:hAnsi="Meiryo UI" w:cs="Meiryo UI" w:hint="default"/>
       </w:rPr>
     </w:lvl>
     <w:lvl w:ilvl="4" w:tplc="0409000B" w:tentative="1">
@@ -33901,7 +33014,7 @@
         <w:ind w:left="2200" w:hanging="440"/>
       </w:pPr>
       <w:rPr>
-        <w:rFonts w:ascii="Meiryo UI" w:hAnsi="Meiryo UI" w:eastAsia="Meiryo UI" w:cs="Meiryo UI" w:hint="default"/>
+        <w:rFonts w:ascii="Meiryo UI" w:eastAsia="Meiryo UI" w:hAnsi="Meiryo UI" w:cs="Meiryo UI" w:hint="default"/>
       </w:rPr>
     </w:lvl>
     <w:lvl w:ilvl="5" w:tplc="0409000D" w:tentative="1">
@@ -33913,7 +33026,7 @@
         <w:ind w:left="2640" w:hanging="440"/>
       </w:pPr>
       <w:rPr>
-        <w:rFonts w:ascii="Meiryo UI" w:hAnsi="Meiryo UI" w:eastAsia="Meiryo UI" w:cs="Meiryo UI" w:hint="default"/>
+        <w:rFonts w:ascii="Meiryo UI" w:eastAsia="Meiryo UI" w:hAnsi="Meiryo UI" w:cs="Meiryo UI" w:hint="default"/>
       </w:rPr>
     </w:lvl>
     <w:lvl w:ilvl="6" w:tplc="04090001" w:tentative="1">
@@ -33925,7 +33038,7 @@
         <w:ind w:left="3080" w:hanging="440"/>
       </w:pPr>
       <w:rPr>
-        <w:rFonts w:ascii="Meiryo UI" w:hAnsi="Meiryo UI" w:eastAsia="Meiryo UI" w:cs="Meiryo UI" w:hint="default"/>
+        <w:rFonts w:ascii="Meiryo UI" w:eastAsia="Meiryo UI" w:hAnsi="Meiryo UI" w:cs="Meiryo UI" w:hint="default"/>
       </w:rPr>
     </w:lvl>
     <w:lvl w:ilvl="7" w:tplc="0409000B" w:tentative="1">
@@ -33937,7 +33050,7 @@
         <w:ind w:left="3520" w:hanging="440"/>
       </w:pPr>
       <w:rPr>
-        <w:rFonts w:ascii="Meiryo UI" w:hAnsi="Meiryo UI" w:eastAsia="Meiryo UI" w:cs="Meiryo UI" w:hint="default"/>
+        <w:rFonts w:ascii="Meiryo UI" w:eastAsia="Meiryo UI" w:hAnsi="Meiryo UI" w:cs="Meiryo UI" w:hint="default"/>
       </w:rPr>
     </w:lvl>
     <w:lvl w:ilvl="8" w:tplc="0409000D" w:tentative="1">
@@ -33949,7 +33062,7 @@
         <w:ind w:left="3960" w:hanging="440"/>
       </w:pPr>
       <w:rPr>
-        <w:rFonts w:ascii="Meiryo UI" w:hAnsi="Meiryo UI" w:eastAsia="Meiryo UI" w:cs="Meiryo UI" w:hint="default"/>
+        <w:rFonts w:ascii="Meiryo UI" w:eastAsia="Meiryo UI" w:hAnsi="Meiryo UI" w:cs="Meiryo UI" w:hint="default"/>
       </w:rPr>
     </w:lvl>
   </w:abstractNum>
@@ -33966,7 +33079,7 @@
         <w:ind w:left="440" w:hanging="440"/>
       </w:pPr>
       <w:rPr>
-        <w:rFonts w:ascii="Meiryo UI" w:hAnsi="Meiryo UI" w:eastAsia="Meiryo UI" w:cs="Meiryo UI" w:hint="default"/>
+        <w:rFonts w:ascii="Meiryo UI" w:eastAsia="Meiryo UI" w:hAnsi="Meiryo UI" w:cs="Meiryo UI" w:hint="default"/>
       </w:rPr>
     </w:lvl>
     <w:lvl w:ilvl="1" w:tplc="FFFFFFFF" w:tentative="1">
@@ -33978,7 +33091,7 @@
         <w:ind w:left="880" w:hanging="440"/>
       </w:pPr>
       <w:rPr>
-        <w:rFonts w:ascii="Meiryo UI" w:hAnsi="Meiryo UI" w:eastAsia="Meiryo UI" w:cs="Meiryo UI" w:hint="default"/>
+        <w:rFonts w:ascii="Meiryo UI" w:eastAsia="Meiryo UI" w:hAnsi="Meiryo UI" w:cs="Meiryo UI" w:hint="default"/>
       </w:rPr>
     </w:lvl>
     <w:lvl w:ilvl="2" w:tplc="FFFFFFFF" w:tentative="1">
@@ -33990,7 +33103,7 @@
         <w:ind w:left="1320" w:hanging="440"/>
       </w:pPr>
       <w:rPr>
-        <w:rFonts w:ascii="Meiryo UI" w:hAnsi="Meiryo UI" w:eastAsia="Meiryo UI" w:cs="Meiryo UI" w:hint="default"/>
+        <w:rFonts w:ascii="Meiryo UI" w:eastAsia="Meiryo UI" w:hAnsi="Meiryo UI" w:cs="Meiryo UI" w:hint="default"/>
       </w:rPr>
     </w:lvl>
     <w:lvl w:ilvl="3" w:tplc="FFFFFFFF" w:tentative="1">
@@ -34002,7 +33115,7 @@
         <w:ind w:left="1760" w:hanging="440"/>
       </w:pPr>
       <w:rPr>
-        <w:rFonts w:ascii="Meiryo UI" w:hAnsi="Meiryo UI" w:eastAsia="Meiryo UI" w:cs="Meiryo UI" w:hint="default"/>
+        <w:rFonts w:ascii="Meiryo UI" w:eastAsia="Meiryo UI" w:hAnsi="Meiryo UI" w:cs="Meiryo UI" w:hint="default"/>
       </w:rPr>
     </w:lvl>
     <w:lvl w:ilvl="4" w:tplc="FFFFFFFF" w:tentative="1">
@@ -34014,7 +33127,7 @@
         <w:ind w:left="2200" w:hanging="440"/>
       </w:pPr>
       <w:rPr>
-        <w:rFonts w:ascii="Meiryo UI" w:hAnsi="Meiryo UI" w:eastAsia="Meiryo UI" w:cs="Meiryo UI" w:hint="default"/>
+        <w:rFonts w:ascii="Meiryo UI" w:eastAsia="Meiryo UI" w:hAnsi="Meiryo UI" w:cs="Meiryo UI" w:hint="default"/>
       </w:rPr>
     </w:lvl>
     <w:lvl w:ilvl="5" w:tplc="FFFFFFFF" w:tentative="1">
@@ -34026,7 +33139,7 @@
         <w:ind w:left="2640" w:hanging="440"/>
       </w:pPr>
       <w:rPr>
-        <w:rFonts w:ascii="Meiryo UI" w:hAnsi="Meiryo UI" w:eastAsia="Meiryo UI" w:cs="Meiryo UI" w:hint="default"/>
+        <w:rFonts w:ascii="Meiryo UI" w:eastAsia="Meiryo UI" w:hAnsi="Meiryo UI" w:cs="Meiryo UI" w:hint="default"/>
       </w:rPr>
     </w:lvl>
     <w:lvl w:ilvl="6" w:tplc="FFFFFFFF" w:tentative="1">
@@ -34038,7 +33151,7 @@
         <w:ind w:left="3080" w:hanging="440"/>
       </w:pPr>
       <w:rPr>
-        <w:rFonts w:ascii="Meiryo UI" w:hAnsi="Meiryo UI" w:eastAsia="Meiryo UI" w:cs="Meiryo UI" w:hint="default"/>
+        <w:rFonts w:ascii="Meiryo UI" w:eastAsia="Meiryo UI" w:hAnsi="Meiryo UI" w:cs="Meiryo UI" w:hint="default"/>
       </w:rPr>
     </w:lvl>
     <w:lvl w:ilvl="7" w:tplc="FFFFFFFF" w:tentative="1">
@@ -34050,7 +33163,7 @@
         <w:ind w:left="3520" w:hanging="440"/>
       </w:pPr>
       <w:rPr>
-        <w:rFonts w:ascii="Meiryo UI" w:hAnsi="Meiryo UI" w:eastAsia="Meiryo UI" w:cs="Meiryo UI" w:hint="default"/>
+        <w:rFonts w:ascii="Meiryo UI" w:eastAsia="Meiryo UI" w:hAnsi="Meiryo UI" w:cs="Meiryo UI" w:hint="default"/>
       </w:rPr>
     </w:lvl>
     <w:lvl w:ilvl="8" w:tplc="FFFFFFFF" w:tentative="1">
@@ -34062,7 +33175,7 @@
         <w:ind w:left="3960" w:hanging="440"/>
       </w:pPr>
       <w:rPr>
-        <w:rFonts w:ascii="Meiryo UI" w:hAnsi="Meiryo UI" w:eastAsia="Meiryo UI" w:cs="Meiryo UI" w:hint="default"/>
+        <w:rFonts w:ascii="Meiryo UI" w:eastAsia="Meiryo UI" w:hAnsi="Meiryo UI" w:cs="Meiryo UI" w:hint="default"/>
       </w:rPr>
     </w:lvl>
   </w:abstractNum>
@@ -34166,7 +33279,7 @@
         <w:ind w:left="440" w:hanging="440"/>
       </w:pPr>
       <w:rPr>
-        <w:rFonts w:ascii="Meiryo UI" w:hAnsi="Meiryo UI" w:eastAsia="Meiryo UI" w:cs="Meiryo UI" w:hint="default"/>
+        <w:rFonts w:ascii="Meiryo UI" w:eastAsia="Meiryo UI" w:hAnsi="Meiryo UI" w:cs="Meiryo UI" w:hint="default"/>
       </w:rPr>
     </w:lvl>
     <w:lvl w:ilvl="1" w:tplc="0409000B">
@@ -34178,7 +33291,7 @@
         <w:ind w:left="880" w:hanging="440"/>
       </w:pPr>
       <w:rPr>
-        <w:rFonts w:ascii="Meiryo UI" w:hAnsi="Meiryo UI" w:eastAsia="Meiryo UI" w:cs="Meiryo UI" w:hint="default"/>
+        <w:rFonts w:ascii="Meiryo UI" w:eastAsia="Meiryo UI" w:hAnsi="Meiryo UI" w:cs="Meiryo UI" w:hint="default"/>
       </w:rPr>
     </w:lvl>
     <w:lvl w:ilvl="2" w:tplc="0409000D" w:tentative="1">
@@ -34190,7 +33303,7 @@
         <w:ind w:left="1320" w:hanging="440"/>
       </w:pPr>
       <w:rPr>
-        <w:rFonts w:ascii="Meiryo UI" w:hAnsi="Meiryo UI" w:eastAsia="Meiryo UI" w:cs="Meiryo UI" w:hint="default"/>
+        <w:rFonts w:ascii="Meiryo UI" w:eastAsia="Meiryo UI" w:hAnsi="Meiryo UI" w:cs="Meiryo UI" w:hint="default"/>
       </w:rPr>
     </w:lvl>
     <w:lvl w:ilvl="3" w:tplc="04090001" w:tentative="1">
@@ -34202,7 +33315,7 @@
         <w:ind w:left="1760" w:hanging="440"/>
       </w:pPr>
       <w:rPr>
-        <w:rFonts w:ascii="Meiryo UI" w:hAnsi="Meiryo UI" w:eastAsia="Meiryo UI" w:cs="Meiryo UI" w:hint="default"/>
+        <w:rFonts w:ascii="Meiryo UI" w:eastAsia="Meiryo UI" w:hAnsi="Meiryo UI" w:cs="Meiryo UI" w:hint="default"/>
       </w:rPr>
     </w:lvl>
     <w:lvl w:ilvl="4" w:tplc="0409000B" w:tentative="1">
@@ -34214,7 +33327,7 @@
         <w:ind w:left="2200" w:hanging="440"/>
       </w:pPr>
       <w:rPr>
-        <w:rFonts w:ascii="Meiryo UI" w:hAnsi="Meiryo UI" w:eastAsia="Meiryo UI" w:cs="Meiryo UI" w:hint="default"/>
+        <w:rFonts w:ascii="Meiryo UI" w:eastAsia="Meiryo UI" w:hAnsi="Meiryo UI" w:cs="Meiryo UI" w:hint="default"/>
       </w:rPr>
     </w:lvl>
     <w:lvl w:ilvl="5" w:tplc="0409000D" w:tentative="1">
@@ -34226,7 +33339,7 @@
         <w:ind w:left="2640" w:hanging="440"/>
       </w:pPr>
       <w:rPr>
-        <w:rFonts w:ascii="Meiryo UI" w:hAnsi="Meiryo UI" w:eastAsia="Meiryo UI" w:cs="Meiryo UI" w:hint="default"/>
+        <w:rFonts w:ascii="Meiryo UI" w:eastAsia="Meiryo UI" w:hAnsi="Meiryo UI" w:cs="Meiryo UI" w:hint="default"/>
       </w:rPr>
     </w:lvl>
     <w:lvl w:ilvl="6" w:tplc="04090001" w:tentative="1">
@@ -34238,7 +33351,7 @@
         <w:ind w:left="3080" w:hanging="440"/>
       </w:pPr>
       <w:rPr>
-        <w:rFonts w:ascii="Meiryo UI" w:hAnsi="Meiryo UI" w:eastAsia="Meiryo UI" w:cs="Meiryo UI" w:hint="default"/>
+        <w:rFonts w:ascii="Meiryo UI" w:eastAsia="Meiryo UI" w:hAnsi="Meiryo UI" w:cs="Meiryo UI" w:hint="default"/>
       </w:rPr>
     </w:lvl>
     <w:lvl w:ilvl="7" w:tplc="0409000B" w:tentative="1">
@@ -34250,7 +33363,7 @@
         <w:ind w:left="3520" w:hanging="440"/>
       </w:pPr>
       <w:rPr>
-        <w:rFonts w:ascii="Meiryo UI" w:hAnsi="Meiryo UI" w:eastAsia="Meiryo UI" w:cs="Meiryo UI" w:hint="default"/>
+        <w:rFonts w:ascii="Meiryo UI" w:eastAsia="Meiryo UI" w:hAnsi="Meiryo UI" w:cs="Meiryo UI" w:hint="default"/>
       </w:rPr>
     </w:lvl>
     <w:lvl w:ilvl="8" w:tplc="0409000D" w:tentative="1">
@@ -34262,7 +33375,7 @@
         <w:ind w:left="3960" w:hanging="440"/>
       </w:pPr>
       <w:rPr>
-        <w:rFonts w:ascii="Meiryo UI" w:hAnsi="Meiryo UI" w:eastAsia="Meiryo UI" w:cs="Meiryo UI" w:hint="default"/>
+        <w:rFonts w:ascii="Meiryo UI" w:eastAsia="Meiryo UI" w:hAnsi="Meiryo UI" w:cs="Meiryo UI" w:hint="default"/>
       </w:rPr>
     </w:lvl>
   </w:abstractNum>
@@ -34366,7 +33479,7 @@
         <w:ind w:left="440" w:hanging="440"/>
       </w:pPr>
       <w:rPr>
-        <w:rFonts w:ascii="Meiryo UI" w:hAnsi="Meiryo UI" w:eastAsia="Meiryo UI" w:cs="Meiryo UI" w:hint="default"/>
+        <w:rFonts w:ascii="Meiryo UI" w:eastAsia="Meiryo UI" w:hAnsi="Meiryo UI" w:cs="Meiryo UI" w:hint="default"/>
       </w:rPr>
     </w:lvl>
     <w:lvl w:ilvl="1" w:tplc="0409000B" w:tentative="1">
@@ -34378,7 +33491,7 @@
         <w:ind w:left="880" w:hanging="440"/>
       </w:pPr>
       <w:rPr>
-        <w:rFonts w:ascii="Meiryo UI" w:hAnsi="Meiryo UI" w:eastAsia="Meiryo UI" w:cs="Meiryo UI" w:hint="default"/>
+        <w:rFonts w:ascii="Meiryo UI" w:eastAsia="Meiryo UI" w:hAnsi="Meiryo UI" w:cs="Meiryo UI" w:hint="default"/>
       </w:rPr>
     </w:lvl>
     <w:lvl w:ilvl="2" w:tplc="0409000D" w:tentative="1">
@@ -34390,7 +33503,7 @@
         <w:ind w:left="1320" w:hanging="440"/>
       </w:pPr>
       <w:rPr>
-        <w:rFonts w:ascii="Meiryo UI" w:hAnsi="Meiryo UI" w:eastAsia="Meiryo UI" w:cs="Meiryo UI" w:hint="default"/>
+        <w:rFonts w:ascii="Meiryo UI" w:eastAsia="Meiryo UI" w:hAnsi="Meiryo UI" w:cs="Meiryo UI" w:hint="default"/>
       </w:rPr>
     </w:lvl>
     <w:lvl w:ilvl="3" w:tplc="04090001" w:tentative="1">
@@ -34402,7 +33515,7 @@
         <w:ind w:left="1760" w:hanging="440"/>
       </w:pPr>
       <w:rPr>
-        <w:rFonts w:ascii="Meiryo UI" w:hAnsi="Meiryo UI" w:eastAsia="Meiryo UI" w:cs="Meiryo UI" w:hint="default"/>
+        <w:rFonts w:ascii="Meiryo UI" w:eastAsia="Meiryo UI" w:hAnsi="Meiryo UI" w:cs="Meiryo UI" w:hint="default"/>
       </w:rPr>
     </w:lvl>
     <w:lvl w:ilvl="4" w:tplc="0409000B" w:tentative="1">
@@ -34414,7 +33527,7 @@
         <w:ind w:left="2200" w:hanging="440"/>
       </w:pPr>
       <w:rPr>
-        <w:rFonts w:ascii="Meiryo UI" w:hAnsi="Meiryo UI" w:eastAsia="Meiryo UI" w:cs="Meiryo UI" w:hint="default"/>
+        <w:rFonts w:ascii="Meiryo UI" w:eastAsia="Meiryo UI" w:hAnsi="Meiryo UI" w:cs="Meiryo UI" w:hint="default"/>
       </w:rPr>
     </w:lvl>
     <w:lvl w:ilvl="5" w:tplc="0409000D" w:tentative="1">
@@ -34426,7 +33539,7 @@
         <w:ind w:left="2640" w:hanging="440"/>
       </w:pPr>
       <w:rPr>
-        <w:rFonts w:ascii="Meiryo UI" w:hAnsi="Meiryo UI" w:eastAsia="Meiryo UI" w:cs="Meiryo UI" w:hint="default"/>
+        <w:rFonts w:ascii="Meiryo UI" w:eastAsia="Meiryo UI" w:hAnsi="Meiryo UI" w:cs="Meiryo UI" w:hint="default"/>
       </w:rPr>
     </w:lvl>
     <w:lvl w:ilvl="6" w:tplc="04090001" w:tentative="1">
@@ -34438,7 +33551,7 @@
         <w:ind w:left="3080" w:hanging="440"/>
       </w:pPr>
       <w:rPr>
-        <w:rFonts w:ascii="Meiryo UI" w:hAnsi="Meiryo UI" w:eastAsia="Meiryo UI" w:cs="Meiryo UI" w:hint="default"/>
+        <w:rFonts w:ascii="Meiryo UI" w:eastAsia="Meiryo UI" w:hAnsi="Meiryo UI" w:cs="Meiryo UI" w:hint="default"/>
       </w:rPr>
     </w:lvl>
     <w:lvl w:ilvl="7" w:tplc="0409000B" w:tentative="1">
@@ -34450,7 +33563,7 @@
         <w:ind w:left="3520" w:hanging="440"/>
       </w:pPr>
       <w:rPr>
-        <w:rFonts w:ascii="Meiryo UI" w:hAnsi="Meiryo UI" w:eastAsia="Meiryo UI" w:cs="Meiryo UI" w:hint="default"/>
+        <w:rFonts w:ascii="Meiryo UI" w:eastAsia="Meiryo UI" w:hAnsi="Meiryo UI" w:cs="Meiryo UI" w:hint="default"/>
       </w:rPr>
     </w:lvl>
     <w:lvl w:ilvl="8" w:tplc="0409000D" w:tentative="1">
@@ -34462,7 +33575,7 @@
         <w:ind w:left="3960" w:hanging="440"/>
       </w:pPr>
       <w:rPr>
-        <w:rFonts w:ascii="Meiryo UI" w:hAnsi="Meiryo UI" w:eastAsia="Meiryo UI" w:cs="Meiryo UI" w:hint="default"/>
+        <w:rFonts w:ascii="Meiryo UI" w:eastAsia="Meiryo UI" w:hAnsi="Meiryo UI" w:cs="Meiryo UI" w:hint="default"/>
       </w:rPr>
     </w:lvl>
   </w:abstractNum>
@@ -34479,7 +33592,7 @@
         <w:ind w:left="800" w:hanging="440"/>
       </w:pPr>
       <w:rPr>
-        <w:rFonts w:ascii="Meiryo UI" w:hAnsi="Meiryo UI" w:eastAsia="Meiryo UI" w:cs="Meiryo UI" w:hint="default"/>
+        <w:rFonts w:ascii="Meiryo UI" w:eastAsia="Meiryo UI" w:hAnsi="Meiryo UI" w:cs="Meiryo UI" w:hint="default"/>
         <w:u w:val="none"/>
       </w:rPr>
     </w:lvl>
@@ -34492,7 +33605,7 @@
         <w:ind w:left="1520" w:hanging="440"/>
       </w:pPr>
       <w:rPr>
-        <w:rFonts w:ascii="Meiryo UI" w:hAnsi="Meiryo UI" w:eastAsia="Meiryo UI" w:cs="Meiryo UI" w:hint="default"/>
+        <w:rFonts w:ascii="Meiryo UI" w:eastAsia="Meiryo UI" w:hAnsi="Meiryo UI" w:cs="Meiryo UI" w:hint="default"/>
       </w:rPr>
     </w:lvl>
     <w:lvl w:ilvl="2">
@@ -34602,7 +33715,7 @@
         <w:ind w:left="440" w:hanging="440"/>
       </w:pPr>
       <w:rPr>
-        <w:rFonts w:ascii="Meiryo UI" w:hAnsi="Meiryo UI" w:eastAsia="Meiryo UI" w:cs="Meiryo UI" w:hint="default"/>
+        <w:rFonts w:ascii="Meiryo UI" w:eastAsia="Meiryo UI" w:hAnsi="Meiryo UI" w:cs="Meiryo UI" w:hint="default"/>
       </w:rPr>
     </w:lvl>
     <w:lvl w:ilvl="2" w:tplc="FFFFFFFF">
@@ -34614,7 +33727,7 @@
         <w:ind w:left="440" w:hanging="440"/>
       </w:pPr>
       <w:rPr>
-        <w:rFonts w:ascii="Meiryo UI" w:hAnsi="Meiryo UI" w:eastAsia="Meiryo UI" w:cs="Meiryo UI" w:hint="default"/>
+        <w:rFonts w:ascii="Meiryo UI" w:eastAsia="Meiryo UI" w:hAnsi="Meiryo UI" w:cs="Meiryo UI" w:hint="default"/>
       </w:rPr>
     </w:lvl>
     <w:lvl w:ilvl="3" w:tplc="FFFFFFFF" w:tentative="1">
@@ -34685,7 +33798,7 @@
         <w:ind w:left="440" w:hanging="440"/>
       </w:pPr>
       <w:rPr>
-        <w:rFonts w:ascii="Meiryo UI" w:hAnsi="Meiryo UI" w:eastAsia="Meiryo UI" w:cs="Meiryo UI" w:hint="default"/>
+        <w:rFonts w:ascii="Meiryo UI" w:eastAsia="Meiryo UI" w:hAnsi="Meiryo UI" w:cs="Meiryo UI" w:hint="default"/>
       </w:rPr>
     </w:lvl>
     <w:lvl w:ilvl="1" w:tplc="0409000B">
@@ -34697,7 +33810,7 @@
         <w:ind w:left="880" w:hanging="440"/>
       </w:pPr>
       <w:rPr>
-        <w:rFonts w:ascii="Meiryo UI" w:hAnsi="Meiryo UI" w:eastAsia="Meiryo UI" w:cs="Meiryo UI" w:hint="default"/>
+        <w:rFonts w:ascii="Meiryo UI" w:eastAsia="Meiryo UI" w:hAnsi="Meiryo UI" w:cs="Meiryo UI" w:hint="default"/>
       </w:rPr>
     </w:lvl>
     <w:lvl w:ilvl="2" w:tplc="0409000D" w:tentative="1">
@@ -34709,7 +33822,7 @@
         <w:ind w:left="1320" w:hanging="440"/>
       </w:pPr>
       <w:rPr>
-        <w:rFonts w:ascii="Meiryo UI" w:hAnsi="Meiryo UI" w:eastAsia="Meiryo UI" w:cs="Meiryo UI" w:hint="default"/>
+        <w:rFonts w:ascii="Meiryo UI" w:eastAsia="Meiryo UI" w:hAnsi="Meiryo UI" w:cs="Meiryo UI" w:hint="default"/>
       </w:rPr>
     </w:lvl>
     <w:lvl w:ilvl="3" w:tplc="04090001" w:tentative="1">
@@ -34721,7 +33834,7 @@
         <w:ind w:left="1760" w:hanging="440"/>
       </w:pPr>
       <w:rPr>
-        <w:rFonts w:ascii="Meiryo UI" w:hAnsi="Meiryo UI" w:eastAsia="Meiryo UI" w:cs="Meiryo UI" w:hint="default"/>
+        <w:rFonts w:ascii="Meiryo UI" w:eastAsia="Meiryo UI" w:hAnsi="Meiryo UI" w:cs="Meiryo UI" w:hint="default"/>
       </w:rPr>
     </w:lvl>
     <w:lvl w:ilvl="4" w:tplc="0409000B" w:tentative="1">
@@ -34733,7 +33846,7 @@
         <w:ind w:left="2200" w:hanging="440"/>
       </w:pPr>
       <w:rPr>
-        <w:rFonts w:ascii="Meiryo UI" w:hAnsi="Meiryo UI" w:eastAsia="Meiryo UI" w:cs="Meiryo UI" w:hint="default"/>
+        <w:rFonts w:ascii="Meiryo UI" w:eastAsia="Meiryo UI" w:hAnsi="Meiryo UI" w:cs="Meiryo UI" w:hint="default"/>
       </w:rPr>
     </w:lvl>
     <w:lvl w:ilvl="5" w:tplc="0409000D" w:tentative="1">
@@ -34745,7 +33858,7 @@
         <w:ind w:left="2640" w:hanging="440"/>
       </w:pPr>
       <w:rPr>
-        <w:rFonts w:ascii="Meiryo UI" w:hAnsi="Meiryo UI" w:eastAsia="Meiryo UI" w:cs="Meiryo UI" w:hint="default"/>
+        <w:rFonts w:ascii="Meiryo UI" w:eastAsia="Meiryo UI" w:hAnsi="Meiryo UI" w:cs="Meiryo UI" w:hint="default"/>
       </w:rPr>
     </w:lvl>
     <w:lvl w:ilvl="6" w:tplc="04090001" w:tentative="1">
@@ -34757,7 +33870,7 @@
         <w:ind w:left="3080" w:hanging="440"/>
       </w:pPr>
       <w:rPr>
-        <w:rFonts w:ascii="Meiryo UI" w:hAnsi="Meiryo UI" w:eastAsia="Meiryo UI" w:cs="Meiryo UI" w:hint="default"/>
+        <w:rFonts w:ascii="Meiryo UI" w:eastAsia="Meiryo UI" w:hAnsi="Meiryo UI" w:cs="Meiryo UI" w:hint="default"/>
       </w:rPr>
     </w:lvl>
     <w:lvl w:ilvl="7" w:tplc="0409000B" w:tentative="1">
@@ -34769,7 +33882,7 @@
         <w:ind w:left="3520" w:hanging="440"/>
       </w:pPr>
       <w:rPr>
-        <w:rFonts w:ascii="Meiryo UI" w:hAnsi="Meiryo UI" w:eastAsia="Meiryo UI" w:cs="Meiryo UI" w:hint="default"/>
+        <w:rFonts w:ascii="Meiryo UI" w:eastAsia="Meiryo UI" w:hAnsi="Meiryo UI" w:cs="Meiryo UI" w:hint="default"/>
       </w:rPr>
     </w:lvl>
     <w:lvl w:ilvl="8" w:tplc="0409000D" w:tentative="1">
@@ -34781,7 +33894,7 @@
         <w:ind w:left="3960" w:hanging="440"/>
       </w:pPr>
       <w:rPr>
-        <w:rFonts w:ascii="Meiryo UI" w:hAnsi="Meiryo UI" w:eastAsia="Meiryo UI" w:cs="Meiryo UI" w:hint="default"/>
+        <w:rFonts w:ascii="Meiryo UI" w:eastAsia="Meiryo UI" w:hAnsi="Meiryo UI" w:cs="Meiryo UI" w:hint="default"/>
       </w:rPr>
     </w:lvl>
   </w:abstractNum>
@@ -34798,7 +33911,7 @@
         <w:ind w:left="680" w:hanging="440"/>
       </w:pPr>
       <w:rPr>
-        <w:rFonts w:ascii="Meiryo UI" w:hAnsi="Meiryo UI" w:eastAsia="Meiryo UI" w:cs="Meiryo UI" w:hint="default"/>
+        <w:rFonts w:ascii="Meiryo UI" w:eastAsia="Meiryo UI" w:hAnsi="Meiryo UI" w:cs="Meiryo UI" w:hint="default"/>
       </w:rPr>
     </w:lvl>
     <w:lvl w:ilvl="1" w:tplc="0409000B" w:tentative="1">
@@ -34810,7 +33923,7 @@
         <w:ind w:left="1120" w:hanging="440"/>
       </w:pPr>
       <w:rPr>
-        <w:rFonts w:ascii="Meiryo UI" w:hAnsi="Meiryo UI" w:eastAsia="Meiryo UI" w:cs="Meiryo UI" w:hint="default"/>
+        <w:rFonts w:ascii="Meiryo UI" w:eastAsia="Meiryo UI" w:hAnsi="Meiryo UI" w:cs="Meiryo UI" w:hint="default"/>
       </w:rPr>
     </w:lvl>
     <w:lvl w:ilvl="2" w:tplc="0409000D" w:tentative="1">
@@ -34822,7 +33935,7 @@
         <w:ind w:left="1560" w:hanging="440"/>
       </w:pPr>
       <w:rPr>
-        <w:rFonts w:ascii="Meiryo UI" w:hAnsi="Meiryo UI" w:eastAsia="Meiryo UI" w:cs="Meiryo UI" w:hint="default"/>
+        <w:rFonts w:ascii="Meiryo UI" w:eastAsia="Meiryo UI" w:hAnsi="Meiryo UI" w:cs="Meiryo UI" w:hint="default"/>
       </w:rPr>
     </w:lvl>
     <w:lvl w:ilvl="3" w:tplc="04090001" w:tentative="1">
@@ -34834,7 +33947,7 @@
         <w:ind w:left="2000" w:hanging="440"/>
       </w:pPr>
       <w:rPr>
-        <w:rFonts w:ascii="Meiryo UI" w:hAnsi="Meiryo UI" w:eastAsia="Meiryo UI" w:cs="Meiryo UI" w:hint="default"/>
+        <w:rFonts w:ascii="Meiryo UI" w:eastAsia="Meiryo UI" w:hAnsi="Meiryo UI" w:cs="Meiryo UI" w:hint="default"/>
       </w:rPr>
     </w:lvl>
     <w:lvl w:ilvl="4" w:tplc="0409000B" w:tentative="1">
@@ -34846,7 +33959,7 @@
         <w:ind w:left="2440" w:hanging="440"/>
       </w:pPr>
       <w:rPr>
-        <w:rFonts w:ascii="Meiryo UI" w:hAnsi="Meiryo UI" w:eastAsia="Meiryo UI" w:cs="Meiryo UI" w:hint="default"/>
+        <w:rFonts w:ascii="Meiryo UI" w:eastAsia="Meiryo UI" w:hAnsi="Meiryo UI" w:cs="Meiryo UI" w:hint="default"/>
       </w:rPr>
     </w:lvl>
     <w:lvl w:ilvl="5" w:tplc="0409000D" w:tentative="1">
@@ -34858,7 +33971,7 @@
         <w:ind w:left="2880" w:hanging="440"/>
       </w:pPr>
       <w:rPr>
-        <w:rFonts w:ascii="Meiryo UI" w:hAnsi="Meiryo UI" w:eastAsia="Meiryo UI" w:cs="Meiryo UI" w:hint="default"/>
+        <w:rFonts w:ascii="Meiryo UI" w:eastAsia="Meiryo UI" w:hAnsi="Meiryo UI" w:cs="Meiryo UI" w:hint="default"/>
       </w:rPr>
     </w:lvl>
     <w:lvl w:ilvl="6" w:tplc="04090001" w:tentative="1">
@@ -34870,7 +33983,7 @@
         <w:ind w:left="3320" w:hanging="440"/>
       </w:pPr>
       <w:rPr>
-        <w:rFonts w:ascii="Meiryo UI" w:hAnsi="Meiryo UI" w:eastAsia="Meiryo UI" w:cs="Meiryo UI" w:hint="default"/>
+        <w:rFonts w:ascii="Meiryo UI" w:eastAsia="Meiryo UI" w:hAnsi="Meiryo UI" w:cs="Meiryo UI" w:hint="default"/>
       </w:rPr>
     </w:lvl>
     <w:lvl w:ilvl="7" w:tplc="0409000B" w:tentative="1">
@@ -34882,7 +33995,7 @@
         <w:ind w:left="3760" w:hanging="440"/>
       </w:pPr>
       <w:rPr>
-        <w:rFonts w:ascii="Meiryo UI" w:hAnsi="Meiryo UI" w:eastAsia="Meiryo UI" w:cs="Meiryo UI" w:hint="default"/>
+        <w:rFonts w:ascii="Meiryo UI" w:eastAsia="Meiryo UI" w:hAnsi="Meiryo UI" w:cs="Meiryo UI" w:hint="default"/>
       </w:rPr>
     </w:lvl>
     <w:lvl w:ilvl="8" w:tplc="0409000D" w:tentative="1">
@@ -34894,7 +34007,7 @@
         <w:ind w:left="4200" w:hanging="440"/>
       </w:pPr>
       <w:rPr>
-        <w:rFonts w:ascii="Meiryo UI" w:hAnsi="Meiryo UI" w:eastAsia="Meiryo UI" w:cs="Meiryo UI" w:hint="default"/>
+        <w:rFonts w:ascii="Meiryo UI" w:eastAsia="Meiryo UI" w:hAnsi="Meiryo UI" w:cs="Meiryo UI" w:hint="default"/>
       </w:rPr>
     </w:lvl>
   </w:abstractNum>
@@ -34997,7 +34110,7 @@
         <w:ind w:left="440" w:hanging="440"/>
       </w:pPr>
       <w:rPr>
-        <w:rFonts w:ascii="Meiryo UI" w:hAnsi="Meiryo UI" w:eastAsia="Meiryo UI" w:cs="Meiryo UI" w:hint="default"/>
+        <w:rFonts w:ascii="Meiryo UI" w:eastAsia="Meiryo UI" w:hAnsi="Meiryo UI" w:cs="Meiryo UI" w:hint="default"/>
       </w:rPr>
     </w:lvl>
     <w:lvl w:ilvl="1" w:tplc="0409000B" w:tentative="1">
@@ -35009,7 +34122,7 @@
         <w:ind w:left="880" w:hanging="440"/>
       </w:pPr>
       <w:rPr>
-        <w:rFonts w:ascii="Meiryo UI" w:hAnsi="Meiryo UI" w:eastAsia="Meiryo UI" w:cs="Meiryo UI" w:hint="default"/>
+        <w:rFonts w:ascii="Meiryo UI" w:eastAsia="Meiryo UI" w:hAnsi="Meiryo UI" w:cs="Meiryo UI" w:hint="default"/>
       </w:rPr>
     </w:lvl>
     <w:lvl w:ilvl="2" w:tplc="0409000D" w:tentative="1">
@@ -35021,7 +34134,7 @@
         <w:ind w:left="1320" w:hanging="440"/>
       </w:pPr>
       <w:rPr>
-        <w:rFonts w:ascii="Meiryo UI" w:hAnsi="Meiryo UI" w:eastAsia="Meiryo UI" w:cs="Meiryo UI" w:hint="default"/>
+        <w:rFonts w:ascii="Meiryo UI" w:eastAsia="Meiryo UI" w:hAnsi="Meiryo UI" w:cs="Meiryo UI" w:hint="default"/>
       </w:rPr>
     </w:lvl>
     <w:lvl w:ilvl="3" w:tplc="04090001" w:tentative="1">
@@ -35033,7 +34146,7 @@
         <w:ind w:left="1760" w:hanging="440"/>
       </w:pPr>
       <w:rPr>
-        <w:rFonts w:ascii="Meiryo UI" w:hAnsi="Meiryo UI" w:eastAsia="Meiryo UI" w:cs="Meiryo UI" w:hint="default"/>
+        <w:rFonts w:ascii="Meiryo UI" w:eastAsia="Meiryo UI" w:hAnsi="Meiryo UI" w:cs="Meiryo UI" w:hint="default"/>
       </w:rPr>
     </w:lvl>
     <w:lvl w:ilvl="4" w:tplc="0409000B" w:tentative="1">
@@ -35045,7 +34158,7 @@
         <w:ind w:left="2200" w:hanging="440"/>
       </w:pPr>
       <w:rPr>
-        <w:rFonts w:ascii="Meiryo UI" w:hAnsi="Meiryo UI" w:eastAsia="Meiryo UI" w:cs="Meiryo UI" w:hint="default"/>
+        <w:rFonts w:ascii="Meiryo UI" w:eastAsia="Meiryo UI" w:hAnsi="Meiryo UI" w:cs="Meiryo UI" w:hint="default"/>
       </w:rPr>
     </w:lvl>
     <w:lvl w:ilvl="5" w:tplc="0409000D" w:tentative="1">
@@ -35057,7 +34170,7 @@
         <w:ind w:left="2640" w:hanging="440"/>
       </w:pPr>
       <w:rPr>
-        <w:rFonts w:ascii="Meiryo UI" w:hAnsi="Meiryo UI" w:eastAsia="Meiryo UI" w:cs="Meiryo UI" w:hint="default"/>
+        <w:rFonts w:ascii="Meiryo UI" w:eastAsia="Meiryo UI" w:hAnsi="Meiryo UI" w:cs="Meiryo UI" w:hint="default"/>
       </w:rPr>
     </w:lvl>
     <w:lvl w:ilvl="6" w:tplc="04090001" w:tentative="1">
@@ -35069,7 +34182,7 @@
         <w:ind w:left="3080" w:hanging="440"/>
       </w:pPr>
       <w:rPr>
-        <w:rFonts w:ascii="Meiryo UI" w:hAnsi="Meiryo UI" w:eastAsia="Meiryo UI" w:cs="Meiryo UI" w:hint="default"/>
+        <w:rFonts w:ascii="Meiryo UI" w:eastAsia="Meiryo UI" w:hAnsi="Meiryo UI" w:cs="Meiryo UI" w:hint="default"/>
       </w:rPr>
     </w:lvl>
     <w:lvl w:ilvl="7" w:tplc="0409000B" w:tentative="1">
@@ -35081,7 +34194,7 @@
         <w:ind w:left="3520" w:hanging="440"/>
       </w:pPr>
       <w:rPr>
-        <w:rFonts w:ascii="Meiryo UI" w:hAnsi="Meiryo UI" w:eastAsia="Meiryo UI" w:cs="Meiryo UI" w:hint="default"/>
+        <w:rFonts w:ascii="Meiryo UI" w:eastAsia="Meiryo UI" w:hAnsi="Meiryo UI" w:cs="Meiryo UI" w:hint="default"/>
       </w:rPr>
     </w:lvl>
     <w:lvl w:ilvl="8" w:tplc="0409000D" w:tentative="1">
@@ -35093,7 +34206,7 @@
         <w:ind w:left="3960" w:hanging="440"/>
       </w:pPr>
       <w:rPr>
-        <w:rFonts w:ascii="Meiryo UI" w:hAnsi="Meiryo UI" w:eastAsia="Meiryo UI" w:cs="Meiryo UI" w:hint="default"/>
+        <w:rFonts w:ascii="Meiryo UI" w:eastAsia="Meiryo UI" w:hAnsi="Meiryo UI" w:cs="Meiryo UI" w:hint="default"/>
       </w:rPr>
     </w:lvl>
   </w:abstractNum>
@@ -35110,7 +34223,7 @@
         <w:ind w:left="440" w:hanging="440"/>
       </w:pPr>
       <w:rPr>
-        <w:rFonts w:ascii="Meiryo UI" w:hAnsi="Meiryo UI" w:eastAsia="Meiryo UI" w:cs="Meiryo UI" w:hint="default"/>
+        <w:rFonts w:ascii="Meiryo UI" w:eastAsia="Meiryo UI" w:hAnsi="Meiryo UI" w:cs="Meiryo UI" w:hint="default"/>
       </w:rPr>
     </w:lvl>
     <w:lvl w:ilvl="1" w:tplc="0409000B" w:tentative="1">
@@ -35122,7 +34235,7 @@
         <w:ind w:left="880" w:hanging="440"/>
       </w:pPr>
       <w:rPr>
-        <w:rFonts w:ascii="Meiryo UI" w:hAnsi="Meiryo UI" w:eastAsia="Meiryo UI" w:cs="Meiryo UI" w:hint="default"/>
+        <w:rFonts w:ascii="Meiryo UI" w:eastAsia="Meiryo UI" w:hAnsi="Meiryo UI" w:cs="Meiryo UI" w:hint="default"/>
       </w:rPr>
     </w:lvl>
     <w:lvl w:ilvl="2" w:tplc="0409000D" w:tentative="1">
@@ -35134,7 +34247,7 @@
         <w:ind w:left="1320" w:hanging="440"/>
       </w:pPr>
       <w:rPr>
-        <w:rFonts w:ascii="Meiryo UI" w:hAnsi="Meiryo UI" w:eastAsia="Meiryo UI" w:cs="Meiryo UI" w:hint="default"/>
+        <w:rFonts w:ascii="Meiryo UI" w:eastAsia="Meiryo UI" w:hAnsi="Meiryo UI" w:cs="Meiryo UI" w:hint="default"/>
       </w:rPr>
     </w:lvl>
     <w:lvl w:ilvl="3" w:tplc="04090001" w:tentative="1">
@@ -35146,7 +34259,7 @@
         <w:ind w:left="1760" w:hanging="440"/>
       </w:pPr>
       <w:rPr>
-        <w:rFonts w:ascii="Meiryo UI" w:hAnsi="Meiryo UI" w:eastAsia="Meiryo UI" w:cs="Meiryo UI" w:hint="default"/>
+        <w:rFonts w:ascii="Meiryo UI" w:eastAsia="Meiryo UI" w:hAnsi="Meiryo UI" w:cs="Meiryo UI" w:hint="default"/>
       </w:rPr>
     </w:lvl>
     <w:lvl w:ilvl="4" w:tplc="0409000B" w:tentative="1">
@@ -35158,7 +34271,7 @@
         <w:ind w:left="2200" w:hanging="440"/>
       </w:pPr>
       <w:rPr>
-        <w:rFonts w:ascii="Meiryo UI" w:hAnsi="Meiryo UI" w:eastAsia="Meiryo UI" w:cs="Meiryo UI" w:hint="default"/>
+        <w:rFonts w:ascii="Meiryo UI" w:eastAsia="Meiryo UI" w:hAnsi="Meiryo UI" w:cs="Meiryo UI" w:hint="default"/>
       </w:rPr>
     </w:lvl>
     <w:lvl w:ilvl="5" w:tplc="0409000D" w:tentative="1">
@@ -35170,7 +34283,7 @@
         <w:ind w:left="2640" w:hanging="440"/>
       </w:pPr>
       <w:rPr>
-        <w:rFonts w:ascii="Meiryo UI" w:hAnsi="Meiryo UI" w:eastAsia="Meiryo UI" w:cs="Meiryo UI" w:hint="default"/>
+        <w:rFonts w:ascii="Meiryo UI" w:eastAsia="Meiryo UI" w:hAnsi="Meiryo UI" w:cs="Meiryo UI" w:hint="default"/>
       </w:rPr>
     </w:lvl>
     <w:lvl w:ilvl="6" w:tplc="04090001" w:tentative="1">
@@ -35182,7 +34295,7 @@
         <w:ind w:left="3080" w:hanging="440"/>
       </w:pPr>
       <w:rPr>
-        <w:rFonts w:ascii="Meiryo UI" w:hAnsi="Meiryo UI" w:eastAsia="Meiryo UI" w:cs="Meiryo UI" w:hint="default"/>
+        <w:rFonts w:ascii="Meiryo UI" w:eastAsia="Meiryo UI" w:hAnsi="Meiryo UI" w:cs="Meiryo UI" w:hint="default"/>
       </w:rPr>
     </w:lvl>
     <w:lvl w:ilvl="7" w:tplc="0409000B" w:tentative="1">
@@ -35194,7 +34307,7 @@
         <w:ind w:left="3520" w:hanging="440"/>
       </w:pPr>
       <w:rPr>
-        <w:rFonts w:ascii="Meiryo UI" w:hAnsi="Meiryo UI" w:eastAsia="Meiryo UI" w:cs="Meiryo UI" w:hint="default"/>
+        <w:rFonts w:ascii="Meiryo UI" w:eastAsia="Meiryo UI" w:hAnsi="Meiryo UI" w:cs="Meiryo UI" w:hint="default"/>
       </w:rPr>
     </w:lvl>
     <w:lvl w:ilvl="8" w:tplc="0409000D" w:tentative="1">
@@ -35206,7 +34319,7 @@
         <w:ind w:left="3960" w:hanging="440"/>
       </w:pPr>
       <w:rPr>
-        <w:rFonts w:ascii="Meiryo UI" w:hAnsi="Meiryo UI" w:eastAsia="Meiryo UI" w:cs="Meiryo UI" w:hint="default"/>
+        <w:rFonts w:ascii="Meiryo UI" w:eastAsia="Meiryo UI" w:hAnsi="Meiryo UI" w:cs="Meiryo UI" w:hint="default"/>
       </w:rPr>
     </w:lvl>
   </w:abstractNum>
@@ -35223,7 +34336,7 @@
         <w:ind w:left="440" w:hanging="440"/>
       </w:pPr>
       <w:rPr>
-        <w:rFonts w:ascii="Meiryo UI" w:hAnsi="Meiryo UI" w:eastAsia="Meiryo UI" w:cs="Meiryo UI" w:hint="default"/>
+        <w:rFonts w:ascii="Meiryo UI" w:eastAsia="Meiryo UI" w:hAnsi="Meiryo UI" w:cs="Meiryo UI" w:hint="default"/>
       </w:rPr>
     </w:lvl>
     <w:lvl w:ilvl="1" w:tplc="0409000B" w:tentative="1">
@@ -35235,7 +34348,7 @@
         <w:ind w:left="880" w:hanging="440"/>
       </w:pPr>
       <w:rPr>
-        <w:rFonts w:ascii="Meiryo UI" w:hAnsi="Meiryo UI" w:eastAsia="Meiryo UI" w:cs="Meiryo UI" w:hint="default"/>
+        <w:rFonts w:ascii="Meiryo UI" w:eastAsia="Meiryo UI" w:hAnsi="Meiryo UI" w:cs="Meiryo UI" w:hint="default"/>
       </w:rPr>
     </w:lvl>
     <w:lvl w:ilvl="2" w:tplc="0409000D" w:tentative="1">
@@ -35247,7 +34360,7 @@
         <w:ind w:left="1320" w:hanging="440"/>
       </w:pPr>
       <w:rPr>
-        <w:rFonts w:ascii="Meiryo UI" w:hAnsi="Meiryo UI" w:eastAsia="Meiryo UI" w:cs="Meiryo UI" w:hint="default"/>
+        <w:rFonts w:ascii="Meiryo UI" w:eastAsia="Meiryo UI" w:hAnsi="Meiryo UI" w:cs="Meiryo UI" w:hint="default"/>
       </w:rPr>
     </w:lvl>
     <w:lvl w:ilvl="3" w:tplc="04090001" w:tentative="1">
@@ -35259,7 +34372,7 @@
         <w:ind w:left="1760" w:hanging="440"/>
       </w:pPr>
       <w:rPr>
-        <w:rFonts w:ascii="Meiryo UI" w:hAnsi="Meiryo UI" w:eastAsia="Meiryo UI" w:cs="Meiryo UI" w:hint="default"/>
+        <w:rFonts w:ascii="Meiryo UI" w:eastAsia="Meiryo UI" w:hAnsi="Meiryo UI" w:cs="Meiryo UI" w:hint="default"/>
       </w:rPr>
     </w:lvl>
     <w:lvl w:ilvl="4" w:tplc="0409000B" w:tentative="1">
@@ -35271,7 +34384,7 @@
         <w:ind w:left="2200" w:hanging="440"/>
       </w:pPr>
       <w:rPr>
-        <w:rFonts w:ascii="Meiryo UI" w:hAnsi="Meiryo UI" w:eastAsia="Meiryo UI" w:cs="Meiryo UI" w:hint="default"/>
+        <w:rFonts w:ascii="Meiryo UI" w:eastAsia="Meiryo UI" w:hAnsi="Meiryo UI" w:cs="Meiryo UI" w:hint="default"/>
       </w:rPr>
     </w:lvl>
     <w:lvl w:ilvl="5" w:tplc="0409000D" w:tentative="1">
@@ -35283,7 +34396,7 @@
         <w:ind w:left="2640" w:hanging="440"/>
       </w:pPr>
       <w:rPr>
-        <w:rFonts w:ascii="Meiryo UI" w:hAnsi="Meiryo UI" w:eastAsia="Meiryo UI" w:cs="Meiryo UI" w:hint="default"/>
+        <w:rFonts w:ascii="Meiryo UI" w:eastAsia="Meiryo UI" w:hAnsi="Meiryo UI" w:cs="Meiryo UI" w:hint="default"/>
       </w:rPr>
     </w:lvl>
     <w:lvl w:ilvl="6" w:tplc="04090001" w:tentative="1">
@@ -35295,7 +34408,7 @@
         <w:ind w:left="3080" w:hanging="440"/>
       </w:pPr>
       <w:rPr>
-        <w:rFonts w:ascii="Meiryo UI" w:hAnsi="Meiryo UI" w:eastAsia="Meiryo UI" w:cs="Meiryo UI" w:hint="default"/>
+        <w:rFonts w:ascii="Meiryo UI" w:eastAsia="Meiryo UI" w:hAnsi="Meiryo UI" w:cs="Meiryo UI" w:hint="default"/>
       </w:rPr>
     </w:lvl>
     <w:lvl w:ilvl="7" w:tplc="0409000B" w:tentative="1">
@@ -35307,7 +34420,7 @@
         <w:ind w:left="3520" w:hanging="440"/>
       </w:pPr>
       <w:rPr>
-        <w:rFonts w:ascii="Meiryo UI" w:hAnsi="Meiryo UI" w:eastAsia="Meiryo UI" w:cs="Meiryo UI" w:hint="default"/>
+        <w:rFonts w:ascii="Meiryo UI" w:eastAsia="Meiryo UI" w:hAnsi="Meiryo UI" w:cs="Meiryo UI" w:hint="default"/>
       </w:rPr>
     </w:lvl>
     <w:lvl w:ilvl="8" w:tplc="0409000D" w:tentative="1">
@@ -35319,7 +34432,7 @@
         <w:ind w:left="3960" w:hanging="440"/>
       </w:pPr>
       <w:rPr>
-        <w:rFonts w:ascii="Meiryo UI" w:hAnsi="Meiryo UI" w:eastAsia="Meiryo UI" w:cs="Meiryo UI" w:hint="default"/>
+        <w:rFonts w:ascii="Meiryo UI" w:eastAsia="Meiryo UI" w:hAnsi="Meiryo UI" w:cs="Meiryo UI" w:hint="default"/>
       </w:rPr>
     </w:lvl>
   </w:abstractNum>
@@ -35336,7 +34449,7 @@
         <w:ind w:left="800" w:hanging="440"/>
       </w:pPr>
       <w:rPr>
-        <w:rFonts w:ascii="Meiryo UI" w:hAnsi="Meiryo UI" w:eastAsia="Meiryo UI" w:cs="Meiryo UI" w:hint="default"/>
+        <w:rFonts w:ascii="Meiryo UI" w:eastAsia="Meiryo UI" w:hAnsi="Meiryo UI" w:cs="Meiryo UI" w:hint="default"/>
         <w:u w:val="none"/>
       </w:rPr>
     </w:lvl>
@@ -35349,7 +34462,7 @@
         <w:ind w:left="1520" w:hanging="440"/>
       </w:pPr>
       <w:rPr>
-        <w:rFonts w:ascii="Meiryo UI" w:hAnsi="Meiryo UI" w:eastAsia="Meiryo UI" w:cs="Meiryo UI" w:hint="default"/>
+        <w:rFonts w:ascii="Meiryo UI" w:eastAsia="Meiryo UI" w:hAnsi="Meiryo UI" w:cs="Meiryo UI" w:hint="default"/>
       </w:rPr>
     </w:lvl>
     <w:lvl w:ilvl="2">
@@ -35680,7 +34793,7 @@
         <w:ind w:left="720" w:hanging="360"/>
       </w:pPr>
       <w:rPr>
-        <w:rFonts w:ascii="Meiryo UI" w:hAnsi="Meiryo UI" w:eastAsia="Meiryo UI" w:cs="Meiryo UI" w:hint="default"/>
+        <w:rFonts w:ascii="Meiryo UI" w:eastAsia="Meiryo UI" w:hAnsi="Meiryo UI" w:cs="Meiryo UI" w:hint="default"/>
         <w:sz w:val="20"/>
       </w:rPr>
     </w:lvl>
@@ -35712,7 +34825,7 @@
         <w:ind w:left="2160" w:hanging="360"/>
       </w:pPr>
       <w:rPr>
-        <w:rFonts w:ascii="Meiryo UI" w:hAnsi="Meiryo UI" w:eastAsia="Meiryo UI" w:cs="Meiryo UI" w:hint="default"/>
+        <w:rFonts w:ascii="Meiryo UI" w:eastAsia="Meiryo UI" w:hAnsi="Meiryo UI" w:cs="Meiryo UI" w:hint="default"/>
         <w:sz w:val="20"/>
       </w:rPr>
     </w:lvl>
@@ -35728,7 +34841,7 @@
         <w:ind w:left="2880" w:hanging="360"/>
       </w:pPr>
       <w:rPr>
-        <w:rFonts w:ascii="Meiryo UI" w:hAnsi="Meiryo UI" w:eastAsia="Meiryo UI" w:cs="Meiryo UI" w:hint="default"/>
+        <w:rFonts w:ascii="Meiryo UI" w:eastAsia="Meiryo UI" w:hAnsi="Meiryo UI" w:cs="Meiryo UI" w:hint="default"/>
         <w:sz w:val="20"/>
       </w:rPr>
     </w:lvl>
@@ -35744,7 +34857,7 @@
         <w:ind w:left="3600" w:hanging="360"/>
       </w:pPr>
       <w:rPr>
-        <w:rFonts w:ascii="Meiryo UI" w:hAnsi="Meiryo UI" w:eastAsia="Meiryo UI" w:cs="Meiryo UI" w:hint="default"/>
+        <w:rFonts w:ascii="Meiryo UI" w:eastAsia="Meiryo UI" w:hAnsi="Meiryo UI" w:cs="Meiryo UI" w:hint="default"/>
         <w:sz w:val="20"/>
       </w:rPr>
     </w:lvl>
@@ -35760,7 +34873,7 @@
         <w:ind w:left="4320" w:hanging="360"/>
       </w:pPr>
       <w:rPr>
-        <w:rFonts w:ascii="Meiryo UI" w:hAnsi="Meiryo UI" w:eastAsia="Meiryo UI" w:cs="Meiryo UI" w:hint="default"/>
+        <w:rFonts w:ascii="Meiryo UI" w:eastAsia="Meiryo UI" w:hAnsi="Meiryo UI" w:cs="Meiryo UI" w:hint="default"/>
         <w:sz w:val="20"/>
       </w:rPr>
     </w:lvl>
@@ -35776,7 +34889,7 @@
         <w:ind w:left="5040" w:hanging="360"/>
       </w:pPr>
       <w:rPr>
-        <w:rFonts w:ascii="Meiryo UI" w:hAnsi="Meiryo UI" w:eastAsia="Meiryo UI" w:cs="Meiryo UI" w:hint="default"/>
+        <w:rFonts w:ascii="Meiryo UI" w:eastAsia="Meiryo UI" w:hAnsi="Meiryo UI" w:cs="Meiryo UI" w:hint="default"/>
         <w:sz w:val="20"/>
       </w:rPr>
     </w:lvl>
@@ -35792,7 +34905,7 @@
         <w:ind w:left="5760" w:hanging="360"/>
       </w:pPr>
       <w:rPr>
-        <w:rFonts w:ascii="Meiryo UI" w:hAnsi="Meiryo UI" w:eastAsia="Meiryo UI" w:cs="Meiryo UI" w:hint="default"/>
+        <w:rFonts w:ascii="Meiryo UI" w:eastAsia="Meiryo UI" w:hAnsi="Meiryo UI" w:cs="Meiryo UI" w:hint="default"/>
         <w:sz w:val="20"/>
       </w:rPr>
     </w:lvl>
@@ -35808,7 +34921,7 @@
         <w:ind w:left="6480" w:hanging="360"/>
       </w:pPr>
       <w:rPr>
-        <w:rFonts w:ascii="Meiryo UI" w:hAnsi="Meiryo UI" w:eastAsia="Meiryo UI" w:cs="Meiryo UI" w:hint="default"/>
+        <w:rFonts w:ascii="Meiryo UI" w:eastAsia="Meiryo UI" w:hAnsi="Meiryo UI" w:cs="Meiryo UI" w:hint="default"/>
         <w:sz w:val="20"/>
       </w:rPr>
     </w:lvl>
@@ -35826,7 +34939,7 @@
         <w:ind w:left="440" w:hanging="440"/>
       </w:pPr>
       <w:rPr>
-        <w:rFonts w:ascii="Meiryo UI" w:hAnsi="Meiryo UI" w:eastAsia="Meiryo UI" w:cs="Meiryo UI" w:hint="default"/>
+        <w:rFonts w:ascii="Meiryo UI" w:eastAsia="Meiryo UI" w:hAnsi="Meiryo UI" w:cs="Meiryo UI" w:hint="default"/>
       </w:rPr>
     </w:lvl>
     <w:lvl w:ilvl="1" w:tplc="0409000B" w:tentative="1">
@@ -35838,7 +34951,7 @@
         <w:ind w:left="880" w:hanging="440"/>
       </w:pPr>
       <w:rPr>
-        <w:rFonts w:ascii="Meiryo UI" w:hAnsi="Meiryo UI" w:eastAsia="Meiryo UI" w:cs="Meiryo UI" w:hint="default"/>
+        <w:rFonts w:ascii="Meiryo UI" w:eastAsia="Meiryo UI" w:hAnsi="Meiryo UI" w:cs="Meiryo UI" w:hint="default"/>
       </w:rPr>
     </w:lvl>
     <w:lvl w:ilvl="2" w:tplc="0409000D" w:tentative="1">
@@ -35850,7 +34963,7 @@
         <w:ind w:left="1320" w:hanging="440"/>
       </w:pPr>
       <w:rPr>
-        <w:rFonts w:ascii="Meiryo UI" w:hAnsi="Meiryo UI" w:eastAsia="Meiryo UI" w:cs="Meiryo UI" w:hint="default"/>
+        <w:rFonts w:ascii="Meiryo UI" w:eastAsia="Meiryo UI" w:hAnsi="Meiryo UI" w:cs="Meiryo UI" w:hint="default"/>
       </w:rPr>
     </w:lvl>
     <w:lvl w:ilvl="3" w:tplc="04090001" w:tentative="1">
@@ -35862,7 +34975,7 @@
         <w:ind w:left="1760" w:hanging="440"/>
       </w:pPr>
       <w:rPr>
-        <w:rFonts w:ascii="Meiryo UI" w:hAnsi="Meiryo UI" w:eastAsia="Meiryo UI" w:cs="Meiryo UI" w:hint="default"/>
+        <w:rFonts w:ascii="Meiryo UI" w:eastAsia="Meiryo UI" w:hAnsi="Meiryo UI" w:cs="Meiryo UI" w:hint="default"/>
       </w:rPr>
     </w:lvl>
     <w:lvl w:ilvl="4" w:tplc="0409000B" w:tentative="1">
@@ -35874,7 +34987,7 @@
         <w:ind w:left="2200" w:hanging="440"/>
       </w:pPr>
       <w:rPr>
-        <w:rFonts w:ascii="Meiryo UI" w:hAnsi="Meiryo UI" w:eastAsia="Meiryo UI" w:cs="Meiryo UI" w:hint="default"/>
+        <w:rFonts w:ascii="Meiryo UI" w:eastAsia="Meiryo UI" w:hAnsi="Meiryo UI" w:cs="Meiryo UI" w:hint="default"/>
       </w:rPr>
     </w:lvl>
     <w:lvl w:ilvl="5" w:tplc="0409000D" w:tentative="1">
@@ -35886,7 +34999,7 @@
         <w:ind w:left="2640" w:hanging="440"/>
       </w:pPr>
       <w:rPr>
-        <w:rFonts w:ascii="Meiryo UI" w:hAnsi="Meiryo UI" w:eastAsia="Meiryo UI" w:cs="Meiryo UI" w:hint="default"/>
+        <w:rFonts w:ascii="Meiryo UI" w:eastAsia="Meiryo UI" w:hAnsi="Meiryo UI" w:cs="Meiryo UI" w:hint="default"/>
       </w:rPr>
     </w:lvl>
     <w:lvl w:ilvl="6" w:tplc="04090001" w:tentative="1">
@@ -35898,7 +35011,7 @@
         <w:ind w:left="3080" w:hanging="440"/>
       </w:pPr>
       <w:rPr>
-        <w:rFonts w:ascii="Meiryo UI" w:hAnsi="Meiryo UI" w:eastAsia="Meiryo UI" w:cs="Meiryo UI" w:hint="default"/>
+        <w:rFonts w:ascii="Meiryo UI" w:eastAsia="Meiryo UI" w:hAnsi="Meiryo UI" w:cs="Meiryo UI" w:hint="default"/>
       </w:rPr>
     </w:lvl>
     <w:lvl w:ilvl="7" w:tplc="0409000B" w:tentative="1">
@@ -35910,7 +35023,7 @@
         <w:ind w:left="3520" w:hanging="440"/>
       </w:pPr>
       <w:rPr>
-        <w:rFonts w:ascii="Meiryo UI" w:hAnsi="Meiryo UI" w:eastAsia="Meiryo UI" w:cs="Meiryo UI" w:hint="default"/>
+        <w:rFonts w:ascii="Meiryo UI" w:eastAsia="Meiryo UI" w:hAnsi="Meiryo UI" w:cs="Meiryo UI" w:hint="default"/>
       </w:rPr>
     </w:lvl>
     <w:lvl w:ilvl="8" w:tplc="0409000D" w:tentative="1">
@@ -35922,7 +35035,7 @@
         <w:ind w:left="3960" w:hanging="440"/>
       </w:pPr>
       <w:rPr>
-        <w:rFonts w:ascii="Meiryo UI" w:hAnsi="Meiryo UI" w:eastAsia="Meiryo UI" w:cs="Meiryo UI" w:hint="default"/>
+        <w:rFonts w:ascii="Meiryo UI" w:eastAsia="Meiryo UI" w:hAnsi="Meiryo UI" w:cs="Meiryo UI" w:hint="default"/>
       </w:rPr>
     </w:lvl>
   </w:abstractNum>
@@ -36052,7 +35165,7 @@
         <w:ind w:left="440" w:hanging="440"/>
       </w:pPr>
       <w:rPr>
-        <w:rFonts w:ascii="Meiryo UI" w:hAnsi="Meiryo UI" w:eastAsia="Meiryo UI" w:cs="Meiryo UI" w:hint="default"/>
+        <w:rFonts w:ascii="Meiryo UI" w:eastAsia="Meiryo UI" w:hAnsi="Meiryo UI" w:cs="Meiryo UI" w:hint="default"/>
       </w:rPr>
     </w:lvl>
     <w:lvl w:ilvl="1" w:tplc="0409000B" w:tentative="1">
@@ -36064,7 +35177,7 @@
         <w:ind w:left="880" w:hanging="440"/>
       </w:pPr>
       <w:rPr>
-        <w:rFonts w:ascii="Meiryo UI" w:hAnsi="Meiryo UI" w:eastAsia="Meiryo UI" w:cs="Meiryo UI" w:hint="default"/>
+        <w:rFonts w:ascii="Meiryo UI" w:eastAsia="Meiryo UI" w:hAnsi="Meiryo UI" w:cs="Meiryo UI" w:hint="default"/>
       </w:rPr>
     </w:lvl>
     <w:lvl w:ilvl="2" w:tplc="0409000D" w:tentative="1">
@@ -36076,7 +35189,7 @@
         <w:ind w:left="1320" w:hanging="440"/>
       </w:pPr>
       <w:rPr>
-        <w:rFonts w:ascii="Meiryo UI" w:hAnsi="Meiryo UI" w:eastAsia="Meiryo UI" w:cs="Meiryo UI" w:hint="default"/>
+        <w:rFonts w:ascii="Meiryo UI" w:eastAsia="Meiryo UI" w:hAnsi="Meiryo UI" w:cs="Meiryo UI" w:hint="default"/>
       </w:rPr>
     </w:lvl>
     <w:lvl w:ilvl="3" w:tplc="04090001" w:tentative="1">
@@ -36088,7 +35201,7 @@
         <w:ind w:left="1760" w:hanging="440"/>
       </w:pPr>
       <w:rPr>
-        <w:rFonts w:ascii="Meiryo UI" w:hAnsi="Meiryo UI" w:eastAsia="Meiryo UI" w:cs="Meiryo UI" w:hint="default"/>
+        <w:rFonts w:ascii="Meiryo UI" w:eastAsia="Meiryo UI" w:hAnsi="Meiryo UI" w:cs="Meiryo UI" w:hint="default"/>
       </w:rPr>
     </w:lvl>
     <w:lvl w:ilvl="4" w:tplc="0409000B" w:tentative="1">
@@ -36100,7 +35213,7 @@
         <w:ind w:left="2200" w:hanging="440"/>
       </w:pPr>
       <w:rPr>
-        <w:rFonts w:ascii="Meiryo UI" w:hAnsi="Meiryo UI" w:eastAsia="Meiryo UI" w:cs="Meiryo UI" w:hint="default"/>
+        <w:rFonts w:ascii="Meiryo UI" w:eastAsia="Meiryo UI" w:hAnsi="Meiryo UI" w:cs="Meiryo UI" w:hint="default"/>
       </w:rPr>
     </w:lvl>
     <w:lvl w:ilvl="5" w:tplc="0409000D" w:tentative="1">
@@ -36112,7 +35225,7 @@
         <w:ind w:left="2640" w:hanging="440"/>
       </w:pPr>
       <w:rPr>
-        <w:rFonts w:ascii="Meiryo UI" w:hAnsi="Meiryo UI" w:eastAsia="Meiryo UI" w:cs="Meiryo UI" w:hint="default"/>
+        <w:rFonts w:ascii="Meiryo UI" w:eastAsia="Meiryo UI" w:hAnsi="Meiryo UI" w:cs="Meiryo UI" w:hint="default"/>
       </w:rPr>
     </w:lvl>
     <w:lvl w:ilvl="6" w:tplc="04090001" w:tentative="1">
@@ -36124,7 +35237,7 @@
         <w:ind w:left="3080" w:hanging="440"/>
       </w:pPr>
       <w:rPr>
-        <w:rFonts w:ascii="Meiryo UI" w:hAnsi="Meiryo UI" w:eastAsia="Meiryo UI" w:cs="Meiryo UI" w:hint="default"/>
+        <w:rFonts w:ascii="Meiryo UI" w:eastAsia="Meiryo UI" w:hAnsi="Meiryo UI" w:cs="Meiryo UI" w:hint="default"/>
       </w:rPr>
     </w:lvl>
     <w:lvl w:ilvl="7" w:tplc="0409000B" w:tentative="1">
@@ -36136,7 +35249,7 @@
         <w:ind w:left="3520" w:hanging="440"/>
       </w:pPr>
       <w:rPr>
-        <w:rFonts w:ascii="Meiryo UI" w:hAnsi="Meiryo UI" w:eastAsia="Meiryo UI" w:cs="Meiryo UI" w:hint="default"/>
+        <w:rFonts w:ascii="Meiryo UI" w:eastAsia="Meiryo UI" w:hAnsi="Meiryo UI" w:cs="Meiryo UI" w:hint="default"/>
       </w:rPr>
     </w:lvl>
     <w:lvl w:ilvl="8" w:tplc="0409000D" w:tentative="1">
@@ -36148,7 +35261,7 @@
         <w:ind w:left="3960" w:hanging="440"/>
       </w:pPr>
       <w:rPr>
-        <w:rFonts w:ascii="Meiryo UI" w:hAnsi="Meiryo UI" w:eastAsia="Meiryo UI" w:cs="Meiryo UI" w:hint="default"/>
+        <w:rFonts w:ascii="Meiryo UI" w:eastAsia="Meiryo UI" w:hAnsi="Meiryo UI" w:cs="Meiryo UI" w:hint="default"/>
       </w:rPr>
     </w:lvl>
   </w:abstractNum>
@@ -36165,7 +35278,7 @@
         <w:ind w:left="800" w:hanging="440"/>
       </w:pPr>
       <w:rPr>
-        <w:rFonts w:ascii="Meiryo UI" w:hAnsi="Meiryo UI" w:eastAsia="Meiryo UI" w:cs="Meiryo UI" w:hint="default"/>
+        <w:rFonts w:ascii="Meiryo UI" w:eastAsia="Meiryo UI" w:hAnsi="Meiryo UI" w:cs="Meiryo UI" w:hint="default"/>
         <w:u w:val="none"/>
       </w:rPr>
     </w:lvl>
@@ -36178,7 +35291,7 @@
         <w:ind w:left="1520" w:hanging="440"/>
       </w:pPr>
       <w:rPr>
-        <w:rFonts w:ascii="Meiryo UI" w:hAnsi="Meiryo UI" w:eastAsia="Meiryo UI" w:cs="Meiryo UI" w:hint="default"/>
+        <w:rFonts w:ascii="Meiryo UI" w:eastAsia="Meiryo UI" w:hAnsi="Meiryo UI" w:cs="Meiryo UI" w:hint="default"/>
       </w:rPr>
     </w:lvl>
     <w:lvl w:ilvl="2">
@@ -36279,7 +35392,7 @@
         <w:ind w:left="800" w:hanging="440"/>
       </w:pPr>
       <w:rPr>
-        <w:rFonts w:ascii="Meiryo UI" w:hAnsi="Meiryo UI" w:eastAsia="Meiryo UI" w:cs="Meiryo UI" w:hint="default"/>
+        <w:rFonts w:ascii="Meiryo UI" w:eastAsia="Meiryo UI" w:hAnsi="Meiryo UI" w:cs="Meiryo UI" w:hint="default"/>
         <w:u w:val="none"/>
       </w:rPr>
     </w:lvl>
@@ -36393,7 +35506,7 @@
         <w:ind w:left="800" w:hanging="440"/>
       </w:pPr>
       <w:rPr>
-        <w:rFonts w:ascii="Meiryo UI" w:hAnsi="Meiryo UI" w:eastAsia="Meiryo UI" w:cs="Meiryo UI" w:hint="default"/>
+        <w:rFonts w:ascii="Meiryo UI" w:eastAsia="Meiryo UI" w:hAnsi="Meiryo UI" w:cs="Meiryo UI" w:hint="default"/>
         <w:u w:val="none"/>
       </w:rPr>
     </w:lvl>
@@ -36507,7 +35620,7 @@
         <w:ind w:left="1160" w:hanging="440"/>
       </w:pPr>
       <w:rPr>
-        <w:rFonts w:ascii="Meiryo UI" w:hAnsi="Meiryo UI" w:eastAsia="Meiryo UI" w:cs="Meiryo UI" w:hint="default"/>
+        <w:rFonts w:ascii="Meiryo UI" w:eastAsia="Meiryo UI" w:hAnsi="Meiryo UI" w:cs="Meiryo UI" w:hint="default"/>
       </w:rPr>
     </w:lvl>
     <w:lvl w:ilvl="1" w:tplc="0409000B" w:tentative="1">
@@ -36519,7 +35632,7 @@
         <w:ind w:left="1600" w:hanging="440"/>
       </w:pPr>
       <w:rPr>
-        <w:rFonts w:ascii="Meiryo UI" w:hAnsi="Meiryo UI" w:eastAsia="Meiryo UI" w:cs="Meiryo UI" w:hint="default"/>
+        <w:rFonts w:ascii="Meiryo UI" w:eastAsia="Meiryo UI" w:hAnsi="Meiryo UI" w:cs="Meiryo UI" w:hint="default"/>
       </w:rPr>
     </w:lvl>
     <w:lvl w:ilvl="2" w:tplc="0409000D" w:tentative="1">
@@ -36531,7 +35644,7 @@
         <w:ind w:left="2040" w:hanging="440"/>
       </w:pPr>
       <w:rPr>
-        <w:rFonts w:ascii="Meiryo UI" w:hAnsi="Meiryo UI" w:eastAsia="Meiryo UI" w:cs="Meiryo UI" w:hint="default"/>
+        <w:rFonts w:ascii="Meiryo UI" w:eastAsia="Meiryo UI" w:hAnsi="Meiryo UI" w:cs="Meiryo UI" w:hint="default"/>
       </w:rPr>
     </w:lvl>
     <w:lvl w:ilvl="3" w:tplc="04090001" w:tentative="1">
@@ -36543,7 +35656,7 @@
         <w:ind w:left="2480" w:hanging="440"/>
       </w:pPr>
       <w:rPr>
-        <w:rFonts w:ascii="Meiryo UI" w:hAnsi="Meiryo UI" w:eastAsia="Meiryo UI" w:cs="Meiryo UI" w:hint="default"/>
+        <w:rFonts w:ascii="Meiryo UI" w:eastAsia="Meiryo UI" w:hAnsi="Meiryo UI" w:cs="Meiryo UI" w:hint="default"/>
       </w:rPr>
     </w:lvl>
     <w:lvl w:ilvl="4" w:tplc="0409000B" w:tentative="1">
@@ -36555,7 +35668,7 @@
         <w:ind w:left="2920" w:hanging="440"/>
       </w:pPr>
       <w:rPr>
-        <w:rFonts w:ascii="Meiryo UI" w:hAnsi="Meiryo UI" w:eastAsia="Meiryo UI" w:cs="Meiryo UI" w:hint="default"/>
+        <w:rFonts w:ascii="Meiryo UI" w:eastAsia="Meiryo UI" w:hAnsi="Meiryo UI" w:cs="Meiryo UI" w:hint="default"/>
       </w:rPr>
     </w:lvl>
     <w:lvl w:ilvl="5" w:tplc="0409000D" w:tentative="1">
@@ -36567,7 +35680,7 @@
         <w:ind w:left="3360" w:hanging="440"/>
       </w:pPr>
       <w:rPr>
-        <w:rFonts w:ascii="Meiryo UI" w:hAnsi="Meiryo UI" w:eastAsia="Meiryo UI" w:cs="Meiryo UI" w:hint="default"/>
+        <w:rFonts w:ascii="Meiryo UI" w:eastAsia="Meiryo UI" w:hAnsi="Meiryo UI" w:cs="Meiryo UI" w:hint="default"/>
       </w:rPr>
     </w:lvl>
     <w:lvl w:ilvl="6" w:tplc="04090001" w:tentative="1">
@@ -36579,7 +35692,7 @@
         <w:ind w:left="3800" w:hanging="440"/>
       </w:pPr>
       <w:rPr>
-        <w:rFonts w:ascii="Meiryo UI" w:hAnsi="Meiryo UI" w:eastAsia="Meiryo UI" w:cs="Meiryo UI" w:hint="default"/>
+        <w:rFonts w:ascii="Meiryo UI" w:eastAsia="Meiryo UI" w:hAnsi="Meiryo UI" w:cs="Meiryo UI" w:hint="default"/>
       </w:rPr>
     </w:lvl>
     <w:lvl w:ilvl="7" w:tplc="0409000B" w:tentative="1">
@@ -36591,7 +35704,7 @@
         <w:ind w:left="4240" w:hanging="440"/>
       </w:pPr>
       <w:rPr>
-        <w:rFonts w:ascii="Meiryo UI" w:hAnsi="Meiryo UI" w:eastAsia="Meiryo UI" w:cs="Meiryo UI" w:hint="default"/>
+        <w:rFonts w:ascii="Meiryo UI" w:eastAsia="Meiryo UI" w:hAnsi="Meiryo UI" w:cs="Meiryo UI" w:hint="default"/>
       </w:rPr>
     </w:lvl>
     <w:lvl w:ilvl="8" w:tplc="0409000D" w:tentative="1">
@@ -36603,7 +35716,7 @@
         <w:ind w:left="4680" w:hanging="440"/>
       </w:pPr>
       <w:rPr>
-        <w:rFonts w:ascii="Meiryo UI" w:hAnsi="Meiryo UI" w:eastAsia="Meiryo UI" w:cs="Meiryo UI" w:hint="default"/>
+        <w:rFonts w:ascii="Meiryo UI" w:eastAsia="Meiryo UI" w:hAnsi="Meiryo UI" w:cs="Meiryo UI" w:hint="default"/>
       </w:rPr>
     </w:lvl>
   </w:abstractNum>
@@ -36620,7 +35733,7 @@
         <w:ind w:left="440" w:hanging="440"/>
       </w:pPr>
       <w:rPr>
-        <w:rFonts w:ascii="Meiryo UI" w:hAnsi="Meiryo UI" w:eastAsia="Meiryo UI" w:cs="Meiryo UI" w:hint="default"/>
+        <w:rFonts w:ascii="Meiryo UI" w:eastAsia="Meiryo UI" w:hAnsi="Meiryo UI" w:cs="Meiryo UI" w:hint="default"/>
       </w:rPr>
     </w:lvl>
     <w:lvl w:ilvl="1" w:tplc="0409000B" w:tentative="1">
@@ -36632,7 +35745,7 @@
         <w:ind w:left="880" w:hanging="440"/>
       </w:pPr>
       <w:rPr>
-        <w:rFonts w:ascii="Meiryo UI" w:hAnsi="Meiryo UI" w:eastAsia="Meiryo UI" w:cs="Meiryo UI" w:hint="default"/>
+        <w:rFonts w:ascii="Meiryo UI" w:eastAsia="Meiryo UI" w:hAnsi="Meiryo UI" w:cs="Meiryo UI" w:hint="default"/>
       </w:rPr>
     </w:lvl>
     <w:lvl w:ilvl="2" w:tplc="0409000D" w:tentative="1">
@@ -36644,7 +35757,7 @@
         <w:ind w:left="1320" w:hanging="440"/>
       </w:pPr>
       <w:rPr>
-        <w:rFonts w:ascii="Meiryo UI" w:hAnsi="Meiryo UI" w:eastAsia="Meiryo UI" w:cs="Meiryo UI" w:hint="default"/>
+        <w:rFonts w:ascii="Meiryo UI" w:eastAsia="Meiryo UI" w:hAnsi="Meiryo UI" w:cs="Meiryo UI" w:hint="default"/>
       </w:rPr>
     </w:lvl>
     <w:lvl w:ilvl="3" w:tplc="04090001" w:tentative="1">
@@ -36656,7 +35769,7 @@
         <w:ind w:left="1760" w:hanging="440"/>
       </w:pPr>
       <w:rPr>
-        <w:rFonts w:ascii="Meiryo UI" w:hAnsi="Meiryo UI" w:eastAsia="Meiryo UI" w:cs="Meiryo UI" w:hint="default"/>
+        <w:rFonts w:ascii="Meiryo UI" w:eastAsia="Meiryo UI" w:hAnsi="Meiryo UI" w:cs="Meiryo UI" w:hint="default"/>
       </w:rPr>
     </w:lvl>
     <w:lvl w:ilvl="4" w:tplc="0409000B" w:tentative="1">
@@ -36668,7 +35781,7 @@
         <w:ind w:left="2200" w:hanging="440"/>
       </w:pPr>
       <w:rPr>
-        <w:rFonts w:ascii="Meiryo UI" w:hAnsi="Meiryo UI" w:eastAsia="Meiryo UI" w:cs="Meiryo UI" w:hint="default"/>
+        <w:rFonts w:ascii="Meiryo UI" w:eastAsia="Meiryo UI" w:hAnsi="Meiryo UI" w:cs="Meiryo UI" w:hint="default"/>
       </w:rPr>
     </w:lvl>
     <w:lvl w:ilvl="5" w:tplc="0409000D" w:tentative="1">
@@ -36680,7 +35793,7 @@
         <w:ind w:left="2640" w:hanging="440"/>
       </w:pPr>
       <w:rPr>
-        <w:rFonts w:ascii="Meiryo UI" w:hAnsi="Meiryo UI" w:eastAsia="Meiryo UI" w:cs="Meiryo UI" w:hint="default"/>
+        <w:rFonts w:ascii="Meiryo UI" w:eastAsia="Meiryo UI" w:hAnsi="Meiryo UI" w:cs="Meiryo UI" w:hint="default"/>
       </w:rPr>
     </w:lvl>
     <w:lvl w:ilvl="6" w:tplc="04090001" w:tentative="1">
@@ -36692,7 +35805,7 @@
         <w:ind w:left="3080" w:hanging="440"/>
       </w:pPr>
       <w:rPr>
-        <w:rFonts w:ascii="Meiryo UI" w:hAnsi="Meiryo UI" w:eastAsia="Meiryo UI" w:cs="Meiryo UI" w:hint="default"/>
+        <w:rFonts w:ascii="Meiryo UI" w:eastAsia="Meiryo UI" w:hAnsi="Meiryo UI" w:cs="Meiryo UI" w:hint="default"/>
       </w:rPr>
     </w:lvl>
     <w:lvl w:ilvl="7" w:tplc="0409000B" w:tentative="1">
@@ -36704,7 +35817,7 @@
         <w:ind w:left="3520" w:hanging="440"/>
       </w:pPr>
       <w:rPr>
-        <w:rFonts w:ascii="Meiryo UI" w:hAnsi="Meiryo UI" w:eastAsia="Meiryo UI" w:cs="Meiryo UI" w:hint="default"/>
+        <w:rFonts w:ascii="Meiryo UI" w:eastAsia="Meiryo UI" w:hAnsi="Meiryo UI" w:cs="Meiryo UI" w:hint="default"/>
       </w:rPr>
     </w:lvl>
     <w:lvl w:ilvl="8" w:tplc="0409000D" w:tentative="1">
@@ -36716,7 +35829,7 @@
         <w:ind w:left="3960" w:hanging="440"/>
       </w:pPr>
       <w:rPr>
-        <w:rFonts w:ascii="Meiryo UI" w:hAnsi="Meiryo UI" w:eastAsia="Meiryo UI" w:cs="Meiryo UI" w:hint="default"/>
+        <w:rFonts w:ascii="Meiryo UI" w:eastAsia="Meiryo UI" w:hAnsi="Meiryo UI" w:cs="Meiryo UI" w:hint="default"/>
       </w:rPr>
     </w:lvl>
   </w:abstractNum>
@@ -37108,202 +36221,7 @@
 </w:numbering>
 </file>
 
-<file path=word\settings.xml><?xml version="1.0" encoding="utf-8"?>
-<w:settings xmlns:mc="http://schemas.openxmlformats.org/markup-compatibility/2006" xmlns:o="urn:schemas-microsoft-com:office:office" xmlns:r="http://schemas.openxmlformats.org/officeDocument/2006/relationships" xmlns:m="http://schemas.openxmlformats.org/officeDocument/2006/math" xmlns:v="urn:schemas-microsoft-com:vml" xmlns:w10="urn:schemas-microsoft-com:office:word" xmlns:w="http://schemas.openxmlformats.org/wordprocessingml/2006/main" xmlns:w14="http://schemas.microsoft.com/office/word/2010/wordml" xmlns:w15="http://schemas.microsoft.com/office/word/2012/wordml" xmlns:w16cex="http://schemas.microsoft.com/office/word/2018/wordml/cex" xmlns:w16cid="http://schemas.microsoft.com/office/word/2016/wordml/cid" xmlns:w16="http://schemas.microsoft.com/office/word/2018/wordml" xmlns:w16du="http://schemas.microsoft.com/office/word/2023/wordml/word16du" xmlns:w16sdtdh="http://schemas.microsoft.com/office/word/2020/wordml/sdtdatahash" xmlns:w16sdtfl="http://schemas.microsoft.com/office/word/2024/wordml/sdtformatlock" xmlns:w16se="http://schemas.microsoft.com/office/word/2015/wordml/symex" xmlns:sl="http://schemas.openxmlformats.org/schemaLibrary/2006/main" mc:Ignorable="w14 w15 w16se w16cid w16 w16cex w16sdtdh w16sdtfl w16du">
-  <w:zoom w:percent="100"/>
-  <w:embedTrueTypeFonts/>
-  <w:bordersDoNotSurroundHeader/>
-  <w:bordersDoNotSurroundFooter/>
-  <w:defaultTabStop w:val="720"/>
-  <w:characterSpacingControl w:val="doNotCompress"/>
-  <w:hdrShapeDefaults>
-    <o:shapedefaults v:ext="edit" spidmax="2050">
-      <v:textbox inset="5.85pt,.7pt,5.85pt,.7pt"/>
-    </o:shapedefaults>
-  </w:hdrShapeDefaults>
-  <w:footnotePr>
-    <w:footnote w:id="-1"/>
-    <w:footnote w:id="0"/>
-  </w:footnotePr>
-  <w:endnotePr>
-    <w:endnote w:id="-1"/>
-    <w:endnote w:id="0"/>
-  </w:endnotePr>
-  <w:compat>
-    <w:useFELayout/>
-    <w:compatSetting w:name="compatibilityMode" w:uri="http://schemas.microsoft.com/office/word" w:val="15"/>
-    <w:compatSetting w:name="overrideTableStyleFontSizeAndJustification" w:uri="http://schemas.microsoft.com/office/word" w:val="1"/>
-    <w:compatSetting w:name="enableOpenTypeFeatures" w:uri="http://schemas.microsoft.com/office/word" w:val="1"/>
-    <w:compatSetting w:name="doNotFlipMirrorIndents" w:uri="http://schemas.microsoft.com/office/word" w:val="1"/>
-    <w:compatSetting w:name="differentiateMultirowTableHeaders" w:uri="http://schemas.microsoft.com/office/word" w:val="1"/>
-    <w:compatSetting w:name="useWord2013TrackBottomHyphenation" w:uri="http://schemas.microsoft.com/office/word" w:val="1"/>
-  </w:compat>
-  <w:rsids>
-    <w:rsidRoot w:val="00BF0479"/>
-    <w:rsid w:val="00007421"/>
-    <w:rsid w:val="00010156"/>
-    <w:rsid w:val="00014F61"/>
-    <w:rsid w:val="00023B51"/>
-    <w:rsid w:val="00047CF3"/>
-    <w:rsid w:val="000629D7"/>
-    <w:rsid w:val="000650EA"/>
-    <w:rsid w:val="000949C5"/>
-    <w:rsid w:val="000A1448"/>
-    <w:rsid w:val="000A72E7"/>
-    <w:rsid w:val="000A77B9"/>
-    <w:rsid w:val="000C6375"/>
-    <w:rsid w:val="000D01AC"/>
-    <w:rsid w:val="001019C8"/>
-    <w:rsid w:val="0011042B"/>
-    <w:rsid w:val="00113762"/>
-    <w:rsid w:val="00114B29"/>
-    <w:rsid w:val="0013530F"/>
-    <w:rsid w:val="00157A27"/>
-    <w:rsid w:val="00171E27"/>
-    <w:rsid w:val="00190937"/>
-    <w:rsid w:val="00195209"/>
-    <w:rsid w:val="001C14F2"/>
-    <w:rsid w:val="0023110D"/>
-    <w:rsid w:val="0023622E"/>
-    <w:rsid w:val="002769D5"/>
-    <w:rsid w:val="00282831"/>
-    <w:rsid w:val="002C3203"/>
-    <w:rsid w:val="002C5EEE"/>
-    <w:rsid w:val="00305C2F"/>
-    <w:rsid w:val="0031376F"/>
-    <w:rsid w:val="0033719A"/>
-    <w:rsid w:val="00387928"/>
-    <w:rsid w:val="00387B9D"/>
-    <w:rsid w:val="003B66BB"/>
-    <w:rsid w:val="00403538"/>
-    <w:rsid w:val="00406186"/>
-    <w:rsid w:val="00463172"/>
-    <w:rsid w:val="00464FBC"/>
-    <w:rsid w:val="004A276C"/>
-    <w:rsid w:val="004B003A"/>
-    <w:rsid w:val="004B452D"/>
-    <w:rsid w:val="00502C2B"/>
-    <w:rsid w:val="0057264A"/>
-    <w:rsid w:val="005869C3"/>
-    <w:rsid w:val="0059396A"/>
-    <w:rsid w:val="005A478D"/>
-    <w:rsid w:val="005B69FE"/>
-    <w:rsid w:val="005C1087"/>
-    <w:rsid w:val="005C550B"/>
-    <w:rsid w:val="005F1376"/>
-    <w:rsid w:val="005F5167"/>
-    <w:rsid w:val="00600FDC"/>
-    <w:rsid w:val="00637B54"/>
-    <w:rsid w:val="00660086"/>
-    <w:rsid w:val="00680AD0"/>
-    <w:rsid w:val="0069368A"/>
-    <w:rsid w:val="006A4A7E"/>
-    <w:rsid w:val="006A6F9F"/>
-    <w:rsid w:val="006E799E"/>
-    <w:rsid w:val="00793C82"/>
-    <w:rsid w:val="007B2B97"/>
-    <w:rsid w:val="007B57F4"/>
-    <w:rsid w:val="007D74FD"/>
-    <w:rsid w:val="007F37F4"/>
-    <w:rsid w:val="008012B0"/>
-    <w:rsid w:val="00815A3D"/>
-    <w:rsid w:val="00816E4B"/>
-    <w:rsid w:val="0083046C"/>
-    <w:rsid w:val="008416F2"/>
-    <w:rsid w:val="00866B73"/>
-    <w:rsid w:val="00892DAB"/>
-    <w:rsid w:val="008D0597"/>
-    <w:rsid w:val="008D3254"/>
-    <w:rsid w:val="008E7E41"/>
-    <w:rsid w:val="00973907"/>
-    <w:rsid w:val="009C4AF2"/>
-    <w:rsid w:val="009F21DC"/>
-    <w:rsid w:val="00A37E0A"/>
-    <w:rsid w:val="00A56967"/>
-    <w:rsid w:val="00A82468"/>
-    <w:rsid w:val="00A96EBD"/>
-    <w:rsid w:val="00AA05D1"/>
-    <w:rsid w:val="00AA2765"/>
-    <w:rsid w:val="00AA2A26"/>
-    <w:rsid w:val="00AD00DE"/>
-    <w:rsid w:val="00AD1A6D"/>
-    <w:rsid w:val="00B062DD"/>
-    <w:rsid w:val="00B4718C"/>
-    <w:rsid w:val="00B61951"/>
-    <w:rsid w:val="00B7032B"/>
-    <w:rsid w:val="00B7147C"/>
-    <w:rsid w:val="00B9085D"/>
-    <w:rsid w:val="00BA211C"/>
-    <w:rsid w:val="00BC50B1"/>
-    <w:rsid w:val="00BD4808"/>
-    <w:rsid w:val="00BF0479"/>
-    <w:rsid w:val="00BF45AA"/>
-    <w:rsid w:val="00C12405"/>
-    <w:rsid w:val="00C21E10"/>
-    <w:rsid w:val="00C278CF"/>
-    <w:rsid w:val="00C41D36"/>
-    <w:rsid w:val="00CA078D"/>
-    <w:rsid w:val="00CC0363"/>
-    <w:rsid w:val="00CC1E2D"/>
-    <w:rsid w:val="00CD4181"/>
-    <w:rsid w:val="00CF6B23"/>
-    <w:rsid w:val="00D01B6C"/>
-    <w:rsid w:val="00D1562A"/>
-    <w:rsid w:val="00D25D1E"/>
-    <w:rsid w:val="00D85470"/>
-    <w:rsid w:val="00DA08E2"/>
-    <w:rsid w:val="00DB7AA5"/>
-    <w:rsid w:val="00E06378"/>
-    <w:rsid w:val="00E42728"/>
-    <w:rsid w:val="00E63B1D"/>
-    <w:rsid w:val="00EA7566"/>
-    <w:rsid w:val="00EC5BAF"/>
-    <w:rsid w:val="00EE18FD"/>
-    <w:rsid w:val="00EF7715"/>
-    <w:rsid w:val="00F0429F"/>
-    <w:rsid w:val="00F17DBE"/>
-    <w:rsid w:val="00F432EF"/>
-    <w:rsid w:val="00F655C9"/>
-    <w:rsid w:val="00F67A06"/>
-    <w:rsid w:val="00F715AE"/>
-    <w:rsid w:val="00F75217"/>
-    <w:rsid w:val="00FB381E"/>
-    <w:rsid w:val="00FC6B5C"/>
-    <w:rsid w:val="00FC7D70"/>
-    <w:rsid w:val="00FD0042"/>
-    <w:rsid w:val="00FD61F2"/>
-  </w:rsids>
-  <m:mathPr>
-    <m:mathFont m:val="Cambria Math"/>
-    <m:brkBin m:val="before"/>
-    <m:brkBinSub m:val="--"/>
-    <m:smallFrac m:val="0"/>
-    <m:dispDef/>
-    <m:lMargin m:val="0"/>
-    <m:rMargin m:val="0"/>
-    <m:defJc m:val="centerGroup"/>
-    <m:wrapIndent m:val="1440"/>
-    <m:intLim m:val="subSup"/>
-    <m:naryLim m:val="undOvr"/>
-  </m:mathPr>
-  <w:themeFontLang w:val="en-US" w:eastAsia="ja-JP"/>
-  <w:clrSchemeMapping w:bg1="light1" w:t1="dark1" w:bg2="light2" w:t2="dark2" w:accent1="accent1" w:accent2="accent2" w:accent3="accent3" w:accent4="accent4" w:accent5="accent5" w:accent6="accent6" w:hyperlink="hyperlink" w:followedHyperlink="followedHyperlink"/>
-  <w:shapeDefaults>
-    <o:shapedefaults v:ext="edit" spidmax="2050">
-      <v:textbox inset="5.85pt,.7pt,5.85pt,.7pt"/>
-    </o:shapedefaults>
-    <o:shapelayout v:ext="edit">
-      <o:idmap v:ext="edit" data="2"/>
-    </o:shapelayout>
-  </w:shapeDefaults>
-  <w:decimalSymbol w:val="."/>
-  <w:listSeparator w:val=","/>
-  <w14:docId w14:val="24B64F3B"/>
-  <w15:docId w15:val="{5250DB2C-A05B-CF44-B4FD-DDE9446C7945}"/>
-</w:settings>
-</file>
-
-<file path=word\styles.xml><?xml version="1.0" encoding="utf-8"?>
+<file path=word/styles.xml><?xml version="1.0" encoding="utf-8"?>
 <w:styles xmlns:mc="http://schemas.openxmlformats.org/markup-compatibility/2006" xmlns:r="http://schemas.openxmlformats.org/officeDocument/2006/relationships" xmlns:w="http://schemas.openxmlformats.org/wordprocessingml/2006/main" xmlns:w14="http://schemas.microsoft.com/office/word/2010/wordml" xmlns:w15="http://schemas.microsoft.com/office/word/2012/wordml" xmlns:w16cex="http://schemas.microsoft.com/office/word/2018/wordml/cex" xmlns:w16cid="http://schemas.microsoft.com/office/word/2016/wordml/cid" xmlns:w16="http://schemas.microsoft.com/office/word/2018/wordml" xmlns:w16du="http://schemas.microsoft.com/office/word/2023/wordml/word16du" xmlns:w16sdtdh="http://schemas.microsoft.com/office/word/2020/wordml/sdtdatahash" xmlns:w16sdtfl="http://schemas.microsoft.com/office/word/2024/wordml/sdtformatlock" xmlns:w16se="http://schemas.microsoft.com/office/word/2015/wordml/symex" mc:Ignorable="w14 w15 w16se w16cid w16 w16cex w16sdtdh w16sdtfl w16du">
   <w:docDefaults>
     <w:rPrDefault>
@@ -39022,7 +37940,7 @@
 </w:styles>
 </file>
 
-<file path=word\theme\theme1.xml><?xml version="1.0" encoding="utf-8"?>
+<file path=word/theme/theme1.xml><?xml version="1.0" encoding="utf-8"?>
 <a:theme xmlns:a="http://schemas.openxmlformats.org/drawingml/2006/main" name="Office Theme">
   <a:themeElements>
     <a:clrScheme name="Office">
@@ -39342,6 +38260,226 @@
 </a:theme>
 </file>
 
-<file path=word\webSettings.xml><?xml version="1.0" encoding="utf-8"?>
-<w:webSettings xmlns:mc="http://schemas.openxmlformats.org/markup-compatibility/2006" xmlns:r="http://schemas.openxmlformats.org/officeDocument/2006/relationships" xmlns:w="http://schemas.openxmlformats.org/wordprocessingml/2006/main" xmlns:w14="http://schemas.microsoft.com/office/word/2010/wordml" xmlns:w15="http://schemas.microsoft.com/office/word/2012/wordml" xmlns:w16cex="http://schemas.microsoft.com/office/word/2018/wordml/cex" xmlns:w16cid="http://schemas.microsoft.com/office/word/2016/wordml/cid" xmlns:w16="http://schemas.microsoft.com/office/word/2018/wordml" xmlns:w16du="http://schemas.microsoft.com/office/word/2023/wordml/word16du" xmlns:w16sdtdh="http://schemas.microsoft.com/office/word/2020/wordml/sdtdatahash" xmlns:w16sdtfl="http://schemas.microsoft.com/office/word/2024/wordml/sdtformatlock" xmlns:w16se="http://schemas.microsoft.com/office/word/2015/wordml/symex" mc:Ignorable="w14 w15 w16se w16cid w16 w16cex w16sdtdh w16sdtfl w16du"/>
+<file path=customXml/item1.xml><?xml version="1.0" encoding="utf-8"?>
+<p:properties xmlns:p="http://schemas.microsoft.com/office/2006/metadata/properties" xmlns:xsi="http://www.w3.org/2001/XMLSchema-instance" xmlns:pc="http://schemas.microsoft.com/office/infopath/2007/PartnerControls">
+  <documentManagement/>
+</p:properties>
+</file>
+
+<file path=customXml/item2.xml><?xml version="1.0" encoding="utf-8"?>
+<b:Sources xmlns:b="http://schemas.openxmlformats.org/officeDocument/2006/bibliography" xmlns="http://schemas.openxmlformats.org/officeDocument/2006/bibliography" SelectedStyle="/APASixthEditionOfficeOnline.xsl" StyleName="APA" Version="6"/>
+</file>
+
+<file path=customXml/item3.xml><?xml version="1.0" encoding="utf-8"?>
+<?mso-contentType ?>
+<FormTemplates xmlns="http://schemas.microsoft.com/sharepoint/v3/contenttype/forms">
+  <Display>DocumentLibraryForm</Display>
+  <Edit>DocumentLibraryForm</Edit>
+  <New>DocumentLibraryForm</New>
+</FormTemplates>
+</file>
+
+<file path=customXml/item4.xml><?xml version="1.0" encoding="utf-8"?>
+<ct:contentTypeSchema xmlns:ct="http://schemas.microsoft.com/office/2006/metadata/contentType" xmlns:ma="http://schemas.microsoft.com/office/2006/metadata/properties/metaAttributes" ct:_="" ma:_="" ma:contentTypeName="ドキュメント" ma:contentTypeID="0x010100980A9EDA4423B04DB8E0445FEDD7979D" ma:contentTypeVersion="7" ma:contentTypeDescription="新しいドキュメントを作成します。" ma:contentTypeScope="" ma:versionID="ae2973d07f0a8b338627d92cf3d61aa1">
+  <xsd:schema xmlns:xsd="http://www.w3.org/2001/XMLSchema" xmlns:xs="http://www.w3.org/2001/XMLSchema" xmlns:p="http://schemas.microsoft.com/office/2006/metadata/properties" xmlns:ns2="927401a0-f477-47ea-a92d-ddff39ed07e6" targetNamespace="http://schemas.microsoft.com/office/2006/metadata/properties" ma:root="true" ma:fieldsID="e5a487444864ebd2c47c4b9587078a69" ns2:_="">
+    <xsd:import namespace="927401a0-f477-47ea-a92d-ddff39ed07e6"/>
+    <xsd:element name="properties">
+      <xsd:complexType>
+        <xsd:sequence>
+          <xsd:element name="documentManagement">
+            <xsd:complexType>
+              <xsd:all>
+                <xsd:element ref="ns2:MediaServiceMetadata" minOccurs="0"/>
+                <xsd:element ref="ns2:MediaServiceFastMetadata" minOccurs="0"/>
+                <xsd:element ref="ns2:MediaServiceSearchProperties" minOccurs="0"/>
+                <xsd:element ref="ns2:MediaServiceDateTaken" minOccurs="0"/>
+                <xsd:element ref="ns2:MediaServiceGenerationTime" minOccurs="0"/>
+                <xsd:element ref="ns2:MediaServiceEventHashCode" minOccurs="0"/>
+                <xsd:element ref="ns2:MediaLengthInSeconds" minOccurs="0"/>
+              </xsd:all>
+            </xsd:complexType>
+          </xsd:element>
+        </xsd:sequence>
+      </xsd:complexType>
+    </xsd:element>
+  </xsd:schema>
+  <xsd:schema xmlns:xsd="http://www.w3.org/2001/XMLSchema" xmlns:xs="http://www.w3.org/2001/XMLSchema" xmlns:dms="http://schemas.microsoft.com/office/2006/documentManagement/types" xmlns:pc="http://schemas.microsoft.com/office/infopath/2007/PartnerControls" targetNamespace="927401a0-f477-47ea-a92d-ddff39ed07e6" elementFormDefault="qualified">
+    <xsd:import namespace="http://schemas.microsoft.com/office/2006/documentManagement/types"/>
+    <xsd:import namespace="http://schemas.microsoft.com/office/infopath/2007/PartnerControls"/>
+    <xsd:element name="MediaServiceMetadata" ma:index="8" nillable="true" ma:displayName="MediaServiceMetadata" ma:hidden="true" ma:internalName="MediaServiceMetadata" ma:readOnly="true">
+      <xsd:simpleType>
+        <xsd:restriction base="dms:Note"/>
+      </xsd:simpleType>
+    </xsd:element>
+    <xsd:element name="MediaServiceFastMetadata" ma:index="9" nillable="true" ma:displayName="MediaServiceFastMetadata" ma:hidden="true" ma:internalName="MediaServiceFastMetadata" ma:readOnly="true">
+      <xsd:simpleType>
+        <xsd:restriction base="dms:Note"/>
+      </xsd:simpleType>
+    </xsd:element>
+    <xsd:element name="MediaServiceSearchProperties" ma:index="10" nillable="true" ma:displayName="MediaServiceSearchProperties" ma:hidden="true" ma:internalName="MediaServiceSearchProperties" ma:readOnly="true">
+      <xsd:simpleType>
+        <xsd:restriction base="dms:Note"/>
+      </xsd:simpleType>
+    </xsd:element>
+    <xsd:element name="MediaServiceDateTaken" ma:index="11" nillable="true" ma:displayName="MediaServiceDateTaken" ma:hidden="true" ma:indexed="true" ma:internalName="MediaServiceDateTaken" ma:readOnly="true">
+      <xsd:simpleType>
+        <xsd:restriction base="dms:Text"/>
+      </xsd:simpleType>
+    </xsd:element>
+    <xsd:element name="MediaServiceGenerationTime" ma:index="12" nillable="true" ma:displayName="MediaServiceGenerationTime" ma:hidden="true" ma:internalName="MediaServiceGenerationTime" ma:readOnly="true">
+      <xsd:simpleType>
+        <xsd:restriction base="dms:Text"/>
+      </xsd:simpleType>
+    </xsd:element>
+    <xsd:element name="MediaServiceEventHashCode" ma:index="13" nillable="true" ma:displayName="MediaServiceEventHashCode" ma:hidden="true" ma:internalName="MediaServiceEventHashCode" ma:readOnly="true">
+      <xsd:simpleType>
+        <xsd:restriction base="dms:Text"/>
+      </xsd:simpleType>
+    </xsd:element>
+    <xsd:element name="MediaLengthInSeconds" ma:index="14" nillable="true" ma:displayName="MediaLengthInSeconds" ma:hidden="true" ma:internalName="MediaLengthInSeconds" ma:readOnly="true">
+      <xsd:simpleType>
+        <xsd:restriction base="dms:Unknown"/>
+      </xsd:simpleType>
+    </xsd:element>
+  </xsd:schema>
+  <xsd:schema xmlns="http://schemas.openxmlformats.org/package/2006/metadata/core-properties" xmlns:xsd="http://www.w3.org/2001/XMLSchema" xmlns:xsi="http://www.w3.org/2001/XMLSchema-instance" xmlns:dc="http://purl.org/dc/elements/1.1/" xmlns:dcterms="http://purl.org/dc/terms/" xmlns:odoc="http://schemas.microsoft.com/internal/obd" targetNamespace="http://schemas.openxmlformats.org/package/2006/metadata/core-properties" elementFormDefault="qualified" attributeFormDefault="unqualified" blockDefault="#all">
+    <xsd:import namespace="http://purl.org/dc/elements/1.1/" schemaLocation="http://dublincore.org/schemas/xmls/qdc/2003/04/02/dc.xsd"/>
+    <xsd:import namespace="http://purl.org/dc/terms/" schemaLocation="http://dublincore.org/schemas/xmls/qdc/2003/04/02/dcterms.xsd"/>
+    <xsd:element name="coreProperties" type="CT_coreProperties"/>
+    <xsd:complexType name="CT_coreProperties">
+      <xsd:all>
+        <xsd:element ref="dc:creator" minOccurs="0" maxOccurs="1"/>
+        <xsd:element ref="dcterms:created" minOccurs="0" maxOccurs="1"/>
+        <xsd:element ref="dc:identifier" minOccurs="0" maxOccurs="1"/>
+        <xsd:element name="contentType" minOccurs="0" maxOccurs="1" type="xsd:string" ma:index="0" ma:displayName="コンテンツ タイプ"/>
+        <xsd:element ref="dc:title" minOccurs="0" maxOccurs="1" ma:index="4" ma:displayName="タイトル"/>
+        <xsd:element ref="dc:subject" minOccurs="0" maxOccurs="1"/>
+        <xsd:element ref="dc:description" minOccurs="0" maxOccurs="1"/>
+        <xsd:element name="keywords" minOccurs="0" maxOccurs="1" type="xsd:string"/>
+        <xsd:element ref="dc:language" minOccurs="0" maxOccurs="1"/>
+        <xsd:element name="category" minOccurs="0" maxOccurs="1" type="xsd:string"/>
+        <xsd:element name="version" minOccurs="0" maxOccurs="1" type="xsd:string"/>
+        <xsd:element name="revision" minOccurs="0" maxOccurs="1" type="xsd:string">
+          <xsd:annotation>
+            <xsd:documentation>
+                        This value indicates the number of saves or revisions. The application is responsible for updating this value after each revision.
+                    </xsd:documentation>
+          </xsd:annotation>
+        </xsd:element>
+        <xsd:element name="lastModifiedBy" minOccurs="0" maxOccurs="1" type="xsd:string"/>
+        <xsd:element ref="dcterms:modified" minOccurs="0" maxOccurs="1"/>
+        <xsd:element name="contentStatus" minOccurs="0" maxOccurs="1" type="xsd:string"/>
+      </xsd:all>
+    </xsd:complexType>
+  </xsd:schema>
+  <xs:schema xmlns:pc="http://schemas.microsoft.com/office/infopath/2007/PartnerControls" xmlns:xs="http://www.w3.org/2001/XMLSchema" targetNamespace="http://schemas.microsoft.com/office/infopath/2007/PartnerControls" elementFormDefault="qualified" attributeFormDefault="unqualified">
+    <xs:element name="Person">
+      <xs:complexType>
+        <xs:sequence>
+          <xs:element ref="pc:DisplayName" minOccurs="0"/>
+          <xs:element ref="pc:AccountId" minOccurs="0"/>
+          <xs:element ref="pc:AccountType" minOccurs="0"/>
+        </xs:sequence>
+      </xs:complexType>
+    </xs:element>
+    <xs:element name="DisplayName" type="xs:string"/>
+    <xs:element name="AccountId" type="xs:string"/>
+    <xs:element name="AccountType" type="xs:string"/>
+    <xs:element name="BDCAssociatedEntity">
+      <xs:complexType>
+        <xs:sequence>
+          <xs:element ref="pc:BDCEntity" minOccurs="0" maxOccurs="unbounded"/>
+        </xs:sequence>
+        <xs:attribute ref="pc:EntityNamespace"/>
+        <xs:attribute ref="pc:EntityName"/>
+        <xs:attribute ref="pc:SystemInstanceName"/>
+        <xs:attribute ref="pc:AssociationName"/>
+      </xs:complexType>
+    </xs:element>
+    <xs:attribute name="EntityNamespace" type="xs:string"/>
+    <xs:attribute name="EntityName" type="xs:string"/>
+    <xs:attribute name="SystemInstanceName" type="xs:string"/>
+    <xs:attribute name="AssociationName" type="xs:string"/>
+    <xs:element name="BDCEntity">
+      <xs:complexType>
+        <xs:sequence>
+          <xs:element ref="pc:EntityDisplayName" minOccurs="0"/>
+          <xs:element ref="pc:EntityInstanceReference" minOccurs="0"/>
+          <xs:element ref="pc:EntityId1" minOccurs="0"/>
+          <xs:element ref="pc:EntityId2" minOccurs="0"/>
+          <xs:element ref="pc:EntityId3" minOccurs="0"/>
+          <xs:element ref="pc:EntityId4" minOccurs="0"/>
+          <xs:element ref="pc:EntityId5" minOccurs="0"/>
+        </xs:sequence>
+      </xs:complexType>
+    </xs:element>
+    <xs:element name="EntityDisplayName" type="xs:string"/>
+    <xs:element name="EntityInstanceReference" type="xs:string"/>
+    <xs:element name="EntityId1" type="xs:string"/>
+    <xs:element name="EntityId2" type="xs:string"/>
+    <xs:element name="EntityId3" type="xs:string"/>
+    <xs:element name="EntityId4" type="xs:string"/>
+    <xs:element name="EntityId5" type="xs:string"/>
+    <xs:element name="Terms">
+      <xs:complexType>
+        <xs:sequence>
+          <xs:element ref="pc:TermInfo" minOccurs="0" maxOccurs="unbounded"/>
+        </xs:sequence>
+      </xs:complexType>
+    </xs:element>
+    <xs:element name="TermInfo">
+      <xs:complexType>
+        <xs:sequence>
+          <xs:element ref="pc:TermName" minOccurs="0"/>
+          <xs:element ref="pc:TermId" minOccurs="0"/>
+        </xs:sequence>
+      </xs:complexType>
+    </xs:element>
+    <xs:element name="TermName" type="xs:string"/>
+    <xs:element name="TermId" type="xs:string"/>
+  </xs:schema>
+</ct:contentTypeSchema>
+</file>
+
+<file path=customXml/itemProps1.xml><?xml version="1.0" encoding="utf-8"?>
+<ds:datastoreItem xmlns:ds="http://schemas.openxmlformats.org/officeDocument/2006/customXml" ds:itemID="{D3BCF3CB-61D5-4782-9982-1529DA68D8A5}">
+  <ds:schemaRefs>
+    <ds:schemaRef ds:uri="http://schemas.microsoft.com/office/2006/metadata/properties"/>
+    <ds:schemaRef ds:uri="http://schemas.microsoft.com/office/infopath/2007/PartnerControls"/>
+  </ds:schemaRefs>
+</ds:datastoreItem>
+</file>
+
+<file path=customXml/itemProps2.xml><?xml version="1.0" encoding="utf-8"?>
+<ds:datastoreItem xmlns:ds="http://schemas.openxmlformats.org/officeDocument/2006/customXml" ds:itemID="{10C87B47-89E1-434B-B69B-80E10AEF4092}">
+  <ds:schemaRefs>
+    <ds:schemaRef ds:uri="http://schemas.openxmlformats.org/officeDocument/2006/bibliography"/>
+  </ds:schemaRefs>
+</ds:datastoreItem>
+</file>
+
+<file path=customXml/itemProps3.xml><?xml version="1.0" encoding="utf-8"?>
+<ds:datastoreItem xmlns:ds="http://schemas.openxmlformats.org/officeDocument/2006/customXml" ds:itemID="{812A22FD-A03A-40FC-8882-33DA0C3EFC8E}">
+  <ds:schemaRefs>
+    <ds:schemaRef ds:uri="http://schemas.microsoft.com/sharepoint/v3/contenttype/forms"/>
+  </ds:schemaRefs>
+</ds:datastoreItem>
+</file>
+
+<file path=customXml/itemProps4.xml><?xml version="1.0" encoding="utf-8"?>
+<ds:datastoreItem xmlns:ds="http://schemas.openxmlformats.org/officeDocument/2006/customXml" ds:itemID="{00976E19-0F6D-447D-99EA-E239DB62938F}">
+  <ds:schemaRefs>
+    <ds:schemaRef ds:uri="http://schemas.microsoft.com/office/2006/metadata/contentType"/>
+    <ds:schemaRef ds:uri="http://schemas.microsoft.com/office/2006/metadata/properties/metaAttributes"/>
+    <ds:schemaRef ds:uri="http://www.w3.org/2001/XMLSchema"/>
+    <ds:schemaRef ds:uri="http://schemas.microsoft.com/office/2006/metadata/properties"/>
+    <ds:schemaRef ds:uri="927401a0-f477-47ea-a92d-ddff39ed07e6"/>
+    <ds:schemaRef ds:uri="http://schemas.microsoft.com/office/2006/documentManagement/types"/>
+    <ds:schemaRef ds:uri="http://schemas.microsoft.com/office/infopath/2007/PartnerControls"/>
+    <ds:schemaRef ds:uri="http://schemas.openxmlformats.org/package/2006/metadata/core-properties"/>
+    <ds:schemaRef ds:uri="http://purl.org/dc/elements/1.1/"/>
+    <ds:schemaRef ds:uri="http://purl.org/dc/terms/"/>
+    <ds:schemaRef ds:uri="http://schemas.microsoft.com/internal/obd"/>
+  </ds:schemaRefs>
+</ds:datastoreItem>
 </file>
--- a/taniguchi/api/Fix/API設計書_個別部署マスタ.docx
+++ b/taniguchi/api/Fix/API設計書_個別部署マスタ.docx
@@ -1,284 +1,5 @@
 
-<file path=customXml\item1.xml><?xml version="1.0" encoding="utf-8"?>
-<p:properties xmlns:p="http://schemas.microsoft.com/office/2006/metadata/properties" xmlns:xsi="http://www.w3.org/2001/XMLSchema-instance" xmlns:pc="http://schemas.microsoft.com/office/infopath/2007/PartnerControls">
-  <documentManagement/>
-</p:properties>
-</file>
-
-<file path=customXml\item2.xml><?xml version="1.0" encoding="utf-8"?>
-<ct:contentTypeSchema xmlns:ct="http://schemas.microsoft.com/office/2006/metadata/contentType" xmlns:ma="http://schemas.microsoft.com/office/2006/metadata/properties/metaAttributes" ct:_="" ma:_="" ma:contentTypeName="ドキュメント" ma:contentTypeID="0x010100980A9EDA4423B04DB8E0445FEDD7979D" ma:contentTypeVersion="7" ma:contentTypeDescription="新しいドキュメントを作成します。" ma:contentTypeScope="" ma:versionID="ae2973d07f0a8b338627d92cf3d61aa1">
-  <xsd:schema xmlns:xsd="http://www.w3.org/2001/XMLSchema" xmlns:xs="http://www.w3.org/2001/XMLSchema" xmlns:p="http://schemas.microsoft.com/office/2006/metadata/properties" xmlns:ns2="927401a0-f477-47ea-a92d-ddff39ed07e6" targetNamespace="http://schemas.microsoft.com/office/2006/metadata/properties" ma:root="true" ma:fieldsID="e5a487444864ebd2c47c4b9587078a69" ns2:_="">
-    <xsd:import namespace="927401a0-f477-47ea-a92d-ddff39ed07e6"/>
-    <xsd:element name="properties">
-      <xsd:complexType>
-        <xsd:sequence>
-          <xsd:element name="documentManagement">
-            <xsd:complexType>
-              <xsd:all>
-                <xsd:element ref="ns2:MediaServiceMetadata" minOccurs="0"/>
-                <xsd:element ref="ns2:MediaServiceFastMetadata" minOccurs="0"/>
-                <xsd:element ref="ns2:MediaServiceSearchProperties" minOccurs="0"/>
-                <xsd:element ref="ns2:MediaServiceDateTaken" minOccurs="0"/>
-                <xsd:element ref="ns2:MediaServiceGenerationTime" minOccurs="0"/>
-                <xsd:element ref="ns2:MediaServiceEventHashCode" minOccurs="0"/>
-                <xsd:element ref="ns2:MediaLengthInSeconds" minOccurs="0"/>
-              </xsd:all>
-            </xsd:complexType>
-          </xsd:element>
-        </xsd:sequence>
-      </xsd:complexType>
-    </xsd:element>
-  </xsd:schema>
-  <xsd:schema xmlns:xsd="http://www.w3.org/2001/XMLSchema" xmlns:xs="http://www.w3.org/2001/XMLSchema" xmlns:dms="http://schemas.microsoft.com/office/2006/documentManagement/types" xmlns:pc="http://schemas.microsoft.com/office/infopath/2007/PartnerControls" targetNamespace="927401a0-f477-47ea-a92d-ddff39ed07e6" elementFormDefault="qualified">
-    <xsd:import namespace="http://schemas.microsoft.com/office/2006/documentManagement/types"/>
-    <xsd:import namespace="http://schemas.microsoft.com/office/infopath/2007/PartnerControls"/>
-    <xsd:element name="MediaServiceMetadata" ma:index="8" nillable="true" ma:displayName="MediaServiceMetadata" ma:hidden="true" ma:internalName="MediaServiceMetadata" ma:readOnly="true">
-      <xsd:simpleType>
-        <xsd:restriction base="dms:Note"/>
-      </xsd:simpleType>
-    </xsd:element>
-    <xsd:element name="MediaServiceFastMetadata" ma:index="9" nillable="true" ma:displayName="MediaServiceFastMetadata" ma:hidden="true" ma:internalName="MediaServiceFastMetadata" ma:readOnly="true">
-      <xsd:simpleType>
-        <xsd:restriction base="dms:Note"/>
-      </xsd:simpleType>
-    </xsd:element>
-    <xsd:element name="MediaServiceSearchProperties" ma:index="10" nillable="true" ma:displayName="MediaServiceSearchProperties" ma:hidden="true" ma:internalName="MediaServiceSearchProperties" ma:readOnly="true">
-      <xsd:simpleType>
-        <xsd:restriction base="dms:Note"/>
-      </xsd:simpleType>
-    </xsd:element>
-    <xsd:element name="MediaServiceDateTaken" ma:index="11" nillable="true" ma:displayName="MediaServiceDateTaken" ma:hidden="true" ma:indexed="true" ma:internalName="MediaServiceDateTaken" ma:readOnly="true">
-      <xsd:simpleType>
-        <xsd:restriction base="dms:Text"/>
-      </xsd:simpleType>
-    </xsd:element>
-    <xsd:element name="MediaServiceGenerationTime" ma:index="12" nillable="true" ma:displayName="MediaServiceGenerationTime" ma:hidden="true" ma:internalName="MediaServiceGenerationTime" ma:readOnly="true">
-      <xsd:simpleType>
-        <xsd:restriction base="dms:Text"/>
-      </xsd:simpleType>
-    </xsd:element>
-    <xsd:element name="MediaServiceEventHashCode" ma:index="13" nillable="true" ma:displayName="MediaServiceEventHashCode" ma:hidden="true" ma:internalName="MediaServiceEventHashCode" ma:readOnly="true">
-      <xsd:simpleType>
-        <xsd:restriction base="dms:Text"/>
-      </xsd:simpleType>
-    </xsd:element>
-    <xsd:element name="MediaLengthInSeconds" ma:index="14" nillable="true" ma:displayName="MediaLengthInSeconds" ma:hidden="true" ma:internalName="MediaLengthInSeconds" ma:readOnly="true">
-      <xsd:simpleType>
-        <xsd:restriction base="dms:Unknown"/>
-      </xsd:simpleType>
-    </xsd:element>
-  </xsd:schema>
-  <xsd:schema xmlns="http://schemas.openxmlformats.org/package/2006/metadata/core-properties" xmlns:xsd="http://www.w3.org/2001/XMLSchema" xmlns:xsi="http://www.w3.org/2001/XMLSchema-instance" xmlns:dc="http://purl.org/dc/elements/1.1/" xmlns:dcterms="http://purl.org/dc/terms/" xmlns:odoc="http://schemas.microsoft.com/internal/obd" targetNamespace="http://schemas.openxmlformats.org/package/2006/metadata/core-properties" elementFormDefault="qualified" attributeFormDefault="unqualified" blockDefault="#all">
-    <xsd:import namespace="http://purl.org/dc/elements/1.1/" schemaLocation="http://dublincore.org/schemas/xmls/qdc/2003/04/02/dc.xsd"/>
-    <xsd:import namespace="http://purl.org/dc/terms/" schemaLocation="http://dublincore.org/schemas/xmls/qdc/2003/04/02/dcterms.xsd"/>
-    <xsd:element name="coreProperties" type="CT_coreProperties"/>
-    <xsd:complexType name="CT_coreProperties">
-      <xsd:all>
-        <xsd:element ref="dc:creator" minOccurs="0" maxOccurs="1"/>
-        <xsd:element ref="dcterms:created" minOccurs="0" maxOccurs="1"/>
-        <xsd:element ref="dc:identifier" minOccurs="0" maxOccurs="1"/>
-        <xsd:element name="contentType" minOccurs="0" maxOccurs="1" type="xsd:string" ma:index="0" ma:displayName="コンテンツ タイプ"/>
-        <xsd:element ref="dc:title" minOccurs="0" maxOccurs="1" ma:index="4" ma:displayName="タイトル"/>
-        <xsd:element ref="dc:subject" minOccurs="0" maxOccurs="1"/>
-        <xsd:element ref="dc:description" minOccurs="0" maxOccurs="1"/>
-        <xsd:element name="keywords" minOccurs="0" maxOccurs="1" type="xsd:string"/>
-        <xsd:element ref="dc:language" minOccurs="0" maxOccurs="1"/>
-        <xsd:element name="category" minOccurs="0" maxOccurs="1" type="xsd:string"/>
-        <xsd:element name="version" minOccurs="0" maxOccurs="1" type="xsd:string"/>
-        <xsd:element name="revision" minOccurs="0" maxOccurs="1" type="xsd:string">
-          <xsd:annotation>
-            <xsd:documentation>
-                        This value indicates the number of saves or revisions. The application is responsible for updating this value after each revision.
-                    </xsd:documentation>
-          </xsd:annotation>
-        </xsd:element>
-        <xsd:element name="lastModifiedBy" minOccurs="0" maxOccurs="1" type="xsd:string"/>
-        <xsd:element ref="dcterms:modified" minOccurs="0" maxOccurs="1"/>
-        <xsd:element name="contentStatus" minOccurs="0" maxOccurs="1" type="xsd:string"/>
-      </xsd:all>
-    </xsd:complexType>
-  </xsd:schema>
-  <xs:schema xmlns:pc="http://schemas.microsoft.com/office/infopath/2007/PartnerControls" xmlns:xs="http://www.w3.org/2001/XMLSchema" targetNamespace="http://schemas.microsoft.com/office/infopath/2007/PartnerControls" elementFormDefault="qualified" attributeFormDefault="unqualified">
-    <xs:element name="Person">
-      <xs:complexType>
-        <xs:sequence>
-          <xs:element ref="pc:DisplayName" minOccurs="0"/>
-          <xs:element ref="pc:AccountId" minOccurs="0"/>
-          <xs:element ref="pc:AccountType" minOccurs="0"/>
-        </xs:sequence>
-      </xs:complexType>
-    </xs:element>
-    <xs:element name="DisplayName" type="xs:string"/>
-    <xs:element name="AccountId" type="xs:string"/>
-    <xs:element name="AccountType" type="xs:string"/>
-    <xs:element name="BDCAssociatedEntity">
-      <xs:complexType>
-        <xs:sequence>
-          <xs:element ref="pc:BDCEntity" minOccurs="0" maxOccurs="unbounded"/>
-        </xs:sequence>
-        <xs:attribute ref="pc:EntityNamespace"/>
-        <xs:attribute ref="pc:EntityName"/>
-        <xs:attribute ref="pc:SystemInstanceName"/>
-        <xs:attribute ref="pc:AssociationName"/>
-      </xs:complexType>
-    </xs:element>
-    <xs:attribute name="EntityNamespace" type="xs:string"/>
-    <xs:attribute name="EntityName" type="xs:string"/>
-    <xs:attribute name="SystemInstanceName" type="xs:string"/>
-    <xs:attribute name="AssociationName" type="xs:string"/>
-    <xs:element name="BDCEntity">
-      <xs:complexType>
-        <xs:sequence>
-          <xs:element ref="pc:EntityDisplayName" minOccurs="0"/>
-          <xs:element ref="pc:EntityInstanceReference" minOccurs="0"/>
-          <xs:element ref="pc:EntityId1" minOccurs="0"/>
-          <xs:element ref="pc:EntityId2" minOccurs="0"/>
-          <xs:element ref="pc:EntityId3" minOccurs="0"/>
-          <xs:element ref="pc:EntityId4" minOccurs="0"/>
-          <xs:element ref="pc:EntityId5" minOccurs="0"/>
-        </xs:sequence>
-      </xs:complexType>
-    </xs:element>
-    <xs:element name="EntityDisplayName" type="xs:string"/>
-    <xs:element name="EntityInstanceReference" type="xs:string"/>
-    <xs:element name="EntityId1" type="xs:string"/>
-    <xs:element name="EntityId2" type="xs:string"/>
-    <xs:element name="EntityId3" type="xs:string"/>
-    <xs:element name="EntityId4" type="xs:string"/>
-    <xs:element name="EntityId5" type="xs:string"/>
-    <xs:element name="Terms">
-      <xs:complexType>
-        <xs:sequence>
-          <xs:element ref="pc:TermInfo" minOccurs="0" maxOccurs="unbounded"/>
-        </xs:sequence>
-      </xs:complexType>
-    </xs:element>
-    <xs:element name="TermInfo">
-      <xs:complexType>
-        <xs:sequence>
-          <xs:element ref="pc:TermName" minOccurs="0"/>
-          <xs:element ref="pc:TermId" minOccurs="0"/>
-        </xs:sequence>
-      </xs:complexType>
-    </xs:element>
-    <xs:element name="TermName" type="xs:string"/>
-    <xs:element name="TermId" type="xs:string"/>
-  </xs:schema>
-</ct:contentTypeSchema>
-</file>
-
-<file path=customXml\item3.xml><?xml version="1.0" encoding="utf-8"?>
-<?mso-contentType ?>
-<FormTemplates xmlns="http://schemas.microsoft.com/sharepoint/v3/contenttype/forms">
-  <Display>DocumentLibraryForm</Display>
-  <Edit>DocumentLibraryForm</Edit>
-  <New>DocumentLibraryForm</New>
-</FormTemplates>
-</file>
-
-<file path=customXml\item4.xml><?xml version="1.0" encoding="utf-8"?>
-<b:Sources xmlns:b="http://schemas.openxmlformats.org/officeDocument/2006/bibliography" xmlns="http://schemas.openxmlformats.org/officeDocument/2006/bibliography" SelectedStyle="/APASixthEditionOfficeOnline.xsl" StyleName="APA" Version="6"/>
-</file>
-
-<file path=customXml\itemProps1.xml><?xml version="1.0" encoding="utf-8"?>
-<ds:datastoreItem xmlns:ds="http://schemas.openxmlformats.org/officeDocument/2006/customXml" ds:itemID="{D3BCF3CB-61D5-4782-9982-1529DA68D8A5}">
-  <ds:schemaRefs>
-    <ds:schemaRef ds:uri="http://schemas.microsoft.com/office/2006/metadata/properties"/>
-    <ds:schemaRef ds:uri="http://schemas.microsoft.com/office/infopath/2007/PartnerControls"/>
-  </ds:schemaRefs>
-</ds:datastoreItem>
-</file>
-
-<file path=customXml\itemProps2.xml><?xml version="1.0" encoding="utf-8"?>
-<ds:datastoreItem xmlns:ds="http://schemas.openxmlformats.org/officeDocument/2006/customXml" ds:itemID="{00976E19-0F6D-447D-99EA-E239DB62938F}">
-  <ds:schemaRefs>
-    <ds:schemaRef ds:uri="http://schemas.microsoft.com/office/2006/metadata/contentType"/>
-    <ds:schemaRef ds:uri="http://schemas.microsoft.com/office/2006/metadata/properties/metaAttributes"/>
-    <ds:schemaRef ds:uri="http://www.w3.org/2001/XMLSchema"/>
-    <ds:schemaRef ds:uri="http://schemas.microsoft.com/office/2006/metadata/properties"/>
-    <ds:schemaRef ds:uri="927401a0-f477-47ea-a92d-ddff39ed07e6"/>
-    <ds:schemaRef ds:uri="http://schemas.microsoft.com/office/2006/documentManagement/types"/>
-    <ds:schemaRef ds:uri="http://schemas.microsoft.com/office/infopath/2007/PartnerControls"/>
-    <ds:schemaRef ds:uri="http://schemas.openxmlformats.org/package/2006/metadata/core-properties"/>
-    <ds:schemaRef ds:uri="http://purl.org/dc/elements/1.1/"/>
-    <ds:schemaRef ds:uri="http://purl.org/dc/terms/"/>
-    <ds:schemaRef ds:uri="http://schemas.microsoft.com/internal/obd"/>
-  </ds:schemaRefs>
-</ds:datastoreItem>
-</file>
-
-<file path=customXml\itemProps3.xml><?xml version="1.0" encoding="utf-8"?>
-<ds:datastoreItem xmlns:ds="http://schemas.openxmlformats.org/officeDocument/2006/customXml" ds:itemID="{812A22FD-A03A-40FC-8882-33DA0C3EFC8E}">
-  <ds:schemaRefs>
-    <ds:schemaRef ds:uri="http://schemas.microsoft.com/sharepoint/v3/contenttype/forms"/>
-  </ds:schemaRefs>
-</ds:datastoreItem>
-</file>
-
-<file path=customXml\itemProps4.xml><?xml version="1.0" encoding="utf-8"?>
-<ds:datastoreItem xmlns:ds="http://schemas.openxmlformats.org/officeDocument/2006/customXml" ds:itemID="{10C87B47-89E1-434B-B69B-80E10AEF4092}">
-  <ds:schemaRefs>
-    <ds:schemaRef ds:uri="http://schemas.openxmlformats.org/officeDocument/2006/bibliography"/>
-  </ds:schemaRefs>
-</ds:datastoreItem>
-</file>
-
-<file path=docProps\app.xml><?xml version="1.0" encoding="utf-8"?>
-<Properties xmlns="http://schemas.openxmlformats.org/officeDocument/2006/extended-properties" xmlns:vt="http://schemas.openxmlformats.org/officeDocument/2006/docPropsVTypes">
-  <Template>Normal.dotm</Template>
-  <TotalTime>97</TotalTime>
-  <Pages>29</Pages>
-  <Words>3479</Words>
-  <Characters>19836</Characters>
-  <Application>Microsoft Office Word</Application>
-  <DocSecurity>0</DocSecurity>
-  <Lines>165</Lines>
-  <Paragraphs>46</Paragraphs>
-  <ScaleCrop>false</ScaleCrop>
-  <HeadingPairs>
-    <vt:vector size="2" baseType="variant">
-      <vt:variant>
-        <vt:lpstr>タイトル</vt:lpstr>
-      </vt:variant>
-      <vt:variant>
-        <vt:i4>1</vt:i4>
-      </vt:variant>
-    </vt:vector>
-  </HeadingPairs>
-  <TitlesOfParts>
-    <vt:vector size="1" baseType="lpstr">
-      <vt:lpstr>API 設計書現有品調査</vt:lpstr>
-    </vt:vector>
-  </TitlesOfParts>
-  <Company/>
-  <LinksUpToDate>false</LinksUpToDate>
-  <CharactersWithSpaces>23269</CharactersWithSpaces>
-  <SharedDoc>false</SharedDoc>
-  <HyperlinksChanged>false</HyperlinksChanged>
-  <AppVersion>16.0000</AppVersion>
-</Properties>
-</file>
-
-<file path=docProps\core.xml><?xml version="1.0" encoding="utf-8"?>
-<cp:coreProperties xmlns:cp="http://schemas.openxmlformats.org/package/2006/metadata/core-properties" xmlns:dc="http://purl.org/dc/elements/1.1/" xmlns:dcterms="http://purl.org/dc/terms/" xmlns:dcmitype="http://purl.org/dc/dcmitype/" xmlns:xsi="http://www.w3.org/2001/XMLSchema-instance">
-  <dc:title>API設計書　　　　　　　個別部署マスタ</dc:title>
-  <dc:subject>対象システム：医療機器管理システム</dc:subject>
-  <cp:lastModifiedBy>緑 谷口</cp:lastModifiedBy>
-  <cp:revision>53</cp:revision>
-  <dcterms:created xsi:type="dcterms:W3CDTF">2026-03-01T00:24:00Z</dcterms:created>
-  <dcterms:modified xsi:type="dcterms:W3CDTF">2026-04-17T16:18:00Z</dcterms:modified>
-</cp:coreProperties>
-</file>
-
-<file path=docProps\custom.xml><?xml version="1.0" encoding="utf-8"?>
-<Properties xmlns="http://schemas.openxmlformats.org/officeDocument/2006/custom-properties" xmlns:vt="http://schemas.openxmlformats.org/officeDocument/2006/docPropsVTypes">
-  <property fmtid="{D5CDD505-2E9C-101B-9397-08002B2CF9AE}" pid="2" name="ContentTypeId">
-    <vt:lpwstr>0x010100980A9EDA4423B04DB8E0445FEDD7979D</vt:lpwstr>
-  </property>
-</Properties>
-</file>
-
-<file path=word\document.xml><?xml version="1.0" encoding="utf-8"?>
+<file path=word/document.xml><?xml version="1.0" encoding="utf-8"?>
 <w:document xmlns:wpc="http://schemas.microsoft.com/office/word/2010/wordprocessingCanvas" xmlns:cx="http://schemas.microsoft.com/office/drawing/2014/chartex" xmlns:cx1="http://schemas.microsoft.com/office/drawing/2015/9/8/chartex" xmlns:cx2="http://schemas.microsoft.com/office/drawing/2015/10/21/chartex" xmlns:cx3="http://schemas.microsoft.com/office/drawing/2016/5/9/chartex" xmlns:cx4="http://schemas.microsoft.com/office/drawing/2016/5/10/chartex" xmlns:cx5="http://schemas.microsoft.com/office/drawing/2016/5/11/chartex" xmlns:cx6="http://schemas.microsoft.com/office/drawing/2016/5/12/chartex" xmlns:cx7="http://schemas.microsoft.com/office/drawing/2016/5/13/chartex" xmlns:cx8="http://schemas.microsoft.com/office/drawing/2016/5/14/chartex" xmlns:mc="http://schemas.openxmlformats.org/markup-compatibility/2006" xmlns:aink="http://schemas.microsoft.com/office/drawing/2016/ink" xmlns:am3d="http://schemas.microsoft.com/office/drawing/2017/model3d" xmlns:o="urn:schemas-microsoft-com:office:office" xmlns:oel="http://schemas.microsoft.com/office/2019/extlst" xmlns:r="http://schemas.openxmlformats.org/officeDocument/2006/relationships" xmlns:m="http://schemas.openxmlformats.org/officeDocument/2006/math" xmlns:v="urn:schemas-microsoft-com:vml" xmlns:wp14="http://schemas.microsoft.com/office/word/2010/wordprocessingDrawing" xmlns:wp="http://schemas.openxmlformats.org/drawingml/2006/wordprocessingDrawing" xmlns:w10="urn:schemas-microsoft-com:office:word" xmlns:w="http://schemas.openxmlformats.org/wordprocessingml/2006/main" xmlns:w14="http://schemas.microsoft.com/office/word/2010/wordml" xmlns:w15="http://schemas.microsoft.com/office/word/2012/wordml" xmlns:w16cex="http://schemas.microsoft.com/office/word/2018/wordml/cex" xmlns:w16cid="http://schemas.microsoft.com/office/word/2016/wordml/cid" xmlns:w16="http://schemas.microsoft.com/office/word/2018/wordml" xmlns:w16du="http://schemas.microsoft.com/office/word/2023/wordml/word16du" xmlns:w16sdtdh="http://schemas.microsoft.com/office/word/2020/wordml/sdtdatahash" xmlns:w16sdtfl="http://schemas.microsoft.com/office/word/2024/wordml/sdtformatlock" xmlns:w16se="http://schemas.microsoft.com/office/word/2015/wordml/symex" xmlns:wpg="http://schemas.microsoft.com/office/word/2010/wordprocessingGroup" xmlns:wpi="http://schemas.microsoft.com/office/word/2010/wordprocessingInk" xmlns:wne="http://schemas.microsoft.com/office/word/2006/wordml" xmlns:wps="http://schemas.microsoft.com/office/word/2010/wordprocessingShape" mc:Ignorable="w14 w15 w16se w16cid w16 w16cex w16sdtdh w16sdtfl w16du wp14">
   <w:body>
     <w:bookmarkStart w:id="0" w:name="_tad0l5kfozhu" w:colFirst="0" w:colLast="0" w:displacedByCustomXml="next"/>
@@ -396,7 +117,6 @@
                                     <w:dataBinding w:prefixMappings="xmlns:ns0='http://purl.org/dc/elements/1.1/' xmlns:ns1='http://schemas.openxmlformats.org/package/2006/metadata/core-properties' " w:xpath="/ns1:coreProperties[1]/ns0:title[1]" w:storeItemID="{6C3C8BC8-F283-45AE-878A-BAB7291924A1}"/>
                                     <w:text/>
                                   </w:sdtPr>
-                                  <w:sdtEndPr/>
                                   <w:sdtContent>
                                     <w:r>
                                       <w:rPr>
@@ -446,7 +166,6 @@
                                   <w:dataBinding w:prefixMappings="xmlns:ns0='http://purl.org/dc/elements/1.1/' xmlns:ns1='http://schemas.openxmlformats.org/package/2006/metadata/core-properties' " w:xpath="/ns1:coreProperties[1]/ns0:subject[1]" w:storeItemID="{6C3C8BC8-F283-45AE-878A-BAB7291924A1}"/>
                                   <w:text/>
                                 </w:sdtPr>
-                                <w:sdtEndPr/>
                                 <w:sdtContent>
                                   <w:p>
                                     <w:pPr>
@@ -2994,6 +2713,7 @@
         <w:rPr>
           <w:noProof/>
         </w:rPr>
+        <w:lastRenderedPageBreak/>
         <w:t>レスポンス（200：ShipDepartmentOptionResponse）</w:t>
       </w:r>
       <w:r>
@@ -3439,7 +3159,6 @@
         <w:rPr>
           <w:noProof/>
         </w:rPr>
-        <w:lastRenderedPageBreak/>
         <w:t>リクエストパラメータ</w:t>
       </w:r>
       <w:r>
@@ -4838,6 +4557,7 @@
         <w:rPr>
           <w:noProof/>
         </w:rPr>
+        <w:lastRenderedPageBreak/>
         <w:t>個別部署マスタ更新（/hospital-facility-master/facility-locations/{facilityLocationId}）</w:t>
       </w:r>
       <w:r>
@@ -5605,7 +5325,6 @@
         <w:rPr>
           <w:noProof/>
         </w:rPr>
-        <w:lastRenderedPageBreak/>
         <w:t>インポート運用ルール</w:t>
       </w:r>
       <w:r>
@@ -5980,18 +5699,33 @@
     <w:p>
       <w:pPr>
         <w:pStyle w:val="10"/>
+      </w:pPr>
+      <w:r>
+        <w:fldChar w:fldCharType="end"/>
+      </w:r>
+      <w:bookmarkStart w:id="1" w:name="_Toc227367558"/>
+    </w:p>
+    <w:p>
+      <w:pPr>
+        <w:rPr>
+          <w:b/>
+          <w:sz w:val="40"/>
+          <w:szCs w:val="40"/>
+        </w:rPr>
+      </w:pPr>
+      <w:r>
+        <w:br w:type="page"/>
+      </w:r>
+    </w:p>
+    <w:p>
+      <w:pPr>
+        <w:pStyle w:val="10"/>
+      </w:pPr>
+      <w:r>
         <w:rPr>
           <w:rFonts w:hint="eastAsia"/>
         </w:rPr>
-      </w:pPr>
-      <w:r>
-        <w:fldChar w:fldCharType="end"/>
-      </w:r>
-      <w:bookmarkStart w:id="1" w:name="_Toc227367558"/>
-      <w:r>
-        <w:rPr>
-          <w:rFonts w:hint="eastAsia"/>
-        </w:rPr>
+        <w:lastRenderedPageBreak/>
         <w:t>第1章 概要</w:t>
       </w:r>
       <w:bookmarkEnd w:id="1"/>
@@ -5999,9 +5733,6 @@
     <w:p>
       <w:pPr>
         <w:pStyle w:val="2"/>
-        <w:rPr>
-          <w:rFonts w:hint="eastAsia"/>
-        </w:rPr>
       </w:pPr>
       <w:bookmarkStart w:id="2" w:name="_Toc227367559"/>
       <w:r>
@@ -6013,11 +5744,6 @@
       <w:bookmarkEnd w:id="2"/>
     </w:p>
     <w:p>
-      <w:pPr>
-        <w:rPr>
-          <w:rFonts w:hint="eastAsia"/>
-        </w:rPr>
-      </w:pPr>
       <w:r>
         <w:rPr>
           <w:rFonts w:hint="eastAsia"/>
@@ -6026,11 +5752,6 @@
       </w:r>
     </w:p>
     <w:p>
-      <w:pPr>
-        <w:rPr>
-          <w:rFonts w:hint="eastAsia"/>
-        </w:rPr>
-      </w:pPr>
       <w:r>
         <w:rPr>
           <w:rFonts w:hint="eastAsia"/>
@@ -6046,9 +5767,6 @@
           <w:numId w:val="120"/>
         </w:numPr>
         <w:ind w:leftChars="0"/>
-        <w:rPr>
-          <w:rFonts w:hint="eastAsia"/>
-        </w:rPr>
       </w:pPr>
       <w:r>
         <w:rPr>
@@ -6065,9 +5783,6 @@
           <w:numId w:val="120"/>
         </w:numPr>
         <w:ind w:leftChars="0"/>
-        <w:rPr>
-          <w:rFonts w:hint="eastAsia"/>
-        </w:rPr>
       </w:pPr>
       <w:r>
         <w:rPr>
@@ -6084,9 +5799,6 @@
           <w:numId w:val="120"/>
         </w:numPr>
         <w:ind w:leftChars="0"/>
-        <w:rPr>
-          <w:rFonts w:hint="eastAsia"/>
-        </w:rPr>
       </w:pPr>
       <w:r>
         <w:rPr>
@@ -6103,9 +5815,6 @@
           <w:numId w:val="120"/>
         </w:numPr>
         <w:ind w:leftChars="0"/>
-        <w:rPr>
-          <w:rFonts w:hint="eastAsia"/>
-        </w:rPr>
       </w:pPr>
       <w:r>
         <w:rPr>
@@ -6117,9 +5826,6 @@
     <w:p>
       <w:pPr>
         <w:pStyle w:val="2"/>
-        <w:rPr>
-          <w:rFonts w:hint="eastAsia"/>
-        </w:rPr>
       </w:pPr>
       <w:bookmarkStart w:id="3" w:name="_Toc227367560"/>
       <w:r>
@@ -6131,11 +5837,6 @@
       <w:bookmarkEnd w:id="3"/>
     </w:p>
     <w:p>
-      <w:pPr>
-        <w:rPr>
-          <w:rFonts w:hint="eastAsia"/>
-        </w:rPr>
-      </w:pPr>
       <w:r>
         <w:rPr>
           <w:rFonts w:hint="eastAsia"/>
@@ -6144,11 +5845,6 @@
       </w:r>
     </w:p>
     <w:p>
-      <w:pPr>
-        <w:rPr>
-          <w:rFonts w:hint="eastAsia"/>
-        </w:rPr>
-      </w:pPr>
       <w:r>
         <w:rPr>
           <w:rFonts w:hint="eastAsia"/>
@@ -6159,9 +5855,6 @@
     <w:p>
       <w:pPr>
         <w:pStyle w:val="2"/>
-        <w:rPr>
-          <w:rFonts w:hint="eastAsia"/>
-        </w:rPr>
       </w:pPr>
       <w:bookmarkStart w:id="4" w:name="_Toc227367561"/>
       <w:r>
@@ -6349,15 +6042,13 @@
     <w:p>
       <w:pPr>
         <w:pStyle w:val="2"/>
+      </w:pPr>
+      <w:bookmarkStart w:id="5" w:name="_Toc227367562"/>
+      <w:r>
         <w:rPr>
           <w:rFonts w:hint="eastAsia"/>
         </w:rPr>
-      </w:pPr>
-      <w:bookmarkStart w:id="5" w:name="_Toc227367562"/>
-      <w:r>
-        <w:rPr>
-          <w:rFonts w:hint="eastAsia"/>
-        </w:rPr>
+        <w:lastRenderedPageBreak/>
         <w:t>対象画面</w:t>
       </w:r>
       <w:bookmarkEnd w:id="5"/>
@@ -6508,9 +6199,6 @@
     <w:p>
       <w:pPr>
         <w:pStyle w:val="10"/>
-        <w:rPr>
-          <w:rFonts w:hint="eastAsia"/>
-        </w:rPr>
       </w:pPr>
       <w:bookmarkStart w:id="6" w:name="_Toc227367563"/>
       <w:r>
@@ -6524,9 +6212,6 @@
     <w:p>
       <w:pPr>
         <w:pStyle w:val="2"/>
-        <w:rPr>
-          <w:rFonts w:hint="eastAsia"/>
-        </w:rPr>
       </w:pPr>
       <w:bookmarkStart w:id="7" w:name="_Toc227367564"/>
       <w:r>
@@ -6538,11 +6223,6 @@
       <w:bookmarkEnd w:id="7"/>
     </w:p>
     <w:p>
-      <w:pPr>
-        <w:rPr>
-          <w:rFonts w:hint="eastAsia"/>
-        </w:rPr>
-      </w:pPr>
       <w:r>
         <w:rPr>
           <w:rFonts w:hint="eastAsia"/>
@@ -6551,11 +6231,6 @@
       </w:r>
     </w:p>
     <w:p>
-      <w:pPr>
-        <w:rPr>
-          <w:rFonts w:hint="eastAsia"/>
-        </w:rPr>
-      </w:pPr>
       <w:r>
         <w:rPr>
           <w:rFonts w:hint="eastAsia"/>
@@ -6566,9 +6241,6 @@
     <w:p>
       <w:pPr>
         <w:pStyle w:val="2"/>
-        <w:rPr>
-          <w:rFonts w:hint="eastAsia"/>
-        </w:rPr>
       </w:pPr>
       <w:bookmarkStart w:id="8" w:name="_Toc227367565"/>
       <w:r>
@@ -6580,11 +6252,6 @@
       <w:bookmarkEnd w:id="8"/>
     </w:p>
     <w:p>
-      <w:pPr>
-        <w:rPr>
-          <w:rFonts w:hint="eastAsia"/>
-        </w:rPr>
-      </w:pPr>
       <w:r>
         <w:rPr>
           <w:rFonts w:hint="eastAsia"/>
@@ -6593,11 +6260,6 @@
       </w:r>
     </w:p>
     <w:p>
-      <w:pPr>
-        <w:rPr>
-          <w:rFonts w:hint="eastAsia"/>
-        </w:rPr>
-      </w:pPr>
       <w:r>
         <w:rPr>
           <w:rFonts w:hint="eastAsia"/>
@@ -6606,11 +6268,6 @@
       </w:r>
     </w:p>
     <w:p>
-      <w:pPr>
-        <w:rPr>
-          <w:rFonts w:hint="eastAsia"/>
-        </w:rPr>
-      </w:pPr>
       <w:r>
         <w:rPr>
           <w:rFonts w:hint="eastAsia"/>
@@ -6619,11 +6276,6 @@
       </w:r>
     </w:p>
     <w:p>
-      <w:pPr>
-        <w:rPr>
-          <w:rFonts w:hint="eastAsia"/>
-        </w:rPr>
-      </w:pPr>
       <w:r>
         <w:rPr>
           <w:rFonts w:hint="eastAsia"/>
@@ -6632,11 +6284,6 @@
       </w:r>
     </w:p>
     <w:p>
-      <w:pPr>
-        <w:rPr>
-          <w:rFonts w:hint="eastAsia"/>
-        </w:rPr>
-      </w:pPr>
       <w:r>
         <w:rPr>
           <w:rFonts w:hint="eastAsia"/>
@@ -6645,11 +6292,6 @@
       </w:r>
     </w:p>
     <w:p>
-      <w:pPr>
-        <w:rPr>
-          <w:rFonts w:hint="eastAsia"/>
-        </w:rPr>
-      </w:pPr>
       <w:r>
         <w:rPr>
           <w:rFonts w:hint="eastAsia"/>
@@ -6660,9 +6302,6 @@
     <w:p>
       <w:pPr>
         <w:pStyle w:val="2"/>
-        <w:rPr>
-          <w:rFonts w:hint="eastAsia"/>
-        </w:rPr>
       </w:pPr>
       <w:bookmarkStart w:id="9" w:name="_Toc227367566"/>
       <w:r>
@@ -6796,6 +6435,7 @@
           </w:tcPr>
           <w:p>
             <w:r>
+              <w:lastRenderedPageBreak/>
               <w:t>ship_departments</w:t>
             </w:r>
           </w:p>
@@ -6831,7 +6471,6 @@
           </w:tcPr>
           <w:p>
             <w:r>
-              <w:lastRenderedPageBreak/>
               <w:t>ship_room_categories</w:t>
             </w:r>
           </w:p>
@@ -6935,9 +6574,6 @@
     <w:p>
       <w:pPr>
         <w:pStyle w:val="10"/>
-        <w:rPr>
-          <w:rFonts w:hint="eastAsia"/>
-        </w:rPr>
       </w:pPr>
       <w:bookmarkStart w:id="10" w:name="_Toc227367567"/>
       <w:r>
@@ -6951,9 +6587,6 @@
     <w:p>
       <w:pPr>
         <w:pStyle w:val="2"/>
-        <w:rPr>
-          <w:rFonts w:hint="eastAsia"/>
-        </w:rPr>
       </w:pPr>
       <w:bookmarkStart w:id="11" w:name="_Toc227367568"/>
       <w:r>
@@ -6972,9 +6605,6 @@
           <w:numId w:val="121"/>
         </w:numPr>
         <w:ind w:leftChars="0"/>
-        <w:rPr>
-          <w:rFonts w:hint="eastAsia"/>
-        </w:rPr>
       </w:pPr>
       <w:r>
         <w:rPr>
@@ -6991,9 +6621,6 @@
           <w:numId w:val="121"/>
         </w:numPr>
         <w:ind w:leftChars="0"/>
-        <w:rPr>
-          <w:rFonts w:hint="eastAsia"/>
-        </w:rPr>
       </w:pPr>
       <w:r>
         <w:rPr>
@@ -7010,9 +6637,6 @@
           <w:numId w:val="121"/>
         </w:numPr>
         <w:ind w:leftChars="0"/>
-        <w:rPr>
-          <w:rFonts w:hint="eastAsia"/>
-        </w:rPr>
       </w:pPr>
       <w:r>
         <w:rPr>
@@ -7029,9 +6653,6 @@
           <w:numId w:val="121"/>
         </w:numPr>
         <w:ind w:leftChars="0"/>
-        <w:rPr>
-          <w:rFonts w:hint="eastAsia"/>
-        </w:rPr>
       </w:pPr>
       <w:r>
         <w:rPr>
@@ -7048,9 +6669,6 @@
           <w:numId w:val="121"/>
         </w:numPr>
         <w:ind w:leftChars="0"/>
-        <w:rPr>
-          <w:rFonts w:hint="eastAsia"/>
-        </w:rPr>
       </w:pPr>
       <w:r>
         <w:rPr>
@@ -7067,9 +6685,6 @@
           <w:numId w:val="121"/>
         </w:numPr>
         <w:ind w:leftChars="0"/>
-        <w:rPr>
-          <w:rFonts w:hint="eastAsia"/>
-        </w:rPr>
       </w:pPr>
       <w:r>
         <w:rPr>
@@ -7081,25 +6696,18 @@
     <w:p>
       <w:pPr>
         <w:pStyle w:val="2"/>
+      </w:pPr>
+      <w:bookmarkStart w:id="12" w:name="_Toc227367569"/>
+      <w:r>
         <w:rPr>
           <w:rFonts w:hint="eastAsia"/>
         </w:rPr>
-      </w:pPr>
-      <w:bookmarkStart w:id="12" w:name="_Toc227367569"/>
-      <w:r>
-        <w:rPr>
-          <w:rFonts w:hint="eastAsia"/>
-        </w:rPr>
+        <w:lastRenderedPageBreak/>
         <w:t>認証方式</w:t>
       </w:r>
       <w:bookmarkEnd w:id="12"/>
     </w:p>
     <w:p>
-      <w:pPr>
-        <w:rPr>
-          <w:rFonts w:hint="eastAsia"/>
-        </w:rPr>
-      </w:pPr>
       <w:r>
         <w:rPr>
           <w:rFonts w:hint="eastAsia"/>
@@ -7110,26 +6718,17 @@
     <w:p>
       <w:pPr>
         <w:pStyle w:val="2"/>
+      </w:pPr>
+      <w:bookmarkStart w:id="13" w:name="_Toc227367570"/>
+      <w:r>
         <w:rPr>
           <w:rFonts w:hint="eastAsia"/>
         </w:rPr>
-      </w:pPr>
-      <w:bookmarkStart w:id="13" w:name="_Toc227367570"/>
-      <w:r>
-        <w:rPr>
-          <w:rFonts w:hint="eastAsia"/>
-        </w:rPr>
-        <w:lastRenderedPageBreak/>
         <w:t>権限モデル</w:t>
       </w:r>
       <w:bookmarkEnd w:id="13"/>
     </w:p>
     <w:p>
-      <w:pPr>
-        <w:rPr>
-          <w:rFonts w:hint="eastAsia"/>
-        </w:rPr>
-      </w:pPr>
       <w:r>
         <w:rPr>
           <w:rFonts w:hint="eastAsia"/>
@@ -7340,9 +6939,6 @@
     <w:p>
       <w:pPr>
         <w:pStyle w:val="2"/>
-        <w:rPr>
-          <w:rFonts w:hint="eastAsia"/>
-        </w:rPr>
       </w:pPr>
       <w:bookmarkStart w:id="14" w:name="_Toc227367571"/>
       <w:r>
@@ -7361,9 +6957,6 @@
           <w:numId w:val="122"/>
         </w:numPr>
         <w:ind w:leftChars="0"/>
-        <w:rPr>
-          <w:rFonts w:hint="eastAsia"/>
-        </w:rPr>
       </w:pPr>
       <w:r>
         <w:rPr>
@@ -7380,9 +6973,6 @@
           <w:numId w:val="122"/>
         </w:numPr>
         <w:ind w:leftChars="0"/>
-        <w:rPr>
-          <w:rFonts w:hint="eastAsia"/>
-        </w:rPr>
       </w:pPr>
       <w:r>
         <w:rPr>
@@ -7399,9 +6989,6 @@
           <w:numId w:val="122"/>
         </w:numPr>
         <w:ind w:leftChars="0"/>
-        <w:rPr>
-          <w:rFonts w:hint="eastAsia"/>
-        </w:rPr>
       </w:pPr>
       <w:r>
         <w:rPr>
@@ -7418,14 +7005,12 @@
           <w:numId w:val="122"/>
         </w:numPr>
         <w:ind w:leftChars="0"/>
+      </w:pPr>
+      <w:r>
         <w:rPr>
           <w:rFonts w:hint="eastAsia"/>
         </w:rPr>
-      </w:pPr>
-      <w:r>
-        <w:rPr>
-          <w:rFonts w:hint="eastAsia"/>
-        </w:rPr>
+        <w:lastRenderedPageBreak/>
         <w:t>一覧取得・エクスポートで `facilityId` 未指定かつ対象施設を1件に確定できない場合は 400 を返却する</w:t>
       </w:r>
     </w:p>
@@ -7437,9 +7022,6 @@
           <w:numId w:val="122"/>
         </w:numPr>
         <w:ind w:leftChars="0"/>
-        <w:rPr>
-          <w:rFonts w:hint="eastAsia"/>
-        </w:rPr>
       </w:pPr>
       <w:r>
         <w:rPr>
@@ -7451,9 +7033,6 @@
     <w:p>
       <w:pPr>
         <w:pStyle w:val="2"/>
-        <w:rPr>
-          <w:rFonts w:hint="eastAsia"/>
-        </w:rPr>
       </w:pPr>
       <w:bookmarkStart w:id="15" w:name="_Toc227367572"/>
       <w:r>
@@ -7472,9 +7051,6 @@
           <w:numId w:val="123"/>
         </w:numPr>
         <w:ind w:leftChars="0"/>
-        <w:rPr>
-          <w:rFonts w:hint="eastAsia"/>
-        </w:rPr>
       </w:pPr>
       <w:r>
         <w:rPr>
@@ -7491,9 +7067,6 @@
           <w:numId w:val="123"/>
         </w:numPr>
         <w:ind w:leftChars="0"/>
-        <w:rPr>
-          <w:rFonts w:hint="eastAsia"/>
-        </w:rPr>
       </w:pPr>
       <w:r>
         <w:rPr>
@@ -7510,9 +7083,6 @@
           <w:numId w:val="123"/>
         </w:numPr>
         <w:ind w:leftChars="0"/>
-        <w:rPr>
-          <w:rFonts w:hint="eastAsia"/>
-        </w:rPr>
       </w:pPr>
       <w:r>
         <w:rPr>
@@ -7529,9 +7099,6 @@
           <w:numId w:val="123"/>
         </w:numPr>
         <w:ind w:leftChars="0"/>
-        <w:rPr>
-          <w:rFonts w:hint="eastAsia"/>
-        </w:rPr>
       </w:pPr>
       <w:r>
         <w:rPr>
@@ -7543,16 +7110,12 @@
     <w:p>
       <w:pPr>
         <w:pStyle w:val="2"/>
+      </w:pPr>
+      <w:bookmarkStart w:id="16" w:name="_Toc227367573"/>
+      <w:r>
         <w:rPr>
           <w:rFonts w:hint="eastAsia"/>
         </w:rPr>
-      </w:pPr>
-      <w:bookmarkStart w:id="16" w:name="_Toc227367573"/>
-      <w:r>
-        <w:rPr>
-          <w:rFonts w:hint="eastAsia"/>
-        </w:rPr>
-        <w:lastRenderedPageBreak/>
         <w:t>エラーレスポンス仕様</w:t>
       </w:r>
       <w:bookmarkEnd w:id="16"/>
@@ -7560,9 +7123,6 @@
     <w:p>
       <w:pPr>
         <w:pStyle w:val="3"/>
-        <w:rPr>
-          <w:rFonts w:hint="eastAsia"/>
-        </w:rPr>
       </w:pPr>
       <w:bookmarkStart w:id="17" w:name="_Toc227367574"/>
       <w:r>
@@ -7815,9 +7375,6 @@
     <w:p>
       <w:pPr>
         <w:pStyle w:val="10"/>
-        <w:rPr>
-          <w:rFonts w:hint="eastAsia"/>
-        </w:rPr>
       </w:pPr>
       <w:bookmarkStart w:id="18" w:name="_Toc227367575"/>
       <w:r>
@@ -7831,9 +7388,6 @@
     <w:p>
       <w:pPr>
         <w:pStyle w:val="2"/>
-        <w:rPr>
-          <w:rFonts w:hint="eastAsia"/>
-        </w:rPr>
       </w:pPr>
       <w:bookmarkStart w:id="19" w:name="_Toc227367576"/>
       <w:r>
@@ -8097,6 +7651,7 @@
               <w:rPr>
                 <w:rFonts w:hint="eastAsia"/>
               </w:rPr>
+              <w:lastRenderedPageBreak/>
               <w:t>SHIP諸室区分候補取得</w:t>
             </w:r>
           </w:p>
@@ -8341,7 +7896,6 @@
               <w:rPr>
                 <w:rFonts w:hint="eastAsia"/>
               </w:rPr>
-              <w:lastRenderedPageBreak/>
               <w:t>個別部署マスタインポートプレビュー</w:t>
             </w:r>
           </w:p>
@@ -8642,15 +8196,13 @@
     <w:p>
       <w:pPr>
         <w:pStyle w:val="10"/>
+      </w:pPr>
+      <w:bookmarkStart w:id="20" w:name="_Toc227367577"/>
+      <w:r>
         <w:rPr>
           <w:rFonts w:hint="eastAsia"/>
         </w:rPr>
-      </w:pPr>
-      <w:bookmarkStart w:id="20" w:name="_Toc227367577"/>
-      <w:r>
-        <w:rPr>
-          <w:rFonts w:hint="eastAsia"/>
-        </w:rPr>
+        <w:lastRenderedPageBreak/>
         <w:t>第5章 個別部署マスタ機能設計</w:t>
       </w:r>
       <w:bookmarkEnd w:id="20"/>
@@ -8658,9 +8210,6 @@
     <w:p>
       <w:pPr>
         <w:pStyle w:val="2"/>
-        <w:rPr>
-          <w:rFonts w:hint="eastAsia"/>
-        </w:rPr>
       </w:pPr>
       <w:bookmarkStart w:id="21" w:name="_Toc227367578"/>
       <w:r>
@@ -8672,11 +8221,6 @@
       <w:bookmarkEnd w:id="21"/>
     </w:p>
     <w:p>
-      <w:pPr>
-        <w:rPr>
-          <w:rFonts w:hint="eastAsia"/>
-        </w:rPr>
-      </w:pPr>
       <w:r>
         <w:rPr>
           <w:rFonts w:hint="eastAsia"/>
@@ -8687,9 +8231,6 @@
     <w:p>
       <w:pPr>
         <w:pStyle w:val="4"/>
-        <w:rPr>
-          <w:rFonts w:hint="eastAsia"/>
-        </w:rPr>
       </w:pPr>
       <w:r>
         <w:rPr>
@@ -8709,11 +8250,6 @@
       </w:r>
     </w:p>
     <w:p>
-      <w:pPr>
-        <w:rPr>
-          <w:rFonts w:hint="eastAsia"/>
-        </w:rPr>
-      </w:pPr>
       <w:r>
         <w:rPr>
           <w:rFonts w:hint="eastAsia"/>
@@ -8724,9 +8260,6 @@
     <w:p>
       <w:pPr>
         <w:pStyle w:val="3"/>
-        <w:rPr>
-          <w:rFonts w:hint="eastAsia"/>
-        </w:rPr>
       </w:pPr>
       <w:bookmarkStart w:id="22" w:name="_Toc227367579"/>
       <w:r>
@@ -8866,7 +8399,6 @@
           </w:tcPr>
           <w:p>
             <w:r>
-              <w:lastRenderedPageBreak/>
               <w:t>keyword</w:t>
             </w:r>
           </w:p>
@@ -8920,9 +8452,6 @@
     <w:p>
       <w:pPr>
         <w:pStyle w:val="4"/>
-        <w:rPr>
-          <w:rFonts w:hint="eastAsia"/>
-        </w:rPr>
       </w:pPr>
       <w:r>
         <w:rPr>
@@ -8932,11 +8461,6 @@
       </w:r>
     </w:p>
     <w:p>
-      <w:pPr>
-        <w:rPr>
-          <w:rFonts w:hint="eastAsia"/>
-        </w:rPr>
-      </w:pPr>
       <w:r>
         <w:rPr>
           <w:rFonts w:hint="eastAsia"/>
@@ -8945,11 +8469,6 @@
       </w:r>
     </w:p>
     <w:p>
-      <w:pPr>
-        <w:rPr>
-          <w:rFonts w:hint="eastAsia"/>
-        </w:rPr>
-      </w:pPr>
       <w:r>
         <w:rPr>
           <w:rFonts w:hint="eastAsia"/>
@@ -8960,9 +8479,6 @@
     <w:p>
       <w:pPr>
         <w:pStyle w:val="4"/>
-        <w:rPr>
-          <w:rFonts w:hint="eastAsia"/>
-        </w:rPr>
       </w:pPr>
       <w:r>
         <w:rPr>
@@ -8972,11 +8488,6 @@
       </w:r>
     </w:p>
     <w:p>
-      <w:pPr>
-        <w:rPr>
-          <w:rFonts w:hint="eastAsia"/>
-        </w:rPr>
-      </w:pPr>
       <w:r>
         <w:rPr>
           <w:rFonts w:hint="eastAsia"/>
@@ -8985,11 +8496,6 @@
       </w:r>
     </w:p>
     <w:p>
-      <w:pPr>
-        <w:rPr>
-          <w:rFonts w:hint="eastAsia"/>
-        </w:rPr>
-      </w:pPr>
       <w:r>
         <w:rPr>
           <w:rFonts w:hint="eastAsia"/>
@@ -8998,11 +8504,6 @@
       </w:r>
     </w:p>
     <w:p>
-      <w:pPr>
-        <w:rPr>
-          <w:rFonts w:hint="eastAsia"/>
-        </w:rPr>
-      </w:pPr>
       <w:r>
         <w:rPr>
           <w:rFonts w:hint="eastAsia"/>
@@ -9011,11 +8512,6 @@
       </w:r>
     </w:p>
     <w:p>
-      <w:pPr>
-        <w:rPr>
-          <w:rFonts w:hint="eastAsia"/>
-        </w:rPr>
-      </w:pPr>
       <w:r>
         <w:rPr>
           <w:rFonts w:hint="eastAsia"/>
@@ -9026,9 +8522,6 @@
     <w:p>
       <w:pPr>
         <w:pStyle w:val="3"/>
-        <w:rPr>
-          <w:rFonts w:hint="eastAsia"/>
-        </w:rPr>
       </w:pPr>
       <w:bookmarkStart w:id="23" w:name="_Toc227367580"/>
       <w:r>
@@ -9236,14 +8729,12 @@
     <w:p>
       <w:pPr>
         <w:pStyle w:val="4"/>
+      </w:pPr>
+      <w:r>
         <w:rPr>
           <w:rFonts w:hint="eastAsia"/>
         </w:rPr>
-      </w:pPr>
-      <w:r>
-        <w:rPr>
-          <w:rFonts w:hint="eastAsia"/>
-        </w:rPr>
+        <w:lastRenderedPageBreak/>
         <w:t>items要素（FacilityOption）</w:t>
       </w:r>
     </w:p>
@@ -9444,9 +8935,6 @@
     <w:p>
       <w:pPr>
         <w:pStyle w:val="3"/>
-        <w:rPr>
-          <w:rFonts w:hint="eastAsia"/>
-        </w:rPr>
       </w:pPr>
       <w:bookmarkStart w:id="24" w:name="_Toc227367581"/>
       <w:r>
@@ -9682,26 +9170,17 @@
     <w:p>
       <w:pPr>
         <w:pStyle w:val="2"/>
+      </w:pPr>
+      <w:bookmarkStart w:id="25" w:name="_Toc227367582"/>
+      <w:r>
         <w:rPr>
           <w:rFonts w:hint="eastAsia"/>
         </w:rPr>
-      </w:pPr>
-      <w:bookmarkStart w:id="25" w:name="_Toc227367582"/>
-      <w:r>
-        <w:rPr>
-          <w:rFonts w:hint="eastAsia"/>
-        </w:rPr>
-        <w:lastRenderedPageBreak/>
         <w:t>SHIP部署候補取得（/hospital-facility-master/ship-departments）</w:t>
       </w:r>
       <w:bookmarkEnd w:id="25"/>
     </w:p>
     <w:p>
-      <w:pPr>
-        <w:rPr>
-          <w:rFonts w:hint="eastAsia"/>
-        </w:rPr>
-      </w:pPr>
       <w:r>
         <w:rPr>
           <w:rFonts w:hint="eastAsia"/>
@@ -9712,9 +9191,6 @@
     <w:p>
       <w:pPr>
         <w:pStyle w:val="4"/>
-        <w:rPr>
-          <w:rFonts w:hint="eastAsia"/>
-        </w:rPr>
       </w:pPr>
       <w:r>
         <w:rPr>
@@ -9734,11 +9210,6 @@
       </w:r>
     </w:p>
     <w:p>
-      <w:pPr>
-        <w:rPr>
-          <w:rFonts w:hint="eastAsia"/>
-        </w:rPr>
-      </w:pPr>
       <w:r>
         <w:rPr>
           <w:rFonts w:hint="eastAsia"/>
@@ -9749,9 +9220,6 @@
     <w:p>
       <w:pPr>
         <w:pStyle w:val="3"/>
-        <w:rPr>
-          <w:rFonts w:hint="eastAsia"/>
-        </w:rPr>
       </w:pPr>
       <w:bookmarkStart w:id="26" w:name="_Toc227367583"/>
       <w:r>
@@ -9999,23 +9467,16 @@
     <w:p>
       <w:pPr>
         <w:pStyle w:val="4"/>
+      </w:pPr>
+      <w:r>
         <w:rPr>
           <w:rFonts w:hint="eastAsia"/>
         </w:rPr>
-      </w:pPr>
-      <w:r>
-        <w:rPr>
-          <w:rFonts w:hint="eastAsia"/>
-        </w:rPr>
+        <w:lastRenderedPageBreak/>
         <w:t>権限チェック</w:t>
       </w:r>
     </w:p>
     <w:p>
-      <w:pPr>
-        <w:rPr>
-          <w:rFonts w:hint="eastAsia"/>
-        </w:rPr>
-      </w:pPr>
       <w:r>
         <w:rPr>
           <w:rFonts w:hint="eastAsia"/>
@@ -10026,9 +9487,6 @@
     <w:p>
       <w:pPr>
         <w:pStyle w:val="4"/>
-        <w:rPr>
-          <w:rFonts w:hint="eastAsia"/>
-        </w:rPr>
       </w:pPr>
       <w:r>
         <w:rPr>
@@ -10038,11 +9496,6 @@
       </w:r>
     </w:p>
     <w:p>
-      <w:pPr>
-        <w:rPr>
-          <w:rFonts w:hint="eastAsia"/>
-        </w:rPr>
-      </w:pPr>
       <w:r>
         <w:rPr>
           <w:rFonts w:hint="eastAsia"/>
@@ -10051,11 +9504,6 @@
       </w:r>
     </w:p>
     <w:p>
-      <w:pPr>
-        <w:rPr>
-          <w:rFonts w:hint="eastAsia"/>
-        </w:rPr>
-      </w:pPr>
       <w:r>
         <w:rPr>
           <w:rFonts w:hint="eastAsia"/>
@@ -10066,9 +9514,6 @@
     <w:p>
       <w:pPr>
         <w:pStyle w:val="3"/>
-        <w:rPr>
-          <w:rFonts w:hint="eastAsia"/>
-        </w:rPr>
       </w:pPr>
       <w:bookmarkStart w:id="27" w:name="_Toc227367584"/>
       <w:r>
@@ -10276,9 +9721,6 @@
     <w:p>
       <w:pPr>
         <w:pStyle w:val="4"/>
-        <w:rPr>
-          <w:rFonts w:hint="eastAsia"/>
-        </w:rPr>
       </w:pPr>
       <w:r>
         <w:rPr>
@@ -10441,7 +9883,6 @@
           </w:tcPr>
           <w:p>
             <w:r>
-              <w:lastRenderedPageBreak/>
               <w:t>divisionName</w:t>
             </w:r>
           </w:p>
@@ -10530,9 +9971,6 @@
     <w:p>
       <w:pPr>
         <w:pStyle w:val="3"/>
-        <w:rPr>
-          <w:rFonts w:hint="eastAsia"/>
-        </w:rPr>
       </w:pPr>
       <w:bookmarkStart w:id="28" w:name="_Toc227367585"/>
       <w:r>
@@ -10768,25 +10206,18 @@
     <w:p>
       <w:pPr>
         <w:pStyle w:val="2"/>
+      </w:pPr>
+      <w:bookmarkStart w:id="29" w:name="_Toc227367586"/>
+      <w:r>
         <w:rPr>
           <w:rFonts w:hint="eastAsia"/>
         </w:rPr>
-      </w:pPr>
-      <w:bookmarkStart w:id="29" w:name="_Toc227367586"/>
-      <w:r>
-        <w:rPr>
-          <w:rFonts w:hint="eastAsia"/>
-        </w:rPr>
+        <w:lastRenderedPageBreak/>
         <w:t>SHIP諸室区分候補取得（/hospital-facility-master/ship-room-categories）</w:t>
       </w:r>
       <w:bookmarkEnd w:id="29"/>
     </w:p>
     <w:p>
-      <w:pPr>
-        <w:rPr>
-          <w:rFonts w:hint="eastAsia"/>
-        </w:rPr>
-      </w:pPr>
       <w:r>
         <w:rPr>
           <w:rFonts w:hint="eastAsia"/>
@@ -10797,9 +10228,6 @@
     <w:p>
       <w:pPr>
         <w:pStyle w:val="4"/>
-        <w:rPr>
-          <w:rFonts w:hint="eastAsia"/>
-        </w:rPr>
       </w:pPr>
       <w:r>
         <w:rPr>
@@ -10819,11 +10247,6 @@
       </w:r>
     </w:p>
     <w:p>
-      <w:pPr>
-        <w:rPr>
-          <w:rFonts w:hint="eastAsia"/>
-        </w:rPr>
-      </w:pPr>
       <w:r>
         <w:rPr>
           <w:rFonts w:hint="eastAsia"/>
@@ -10834,9 +10257,6 @@
     <w:p>
       <w:pPr>
         <w:pStyle w:val="3"/>
-        <w:rPr>
-          <w:rFonts w:hint="eastAsia"/>
-        </w:rPr>
       </w:pPr>
       <w:bookmarkStart w:id="30" w:name="_Toc227367587"/>
       <w:r>
@@ -11084,9 +10504,6 @@
     <w:p>
       <w:pPr>
         <w:pStyle w:val="4"/>
-        <w:rPr>
-          <w:rFonts w:hint="eastAsia"/>
-        </w:rPr>
       </w:pPr>
       <w:r>
         <w:rPr>
@@ -11096,11 +10513,6 @@
       </w:r>
     </w:p>
     <w:p>
-      <w:pPr>
-        <w:rPr>
-          <w:rFonts w:hint="eastAsia"/>
-        </w:rPr>
-      </w:pPr>
       <w:r>
         <w:rPr>
           <w:rFonts w:hint="eastAsia"/>
@@ -11111,24 +10523,15 @@
     <w:p>
       <w:pPr>
         <w:pStyle w:val="4"/>
+      </w:pPr>
+      <w:r>
         <w:rPr>
           <w:rFonts w:hint="eastAsia"/>
         </w:rPr>
-      </w:pPr>
-      <w:r>
-        <w:rPr>
-          <w:rFonts w:hint="eastAsia"/>
-        </w:rPr>
-        <w:lastRenderedPageBreak/>
         <w:t>処理仕様</w:t>
       </w:r>
     </w:p>
     <w:p>
-      <w:pPr>
-        <w:rPr>
-          <w:rFonts w:hint="eastAsia"/>
-        </w:rPr>
-      </w:pPr>
       <w:r>
         <w:rPr>
           <w:rFonts w:hint="eastAsia"/>
@@ -11137,11 +10540,6 @@
       </w:r>
     </w:p>
     <w:p>
-      <w:pPr>
-        <w:rPr>
-          <w:rFonts w:hint="eastAsia"/>
-        </w:rPr>
-      </w:pPr>
       <w:r>
         <w:rPr>
           <w:rFonts w:hint="eastAsia"/>
@@ -11152,9 +10550,6 @@
     <w:p>
       <w:pPr>
         <w:pStyle w:val="3"/>
-        <w:rPr>
-          <w:rFonts w:hint="eastAsia"/>
-        </w:rPr>
       </w:pPr>
       <w:bookmarkStart w:id="31" w:name="_Toc227367588"/>
       <w:r>
@@ -11362,14 +10757,12 @@
     <w:p>
       <w:pPr>
         <w:pStyle w:val="4"/>
+      </w:pPr>
+      <w:r>
         <w:rPr>
           <w:rFonts w:hint="eastAsia"/>
         </w:rPr>
-      </w:pPr>
-      <w:r>
-        <w:rPr>
-          <w:rFonts w:hint="eastAsia"/>
-        </w:rPr>
+        <w:lastRenderedPageBreak/>
         <w:t>items要素（ShipRoomCategoryOption）</w:t>
       </w:r>
     </w:p>
@@ -11615,9 +11008,6 @@
     <w:p>
       <w:pPr>
         <w:pStyle w:val="3"/>
-        <w:rPr>
-          <w:rFonts w:hint="eastAsia"/>
-        </w:rPr>
       </w:pPr>
       <w:bookmarkStart w:id="32" w:name="_Toc227367589"/>
       <w:r>
@@ -11853,9 +11243,6 @@
     <w:p>
       <w:pPr>
         <w:pStyle w:val="2"/>
-        <w:rPr>
-          <w:rFonts w:hint="eastAsia"/>
-        </w:rPr>
       </w:pPr>
       <w:bookmarkStart w:id="33" w:name="_Toc227367590"/>
       <w:r>
@@ -11867,11 +11254,6 @@
       <w:bookmarkEnd w:id="33"/>
     </w:p>
     <w:p>
-      <w:pPr>
-        <w:rPr>
-          <w:rFonts w:hint="eastAsia"/>
-        </w:rPr>
-      </w:pPr>
       <w:r>
         <w:rPr>
           <w:rFonts w:hint="eastAsia"/>
@@ -11882,15 +11264,11 @@
     <w:p>
       <w:pPr>
         <w:pStyle w:val="4"/>
+      </w:pPr>
+      <w:r>
         <w:rPr>
           <w:rFonts w:hint="eastAsia"/>
         </w:rPr>
-      </w:pPr>
-      <w:r>
-        <w:rPr>
-          <w:rFonts w:hint="eastAsia"/>
-        </w:rPr>
-        <w:lastRenderedPageBreak/>
         <w:t>エンドポイント</w:t>
       </w:r>
     </w:p>
@@ -11905,11 +11283,6 @@
       </w:r>
     </w:p>
     <w:p>
-      <w:pPr>
-        <w:rPr>
-          <w:rFonts w:hint="eastAsia"/>
-        </w:rPr>
-      </w:pPr>
       <w:r>
         <w:rPr>
           <w:rFonts w:hint="eastAsia"/>
@@ -11920,9 +11293,6 @@
     <w:p>
       <w:pPr>
         <w:pStyle w:val="3"/>
-        <w:rPr>
-          <w:rFonts w:hint="eastAsia"/>
-        </w:rPr>
       </w:pPr>
       <w:bookmarkStart w:id="34" w:name="_Toc227367591"/>
       <w:r>
@@ -12108,7 +11478,14 @@
               <w:rPr>
                 <w:rFonts w:hint="eastAsia"/>
               </w:rPr>
-              <w:t>選択施設ID。対象施設が1件に確定できる場合は省略可</w:t>
+              <w:t>選択施設ID。対象施設が1件に</w:t>
+            </w:r>
+            <w:r>
+              <w:rPr>
+                <w:rFonts w:hint="eastAsia"/>
+              </w:rPr>
+              <w:lastRenderedPageBreak/>
+              <w:t>確定できる場合は省略可</w:t>
             </w:r>
           </w:p>
         </w:tc>
@@ -12120,6 +11497,7 @@
           </w:tcPr>
           <w:p>
             <w:r>
+              <w:lastRenderedPageBreak/>
               <w:t>shipDivisionName</w:t>
             </w:r>
           </w:p>
@@ -12228,9 +11606,6 @@
     <w:p>
       <w:pPr>
         <w:pStyle w:val="4"/>
-        <w:rPr>
-          <w:rFonts w:hint="eastAsia"/>
-        </w:rPr>
       </w:pPr>
       <w:r>
         <w:rPr>
@@ -12240,11 +11615,6 @@
       </w:r>
     </w:p>
     <w:p>
-      <w:pPr>
-        <w:rPr>
-          <w:rFonts w:hint="eastAsia"/>
-        </w:rPr>
-      </w:pPr>
       <w:r>
         <w:rPr>
           <w:rFonts w:hint="eastAsia"/>
@@ -12253,11 +11623,6 @@
       </w:r>
     </w:p>
     <w:p>
-      <w:pPr>
-        <w:rPr>
-          <w:rFonts w:hint="eastAsia"/>
-        </w:rPr>
-      </w:pPr>
       <w:r>
         <w:rPr>
           <w:rFonts w:hint="eastAsia"/>
@@ -12268,9 +11633,6 @@
     <w:p>
       <w:pPr>
         <w:pStyle w:val="4"/>
-        <w:rPr>
-          <w:rFonts w:hint="eastAsia"/>
-        </w:rPr>
       </w:pPr>
       <w:r>
         <w:rPr>
@@ -12280,11 +11642,6 @@
       </w:r>
     </w:p>
     <w:p>
-      <w:pPr>
-        <w:rPr>
-          <w:rFonts w:hint="eastAsia"/>
-        </w:rPr>
-      </w:pPr>
       <w:r>
         <w:rPr>
           <w:rFonts w:hint="eastAsia"/>
@@ -12293,11 +11650,6 @@
       </w:r>
     </w:p>
     <w:p>
-      <w:pPr>
-        <w:rPr>
-          <w:rFonts w:hint="eastAsia"/>
-        </w:rPr>
-      </w:pPr>
       <w:r>
         <w:rPr>
           <w:rFonts w:hint="eastAsia"/>
@@ -12306,11 +11658,6 @@
       </w:r>
     </w:p>
     <w:p>
-      <w:pPr>
-        <w:rPr>
-          <w:rFonts w:hint="eastAsia"/>
-        </w:rPr>
-      </w:pPr>
       <w:r>
         <w:rPr>
           <w:rFonts w:hint="eastAsia"/>
@@ -12319,11 +11666,6 @@
       </w:r>
     </w:p>
     <w:p>
-      <w:pPr>
-        <w:rPr>
-          <w:rFonts w:hint="eastAsia"/>
-        </w:rPr>
-      </w:pPr>
       <w:r>
         <w:rPr>
           <w:rFonts w:hint="eastAsia"/>
@@ -12334,9 +11676,6 @@
     <w:p>
       <w:pPr>
         <w:pStyle w:val="3"/>
-        <w:rPr>
-          <w:rFonts w:hint="eastAsia"/>
-        </w:rPr>
       </w:pPr>
       <w:bookmarkStart w:id="35" w:name="_Toc227367592"/>
       <w:r>
@@ -12589,15 +11928,11 @@
     <w:p>
       <w:pPr>
         <w:pStyle w:val="4"/>
+      </w:pPr>
+      <w:r>
         <w:rPr>
           <w:rFonts w:hint="eastAsia"/>
         </w:rPr>
-      </w:pPr>
-      <w:r>
-        <w:rPr>
-          <w:rFonts w:hint="eastAsia"/>
-        </w:rPr>
-        <w:lastRenderedPageBreak/>
         <w:t>selectedFacility（FacilityOption）</w:t>
       </w:r>
     </w:p>
@@ -12798,14 +12133,12 @@
     <w:p>
       <w:pPr>
         <w:pStyle w:val="4"/>
+      </w:pPr>
+      <w:r>
         <w:rPr>
           <w:rFonts w:hint="eastAsia"/>
         </w:rPr>
-      </w:pPr>
-      <w:r>
-        <w:rPr>
-          <w:rFonts w:hint="eastAsia"/>
-        </w:rPr>
+        <w:lastRenderedPageBreak/>
         <w:t>items要素（HospitalFacilityLocationSummary）</w:t>
       </w:r>
     </w:p>
@@ -13818,7 +13151,6 @@
           </w:tcPr>
           <w:p>
             <w:r>
-              <w:lastRenderedPageBreak/>
               <w:t>targetShipRoomCategory1</w:t>
             </w:r>
           </w:p>
@@ -13999,6 +13331,7 @@
           </w:tcPr>
           <w:p>
             <w:r>
+              <w:lastRenderedPageBreak/>
               <w:t>targetDepartmentName</w:t>
             </w:r>
           </w:p>
@@ -14222,9 +13555,6 @@
     <w:p>
       <w:pPr>
         <w:pStyle w:val="3"/>
-        <w:rPr>
-          <w:rFonts w:hint="eastAsia"/>
-        </w:rPr>
       </w:pPr>
       <w:bookmarkStart w:id="36" w:name="_Toc227367593"/>
       <w:r>
@@ -14530,9 +13860,6 @@
     <w:p>
       <w:pPr>
         <w:pStyle w:val="2"/>
-        <w:rPr>
-          <w:rFonts w:hint="eastAsia"/>
-        </w:rPr>
       </w:pPr>
       <w:bookmarkStart w:id="37" w:name="_Toc227367594"/>
       <w:r>
@@ -14544,11 +13871,6 @@
       <w:bookmarkEnd w:id="37"/>
     </w:p>
     <w:p>
-      <w:pPr>
-        <w:rPr>
-          <w:rFonts w:hint="eastAsia"/>
-        </w:rPr>
-      </w:pPr>
       <w:r>
         <w:rPr>
           <w:rFonts w:hint="eastAsia"/>
@@ -14559,9 +13881,6 @@
     <w:p>
       <w:pPr>
         <w:pStyle w:val="4"/>
-        <w:rPr>
-          <w:rFonts w:hint="eastAsia"/>
-        </w:rPr>
       </w:pPr>
       <w:r>
         <w:rPr>
@@ -14581,11 +13900,6 @@
       </w:r>
     </w:p>
     <w:p>
-      <w:pPr>
-        <w:rPr>
-          <w:rFonts w:hint="eastAsia"/>
-        </w:rPr>
-      </w:pPr>
       <w:r>
         <w:rPr>
           <w:rFonts w:hint="eastAsia"/>
@@ -14596,16 +13910,12 @@
     <w:p>
       <w:pPr>
         <w:pStyle w:val="3"/>
+      </w:pPr>
+      <w:bookmarkStart w:id="38" w:name="_Toc227367595"/>
+      <w:r>
         <w:rPr>
           <w:rFonts w:hint="eastAsia"/>
         </w:rPr>
-      </w:pPr>
-      <w:bookmarkStart w:id="38" w:name="_Toc227367595"/>
-      <w:r>
-        <w:rPr>
-          <w:rFonts w:hint="eastAsia"/>
-        </w:rPr>
-        <w:lastRenderedPageBreak/>
         <w:t>リクエストパラメータ</w:t>
       </w:r>
       <w:bookmarkEnd w:id="38"/>
@@ -14739,6 +14049,7 @@
           </w:tcPr>
           <w:p>
             <w:r>
+              <w:lastRenderedPageBreak/>
               <w:t>facilityId</w:t>
             </w:r>
           </w:p>
@@ -14905,9 +14216,6 @@
     <w:p>
       <w:pPr>
         <w:pStyle w:val="4"/>
-        <w:rPr>
-          <w:rFonts w:hint="eastAsia"/>
-        </w:rPr>
       </w:pPr>
       <w:r>
         <w:rPr>
@@ -14917,11 +14225,6 @@
       </w:r>
     </w:p>
     <w:p>
-      <w:pPr>
-        <w:rPr>
-          <w:rFonts w:hint="eastAsia"/>
-        </w:rPr>
-      </w:pPr>
       <w:r>
         <w:rPr>
           <w:rFonts w:hint="eastAsia"/>
@@ -14930,11 +14233,6 @@
       </w:r>
     </w:p>
     <w:p>
-      <w:pPr>
-        <w:rPr>
-          <w:rFonts w:hint="eastAsia"/>
-        </w:rPr>
-      </w:pPr>
       <w:r>
         <w:rPr>
           <w:rFonts w:hint="eastAsia"/>
@@ -14945,9 +14243,6 @@
     <w:p>
       <w:pPr>
         <w:pStyle w:val="4"/>
-        <w:rPr>
-          <w:rFonts w:hint="eastAsia"/>
-        </w:rPr>
       </w:pPr>
       <w:r>
         <w:rPr>
@@ -14957,11 +14252,6 @@
       </w:r>
     </w:p>
     <w:p>
-      <w:pPr>
-        <w:rPr>
-          <w:rFonts w:hint="eastAsia"/>
-        </w:rPr>
-      </w:pPr>
       <w:r>
         <w:rPr>
           <w:rFonts w:hint="eastAsia"/>
@@ -14970,11 +14260,6 @@
       </w:r>
     </w:p>
     <w:p>
-      <w:pPr>
-        <w:rPr>
-          <w:rFonts w:hint="eastAsia"/>
-        </w:rPr>
-      </w:pPr>
       <w:r>
         <w:rPr>
           <w:rFonts w:hint="eastAsia"/>
@@ -14983,11 +14268,6 @@
       </w:r>
     </w:p>
     <w:p>
-      <w:pPr>
-        <w:rPr>
-          <w:rFonts w:hint="eastAsia"/>
-        </w:rPr>
-      </w:pPr>
       <w:r>
         <w:rPr>
           <w:rFonts w:hint="eastAsia"/>
@@ -14998,9 +14278,6 @@
     <w:p>
       <w:pPr>
         <w:pStyle w:val="3"/>
-        <w:rPr>
-          <w:rFonts w:hint="eastAsia"/>
-        </w:rPr>
       </w:pPr>
       <w:bookmarkStart w:id="39" w:name="_Toc227367596"/>
       <w:r>
@@ -15012,11 +14289,6 @@
       <w:bookmarkEnd w:id="39"/>
     </w:p>
     <w:p>
-      <w:pPr>
-        <w:rPr>
-          <w:rFonts w:hint="eastAsia"/>
-        </w:rPr>
-      </w:pPr>
       <w:r>
         <w:rPr>
           <w:rFonts w:hint="eastAsia"/>
@@ -15032,9 +14304,6 @@
     <w:p>
       <w:pPr>
         <w:pStyle w:val="3"/>
-        <w:rPr>
-          <w:rFonts w:hint="eastAsia"/>
-        </w:rPr>
       </w:pPr>
       <w:bookmarkStart w:id="40" w:name="_Toc227367597"/>
       <w:r>
@@ -15237,6 +14506,7 @@
           </w:tcPr>
           <w:p>
             <w:r>
+              <w:lastRenderedPageBreak/>
               <w:t>403</w:t>
             </w:r>
           </w:p>
@@ -15307,7 +14577,6 @@
           </w:tcPr>
           <w:p>
             <w:r>
-              <w:lastRenderedPageBreak/>
               <w:t>500</w:t>
             </w:r>
           </w:p>
@@ -15341,9 +14610,6 @@
     <w:p>
       <w:pPr>
         <w:pStyle w:val="2"/>
-        <w:rPr>
-          <w:rFonts w:hint="eastAsia"/>
-        </w:rPr>
       </w:pPr>
       <w:bookmarkStart w:id="41" w:name="_Toc227367598"/>
       <w:r>
@@ -15355,11 +14621,6 @@
       <w:bookmarkEnd w:id="41"/>
     </w:p>
     <w:p>
-      <w:pPr>
-        <w:rPr>
-          <w:rFonts w:hint="eastAsia"/>
-        </w:rPr>
-      </w:pPr>
       <w:r>
         <w:rPr>
           <w:rFonts w:hint="eastAsia"/>
@@ -15370,9 +14631,6 @@
     <w:p>
       <w:pPr>
         <w:pStyle w:val="4"/>
-        <w:rPr>
-          <w:rFonts w:hint="eastAsia"/>
-        </w:rPr>
       </w:pPr>
       <w:r>
         <w:rPr>
@@ -15392,11 +14650,6 @@
       </w:r>
     </w:p>
     <w:p>
-      <w:pPr>
-        <w:rPr>
-          <w:rFonts w:hint="eastAsia"/>
-        </w:rPr>
-      </w:pPr>
       <w:r>
         <w:rPr>
           <w:rFonts w:hint="eastAsia"/>
@@ -15407,9 +14660,6 @@
     <w:p>
       <w:pPr>
         <w:pStyle w:val="4"/>
-        <w:rPr>
-          <w:rFonts w:hint="eastAsia"/>
-        </w:rPr>
       </w:pPr>
       <w:r>
         <w:rPr>
@@ -15419,11 +14669,6 @@
       </w:r>
     </w:p>
     <w:p>
-      <w:pPr>
-        <w:rPr>
-          <w:rFonts w:hint="eastAsia"/>
-        </w:rPr>
-      </w:pPr>
       <w:r>
         <w:rPr>
           <w:rFonts w:hint="eastAsia"/>
@@ -15434,9 +14679,6 @@
     <w:p>
       <w:pPr>
         <w:pStyle w:val="4"/>
-        <w:rPr>
-          <w:rFonts w:hint="eastAsia"/>
-        </w:rPr>
       </w:pPr>
       <w:r>
         <w:rPr>
@@ -15446,11 +14688,6 @@
       </w:r>
     </w:p>
     <w:p>
-      <w:pPr>
-        <w:rPr>
-          <w:rFonts w:hint="eastAsia"/>
-        </w:rPr>
-      </w:pPr>
       <w:r>
         <w:rPr>
           <w:rFonts w:hint="eastAsia"/>
@@ -15461,9 +14698,6 @@
     <w:p>
       <w:pPr>
         <w:pStyle w:val="3"/>
-        <w:rPr>
-          <w:rFonts w:hint="eastAsia"/>
-        </w:rPr>
       </w:pPr>
       <w:bookmarkStart w:id="42" w:name="_Toc227367599"/>
       <w:r>
@@ -15475,11 +14709,6 @@
       <w:bookmarkEnd w:id="42"/>
     </w:p>
     <w:p>
-      <w:pPr>
-        <w:rPr>
-          <w:rFonts w:hint="eastAsia"/>
-        </w:rPr>
-      </w:pPr>
       <w:r>
         <w:rPr>
           <w:rFonts w:hint="eastAsia"/>
@@ -15495,9 +14724,6 @@
     <w:p>
       <w:pPr>
         <w:pStyle w:val="3"/>
-        <w:rPr>
-          <w:rFonts w:hint="eastAsia"/>
-        </w:rPr>
       </w:pPr>
       <w:bookmarkStart w:id="43" w:name="_Toc227367600"/>
       <w:r>
@@ -15665,6 +14891,7 @@
           </w:tcPr>
           <w:p>
             <w:r>
+              <w:lastRenderedPageBreak/>
               <w:t>403</w:t>
             </w:r>
           </w:p>
@@ -15733,9 +14960,6 @@
     <w:p>
       <w:pPr>
         <w:pStyle w:val="2"/>
-        <w:rPr>
-          <w:rFonts w:hint="eastAsia"/>
-        </w:rPr>
       </w:pPr>
       <w:bookmarkStart w:id="44" w:name="_Toc227367601"/>
       <w:r>
@@ -15747,11 +14971,6 @@
       <w:bookmarkEnd w:id="44"/>
     </w:p>
     <w:p>
-      <w:pPr>
-        <w:rPr>
-          <w:rFonts w:hint="eastAsia"/>
-        </w:rPr>
-      </w:pPr>
       <w:r>
         <w:rPr>
           <w:rFonts w:hint="eastAsia"/>
@@ -15762,15 +14981,11 @@
     <w:p>
       <w:pPr>
         <w:pStyle w:val="4"/>
+      </w:pPr>
+      <w:r>
         <w:rPr>
           <w:rFonts w:hint="eastAsia"/>
         </w:rPr>
-      </w:pPr>
-      <w:r>
-        <w:rPr>
-          <w:rFonts w:hint="eastAsia"/>
-        </w:rPr>
-        <w:lastRenderedPageBreak/>
         <w:t>エンドポイント</w:t>
       </w:r>
     </w:p>
@@ -15785,11 +15000,6 @@
       </w:r>
     </w:p>
     <w:p>
-      <w:pPr>
-        <w:rPr>
-          <w:rFonts w:hint="eastAsia"/>
-        </w:rPr>
-      </w:pPr>
       <w:r>
         <w:rPr>
           <w:rFonts w:hint="eastAsia"/>
@@ -15800,9 +15010,6 @@
     <w:p>
       <w:pPr>
         <w:pStyle w:val="3"/>
-        <w:rPr>
-          <w:rFonts w:hint="eastAsia"/>
-        </w:rPr>
       </w:pPr>
       <w:bookmarkStart w:id="45" w:name="_Toc227367602"/>
       <w:r>
@@ -16010,9 +15217,6 @@
     <w:p>
       <w:pPr>
         <w:pStyle w:val="4"/>
-        <w:rPr>
-          <w:rFonts w:hint="eastAsia"/>
-        </w:rPr>
       </w:pPr>
       <w:r>
         <w:rPr>
@@ -16022,11 +15226,6 @@
       </w:r>
     </w:p>
     <w:p>
-      <w:pPr>
-        <w:rPr>
-          <w:rFonts w:hint="eastAsia"/>
-        </w:rPr>
-      </w:pPr>
       <w:r>
         <w:rPr>
           <w:rFonts w:hint="eastAsia"/>
@@ -16035,11 +15234,6 @@
       </w:r>
     </w:p>
     <w:p>
-      <w:pPr>
-        <w:rPr>
-          <w:rFonts w:hint="eastAsia"/>
-        </w:rPr>
-      </w:pPr>
       <w:r>
         <w:rPr>
           <w:rFonts w:hint="eastAsia"/>
@@ -16050,9 +15244,6 @@
     <w:p>
       <w:pPr>
         <w:pStyle w:val="4"/>
-        <w:rPr>
-          <w:rFonts w:hint="eastAsia"/>
-        </w:rPr>
       </w:pPr>
       <w:r>
         <w:rPr>
@@ -16062,11 +15253,6 @@
       </w:r>
     </w:p>
     <w:p>
-      <w:pPr>
-        <w:rPr>
-          <w:rFonts w:hint="eastAsia"/>
-        </w:rPr>
-      </w:pPr>
       <w:r>
         <w:rPr>
           <w:rFonts w:hint="eastAsia"/>
@@ -16075,11 +15261,6 @@
       </w:r>
     </w:p>
     <w:p>
-      <w:pPr>
-        <w:rPr>
-          <w:rFonts w:hint="eastAsia"/>
-        </w:rPr>
-      </w:pPr>
       <w:r>
         <w:rPr>
           <w:rFonts w:hint="eastAsia"/>
@@ -16088,11 +15269,6 @@
       </w:r>
     </w:p>
     <w:p>
-      <w:pPr>
-        <w:rPr>
-          <w:rFonts w:hint="eastAsia"/>
-        </w:rPr>
-      </w:pPr>
       <w:r>
         <w:rPr>
           <w:rFonts w:hint="eastAsia"/>
@@ -16103,15 +15279,13 @@
     <w:p>
       <w:pPr>
         <w:pStyle w:val="3"/>
+      </w:pPr>
+      <w:bookmarkStart w:id="46" w:name="_Toc227367603"/>
+      <w:r>
         <w:rPr>
           <w:rFonts w:hint="eastAsia"/>
         </w:rPr>
-      </w:pPr>
-      <w:bookmarkStart w:id="46" w:name="_Toc227367603"/>
-      <w:r>
-        <w:rPr>
-          <w:rFonts w:hint="eastAsia"/>
-        </w:rPr>
+        <w:lastRenderedPageBreak/>
         <w:t>レスポンス（200：HospitalFacilityImportPreviewResponse）</w:t>
       </w:r>
       <w:bookmarkEnd w:id="46"/>
@@ -16403,9 +15577,6 @@
     <w:p>
       <w:pPr>
         <w:pStyle w:val="4"/>
-        <w:rPr>
-          <w:rFonts w:hint="eastAsia"/>
-        </w:rPr>
       </w:pPr>
       <w:r>
         <w:rPr>
@@ -16611,16 +15782,12 @@
     <w:p>
       <w:pPr>
         <w:pStyle w:val="3"/>
+      </w:pPr>
+      <w:bookmarkStart w:id="47" w:name="_Toc227367604"/>
+      <w:r>
         <w:rPr>
           <w:rFonts w:hint="eastAsia"/>
         </w:rPr>
-      </w:pPr>
-      <w:bookmarkStart w:id="47" w:name="_Toc227367604"/>
-      <w:r>
-        <w:rPr>
-          <w:rFonts w:hint="eastAsia"/>
-        </w:rPr>
-        <w:lastRenderedPageBreak/>
         <w:t>ステータスコード</w:t>
       </w:r>
       <w:bookmarkEnd w:id="47"/>
@@ -16920,9 +16087,6 @@
     <w:p>
       <w:pPr>
         <w:pStyle w:val="2"/>
-        <w:rPr>
-          <w:rFonts w:hint="eastAsia"/>
-        </w:rPr>
       </w:pPr>
       <w:bookmarkStart w:id="48" w:name="_Toc227367605"/>
       <w:r>
@@ -16934,11 +16098,6 @@
       <w:bookmarkEnd w:id="48"/>
     </w:p>
     <w:p>
-      <w:pPr>
-        <w:rPr>
-          <w:rFonts w:hint="eastAsia"/>
-        </w:rPr>
-      </w:pPr>
       <w:r>
         <w:rPr>
           <w:rFonts w:hint="eastAsia"/>
@@ -16949,14 +16108,12 @@
     <w:p>
       <w:pPr>
         <w:pStyle w:val="4"/>
+      </w:pPr>
+      <w:r>
         <w:rPr>
           <w:rFonts w:hint="eastAsia"/>
         </w:rPr>
-      </w:pPr>
-      <w:r>
-        <w:rPr>
-          <w:rFonts w:hint="eastAsia"/>
-        </w:rPr>
+        <w:lastRenderedPageBreak/>
         <w:t>エンドポイント</w:t>
       </w:r>
     </w:p>
@@ -16971,11 +16128,6 @@
       </w:r>
     </w:p>
     <w:p>
-      <w:pPr>
-        <w:rPr>
-          <w:rFonts w:hint="eastAsia"/>
-        </w:rPr>
-      </w:pPr>
       <w:r>
         <w:rPr>
           <w:rFonts w:hint="eastAsia"/>
@@ -16986,9 +16138,6 @@
     <w:p>
       <w:pPr>
         <w:pStyle w:val="3"/>
-        <w:rPr>
-          <w:rFonts w:hint="eastAsia"/>
-        </w:rPr>
       </w:pPr>
       <w:bookmarkStart w:id="49" w:name="_Toc227367606"/>
       <w:r>
@@ -17241,9 +16390,6 @@
     <w:p>
       <w:pPr>
         <w:pStyle w:val="4"/>
-        <w:rPr>
-          <w:rFonts w:hint="eastAsia"/>
-        </w:rPr>
       </w:pPr>
       <w:r>
         <w:rPr>
@@ -17253,11 +16399,6 @@
       </w:r>
     </w:p>
     <w:p>
-      <w:pPr>
-        <w:rPr>
-          <w:rFonts w:hint="eastAsia"/>
-        </w:rPr>
-      </w:pPr>
       <w:r>
         <w:rPr>
           <w:rFonts w:hint="eastAsia"/>
@@ -17266,11 +16407,6 @@
       </w:r>
     </w:p>
     <w:p>
-      <w:pPr>
-        <w:rPr>
-          <w:rFonts w:hint="eastAsia"/>
-        </w:rPr>
-      </w:pPr>
       <w:r>
         <w:rPr>
           <w:rFonts w:hint="eastAsia"/>
@@ -17281,24 +16417,15 @@
     <w:p>
       <w:pPr>
         <w:pStyle w:val="4"/>
+      </w:pPr>
+      <w:r>
         <w:rPr>
           <w:rFonts w:hint="eastAsia"/>
         </w:rPr>
-      </w:pPr>
-      <w:r>
-        <w:rPr>
-          <w:rFonts w:hint="eastAsia"/>
-        </w:rPr>
-        <w:lastRenderedPageBreak/>
         <w:t>処理仕様</w:t>
       </w:r>
     </w:p>
     <w:p>
-      <w:pPr>
-        <w:rPr>
-          <w:rFonts w:hint="eastAsia"/>
-        </w:rPr>
-      </w:pPr>
       <w:r>
         <w:rPr>
           <w:rFonts w:hint="eastAsia"/>
@@ -17307,11 +16434,6 @@
       </w:r>
     </w:p>
     <w:p>
-      <w:pPr>
-        <w:rPr>
-          <w:rFonts w:hint="eastAsia"/>
-        </w:rPr>
-      </w:pPr>
       <w:r>
         <w:rPr>
           <w:rFonts w:hint="eastAsia"/>
@@ -17320,11 +16442,6 @@
       </w:r>
     </w:p>
     <w:p>
-      <w:pPr>
-        <w:rPr>
-          <w:rFonts w:hint="eastAsia"/>
-        </w:rPr>
-      </w:pPr>
       <w:r>
         <w:rPr>
           <w:rFonts w:hint="eastAsia"/>
@@ -17335,9 +16452,6 @@
     <w:p>
       <w:pPr>
         <w:pStyle w:val="3"/>
-        <w:rPr>
-          <w:rFonts w:hint="eastAsia"/>
-        </w:rPr>
       </w:pPr>
       <w:bookmarkStart w:id="50" w:name="_Toc227367607"/>
       <w:r>
@@ -17590,15 +16704,13 @@
     <w:p>
       <w:pPr>
         <w:pStyle w:val="3"/>
+      </w:pPr>
+      <w:bookmarkStart w:id="51" w:name="_Toc227367608"/>
+      <w:r>
         <w:rPr>
           <w:rFonts w:hint="eastAsia"/>
         </w:rPr>
-      </w:pPr>
-      <w:bookmarkStart w:id="51" w:name="_Toc227367608"/>
-      <w:r>
-        <w:rPr>
-          <w:rFonts w:hint="eastAsia"/>
-        </w:rPr>
+        <w:lastRenderedPageBreak/>
         <w:t>ステータスコード</w:t>
       </w:r>
       <w:bookmarkEnd w:id="51"/>
@@ -17933,9 +17045,6 @@
     <w:p>
       <w:pPr>
         <w:pStyle w:val="2"/>
-        <w:rPr>
-          <w:rFonts w:hint="eastAsia"/>
-        </w:rPr>
       </w:pPr>
       <w:bookmarkStart w:id="52" w:name="_Toc227367609"/>
       <w:r>
@@ -17947,11 +17056,6 @@
       <w:bookmarkEnd w:id="52"/>
     </w:p>
     <w:p>
-      <w:pPr>
-        <w:rPr>
-          <w:rFonts w:hint="eastAsia"/>
-        </w:rPr>
-      </w:pPr>
       <w:r>
         <w:rPr>
           <w:rFonts w:hint="eastAsia"/>
@@ -17962,9 +17066,6 @@
     <w:p>
       <w:pPr>
         <w:pStyle w:val="4"/>
-        <w:rPr>
-          <w:rFonts w:hint="eastAsia"/>
-        </w:rPr>
       </w:pPr>
       <w:r>
         <w:rPr>
@@ -17984,25 +17085,16 @@
       </w:r>
     </w:p>
     <w:p>
-      <w:pPr>
+      <w:r>
         <w:rPr>
           <w:rFonts w:hint="eastAsia"/>
         </w:rPr>
-      </w:pPr>
-      <w:r>
-        <w:rPr>
-          <w:rFonts w:hint="eastAsia"/>
-        </w:rPr>
-        <w:lastRenderedPageBreak/>
         <w:t>認証: 要（Bearer）</w:t>
       </w:r>
     </w:p>
     <w:p>
       <w:pPr>
         <w:pStyle w:val="3"/>
-        <w:rPr>
-          <w:rFonts w:hint="eastAsia"/>
-        </w:rPr>
       </w:pPr>
       <w:bookmarkStart w:id="53" w:name="_Toc227367610"/>
       <w:r>
@@ -18347,6 +17439,7 @@
           </w:tcPr>
           <w:p>
             <w:r>
+              <w:lastRenderedPageBreak/>
               <w:t>roomId</w:t>
             </w:r>
           </w:p>
@@ -18975,9 +18068,6 @@
     <w:p>
       <w:pPr>
         <w:pStyle w:val="4"/>
-        <w:rPr>
-          <w:rFonts w:hint="eastAsia"/>
-        </w:rPr>
       </w:pPr>
       <w:r>
         <w:rPr>
@@ -18987,11 +18077,6 @@
       </w:r>
     </w:p>
     <w:p>
-      <w:pPr>
-        <w:rPr>
-          <w:rFonts w:hint="eastAsia"/>
-        </w:rPr>
-      </w:pPr>
       <w:r>
         <w:rPr>
           <w:rFonts w:hint="eastAsia"/>
@@ -19000,11 +18085,6 @@
       </w:r>
     </w:p>
     <w:p>
-      <w:pPr>
-        <w:rPr>
-          <w:rFonts w:hint="eastAsia"/>
-        </w:rPr>
-      </w:pPr>
       <w:r>
         <w:rPr>
           <w:rFonts w:hint="eastAsia"/>
@@ -19015,9 +18095,6 @@
     <w:p>
       <w:pPr>
         <w:pStyle w:val="4"/>
-        <w:rPr>
-          <w:rFonts w:hint="eastAsia"/>
-        </w:rPr>
       </w:pPr>
       <w:r>
         <w:rPr>
@@ -19027,11 +18104,6 @@
       </w:r>
     </w:p>
     <w:p>
-      <w:pPr>
-        <w:rPr>
-          <w:rFonts w:hint="eastAsia"/>
-        </w:rPr>
-      </w:pPr>
       <w:r>
         <w:rPr>
           <w:rFonts w:hint="eastAsia"/>
@@ -19040,25 +18112,14 @@
       </w:r>
     </w:p>
     <w:p>
-      <w:pPr>
+      <w:r>
         <w:rPr>
           <w:rFonts w:hint="eastAsia"/>
         </w:rPr>
-      </w:pPr>
-      <w:r>
-        <w:rPr>
-          <w:rFonts w:hint="eastAsia"/>
-        </w:rPr>
-        <w:lastRenderedPageBreak/>
         <w:t>リモデル先項目が1つ以上入力されている場合は `facility_location_remodels` を同時作成する</w:t>
       </w:r>
     </w:p>
     <w:p>
-      <w:pPr>
-        <w:rPr>
-          <w:rFonts w:hint="eastAsia"/>
-        </w:rPr>
-      </w:pPr>
       <w:r>
         <w:rPr>
           <w:rFonts w:hint="eastAsia"/>
@@ -19069,9 +18130,6 @@
     <w:p>
       <w:pPr>
         <w:pStyle w:val="3"/>
-        <w:rPr>
-          <w:rFonts w:hint="eastAsia"/>
-        </w:rPr>
       </w:pPr>
       <w:bookmarkStart w:id="54" w:name="_Toc227367611"/>
       <w:r>
@@ -19234,15 +18292,13 @@
     <w:p>
       <w:pPr>
         <w:pStyle w:val="3"/>
+      </w:pPr>
+      <w:bookmarkStart w:id="55" w:name="_Toc227367612"/>
+      <w:r>
         <w:rPr>
           <w:rFonts w:hint="eastAsia"/>
         </w:rPr>
-      </w:pPr>
-      <w:bookmarkStart w:id="55" w:name="_Toc227367612"/>
-      <w:r>
-        <w:rPr>
-          <w:rFonts w:hint="eastAsia"/>
-        </w:rPr>
+        <w:lastRenderedPageBreak/>
         <w:t>ステータスコード</w:t>
       </w:r>
       <w:bookmarkEnd w:id="55"/>
@@ -19542,9 +18598,6 @@
     <w:p>
       <w:pPr>
         <w:pStyle w:val="2"/>
-        <w:rPr>
-          <w:rFonts w:hint="eastAsia"/>
-        </w:rPr>
       </w:pPr>
       <w:bookmarkStart w:id="56" w:name="_Toc227367613"/>
       <w:r>
@@ -19556,11 +18609,6 @@
       <w:bookmarkEnd w:id="56"/>
     </w:p>
     <w:p>
-      <w:pPr>
-        <w:rPr>
-          <w:rFonts w:hint="eastAsia"/>
-        </w:rPr>
-      </w:pPr>
       <w:r>
         <w:rPr>
           <w:rFonts w:hint="eastAsia"/>
@@ -19571,9 +18619,6 @@
     <w:p>
       <w:pPr>
         <w:pStyle w:val="4"/>
-        <w:rPr>
-          <w:rFonts w:hint="eastAsia"/>
-        </w:rPr>
       </w:pPr>
       <w:r>
         <w:rPr>
@@ -19593,11 +18638,6 @@
       </w:r>
     </w:p>
     <w:p>
-      <w:pPr>
-        <w:rPr>
-          <w:rFonts w:hint="eastAsia"/>
-        </w:rPr>
-      </w:pPr>
       <w:r>
         <w:rPr>
           <w:rFonts w:hint="eastAsia"/>
@@ -19608,9 +18648,6 @@
     <w:p>
       <w:pPr>
         <w:pStyle w:val="3"/>
-        <w:rPr>
-          <w:rFonts w:hint="eastAsia"/>
-        </w:rPr>
       </w:pPr>
       <w:bookmarkStart w:id="57" w:name="_Toc227367614"/>
       <w:r>
@@ -19803,16 +18840,12 @@
     <w:p>
       <w:pPr>
         <w:pStyle w:val="3"/>
+      </w:pPr>
+      <w:bookmarkStart w:id="58" w:name="_Toc227367615"/>
+      <w:r>
         <w:rPr>
           <w:rFonts w:hint="eastAsia"/>
         </w:rPr>
-      </w:pPr>
-      <w:bookmarkStart w:id="58" w:name="_Toc227367615"/>
-      <w:r>
-        <w:rPr>
-          <w:rFonts w:hint="eastAsia"/>
-        </w:rPr>
-        <w:lastRenderedPageBreak/>
         <w:t>リクエストボディ</w:t>
       </w:r>
       <w:bookmarkEnd w:id="58"/>
@@ -20016,6 +19049,7 @@
           </w:tcPr>
           <w:p>
             <w:r>
+              <w:lastRenderedPageBreak/>
               <w:t>divisionId</w:t>
             </w:r>
           </w:p>
@@ -20734,9 +19768,6 @@
     <w:p>
       <w:pPr>
         <w:pStyle w:val="4"/>
-        <w:rPr>
-          <w:rFonts w:hint="eastAsia"/>
-        </w:rPr>
       </w:pPr>
       <w:r>
         <w:rPr>
@@ -20746,11 +19777,6 @@
       </w:r>
     </w:p>
     <w:p>
-      <w:pPr>
-        <w:rPr>
-          <w:rFonts w:hint="eastAsia"/>
-        </w:rPr>
-      </w:pPr>
       <w:r>
         <w:rPr>
           <w:rFonts w:hint="eastAsia"/>
@@ -20759,11 +19785,6 @@
       </w:r>
     </w:p>
     <w:p>
-      <w:pPr>
-        <w:rPr>
-          <w:rFonts w:hint="eastAsia"/>
-        </w:rPr>
-      </w:pPr>
       <w:r>
         <w:rPr>
           <w:rFonts w:hint="eastAsia"/>
@@ -20774,9 +19795,6 @@
     <w:p>
       <w:pPr>
         <w:pStyle w:val="4"/>
-        <w:rPr>
-          <w:rFonts w:hint="eastAsia"/>
-        </w:rPr>
       </w:pPr>
       <w:r>
         <w:rPr>
@@ -20786,11 +19804,6 @@
       </w:r>
     </w:p>
     <w:p>
-      <w:pPr>
-        <w:rPr>
-          <w:rFonts w:hint="eastAsia"/>
-        </w:rPr>
-      </w:pPr>
       <w:r>
         <w:rPr>
           <w:rFonts w:hint="eastAsia"/>
@@ -20799,11 +19812,6 @@
       </w:r>
     </w:p>
     <w:p>
-      <w:pPr>
-        <w:rPr>
-          <w:rFonts w:hint="eastAsia"/>
-        </w:rPr>
-      </w:pPr>
       <w:r>
         <w:rPr>
           <w:rFonts w:hint="eastAsia"/>
@@ -20812,31 +19820,23 @@
       </w:r>
     </w:p>
     <w:p>
-      <w:pPr>
+      <w:r>
         <w:rPr>
           <w:rFonts w:hint="eastAsia"/>
         </w:rPr>
-      </w:pPr>
-      <w:r>
-        <w:rPr>
-          <w:rFonts w:hint="eastAsia"/>
-        </w:rPr>
-        <w:lastRenderedPageBreak/>
         <w:t>新側項目が入力されていれば `facility_location_remodels` を作成または更新し、すべて空なら削除または論理削除する</w:t>
       </w:r>
     </w:p>
     <w:p>
       <w:pPr>
         <w:pStyle w:val="3"/>
+      </w:pPr>
+      <w:bookmarkStart w:id="59" w:name="_Toc227367616"/>
+      <w:r>
         <w:rPr>
           <w:rFonts w:hint="eastAsia"/>
         </w:rPr>
-      </w:pPr>
-      <w:bookmarkStart w:id="59" w:name="_Toc227367616"/>
-      <w:r>
-        <w:rPr>
-          <w:rFonts w:hint="eastAsia"/>
-        </w:rPr>
+        <w:lastRenderedPageBreak/>
         <w:t>レスポンス（200：HospitalFacilityLocationResponse）</w:t>
       </w:r>
       <w:bookmarkEnd w:id="59"/>
@@ -20993,9 +19993,6 @@
     <w:p>
       <w:pPr>
         <w:pStyle w:val="3"/>
-        <w:rPr>
-          <w:rFonts w:hint="eastAsia"/>
-        </w:rPr>
       </w:pPr>
       <w:bookmarkStart w:id="60" w:name="_Toc227367617"/>
       <w:r>
@@ -21301,9 +20298,6 @@
     <w:p>
       <w:pPr>
         <w:pStyle w:val="2"/>
-        <w:rPr>
-          <w:rFonts w:hint="eastAsia"/>
-        </w:rPr>
       </w:pPr>
       <w:bookmarkStart w:id="61" w:name="_Toc227367618"/>
       <w:r>
@@ -21315,11 +20309,6 @@
       <w:bookmarkEnd w:id="61"/>
     </w:p>
     <w:p>
-      <w:pPr>
-        <w:rPr>
-          <w:rFonts w:hint="eastAsia"/>
-        </w:rPr>
-      </w:pPr>
       <w:r>
         <w:rPr>
           <w:rFonts w:hint="eastAsia"/>
@@ -21330,9 +20319,6 @@
     <w:p>
       <w:pPr>
         <w:pStyle w:val="4"/>
-        <w:rPr>
-          <w:rFonts w:hint="eastAsia"/>
-        </w:rPr>
       </w:pPr>
       <w:r>
         <w:rPr>
@@ -21352,11 +20338,6 @@
       </w:r>
     </w:p>
     <w:p>
-      <w:pPr>
-        <w:rPr>
-          <w:rFonts w:hint="eastAsia"/>
-        </w:rPr>
-      </w:pPr>
       <w:r>
         <w:rPr>
           <w:rFonts w:hint="eastAsia"/>
@@ -21367,9 +20348,6 @@
     <w:p>
       <w:pPr>
         <w:pStyle w:val="3"/>
-        <w:rPr>
-          <w:rFonts w:hint="eastAsia"/>
-        </w:rPr>
       </w:pPr>
       <w:bookmarkStart w:id="62" w:name="_Toc227367619"/>
       <w:r>
@@ -21562,9 +20540,6 @@
     <w:p>
       <w:pPr>
         <w:pStyle w:val="4"/>
-        <w:rPr>
-          <w:rFonts w:hint="eastAsia"/>
-        </w:rPr>
       </w:pPr>
       <w:r>
         <w:rPr>
@@ -21575,11 +20550,6 @@
       </w:r>
     </w:p>
     <w:p>
-      <w:pPr>
-        <w:rPr>
-          <w:rFonts w:hint="eastAsia"/>
-        </w:rPr>
-      </w:pPr>
       <w:r>
         <w:rPr>
           <w:rFonts w:hint="eastAsia"/>
@@ -21588,11 +20558,6 @@
       </w:r>
     </w:p>
     <w:p>
-      <w:pPr>
-        <w:rPr>
-          <w:rFonts w:hint="eastAsia"/>
-        </w:rPr>
-      </w:pPr>
       <w:r>
         <w:rPr>
           <w:rFonts w:hint="eastAsia"/>
@@ -21603,9 +20568,6 @@
     <w:p>
       <w:pPr>
         <w:pStyle w:val="4"/>
-        <w:rPr>
-          <w:rFonts w:hint="eastAsia"/>
-        </w:rPr>
       </w:pPr>
       <w:r>
         <w:rPr>
@@ -21615,11 +20577,6 @@
       </w:r>
     </w:p>
     <w:p>
-      <w:pPr>
-        <w:rPr>
-          <w:rFonts w:hint="eastAsia"/>
-        </w:rPr>
-      </w:pPr>
       <w:r>
         <w:rPr>
           <w:rFonts w:hint="eastAsia"/>
@@ -21628,11 +20585,6 @@
       </w:r>
     </w:p>
     <w:p>
-      <w:pPr>
-        <w:rPr>
-          <w:rFonts w:hint="eastAsia"/>
-        </w:rPr>
-      </w:pPr>
       <w:r>
         <w:rPr>
           <w:rFonts w:hint="eastAsia"/>
@@ -21643,9 +20595,6 @@
     <w:p>
       <w:pPr>
         <w:pStyle w:val="3"/>
-        <w:rPr>
-          <w:rFonts w:hint="eastAsia"/>
-        </w:rPr>
       </w:pPr>
       <w:bookmarkStart w:id="63" w:name="_Toc227367620"/>
       <w:r>
@@ -21657,11 +20606,6 @@
       <w:bookmarkEnd w:id="63"/>
     </w:p>
     <w:p>
-      <w:pPr>
-        <w:rPr>
-          <w:rFonts w:hint="eastAsia"/>
-        </w:rPr>
-      </w:pPr>
       <w:r>
         <w:rPr>
           <w:rFonts w:hint="eastAsia"/>
@@ -21672,9 +20616,6 @@
     <w:p>
       <w:pPr>
         <w:pStyle w:val="3"/>
-        <w:rPr>
-          <w:rFonts w:hint="eastAsia"/>
-        </w:rPr>
       </w:pPr>
       <w:bookmarkStart w:id="64" w:name="_Toc227367621"/>
       <w:r>
@@ -21945,9 +20886,6 @@
     <w:p>
       <w:pPr>
         <w:pStyle w:val="10"/>
-        <w:rPr>
-          <w:rFonts w:hint="eastAsia"/>
-        </w:rPr>
       </w:pPr>
       <w:bookmarkStart w:id="65" w:name="_Toc227367622"/>
       <w:r>
@@ -21961,9 +20899,6 @@
     <w:p>
       <w:pPr>
         <w:pStyle w:val="2"/>
-        <w:rPr>
-          <w:rFonts w:hint="eastAsia"/>
-        </w:rPr>
       </w:pPr>
       <w:bookmarkStart w:id="66" w:name="_Toc227367623"/>
       <w:r>
@@ -22086,16 +21021,24 @@
               <w:rPr>
                 <w:rFonts w:hint="eastAsia"/>
               </w:rPr>
-              <w:t>対象施設候補取得 / SHIP候補取得 / 一覧取得 / エクスポート / テンプレート取得</w:t>
-            </w:r>
-          </w:p>
-        </w:tc>
-        <w:tc>
-          <w:tcPr>
-            <w:tcW w:w="1250" w:type="pct"/>
-          </w:tcPr>
-          <w:p>
-            <w:r>
+              <w:t>対象施設候補取得 / SHIP候補取得 / 一</w:t>
+            </w:r>
+            <w:r>
+              <w:rPr>
+                <w:rFonts w:hint="eastAsia"/>
+              </w:rPr>
+              <w:lastRenderedPageBreak/>
+              <w:t>覧取得 / エクスポート / テンプレート取得</w:t>
+            </w:r>
+          </w:p>
+        </w:tc>
+        <w:tc>
+          <w:tcPr>
+            <w:tcW w:w="1250" w:type="pct"/>
+          </w:tcPr>
+          <w:p>
+            <w:r>
+              <w:lastRenderedPageBreak/>
               <w:t>`hospital_dept_master_list`</w:t>
             </w:r>
           </w:p>
@@ -22109,19 +21052,27 @@
               <w:rPr>
                 <w:rFonts w:hint="eastAsia"/>
               </w:rPr>
-              <w:t>対象施設に対して実効 `hospital_dept_master_list` を持つこと、または少なくとも1件の担当施設で同 feature を持つこと</w:t>
-            </w:r>
-          </w:p>
-        </w:tc>
-        <w:tc>
-          <w:tcPr>
-            <w:tcW w:w="1250" w:type="pct"/>
-          </w:tcPr>
-          <w:p>
-            <w:r>
-              <w:rPr>
-                <w:rFonts w:hint="eastAsia"/>
-              </w:rPr>
+              <w:t>対象施設に対して実効 `hospital_dept_master_list` を持つ</w:t>
+            </w:r>
+            <w:r>
+              <w:rPr>
+                <w:rFonts w:hint="eastAsia"/>
+              </w:rPr>
+              <w:lastRenderedPageBreak/>
+              <w:t>こと、または少なくとも1件の担当施設で同 feature を持つこと</w:t>
+            </w:r>
+          </w:p>
+        </w:tc>
+        <w:tc>
+          <w:tcPr>
+            <w:tcW w:w="1250" w:type="pct"/>
+          </w:tcPr>
+          <w:p>
+            <w:r>
+              <w:rPr>
+                <w:rFonts w:hint="eastAsia"/>
+              </w:rPr>
+              <w:lastRenderedPageBreak/>
               <w:t>一覧参照と画面利用開始に必要</w:t>
             </w:r>
           </w:p>
@@ -22137,7 +21088,6 @@
               <w:rPr>
                 <w:rFonts w:hint="eastAsia"/>
               </w:rPr>
-              <w:lastRenderedPageBreak/>
               <w:t>インポートプレビュー / インポート実行 / 新規作成 / 更新 / 削除</w:t>
             </w:r>
           </w:p>
@@ -22184,9 +21134,6 @@
     <w:p>
       <w:pPr>
         <w:pStyle w:val="2"/>
-        <w:rPr>
-          <w:rFonts w:hint="eastAsia"/>
-        </w:rPr>
       </w:pPr>
       <w:bookmarkStart w:id="67" w:name="_Toc227367624"/>
       <w:r>
@@ -22205,9 +21152,6 @@
           <w:numId w:val="124"/>
         </w:numPr>
         <w:ind w:leftChars="0"/>
-        <w:rPr>
-          <w:rFonts w:hint="eastAsia"/>
-        </w:rPr>
       </w:pPr>
       <w:r>
         <w:rPr>
@@ -22224,9 +21168,6 @@
           <w:numId w:val="124"/>
         </w:numPr>
         <w:ind w:leftChars="0"/>
-        <w:rPr>
-          <w:rFonts w:hint="eastAsia"/>
-        </w:rPr>
       </w:pPr>
       <w:r>
         <w:rPr>
@@ -22243,9 +21184,6 @@
           <w:numId w:val="124"/>
         </w:numPr>
         <w:ind w:leftChars="0"/>
-        <w:rPr>
-          <w:rFonts w:hint="eastAsia"/>
-        </w:rPr>
       </w:pPr>
       <w:r>
         <w:rPr>
@@ -22257,9 +21195,6 @@
     <w:p>
       <w:pPr>
         <w:pStyle w:val="2"/>
-        <w:rPr>
-          <w:rFonts w:hint="eastAsia"/>
-        </w:rPr>
       </w:pPr>
       <w:bookmarkStart w:id="68" w:name="_Toc227367625"/>
       <w:r>
@@ -22278,9 +21213,6 @@
           <w:numId w:val="125"/>
         </w:numPr>
         <w:ind w:leftChars="0"/>
-        <w:rPr>
-          <w:rFonts w:hint="eastAsia"/>
-        </w:rPr>
       </w:pPr>
       <w:r>
         <w:rPr>
@@ -22297,9 +21229,6 @@
           <w:numId w:val="125"/>
         </w:numPr>
         <w:ind w:leftChars="0"/>
-        <w:rPr>
-          <w:rFonts w:hint="eastAsia"/>
-        </w:rPr>
       </w:pPr>
       <w:r>
         <w:rPr>
@@ -22316,9 +21245,6 @@
           <w:numId w:val="125"/>
         </w:numPr>
         <w:ind w:leftChars="0"/>
-        <w:rPr>
-          <w:rFonts w:hint="eastAsia"/>
-        </w:rPr>
       </w:pPr>
       <w:r>
         <w:rPr>
@@ -22330,9 +21256,6 @@
     <w:p>
       <w:pPr>
         <w:pStyle w:val="2"/>
-        <w:rPr>
-          <w:rFonts w:hint="eastAsia"/>
-        </w:rPr>
       </w:pPr>
       <w:bookmarkStart w:id="69" w:name="_Toc227367626"/>
       <w:r>
@@ -22351,9 +21274,6 @@
           <w:numId w:val="126"/>
         </w:numPr>
         <w:ind w:leftChars="0"/>
-        <w:rPr>
-          <w:rFonts w:hint="eastAsia"/>
-        </w:rPr>
       </w:pPr>
       <w:r>
         <w:rPr>
@@ -22370,9 +21290,6 @@
           <w:numId w:val="126"/>
         </w:numPr>
         <w:ind w:leftChars="0"/>
-        <w:rPr>
-          <w:rFonts w:hint="eastAsia"/>
-        </w:rPr>
       </w:pPr>
       <w:r>
         <w:rPr>
@@ -22384,9 +21301,6 @@
     <w:p>
       <w:pPr>
         <w:pStyle w:val="10"/>
-        <w:rPr>
-          <w:rFonts w:hint="eastAsia"/>
-        </w:rPr>
       </w:pPr>
       <w:bookmarkStart w:id="70" w:name="_Toc227367627"/>
       <w:r>
@@ -22589,6 +21503,7 @@
           </w:tcPr>
           <w:p>
             <w:r>
+              <w:lastRenderedPageBreak/>
               <w:t>UNAUTHORIZED</w:t>
             </w:r>
           </w:p>
@@ -22659,7 +21574,6 @@
           </w:tcPr>
           <w:p>
             <w:r>
-              <w:lastRenderedPageBreak/>
               <w:t>AUTH_403_HOSPITAL_DEPT_MASTER_EDIT_DENIED</w:t>
             </w:r>
           </w:p>
@@ -22833,9 +21747,6 @@
     <w:p>
       <w:pPr>
         <w:pStyle w:val="10"/>
-        <w:rPr>
-          <w:rFonts w:hint="eastAsia"/>
-        </w:rPr>
       </w:pPr>
       <w:bookmarkStart w:id="71" w:name="_Toc227367628"/>
       <w:r>
@@ -22849,9 +21760,6 @@
     <w:p>
       <w:pPr>
         <w:pStyle w:val="2"/>
-        <w:rPr>
-          <w:rFonts w:hint="eastAsia"/>
-        </w:rPr>
       </w:pPr>
       <w:bookmarkStart w:id="72" w:name="_Toc227367629"/>
       <w:r>
@@ -22870,9 +21778,6 @@
           <w:numId w:val="127"/>
         </w:numPr>
         <w:ind w:leftChars="0"/>
-        <w:rPr>
-          <w:rFonts w:hint="eastAsia"/>
-        </w:rPr>
       </w:pPr>
       <w:r>
         <w:rPr>
@@ -22889,9 +21794,6 @@
           <w:numId w:val="127"/>
         </w:numPr>
         <w:ind w:leftChars="0"/>
-        <w:rPr>
-          <w:rFonts w:hint="eastAsia"/>
-        </w:rPr>
       </w:pPr>
       <w:r>
         <w:rPr>
@@ -22908,9 +21810,6 @@
           <w:numId w:val="127"/>
         </w:numPr>
         <w:ind w:leftChars="0"/>
-        <w:rPr>
-          <w:rFonts w:hint="eastAsia"/>
-        </w:rPr>
       </w:pPr>
       <w:r>
         <w:rPr>
@@ -22922,9 +21821,6 @@
     <w:p>
       <w:pPr>
         <w:pStyle w:val="2"/>
-        <w:rPr>
-          <w:rFonts w:hint="eastAsia"/>
-        </w:rPr>
       </w:pPr>
       <w:bookmarkStart w:id="73" w:name="_Toc227367630"/>
       <w:r>
@@ -22943,9 +21839,6 @@
           <w:numId w:val="128"/>
         </w:numPr>
         <w:ind w:leftChars="0"/>
-        <w:rPr>
-          <w:rFonts w:hint="eastAsia"/>
-        </w:rPr>
       </w:pPr>
       <w:r>
         <w:rPr>
@@ -22962,9 +21855,6 @@
           <w:numId w:val="128"/>
         </w:numPr>
         <w:ind w:leftChars="0"/>
-        <w:rPr>
-          <w:rFonts w:hint="eastAsia"/>
-        </w:rPr>
       </w:pPr>
       <w:r>
         <w:rPr>
@@ -22981,9 +21871,6 @@
           <w:numId w:val="128"/>
         </w:numPr>
         <w:ind w:leftChars="0"/>
-        <w:rPr>
-          <w:rFonts w:hint="eastAsia"/>
-        </w:rPr>
       </w:pPr>
       <w:r>
         <w:rPr>
@@ -23005,7 +21892,7 @@
 </w:document>
 </file>
 
-<file path=word\endnotes.xml><?xml version="1.0" encoding="utf-8"?>
+<file path=word/endnotes.xml><?xml version="1.0" encoding="utf-8"?>
 <w:endnotes xmlns:wpc="http://schemas.microsoft.com/office/word/2010/wordprocessingCanvas" xmlns:cx="http://schemas.microsoft.com/office/drawing/2014/chartex" xmlns:cx1="http://schemas.microsoft.com/office/drawing/2015/9/8/chartex" xmlns:cx2="http://schemas.microsoft.com/office/drawing/2015/10/21/chartex" xmlns:cx3="http://schemas.microsoft.com/office/drawing/2016/5/9/chartex" xmlns:cx4="http://schemas.microsoft.com/office/drawing/2016/5/10/chartex" xmlns:cx5="http://schemas.microsoft.com/office/drawing/2016/5/11/chartex" xmlns:cx6="http://schemas.microsoft.com/office/drawing/2016/5/12/chartex" xmlns:cx7="http://schemas.microsoft.com/office/drawing/2016/5/13/chartex" xmlns:cx8="http://schemas.microsoft.com/office/drawing/2016/5/14/chartex" xmlns:mc="http://schemas.openxmlformats.org/markup-compatibility/2006" xmlns:aink="http://schemas.microsoft.com/office/drawing/2016/ink" xmlns:am3d="http://schemas.microsoft.com/office/drawing/2017/model3d" xmlns:o="urn:schemas-microsoft-com:office:office" xmlns:oel="http://schemas.microsoft.com/office/2019/extlst" xmlns:r="http://schemas.openxmlformats.org/officeDocument/2006/relationships" xmlns:m="http://schemas.openxmlformats.org/officeDocument/2006/math" xmlns:v="urn:schemas-microsoft-com:vml" xmlns:wp14="http://schemas.microsoft.com/office/word/2010/wordprocessingDrawing" xmlns:wp="http://schemas.openxmlformats.org/drawingml/2006/wordprocessingDrawing" xmlns:w10="urn:schemas-microsoft-com:office:word" xmlns:w="http://schemas.openxmlformats.org/wordprocessingml/2006/main" xmlns:w14="http://schemas.microsoft.com/office/word/2010/wordml" xmlns:w15="http://schemas.microsoft.com/office/word/2012/wordml" xmlns:w16cex="http://schemas.microsoft.com/office/word/2018/wordml/cex" xmlns:w16cid="http://schemas.microsoft.com/office/word/2016/wordml/cid" xmlns:w16="http://schemas.microsoft.com/office/word/2018/wordml" xmlns:w16du="http://schemas.microsoft.com/office/word/2023/wordml/word16du" xmlns:w16sdtdh="http://schemas.microsoft.com/office/word/2020/wordml/sdtdatahash" xmlns:w16sdtfl="http://schemas.microsoft.com/office/word/2024/wordml/sdtformatlock" xmlns:w16se="http://schemas.microsoft.com/office/word/2015/wordml/symex" xmlns:wpg="http://schemas.microsoft.com/office/word/2010/wordprocessingGroup" xmlns:wpi="http://schemas.microsoft.com/office/word/2010/wordprocessingInk" xmlns:wne="http://schemas.microsoft.com/office/word/2006/wordml" xmlns:wps="http://schemas.microsoft.com/office/word/2010/wordprocessingShape" mc:Ignorable="w14 w15 w16se w16cid w16 w16cex w16sdtdh w16sdtfl w16du wp14">
   <w:endnote w:type="separator" w:id="-1">
     <w:p>
@@ -23030,97 +21917,7 @@
 </w:endnotes>
 </file>
 
-<file path=word\fontTable.xml><?xml version="1.0" encoding="utf-8"?>
-<w:fonts xmlns:mc="http://schemas.openxmlformats.org/markup-compatibility/2006" xmlns:r="http://schemas.openxmlformats.org/officeDocument/2006/relationships" xmlns:w="http://schemas.openxmlformats.org/wordprocessingml/2006/main" xmlns:w14="http://schemas.microsoft.com/office/word/2010/wordml" xmlns:w15="http://schemas.microsoft.com/office/word/2012/wordml" xmlns:w16cex="http://schemas.microsoft.com/office/word/2018/wordml/cex" xmlns:w16cid="http://schemas.microsoft.com/office/word/2016/wordml/cid" xmlns:w16="http://schemas.microsoft.com/office/word/2018/wordml" xmlns:w16du="http://schemas.microsoft.com/office/word/2023/wordml/word16du" xmlns:w16sdtdh="http://schemas.microsoft.com/office/word/2020/wordml/sdtdatahash" xmlns:w16sdtfl="http://schemas.microsoft.com/office/word/2024/wordml/sdtformatlock" xmlns:w16se="http://schemas.microsoft.com/office/word/2015/wordml/symex" mc:Ignorable="w14 w15 w16se w16cid w16 w16cex w16sdtdh w16sdtfl w16du">
-  <w:font w:name="Wingdings">
-    <w:panose1 w:val="05000000000000000000"/>
-    <w:charset w:val="02"/>
-    <w:family w:val="auto"/>
-    <w:pitch w:val="variable"/>
-    <w:sig w:usb0="00000000" w:usb1="10000000" w:usb2="00000000" w:usb3="00000000" w:csb0="80000000" w:csb1="00000000"/>
-  </w:font>
-  <w:font w:name="Times New Roman">
-    <w:panose1 w:val="02020603050405020304"/>
-    <w:charset w:val="00"/>
-    <w:family w:val="roman"/>
-    <w:pitch w:val="variable"/>
-    <w:sig w:usb0="E0002EFF" w:usb1="C000785B" w:usb2="00000009" w:usb3="00000000" w:csb0="000001FF" w:csb1="00000000"/>
-  </w:font>
-  <w:font w:name="Symbol">
-    <w:panose1 w:val="05050102010706020507"/>
-    <w:charset w:val="02"/>
-    <w:family w:val="roman"/>
-    <w:pitch w:val="variable"/>
-    <w:sig w:usb0="00000000" w:usb1="10000000" w:usb2="00000000" w:usb3="00000000" w:csb0="80000000" w:csb1="00000000"/>
-  </w:font>
-  <w:font w:name="Courier New">
-    <w:panose1 w:val="02070309020205020404"/>
-    <w:charset w:val="00"/>
-    <w:family w:val="modern"/>
-    <w:pitch w:val="fixed"/>
-    <w:sig w:usb0="E0002EFF" w:usb1="C0007843" w:usb2="00000009" w:usb3="00000000" w:csb0="000001FF" w:csb1="00000000"/>
-  </w:font>
-  <w:font w:name="ＭＳ ゴシック">
-    <w:altName w:val="MS Gothic"/>
-    <w:panose1 w:val="020B0609070205080204"/>
-    <w:charset w:val="80"/>
-    <w:family w:val="modern"/>
-    <w:pitch w:val="fixed"/>
-    <w:sig w:usb0="E00002FF" w:usb1="6AC7FDFB" w:usb2="08000012" w:usb3="00000000" w:csb0="0002009F" w:csb1="00000000"/>
-  </w:font>
-  <w:font w:name="Arial">
-    <w:panose1 w:val="020B0604020202020204"/>
-    <w:charset w:val="00"/>
-    <w:family w:val="swiss"/>
-    <w:pitch w:val="variable"/>
-    <w:sig w:usb0="E0002EFF" w:usb1="C000785B" w:usb2="00000009" w:usb3="00000000" w:csb0="000001FF" w:csb1="00000000"/>
-  </w:font>
-  <w:font w:name="ＭＳ 明朝">
-    <w:altName w:val="MS Mincho"/>
-    <w:panose1 w:val="02020609040205080304"/>
-    <w:charset w:val="80"/>
-    <w:family w:val="roman"/>
-    <w:pitch w:val="fixed"/>
-    <w:sig w:usb0="E00002FF" w:usb1="6AC7FDFB" w:usb2="08000012" w:usb3="00000000" w:csb0="0002009F" w:csb1="00000000"/>
-  </w:font>
-  <w:font w:name="Meiryo UI">
-    <w:panose1 w:val="020B0604030504040204"/>
-    <w:charset w:val="80"/>
-    <w:family w:val="modern"/>
-    <w:pitch w:val="variable"/>
-    <w:sig w:usb0="E00002FF" w:usb1="6AC7FFFF" w:usb2="08000012" w:usb3="00000000" w:csb0="0002009F" w:csb1="00000000"/>
-    <w:embedRegular r:id="rId1" w:subsetted="1" w:fontKey="{A4CC7C00-9889-4C58-9B83-693BA6F77F63}"/>
-    <w:embedBold r:id="rId2" w:subsetted="1" w:fontKey="{7AFA8114-136E-4D58-A94D-E5BA92A5E392}"/>
-    <w:embedItalic r:id="rId3" w:subsetted="1" w:fontKey="{494C94A2-D465-48C4-8D1C-37FAFA3D7D5E}"/>
-  </w:font>
-  <w:font w:name="Cambria">
-    <w:panose1 w:val="02040503050406030204"/>
-    <w:charset w:val="00"/>
-    <w:family w:val="roman"/>
-    <w:pitch w:val="variable"/>
-    <w:sig w:usb0="E00006FF" w:usb1="420024FF" w:usb2="02000000" w:usb3="00000000" w:csb0="0000019F" w:csb1="00000000"/>
-    <w:embedRegular r:id="rId4" w:fontKey="{F0A124CC-F373-4B29-A758-AE6BC3FF85F3}"/>
-  </w:font>
-  <w:font w:name="ＭＳ Ｐゴシック">
-    <w:altName w:val="MS PGothic"/>
-    <w:panose1 w:val="020B0600070205080204"/>
-    <w:charset w:val="80"/>
-    <w:family w:val="modern"/>
-    <w:pitch w:val="variable"/>
-    <w:sig w:usb0="E00002FF" w:usb1="6AC7FDFB" w:usb2="08000012" w:usb3="00000000" w:csb0="0002009F" w:csb1="00000000"/>
-  </w:font>
-  <w:font w:name="Calibri">
-    <w:panose1 w:val="020F0502020204030204"/>
-    <w:charset w:val="00"/>
-    <w:family w:val="swiss"/>
-    <w:pitch w:val="variable"/>
-    <w:sig w:usb0="E4002EFF" w:usb1="C200247B" w:usb2="00000009" w:usb3="00000000" w:csb0="000001FF" w:csb1="00000000"/>
-    <w:embedRegular r:id="rId5" w:fontKey="{0DDA19F0-E483-489D-B07B-BEA97618036C}"/>
-  </w:font>
-</w:fonts>
-</file>
-
-<file path=word\footnotes.xml><?xml version="1.0" encoding="utf-8"?>
+<file path=word/footnotes.xml><?xml version="1.0" encoding="utf-8"?>
 <w:footnotes xmlns:wpc="http://schemas.microsoft.com/office/word/2010/wordprocessingCanvas" xmlns:cx="http://schemas.microsoft.com/office/drawing/2014/chartex" xmlns:cx1="http://schemas.microsoft.com/office/drawing/2015/9/8/chartex" xmlns:cx2="http://schemas.microsoft.com/office/drawing/2015/10/21/chartex" xmlns:cx3="http://schemas.microsoft.com/office/drawing/2016/5/9/chartex" xmlns:cx4="http://schemas.microsoft.com/office/drawing/2016/5/10/chartex" xmlns:cx5="http://schemas.microsoft.com/office/drawing/2016/5/11/chartex" xmlns:cx6="http://schemas.microsoft.com/office/drawing/2016/5/12/chartex" xmlns:cx7="http://schemas.microsoft.com/office/drawing/2016/5/13/chartex" xmlns:cx8="http://schemas.microsoft.com/office/drawing/2016/5/14/chartex" xmlns:mc="http://schemas.openxmlformats.org/markup-compatibility/2006" xmlns:aink="http://schemas.microsoft.com/office/drawing/2016/ink" xmlns:am3d="http://schemas.microsoft.com/office/drawing/2017/model3d" xmlns:o="urn:schemas-microsoft-com:office:office" xmlns:oel="http://schemas.microsoft.com/office/2019/extlst" xmlns:r="http://schemas.openxmlformats.org/officeDocument/2006/relationships" xmlns:m="http://schemas.openxmlformats.org/officeDocument/2006/math" xmlns:v="urn:schemas-microsoft-com:vml" xmlns:wp14="http://schemas.microsoft.com/office/word/2010/wordprocessingDrawing" xmlns:wp="http://schemas.openxmlformats.org/drawingml/2006/wordprocessingDrawing" xmlns:w10="urn:schemas-microsoft-com:office:word" xmlns:w="http://schemas.openxmlformats.org/wordprocessingml/2006/main" xmlns:w14="http://schemas.microsoft.com/office/word/2010/wordml" xmlns:w15="http://schemas.microsoft.com/office/word/2012/wordml" xmlns:w16cex="http://schemas.microsoft.com/office/word/2018/wordml/cex" xmlns:w16cid="http://schemas.microsoft.com/office/word/2016/wordml/cid" xmlns:w16="http://schemas.microsoft.com/office/word/2018/wordml" xmlns:w16du="http://schemas.microsoft.com/office/word/2023/wordml/word16du" xmlns:w16sdtdh="http://schemas.microsoft.com/office/word/2020/wordml/sdtdatahash" xmlns:w16sdtfl="http://schemas.microsoft.com/office/word/2024/wordml/sdtformatlock" xmlns:w16se="http://schemas.microsoft.com/office/word/2015/wordml/symex" xmlns:wpg="http://schemas.microsoft.com/office/word/2010/wordprocessingGroup" xmlns:wpi="http://schemas.microsoft.com/office/word/2010/wordprocessingInk" xmlns:wne="http://schemas.microsoft.com/office/word/2006/wordml" xmlns:wps="http://schemas.microsoft.com/office/word/2010/wordprocessingShape" mc:Ignorable="w14 w15 w16se w16cid w16 w16cex w16sdtdh w16sdtfl w16du wp14">
   <w:footnote w:type="separator" w:id="-1">
     <w:p>
@@ -23145,7 +21942,7 @@
 </w:footnotes>
 </file>
 
-<file path=word\numbering.xml><?xml version="1.0" encoding="utf-8"?>
+<file path=word/numbering.xml><?xml version="1.0" encoding="utf-8"?>
 <w:numbering xmlns:wpc="http://schemas.microsoft.com/office/word/2010/wordprocessingCanvas" xmlns:cx="http://schemas.microsoft.com/office/drawing/2014/chartex" xmlns:cx1="http://schemas.microsoft.com/office/drawing/2015/9/8/chartex" xmlns:cx2="http://schemas.microsoft.com/office/drawing/2015/10/21/chartex" xmlns:cx3="http://schemas.microsoft.com/office/drawing/2016/5/9/chartex" xmlns:cx4="http://schemas.microsoft.com/office/drawing/2016/5/10/chartex" xmlns:cx5="http://schemas.microsoft.com/office/drawing/2016/5/11/chartex" xmlns:cx6="http://schemas.microsoft.com/office/drawing/2016/5/12/chartex" xmlns:cx7="http://schemas.microsoft.com/office/drawing/2016/5/13/chartex" xmlns:cx8="http://schemas.microsoft.com/office/drawing/2016/5/14/chartex" xmlns:mc="http://schemas.openxmlformats.org/markup-compatibility/2006" xmlns:aink="http://schemas.microsoft.com/office/drawing/2016/ink" xmlns:am3d="http://schemas.microsoft.com/office/drawing/2017/model3d" xmlns:o="urn:schemas-microsoft-com:office:office" xmlns:oel="http://schemas.microsoft.com/office/2019/extlst" xmlns:r="http://schemas.openxmlformats.org/officeDocument/2006/relationships" xmlns:m="http://schemas.openxmlformats.org/officeDocument/2006/math" xmlns:v="urn:schemas-microsoft-com:vml" xmlns:wp14="http://schemas.microsoft.com/office/word/2010/wordprocessingDrawing" xmlns:wp="http://schemas.openxmlformats.org/drawingml/2006/wordprocessingDrawing" xmlns:w10="urn:schemas-microsoft-com:office:word" xmlns:w="http://schemas.openxmlformats.org/wordprocessingml/2006/main" xmlns:w14="http://schemas.microsoft.com/office/word/2010/wordml" xmlns:w15="http://schemas.microsoft.com/office/word/2012/wordml" xmlns:w16cex="http://schemas.microsoft.com/office/word/2018/wordml/cex" xmlns:w16cid="http://schemas.microsoft.com/office/word/2016/wordml/cid" xmlns:w16="http://schemas.microsoft.com/office/word/2018/wordml" xmlns:w16du="http://schemas.microsoft.com/office/word/2023/wordml/word16du" xmlns:w16sdtdh="http://schemas.microsoft.com/office/word/2020/wordml/sdtdatahash" xmlns:w16sdtfl="http://schemas.microsoft.com/office/word/2024/wordml/sdtformatlock" xmlns:w16se="http://schemas.microsoft.com/office/word/2015/wordml/symex" xmlns:wpg="http://schemas.microsoft.com/office/word/2010/wordprocessingGroup" xmlns:wpi="http://schemas.microsoft.com/office/word/2010/wordprocessingInk" xmlns:wne="http://schemas.microsoft.com/office/word/2006/wordml" xmlns:wps="http://schemas.microsoft.com/office/word/2010/wordprocessingShape" mc:Ignorable="w14 w15 w16se w16cid w16 w16cex w16sdtdh w16sdtfl w16du wp14">
   <w:abstractNum w:abstractNumId="0" w15:restartNumberingAfterBreak="0">
     <w:nsid w:val="00100367"/>
@@ -23160,7 +21957,7 @@
         <w:ind w:left="440" w:hanging="440"/>
       </w:pPr>
       <w:rPr>
-        <w:rFonts w:ascii="Meiryo UI" w:hAnsi="Meiryo UI" w:eastAsia="Meiryo UI" w:cs="Meiryo UI" w:hint="default"/>
+        <w:rFonts w:ascii="Meiryo UI" w:eastAsia="Meiryo UI" w:hAnsi="Meiryo UI" w:cs="Meiryo UI" w:hint="default"/>
       </w:rPr>
     </w:lvl>
     <w:lvl w:ilvl="1" w:tplc="0409000B">
@@ -23172,7 +21969,7 @@
         <w:ind w:left="880" w:hanging="440"/>
       </w:pPr>
       <w:rPr>
-        <w:rFonts w:ascii="Meiryo UI" w:hAnsi="Meiryo UI" w:eastAsia="Meiryo UI" w:cs="Meiryo UI" w:hint="default"/>
+        <w:rFonts w:ascii="Meiryo UI" w:eastAsia="Meiryo UI" w:hAnsi="Meiryo UI" w:cs="Meiryo UI" w:hint="default"/>
       </w:rPr>
     </w:lvl>
     <w:lvl w:ilvl="2" w:tplc="0409000D" w:tentative="1">
@@ -23184,7 +21981,7 @@
         <w:ind w:left="1320" w:hanging="440"/>
       </w:pPr>
       <w:rPr>
-        <w:rFonts w:ascii="Meiryo UI" w:hAnsi="Meiryo UI" w:eastAsia="Meiryo UI" w:cs="Meiryo UI" w:hint="default"/>
+        <w:rFonts w:ascii="Meiryo UI" w:eastAsia="Meiryo UI" w:hAnsi="Meiryo UI" w:cs="Meiryo UI" w:hint="default"/>
       </w:rPr>
     </w:lvl>
     <w:lvl w:ilvl="3" w:tplc="04090001" w:tentative="1">
@@ -23196,7 +21993,7 @@
         <w:ind w:left="1760" w:hanging="440"/>
       </w:pPr>
       <w:rPr>
-        <w:rFonts w:ascii="Meiryo UI" w:hAnsi="Meiryo UI" w:eastAsia="Meiryo UI" w:cs="Meiryo UI" w:hint="default"/>
+        <w:rFonts w:ascii="Meiryo UI" w:eastAsia="Meiryo UI" w:hAnsi="Meiryo UI" w:cs="Meiryo UI" w:hint="default"/>
       </w:rPr>
     </w:lvl>
     <w:lvl w:ilvl="4" w:tplc="0409000B" w:tentative="1">
@@ -23208,7 +22005,7 @@
         <w:ind w:left="2200" w:hanging="440"/>
       </w:pPr>
       <w:rPr>
-        <w:rFonts w:ascii="Meiryo UI" w:hAnsi="Meiryo UI" w:eastAsia="Meiryo UI" w:cs="Meiryo UI" w:hint="default"/>
+        <w:rFonts w:ascii="Meiryo UI" w:eastAsia="Meiryo UI" w:hAnsi="Meiryo UI" w:cs="Meiryo UI" w:hint="default"/>
       </w:rPr>
     </w:lvl>
     <w:lvl w:ilvl="5" w:tplc="0409000D" w:tentative="1">
@@ -23220,7 +22017,7 @@
         <w:ind w:left="2640" w:hanging="440"/>
       </w:pPr>
       <w:rPr>
-        <w:rFonts w:ascii="Meiryo UI" w:hAnsi="Meiryo UI" w:eastAsia="Meiryo UI" w:cs="Meiryo UI" w:hint="default"/>
+        <w:rFonts w:ascii="Meiryo UI" w:eastAsia="Meiryo UI" w:hAnsi="Meiryo UI" w:cs="Meiryo UI" w:hint="default"/>
       </w:rPr>
     </w:lvl>
     <w:lvl w:ilvl="6" w:tplc="04090001" w:tentative="1">
@@ -23232,7 +22029,7 @@
         <w:ind w:left="3080" w:hanging="440"/>
       </w:pPr>
       <w:rPr>
-        <w:rFonts w:ascii="Meiryo UI" w:hAnsi="Meiryo UI" w:eastAsia="Meiryo UI" w:cs="Meiryo UI" w:hint="default"/>
+        <w:rFonts w:ascii="Meiryo UI" w:eastAsia="Meiryo UI" w:hAnsi="Meiryo UI" w:cs="Meiryo UI" w:hint="default"/>
       </w:rPr>
     </w:lvl>
     <w:lvl w:ilvl="7" w:tplc="0409000B" w:tentative="1">
@@ -23244,7 +22041,7 @@
         <w:ind w:left="3520" w:hanging="440"/>
       </w:pPr>
       <w:rPr>
-        <w:rFonts w:ascii="Meiryo UI" w:hAnsi="Meiryo UI" w:eastAsia="Meiryo UI" w:cs="Meiryo UI" w:hint="default"/>
+        <w:rFonts w:ascii="Meiryo UI" w:eastAsia="Meiryo UI" w:hAnsi="Meiryo UI" w:cs="Meiryo UI" w:hint="default"/>
       </w:rPr>
     </w:lvl>
     <w:lvl w:ilvl="8" w:tplc="0409000D" w:tentative="1">
@@ -23256,7 +22053,7 @@
         <w:ind w:left="3960" w:hanging="440"/>
       </w:pPr>
       <w:rPr>
-        <w:rFonts w:ascii="Meiryo UI" w:hAnsi="Meiryo UI" w:eastAsia="Meiryo UI" w:cs="Meiryo UI" w:hint="default"/>
+        <w:rFonts w:ascii="Meiryo UI" w:eastAsia="Meiryo UI" w:hAnsi="Meiryo UI" w:cs="Meiryo UI" w:hint="default"/>
       </w:rPr>
     </w:lvl>
   </w:abstractNum>
@@ -23273,7 +22070,7 @@
         <w:ind w:left="800" w:hanging="440"/>
       </w:pPr>
       <w:rPr>
-        <w:rFonts w:ascii="Meiryo UI" w:hAnsi="Meiryo UI" w:eastAsia="Meiryo UI" w:cs="Meiryo UI" w:hint="default"/>
+        <w:rFonts w:ascii="Meiryo UI" w:eastAsia="Meiryo UI" w:hAnsi="Meiryo UI" w:cs="Meiryo UI" w:hint="default"/>
         <w:u w:val="none"/>
       </w:rPr>
     </w:lvl>
@@ -23387,7 +22184,7 @@
         <w:ind w:left="440" w:hanging="440"/>
       </w:pPr>
       <w:rPr>
-        <w:rFonts w:ascii="Meiryo UI" w:hAnsi="Meiryo UI" w:eastAsia="Meiryo UI" w:cs="Meiryo UI" w:hint="default"/>
+        <w:rFonts w:ascii="Meiryo UI" w:eastAsia="Meiryo UI" w:hAnsi="Meiryo UI" w:cs="Meiryo UI" w:hint="default"/>
       </w:rPr>
     </w:lvl>
     <w:lvl w:ilvl="1" w:tplc="0409000B" w:tentative="1">
@@ -23399,7 +22196,7 @@
         <w:ind w:left="880" w:hanging="440"/>
       </w:pPr>
       <w:rPr>
-        <w:rFonts w:ascii="Meiryo UI" w:hAnsi="Meiryo UI" w:eastAsia="Meiryo UI" w:cs="Meiryo UI" w:hint="default"/>
+        <w:rFonts w:ascii="Meiryo UI" w:eastAsia="Meiryo UI" w:hAnsi="Meiryo UI" w:cs="Meiryo UI" w:hint="default"/>
       </w:rPr>
     </w:lvl>
     <w:lvl w:ilvl="2" w:tplc="0409000D" w:tentative="1">
@@ -23411,7 +22208,7 @@
         <w:ind w:left="1320" w:hanging="440"/>
       </w:pPr>
       <w:rPr>
-        <w:rFonts w:ascii="Meiryo UI" w:hAnsi="Meiryo UI" w:eastAsia="Meiryo UI" w:cs="Meiryo UI" w:hint="default"/>
+        <w:rFonts w:ascii="Meiryo UI" w:eastAsia="Meiryo UI" w:hAnsi="Meiryo UI" w:cs="Meiryo UI" w:hint="default"/>
       </w:rPr>
     </w:lvl>
     <w:lvl w:ilvl="3" w:tplc="04090001" w:tentative="1">
@@ -23423,7 +22220,7 @@
         <w:ind w:left="1760" w:hanging="440"/>
       </w:pPr>
       <w:rPr>
-        <w:rFonts w:ascii="Meiryo UI" w:hAnsi="Meiryo UI" w:eastAsia="Meiryo UI" w:cs="Meiryo UI" w:hint="default"/>
+        <w:rFonts w:ascii="Meiryo UI" w:eastAsia="Meiryo UI" w:hAnsi="Meiryo UI" w:cs="Meiryo UI" w:hint="default"/>
       </w:rPr>
     </w:lvl>
     <w:lvl w:ilvl="4" w:tplc="0409000B" w:tentative="1">
@@ -23435,7 +22232,7 @@
         <w:ind w:left="2200" w:hanging="440"/>
       </w:pPr>
       <w:rPr>
-        <w:rFonts w:ascii="Meiryo UI" w:hAnsi="Meiryo UI" w:eastAsia="Meiryo UI" w:cs="Meiryo UI" w:hint="default"/>
+        <w:rFonts w:ascii="Meiryo UI" w:eastAsia="Meiryo UI" w:hAnsi="Meiryo UI" w:cs="Meiryo UI" w:hint="default"/>
       </w:rPr>
     </w:lvl>
     <w:lvl w:ilvl="5" w:tplc="0409000D" w:tentative="1">
@@ -23447,7 +22244,7 @@
         <w:ind w:left="2640" w:hanging="440"/>
       </w:pPr>
       <w:rPr>
-        <w:rFonts w:ascii="Meiryo UI" w:hAnsi="Meiryo UI" w:eastAsia="Meiryo UI" w:cs="Meiryo UI" w:hint="default"/>
+        <w:rFonts w:ascii="Meiryo UI" w:eastAsia="Meiryo UI" w:hAnsi="Meiryo UI" w:cs="Meiryo UI" w:hint="default"/>
       </w:rPr>
     </w:lvl>
     <w:lvl w:ilvl="6" w:tplc="04090001" w:tentative="1">
@@ -23459,7 +22256,7 @@
         <w:ind w:left="3080" w:hanging="440"/>
       </w:pPr>
       <w:rPr>
-        <w:rFonts w:ascii="Meiryo UI" w:hAnsi="Meiryo UI" w:eastAsia="Meiryo UI" w:cs="Meiryo UI" w:hint="default"/>
+        <w:rFonts w:ascii="Meiryo UI" w:eastAsia="Meiryo UI" w:hAnsi="Meiryo UI" w:cs="Meiryo UI" w:hint="default"/>
       </w:rPr>
     </w:lvl>
     <w:lvl w:ilvl="7" w:tplc="0409000B" w:tentative="1">
@@ -23471,7 +22268,7 @@
         <w:ind w:left="3520" w:hanging="440"/>
       </w:pPr>
       <w:rPr>
-        <w:rFonts w:ascii="Meiryo UI" w:hAnsi="Meiryo UI" w:eastAsia="Meiryo UI" w:cs="Meiryo UI" w:hint="default"/>
+        <w:rFonts w:ascii="Meiryo UI" w:eastAsia="Meiryo UI" w:hAnsi="Meiryo UI" w:cs="Meiryo UI" w:hint="default"/>
       </w:rPr>
     </w:lvl>
     <w:lvl w:ilvl="8" w:tplc="0409000D" w:tentative="1">
@@ -23483,7 +22280,7 @@
         <w:ind w:left="3960" w:hanging="440"/>
       </w:pPr>
       <w:rPr>
-        <w:rFonts w:ascii="Meiryo UI" w:hAnsi="Meiryo UI" w:eastAsia="Meiryo UI" w:cs="Meiryo UI" w:hint="default"/>
+        <w:rFonts w:ascii="Meiryo UI" w:eastAsia="Meiryo UI" w:hAnsi="Meiryo UI" w:cs="Meiryo UI" w:hint="default"/>
       </w:rPr>
     </w:lvl>
   </w:abstractNum>
@@ -23500,7 +22297,7 @@
         <w:ind w:left="800" w:hanging="440"/>
       </w:pPr>
       <w:rPr>
-        <w:rFonts w:ascii="Meiryo UI" w:hAnsi="Meiryo UI" w:eastAsia="Meiryo UI" w:cs="Meiryo UI" w:hint="default"/>
+        <w:rFonts w:ascii="Meiryo UI" w:eastAsia="Meiryo UI" w:hAnsi="Meiryo UI" w:cs="Meiryo UI" w:hint="default"/>
         <w:u w:val="none"/>
       </w:rPr>
     </w:lvl>
@@ -23727,7 +22524,7 @@
         <w:ind w:left="680" w:hanging="440"/>
       </w:pPr>
       <w:rPr>
-        <w:rFonts w:ascii="Meiryo UI" w:hAnsi="Meiryo UI" w:eastAsia="Meiryo UI" w:cs="Meiryo UI" w:hint="default"/>
+        <w:rFonts w:ascii="Meiryo UI" w:eastAsia="Meiryo UI" w:hAnsi="Meiryo UI" w:cs="Meiryo UI" w:hint="default"/>
       </w:rPr>
     </w:lvl>
     <w:lvl w:ilvl="1" w:tplc="0409000B" w:tentative="1">
@@ -23739,7 +22536,7 @@
         <w:ind w:left="1120" w:hanging="440"/>
       </w:pPr>
       <w:rPr>
-        <w:rFonts w:ascii="Meiryo UI" w:hAnsi="Meiryo UI" w:eastAsia="Meiryo UI" w:cs="Meiryo UI" w:hint="default"/>
+        <w:rFonts w:ascii="Meiryo UI" w:eastAsia="Meiryo UI" w:hAnsi="Meiryo UI" w:cs="Meiryo UI" w:hint="default"/>
       </w:rPr>
     </w:lvl>
     <w:lvl w:ilvl="2" w:tplc="0409000D" w:tentative="1">
@@ -23751,7 +22548,7 @@
         <w:ind w:left="1560" w:hanging="440"/>
       </w:pPr>
       <w:rPr>
-        <w:rFonts w:ascii="Meiryo UI" w:hAnsi="Meiryo UI" w:eastAsia="Meiryo UI" w:cs="Meiryo UI" w:hint="default"/>
+        <w:rFonts w:ascii="Meiryo UI" w:eastAsia="Meiryo UI" w:hAnsi="Meiryo UI" w:cs="Meiryo UI" w:hint="default"/>
       </w:rPr>
     </w:lvl>
     <w:lvl w:ilvl="3" w:tplc="04090001" w:tentative="1">
@@ -23763,7 +22560,7 @@
         <w:ind w:left="2000" w:hanging="440"/>
       </w:pPr>
       <w:rPr>
-        <w:rFonts w:ascii="Meiryo UI" w:hAnsi="Meiryo UI" w:eastAsia="Meiryo UI" w:cs="Meiryo UI" w:hint="default"/>
+        <w:rFonts w:ascii="Meiryo UI" w:eastAsia="Meiryo UI" w:hAnsi="Meiryo UI" w:cs="Meiryo UI" w:hint="default"/>
       </w:rPr>
     </w:lvl>
     <w:lvl w:ilvl="4" w:tplc="0409000B" w:tentative="1">
@@ -23775,7 +22572,7 @@
         <w:ind w:left="2440" w:hanging="440"/>
       </w:pPr>
       <w:rPr>
-        <w:rFonts w:ascii="Meiryo UI" w:hAnsi="Meiryo UI" w:eastAsia="Meiryo UI" w:cs="Meiryo UI" w:hint="default"/>
+        <w:rFonts w:ascii="Meiryo UI" w:eastAsia="Meiryo UI" w:hAnsi="Meiryo UI" w:cs="Meiryo UI" w:hint="default"/>
       </w:rPr>
     </w:lvl>
     <w:lvl w:ilvl="5" w:tplc="0409000D" w:tentative="1">
@@ -23787,7 +22584,7 @@
         <w:ind w:left="2880" w:hanging="440"/>
       </w:pPr>
       <w:rPr>
-        <w:rFonts w:ascii="Meiryo UI" w:hAnsi="Meiryo UI" w:eastAsia="Meiryo UI" w:cs="Meiryo UI" w:hint="default"/>
+        <w:rFonts w:ascii="Meiryo UI" w:eastAsia="Meiryo UI" w:hAnsi="Meiryo UI" w:cs="Meiryo UI" w:hint="default"/>
       </w:rPr>
     </w:lvl>
     <w:lvl w:ilvl="6" w:tplc="04090001" w:tentative="1">
@@ -23799,7 +22596,7 @@
         <w:ind w:left="3320" w:hanging="440"/>
       </w:pPr>
       <w:rPr>
-        <w:rFonts w:ascii="Meiryo UI" w:hAnsi="Meiryo UI" w:eastAsia="Meiryo UI" w:cs="Meiryo UI" w:hint="default"/>
+        <w:rFonts w:ascii="Meiryo UI" w:eastAsia="Meiryo UI" w:hAnsi="Meiryo UI" w:cs="Meiryo UI" w:hint="default"/>
       </w:rPr>
     </w:lvl>
     <w:lvl w:ilvl="7" w:tplc="0409000B" w:tentative="1">
@@ -23811,7 +22608,7 @@
         <w:ind w:left="3760" w:hanging="440"/>
       </w:pPr>
       <w:rPr>
-        <w:rFonts w:ascii="Meiryo UI" w:hAnsi="Meiryo UI" w:eastAsia="Meiryo UI" w:cs="Meiryo UI" w:hint="default"/>
+        <w:rFonts w:ascii="Meiryo UI" w:eastAsia="Meiryo UI" w:hAnsi="Meiryo UI" w:cs="Meiryo UI" w:hint="default"/>
       </w:rPr>
     </w:lvl>
     <w:lvl w:ilvl="8" w:tplc="0409000D" w:tentative="1">
@@ -23823,7 +22620,7 @@
         <w:ind w:left="4200" w:hanging="440"/>
       </w:pPr>
       <w:rPr>
-        <w:rFonts w:ascii="Meiryo UI" w:hAnsi="Meiryo UI" w:eastAsia="Meiryo UI" w:cs="Meiryo UI" w:hint="default"/>
+        <w:rFonts w:ascii="Meiryo UI" w:eastAsia="Meiryo UI" w:hAnsi="Meiryo UI" w:cs="Meiryo UI" w:hint="default"/>
       </w:rPr>
     </w:lvl>
   </w:abstractNum>
@@ -24040,7 +22837,7 @@
         <w:ind w:left="1160" w:hanging="440"/>
       </w:pPr>
       <w:rPr>
-        <w:rFonts w:ascii="Meiryo UI" w:hAnsi="Meiryo UI" w:eastAsia="Meiryo UI" w:cs="Meiryo UI" w:hint="default"/>
+        <w:rFonts w:ascii="Meiryo UI" w:eastAsia="Meiryo UI" w:hAnsi="Meiryo UI" w:cs="Meiryo UI" w:hint="default"/>
       </w:rPr>
     </w:lvl>
     <w:lvl w:ilvl="1" w:tplc="0409000B" w:tentative="1">
@@ -24052,7 +22849,7 @@
         <w:ind w:left="1600" w:hanging="440"/>
       </w:pPr>
       <w:rPr>
-        <w:rFonts w:ascii="Meiryo UI" w:hAnsi="Meiryo UI" w:eastAsia="Meiryo UI" w:cs="Meiryo UI" w:hint="default"/>
+        <w:rFonts w:ascii="Meiryo UI" w:eastAsia="Meiryo UI" w:hAnsi="Meiryo UI" w:cs="Meiryo UI" w:hint="default"/>
       </w:rPr>
     </w:lvl>
     <w:lvl w:ilvl="2" w:tplc="0409000D" w:tentative="1">
@@ -24064,7 +22861,7 @@
         <w:ind w:left="2040" w:hanging="440"/>
       </w:pPr>
       <w:rPr>
-        <w:rFonts w:ascii="Meiryo UI" w:hAnsi="Meiryo UI" w:eastAsia="Meiryo UI" w:cs="Meiryo UI" w:hint="default"/>
+        <w:rFonts w:ascii="Meiryo UI" w:eastAsia="Meiryo UI" w:hAnsi="Meiryo UI" w:cs="Meiryo UI" w:hint="default"/>
       </w:rPr>
     </w:lvl>
     <w:lvl w:ilvl="3" w:tplc="04090001" w:tentative="1">
@@ -24076,7 +22873,7 @@
         <w:ind w:left="2480" w:hanging="440"/>
       </w:pPr>
       <w:rPr>
-        <w:rFonts w:ascii="Meiryo UI" w:hAnsi="Meiryo UI" w:eastAsia="Meiryo UI" w:cs="Meiryo UI" w:hint="default"/>
+        <w:rFonts w:ascii="Meiryo UI" w:eastAsia="Meiryo UI" w:hAnsi="Meiryo UI" w:cs="Meiryo UI" w:hint="default"/>
       </w:rPr>
     </w:lvl>
     <w:lvl w:ilvl="4" w:tplc="0409000B" w:tentative="1">
@@ -24088,7 +22885,7 @@
         <w:ind w:left="2920" w:hanging="440"/>
       </w:pPr>
       <w:rPr>
-        <w:rFonts w:ascii="Meiryo UI" w:hAnsi="Meiryo UI" w:eastAsia="Meiryo UI" w:cs="Meiryo UI" w:hint="default"/>
+        <w:rFonts w:ascii="Meiryo UI" w:eastAsia="Meiryo UI" w:hAnsi="Meiryo UI" w:cs="Meiryo UI" w:hint="default"/>
       </w:rPr>
     </w:lvl>
     <w:lvl w:ilvl="5" w:tplc="0409000D" w:tentative="1">
@@ -24100,7 +22897,7 @@
         <w:ind w:left="3360" w:hanging="440"/>
       </w:pPr>
       <w:rPr>
-        <w:rFonts w:ascii="Meiryo UI" w:hAnsi="Meiryo UI" w:eastAsia="Meiryo UI" w:cs="Meiryo UI" w:hint="default"/>
+        <w:rFonts w:ascii="Meiryo UI" w:eastAsia="Meiryo UI" w:hAnsi="Meiryo UI" w:cs="Meiryo UI" w:hint="default"/>
       </w:rPr>
     </w:lvl>
     <w:lvl w:ilvl="6" w:tplc="04090001" w:tentative="1">
@@ -24112,7 +22909,7 @@
         <w:ind w:left="3800" w:hanging="440"/>
       </w:pPr>
       <w:rPr>
-        <w:rFonts w:ascii="Meiryo UI" w:hAnsi="Meiryo UI" w:eastAsia="Meiryo UI" w:cs="Meiryo UI" w:hint="default"/>
+        <w:rFonts w:ascii="Meiryo UI" w:eastAsia="Meiryo UI" w:hAnsi="Meiryo UI" w:cs="Meiryo UI" w:hint="default"/>
       </w:rPr>
     </w:lvl>
     <w:lvl w:ilvl="7" w:tplc="0409000B" w:tentative="1">
@@ -24124,7 +22921,7 @@
         <w:ind w:left="4240" w:hanging="440"/>
       </w:pPr>
       <w:rPr>
-        <w:rFonts w:ascii="Meiryo UI" w:hAnsi="Meiryo UI" w:eastAsia="Meiryo UI" w:cs="Meiryo UI" w:hint="default"/>
+        <w:rFonts w:ascii="Meiryo UI" w:eastAsia="Meiryo UI" w:hAnsi="Meiryo UI" w:cs="Meiryo UI" w:hint="default"/>
       </w:rPr>
     </w:lvl>
     <w:lvl w:ilvl="8" w:tplc="0409000D" w:tentative="1">
@@ -24136,7 +22933,7 @@
         <w:ind w:left="4680" w:hanging="440"/>
       </w:pPr>
       <w:rPr>
-        <w:rFonts w:ascii="Meiryo UI" w:hAnsi="Meiryo UI" w:eastAsia="Meiryo UI" w:cs="Meiryo UI" w:hint="default"/>
+        <w:rFonts w:ascii="Meiryo UI" w:eastAsia="Meiryo UI" w:hAnsi="Meiryo UI" w:cs="Meiryo UI" w:hint="default"/>
       </w:rPr>
     </w:lvl>
   </w:abstractNum>
@@ -24153,7 +22950,7 @@
         <w:ind w:left="800" w:hanging="440"/>
       </w:pPr>
       <w:rPr>
-        <w:rFonts w:ascii="Meiryo UI" w:hAnsi="Meiryo UI" w:eastAsia="Meiryo UI" w:cs="Meiryo UI" w:hint="default"/>
+        <w:rFonts w:ascii="Meiryo UI" w:eastAsia="Meiryo UI" w:hAnsi="Meiryo UI" w:cs="Meiryo UI" w:hint="default"/>
         <w:u w:val="none"/>
       </w:rPr>
     </w:lvl>
@@ -24380,7 +23177,7 @@
         <w:ind w:left="800" w:hanging="440"/>
       </w:pPr>
       <w:rPr>
-        <w:rFonts w:ascii="Meiryo UI" w:hAnsi="Meiryo UI" w:eastAsia="Meiryo UI" w:cs="Meiryo UI" w:hint="default"/>
+        <w:rFonts w:ascii="Meiryo UI" w:eastAsia="Meiryo UI" w:hAnsi="Meiryo UI" w:cs="Meiryo UI" w:hint="default"/>
         <w:u w:val="none"/>
       </w:rPr>
     </w:lvl>
@@ -24393,7 +23190,7 @@
         <w:ind w:left="1520" w:hanging="440"/>
       </w:pPr>
       <w:rPr>
-        <w:rFonts w:ascii="Meiryo UI" w:hAnsi="Meiryo UI" w:eastAsia="Meiryo UI" w:cs="Meiryo UI" w:hint="default"/>
+        <w:rFonts w:ascii="Meiryo UI" w:eastAsia="Meiryo UI" w:hAnsi="Meiryo UI" w:cs="Meiryo UI" w:hint="default"/>
       </w:rPr>
     </w:lvl>
     <w:lvl w:ilvl="2">
@@ -24494,7 +23291,7 @@
         <w:ind w:left="800" w:hanging="440"/>
       </w:pPr>
       <w:rPr>
-        <w:rFonts w:ascii="Meiryo UI" w:hAnsi="Meiryo UI" w:eastAsia="Meiryo UI" w:cs="Meiryo UI" w:hint="default"/>
+        <w:rFonts w:ascii="Meiryo UI" w:eastAsia="Meiryo UI" w:hAnsi="Meiryo UI" w:cs="Meiryo UI" w:hint="default"/>
         <w:u w:val="none"/>
       </w:rPr>
     </w:lvl>
@@ -24608,7 +23405,7 @@
         <w:ind w:left="440" w:hanging="440"/>
       </w:pPr>
       <w:rPr>
-        <w:rFonts w:ascii="Meiryo UI" w:hAnsi="Meiryo UI" w:eastAsia="Meiryo UI" w:cs="Meiryo UI" w:hint="default"/>
+        <w:rFonts w:ascii="Meiryo UI" w:eastAsia="Meiryo UI" w:hAnsi="Meiryo UI" w:cs="Meiryo UI" w:hint="default"/>
       </w:rPr>
     </w:lvl>
     <w:lvl w:ilvl="1" w:tplc="0409000B">
@@ -24620,7 +23417,7 @@
         <w:ind w:left="880" w:hanging="440"/>
       </w:pPr>
       <w:rPr>
-        <w:rFonts w:ascii="Meiryo UI" w:hAnsi="Meiryo UI" w:eastAsia="Meiryo UI" w:cs="Meiryo UI" w:hint="default"/>
+        <w:rFonts w:ascii="Meiryo UI" w:eastAsia="Meiryo UI" w:hAnsi="Meiryo UI" w:cs="Meiryo UI" w:hint="default"/>
       </w:rPr>
     </w:lvl>
     <w:lvl w:ilvl="2" w:tplc="0409000D">
@@ -24632,7 +23429,7 @@
         <w:ind w:left="1320" w:hanging="440"/>
       </w:pPr>
       <w:rPr>
-        <w:rFonts w:ascii="Meiryo UI" w:hAnsi="Meiryo UI" w:eastAsia="Meiryo UI" w:cs="Meiryo UI" w:hint="default"/>
+        <w:rFonts w:ascii="Meiryo UI" w:eastAsia="Meiryo UI" w:hAnsi="Meiryo UI" w:cs="Meiryo UI" w:hint="default"/>
       </w:rPr>
     </w:lvl>
     <w:lvl w:ilvl="3" w:tplc="04090001" w:tentative="1">
@@ -24644,7 +23441,7 @@
         <w:ind w:left="1760" w:hanging="440"/>
       </w:pPr>
       <w:rPr>
-        <w:rFonts w:ascii="Meiryo UI" w:hAnsi="Meiryo UI" w:eastAsia="Meiryo UI" w:cs="Meiryo UI" w:hint="default"/>
+        <w:rFonts w:ascii="Meiryo UI" w:eastAsia="Meiryo UI" w:hAnsi="Meiryo UI" w:cs="Meiryo UI" w:hint="default"/>
       </w:rPr>
     </w:lvl>
     <w:lvl w:ilvl="4" w:tplc="0409000B" w:tentative="1">
@@ -24656,7 +23453,7 @@
         <w:ind w:left="2200" w:hanging="440"/>
       </w:pPr>
       <w:rPr>
-        <w:rFonts w:ascii="Meiryo UI" w:hAnsi="Meiryo UI" w:eastAsia="Meiryo UI" w:cs="Meiryo UI" w:hint="default"/>
+        <w:rFonts w:ascii="Meiryo UI" w:eastAsia="Meiryo UI" w:hAnsi="Meiryo UI" w:cs="Meiryo UI" w:hint="default"/>
       </w:rPr>
     </w:lvl>
     <w:lvl w:ilvl="5" w:tplc="0409000D" w:tentative="1">
@@ -24668,7 +23465,7 @@
         <w:ind w:left="2640" w:hanging="440"/>
       </w:pPr>
       <w:rPr>
-        <w:rFonts w:ascii="Meiryo UI" w:hAnsi="Meiryo UI" w:eastAsia="Meiryo UI" w:cs="Meiryo UI" w:hint="default"/>
+        <w:rFonts w:ascii="Meiryo UI" w:eastAsia="Meiryo UI" w:hAnsi="Meiryo UI" w:cs="Meiryo UI" w:hint="default"/>
       </w:rPr>
     </w:lvl>
     <w:lvl w:ilvl="6" w:tplc="04090001" w:tentative="1">
@@ -24680,7 +23477,7 @@
         <w:ind w:left="3080" w:hanging="440"/>
       </w:pPr>
       <w:rPr>
-        <w:rFonts w:ascii="Meiryo UI" w:hAnsi="Meiryo UI" w:eastAsia="Meiryo UI" w:cs="Meiryo UI" w:hint="default"/>
+        <w:rFonts w:ascii="Meiryo UI" w:eastAsia="Meiryo UI" w:hAnsi="Meiryo UI" w:cs="Meiryo UI" w:hint="default"/>
       </w:rPr>
     </w:lvl>
     <w:lvl w:ilvl="7" w:tplc="0409000B" w:tentative="1">
@@ -24692,7 +23489,7 @@
         <w:ind w:left="3520" w:hanging="440"/>
       </w:pPr>
       <w:rPr>
-        <w:rFonts w:ascii="Meiryo UI" w:hAnsi="Meiryo UI" w:eastAsia="Meiryo UI" w:cs="Meiryo UI" w:hint="default"/>
+        <w:rFonts w:ascii="Meiryo UI" w:eastAsia="Meiryo UI" w:hAnsi="Meiryo UI" w:cs="Meiryo UI" w:hint="default"/>
       </w:rPr>
     </w:lvl>
     <w:lvl w:ilvl="8" w:tplc="0409000D" w:tentative="1">
@@ -24704,7 +23501,7 @@
         <w:ind w:left="3960" w:hanging="440"/>
       </w:pPr>
       <w:rPr>
-        <w:rFonts w:ascii="Meiryo UI" w:hAnsi="Meiryo UI" w:eastAsia="Meiryo UI" w:cs="Meiryo UI" w:hint="default"/>
+        <w:rFonts w:ascii="Meiryo UI" w:eastAsia="Meiryo UI" w:hAnsi="Meiryo UI" w:cs="Meiryo UI" w:hint="default"/>
       </w:rPr>
     </w:lvl>
   </w:abstractNum>
@@ -24834,7 +23631,7 @@
         <w:ind w:left="440" w:hanging="440"/>
       </w:pPr>
       <w:rPr>
-        <w:rFonts w:ascii="Meiryo UI" w:hAnsi="Meiryo UI" w:eastAsia="Meiryo UI" w:cs="Meiryo UI" w:hint="default"/>
+        <w:rFonts w:ascii="Meiryo UI" w:eastAsia="Meiryo UI" w:hAnsi="Meiryo UI" w:cs="Meiryo UI" w:hint="default"/>
       </w:rPr>
     </w:lvl>
     <w:lvl w:ilvl="1" w:tplc="0409000B" w:tentative="1">
@@ -24846,7 +23643,7 @@
         <w:ind w:left="880" w:hanging="440"/>
       </w:pPr>
       <w:rPr>
-        <w:rFonts w:ascii="Meiryo UI" w:hAnsi="Meiryo UI" w:eastAsia="Meiryo UI" w:cs="Meiryo UI" w:hint="default"/>
+        <w:rFonts w:ascii="Meiryo UI" w:eastAsia="Meiryo UI" w:hAnsi="Meiryo UI" w:cs="Meiryo UI" w:hint="default"/>
       </w:rPr>
     </w:lvl>
     <w:lvl w:ilvl="2" w:tplc="0409000D" w:tentative="1">
@@ -24858,7 +23655,7 @@
         <w:ind w:left="1320" w:hanging="440"/>
       </w:pPr>
       <w:rPr>
-        <w:rFonts w:ascii="Meiryo UI" w:hAnsi="Meiryo UI" w:eastAsia="Meiryo UI" w:cs="Meiryo UI" w:hint="default"/>
+        <w:rFonts w:ascii="Meiryo UI" w:eastAsia="Meiryo UI" w:hAnsi="Meiryo UI" w:cs="Meiryo UI" w:hint="default"/>
       </w:rPr>
     </w:lvl>
     <w:lvl w:ilvl="3" w:tplc="04090001" w:tentative="1">
@@ -24870,7 +23667,7 @@
         <w:ind w:left="1760" w:hanging="440"/>
       </w:pPr>
       <w:rPr>
-        <w:rFonts w:ascii="Meiryo UI" w:hAnsi="Meiryo UI" w:eastAsia="Meiryo UI" w:cs="Meiryo UI" w:hint="default"/>
+        <w:rFonts w:ascii="Meiryo UI" w:eastAsia="Meiryo UI" w:hAnsi="Meiryo UI" w:cs="Meiryo UI" w:hint="default"/>
       </w:rPr>
     </w:lvl>
     <w:lvl w:ilvl="4" w:tplc="0409000B" w:tentative="1">
@@ -24882,7 +23679,7 @@
         <w:ind w:left="2200" w:hanging="440"/>
       </w:pPr>
       <w:rPr>
-        <w:rFonts w:ascii="Meiryo UI" w:hAnsi="Meiryo UI" w:eastAsia="Meiryo UI" w:cs="Meiryo UI" w:hint="default"/>
+        <w:rFonts w:ascii="Meiryo UI" w:eastAsia="Meiryo UI" w:hAnsi="Meiryo UI" w:cs="Meiryo UI" w:hint="default"/>
       </w:rPr>
     </w:lvl>
     <w:lvl w:ilvl="5" w:tplc="0409000D" w:tentative="1">
@@ -24894,7 +23691,7 @@
         <w:ind w:left="2640" w:hanging="440"/>
       </w:pPr>
       <w:rPr>
-        <w:rFonts w:ascii="Meiryo UI" w:hAnsi="Meiryo UI" w:eastAsia="Meiryo UI" w:cs="Meiryo UI" w:hint="default"/>
+        <w:rFonts w:ascii="Meiryo UI" w:eastAsia="Meiryo UI" w:hAnsi="Meiryo UI" w:cs="Meiryo UI" w:hint="default"/>
       </w:rPr>
     </w:lvl>
     <w:lvl w:ilvl="6" w:tplc="04090001" w:tentative="1">
@@ -24906,7 +23703,7 @@
         <w:ind w:left="3080" w:hanging="440"/>
       </w:pPr>
       <w:rPr>
-        <w:rFonts w:ascii="Meiryo UI" w:hAnsi="Meiryo UI" w:eastAsia="Meiryo UI" w:cs="Meiryo UI" w:hint="default"/>
+        <w:rFonts w:ascii="Meiryo UI" w:eastAsia="Meiryo UI" w:hAnsi="Meiryo UI" w:cs="Meiryo UI" w:hint="default"/>
       </w:rPr>
     </w:lvl>
     <w:lvl w:ilvl="7" w:tplc="0409000B" w:tentative="1">
@@ -24918,7 +23715,7 @@
         <w:ind w:left="3520" w:hanging="440"/>
       </w:pPr>
       <w:rPr>
-        <w:rFonts w:ascii="Meiryo UI" w:hAnsi="Meiryo UI" w:eastAsia="Meiryo UI" w:cs="Meiryo UI" w:hint="default"/>
+        <w:rFonts w:ascii="Meiryo UI" w:eastAsia="Meiryo UI" w:hAnsi="Meiryo UI" w:cs="Meiryo UI" w:hint="default"/>
       </w:rPr>
     </w:lvl>
     <w:lvl w:ilvl="8" w:tplc="0409000D" w:tentative="1">
@@ -24930,7 +23727,7 @@
         <w:ind w:left="3960" w:hanging="440"/>
       </w:pPr>
       <w:rPr>
-        <w:rFonts w:ascii="Meiryo UI" w:hAnsi="Meiryo UI" w:eastAsia="Meiryo UI" w:cs="Meiryo UI" w:hint="default"/>
+        <w:rFonts w:ascii="Meiryo UI" w:eastAsia="Meiryo UI" w:hAnsi="Meiryo UI" w:cs="Meiryo UI" w:hint="default"/>
       </w:rPr>
     </w:lvl>
   </w:abstractNum>
@@ -24947,7 +23744,7 @@
         <w:ind w:left="800" w:hanging="440"/>
       </w:pPr>
       <w:rPr>
-        <w:rFonts w:ascii="Meiryo UI" w:hAnsi="Meiryo UI" w:eastAsia="Meiryo UI" w:cs="Meiryo UI" w:hint="default"/>
+        <w:rFonts w:ascii="Meiryo UI" w:eastAsia="Meiryo UI" w:hAnsi="Meiryo UI" w:cs="Meiryo UI" w:hint="default"/>
         <w:u w:val="none"/>
       </w:rPr>
     </w:lvl>
@@ -25061,7 +23858,7 @@
         <w:ind w:left="440" w:hanging="440"/>
       </w:pPr>
       <w:rPr>
-        <w:rFonts w:ascii="Meiryo UI" w:hAnsi="Meiryo UI" w:eastAsia="Meiryo UI" w:cs="Meiryo UI" w:hint="default"/>
+        <w:rFonts w:ascii="Meiryo UI" w:eastAsia="Meiryo UI" w:hAnsi="Meiryo UI" w:cs="Meiryo UI" w:hint="default"/>
       </w:rPr>
     </w:lvl>
     <w:lvl w:ilvl="1" w:tplc="0409000B" w:tentative="1">
@@ -25073,7 +23870,7 @@
         <w:ind w:left="880" w:hanging="440"/>
       </w:pPr>
       <w:rPr>
-        <w:rFonts w:ascii="Meiryo UI" w:hAnsi="Meiryo UI" w:eastAsia="Meiryo UI" w:cs="Meiryo UI" w:hint="default"/>
+        <w:rFonts w:ascii="Meiryo UI" w:eastAsia="Meiryo UI" w:hAnsi="Meiryo UI" w:cs="Meiryo UI" w:hint="default"/>
       </w:rPr>
     </w:lvl>
     <w:lvl w:ilvl="2" w:tplc="0409000D" w:tentative="1">
@@ -25085,7 +23882,7 @@
         <w:ind w:left="1320" w:hanging="440"/>
       </w:pPr>
       <w:rPr>
-        <w:rFonts w:ascii="Meiryo UI" w:hAnsi="Meiryo UI" w:eastAsia="Meiryo UI" w:cs="Meiryo UI" w:hint="default"/>
+        <w:rFonts w:ascii="Meiryo UI" w:eastAsia="Meiryo UI" w:hAnsi="Meiryo UI" w:cs="Meiryo UI" w:hint="default"/>
       </w:rPr>
     </w:lvl>
     <w:lvl w:ilvl="3" w:tplc="04090001" w:tentative="1">
@@ -25097,7 +23894,7 @@
         <w:ind w:left="1760" w:hanging="440"/>
       </w:pPr>
       <w:rPr>
-        <w:rFonts w:ascii="Meiryo UI" w:hAnsi="Meiryo UI" w:eastAsia="Meiryo UI" w:cs="Meiryo UI" w:hint="default"/>
+        <w:rFonts w:ascii="Meiryo UI" w:eastAsia="Meiryo UI" w:hAnsi="Meiryo UI" w:cs="Meiryo UI" w:hint="default"/>
       </w:rPr>
     </w:lvl>
     <w:lvl w:ilvl="4" w:tplc="0409000B" w:tentative="1">
@@ -25109,7 +23906,7 @@
         <w:ind w:left="2200" w:hanging="440"/>
       </w:pPr>
       <w:rPr>
-        <w:rFonts w:ascii="Meiryo UI" w:hAnsi="Meiryo UI" w:eastAsia="Meiryo UI" w:cs="Meiryo UI" w:hint="default"/>
+        <w:rFonts w:ascii="Meiryo UI" w:eastAsia="Meiryo UI" w:hAnsi="Meiryo UI" w:cs="Meiryo UI" w:hint="default"/>
       </w:rPr>
     </w:lvl>
     <w:lvl w:ilvl="5" w:tplc="0409000D" w:tentative="1">
@@ -25121,7 +23918,7 @@
         <w:ind w:left="2640" w:hanging="440"/>
       </w:pPr>
       <w:rPr>
-        <w:rFonts w:ascii="Meiryo UI" w:hAnsi="Meiryo UI" w:eastAsia="Meiryo UI" w:cs="Meiryo UI" w:hint="default"/>
+        <w:rFonts w:ascii="Meiryo UI" w:eastAsia="Meiryo UI" w:hAnsi="Meiryo UI" w:cs="Meiryo UI" w:hint="default"/>
       </w:rPr>
     </w:lvl>
     <w:lvl w:ilvl="6" w:tplc="04090001" w:tentative="1">
@@ -25133,7 +23930,7 @@
         <w:ind w:left="3080" w:hanging="440"/>
       </w:pPr>
       <w:rPr>
-        <w:rFonts w:ascii="Meiryo UI" w:hAnsi="Meiryo UI" w:eastAsia="Meiryo UI" w:cs="Meiryo UI" w:hint="default"/>
+        <w:rFonts w:ascii="Meiryo UI" w:eastAsia="Meiryo UI" w:hAnsi="Meiryo UI" w:cs="Meiryo UI" w:hint="default"/>
       </w:rPr>
     </w:lvl>
     <w:lvl w:ilvl="7" w:tplc="0409000B" w:tentative="1">
@@ -25145,7 +23942,7 @@
         <w:ind w:left="3520" w:hanging="440"/>
       </w:pPr>
       <w:rPr>
-        <w:rFonts w:ascii="Meiryo UI" w:hAnsi="Meiryo UI" w:eastAsia="Meiryo UI" w:cs="Meiryo UI" w:hint="default"/>
+        <w:rFonts w:ascii="Meiryo UI" w:eastAsia="Meiryo UI" w:hAnsi="Meiryo UI" w:cs="Meiryo UI" w:hint="default"/>
       </w:rPr>
     </w:lvl>
     <w:lvl w:ilvl="8" w:tplc="0409000D" w:tentative="1">
@@ -25157,7 +23954,7 @@
         <w:ind w:left="3960" w:hanging="440"/>
       </w:pPr>
       <w:rPr>
-        <w:rFonts w:ascii="Meiryo UI" w:hAnsi="Meiryo UI" w:eastAsia="Meiryo UI" w:cs="Meiryo UI" w:hint="default"/>
+        <w:rFonts w:ascii="Meiryo UI" w:eastAsia="Meiryo UI" w:hAnsi="Meiryo UI" w:cs="Meiryo UI" w:hint="default"/>
       </w:rPr>
     </w:lvl>
   </w:abstractNum>
@@ -25174,7 +23971,7 @@
         <w:ind w:left="440" w:hanging="440"/>
       </w:pPr>
       <w:rPr>
-        <w:rFonts w:ascii="Meiryo UI" w:hAnsi="Meiryo UI" w:eastAsia="Meiryo UI" w:cs="Meiryo UI" w:hint="default"/>
+        <w:rFonts w:ascii="Meiryo UI" w:eastAsia="Meiryo UI" w:hAnsi="Meiryo UI" w:cs="Meiryo UI" w:hint="default"/>
       </w:rPr>
     </w:lvl>
     <w:lvl w:ilvl="1" w:tplc="0409000B">
@@ -25186,7 +23983,7 @@
         <w:ind w:left="880" w:hanging="440"/>
       </w:pPr>
       <w:rPr>
-        <w:rFonts w:ascii="Meiryo UI" w:hAnsi="Meiryo UI" w:eastAsia="Meiryo UI" w:cs="Meiryo UI" w:hint="default"/>
+        <w:rFonts w:ascii="Meiryo UI" w:eastAsia="Meiryo UI" w:hAnsi="Meiryo UI" w:cs="Meiryo UI" w:hint="default"/>
       </w:rPr>
     </w:lvl>
     <w:lvl w:ilvl="2" w:tplc="0409000D" w:tentative="1">
@@ -25198,7 +23995,7 @@
         <w:ind w:left="1320" w:hanging="440"/>
       </w:pPr>
       <w:rPr>
-        <w:rFonts w:ascii="Meiryo UI" w:hAnsi="Meiryo UI" w:eastAsia="Meiryo UI" w:cs="Meiryo UI" w:hint="default"/>
+        <w:rFonts w:ascii="Meiryo UI" w:eastAsia="Meiryo UI" w:hAnsi="Meiryo UI" w:cs="Meiryo UI" w:hint="default"/>
       </w:rPr>
     </w:lvl>
     <w:lvl w:ilvl="3" w:tplc="04090001" w:tentative="1">
@@ -25210,7 +24007,7 @@
         <w:ind w:left="1760" w:hanging="440"/>
       </w:pPr>
       <w:rPr>
-        <w:rFonts w:ascii="Meiryo UI" w:hAnsi="Meiryo UI" w:eastAsia="Meiryo UI" w:cs="Meiryo UI" w:hint="default"/>
+        <w:rFonts w:ascii="Meiryo UI" w:eastAsia="Meiryo UI" w:hAnsi="Meiryo UI" w:cs="Meiryo UI" w:hint="default"/>
       </w:rPr>
     </w:lvl>
     <w:lvl w:ilvl="4" w:tplc="0409000B" w:tentative="1">
@@ -25222,7 +24019,7 @@
         <w:ind w:left="2200" w:hanging="440"/>
       </w:pPr>
       <w:rPr>
-        <w:rFonts w:ascii="Meiryo UI" w:hAnsi="Meiryo UI" w:eastAsia="Meiryo UI" w:cs="Meiryo UI" w:hint="default"/>
+        <w:rFonts w:ascii="Meiryo UI" w:eastAsia="Meiryo UI" w:hAnsi="Meiryo UI" w:cs="Meiryo UI" w:hint="default"/>
       </w:rPr>
     </w:lvl>
     <w:lvl w:ilvl="5" w:tplc="0409000D" w:tentative="1">
@@ -25234,7 +24031,7 @@
         <w:ind w:left="2640" w:hanging="440"/>
       </w:pPr>
       <w:rPr>
-        <w:rFonts w:ascii="Meiryo UI" w:hAnsi="Meiryo UI" w:eastAsia="Meiryo UI" w:cs="Meiryo UI" w:hint="default"/>
+        <w:rFonts w:ascii="Meiryo UI" w:eastAsia="Meiryo UI" w:hAnsi="Meiryo UI" w:cs="Meiryo UI" w:hint="default"/>
       </w:rPr>
     </w:lvl>
     <w:lvl w:ilvl="6" w:tplc="04090001" w:tentative="1">
@@ -25246,7 +24043,7 @@
         <w:ind w:left="3080" w:hanging="440"/>
       </w:pPr>
       <w:rPr>
-        <w:rFonts w:ascii="Meiryo UI" w:hAnsi="Meiryo UI" w:eastAsia="Meiryo UI" w:cs="Meiryo UI" w:hint="default"/>
+        <w:rFonts w:ascii="Meiryo UI" w:eastAsia="Meiryo UI" w:hAnsi="Meiryo UI" w:cs="Meiryo UI" w:hint="default"/>
       </w:rPr>
     </w:lvl>
     <w:lvl w:ilvl="7" w:tplc="0409000B" w:tentative="1">
@@ -25258,7 +24055,7 @@
         <w:ind w:left="3520" w:hanging="440"/>
       </w:pPr>
       <w:rPr>
-        <w:rFonts w:ascii="Meiryo UI" w:hAnsi="Meiryo UI" w:eastAsia="Meiryo UI" w:cs="Meiryo UI" w:hint="default"/>
+        <w:rFonts w:ascii="Meiryo UI" w:eastAsia="Meiryo UI" w:hAnsi="Meiryo UI" w:cs="Meiryo UI" w:hint="default"/>
       </w:rPr>
     </w:lvl>
     <w:lvl w:ilvl="8" w:tplc="0409000D" w:tentative="1">
@@ -25270,7 +24067,7 @@
         <w:ind w:left="3960" w:hanging="440"/>
       </w:pPr>
       <w:rPr>
-        <w:rFonts w:ascii="Meiryo UI" w:hAnsi="Meiryo UI" w:eastAsia="Meiryo UI" w:cs="Meiryo UI" w:hint="default"/>
+        <w:rFonts w:ascii="Meiryo UI" w:eastAsia="Meiryo UI" w:hAnsi="Meiryo UI" w:cs="Meiryo UI" w:hint="default"/>
       </w:rPr>
     </w:lvl>
   </w:abstractNum>
@@ -25287,7 +24084,7 @@
         <w:ind w:left="680" w:hanging="440"/>
       </w:pPr>
       <w:rPr>
-        <w:rFonts w:ascii="Meiryo UI" w:hAnsi="Meiryo UI" w:eastAsia="Meiryo UI" w:cs="Meiryo UI" w:hint="default"/>
+        <w:rFonts w:ascii="Meiryo UI" w:eastAsia="Meiryo UI" w:hAnsi="Meiryo UI" w:cs="Meiryo UI" w:hint="default"/>
       </w:rPr>
     </w:lvl>
     <w:lvl w:ilvl="1" w:tplc="0409000B" w:tentative="1">
@@ -25299,7 +24096,7 @@
         <w:ind w:left="1120" w:hanging="440"/>
       </w:pPr>
       <w:rPr>
-        <w:rFonts w:ascii="Meiryo UI" w:hAnsi="Meiryo UI" w:eastAsia="Meiryo UI" w:cs="Meiryo UI" w:hint="default"/>
+        <w:rFonts w:ascii="Meiryo UI" w:eastAsia="Meiryo UI" w:hAnsi="Meiryo UI" w:cs="Meiryo UI" w:hint="default"/>
       </w:rPr>
     </w:lvl>
     <w:lvl w:ilvl="2" w:tplc="0409000D" w:tentative="1">
@@ -25311,7 +24108,7 @@
         <w:ind w:left="1560" w:hanging="440"/>
       </w:pPr>
       <w:rPr>
-        <w:rFonts w:ascii="Meiryo UI" w:hAnsi="Meiryo UI" w:eastAsia="Meiryo UI" w:cs="Meiryo UI" w:hint="default"/>
+        <w:rFonts w:ascii="Meiryo UI" w:eastAsia="Meiryo UI" w:hAnsi="Meiryo UI" w:cs="Meiryo UI" w:hint="default"/>
       </w:rPr>
     </w:lvl>
     <w:lvl w:ilvl="3" w:tplc="04090001" w:tentative="1">
@@ -25323,7 +24120,7 @@
         <w:ind w:left="2000" w:hanging="440"/>
       </w:pPr>
       <w:rPr>
-        <w:rFonts w:ascii="Meiryo UI" w:hAnsi="Meiryo UI" w:eastAsia="Meiryo UI" w:cs="Meiryo UI" w:hint="default"/>
+        <w:rFonts w:ascii="Meiryo UI" w:eastAsia="Meiryo UI" w:hAnsi="Meiryo UI" w:cs="Meiryo UI" w:hint="default"/>
       </w:rPr>
     </w:lvl>
     <w:lvl w:ilvl="4" w:tplc="0409000B" w:tentative="1">
@@ -25335,7 +24132,7 @@
         <w:ind w:left="2440" w:hanging="440"/>
       </w:pPr>
       <w:rPr>
-        <w:rFonts w:ascii="Meiryo UI" w:hAnsi="Meiryo UI" w:eastAsia="Meiryo UI" w:cs="Meiryo UI" w:hint="default"/>
+        <w:rFonts w:ascii="Meiryo UI" w:eastAsia="Meiryo UI" w:hAnsi="Meiryo UI" w:cs="Meiryo UI" w:hint="default"/>
       </w:rPr>
     </w:lvl>
     <w:lvl w:ilvl="5" w:tplc="0409000D" w:tentative="1">
@@ -25347,7 +24144,7 @@
         <w:ind w:left="2880" w:hanging="440"/>
       </w:pPr>
       <w:rPr>
-        <w:rFonts w:ascii="Meiryo UI" w:hAnsi="Meiryo UI" w:eastAsia="Meiryo UI" w:cs="Meiryo UI" w:hint="default"/>
+        <w:rFonts w:ascii="Meiryo UI" w:eastAsia="Meiryo UI" w:hAnsi="Meiryo UI" w:cs="Meiryo UI" w:hint="default"/>
       </w:rPr>
     </w:lvl>
     <w:lvl w:ilvl="6" w:tplc="04090001" w:tentative="1">
@@ -25359,7 +24156,7 @@
         <w:ind w:left="3320" w:hanging="440"/>
       </w:pPr>
       <w:rPr>
-        <w:rFonts w:ascii="Meiryo UI" w:hAnsi="Meiryo UI" w:eastAsia="Meiryo UI" w:cs="Meiryo UI" w:hint="default"/>
+        <w:rFonts w:ascii="Meiryo UI" w:eastAsia="Meiryo UI" w:hAnsi="Meiryo UI" w:cs="Meiryo UI" w:hint="default"/>
       </w:rPr>
     </w:lvl>
     <w:lvl w:ilvl="7" w:tplc="0409000B" w:tentative="1">
@@ -25371,7 +24168,7 @@
         <w:ind w:left="3760" w:hanging="440"/>
       </w:pPr>
       <w:rPr>
-        <w:rFonts w:ascii="Meiryo UI" w:hAnsi="Meiryo UI" w:eastAsia="Meiryo UI" w:cs="Meiryo UI" w:hint="default"/>
+        <w:rFonts w:ascii="Meiryo UI" w:eastAsia="Meiryo UI" w:hAnsi="Meiryo UI" w:cs="Meiryo UI" w:hint="default"/>
       </w:rPr>
     </w:lvl>
     <w:lvl w:ilvl="8" w:tplc="0409000D" w:tentative="1">
@@ -25383,7 +24180,7 @@
         <w:ind w:left="4200" w:hanging="440"/>
       </w:pPr>
       <w:rPr>
-        <w:rFonts w:ascii="Meiryo UI" w:hAnsi="Meiryo UI" w:eastAsia="Meiryo UI" w:cs="Meiryo UI" w:hint="default"/>
+        <w:rFonts w:ascii="Meiryo UI" w:eastAsia="Meiryo UI" w:hAnsi="Meiryo UI" w:cs="Meiryo UI" w:hint="default"/>
       </w:rPr>
     </w:lvl>
   </w:abstractNum>
@@ -25400,7 +24197,7 @@
         <w:ind w:left="800" w:hanging="440"/>
       </w:pPr>
       <w:rPr>
-        <w:rFonts w:ascii="Meiryo UI" w:hAnsi="Meiryo UI" w:eastAsia="Meiryo UI" w:cs="Meiryo UI" w:hint="default"/>
+        <w:rFonts w:ascii="Meiryo UI" w:eastAsia="Meiryo UI" w:hAnsi="Meiryo UI" w:cs="Meiryo UI" w:hint="default"/>
         <w:u w:val="none"/>
       </w:rPr>
     </w:lvl>
@@ -25514,7 +24311,7 @@
         <w:ind w:left="880" w:hanging="440"/>
       </w:pPr>
       <w:rPr>
-        <w:rFonts w:ascii="Meiryo UI" w:hAnsi="Meiryo UI" w:eastAsia="Meiryo UI" w:cs="Meiryo UI" w:hint="default"/>
+        <w:rFonts w:ascii="Meiryo UI" w:eastAsia="Meiryo UI" w:hAnsi="Meiryo UI" w:cs="Meiryo UI" w:hint="default"/>
       </w:rPr>
     </w:lvl>
     <w:lvl w:ilvl="1" w:tplc="0409000B" w:tentative="1">
@@ -25526,7 +24323,7 @@
         <w:ind w:left="1320" w:hanging="440"/>
       </w:pPr>
       <w:rPr>
-        <w:rFonts w:ascii="Meiryo UI" w:hAnsi="Meiryo UI" w:eastAsia="Meiryo UI" w:cs="Meiryo UI" w:hint="default"/>
+        <w:rFonts w:ascii="Meiryo UI" w:eastAsia="Meiryo UI" w:hAnsi="Meiryo UI" w:cs="Meiryo UI" w:hint="default"/>
       </w:rPr>
     </w:lvl>
     <w:lvl w:ilvl="2" w:tplc="0409000D" w:tentative="1">
@@ -25538,7 +24335,7 @@
         <w:ind w:left="1760" w:hanging="440"/>
       </w:pPr>
       <w:rPr>
-        <w:rFonts w:ascii="Meiryo UI" w:hAnsi="Meiryo UI" w:eastAsia="Meiryo UI" w:cs="Meiryo UI" w:hint="default"/>
+        <w:rFonts w:ascii="Meiryo UI" w:eastAsia="Meiryo UI" w:hAnsi="Meiryo UI" w:cs="Meiryo UI" w:hint="default"/>
       </w:rPr>
     </w:lvl>
     <w:lvl w:ilvl="3" w:tplc="04090001" w:tentative="1">
@@ -25550,7 +24347,7 @@
         <w:ind w:left="2200" w:hanging="440"/>
       </w:pPr>
       <w:rPr>
-        <w:rFonts w:ascii="Meiryo UI" w:hAnsi="Meiryo UI" w:eastAsia="Meiryo UI" w:cs="Meiryo UI" w:hint="default"/>
+        <w:rFonts w:ascii="Meiryo UI" w:eastAsia="Meiryo UI" w:hAnsi="Meiryo UI" w:cs="Meiryo UI" w:hint="default"/>
       </w:rPr>
     </w:lvl>
     <w:lvl w:ilvl="4" w:tplc="0409000B" w:tentative="1">
@@ -25562,7 +24359,7 @@
         <w:ind w:left="2640" w:hanging="440"/>
       </w:pPr>
       <w:rPr>
-        <w:rFonts w:ascii="Meiryo UI" w:hAnsi="Meiryo UI" w:eastAsia="Meiryo UI" w:cs="Meiryo UI" w:hint="default"/>
+        <w:rFonts w:ascii="Meiryo UI" w:eastAsia="Meiryo UI" w:hAnsi="Meiryo UI" w:cs="Meiryo UI" w:hint="default"/>
       </w:rPr>
     </w:lvl>
     <w:lvl w:ilvl="5" w:tplc="0409000D" w:tentative="1">
@@ -25574,7 +24371,7 @@
         <w:ind w:left="3080" w:hanging="440"/>
       </w:pPr>
       <w:rPr>
-        <w:rFonts w:ascii="Meiryo UI" w:hAnsi="Meiryo UI" w:eastAsia="Meiryo UI" w:cs="Meiryo UI" w:hint="default"/>
+        <w:rFonts w:ascii="Meiryo UI" w:eastAsia="Meiryo UI" w:hAnsi="Meiryo UI" w:cs="Meiryo UI" w:hint="default"/>
       </w:rPr>
     </w:lvl>
     <w:lvl w:ilvl="6" w:tplc="04090001" w:tentative="1">
@@ -25586,7 +24383,7 @@
         <w:ind w:left="3520" w:hanging="440"/>
       </w:pPr>
       <w:rPr>
-        <w:rFonts w:ascii="Meiryo UI" w:hAnsi="Meiryo UI" w:eastAsia="Meiryo UI" w:cs="Meiryo UI" w:hint="default"/>
+        <w:rFonts w:ascii="Meiryo UI" w:eastAsia="Meiryo UI" w:hAnsi="Meiryo UI" w:cs="Meiryo UI" w:hint="default"/>
       </w:rPr>
     </w:lvl>
     <w:lvl w:ilvl="7" w:tplc="0409000B" w:tentative="1">
@@ -25598,7 +24395,7 @@
         <w:ind w:left="3960" w:hanging="440"/>
       </w:pPr>
       <w:rPr>
-        <w:rFonts w:ascii="Meiryo UI" w:hAnsi="Meiryo UI" w:eastAsia="Meiryo UI" w:cs="Meiryo UI" w:hint="default"/>
+        <w:rFonts w:ascii="Meiryo UI" w:eastAsia="Meiryo UI" w:hAnsi="Meiryo UI" w:cs="Meiryo UI" w:hint="default"/>
       </w:rPr>
     </w:lvl>
     <w:lvl w:ilvl="8" w:tplc="0409000D" w:tentative="1">
@@ -25610,7 +24407,7 @@
         <w:ind w:left="4400" w:hanging="440"/>
       </w:pPr>
       <w:rPr>
-        <w:rFonts w:ascii="Meiryo UI" w:hAnsi="Meiryo UI" w:eastAsia="Meiryo UI" w:cs="Meiryo UI" w:hint="default"/>
+        <w:rFonts w:ascii="Meiryo UI" w:eastAsia="Meiryo UI" w:hAnsi="Meiryo UI" w:cs="Meiryo UI" w:hint="default"/>
       </w:rPr>
     </w:lvl>
   </w:abstractNum>
@@ -25627,7 +24424,7 @@
         <w:ind w:left="440" w:hanging="440"/>
       </w:pPr>
       <w:rPr>
-        <w:rFonts w:ascii="Meiryo UI" w:hAnsi="Meiryo UI" w:eastAsia="Meiryo UI" w:cs="Meiryo UI" w:hint="default"/>
+        <w:rFonts w:ascii="Meiryo UI" w:eastAsia="Meiryo UI" w:hAnsi="Meiryo UI" w:cs="Meiryo UI" w:hint="default"/>
       </w:rPr>
     </w:lvl>
     <w:lvl w:ilvl="1" w:tplc="0409000B" w:tentative="1">
@@ -25639,7 +24436,7 @@
         <w:ind w:left="880" w:hanging="440"/>
       </w:pPr>
       <w:rPr>
-        <w:rFonts w:ascii="Meiryo UI" w:hAnsi="Meiryo UI" w:eastAsia="Meiryo UI" w:cs="Meiryo UI" w:hint="default"/>
+        <w:rFonts w:ascii="Meiryo UI" w:eastAsia="Meiryo UI" w:hAnsi="Meiryo UI" w:cs="Meiryo UI" w:hint="default"/>
       </w:rPr>
     </w:lvl>
     <w:lvl w:ilvl="2" w:tplc="0409000D" w:tentative="1">
@@ -25651,7 +24448,7 @@
         <w:ind w:left="1320" w:hanging="440"/>
       </w:pPr>
       <w:rPr>
-        <w:rFonts w:ascii="Meiryo UI" w:hAnsi="Meiryo UI" w:eastAsia="Meiryo UI" w:cs="Meiryo UI" w:hint="default"/>
+        <w:rFonts w:ascii="Meiryo UI" w:eastAsia="Meiryo UI" w:hAnsi="Meiryo UI" w:cs="Meiryo UI" w:hint="default"/>
       </w:rPr>
     </w:lvl>
     <w:lvl w:ilvl="3" w:tplc="04090001" w:tentative="1">
@@ -25663,7 +24460,7 @@
         <w:ind w:left="1760" w:hanging="440"/>
       </w:pPr>
       <w:rPr>
-        <w:rFonts w:ascii="Meiryo UI" w:hAnsi="Meiryo UI" w:eastAsia="Meiryo UI" w:cs="Meiryo UI" w:hint="default"/>
+        <w:rFonts w:ascii="Meiryo UI" w:eastAsia="Meiryo UI" w:hAnsi="Meiryo UI" w:cs="Meiryo UI" w:hint="default"/>
       </w:rPr>
     </w:lvl>
     <w:lvl w:ilvl="4" w:tplc="0409000B" w:tentative="1">
@@ -25675,7 +24472,7 @@
         <w:ind w:left="2200" w:hanging="440"/>
       </w:pPr>
       <w:rPr>
-        <w:rFonts w:ascii="Meiryo UI" w:hAnsi="Meiryo UI" w:eastAsia="Meiryo UI" w:cs="Meiryo UI" w:hint="default"/>
+        <w:rFonts w:ascii="Meiryo UI" w:eastAsia="Meiryo UI" w:hAnsi="Meiryo UI" w:cs="Meiryo UI" w:hint="default"/>
       </w:rPr>
     </w:lvl>
     <w:lvl w:ilvl="5" w:tplc="0409000D" w:tentative="1">
@@ -25687,7 +24484,7 @@
         <w:ind w:left="2640" w:hanging="440"/>
       </w:pPr>
       <w:rPr>
-        <w:rFonts w:ascii="Meiryo UI" w:hAnsi="Meiryo UI" w:eastAsia="Meiryo UI" w:cs="Meiryo UI" w:hint="default"/>
+        <w:rFonts w:ascii="Meiryo UI" w:eastAsia="Meiryo UI" w:hAnsi="Meiryo UI" w:cs="Meiryo UI" w:hint="default"/>
       </w:rPr>
     </w:lvl>
     <w:lvl w:ilvl="6" w:tplc="04090001" w:tentative="1">
@@ -25699,7 +24496,7 @@
         <w:ind w:left="3080" w:hanging="440"/>
       </w:pPr>
       <w:rPr>
-        <w:rFonts w:ascii="Meiryo UI" w:hAnsi="Meiryo UI" w:eastAsia="Meiryo UI" w:cs="Meiryo UI" w:hint="default"/>
+        <w:rFonts w:ascii="Meiryo UI" w:eastAsia="Meiryo UI" w:hAnsi="Meiryo UI" w:cs="Meiryo UI" w:hint="default"/>
       </w:rPr>
     </w:lvl>
     <w:lvl w:ilvl="7" w:tplc="0409000B" w:tentative="1">
@@ -25711,7 +24508,7 @@
         <w:ind w:left="3520" w:hanging="440"/>
       </w:pPr>
       <w:rPr>
-        <w:rFonts w:ascii="Meiryo UI" w:hAnsi="Meiryo UI" w:eastAsia="Meiryo UI" w:cs="Meiryo UI" w:hint="default"/>
+        <w:rFonts w:ascii="Meiryo UI" w:eastAsia="Meiryo UI" w:hAnsi="Meiryo UI" w:cs="Meiryo UI" w:hint="default"/>
       </w:rPr>
     </w:lvl>
     <w:lvl w:ilvl="8" w:tplc="0409000D" w:tentative="1">
@@ -25723,7 +24520,7 @@
         <w:ind w:left="3960" w:hanging="440"/>
       </w:pPr>
       <w:rPr>
-        <w:rFonts w:ascii="Meiryo UI" w:hAnsi="Meiryo UI" w:eastAsia="Meiryo UI" w:cs="Meiryo UI" w:hint="default"/>
+        <w:rFonts w:ascii="Meiryo UI" w:eastAsia="Meiryo UI" w:hAnsi="Meiryo UI" w:cs="Meiryo UI" w:hint="default"/>
       </w:rPr>
     </w:lvl>
   </w:abstractNum>
@@ -25827,7 +24624,7 @@
         <w:ind w:left="800" w:hanging="440"/>
       </w:pPr>
       <w:rPr>
-        <w:rFonts w:ascii="Meiryo UI" w:hAnsi="Meiryo UI" w:eastAsia="Meiryo UI" w:cs="Meiryo UI" w:hint="default"/>
+        <w:rFonts w:ascii="Meiryo UI" w:eastAsia="Meiryo UI" w:hAnsi="Meiryo UI" w:cs="Meiryo UI" w:hint="default"/>
         <w:u w:val="none"/>
       </w:rPr>
     </w:lvl>
@@ -26054,7 +24851,7 @@
         <w:ind w:left="680" w:hanging="440"/>
       </w:pPr>
       <w:rPr>
-        <w:rFonts w:ascii="Meiryo UI" w:hAnsi="Meiryo UI" w:eastAsia="Meiryo UI" w:cs="Meiryo UI" w:hint="default"/>
+        <w:rFonts w:ascii="Meiryo UI" w:eastAsia="Meiryo UI" w:hAnsi="Meiryo UI" w:cs="Meiryo UI" w:hint="default"/>
       </w:rPr>
     </w:lvl>
     <w:lvl w:ilvl="1" w:tplc="0409000B" w:tentative="1">
@@ -26066,7 +24863,7 @@
         <w:ind w:left="1120" w:hanging="440"/>
       </w:pPr>
       <w:rPr>
-        <w:rFonts w:ascii="Meiryo UI" w:hAnsi="Meiryo UI" w:eastAsia="Meiryo UI" w:cs="Meiryo UI" w:hint="default"/>
+        <w:rFonts w:ascii="Meiryo UI" w:eastAsia="Meiryo UI" w:hAnsi="Meiryo UI" w:cs="Meiryo UI" w:hint="default"/>
       </w:rPr>
     </w:lvl>
     <w:lvl w:ilvl="2" w:tplc="0409000D" w:tentative="1">
@@ -26078,7 +24875,7 @@
         <w:ind w:left="1560" w:hanging="440"/>
       </w:pPr>
       <w:rPr>
-        <w:rFonts w:ascii="Meiryo UI" w:hAnsi="Meiryo UI" w:eastAsia="Meiryo UI" w:cs="Meiryo UI" w:hint="default"/>
+        <w:rFonts w:ascii="Meiryo UI" w:eastAsia="Meiryo UI" w:hAnsi="Meiryo UI" w:cs="Meiryo UI" w:hint="default"/>
       </w:rPr>
     </w:lvl>
     <w:lvl w:ilvl="3" w:tplc="04090001" w:tentative="1">
@@ -26090,7 +24887,7 @@
         <w:ind w:left="2000" w:hanging="440"/>
       </w:pPr>
       <w:rPr>
-        <w:rFonts w:ascii="Meiryo UI" w:hAnsi="Meiryo UI" w:eastAsia="Meiryo UI" w:cs="Meiryo UI" w:hint="default"/>
+        <w:rFonts w:ascii="Meiryo UI" w:eastAsia="Meiryo UI" w:hAnsi="Meiryo UI" w:cs="Meiryo UI" w:hint="default"/>
       </w:rPr>
     </w:lvl>
     <w:lvl w:ilvl="4" w:tplc="0409000B" w:tentative="1">
@@ -26102,7 +24899,7 @@
         <w:ind w:left="2440" w:hanging="440"/>
       </w:pPr>
       <w:rPr>
-        <w:rFonts w:ascii="Meiryo UI" w:hAnsi="Meiryo UI" w:eastAsia="Meiryo UI" w:cs="Meiryo UI" w:hint="default"/>
+        <w:rFonts w:ascii="Meiryo UI" w:eastAsia="Meiryo UI" w:hAnsi="Meiryo UI" w:cs="Meiryo UI" w:hint="default"/>
       </w:rPr>
     </w:lvl>
     <w:lvl w:ilvl="5" w:tplc="0409000D" w:tentative="1">
@@ -26114,7 +24911,7 @@
         <w:ind w:left="2880" w:hanging="440"/>
       </w:pPr>
       <w:rPr>
-        <w:rFonts w:ascii="Meiryo UI" w:hAnsi="Meiryo UI" w:eastAsia="Meiryo UI" w:cs="Meiryo UI" w:hint="default"/>
+        <w:rFonts w:ascii="Meiryo UI" w:eastAsia="Meiryo UI" w:hAnsi="Meiryo UI" w:cs="Meiryo UI" w:hint="default"/>
       </w:rPr>
     </w:lvl>
     <w:lvl w:ilvl="6" w:tplc="04090001" w:tentative="1">
@@ -26126,7 +24923,7 @@
         <w:ind w:left="3320" w:hanging="440"/>
       </w:pPr>
       <w:rPr>
-        <w:rFonts w:ascii="Meiryo UI" w:hAnsi="Meiryo UI" w:eastAsia="Meiryo UI" w:cs="Meiryo UI" w:hint="default"/>
+        <w:rFonts w:ascii="Meiryo UI" w:eastAsia="Meiryo UI" w:hAnsi="Meiryo UI" w:cs="Meiryo UI" w:hint="default"/>
       </w:rPr>
     </w:lvl>
     <w:lvl w:ilvl="7" w:tplc="0409000B" w:tentative="1">
@@ -26138,7 +24935,7 @@
         <w:ind w:left="3760" w:hanging="440"/>
       </w:pPr>
       <w:rPr>
-        <w:rFonts w:ascii="Meiryo UI" w:hAnsi="Meiryo UI" w:eastAsia="Meiryo UI" w:cs="Meiryo UI" w:hint="default"/>
+        <w:rFonts w:ascii="Meiryo UI" w:eastAsia="Meiryo UI" w:hAnsi="Meiryo UI" w:cs="Meiryo UI" w:hint="default"/>
       </w:rPr>
     </w:lvl>
     <w:lvl w:ilvl="8" w:tplc="0409000D" w:tentative="1">
@@ -26150,7 +24947,7 @@
         <w:ind w:left="4200" w:hanging="440"/>
       </w:pPr>
       <w:rPr>
-        <w:rFonts w:ascii="Meiryo UI" w:hAnsi="Meiryo UI" w:eastAsia="Meiryo UI" w:cs="Meiryo UI" w:hint="default"/>
+        <w:rFonts w:ascii="Meiryo UI" w:eastAsia="Meiryo UI" w:hAnsi="Meiryo UI" w:cs="Meiryo UI" w:hint="default"/>
       </w:rPr>
     </w:lvl>
   </w:abstractNum>
@@ -26167,7 +24964,7 @@
         <w:ind w:left="800" w:hanging="440"/>
       </w:pPr>
       <w:rPr>
-        <w:rFonts w:ascii="Meiryo UI" w:hAnsi="Meiryo UI" w:eastAsia="Meiryo UI" w:cs="Meiryo UI" w:hint="default"/>
+        <w:rFonts w:ascii="Meiryo UI" w:eastAsia="Meiryo UI" w:hAnsi="Meiryo UI" w:cs="Meiryo UI" w:hint="default"/>
         <w:u w:val="none"/>
       </w:rPr>
     </w:lvl>
@@ -26180,7 +24977,7 @@
         <w:ind w:left="1520" w:hanging="440"/>
       </w:pPr>
       <w:rPr>
-        <w:rFonts w:ascii="Meiryo UI" w:hAnsi="Meiryo UI" w:eastAsia="Meiryo UI" w:cs="Meiryo UI" w:hint="default"/>
+        <w:rFonts w:ascii="Meiryo UI" w:eastAsia="Meiryo UI" w:hAnsi="Meiryo UI" w:cs="Meiryo UI" w:hint="default"/>
       </w:rPr>
     </w:lvl>
     <w:lvl w:ilvl="2">
@@ -26281,7 +25078,7 @@
         <w:ind w:left="440" w:hanging="440"/>
       </w:pPr>
       <w:rPr>
-        <w:rFonts w:ascii="Meiryo UI" w:hAnsi="Meiryo UI" w:eastAsia="Meiryo UI" w:cs="Meiryo UI" w:hint="default"/>
+        <w:rFonts w:ascii="Meiryo UI" w:eastAsia="Meiryo UI" w:hAnsi="Meiryo UI" w:cs="Meiryo UI" w:hint="default"/>
       </w:rPr>
     </w:lvl>
     <w:lvl w:ilvl="1" w:tplc="0409000B" w:tentative="1">
@@ -26293,7 +25090,7 @@
         <w:ind w:left="880" w:hanging="440"/>
       </w:pPr>
       <w:rPr>
-        <w:rFonts w:ascii="Meiryo UI" w:hAnsi="Meiryo UI" w:eastAsia="Meiryo UI" w:cs="Meiryo UI" w:hint="default"/>
+        <w:rFonts w:ascii="Meiryo UI" w:eastAsia="Meiryo UI" w:hAnsi="Meiryo UI" w:cs="Meiryo UI" w:hint="default"/>
       </w:rPr>
     </w:lvl>
     <w:lvl w:ilvl="2" w:tplc="0409000D" w:tentative="1">
@@ -26305,7 +25102,7 @@
         <w:ind w:left="1320" w:hanging="440"/>
       </w:pPr>
       <w:rPr>
-        <w:rFonts w:ascii="Meiryo UI" w:hAnsi="Meiryo UI" w:eastAsia="Meiryo UI" w:cs="Meiryo UI" w:hint="default"/>
+        <w:rFonts w:ascii="Meiryo UI" w:eastAsia="Meiryo UI" w:hAnsi="Meiryo UI" w:cs="Meiryo UI" w:hint="default"/>
       </w:rPr>
     </w:lvl>
     <w:lvl w:ilvl="3" w:tplc="04090001" w:tentative="1">
@@ -26317,7 +25114,7 @@
         <w:ind w:left="1760" w:hanging="440"/>
       </w:pPr>
       <w:rPr>
-        <w:rFonts w:ascii="Meiryo UI" w:hAnsi="Meiryo UI" w:eastAsia="Meiryo UI" w:cs="Meiryo UI" w:hint="default"/>
+        <w:rFonts w:ascii="Meiryo UI" w:eastAsia="Meiryo UI" w:hAnsi="Meiryo UI" w:cs="Meiryo UI" w:hint="default"/>
       </w:rPr>
     </w:lvl>
     <w:lvl w:ilvl="4" w:tplc="0409000B" w:tentative="1">
@@ -26329,7 +25126,7 @@
         <w:ind w:left="2200" w:hanging="440"/>
       </w:pPr>
       <w:rPr>
-        <w:rFonts w:ascii="Meiryo UI" w:hAnsi="Meiryo UI" w:eastAsia="Meiryo UI" w:cs="Meiryo UI" w:hint="default"/>
+        <w:rFonts w:ascii="Meiryo UI" w:eastAsia="Meiryo UI" w:hAnsi="Meiryo UI" w:cs="Meiryo UI" w:hint="default"/>
       </w:rPr>
     </w:lvl>
     <w:lvl w:ilvl="5" w:tplc="0409000D" w:tentative="1">
@@ -26341,7 +25138,7 @@
         <w:ind w:left="2640" w:hanging="440"/>
       </w:pPr>
       <w:rPr>
-        <w:rFonts w:ascii="Meiryo UI" w:hAnsi="Meiryo UI" w:eastAsia="Meiryo UI" w:cs="Meiryo UI" w:hint="default"/>
+        <w:rFonts w:ascii="Meiryo UI" w:eastAsia="Meiryo UI" w:hAnsi="Meiryo UI" w:cs="Meiryo UI" w:hint="default"/>
       </w:rPr>
     </w:lvl>
     <w:lvl w:ilvl="6" w:tplc="04090001" w:tentative="1">
@@ -26353,7 +25150,7 @@
         <w:ind w:left="3080" w:hanging="440"/>
       </w:pPr>
       <w:rPr>
-        <w:rFonts w:ascii="Meiryo UI" w:hAnsi="Meiryo UI" w:eastAsia="Meiryo UI" w:cs="Meiryo UI" w:hint="default"/>
+        <w:rFonts w:ascii="Meiryo UI" w:eastAsia="Meiryo UI" w:hAnsi="Meiryo UI" w:cs="Meiryo UI" w:hint="default"/>
       </w:rPr>
     </w:lvl>
     <w:lvl w:ilvl="7" w:tplc="0409000B" w:tentative="1">
@@ -26365,7 +25162,7 @@
         <w:ind w:left="3520" w:hanging="440"/>
       </w:pPr>
       <w:rPr>
-        <w:rFonts w:ascii="Meiryo UI" w:hAnsi="Meiryo UI" w:eastAsia="Meiryo UI" w:cs="Meiryo UI" w:hint="default"/>
+        <w:rFonts w:ascii="Meiryo UI" w:eastAsia="Meiryo UI" w:hAnsi="Meiryo UI" w:cs="Meiryo UI" w:hint="default"/>
       </w:rPr>
     </w:lvl>
     <w:lvl w:ilvl="8" w:tplc="0409000D" w:tentative="1">
@@ -26377,7 +25174,7 @@
         <w:ind w:left="3960" w:hanging="440"/>
       </w:pPr>
       <w:rPr>
-        <w:rFonts w:ascii="Meiryo UI" w:hAnsi="Meiryo UI" w:eastAsia="Meiryo UI" w:cs="Meiryo UI" w:hint="default"/>
+        <w:rFonts w:ascii="Meiryo UI" w:eastAsia="Meiryo UI" w:hAnsi="Meiryo UI" w:cs="Meiryo UI" w:hint="default"/>
       </w:rPr>
     </w:lvl>
   </w:abstractNum>
@@ -26394,7 +25191,7 @@
         <w:ind w:left="800" w:hanging="440"/>
       </w:pPr>
       <w:rPr>
-        <w:rFonts w:ascii="Meiryo UI" w:hAnsi="Meiryo UI" w:eastAsia="Meiryo UI" w:cs="Meiryo UI" w:hint="default"/>
+        <w:rFonts w:ascii="Meiryo UI" w:eastAsia="Meiryo UI" w:hAnsi="Meiryo UI" w:cs="Meiryo UI" w:hint="default"/>
         <w:u w:val="none"/>
       </w:rPr>
     </w:lvl>
@@ -26508,7 +25305,7 @@
         <w:ind w:left="440" w:hanging="440"/>
       </w:pPr>
       <w:rPr>
-        <w:rFonts w:ascii="Meiryo UI" w:hAnsi="Meiryo UI" w:eastAsia="Meiryo UI" w:cs="Meiryo UI" w:hint="default"/>
+        <w:rFonts w:ascii="Meiryo UI" w:eastAsia="Meiryo UI" w:hAnsi="Meiryo UI" w:cs="Meiryo UI" w:hint="default"/>
       </w:rPr>
     </w:lvl>
     <w:lvl w:ilvl="1" w:tplc="0409000B" w:tentative="1">
@@ -26520,7 +25317,7 @@
         <w:ind w:left="880" w:hanging="440"/>
       </w:pPr>
       <w:rPr>
-        <w:rFonts w:ascii="Meiryo UI" w:hAnsi="Meiryo UI" w:eastAsia="Meiryo UI" w:cs="Meiryo UI" w:hint="default"/>
+        <w:rFonts w:ascii="Meiryo UI" w:eastAsia="Meiryo UI" w:hAnsi="Meiryo UI" w:cs="Meiryo UI" w:hint="default"/>
       </w:rPr>
     </w:lvl>
     <w:lvl w:ilvl="2" w:tplc="0409000D" w:tentative="1">
@@ -26532,7 +25329,7 @@
         <w:ind w:left="1320" w:hanging="440"/>
       </w:pPr>
       <w:rPr>
-        <w:rFonts w:ascii="Meiryo UI" w:hAnsi="Meiryo UI" w:eastAsia="Meiryo UI" w:cs="Meiryo UI" w:hint="default"/>
+        <w:rFonts w:ascii="Meiryo UI" w:eastAsia="Meiryo UI" w:hAnsi="Meiryo UI" w:cs="Meiryo UI" w:hint="default"/>
       </w:rPr>
     </w:lvl>
     <w:lvl w:ilvl="3" w:tplc="04090001" w:tentative="1">
@@ -26544,7 +25341,7 @@
         <w:ind w:left="1760" w:hanging="440"/>
       </w:pPr>
       <w:rPr>
-        <w:rFonts w:ascii="Meiryo UI" w:hAnsi="Meiryo UI" w:eastAsia="Meiryo UI" w:cs="Meiryo UI" w:hint="default"/>
+        <w:rFonts w:ascii="Meiryo UI" w:eastAsia="Meiryo UI" w:hAnsi="Meiryo UI" w:cs="Meiryo UI" w:hint="default"/>
       </w:rPr>
     </w:lvl>
     <w:lvl w:ilvl="4" w:tplc="0409000B" w:tentative="1">
@@ -26556,7 +25353,7 @@
         <w:ind w:left="2200" w:hanging="440"/>
       </w:pPr>
       <w:rPr>
-        <w:rFonts w:ascii="Meiryo UI" w:hAnsi="Meiryo UI" w:eastAsia="Meiryo UI" w:cs="Meiryo UI" w:hint="default"/>
+        <w:rFonts w:ascii="Meiryo UI" w:eastAsia="Meiryo UI" w:hAnsi="Meiryo UI" w:cs="Meiryo UI" w:hint="default"/>
       </w:rPr>
     </w:lvl>
     <w:lvl w:ilvl="5" w:tplc="0409000D" w:tentative="1">
@@ -26568,7 +25365,7 @@
         <w:ind w:left="2640" w:hanging="440"/>
       </w:pPr>
       <w:rPr>
-        <w:rFonts w:ascii="Meiryo UI" w:hAnsi="Meiryo UI" w:eastAsia="Meiryo UI" w:cs="Meiryo UI" w:hint="default"/>
+        <w:rFonts w:ascii="Meiryo UI" w:eastAsia="Meiryo UI" w:hAnsi="Meiryo UI" w:cs="Meiryo UI" w:hint="default"/>
       </w:rPr>
     </w:lvl>
     <w:lvl w:ilvl="6" w:tplc="04090001" w:tentative="1">
@@ -26580,7 +25377,7 @@
         <w:ind w:left="3080" w:hanging="440"/>
       </w:pPr>
       <w:rPr>
-        <w:rFonts w:ascii="Meiryo UI" w:hAnsi="Meiryo UI" w:eastAsia="Meiryo UI" w:cs="Meiryo UI" w:hint="default"/>
+        <w:rFonts w:ascii="Meiryo UI" w:eastAsia="Meiryo UI" w:hAnsi="Meiryo UI" w:cs="Meiryo UI" w:hint="default"/>
       </w:rPr>
     </w:lvl>
     <w:lvl w:ilvl="7" w:tplc="0409000B" w:tentative="1">
@@ -26592,7 +25389,7 @@
         <w:ind w:left="3520" w:hanging="440"/>
       </w:pPr>
       <w:rPr>
-        <w:rFonts w:ascii="Meiryo UI" w:hAnsi="Meiryo UI" w:eastAsia="Meiryo UI" w:cs="Meiryo UI" w:hint="default"/>
+        <w:rFonts w:ascii="Meiryo UI" w:eastAsia="Meiryo UI" w:hAnsi="Meiryo UI" w:cs="Meiryo UI" w:hint="default"/>
       </w:rPr>
     </w:lvl>
     <w:lvl w:ilvl="8" w:tplc="0409000D" w:tentative="1">
@@ -26604,7 +25401,7 @@
         <w:ind w:left="3960" w:hanging="440"/>
       </w:pPr>
       <w:rPr>
-        <w:rFonts w:ascii="Meiryo UI" w:hAnsi="Meiryo UI" w:eastAsia="Meiryo UI" w:cs="Meiryo UI" w:hint="default"/>
+        <w:rFonts w:ascii="Meiryo UI" w:eastAsia="Meiryo UI" w:hAnsi="Meiryo UI" w:cs="Meiryo UI" w:hint="default"/>
       </w:rPr>
     </w:lvl>
   </w:abstractNum>
@@ -26708,7 +25505,7 @@
         <w:ind w:left="800" w:hanging="440"/>
       </w:pPr>
       <w:rPr>
-        <w:rFonts w:ascii="Meiryo UI" w:hAnsi="Meiryo UI" w:eastAsia="Meiryo UI" w:cs="Meiryo UI" w:hint="default"/>
+        <w:rFonts w:ascii="Meiryo UI" w:eastAsia="Meiryo UI" w:hAnsi="Meiryo UI" w:cs="Meiryo UI" w:hint="default"/>
         <w:u w:val="none"/>
       </w:rPr>
     </w:lvl>
@@ -26721,7 +25518,7 @@
         <w:ind w:left="1520" w:hanging="440"/>
       </w:pPr>
       <w:rPr>
-        <w:rFonts w:ascii="Meiryo UI" w:hAnsi="Meiryo UI" w:eastAsia="Meiryo UI" w:cs="Meiryo UI" w:hint="default"/>
+        <w:rFonts w:ascii="Meiryo UI" w:eastAsia="Meiryo UI" w:hAnsi="Meiryo UI" w:cs="Meiryo UI" w:hint="default"/>
       </w:rPr>
     </w:lvl>
     <w:lvl w:ilvl="2">
@@ -26825,7 +25622,7 @@
         <w:ind w:left="720" w:hanging="360"/>
       </w:pPr>
       <w:rPr>
-        <w:rFonts w:ascii="Meiryo UI" w:hAnsi="Meiryo UI" w:eastAsia="Meiryo UI" w:cs="Meiryo UI" w:hint="default"/>
+        <w:rFonts w:ascii="Meiryo UI" w:eastAsia="Meiryo UI" w:hAnsi="Meiryo UI" w:cs="Meiryo UI" w:hint="default"/>
         <w:sz w:val="20"/>
       </w:rPr>
     </w:lvl>
@@ -26857,7 +25654,7 @@
         <w:ind w:left="2160" w:hanging="360"/>
       </w:pPr>
       <w:rPr>
-        <w:rFonts w:ascii="Meiryo UI" w:hAnsi="Meiryo UI" w:eastAsia="Meiryo UI" w:cs="Meiryo UI" w:hint="default"/>
+        <w:rFonts w:ascii="Meiryo UI" w:eastAsia="Meiryo UI" w:hAnsi="Meiryo UI" w:cs="Meiryo UI" w:hint="default"/>
         <w:sz w:val="20"/>
       </w:rPr>
     </w:lvl>
@@ -26873,7 +25670,7 @@
         <w:ind w:left="2880" w:hanging="360"/>
       </w:pPr>
       <w:rPr>
-        <w:rFonts w:ascii="Meiryo UI" w:hAnsi="Meiryo UI" w:eastAsia="Meiryo UI" w:cs="Meiryo UI" w:hint="default"/>
+        <w:rFonts w:ascii="Meiryo UI" w:eastAsia="Meiryo UI" w:hAnsi="Meiryo UI" w:cs="Meiryo UI" w:hint="default"/>
         <w:sz w:val="20"/>
       </w:rPr>
     </w:lvl>
@@ -26889,7 +25686,7 @@
         <w:ind w:left="3600" w:hanging="360"/>
       </w:pPr>
       <w:rPr>
-        <w:rFonts w:ascii="Meiryo UI" w:hAnsi="Meiryo UI" w:eastAsia="Meiryo UI" w:cs="Meiryo UI" w:hint="default"/>
+        <w:rFonts w:ascii="Meiryo UI" w:eastAsia="Meiryo UI" w:hAnsi="Meiryo UI" w:cs="Meiryo UI" w:hint="default"/>
         <w:sz w:val="20"/>
       </w:rPr>
     </w:lvl>
@@ -26905,7 +25702,7 @@
         <w:ind w:left="4320" w:hanging="360"/>
       </w:pPr>
       <w:rPr>
-        <w:rFonts w:ascii="Meiryo UI" w:hAnsi="Meiryo UI" w:eastAsia="Meiryo UI" w:cs="Meiryo UI" w:hint="default"/>
+        <w:rFonts w:ascii="Meiryo UI" w:eastAsia="Meiryo UI" w:hAnsi="Meiryo UI" w:cs="Meiryo UI" w:hint="default"/>
         <w:sz w:val="20"/>
       </w:rPr>
     </w:lvl>
@@ -26921,7 +25718,7 @@
         <w:ind w:left="5040" w:hanging="360"/>
       </w:pPr>
       <w:rPr>
-        <w:rFonts w:ascii="Meiryo UI" w:hAnsi="Meiryo UI" w:eastAsia="Meiryo UI" w:cs="Meiryo UI" w:hint="default"/>
+        <w:rFonts w:ascii="Meiryo UI" w:eastAsia="Meiryo UI" w:hAnsi="Meiryo UI" w:cs="Meiryo UI" w:hint="default"/>
         <w:sz w:val="20"/>
       </w:rPr>
     </w:lvl>
@@ -26937,7 +25734,7 @@
         <w:ind w:left="5760" w:hanging="360"/>
       </w:pPr>
       <w:rPr>
-        <w:rFonts w:ascii="Meiryo UI" w:hAnsi="Meiryo UI" w:eastAsia="Meiryo UI" w:cs="Meiryo UI" w:hint="default"/>
+        <w:rFonts w:ascii="Meiryo UI" w:eastAsia="Meiryo UI" w:hAnsi="Meiryo UI" w:cs="Meiryo UI" w:hint="default"/>
         <w:sz w:val="20"/>
       </w:rPr>
     </w:lvl>
@@ -26953,7 +25750,7 @@
         <w:ind w:left="6480" w:hanging="360"/>
       </w:pPr>
       <w:rPr>
-        <w:rFonts w:ascii="Meiryo UI" w:hAnsi="Meiryo UI" w:eastAsia="Meiryo UI" w:cs="Meiryo UI" w:hint="default"/>
+        <w:rFonts w:ascii="Meiryo UI" w:eastAsia="Meiryo UI" w:hAnsi="Meiryo UI" w:cs="Meiryo UI" w:hint="default"/>
         <w:sz w:val="20"/>
       </w:rPr>
     </w:lvl>
@@ -27058,7 +25855,7 @@
         <w:ind w:left="440" w:hanging="440"/>
       </w:pPr>
       <w:rPr>
-        <w:rFonts w:ascii="Meiryo UI" w:hAnsi="Meiryo UI" w:eastAsia="Meiryo UI" w:cs="Meiryo UI" w:hint="default"/>
+        <w:rFonts w:ascii="Meiryo UI" w:eastAsia="Meiryo UI" w:hAnsi="Meiryo UI" w:cs="Meiryo UI" w:hint="default"/>
       </w:rPr>
     </w:lvl>
     <w:lvl w:ilvl="1" w:tplc="0409000B" w:tentative="1">
@@ -27070,7 +25867,7 @@
         <w:ind w:left="880" w:hanging="440"/>
       </w:pPr>
       <w:rPr>
-        <w:rFonts w:ascii="Meiryo UI" w:hAnsi="Meiryo UI" w:eastAsia="Meiryo UI" w:cs="Meiryo UI" w:hint="default"/>
+        <w:rFonts w:ascii="Meiryo UI" w:eastAsia="Meiryo UI" w:hAnsi="Meiryo UI" w:cs="Meiryo UI" w:hint="default"/>
       </w:rPr>
     </w:lvl>
     <w:lvl w:ilvl="2" w:tplc="0409000D" w:tentative="1">
@@ -27082,7 +25879,7 @@
         <w:ind w:left="1320" w:hanging="440"/>
       </w:pPr>
       <w:rPr>
-        <w:rFonts w:ascii="Meiryo UI" w:hAnsi="Meiryo UI" w:eastAsia="Meiryo UI" w:cs="Meiryo UI" w:hint="default"/>
+        <w:rFonts w:ascii="Meiryo UI" w:eastAsia="Meiryo UI" w:hAnsi="Meiryo UI" w:cs="Meiryo UI" w:hint="default"/>
       </w:rPr>
     </w:lvl>
     <w:lvl w:ilvl="3" w:tplc="04090001" w:tentative="1">
@@ -27094,7 +25891,7 @@
         <w:ind w:left="1760" w:hanging="440"/>
       </w:pPr>
       <w:rPr>
-        <w:rFonts w:ascii="Meiryo UI" w:hAnsi="Meiryo UI" w:eastAsia="Meiryo UI" w:cs="Meiryo UI" w:hint="default"/>
+        <w:rFonts w:ascii="Meiryo UI" w:eastAsia="Meiryo UI" w:hAnsi="Meiryo UI" w:cs="Meiryo UI" w:hint="default"/>
       </w:rPr>
     </w:lvl>
     <w:lvl w:ilvl="4" w:tplc="0409000B" w:tentative="1">
@@ -27106,7 +25903,7 @@
         <w:ind w:left="2200" w:hanging="440"/>
       </w:pPr>
       <w:rPr>
-        <w:rFonts w:ascii="Meiryo UI" w:hAnsi="Meiryo UI" w:eastAsia="Meiryo UI" w:cs="Meiryo UI" w:hint="default"/>
+        <w:rFonts w:ascii="Meiryo UI" w:eastAsia="Meiryo UI" w:hAnsi="Meiryo UI" w:cs="Meiryo UI" w:hint="default"/>
       </w:rPr>
     </w:lvl>
     <w:lvl w:ilvl="5" w:tplc="0409000D" w:tentative="1">
@@ -27118,7 +25915,7 @@
         <w:ind w:left="2640" w:hanging="440"/>
       </w:pPr>
       <w:rPr>
-        <w:rFonts w:ascii="Meiryo UI" w:hAnsi="Meiryo UI" w:eastAsia="Meiryo UI" w:cs="Meiryo UI" w:hint="default"/>
+        <w:rFonts w:ascii="Meiryo UI" w:eastAsia="Meiryo UI" w:hAnsi="Meiryo UI" w:cs="Meiryo UI" w:hint="default"/>
       </w:rPr>
     </w:lvl>
     <w:lvl w:ilvl="6" w:tplc="04090001" w:tentative="1">
@@ -27130,7 +25927,7 @@
         <w:ind w:left="3080" w:hanging="440"/>
       </w:pPr>
       <w:rPr>
-        <w:rFonts w:ascii="Meiryo UI" w:hAnsi="Meiryo UI" w:eastAsia="Meiryo UI" w:cs="Meiryo UI" w:hint="default"/>
+        <w:rFonts w:ascii="Meiryo UI" w:eastAsia="Meiryo UI" w:hAnsi="Meiryo UI" w:cs="Meiryo UI" w:hint="default"/>
       </w:rPr>
     </w:lvl>
     <w:lvl w:ilvl="7" w:tplc="0409000B" w:tentative="1">
@@ -27142,7 +25939,7 @@
         <w:ind w:left="3520" w:hanging="440"/>
       </w:pPr>
       <w:rPr>
-        <w:rFonts w:ascii="Meiryo UI" w:hAnsi="Meiryo UI" w:eastAsia="Meiryo UI" w:cs="Meiryo UI" w:hint="default"/>
+        <w:rFonts w:ascii="Meiryo UI" w:eastAsia="Meiryo UI" w:hAnsi="Meiryo UI" w:cs="Meiryo UI" w:hint="default"/>
       </w:rPr>
     </w:lvl>
     <w:lvl w:ilvl="8" w:tplc="0409000D" w:tentative="1">
@@ -27154,7 +25951,7 @@
         <w:ind w:left="3960" w:hanging="440"/>
       </w:pPr>
       <w:rPr>
-        <w:rFonts w:ascii="Meiryo UI" w:hAnsi="Meiryo UI" w:eastAsia="Meiryo UI" w:cs="Meiryo UI" w:hint="default"/>
+        <w:rFonts w:ascii="Meiryo UI" w:eastAsia="Meiryo UI" w:hAnsi="Meiryo UI" w:cs="Meiryo UI" w:hint="default"/>
       </w:rPr>
     </w:lvl>
   </w:abstractNum>
@@ -27171,7 +25968,7 @@
         <w:ind w:left="440" w:hanging="440"/>
       </w:pPr>
       <w:rPr>
-        <w:rFonts w:ascii="Meiryo UI" w:hAnsi="Meiryo UI" w:eastAsia="Meiryo UI" w:cs="Meiryo UI" w:hint="default"/>
+        <w:rFonts w:ascii="Meiryo UI" w:eastAsia="Meiryo UI" w:hAnsi="Meiryo UI" w:cs="Meiryo UI" w:hint="default"/>
       </w:rPr>
     </w:lvl>
     <w:lvl w:ilvl="1">
@@ -27183,7 +25980,7 @@
         <w:ind w:left="1520" w:hanging="440"/>
       </w:pPr>
       <w:rPr>
-        <w:rFonts w:ascii="Meiryo UI" w:hAnsi="Meiryo UI" w:eastAsia="Meiryo UI" w:cs="Meiryo UI" w:hint="default"/>
+        <w:rFonts w:ascii="Meiryo UI" w:eastAsia="Meiryo UI" w:hAnsi="Meiryo UI" w:cs="Meiryo UI" w:hint="default"/>
       </w:rPr>
     </w:lvl>
     <w:lvl w:ilvl="2" w:tentative="1">
@@ -27284,7 +26081,7 @@
         <w:ind w:left="800" w:hanging="440"/>
       </w:pPr>
       <w:rPr>
-        <w:rFonts w:ascii="Meiryo UI" w:hAnsi="Meiryo UI" w:eastAsia="Meiryo UI" w:cs="Meiryo UI" w:hint="default"/>
+        <w:rFonts w:ascii="Meiryo UI" w:eastAsia="Meiryo UI" w:hAnsi="Meiryo UI" w:cs="Meiryo UI" w:hint="default"/>
         <w:u w:val="none"/>
       </w:rPr>
     </w:lvl>
@@ -27398,7 +26195,7 @@
         <w:ind w:left="440" w:hanging="440"/>
       </w:pPr>
       <w:rPr>
-        <w:rFonts w:ascii="Meiryo UI" w:hAnsi="Meiryo UI" w:eastAsia="Meiryo UI" w:cs="Meiryo UI" w:hint="default"/>
+        <w:rFonts w:ascii="Meiryo UI" w:eastAsia="Meiryo UI" w:hAnsi="Meiryo UI" w:cs="Meiryo UI" w:hint="default"/>
       </w:rPr>
     </w:lvl>
     <w:lvl w:ilvl="1" w:tplc="0409000B" w:tentative="1">
@@ -27410,7 +26207,7 @@
         <w:ind w:left="880" w:hanging="440"/>
       </w:pPr>
       <w:rPr>
-        <w:rFonts w:ascii="Meiryo UI" w:hAnsi="Meiryo UI" w:eastAsia="Meiryo UI" w:cs="Meiryo UI" w:hint="default"/>
+        <w:rFonts w:ascii="Meiryo UI" w:eastAsia="Meiryo UI" w:hAnsi="Meiryo UI" w:cs="Meiryo UI" w:hint="default"/>
       </w:rPr>
     </w:lvl>
     <w:lvl w:ilvl="2" w:tplc="0409000D" w:tentative="1">
@@ -27422,7 +26219,7 @@
         <w:ind w:left="1320" w:hanging="440"/>
       </w:pPr>
       <w:rPr>
-        <w:rFonts w:ascii="Meiryo UI" w:hAnsi="Meiryo UI" w:eastAsia="Meiryo UI" w:cs="Meiryo UI" w:hint="default"/>
+        <w:rFonts w:ascii="Meiryo UI" w:eastAsia="Meiryo UI" w:hAnsi="Meiryo UI" w:cs="Meiryo UI" w:hint="default"/>
       </w:rPr>
     </w:lvl>
     <w:lvl w:ilvl="3" w:tplc="04090001" w:tentative="1">
@@ -27434,7 +26231,7 @@
         <w:ind w:left="1760" w:hanging="440"/>
       </w:pPr>
       <w:rPr>
-        <w:rFonts w:ascii="Meiryo UI" w:hAnsi="Meiryo UI" w:eastAsia="Meiryo UI" w:cs="Meiryo UI" w:hint="default"/>
+        <w:rFonts w:ascii="Meiryo UI" w:eastAsia="Meiryo UI" w:hAnsi="Meiryo UI" w:cs="Meiryo UI" w:hint="default"/>
       </w:rPr>
     </w:lvl>
     <w:lvl w:ilvl="4" w:tplc="0409000B" w:tentative="1">
@@ -27446,7 +26243,7 @@
         <w:ind w:left="2200" w:hanging="440"/>
       </w:pPr>
       <w:rPr>
-        <w:rFonts w:ascii="Meiryo UI" w:hAnsi="Meiryo UI" w:eastAsia="Meiryo UI" w:cs="Meiryo UI" w:hint="default"/>
+        <w:rFonts w:ascii="Meiryo UI" w:eastAsia="Meiryo UI" w:hAnsi="Meiryo UI" w:cs="Meiryo UI" w:hint="default"/>
       </w:rPr>
     </w:lvl>
     <w:lvl w:ilvl="5" w:tplc="0409000D" w:tentative="1">
@@ -27458,7 +26255,7 @@
         <w:ind w:left="2640" w:hanging="440"/>
       </w:pPr>
       <w:rPr>
-        <w:rFonts w:ascii="Meiryo UI" w:hAnsi="Meiryo UI" w:eastAsia="Meiryo UI" w:cs="Meiryo UI" w:hint="default"/>
+        <w:rFonts w:ascii="Meiryo UI" w:eastAsia="Meiryo UI" w:hAnsi="Meiryo UI" w:cs="Meiryo UI" w:hint="default"/>
       </w:rPr>
     </w:lvl>
     <w:lvl w:ilvl="6" w:tplc="04090001" w:tentative="1">
@@ -27470,7 +26267,7 @@
         <w:ind w:left="3080" w:hanging="440"/>
       </w:pPr>
       <w:rPr>
-        <w:rFonts w:ascii="Meiryo UI" w:hAnsi="Meiryo UI" w:eastAsia="Meiryo UI" w:cs="Meiryo UI" w:hint="default"/>
+        <w:rFonts w:ascii="Meiryo UI" w:eastAsia="Meiryo UI" w:hAnsi="Meiryo UI" w:cs="Meiryo UI" w:hint="default"/>
       </w:rPr>
     </w:lvl>
     <w:lvl w:ilvl="7" w:tplc="0409000B" w:tentative="1">
@@ -27482,7 +26279,7 @@
         <w:ind w:left="3520" w:hanging="440"/>
       </w:pPr>
       <w:rPr>
-        <w:rFonts w:ascii="Meiryo UI" w:hAnsi="Meiryo UI" w:eastAsia="Meiryo UI" w:cs="Meiryo UI" w:hint="default"/>
+        <w:rFonts w:ascii="Meiryo UI" w:eastAsia="Meiryo UI" w:hAnsi="Meiryo UI" w:cs="Meiryo UI" w:hint="default"/>
       </w:rPr>
     </w:lvl>
     <w:lvl w:ilvl="8" w:tplc="0409000D" w:tentative="1">
@@ -27494,7 +26291,7 @@
         <w:ind w:left="3960" w:hanging="440"/>
       </w:pPr>
       <w:rPr>
-        <w:rFonts w:ascii="Meiryo UI" w:hAnsi="Meiryo UI" w:eastAsia="Meiryo UI" w:cs="Meiryo UI" w:hint="default"/>
+        <w:rFonts w:ascii="Meiryo UI" w:eastAsia="Meiryo UI" w:hAnsi="Meiryo UI" w:cs="Meiryo UI" w:hint="default"/>
       </w:rPr>
     </w:lvl>
   </w:abstractNum>
@@ -27511,7 +26308,7 @@
         <w:ind w:left="800" w:hanging="440"/>
       </w:pPr>
       <w:rPr>
-        <w:rFonts w:ascii="Meiryo UI" w:hAnsi="Meiryo UI" w:eastAsia="Meiryo UI" w:cs="Meiryo UI" w:hint="default"/>
+        <w:rFonts w:ascii="Meiryo UI" w:eastAsia="Meiryo UI" w:hAnsi="Meiryo UI" w:cs="Meiryo UI" w:hint="default"/>
         <w:u w:val="none"/>
       </w:rPr>
     </w:lvl>
@@ -27625,7 +26422,7 @@
         <w:ind w:left="440" w:hanging="440"/>
       </w:pPr>
       <w:rPr>
-        <w:rFonts w:ascii="Meiryo UI" w:hAnsi="Meiryo UI" w:eastAsia="Meiryo UI" w:cs="Meiryo UI" w:hint="default"/>
+        <w:rFonts w:ascii="Meiryo UI" w:eastAsia="Meiryo UI" w:hAnsi="Meiryo UI" w:cs="Meiryo UI" w:hint="default"/>
       </w:rPr>
     </w:lvl>
     <w:lvl w:ilvl="1" w:tplc="0409000B" w:tentative="1">
@@ -27637,7 +26434,7 @@
         <w:ind w:left="880" w:hanging="440"/>
       </w:pPr>
       <w:rPr>
-        <w:rFonts w:ascii="Meiryo UI" w:hAnsi="Meiryo UI" w:eastAsia="Meiryo UI" w:cs="Meiryo UI" w:hint="default"/>
+        <w:rFonts w:ascii="Meiryo UI" w:eastAsia="Meiryo UI" w:hAnsi="Meiryo UI" w:cs="Meiryo UI" w:hint="default"/>
       </w:rPr>
     </w:lvl>
     <w:lvl w:ilvl="2" w:tplc="0409000D" w:tentative="1">
@@ -27649,7 +26446,7 @@
         <w:ind w:left="1320" w:hanging="440"/>
       </w:pPr>
       <w:rPr>
-        <w:rFonts w:ascii="Meiryo UI" w:hAnsi="Meiryo UI" w:eastAsia="Meiryo UI" w:cs="Meiryo UI" w:hint="default"/>
+        <w:rFonts w:ascii="Meiryo UI" w:eastAsia="Meiryo UI" w:hAnsi="Meiryo UI" w:cs="Meiryo UI" w:hint="default"/>
       </w:rPr>
     </w:lvl>
     <w:lvl w:ilvl="3" w:tplc="04090001" w:tentative="1">
@@ -27661,7 +26458,7 @@
         <w:ind w:left="1760" w:hanging="440"/>
       </w:pPr>
       <w:rPr>
-        <w:rFonts w:ascii="Meiryo UI" w:hAnsi="Meiryo UI" w:eastAsia="Meiryo UI" w:cs="Meiryo UI" w:hint="default"/>
+        <w:rFonts w:ascii="Meiryo UI" w:eastAsia="Meiryo UI" w:hAnsi="Meiryo UI" w:cs="Meiryo UI" w:hint="default"/>
       </w:rPr>
     </w:lvl>
     <w:lvl w:ilvl="4" w:tplc="0409000B" w:tentative="1">
@@ -27673,7 +26470,7 @@
         <w:ind w:left="2200" w:hanging="440"/>
       </w:pPr>
       <w:rPr>
-        <w:rFonts w:ascii="Meiryo UI" w:hAnsi="Meiryo UI" w:eastAsia="Meiryo UI" w:cs="Meiryo UI" w:hint="default"/>
+        <w:rFonts w:ascii="Meiryo UI" w:eastAsia="Meiryo UI" w:hAnsi="Meiryo UI" w:cs="Meiryo UI" w:hint="default"/>
       </w:rPr>
     </w:lvl>
     <w:lvl w:ilvl="5" w:tplc="0409000D" w:tentative="1">
@@ -27685,7 +26482,7 @@
         <w:ind w:left="2640" w:hanging="440"/>
       </w:pPr>
       <w:rPr>
-        <w:rFonts w:ascii="Meiryo UI" w:hAnsi="Meiryo UI" w:eastAsia="Meiryo UI" w:cs="Meiryo UI" w:hint="default"/>
+        <w:rFonts w:ascii="Meiryo UI" w:eastAsia="Meiryo UI" w:hAnsi="Meiryo UI" w:cs="Meiryo UI" w:hint="default"/>
       </w:rPr>
     </w:lvl>
     <w:lvl w:ilvl="6" w:tplc="04090001" w:tentative="1">
@@ -27697,7 +26494,7 @@
         <w:ind w:left="3080" w:hanging="440"/>
       </w:pPr>
       <w:rPr>
-        <w:rFonts w:ascii="Meiryo UI" w:hAnsi="Meiryo UI" w:eastAsia="Meiryo UI" w:cs="Meiryo UI" w:hint="default"/>
+        <w:rFonts w:ascii="Meiryo UI" w:eastAsia="Meiryo UI" w:hAnsi="Meiryo UI" w:cs="Meiryo UI" w:hint="default"/>
       </w:rPr>
     </w:lvl>
     <w:lvl w:ilvl="7" w:tplc="0409000B" w:tentative="1">
@@ -27709,7 +26506,7 @@
         <w:ind w:left="3520" w:hanging="440"/>
       </w:pPr>
       <w:rPr>
-        <w:rFonts w:ascii="Meiryo UI" w:hAnsi="Meiryo UI" w:eastAsia="Meiryo UI" w:cs="Meiryo UI" w:hint="default"/>
+        <w:rFonts w:ascii="Meiryo UI" w:eastAsia="Meiryo UI" w:hAnsi="Meiryo UI" w:cs="Meiryo UI" w:hint="default"/>
       </w:rPr>
     </w:lvl>
     <w:lvl w:ilvl="8" w:tplc="0409000D" w:tentative="1">
@@ -27721,7 +26518,7 @@
         <w:ind w:left="3960" w:hanging="440"/>
       </w:pPr>
       <w:rPr>
-        <w:rFonts w:ascii="Meiryo UI" w:hAnsi="Meiryo UI" w:eastAsia="Meiryo UI" w:cs="Meiryo UI" w:hint="default"/>
+        <w:rFonts w:ascii="Meiryo UI" w:eastAsia="Meiryo UI" w:hAnsi="Meiryo UI" w:cs="Meiryo UI" w:hint="default"/>
       </w:rPr>
     </w:lvl>
   </w:abstractNum>
@@ -27738,7 +26535,7 @@
         <w:ind w:left="800" w:hanging="440"/>
       </w:pPr>
       <w:rPr>
-        <w:rFonts w:ascii="Meiryo UI" w:hAnsi="Meiryo UI" w:eastAsia="Meiryo UI" w:cs="Meiryo UI" w:hint="default"/>
+        <w:rFonts w:ascii="Meiryo UI" w:eastAsia="Meiryo UI" w:hAnsi="Meiryo UI" w:cs="Meiryo UI" w:hint="default"/>
         <w:u w:val="none"/>
       </w:rPr>
     </w:lvl>
@@ -27751,7 +26548,7 @@
         <w:ind w:left="1520" w:hanging="440"/>
       </w:pPr>
       <w:rPr>
-        <w:rFonts w:ascii="Meiryo UI" w:hAnsi="Meiryo UI" w:eastAsia="Meiryo UI" w:cs="Meiryo UI" w:hint="default"/>
+        <w:rFonts w:ascii="Meiryo UI" w:eastAsia="Meiryo UI" w:hAnsi="Meiryo UI" w:cs="Meiryo UI" w:hint="default"/>
       </w:rPr>
     </w:lvl>
     <w:lvl w:ilvl="2">
@@ -27864,7 +26661,7 @@
         <w:ind w:left="1520" w:hanging="440"/>
       </w:pPr>
       <w:rPr>
-        <w:rFonts w:ascii="Meiryo UI" w:hAnsi="Meiryo UI" w:eastAsia="Meiryo UI" w:cs="Meiryo UI" w:hint="default"/>
+        <w:rFonts w:ascii="Meiryo UI" w:eastAsia="Meiryo UI" w:hAnsi="Meiryo UI" w:cs="Meiryo UI" w:hint="default"/>
       </w:rPr>
     </w:lvl>
     <w:lvl w:ilvl="2" w:tentative="1">
@@ -27965,7 +26762,7 @@
         <w:ind w:left="800" w:hanging="440"/>
       </w:pPr>
       <w:rPr>
-        <w:rFonts w:ascii="Meiryo UI" w:hAnsi="Meiryo UI" w:eastAsia="Meiryo UI" w:cs="Meiryo UI" w:hint="default"/>
+        <w:rFonts w:ascii="Meiryo UI" w:eastAsia="Meiryo UI" w:hAnsi="Meiryo UI" w:cs="Meiryo UI" w:hint="default"/>
         <w:u w:val="none"/>
       </w:rPr>
     </w:lvl>
@@ -28079,7 +26876,7 @@
         <w:ind w:left="680" w:hanging="440"/>
       </w:pPr>
       <w:rPr>
-        <w:rFonts w:ascii="Meiryo UI" w:hAnsi="Meiryo UI" w:eastAsia="Meiryo UI" w:cs="Meiryo UI" w:hint="default"/>
+        <w:rFonts w:ascii="Meiryo UI" w:eastAsia="Meiryo UI" w:hAnsi="Meiryo UI" w:cs="Meiryo UI" w:hint="default"/>
       </w:rPr>
     </w:lvl>
     <w:lvl w:ilvl="1" w:tplc="0409000B" w:tentative="1">
@@ -28091,7 +26888,7 @@
         <w:ind w:left="1120" w:hanging="440"/>
       </w:pPr>
       <w:rPr>
-        <w:rFonts w:ascii="Meiryo UI" w:hAnsi="Meiryo UI" w:eastAsia="Meiryo UI" w:cs="Meiryo UI" w:hint="default"/>
+        <w:rFonts w:ascii="Meiryo UI" w:eastAsia="Meiryo UI" w:hAnsi="Meiryo UI" w:cs="Meiryo UI" w:hint="default"/>
       </w:rPr>
     </w:lvl>
     <w:lvl w:ilvl="2" w:tplc="0409000D" w:tentative="1">
@@ -28103,7 +26900,7 @@
         <w:ind w:left="1560" w:hanging="440"/>
       </w:pPr>
       <w:rPr>
-        <w:rFonts w:ascii="Meiryo UI" w:hAnsi="Meiryo UI" w:eastAsia="Meiryo UI" w:cs="Meiryo UI" w:hint="default"/>
+        <w:rFonts w:ascii="Meiryo UI" w:eastAsia="Meiryo UI" w:hAnsi="Meiryo UI" w:cs="Meiryo UI" w:hint="default"/>
       </w:rPr>
     </w:lvl>
     <w:lvl w:ilvl="3" w:tplc="04090001" w:tentative="1">
@@ -28115,7 +26912,7 @@
         <w:ind w:left="2000" w:hanging="440"/>
       </w:pPr>
       <w:rPr>
-        <w:rFonts w:ascii="Meiryo UI" w:hAnsi="Meiryo UI" w:eastAsia="Meiryo UI" w:cs="Meiryo UI" w:hint="default"/>
+        <w:rFonts w:ascii="Meiryo UI" w:eastAsia="Meiryo UI" w:hAnsi="Meiryo UI" w:cs="Meiryo UI" w:hint="default"/>
       </w:rPr>
     </w:lvl>
     <w:lvl w:ilvl="4" w:tplc="0409000B" w:tentative="1">
@@ -28127,7 +26924,7 @@
         <w:ind w:left="2440" w:hanging="440"/>
       </w:pPr>
       <w:rPr>
-        <w:rFonts w:ascii="Meiryo UI" w:hAnsi="Meiryo UI" w:eastAsia="Meiryo UI" w:cs="Meiryo UI" w:hint="default"/>
+        <w:rFonts w:ascii="Meiryo UI" w:eastAsia="Meiryo UI" w:hAnsi="Meiryo UI" w:cs="Meiryo UI" w:hint="default"/>
       </w:rPr>
     </w:lvl>
     <w:lvl w:ilvl="5" w:tplc="0409000D" w:tentative="1">
@@ -28139,7 +26936,7 @@
         <w:ind w:left="2880" w:hanging="440"/>
       </w:pPr>
       <w:rPr>
-        <w:rFonts w:ascii="Meiryo UI" w:hAnsi="Meiryo UI" w:eastAsia="Meiryo UI" w:cs="Meiryo UI" w:hint="default"/>
+        <w:rFonts w:ascii="Meiryo UI" w:eastAsia="Meiryo UI" w:hAnsi="Meiryo UI" w:cs="Meiryo UI" w:hint="default"/>
       </w:rPr>
     </w:lvl>
     <w:lvl w:ilvl="6" w:tplc="04090001" w:tentative="1">
@@ -28151,7 +26948,7 @@
         <w:ind w:left="3320" w:hanging="440"/>
       </w:pPr>
       <w:rPr>
-        <w:rFonts w:ascii="Meiryo UI" w:hAnsi="Meiryo UI" w:eastAsia="Meiryo UI" w:cs="Meiryo UI" w:hint="default"/>
+        <w:rFonts w:ascii="Meiryo UI" w:eastAsia="Meiryo UI" w:hAnsi="Meiryo UI" w:cs="Meiryo UI" w:hint="default"/>
       </w:rPr>
     </w:lvl>
     <w:lvl w:ilvl="7" w:tplc="0409000B" w:tentative="1">
@@ -28163,7 +26960,7 @@
         <w:ind w:left="3760" w:hanging="440"/>
       </w:pPr>
       <w:rPr>
-        <w:rFonts w:ascii="Meiryo UI" w:hAnsi="Meiryo UI" w:eastAsia="Meiryo UI" w:cs="Meiryo UI" w:hint="default"/>
+        <w:rFonts w:ascii="Meiryo UI" w:eastAsia="Meiryo UI" w:hAnsi="Meiryo UI" w:cs="Meiryo UI" w:hint="default"/>
       </w:rPr>
     </w:lvl>
     <w:lvl w:ilvl="8" w:tplc="0409000D" w:tentative="1">
@@ -28175,7 +26972,7 @@
         <w:ind w:left="4200" w:hanging="440"/>
       </w:pPr>
       <w:rPr>
-        <w:rFonts w:ascii="Meiryo UI" w:hAnsi="Meiryo UI" w:eastAsia="Meiryo UI" w:cs="Meiryo UI" w:hint="default"/>
+        <w:rFonts w:ascii="Meiryo UI" w:eastAsia="Meiryo UI" w:hAnsi="Meiryo UI" w:cs="Meiryo UI" w:hint="default"/>
       </w:rPr>
     </w:lvl>
   </w:abstractNum>
@@ -28192,7 +26989,7 @@
         <w:ind w:left="800" w:hanging="440"/>
       </w:pPr>
       <w:rPr>
-        <w:rFonts w:ascii="Meiryo UI" w:hAnsi="Meiryo UI" w:eastAsia="Meiryo UI" w:cs="Meiryo UI" w:hint="default"/>
+        <w:rFonts w:ascii="Meiryo UI" w:eastAsia="Meiryo UI" w:hAnsi="Meiryo UI" w:cs="Meiryo UI" w:hint="default"/>
         <w:u w:val="none"/>
       </w:rPr>
     </w:lvl>
@@ -28306,7 +27103,7 @@
         <w:ind w:left="1160" w:hanging="440"/>
       </w:pPr>
       <w:rPr>
-        <w:rFonts w:ascii="Meiryo UI" w:hAnsi="Meiryo UI" w:eastAsia="Meiryo UI" w:cs="Meiryo UI" w:hint="default"/>
+        <w:rFonts w:ascii="Meiryo UI" w:eastAsia="Meiryo UI" w:hAnsi="Meiryo UI" w:cs="Meiryo UI" w:hint="default"/>
       </w:rPr>
     </w:lvl>
     <w:lvl w:ilvl="1" w:tplc="0409000B" w:tentative="1">
@@ -28318,7 +27115,7 @@
         <w:ind w:left="1600" w:hanging="440"/>
       </w:pPr>
       <w:rPr>
-        <w:rFonts w:ascii="Meiryo UI" w:hAnsi="Meiryo UI" w:eastAsia="Meiryo UI" w:cs="Meiryo UI" w:hint="default"/>
+        <w:rFonts w:ascii="Meiryo UI" w:eastAsia="Meiryo UI" w:hAnsi="Meiryo UI" w:cs="Meiryo UI" w:hint="default"/>
       </w:rPr>
     </w:lvl>
     <w:lvl w:ilvl="2" w:tplc="0409000D" w:tentative="1">
@@ -28330,7 +27127,7 @@
         <w:ind w:left="2040" w:hanging="440"/>
       </w:pPr>
       <w:rPr>
-        <w:rFonts w:ascii="Meiryo UI" w:hAnsi="Meiryo UI" w:eastAsia="Meiryo UI" w:cs="Meiryo UI" w:hint="default"/>
+        <w:rFonts w:ascii="Meiryo UI" w:eastAsia="Meiryo UI" w:hAnsi="Meiryo UI" w:cs="Meiryo UI" w:hint="default"/>
       </w:rPr>
     </w:lvl>
     <w:lvl w:ilvl="3" w:tplc="04090001" w:tentative="1">
@@ -28342,7 +27139,7 @@
         <w:ind w:left="2480" w:hanging="440"/>
       </w:pPr>
       <w:rPr>
-        <w:rFonts w:ascii="Meiryo UI" w:hAnsi="Meiryo UI" w:eastAsia="Meiryo UI" w:cs="Meiryo UI" w:hint="default"/>
+        <w:rFonts w:ascii="Meiryo UI" w:eastAsia="Meiryo UI" w:hAnsi="Meiryo UI" w:cs="Meiryo UI" w:hint="default"/>
       </w:rPr>
     </w:lvl>
     <w:lvl w:ilvl="4" w:tplc="0409000B" w:tentative="1">
@@ -28354,7 +27151,7 @@
         <w:ind w:left="2920" w:hanging="440"/>
       </w:pPr>
       <w:rPr>
-        <w:rFonts w:ascii="Meiryo UI" w:hAnsi="Meiryo UI" w:eastAsia="Meiryo UI" w:cs="Meiryo UI" w:hint="default"/>
+        <w:rFonts w:ascii="Meiryo UI" w:eastAsia="Meiryo UI" w:hAnsi="Meiryo UI" w:cs="Meiryo UI" w:hint="default"/>
       </w:rPr>
     </w:lvl>
     <w:lvl w:ilvl="5" w:tplc="0409000D" w:tentative="1">
@@ -28366,7 +27163,7 @@
         <w:ind w:left="3360" w:hanging="440"/>
       </w:pPr>
       <w:rPr>
-        <w:rFonts w:ascii="Meiryo UI" w:hAnsi="Meiryo UI" w:eastAsia="Meiryo UI" w:cs="Meiryo UI" w:hint="default"/>
+        <w:rFonts w:ascii="Meiryo UI" w:eastAsia="Meiryo UI" w:hAnsi="Meiryo UI" w:cs="Meiryo UI" w:hint="default"/>
       </w:rPr>
     </w:lvl>
     <w:lvl w:ilvl="6" w:tplc="04090001" w:tentative="1">
@@ -28378,7 +27175,7 @@
         <w:ind w:left="3800" w:hanging="440"/>
       </w:pPr>
       <w:rPr>
-        <w:rFonts w:ascii="Meiryo UI" w:hAnsi="Meiryo UI" w:eastAsia="Meiryo UI" w:cs="Meiryo UI" w:hint="default"/>
+        <w:rFonts w:ascii="Meiryo UI" w:eastAsia="Meiryo UI" w:hAnsi="Meiryo UI" w:cs="Meiryo UI" w:hint="default"/>
       </w:rPr>
     </w:lvl>
     <w:lvl w:ilvl="7" w:tplc="0409000B" w:tentative="1">
@@ -28390,7 +27187,7 @@
         <w:ind w:left="4240" w:hanging="440"/>
       </w:pPr>
       <w:rPr>
-        <w:rFonts w:ascii="Meiryo UI" w:hAnsi="Meiryo UI" w:eastAsia="Meiryo UI" w:cs="Meiryo UI" w:hint="default"/>
+        <w:rFonts w:ascii="Meiryo UI" w:eastAsia="Meiryo UI" w:hAnsi="Meiryo UI" w:cs="Meiryo UI" w:hint="default"/>
       </w:rPr>
     </w:lvl>
     <w:lvl w:ilvl="8" w:tplc="0409000D" w:tentative="1">
@@ -28402,7 +27199,7 @@
         <w:ind w:left="4680" w:hanging="440"/>
       </w:pPr>
       <w:rPr>
-        <w:rFonts w:ascii="Meiryo UI" w:hAnsi="Meiryo UI" w:eastAsia="Meiryo UI" w:cs="Meiryo UI" w:hint="default"/>
+        <w:rFonts w:ascii="Meiryo UI" w:eastAsia="Meiryo UI" w:hAnsi="Meiryo UI" w:cs="Meiryo UI" w:hint="default"/>
       </w:rPr>
     </w:lvl>
   </w:abstractNum>
@@ -28532,7 +27329,7 @@
         <w:ind w:left="680" w:hanging="440"/>
       </w:pPr>
       <w:rPr>
-        <w:rFonts w:ascii="Meiryo UI" w:hAnsi="Meiryo UI" w:eastAsia="Meiryo UI" w:cs="Meiryo UI" w:hint="default"/>
+        <w:rFonts w:ascii="Meiryo UI" w:eastAsia="Meiryo UI" w:hAnsi="Meiryo UI" w:cs="Meiryo UI" w:hint="default"/>
       </w:rPr>
     </w:lvl>
     <w:lvl w:ilvl="1" w:tplc="0409000B" w:tentative="1">
@@ -28544,7 +27341,7 @@
         <w:ind w:left="1120" w:hanging="440"/>
       </w:pPr>
       <w:rPr>
-        <w:rFonts w:ascii="Meiryo UI" w:hAnsi="Meiryo UI" w:eastAsia="Meiryo UI" w:cs="Meiryo UI" w:hint="default"/>
+        <w:rFonts w:ascii="Meiryo UI" w:eastAsia="Meiryo UI" w:hAnsi="Meiryo UI" w:cs="Meiryo UI" w:hint="default"/>
       </w:rPr>
     </w:lvl>
     <w:lvl w:ilvl="2" w:tplc="0409000D" w:tentative="1">
@@ -28556,7 +27353,7 @@
         <w:ind w:left="1560" w:hanging="440"/>
       </w:pPr>
       <w:rPr>
-        <w:rFonts w:ascii="Meiryo UI" w:hAnsi="Meiryo UI" w:eastAsia="Meiryo UI" w:cs="Meiryo UI" w:hint="default"/>
+        <w:rFonts w:ascii="Meiryo UI" w:eastAsia="Meiryo UI" w:hAnsi="Meiryo UI" w:cs="Meiryo UI" w:hint="default"/>
       </w:rPr>
     </w:lvl>
     <w:lvl w:ilvl="3" w:tplc="04090001" w:tentative="1">
@@ -28568,7 +27365,7 @@
         <w:ind w:left="2000" w:hanging="440"/>
       </w:pPr>
       <w:rPr>
-        <w:rFonts w:ascii="Meiryo UI" w:hAnsi="Meiryo UI" w:eastAsia="Meiryo UI" w:cs="Meiryo UI" w:hint="default"/>
+        <w:rFonts w:ascii="Meiryo UI" w:eastAsia="Meiryo UI" w:hAnsi="Meiryo UI" w:cs="Meiryo UI" w:hint="default"/>
       </w:rPr>
     </w:lvl>
     <w:lvl w:ilvl="4" w:tplc="0409000B" w:tentative="1">
@@ -28580,7 +27377,7 @@
         <w:ind w:left="2440" w:hanging="440"/>
       </w:pPr>
       <w:rPr>
-        <w:rFonts w:ascii="Meiryo UI" w:hAnsi="Meiryo UI" w:eastAsia="Meiryo UI" w:cs="Meiryo UI" w:hint="default"/>
+        <w:rFonts w:ascii="Meiryo UI" w:eastAsia="Meiryo UI" w:hAnsi="Meiryo UI" w:cs="Meiryo UI" w:hint="default"/>
       </w:rPr>
     </w:lvl>
     <w:lvl w:ilvl="5" w:tplc="0409000D" w:tentative="1">
@@ -28592,7 +27389,7 @@
         <w:ind w:left="2880" w:hanging="440"/>
       </w:pPr>
       <w:rPr>
-        <w:rFonts w:ascii="Meiryo UI" w:hAnsi="Meiryo UI" w:eastAsia="Meiryo UI" w:cs="Meiryo UI" w:hint="default"/>
+        <w:rFonts w:ascii="Meiryo UI" w:eastAsia="Meiryo UI" w:hAnsi="Meiryo UI" w:cs="Meiryo UI" w:hint="default"/>
       </w:rPr>
     </w:lvl>
     <w:lvl w:ilvl="6" w:tplc="04090001" w:tentative="1">
@@ -28604,7 +27401,7 @@
         <w:ind w:left="3320" w:hanging="440"/>
       </w:pPr>
       <w:rPr>
-        <w:rFonts w:ascii="Meiryo UI" w:hAnsi="Meiryo UI" w:eastAsia="Meiryo UI" w:cs="Meiryo UI" w:hint="default"/>
+        <w:rFonts w:ascii="Meiryo UI" w:eastAsia="Meiryo UI" w:hAnsi="Meiryo UI" w:cs="Meiryo UI" w:hint="default"/>
       </w:rPr>
     </w:lvl>
     <w:lvl w:ilvl="7" w:tplc="0409000B" w:tentative="1">
@@ -28616,7 +27413,7 @@
         <w:ind w:left="3760" w:hanging="440"/>
       </w:pPr>
       <w:rPr>
-        <w:rFonts w:ascii="Meiryo UI" w:hAnsi="Meiryo UI" w:eastAsia="Meiryo UI" w:cs="Meiryo UI" w:hint="default"/>
+        <w:rFonts w:ascii="Meiryo UI" w:eastAsia="Meiryo UI" w:hAnsi="Meiryo UI" w:cs="Meiryo UI" w:hint="default"/>
       </w:rPr>
     </w:lvl>
     <w:lvl w:ilvl="8" w:tplc="0409000D" w:tentative="1">
@@ -28628,7 +27425,7 @@
         <w:ind w:left="4200" w:hanging="440"/>
       </w:pPr>
       <w:rPr>
-        <w:rFonts w:ascii="Meiryo UI" w:hAnsi="Meiryo UI" w:eastAsia="Meiryo UI" w:cs="Meiryo UI" w:hint="default"/>
+        <w:rFonts w:ascii="Meiryo UI" w:eastAsia="Meiryo UI" w:hAnsi="Meiryo UI" w:cs="Meiryo UI" w:hint="default"/>
       </w:rPr>
     </w:lvl>
   </w:abstractNum>
@@ -28645,7 +27442,7 @@
         <w:ind w:left="680" w:hanging="440"/>
       </w:pPr>
       <w:rPr>
-        <w:rFonts w:ascii="Meiryo UI" w:hAnsi="Meiryo UI" w:eastAsia="Meiryo UI" w:cs="Meiryo UI" w:hint="default"/>
+        <w:rFonts w:ascii="Meiryo UI" w:eastAsia="Meiryo UI" w:hAnsi="Meiryo UI" w:cs="Meiryo UI" w:hint="default"/>
       </w:rPr>
     </w:lvl>
     <w:lvl w:ilvl="1" w:tplc="0409000B" w:tentative="1">
@@ -28657,7 +27454,7 @@
         <w:ind w:left="1120" w:hanging="440"/>
       </w:pPr>
       <w:rPr>
-        <w:rFonts w:ascii="Meiryo UI" w:hAnsi="Meiryo UI" w:eastAsia="Meiryo UI" w:cs="Meiryo UI" w:hint="default"/>
+        <w:rFonts w:ascii="Meiryo UI" w:eastAsia="Meiryo UI" w:hAnsi="Meiryo UI" w:cs="Meiryo UI" w:hint="default"/>
       </w:rPr>
     </w:lvl>
     <w:lvl w:ilvl="2" w:tplc="0409000D" w:tentative="1">
@@ -28669,7 +27466,7 @@
         <w:ind w:left="1560" w:hanging="440"/>
       </w:pPr>
       <w:rPr>
-        <w:rFonts w:ascii="Meiryo UI" w:hAnsi="Meiryo UI" w:eastAsia="Meiryo UI" w:cs="Meiryo UI" w:hint="default"/>
+        <w:rFonts w:ascii="Meiryo UI" w:eastAsia="Meiryo UI" w:hAnsi="Meiryo UI" w:cs="Meiryo UI" w:hint="default"/>
       </w:rPr>
     </w:lvl>
     <w:lvl w:ilvl="3" w:tplc="04090001" w:tentative="1">
@@ -28681,7 +27478,7 @@
         <w:ind w:left="2000" w:hanging="440"/>
       </w:pPr>
       <w:rPr>
-        <w:rFonts w:ascii="Meiryo UI" w:hAnsi="Meiryo UI" w:eastAsia="Meiryo UI" w:cs="Meiryo UI" w:hint="default"/>
+        <w:rFonts w:ascii="Meiryo UI" w:eastAsia="Meiryo UI" w:hAnsi="Meiryo UI" w:cs="Meiryo UI" w:hint="default"/>
       </w:rPr>
     </w:lvl>
     <w:lvl w:ilvl="4" w:tplc="0409000B" w:tentative="1">
@@ -28693,7 +27490,7 @@
         <w:ind w:left="2440" w:hanging="440"/>
       </w:pPr>
       <w:rPr>
-        <w:rFonts w:ascii="Meiryo UI" w:hAnsi="Meiryo UI" w:eastAsia="Meiryo UI" w:cs="Meiryo UI" w:hint="default"/>
+        <w:rFonts w:ascii="Meiryo UI" w:eastAsia="Meiryo UI" w:hAnsi="Meiryo UI" w:cs="Meiryo UI" w:hint="default"/>
       </w:rPr>
     </w:lvl>
     <w:lvl w:ilvl="5" w:tplc="0409000D" w:tentative="1">
@@ -28705,7 +27502,7 @@
         <w:ind w:left="2880" w:hanging="440"/>
       </w:pPr>
       <w:rPr>
-        <w:rFonts w:ascii="Meiryo UI" w:hAnsi="Meiryo UI" w:eastAsia="Meiryo UI" w:cs="Meiryo UI" w:hint="default"/>
+        <w:rFonts w:ascii="Meiryo UI" w:eastAsia="Meiryo UI" w:hAnsi="Meiryo UI" w:cs="Meiryo UI" w:hint="default"/>
       </w:rPr>
     </w:lvl>
     <w:lvl w:ilvl="6" w:tplc="04090001" w:tentative="1">
@@ -28717,7 +27514,7 @@
         <w:ind w:left="3320" w:hanging="440"/>
       </w:pPr>
       <w:rPr>
-        <w:rFonts w:ascii="Meiryo UI" w:hAnsi="Meiryo UI" w:eastAsia="Meiryo UI" w:cs="Meiryo UI" w:hint="default"/>
+        <w:rFonts w:ascii="Meiryo UI" w:eastAsia="Meiryo UI" w:hAnsi="Meiryo UI" w:cs="Meiryo UI" w:hint="default"/>
       </w:rPr>
     </w:lvl>
     <w:lvl w:ilvl="7" w:tplc="0409000B" w:tentative="1">
@@ -28729,7 +27526,7 @@
         <w:ind w:left="3760" w:hanging="440"/>
       </w:pPr>
       <w:rPr>
-        <w:rFonts w:ascii="Meiryo UI" w:hAnsi="Meiryo UI" w:eastAsia="Meiryo UI" w:cs="Meiryo UI" w:hint="default"/>
+        <w:rFonts w:ascii="Meiryo UI" w:eastAsia="Meiryo UI" w:hAnsi="Meiryo UI" w:cs="Meiryo UI" w:hint="default"/>
       </w:rPr>
     </w:lvl>
     <w:lvl w:ilvl="8" w:tplc="0409000D" w:tentative="1">
@@ -28741,7 +27538,7 @@
         <w:ind w:left="4200" w:hanging="440"/>
       </w:pPr>
       <w:rPr>
-        <w:rFonts w:ascii="Meiryo UI" w:hAnsi="Meiryo UI" w:eastAsia="Meiryo UI" w:cs="Meiryo UI" w:hint="default"/>
+        <w:rFonts w:ascii="Meiryo UI" w:eastAsia="Meiryo UI" w:hAnsi="Meiryo UI" w:cs="Meiryo UI" w:hint="default"/>
       </w:rPr>
     </w:lvl>
   </w:abstractNum>
@@ -28758,7 +27555,7 @@
         <w:ind w:left="440" w:hanging="440"/>
       </w:pPr>
       <w:rPr>
-        <w:rFonts w:ascii="Meiryo UI" w:hAnsi="Meiryo UI" w:eastAsia="Meiryo UI" w:cs="Meiryo UI" w:hint="default"/>
+        <w:rFonts w:ascii="Meiryo UI" w:eastAsia="Meiryo UI" w:hAnsi="Meiryo UI" w:cs="Meiryo UI" w:hint="default"/>
       </w:rPr>
     </w:lvl>
     <w:lvl w:ilvl="1" w:tplc="0409000B" w:tentative="1">
@@ -28770,7 +27567,7 @@
         <w:ind w:left="880" w:hanging="440"/>
       </w:pPr>
       <w:rPr>
-        <w:rFonts w:ascii="Meiryo UI" w:hAnsi="Meiryo UI" w:eastAsia="Meiryo UI" w:cs="Meiryo UI" w:hint="default"/>
+        <w:rFonts w:ascii="Meiryo UI" w:eastAsia="Meiryo UI" w:hAnsi="Meiryo UI" w:cs="Meiryo UI" w:hint="default"/>
       </w:rPr>
     </w:lvl>
     <w:lvl w:ilvl="2" w:tplc="0409000D" w:tentative="1">
@@ -28782,7 +27579,7 @@
         <w:ind w:left="1320" w:hanging="440"/>
       </w:pPr>
       <w:rPr>
-        <w:rFonts w:ascii="Meiryo UI" w:hAnsi="Meiryo UI" w:eastAsia="Meiryo UI" w:cs="Meiryo UI" w:hint="default"/>
+        <w:rFonts w:ascii="Meiryo UI" w:eastAsia="Meiryo UI" w:hAnsi="Meiryo UI" w:cs="Meiryo UI" w:hint="default"/>
       </w:rPr>
     </w:lvl>
     <w:lvl w:ilvl="3" w:tplc="04090001" w:tentative="1">
@@ -28794,7 +27591,7 @@
         <w:ind w:left="1760" w:hanging="440"/>
       </w:pPr>
       <w:rPr>
-        <w:rFonts w:ascii="Meiryo UI" w:hAnsi="Meiryo UI" w:eastAsia="Meiryo UI" w:cs="Meiryo UI" w:hint="default"/>
+        <w:rFonts w:ascii="Meiryo UI" w:eastAsia="Meiryo UI" w:hAnsi="Meiryo UI" w:cs="Meiryo UI" w:hint="default"/>
       </w:rPr>
     </w:lvl>
     <w:lvl w:ilvl="4" w:tplc="0409000B" w:tentative="1">
@@ -28806,7 +27603,7 @@
         <w:ind w:left="2200" w:hanging="440"/>
       </w:pPr>
       <w:rPr>
-        <w:rFonts w:ascii="Meiryo UI" w:hAnsi="Meiryo UI" w:eastAsia="Meiryo UI" w:cs="Meiryo UI" w:hint="default"/>
+        <w:rFonts w:ascii="Meiryo UI" w:eastAsia="Meiryo UI" w:hAnsi="Meiryo UI" w:cs="Meiryo UI" w:hint="default"/>
       </w:rPr>
     </w:lvl>
     <w:lvl w:ilvl="5" w:tplc="0409000D" w:tentative="1">
@@ -28818,7 +27615,7 @@
         <w:ind w:left="2640" w:hanging="440"/>
       </w:pPr>
       <w:rPr>
-        <w:rFonts w:ascii="Meiryo UI" w:hAnsi="Meiryo UI" w:eastAsia="Meiryo UI" w:cs="Meiryo UI" w:hint="default"/>
+        <w:rFonts w:ascii="Meiryo UI" w:eastAsia="Meiryo UI" w:hAnsi="Meiryo UI" w:cs="Meiryo UI" w:hint="default"/>
       </w:rPr>
     </w:lvl>
     <w:lvl w:ilvl="6" w:tplc="04090001" w:tentative="1">
@@ -28830,7 +27627,7 @@
         <w:ind w:left="3080" w:hanging="440"/>
       </w:pPr>
       <w:rPr>
-        <w:rFonts w:ascii="Meiryo UI" w:hAnsi="Meiryo UI" w:eastAsia="Meiryo UI" w:cs="Meiryo UI" w:hint="default"/>
+        <w:rFonts w:ascii="Meiryo UI" w:eastAsia="Meiryo UI" w:hAnsi="Meiryo UI" w:cs="Meiryo UI" w:hint="default"/>
       </w:rPr>
     </w:lvl>
     <w:lvl w:ilvl="7" w:tplc="0409000B" w:tentative="1">
@@ -28842,7 +27639,7 @@
         <w:ind w:left="3520" w:hanging="440"/>
       </w:pPr>
       <w:rPr>
-        <w:rFonts w:ascii="Meiryo UI" w:hAnsi="Meiryo UI" w:eastAsia="Meiryo UI" w:cs="Meiryo UI" w:hint="default"/>
+        <w:rFonts w:ascii="Meiryo UI" w:eastAsia="Meiryo UI" w:hAnsi="Meiryo UI" w:cs="Meiryo UI" w:hint="default"/>
       </w:rPr>
     </w:lvl>
     <w:lvl w:ilvl="8" w:tplc="0409000D" w:tentative="1">
@@ -28854,7 +27651,7 @@
         <w:ind w:left="3960" w:hanging="440"/>
       </w:pPr>
       <w:rPr>
-        <w:rFonts w:ascii="Meiryo UI" w:hAnsi="Meiryo UI" w:eastAsia="Meiryo UI" w:cs="Meiryo UI" w:hint="default"/>
+        <w:rFonts w:ascii="Meiryo UI" w:eastAsia="Meiryo UI" w:hAnsi="Meiryo UI" w:cs="Meiryo UI" w:hint="default"/>
       </w:rPr>
     </w:lvl>
   </w:abstractNum>
@@ -28871,7 +27668,7 @@
         <w:ind w:left="440" w:hanging="440"/>
       </w:pPr>
       <w:rPr>
-        <w:rFonts w:ascii="Meiryo UI" w:hAnsi="Meiryo UI" w:eastAsia="Meiryo UI" w:cs="Meiryo UI" w:hint="default"/>
+        <w:rFonts w:ascii="Meiryo UI" w:eastAsia="Meiryo UI" w:hAnsi="Meiryo UI" w:cs="Meiryo UI" w:hint="default"/>
       </w:rPr>
     </w:lvl>
     <w:lvl w:ilvl="1" w:tplc="0409000B" w:tentative="1">
@@ -28883,7 +27680,7 @@
         <w:ind w:left="880" w:hanging="440"/>
       </w:pPr>
       <w:rPr>
-        <w:rFonts w:ascii="Meiryo UI" w:hAnsi="Meiryo UI" w:eastAsia="Meiryo UI" w:cs="Meiryo UI" w:hint="default"/>
+        <w:rFonts w:ascii="Meiryo UI" w:eastAsia="Meiryo UI" w:hAnsi="Meiryo UI" w:cs="Meiryo UI" w:hint="default"/>
       </w:rPr>
     </w:lvl>
     <w:lvl w:ilvl="2" w:tplc="0409000D" w:tentative="1">
@@ -28895,7 +27692,7 @@
         <w:ind w:left="1320" w:hanging="440"/>
       </w:pPr>
       <w:rPr>
-        <w:rFonts w:ascii="Meiryo UI" w:hAnsi="Meiryo UI" w:eastAsia="Meiryo UI" w:cs="Meiryo UI" w:hint="default"/>
+        <w:rFonts w:ascii="Meiryo UI" w:eastAsia="Meiryo UI" w:hAnsi="Meiryo UI" w:cs="Meiryo UI" w:hint="default"/>
       </w:rPr>
     </w:lvl>
     <w:lvl w:ilvl="3" w:tplc="04090001" w:tentative="1">
@@ -28907,7 +27704,7 @@
         <w:ind w:left="1760" w:hanging="440"/>
       </w:pPr>
       <w:rPr>
-        <w:rFonts w:ascii="Meiryo UI" w:hAnsi="Meiryo UI" w:eastAsia="Meiryo UI" w:cs="Meiryo UI" w:hint="default"/>
+        <w:rFonts w:ascii="Meiryo UI" w:eastAsia="Meiryo UI" w:hAnsi="Meiryo UI" w:cs="Meiryo UI" w:hint="default"/>
       </w:rPr>
     </w:lvl>
     <w:lvl w:ilvl="4" w:tplc="0409000B" w:tentative="1">
@@ -28919,7 +27716,7 @@
         <w:ind w:left="2200" w:hanging="440"/>
       </w:pPr>
       <w:rPr>
-        <w:rFonts w:ascii="Meiryo UI" w:hAnsi="Meiryo UI" w:eastAsia="Meiryo UI" w:cs="Meiryo UI" w:hint="default"/>
+        <w:rFonts w:ascii="Meiryo UI" w:eastAsia="Meiryo UI" w:hAnsi="Meiryo UI" w:cs="Meiryo UI" w:hint="default"/>
       </w:rPr>
     </w:lvl>
     <w:lvl w:ilvl="5" w:tplc="0409000D" w:tentative="1">
@@ -28931,7 +27728,7 @@
         <w:ind w:left="2640" w:hanging="440"/>
       </w:pPr>
       <w:rPr>
-        <w:rFonts w:ascii="Meiryo UI" w:hAnsi="Meiryo UI" w:eastAsia="Meiryo UI" w:cs="Meiryo UI" w:hint="default"/>
+        <w:rFonts w:ascii="Meiryo UI" w:eastAsia="Meiryo UI" w:hAnsi="Meiryo UI" w:cs="Meiryo UI" w:hint="default"/>
       </w:rPr>
     </w:lvl>
     <w:lvl w:ilvl="6" w:tplc="04090001" w:tentative="1">
@@ -28943,7 +27740,7 @@
         <w:ind w:left="3080" w:hanging="440"/>
       </w:pPr>
       <w:rPr>
-        <w:rFonts w:ascii="Meiryo UI" w:hAnsi="Meiryo UI" w:eastAsia="Meiryo UI" w:cs="Meiryo UI" w:hint="default"/>
+        <w:rFonts w:ascii="Meiryo UI" w:eastAsia="Meiryo UI" w:hAnsi="Meiryo UI" w:cs="Meiryo UI" w:hint="default"/>
       </w:rPr>
     </w:lvl>
     <w:lvl w:ilvl="7" w:tplc="0409000B" w:tentative="1">
@@ -28955,7 +27752,7 @@
         <w:ind w:left="3520" w:hanging="440"/>
       </w:pPr>
       <w:rPr>
-        <w:rFonts w:ascii="Meiryo UI" w:hAnsi="Meiryo UI" w:eastAsia="Meiryo UI" w:cs="Meiryo UI" w:hint="default"/>
+        <w:rFonts w:ascii="Meiryo UI" w:eastAsia="Meiryo UI" w:hAnsi="Meiryo UI" w:cs="Meiryo UI" w:hint="default"/>
       </w:rPr>
     </w:lvl>
     <w:lvl w:ilvl="8" w:tplc="0409000D" w:tentative="1">
@@ -28967,7 +27764,7 @@
         <w:ind w:left="3960" w:hanging="440"/>
       </w:pPr>
       <w:rPr>
-        <w:rFonts w:ascii="Meiryo UI" w:hAnsi="Meiryo UI" w:eastAsia="Meiryo UI" w:cs="Meiryo UI" w:hint="default"/>
+        <w:rFonts w:ascii="Meiryo UI" w:eastAsia="Meiryo UI" w:hAnsi="Meiryo UI" w:cs="Meiryo UI" w:hint="default"/>
       </w:rPr>
     </w:lvl>
   </w:abstractNum>
@@ -28984,7 +27781,7 @@
         <w:ind w:left="440" w:hanging="440"/>
       </w:pPr>
       <w:rPr>
-        <w:rFonts w:ascii="Meiryo UI" w:hAnsi="Meiryo UI" w:eastAsia="Meiryo UI" w:cs="Meiryo UI" w:hint="default"/>
+        <w:rFonts w:ascii="Meiryo UI" w:eastAsia="Meiryo UI" w:hAnsi="Meiryo UI" w:cs="Meiryo UI" w:hint="default"/>
       </w:rPr>
     </w:lvl>
     <w:lvl w:ilvl="1" w:tplc="0409000B">
@@ -28996,7 +27793,7 @@
         <w:ind w:left="880" w:hanging="440"/>
       </w:pPr>
       <w:rPr>
-        <w:rFonts w:ascii="Meiryo UI" w:hAnsi="Meiryo UI" w:eastAsia="Meiryo UI" w:cs="Meiryo UI" w:hint="default"/>
+        <w:rFonts w:ascii="Meiryo UI" w:eastAsia="Meiryo UI" w:hAnsi="Meiryo UI" w:cs="Meiryo UI" w:hint="default"/>
       </w:rPr>
     </w:lvl>
     <w:lvl w:ilvl="2" w:tplc="0409000D" w:tentative="1">
@@ -29008,7 +27805,7 @@
         <w:ind w:left="1320" w:hanging="440"/>
       </w:pPr>
       <w:rPr>
-        <w:rFonts w:ascii="Meiryo UI" w:hAnsi="Meiryo UI" w:eastAsia="Meiryo UI" w:cs="Meiryo UI" w:hint="default"/>
+        <w:rFonts w:ascii="Meiryo UI" w:eastAsia="Meiryo UI" w:hAnsi="Meiryo UI" w:cs="Meiryo UI" w:hint="default"/>
       </w:rPr>
     </w:lvl>
     <w:lvl w:ilvl="3" w:tplc="04090001" w:tentative="1">
@@ -29020,7 +27817,7 @@
         <w:ind w:left="1760" w:hanging="440"/>
       </w:pPr>
       <w:rPr>
-        <w:rFonts w:ascii="Meiryo UI" w:hAnsi="Meiryo UI" w:eastAsia="Meiryo UI" w:cs="Meiryo UI" w:hint="default"/>
+        <w:rFonts w:ascii="Meiryo UI" w:eastAsia="Meiryo UI" w:hAnsi="Meiryo UI" w:cs="Meiryo UI" w:hint="default"/>
       </w:rPr>
     </w:lvl>
     <w:lvl w:ilvl="4" w:tplc="0409000B" w:tentative="1">
@@ -29032,7 +27829,7 @@
         <w:ind w:left="2200" w:hanging="440"/>
       </w:pPr>
       <w:rPr>
-        <w:rFonts w:ascii="Meiryo UI" w:hAnsi="Meiryo UI" w:eastAsia="Meiryo UI" w:cs="Meiryo UI" w:hint="default"/>
+        <w:rFonts w:ascii="Meiryo UI" w:eastAsia="Meiryo UI" w:hAnsi="Meiryo UI" w:cs="Meiryo UI" w:hint="default"/>
       </w:rPr>
     </w:lvl>
     <w:lvl w:ilvl="5" w:tplc="0409000D" w:tentative="1">
@@ -29044,7 +27841,7 @@
         <w:ind w:left="2640" w:hanging="440"/>
       </w:pPr>
       <w:rPr>
-        <w:rFonts w:ascii="Meiryo UI" w:hAnsi="Meiryo UI" w:eastAsia="Meiryo UI" w:cs="Meiryo UI" w:hint="default"/>
+        <w:rFonts w:ascii="Meiryo UI" w:eastAsia="Meiryo UI" w:hAnsi="Meiryo UI" w:cs="Meiryo UI" w:hint="default"/>
       </w:rPr>
     </w:lvl>
     <w:lvl w:ilvl="6" w:tplc="04090001" w:tentative="1">
@@ -29056,7 +27853,7 @@
         <w:ind w:left="3080" w:hanging="440"/>
       </w:pPr>
       <w:rPr>
-        <w:rFonts w:ascii="Meiryo UI" w:hAnsi="Meiryo UI" w:eastAsia="Meiryo UI" w:cs="Meiryo UI" w:hint="default"/>
+        <w:rFonts w:ascii="Meiryo UI" w:eastAsia="Meiryo UI" w:hAnsi="Meiryo UI" w:cs="Meiryo UI" w:hint="default"/>
       </w:rPr>
     </w:lvl>
     <w:lvl w:ilvl="7" w:tplc="0409000B" w:tentative="1">
@@ -29068,7 +27865,7 @@
         <w:ind w:left="3520" w:hanging="440"/>
       </w:pPr>
       <w:rPr>
-        <w:rFonts w:ascii="Meiryo UI" w:hAnsi="Meiryo UI" w:eastAsia="Meiryo UI" w:cs="Meiryo UI" w:hint="default"/>
+        <w:rFonts w:ascii="Meiryo UI" w:eastAsia="Meiryo UI" w:hAnsi="Meiryo UI" w:cs="Meiryo UI" w:hint="default"/>
       </w:rPr>
     </w:lvl>
     <w:lvl w:ilvl="8" w:tplc="0409000D" w:tentative="1">
@@ -29080,7 +27877,7 @@
         <w:ind w:left="3960" w:hanging="440"/>
       </w:pPr>
       <w:rPr>
-        <w:rFonts w:ascii="Meiryo UI" w:hAnsi="Meiryo UI" w:eastAsia="Meiryo UI" w:cs="Meiryo UI" w:hint="default"/>
+        <w:rFonts w:ascii="Meiryo UI" w:eastAsia="Meiryo UI" w:hAnsi="Meiryo UI" w:cs="Meiryo UI" w:hint="default"/>
       </w:rPr>
     </w:lvl>
   </w:abstractNum>
@@ -29109,7 +27906,7 @@
         <w:ind w:left="880" w:hanging="440"/>
       </w:pPr>
       <w:rPr>
-        <w:rFonts w:ascii="Meiryo UI" w:hAnsi="Meiryo UI" w:eastAsia="Meiryo UI" w:cs="Meiryo UI" w:hint="default"/>
+        <w:rFonts w:ascii="Meiryo UI" w:eastAsia="Meiryo UI" w:hAnsi="Meiryo UI" w:cs="Meiryo UI" w:hint="default"/>
       </w:rPr>
     </w:lvl>
     <w:lvl w:ilvl="2" w:tplc="0409000D" w:tentative="1">
@@ -29121,7 +27918,7 @@
         <w:ind w:left="1320" w:hanging="440"/>
       </w:pPr>
       <w:rPr>
-        <w:rFonts w:ascii="Meiryo UI" w:hAnsi="Meiryo UI" w:eastAsia="Meiryo UI" w:cs="Meiryo UI" w:hint="default"/>
+        <w:rFonts w:ascii="Meiryo UI" w:eastAsia="Meiryo UI" w:hAnsi="Meiryo UI" w:cs="Meiryo UI" w:hint="default"/>
       </w:rPr>
     </w:lvl>
     <w:lvl w:ilvl="3" w:tplc="04090001" w:tentative="1">
@@ -29133,7 +27930,7 @@
         <w:ind w:left="1760" w:hanging="440"/>
       </w:pPr>
       <w:rPr>
-        <w:rFonts w:ascii="Meiryo UI" w:hAnsi="Meiryo UI" w:eastAsia="Meiryo UI" w:cs="Meiryo UI" w:hint="default"/>
+        <w:rFonts w:ascii="Meiryo UI" w:eastAsia="Meiryo UI" w:hAnsi="Meiryo UI" w:cs="Meiryo UI" w:hint="default"/>
       </w:rPr>
     </w:lvl>
     <w:lvl w:ilvl="4" w:tplc="0409000B" w:tentative="1">
@@ -29145,7 +27942,7 @@
         <w:ind w:left="2200" w:hanging="440"/>
       </w:pPr>
       <w:rPr>
-        <w:rFonts w:ascii="Meiryo UI" w:hAnsi="Meiryo UI" w:eastAsia="Meiryo UI" w:cs="Meiryo UI" w:hint="default"/>
+        <w:rFonts w:ascii="Meiryo UI" w:eastAsia="Meiryo UI" w:hAnsi="Meiryo UI" w:cs="Meiryo UI" w:hint="default"/>
       </w:rPr>
     </w:lvl>
     <w:lvl w:ilvl="5" w:tplc="0409000D" w:tentative="1">
@@ -29157,7 +27954,7 @@
         <w:ind w:left="2640" w:hanging="440"/>
       </w:pPr>
       <w:rPr>
-        <w:rFonts w:ascii="Meiryo UI" w:hAnsi="Meiryo UI" w:eastAsia="Meiryo UI" w:cs="Meiryo UI" w:hint="default"/>
+        <w:rFonts w:ascii="Meiryo UI" w:eastAsia="Meiryo UI" w:hAnsi="Meiryo UI" w:cs="Meiryo UI" w:hint="default"/>
       </w:rPr>
     </w:lvl>
     <w:lvl w:ilvl="6" w:tplc="04090001" w:tentative="1">
@@ -29169,7 +27966,7 @@
         <w:ind w:left="3080" w:hanging="440"/>
       </w:pPr>
       <w:rPr>
-        <w:rFonts w:ascii="Meiryo UI" w:hAnsi="Meiryo UI" w:eastAsia="Meiryo UI" w:cs="Meiryo UI" w:hint="default"/>
+        <w:rFonts w:ascii="Meiryo UI" w:eastAsia="Meiryo UI" w:hAnsi="Meiryo UI" w:cs="Meiryo UI" w:hint="default"/>
       </w:rPr>
     </w:lvl>
     <w:lvl w:ilvl="7" w:tplc="0409000B" w:tentative="1">
@@ -29181,7 +27978,7 @@
         <w:ind w:left="3520" w:hanging="440"/>
       </w:pPr>
       <w:rPr>
-        <w:rFonts w:ascii="Meiryo UI" w:hAnsi="Meiryo UI" w:eastAsia="Meiryo UI" w:cs="Meiryo UI" w:hint="default"/>
+        <w:rFonts w:ascii="Meiryo UI" w:eastAsia="Meiryo UI" w:hAnsi="Meiryo UI" w:cs="Meiryo UI" w:hint="default"/>
       </w:rPr>
     </w:lvl>
     <w:lvl w:ilvl="8" w:tplc="0409000D" w:tentative="1">
@@ -29193,7 +27990,7 @@
         <w:ind w:left="3960" w:hanging="440"/>
       </w:pPr>
       <w:rPr>
-        <w:rFonts w:ascii="Meiryo UI" w:hAnsi="Meiryo UI" w:eastAsia="Meiryo UI" w:cs="Meiryo UI" w:hint="default"/>
+        <w:rFonts w:ascii="Meiryo UI" w:eastAsia="Meiryo UI" w:hAnsi="Meiryo UI" w:cs="Meiryo UI" w:hint="default"/>
       </w:rPr>
     </w:lvl>
   </w:abstractNum>
@@ -29210,7 +28007,7 @@
         <w:ind w:left="800" w:hanging="440"/>
       </w:pPr>
       <w:rPr>
-        <w:rFonts w:ascii="Meiryo UI" w:hAnsi="Meiryo UI" w:eastAsia="Meiryo UI" w:cs="Meiryo UI" w:hint="default"/>
+        <w:rFonts w:ascii="Meiryo UI" w:eastAsia="Meiryo UI" w:hAnsi="Meiryo UI" w:cs="Meiryo UI" w:hint="default"/>
         <w:u w:val="none"/>
       </w:rPr>
     </w:lvl>
@@ -29223,7 +28020,7 @@
         <w:ind w:left="1520" w:hanging="440"/>
       </w:pPr>
       <w:rPr>
-        <w:rFonts w:ascii="Meiryo UI" w:hAnsi="Meiryo UI" w:eastAsia="Meiryo UI" w:cs="Meiryo UI" w:hint="default"/>
+        <w:rFonts w:ascii="Meiryo UI" w:eastAsia="Meiryo UI" w:hAnsi="Meiryo UI" w:cs="Meiryo UI" w:hint="default"/>
       </w:rPr>
     </w:lvl>
     <w:lvl w:ilvl="2">
@@ -29324,7 +28121,7 @@
         <w:ind w:left="440" w:hanging="440"/>
       </w:pPr>
       <w:rPr>
-        <w:rFonts w:ascii="Meiryo UI" w:hAnsi="Meiryo UI" w:eastAsia="Meiryo UI" w:cs="Meiryo UI" w:hint="default"/>
+        <w:rFonts w:ascii="Meiryo UI" w:eastAsia="Meiryo UI" w:hAnsi="Meiryo UI" w:cs="Meiryo UI" w:hint="default"/>
       </w:rPr>
     </w:lvl>
     <w:lvl w:ilvl="1" w:tplc="0409000B">
@@ -29336,7 +28133,7 @@
         <w:ind w:left="880" w:hanging="440"/>
       </w:pPr>
       <w:rPr>
-        <w:rFonts w:ascii="Meiryo UI" w:hAnsi="Meiryo UI" w:eastAsia="Meiryo UI" w:cs="Meiryo UI" w:hint="default"/>
+        <w:rFonts w:ascii="Meiryo UI" w:eastAsia="Meiryo UI" w:hAnsi="Meiryo UI" w:cs="Meiryo UI" w:hint="default"/>
       </w:rPr>
     </w:lvl>
     <w:lvl w:ilvl="2" w:tplc="0409000D" w:tentative="1">
@@ -29348,7 +28145,7 @@
         <w:ind w:left="1320" w:hanging="440"/>
       </w:pPr>
       <w:rPr>
-        <w:rFonts w:ascii="Meiryo UI" w:hAnsi="Meiryo UI" w:eastAsia="Meiryo UI" w:cs="Meiryo UI" w:hint="default"/>
+        <w:rFonts w:ascii="Meiryo UI" w:eastAsia="Meiryo UI" w:hAnsi="Meiryo UI" w:cs="Meiryo UI" w:hint="default"/>
       </w:rPr>
     </w:lvl>
     <w:lvl w:ilvl="3" w:tplc="04090001" w:tentative="1">
@@ -29360,7 +28157,7 @@
         <w:ind w:left="1760" w:hanging="440"/>
       </w:pPr>
       <w:rPr>
-        <w:rFonts w:ascii="Meiryo UI" w:hAnsi="Meiryo UI" w:eastAsia="Meiryo UI" w:cs="Meiryo UI" w:hint="default"/>
+        <w:rFonts w:ascii="Meiryo UI" w:eastAsia="Meiryo UI" w:hAnsi="Meiryo UI" w:cs="Meiryo UI" w:hint="default"/>
       </w:rPr>
     </w:lvl>
     <w:lvl w:ilvl="4" w:tplc="0409000B" w:tentative="1">
@@ -29372,7 +28169,7 @@
         <w:ind w:left="2200" w:hanging="440"/>
       </w:pPr>
       <w:rPr>
-        <w:rFonts w:ascii="Meiryo UI" w:hAnsi="Meiryo UI" w:eastAsia="Meiryo UI" w:cs="Meiryo UI" w:hint="default"/>
+        <w:rFonts w:ascii="Meiryo UI" w:eastAsia="Meiryo UI" w:hAnsi="Meiryo UI" w:cs="Meiryo UI" w:hint="default"/>
       </w:rPr>
     </w:lvl>
     <w:lvl w:ilvl="5" w:tplc="0409000D" w:tentative="1">
@@ -29384,7 +28181,7 @@
         <w:ind w:left="2640" w:hanging="440"/>
       </w:pPr>
       <w:rPr>
-        <w:rFonts w:ascii="Meiryo UI" w:hAnsi="Meiryo UI" w:eastAsia="Meiryo UI" w:cs="Meiryo UI" w:hint="default"/>
+        <w:rFonts w:ascii="Meiryo UI" w:eastAsia="Meiryo UI" w:hAnsi="Meiryo UI" w:cs="Meiryo UI" w:hint="default"/>
       </w:rPr>
     </w:lvl>
     <w:lvl w:ilvl="6" w:tplc="04090001" w:tentative="1">
@@ -29396,7 +28193,7 @@
         <w:ind w:left="3080" w:hanging="440"/>
       </w:pPr>
       <w:rPr>
-        <w:rFonts w:ascii="Meiryo UI" w:hAnsi="Meiryo UI" w:eastAsia="Meiryo UI" w:cs="Meiryo UI" w:hint="default"/>
+        <w:rFonts w:ascii="Meiryo UI" w:eastAsia="Meiryo UI" w:hAnsi="Meiryo UI" w:cs="Meiryo UI" w:hint="default"/>
       </w:rPr>
     </w:lvl>
     <w:lvl w:ilvl="7" w:tplc="0409000B" w:tentative="1">
@@ -29408,7 +28205,7 @@
         <w:ind w:left="3520" w:hanging="440"/>
       </w:pPr>
       <w:rPr>
-        <w:rFonts w:ascii="Meiryo UI" w:hAnsi="Meiryo UI" w:eastAsia="Meiryo UI" w:cs="Meiryo UI" w:hint="default"/>
+        <w:rFonts w:ascii="Meiryo UI" w:eastAsia="Meiryo UI" w:hAnsi="Meiryo UI" w:cs="Meiryo UI" w:hint="default"/>
       </w:rPr>
     </w:lvl>
     <w:lvl w:ilvl="8" w:tplc="0409000D" w:tentative="1">
@@ -29420,7 +28217,7 @@
         <w:ind w:left="3960" w:hanging="440"/>
       </w:pPr>
       <w:rPr>
-        <w:rFonts w:ascii="Meiryo UI" w:hAnsi="Meiryo UI" w:eastAsia="Meiryo UI" w:cs="Meiryo UI" w:hint="default"/>
+        <w:rFonts w:ascii="Meiryo UI" w:eastAsia="Meiryo UI" w:hAnsi="Meiryo UI" w:cs="Meiryo UI" w:hint="default"/>
       </w:rPr>
     </w:lvl>
   </w:abstractNum>
@@ -29437,7 +28234,7 @@
         <w:ind w:left="800" w:hanging="440"/>
       </w:pPr>
       <w:rPr>
-        <w:rFonts w:ascii="Meiryo UI" w:hAnsi="Meiryo UI" w:eastAsia="Meiryo UI" w:cs="Meiryo UI" w:hint="default"/>
+        <w:rFonts w:ascii="Meiryo UI" w:eastAsia="Meiryo UI" w:hAnsi="Meiryo UI" w:cs="Meiryo UI" w:hint="default"/>
         <w:u w:val="none"/>
       </w:rPr>
     </w:lvl>
@@ -29551,7 +28348,7 @@
         <w:ind w:left="800" w:hanging="440"/>
       </w:pPr>
       <w:rPr>
-        <w:rFonts w:ascii="Meiryo UI" w:hAnsi="Meiryo UI" w:eastAsia="Meiryo UI" w:cs="Meiryo UI" w:hint="default"/>
+        <w:rFonts w:ascii="Meiryo UI" w:eastAsia="Meiryo UI" w:hAnsi="Meiryo UI" w:cs="Meiryo UI" w:hint="default"/>
         <w:u w:val="none"/>
       </w:rPr>
     </w:lvl>
@@ -29665,7 +28462,7 @@
         <w:ind w:left="440" w:hanging="440"/>
       </w:pPr>
       <w:rPr>
-        <w:rFonts w:ascii="Meiryo UI" w:hAnsi="Meiryo UI" w:eastAsia="Meiryo UI" w:cs="Meiryo UI" w:hint="default"/>
+        <w:rFonts w:ascii="Meiryo UI" w:eastAsia="Meiryo UI" w:hAnsi="Meiryo UI" w:cs="Meiryo UI" w:hint="default"/>
       </w:rPr>
     </w:lvl>
     <w:lvl w:ilvl="1" w:tplc="0409000B" w:tentative="1">
@@ -29677,7 +28474,7 @@
         <w:ind w:left="880" w:hanging="440"/>
       </w:pPr>
       <w:rPr>
-        <w:rFonts w:ascii="Meiryo UI" w:hAnsi="Meiryo UI" w:eastAsia="Meiryo UI" w:cs="Meiryo UI" w:hint="default"/>
+        <w:rFonts w:ascii="Meiryo UI" w:eastAsia="Meiryo UI" w:hAnsi="Meiryo UI" w:cs="Meiryo UI" w:hint="default"/>
       </w:rPr>
     </w:lvl>
     <w:lvl w:ilvl="2" w:tplc="0409000D" w:tentative="1">
@@ -29689,7 +28486,7 @@
         <w:ind w:left="1320" w:hanging="440"/>
       </w:pPr>
       <w:rPr>
-        <w:rFonts w:ascii="Meiryo UI" w:hAnsi="Meiryo UI" w:eastAsia="Meiryo UI" w:cs="Meiryo UI" w:hint="default"/>
+        <w:rFonts w:ascii="Meiryo UI" w:eastAsia="Meiryo UI" w:hAnsi="Meiryo UI" w:cs="Meiryo UI" w:hint="default"/>
       </w:rPr>
     </w:lvl>
     <w:lvl w:ilvl="3" w:tplc="04090001" w:tentative="1">
@@ -29701,7 +28498,7 @@
         <w:ind w:left="1760" w:hanging="440"/>
       </w:pPr>
       <w:rPr>
-        <w:rFonts w:ascii="Meiryo UI" w:hAnsi="Meiryo UI" w:eastAsia="Meiryo UI" w:cs="Meiryo UI" w:hint="default"/>
+        <w:rFonts w:ascii="Meiryo UI" w:eastAsia="Meiryo UI" w:hAnsi="Meiryo UI" w:cs="Meiryo UI" w:hint="default"/>
       </w:rPr>
     </w:lvl>
     <w:lvl w:ilvl="4" w:tplc="0409000B" w:tentative="1">
@@ -29713,7 +28510,7 @@
         <w:ind w:left="2200" w:hanging="440"/>
       </w:pPr>
       <w:rPr>
-        <w:rFonts w:ascii="Meiryo UI" w:hAnsi="Meiryo UI" w:eastAsia="Meiryo UI" w:cs="Meiryo UI" w:hint="default"/>
+        <w:rFonts w:ascii="Meiryo UI" w:eastAsia="Meiryo UI" w:hAnsi="Meiryo UI" w:cs="Meiryo UI" w:hint="default"/>
       </w:rPr>
     </w:lvl>
     <w:lvl w:ilvl="5" w:tplc="0409000D" w:tentative="1">
@@ -29725,7 +28522,7 @@
         <w:ind w:left="2640" w:hanging="440"/>
       </w:pPr>
       <w:rPr>
-        <w:rFonts w:ascii="Meiryo UI" w:hAnsi="Meiryo UI" w:eastAsia="Meiryo UI" w:cs="Meiryo UI" w:hint="default"/>
+        <w:rFonts w:ascii="Meiryo UI" w:eastAsia="Meiryo UI" w:hAnsi="Meiryo UI" w:cs="Meiryo UI" w:hint="default"/>
       </w:rPr>
     </w:lvl>
     <w:lvl w:ilvl="6" w:tplc="04090001" w:tentative="1">
@@ -29737,7 +28534,7 @@
         <w:ind w:left="3080" w:hanging="440"/>
       </w:pPr>
       <w:rPr>
-        <w:rFonts w:ascii="Meiryo UI" w:hAnsi="Meiryo UI" w:eastAsia="Meiryo UI" w:cs="Meiryo UI" w:hint="default"/>
+        <w:rFonts w:ascii="Meiryo UI" w:eastAsia="Meiryo UI" w:hAnsi="Meiryo UI" w:cs="Meiryo UI" w:hint="default"/>
       </w:rPr>
     </w:lvl>
     <w:lvl w:ilvl="7" w:tplc="0409000B" w:tentative="1">
@@ -29749,7 +28546,7 @@
         <w:ind w:left="3520" w:hanging="440"/>
       </w:pPr>
       <w:rPr>
-        <w:rFonts w:ascii="Meiryo UI" w:hAnsi="Meiryo UI" w:eastAsia="Meiryo UI" w:cs="Meiryo UI" w:hint="default"/>
+        <w:rFonts w:ascii="Meiryo UI" w:eastAsia="Meiryo UI" w:hAnsi="Meiryo UI" w:cs="Meiryo UI" w:hint="default"/>
       </w:rPr>
     </w:lvl>
     <w:lvl w:ilvl="8" w:tplc="0409000D" w:tentative="1">
@@ -29761,7 +28558,7 @@
         <w:ind w:left="3960" w:hanging="440"/>
       </w:pPr>
       <w:rPr>
-        <w:rFonts w:ascii="Meiryo UI" w:hAnsi="Meiryo UI" w:eastAsia="Meiryo UI" w:cs="Meiryo UI" w:hint="default"/>
+        <w:rFonts w:ascii="Meiryo UI" w:eastAsia="Meiryo UI" w:hAnsi="Meiryo UI" w:cs="Meiryo UI" w:hint="default"/>
       </w:rPr>
     </w:lvl>
   </w:abstractNum>
@@ -29778,7 +28575,7 @@
         <w:ind w:left="800" w:hanging="440"/>
       </w:pPr>
       <w:rPr>
-        <w:rFonts w:ascii="Meiryo UI" w:hAnsi="Meiryo UI" w:eastAsia="Meiryo UI" w:cs="Meiryo UI" w:hint="default"/>
+        <w:rFonts w:ascii="Meiryo UI" w:eastAsia="Meiryo UI" w:hAnsi="Meiryo UI" w:cs="Meiryo UI" w:hint="default"/>
         <w:u w:val="none"/>
       </w:rPr>
     </w:lvl>
@@ -29791,7 +28588,7 @@
         <w:ind w:left="1520" w:hanging="440"/>
       </w:pPr>
       <w:rPr>
-        <w:rFonts w:ascii="Meiryo UI" w:hAnsi="Meiryo UI" w:eastAsia="Meiryo UI" w:cs="Meiryo UI" w:hint="default"/>
+        <w:rFonts w:ascii="Meiryo UI" w:eastAsia="Meiryo UI" w:hAnsi="Meiryo UI" w:cs="Meiryo UI" w:hint="default"/>
       </w:rPr>
     </w:lvl>
     <w:lvl w:ilvl="2">
@@ -29892,7 +28689,7 @@
         <w:ind w:left="440" w:hanging="440"/>
       </w:pPr>
       <w:rPr>
-        <w:rFonts w:ascii="Meiryo UI" w:hAnsi="Meiryo UI" w:eastAsia="Meiryo UI" w:cs="Meiryo UI" w:hint="default"/>
+        <w:rFonts w:ascii="Meiryo UI" w:eastAsia="Meiryo UI" w:hAnsi="Meiryo UI" w:cs="Meiryo UI" w:hint="default"/>
       </w:rPr>
     </w:lvl>
     <w:lvl w:ilvl="1" w:tplc="0409000B" w:tentative="1">
@@ -29904,7 +28701,7 @@
         <w:ind w:left="880" w:hanging="440"/>
       </w:pPr>
       <w:rPr>
-        <w:rFonts w:ascii="Meiryo UI" w:hAnsi="Meiryo UI" w:eastAsia="Meiryo UI" w:cs="Meiryo UI" w:hint="default"/>
+        <w:rFonts w:ascii="Meiryo UI" w:eastAsia="Meiryo UI" w:hAnsi="Meiryo UI" w:cs="Meiryo UI" w:hint="default"/>
       </w:rPr>
     </w:lvl>
     <w:lvl w:ilvl="2" w:tplc="0409000D" w:tentative="1">
@@ -29916,7 +28713,7 @@
         <w:ind w:left="1320" w:hanging="440"/>
       </w:pPr>
       <w:rPr>
-        <w:rFonts w:ascii="Meiryo UI" w:hAnsi="Meiryo UI" w:eastAsia="Meiryo UI" w:cs="Meiryo UI" w:hint="default"/>
+        <w:rFonts w:ascii="Meiryo UI" w:eastAsia="Meiryo UI" w:hAnsi="Meiryo UI" w:cs="Meiryo UI" w:hint="default"/>
       </w:rPr>
     </w:lvl>
     <w:lvl w:ilvl="3" w:tplc="04090001" w:tentative="1">
@@ -29928,7 +28725,7 @@
         <w:ind w:left="1760" w:hanging="440"/>
       </w:pPr>
       <w:rPr>
-        <w:rFonts w:ascii="Meiryo UI" w:hAnsi="Meiryo UI" w:eastAsia="Meiryo UI" w:cs="Meiryo UI" w:hint="default"/>
+        <w:rFonts w:ascii="Meiryo UI" w:eastAsia="Meiryo UI" w:hAnsi="Meiryo UI" w:cs="Meiryo UI" w:hint="default"/>
       </w:rPr>
     </w:lvl>
     <w:lvl w:ilvl="4" w:tplc="0409000B" w:tentative="1">
@@ -29940,7 +28737,7 @@
         <w:ind w:left="2200" w:hanging="440"/>
       </w:pPr>
       <w:rPr>
-        <w:rFonts w:ascii="Meiryo UI" w:hAnsi="Meiryo UI" w:eastAsia="Meiryo UI" w:cs="Meiryo UI" w:hint="default"/>
+        <w:rFonts w:ascii="Meiryo UI" w:eastAsia="Meiryo UI" w:hAnsi="Meiryo UI" w:cs="Meiryo UI" w:hint="default"/>
       </w:rPr>
     </w:lvl>
     <w:lvl w:ilvl="5" w:tplc="0409000D" w:tentative="1">
@@ -29952,7 +28749,7 @@
         <w:ind w:left="2640" w:hanging="440"/>
       </w:pPr>
       <w:rPr>
-        <w:rFonts w:ascii="Meiryo UI" w:hAnsi="Meiryo UI" w:eastAsia="Meiryo UI" w:cs="Meiryo UI" w:hint="default"/>
+        <w:rFonts w:ascii="Meiryo UI" w:eastAsia="Meiryo UI" w:hAnsi="Meiryo UI" w:cs="Meiryo UI" w:hint="default"/>
       </w:rPr>
     </w:lvl>
     <w:lvl w:ilvl="6" w:tplc="04090001" w:tentative="1">
@@ -29964,7 +28761,7 @@
         <w:ind w:left="3080" w:hanging="440"/>
       </w:pPr>
       <w:rPr>
-        <w:rFonts w:ascii="Meiryo UI" w:hAnsi="Meiryo UI" w:eastAsia="Meiryo UI" w:cs="Meiryo UI" w:hint="default"/>
+        <w:rFonts w:ascii="Meiryo UI" w:eastAsia="Meiryo UI" w:hAnsi="Meiryo UI" w:cs="Meiryo UI" w:hint="default"/>
       </w:rPr>
     </w:lvl>
     <w:lvl w:ilvl="7" w:tplc="0409000B" w:tentative="1">
@@ -29976,7 +28773,7 @@
         <w:ind w:left="3520" w:hanging="440"/>
       </w:pPr>
       <w:rPr>
-        <w:rFonts w:ascii="Meiryo UI" w:hAnsi="Meiryo UI" w:eastAsia="Meiryo UI" w:cs="Meiryo UI" w:hint="default"/>
+        <w:rFonts w:ascii="Meiryo UI" w:eastAsia="Meiryo UI" w:hAnsi="Meiryo UI" w:cs="Meiryo UI" w:hint="default"/>
       </w:rPr>
     </w:lvl>
     <w:lvl w:ilvl="8" w:tplc="0409000D" w:tentative="1">
@@ -29988,7 +28785,7 @@
         <w:ind w:left="3960" w:hanging="440"/>
       </w:pPr>
       <w:rPr>
-        <w:rFonts w:ascii="Meiryo UI" w:hAnsi="Meiryo UI" w:eastAsia="Meiryo UI" w:cs="Meiryo UI" w:hint="default"/>
+        <w:rFonts w:ascii="Meiryo UI" w:eastAsia="Meiryo UI" w:hAnsi="Meiryo UI" w:cs="Meiryo UI" w:hint="default"/>
       </w:rPr>
     </w:lvl>
   </w:abstractNum>
@@ -30005,7 +28802,7 @@
         <w:ind w:left="440" w:hanging="440"/>
       </w:pPr>
       <w:rPr>
-        <w:rFonts w:ascii="Meiryo UI" w:hAnsi="Meiryo UI" w:eastAsia="Meiryo UI" w:cs="Meiryo UI" w:hint="default"/>
+        <w:rFonts w:ascii="Meiryo UI" w:eastAsia="Meiryo UI" w:hAnsi="Meiryo UI" w:cs="Meiryo UI" w:hint="default"/>
       </w:rPr>
     </w:lvl>
   </w:abstractNum>
@@ -30022,7 +28819,7 @@
         <w:ind w:left="800" w:hanging="440"/>
       </w:pPr>
       <w:rPr>
-        <w:rFonts w:ascii="Meiryo UI" w:hAnsi="Meiryo UI" w:eastAsia="Meiryo UI" w:cs="Meiryo UI" w:hint="default"/>
+        <w:rFonts w:ascii="Meiryo UI" w:eastAsia="Meiryo UI" w:hAnsi="Meiryo UI" w:cs="Meiryo UI" w:hint="default"/>
         <w:u w:val="none"/>
       </w:rPr>
     </w:lvl>
@@ -30035,7 +28832,7 @@
         <w:ind w:left="1520" w:hanging="440"/>
       </w:pPr>
       <w:rPr>
-        <w:rFonts w:ascii="Meiryo UI" w:hAnsi="Meiryo UI" w:eastAsia="Meiryo UI" w:cs="Meiryo UI" w:hint="default"/>
+        <w:rFonts w:ascii="Meiryo UI" w:eastAsia="Meiryo UI" w:hAnsi="Meiryo UI" w:cs="Meiryo UI" w:hint="default"/>
       </w:rPr>
     </w:lvl>
     <w:lvl w:ilvl="2">
@@ -30136,7 +28933,7 @@
         <w:ind w:left="800" w:hanging="440"/>
       </w:pPr>
       <w:rPr>
-        <w:rFonts w:ascii="Meiryo UI" w:hAnsi="Meiryo UI" w:eastAsia="Meiryo UI" w:cs="Meiryo UI" w:hint="default"/>
+        <w:rFonts w:ascii="Meiryo UI" w:eastAsia="Meiryo UI" w:hAnsi="Meiryo UI" w:cs="Meiryo UI" w:hint="default"/>
         <w:u w:val="none"/>
       </w:rPr>
     </w:lvl>
@@ -30149,7 +28946,7 @@
         <w:ind w:left="1520" w:hanging="440"/>
       </w:pPr>
       <w:rPr>
-        <w:rFonts w:ascii="Meiryo UI" w:hAnsi="Meiryo UI" w:eastAsia="Meiryo UI" w:cs="Meiryo UI" w:hint="default"/>
+        <w:rFonts w:ascii="Meiryo UI" w:eastAsia="Meiryo UI" w:hAnsi="Meiryo UI" w:cs="Meiryo UI" w:hint="default"/>
       </w:rPr>
     </w:lvl>
     <w:lvl w:ilvl="2">
@@ -30250,7 +29047,7 @@
         <w:ind w:left="680" w:hanging="440"/>
       </w:pPr>
       <w:rPr>
-        <w:rFonts w:ascii="Meiryo UI" w:hAnsi="Meiryo UI" w:eastAsia="Meiryo UI" w:cs="Meiryo UI" w:hint="default"/>
+        <w:rFonts w:ascii="Meiryo UI" w:eastAsia="Meiryo UI" w:hAnsi="Meiryo UI" w:cs="Meiryo UI" w:hint="default"/>
       </w:rPr>
     </w:lvl>
     <w:lvl w:ilvl="1" w:tplc="0409000B" w:tentative="1">
@@ -30262,7 +29059,7 @@
         <w:ind w:left="1120" w:hanging="440"/>
       </w:pPr>
       <w:rPr>
-        <w:rFonts w:ascii="Meiryo UI" w:hAnsi="Meiryo UI" w:eastAsia="Meiryo UI" w:cs="Meiryo UI" w:hint="default"/>
+        <w:rFonts w:ascii="Meiryo UI" w:eastAsia="Meiryo UI" w:hAnsi="Meiryo UI" w:cs="Meiryo UI" w:hint="default"/>
       </w:rPr>
     </w:lvl>
     <w:lvl w:ilvl="2" w:tplc="0409000D" w:tentative="1">
@@ -30274,7 +29071,7 @@
         <w:ind w:left="1560" w:hanging="440"/>
       </w:pPr>
       <w:rPr>
-        <w:rFonts w:ascii="Meiryo UI" w:hAnsi="Meiryo UI" w:eastAsia="Meiryo UI" w:cs="Meiryo UI" w:hint="default"/>
+        <w:rFonts w:ascii="Meiryo UI" w:eastAsia="Meiryo UI" w:hAnsi="Meiryo UI" w:cs="Meiryo UI" w:hint="default"/>
       </w:rPr>
     </w:lvl>
     <w:lvl w:ilvl="3" w:tplc="04090001" w:tentative="1">
@@ -30286,7 +29083,7 @@
         <w:ind w:left="2000" w:hanging="440"/>
       </w:pPr>
       <w:rPr>
-        <w:rFonts w:ascii="Meiryo UI" w:hAnsi="Meiryo UI" w:eastAsia="Meiryo UI" w:cs="Meiryo UI" w:hint="default"/>
+        <w:rFonts w:ascii="Meiryo UI" w:eastAsia="Meiryo UI" w:hAnsi="Meiryo UI" w:cs="Meiryo UI" w:hint="default"/>
       </w:rPr>
     </w:lvl>
     <w:lvl w:ilvl="4" w:tplc="0409000B" w:tentative="1">
@@ -30298,7 +29095,7 @@
         <w:ind w:left="2440" w:hanging="440"/>
       </w:pPr>
       <w:rPr>
-        <w:rFonts w:ascii="Meiryo UI" w:hAnsi="Meiryo UI" w:eastAsia="Meiryo UI" w:cs="Meiryo UI" w:hint="default"/>
+        <w:rFonts w:ascii="Meiryo UI" w:eastAsia="Meiryo UI" w:hAnsi="Meiryo UI" w:cs="Meiryo UI" w:hint="default"/>
       </w:rPr>
     </w:lvl>
     <w:lvl w:ilvl="5" w:tplc="0409000D" w:tentative="1">
@@ -30310,7 +29107,7 @@
         <w:ind w:left="2880" w:hanging="440"/>
       </w:pPr>
       <w:rPr>
-        <w:rFonts w:ascii="Meiryo UI" w:hAnsi="Meiryo UI" w:eastAsia="Meiryo UI" w:cs="Meiryo UI" w:hint="default"/>
+        <w:rFonts w:ascii="Meiryo UI" w:eastAsia="Meiryo UI" w:hAnsi="Meiryo UI" w:cs="Meiryo UI" w:hint="default"/>
       </w:rPr>
     </w:lvl>
     <w:lvl w:ilvl="6" w:tplc="04090001" w:tentative="1">
@@ -30322,7 +29119,7 @@
         <w:ind w:left="3320" w:hanging="440"/>
       </w:pPr>
       <w:rPr>
-        <w:rFonts w:ascii="Meiryo UI" w:hAnsi="Meiryo UI" w:eastAsia="Meiryo UI" w:cs="Meiryo UI" w:hint="default"/>
+        <w:rFonts w:ascii="Meiryo UI" w:eastAsia="Meiryo UI" w:hAnsi="Meiryo UI" w:cs="Meiryo UI" w:hint="default"/>
       </w:rPr>
     </w:lvl>
     <w:lvl w:ilvl="7" w:tplc="0409000B" w:tentative="1">
@@ -30334,7 +29131,7 @@
         <w:ind w:left="3760" w:hanging="440"/>
       </w:pPr>
       <w:rPr>
-        <w:rFonts w:ascii="Meiryo UI" w:hAnsi="Meiryo UI" w:eastAsia="Meiryo UI" w:cs="Meiryo UI" w:hint="default"/>
+        <w:rFonts w:ascii="Meiryo UI" w:eastAsia="Meiryo UI" w:hAnsi="Meiryo UI" w:cs="Meiryo UI" w:hint="default"/>
       </w:rPr>
     </w:lvl>
     <w:lvl w:ilvl="8" w:tplc="0409000D" w:tentative="1">
@@ -30346,7 +29143,7 @@
         <w:ind w:left="4200" w:hanging="440"/>
       </w:pPr>
       <w:rPr>
-        <w:rFonts w:ascii="Meiryo UI" w:hAnsi="Meiryo UI" w:eastAsia="Meiryo UI" w:cs="Meiryo UI" w:hint="default"/>
+        <w:rFonts w:ascii="Meiryo UI" w:eastAsia="Meiryo UI" w:hAnsi="Meiryo UI" w:cs="Meiryo UI" w:hint="default"/>
       </w:rPr>
     </w:lvl>
   </w:abstractNum>
@@ -30363,7 +29160,7 @@
         <w:ind w:left="800" w:hanging="440"/>
       </w:pPr>
       <w:rPr>
-        <w:rFonts w:ascii="Meiryo UI" w:hAnsi="Meiryo UI" w:eastAsia="Meiryo UI" w:cs="Meiryo UI" w:hint="default"/>
+        <w:rFonts w:ascii="Meiryo UI" w:eastAsia="Meiryo UI" w:hAnsi="Meiryo UI" w:cs="Meiryo UI" w:hint="default"/>
         <w:u w:val="none"/>
       </w:rPr>
     </w:lvl>
@@ -30477,7 +29274,7 @@
         <w:ind w:left="800" w:hanging="440"/>
       </w:pPr>
       <w:rPr>
-        <w:rFonts w:ascii="Meiryo UI" w:hAnsi="Meiryo UI" w:eastAsia="Meiryo UI" w:cs="Meiryo UI" w:hint="default"/>
+        <w:rFonts w:ascii="Meiryo UI" w:eastAsia="Meiryo UI" w:hAnsi="Meiryo UI" w:cs="Meiryo UI" w:hint="default"/>
         <w:u w:val="none"/>
       </w:rPr>
     </w:lvl>
@@ -30591,7 +29388,7 @@
         <w:ind w:left="440" w:hanging="440"/>
       </w:pPr>
       <w:rPr>
-        <w:rFonts w:ascii="Meiryo UI" w:hAnsi="Meiryo UI" w:eastAsia="Meiryo UI" w:cs="Meiryo UI" w:hint="default"/>
+        <w:rFonts w:ascii="Meiryo UI" w:eastAsia="Meiryo UI" w:hAnsi="Meiryo UI" w:cs="Meiryo UI" w:hint="default"/>
       </w:rPr>
     </w:lvl>
     <w:lvl w:ilvl="1" w:tplc="0409000B" w:tentative="1">
@@ -30603,7 +29400,7 @@
         <w:ind w:left="880" w:hanging="440"/>
       </w:pPr>
       <w:rPr>
-        <w:rFonts w:ascii="Meiryo UI" w:hAnsi="Meiryo UI" w:eastAsia="Meiryo UI" w:cs="Meiryo UI" w:hint="default"/>
+        <w:rFonts w:ascii="Meiryo UI" w:eastAsia="Meiryo UI" w:hAnsi="Meiryo UI" w:cs="Meiryo UI" w:hint="default"/>
       </w:rPr>
     </w:lvl>
     <w:lvl w:ilvl="2" w:tplc="0409000D" w:tentative="1">
@@ -30615,7 +29412,7 @@
         <w:ind w:left="1320" w:hanging="440"/>
       </w:pPr>
       <w:rPr>
-        <w:rFonts w:ascii="Meiryo UI" w:hAnsi="Meiryo UI" w:eastAsia="Meiryo UI" w:cs="Meiryo UI" w:hint="default"/>
+        <w:rFonts w:ascii="Meiryo UI" w:eastAsia="Meiryo UI" w:hAnsi="Meiryo UI" w:cs="Meiryo UI" w:hint="default"/>
       </w:rPr>
     </w:lvl>
     <w:lvl w:ilvl="3" w:tplc="04090001" w:tentative="1">
@@ -30627,7 +29424,7 @@
         <w:ind w:left="1760" w:hanging="440"/>
       </w:pPr>
       <w:rPr>
-        <w:rFonts w:ascii="Meiryo UI" w:hAnsi="Meiryo UI" w:eastAsia="Meiryo UI" w:cs="Meiryo UI" w:hint="default"/>
+        <w:rFonts w:ascii="Meiryo UI" w:eastAsia="Meiryo UI" w:hAnsi="Meiryo UI" w:cs="Meiryo UI" w:hint="default"/>
       </w:rPr>
     </w:lvl>
     <w:lvl w:ilvl="4" w:tplc="0409000B" w:tentative="1">
@@ -30639,7 +29436,7 @@
         <w:ind w:left="2200" w:hanging="440"/>
       </w:pPr>
       <w:rPr>
-        <w:rFonts w:ascii="Meiryo UI" w:hAnsi="Meiryo UI" w:eastAsia="Meiryo UI" w:cs="Meiryo UI" w:hint="default"/>
+        <w:rFonts w:ascii="Meiryo UI" w:eastAsia="Meiryo UI" w:hAnsi="Meiryo UI" w:cs="Meiryo UI" w:hint="default"/>
       </w:rPr>
     </w:lvl>
     <w:lvl w:ilvl="5" w:tplc="0409000D" w:tentative="1">
@@ -30651,7 +29448,7 @@
         <w:ind w:left="2640" w:hanging="440"/>
       </w:pPr>
       <w:rPr>
-        <w:rFonts w:ascii="Meiryo UI" w:hAnsi="Meiryo UI" w:eastAsia="Meiryo UI" w:cs="Meiryo UI" w:hint="default"/>
+        <w:rFonts w:ascii="Meiryo UI" w:eastAsia="Meiryo UI" w:hAnsi="Meiryo UI" w:cs="Meiryo UI" w:hint="default"/>
       </w:rPr>
     </w:lvl>
     <w:lvl w:ilvl="6" w:tplc="04090001" w:tentative="1">
@@ -30663,7 +29460,7 @@
         <w:ind w:left="3080" w:hanging="440"/>
       </w:pPr>
       <w:rPr>
-        <w:rFonts w:ascii="Meiryo UI" w:hAnsi="Meiryo UI" w:eastAsia="Meiryo UI" w:cs="Meiryo UI" w:hint="default"/>
+        <w:rFonts w:ascii="Meiryo UI" w:eastAsia="Meiryo UI" w:hAnsi="Meiryo UI" w:cs="Meiryo UI" w:hint="default"/>
       </w:rPr>
     </w:lvl>
     <w:lvl w:ilvl="7" w:tplc="0409000B" w:tentative="1">
@@ -30675,7 +29472,7 @@
         <w:ind w:left="3520" w:hanging="440"/>
       </w:pPr>
       <w:rPr>
-        <w:rFonts w:ascii="Meiryo UI" w:hAnsi="Meiryo UI" w:eastAsia="Meiryo UI" w:cs="Meiryo UI" w:hint="default"/>
+        <w:rFonts w:ascii="Meiryo UI" w:eastAsia="Meiryo UI" w:hAnsi="Meiryo UI" w:cs="Meiryo UI" w:hint="default"/>
       </w:rPr>
     </w:lvl>
     <w:lvl w:ilvl="8" w:tplc="0409000D" w:tentative="1">
@@ -30687,7 +29484,7 @@
         <w:ind w:left="3960" w:hanging="440"/>
       </w:pPr>
       <w:rPr>
-        <w:rFonts w:ascii="Meiryo UI" w:hAnsi="Meiryo UI" w:eastAsia="Meiryo UI" w:cs="Meiryo UI" w:hint="default"/>
+        <w:rFonts w:ascii="Meiryo UI" w:eastAsia="Meiryo UI" w:hAnsi="Meiryo UI" w:cs="Meiryo UI" w:hint="default"/>
       </w:rPr>
     </w:lvl>
   </w:abstractNum>
@@ -30704,7 +29501,7 @@
         <w:ind w:left="440" w:hanging="440"/>
       </w:pPr>
       <w:rPr>
-        <w:rFonts w:ascii="Meiryo UI" w:hAnsi="Meiryo UI" w:eastAsia="Meiryo UI" w:cs="Meiryo UI" w:hint="default"/>
+        <w:rFonts w:ascii="Meiryo UI" w:eastAsia="Meiryo UI" w:hAnsi="Meiryo UI" w:cs="Meiryo UI" w:hint="default"/>
       </w:rPr>
     </w:lvl>
     <w:lvl w:ilvl="1" w:tplc="0409000B" w:tentative="1">
@@ -30716,7 +29513,7 @@
         <w:ind w:left="880" w:hanging="440"/>
       </w:pPr>
       <w:rPr>
-        <w:rFonts w:ascii="Meiryo UI" w:hAnsi="Meiryo UI" w:eastAsia="Meiryo UI" w:cs="Meiryo UI" w:hint="default"/>
+        <w:rFonts w:ascii="Meiryo UI" w:eastAsia="Meiryo UI" w:hAnsi="Meiryo UI" w:cs="Meiryo UI" w:hint="default"/>
       </w:rPr>
     </w:lvl>
     <w:lvl w:ilvl="2" w:tplc="0409000D" w:tentative="1">
@@ -30728,7 +29525,7 @@
         <w:ind w:left="1320" w:hanging="440"/>
       </w:pPr>
       <w:rPr>
-        <w:rFonts w:ascii="Meiryo UI" w:hAnsi="Meiryo UI" w:eastAsia="Meiryo UI" w:cs="Meiryo UI" w:hint="default"/>
+        <w:rFonts w:ascii="Meiryo UI" w:eastAsia="Meiryo UI" w:hAnsi="Meiryo UI" w:cs="Meiryo UI" w:hint="default"/>
       </w:rPr>
     </w:lvl>
     <w:lvl w:ilvl="3" w:tplc="04090001" w:tentative="1">
@@ -30740,7 +29537,7 @@
         <w:ind w:left="1760" w:hanging="440"/>
       </w:pPr>
       <w:rPr>
-        <w:rFonts w:ascii="Meiryo UI" w:hAnsi="Meiryo UI" w:eastAsia="Meiryo UI" w:cs="Meiryo UI" w:hint="default"/>
+        <w:rFonts w:ascii="Meiryo UI" w:eastAsia="Meiryo UI" w:hAnsi="Meiryo UI" w:cs="Meiryo UI" w:hint="default"/>
       </w:rPr>
     </w:lvl>
     <w:lvl w:ilvl="4" w:tplc="0409000B" w:tentative="1">
@@ -30752,7 +29549,7 @@
         <w:ind w:left="2200" w:hanging="440"/>
       </w:pPr>
       <w:rPr>
-        <w:rFonts w:ascii="Meiryo UI" w:hAnsi="Meiryo UI" w:eastAsia="Meiryo UI" w:cs="Meiryo UI" w:hint="default"/>
+        <w:rFonts w:ascii="Meiryo UI" w:eastAsia="Meiryo UI" w:hAnsi="Meiryo UI" w:cs="Meiryo UI" w:hint="default"/>
       </w:rPr>
     </w:lvl>
     <w:lvl w:ilvl="5" w:tplc="0409000D" w:tentative="1">
@@ -30764,7 +29561,7 @@
         <w:ind w:left="2640" w:hanging="440"/>
       </w:pPr>
       <w:rPr>
-        <w:rFonts w:ascii="Meiryo UI" w:hAnsi="Meiryo UI" w:eastAsia="Meiryo UI" w:cs="Meiryo UI" w:hint="default"/>
+        <w:rFonts w:ascii="Meiryo UI" w:eastAsia="Meiryo UI" w:hAnsi="Meiryo UI" w:cs="Meiryo UI" w:hint="default"/>
       </w:rPr>
     </w:lvl>
     <w:lvl w:ilvl="6" w:tplc="04090001" w:tentative="1">
@@ -30776,7 +29573,7 @@
         <w:ind w:left="3080" w:hanging="440"/>
       </w:pPr>
       <w:rPr>
-        <w:rFonts w:ascii="Meiryo UI" w:hAnsi="Meiryo UI" w:eastAsia="Meiryo UI" w:cs="Meiryo UI" w:hint="default"/>
+        <w:rFonts w:ascii="Meiryo UI" w:eastAsia="Meiryo UI" w:hAnsi="Meiryo UI" w:cs="Meiryo UI" w:hint="default"/>
       </w:rPr>
     </w:lvl>
     <w:lvl w:ilvl="7" w:tplc="0409000B" w:tentative="1">
@@ -30788,7 +29585,7 @@
         <w:ind w:left="3520" w:hanging="440"/>
       </w:pPr>
       <w:rPr>
-        <w:rFonts w:ascii="Meiryo UI" w:hAnsi="Meiryo UI" w:eastAsia="Meiryo UI" w:cs="Meiryo UI" w:hint="default"/>
+        <w:rFonts w:ascii="Meiryo UI" w:eastAsia="Meiryo UI" w:hAnsi="Meiryo UI" w:cs="Meiryo UI" w:hint="default"/>
       </w:rPr>
     </w:lvl>
     <w:lvl w:ilvl="8" w:tplc="0409000D" w:tentative="1">
@@ -30800,7 +29597,7 @@
         <w:ind w:left="3960" w:hanging="440"/>
       </w:pPr>
       <w:rPr>
-        <w:rFonts w:ascii="Meiryo UI" w:hAnsi="Meiryo UI" w:eastAsia="Meiryo UI" w:cs="Meiryo UI" w:hint="default"/>
+        <w:rFonts w:ascii="Meiryo UI" w:eastAsia="Meiryo UI" w:hAnsi="Meiryo UI" w:cs="Meiryo UI" w:hint="default"/>
       </w:rPr>
     </w:lvl>
   </w:abstractNum>
@@ -30933,7 +29730,7 @@
         <w:ind w:left="720" w:hanging="360"/>
       </w:pPr>
       <w:rPr>
-        <w:rFonts w:ascii="Meiryo UI" w:hAnsi="Meiryo UI" w:eastAsia="Meiryo UI" w:cs="Meiryo UI" w:hint="default"/>
+        <w:rFonts w:ascii="Meiryo UI" w:eastAsia="Meiryo UI" w:hAnsi="Meiryo UI" w:cs="Meiryo UI" w:hint="default"/>
         <w:sz w:val="20"/>
       </w:rPr>
     </w:lvl>
@@ -30965,7 +29762,7 @@
         <w:ind w:left="2160" w:hanging="360"/>
       </w:pPr>
       <w:rPr>
-        <w:rFonts w:ascii="Meiryo UI" w:hAnsi="Meiryo UI" w:eastAsia="Meiryo UI" w:cs="Meiryo UI" w:hint="default"/>
+        <w:rFonts w:ascii="Meiryo UI" w:eastAsia="Meiryo UI" w:hAnsi="Meiryo UI" w:cs="Meiryo UI" w:hint="default"/>
         <w:sz w:val="20"/>
       </w:rPr>
     </w:lvl>
@@ -30981,7 +29778,7 @@
         <w:ind w:left="2880" w:hanging="360"/>
       </w:pPr>
       <w:rPr>
-        <w:rFonts w:ascii="Meiryo UI" w:hAnsi="Meiryo UI" w:eastAsia="Meiryo UI" w:cs="Meiryo UI" w:hint="default"/>
+        <w:rFonts w:ascii="Meiryo UI" w:eastAsia="Meiryo UI" w:hAnsi="Meiryo UI" w:cs="Meiryo UI" w:hint="default"/>
         <w:sz w:val="20"/>
       </w:rPr>
     </w:lvl>
@@ -30997,7 +29794,7 @@
         <w:ind w:left="3600" w:hanging="360"/>
       </w:pPr>
       <w:rPr>
-        <w:rFonts w:ascii="Meiryo UI" w:hAnsi="Meiryo UI" w:eastAsia="Meiryo UI" w:cs="Meiryo UI" w:hint="default"/>
+        <w:rFonts w:ascii="Meiryo UI" w:eastAsia="Meiryo UI" w:hAnsi="Meiryo UI" w:cs="Meiryo UI" w:hint="default"/>
         <w:sz w:val="20"/>
       </w:rPr>
     </w:lvl>
@@ -31013,7 +29810,7 @@
         <w:ind w:left="4320" w:hanging="360"/>
       </w:pPr>
       <w:rPr>
-        <w:rFonts w:ascii="Meiryo UI" w:hAnsi="Meiryo UI" w:eastAsia="Meiryo UI" w:cs="Meiryo UI" w:hint="default"/>
+        <w:rFonts w:ascii="Meiryo UI" w:eastAsia="Meiryo UI" w:hAnsi="Meiryo UI" w:cs="Meiryo UI" w:hint="default"/>
         <w:sz w:val="20"/>
       </w:rPr>
     </w:lvl>
@@ -31029,7 +29826,7 @@
         <w:ind w:left="5040" w:hanging="360"/>
       </w:pPr>
       <w:rPr>
-        <w:rFonts w:ascii="Meiryo UI" w:hAnsi="Meiryo UI" w:eastAsia="Meiryo UI" w:cs="Meiryo UI" w:hint="default"/>
+        <w:rFonts w:ascii="Meiryo UI" w:eastAsia="Meiryo UI" w:hAnsi="Meiryo UI" w:cs="Meiryo UI" w:hint="default"/>
         <w:sz w:val="20"/>
       </w:rPr>
     </w:lvl>
@@ -31045,7 +29842,7 @@
         <w:ind w:left="5760" w:hanging="360"/>
       </w:pPr>
       <w:rPr>
-        <w:rFonts w:ascii="Meiryo UI" w:hAnsi="Meiryo UI" w:eastAsia="Meiryo UI" w:cs="Meiryo UI" w:hint="default"/>
+        <w:rFonts w:ascii="Meiryo UI" w:eastAsia="Meiryo UI" w:hAnsi="Meiryo UI" w:cs="Meiryo UI" w:hint="default"/>
         <w:sz w:val="20"/>
       </w:rPr>
     </w:lvl>
@@ -31061,7 +29858,7 @@
         <w:ind w:left="6480" w:hanging="360"/>
       </w:pPr>
       <w:rPr>
-        <w:rFonts w:ascii="Meiryo UI" w:hAnsi="Meiryo UI" w:eastAsia="Meiryo UI" w:cs="Meiryo UI" w:hint="default"/>
+        <w:rFonts w:ascii="Meiryo UI" w:eastAsia="Meiryo UI" w:hAnsi="Meiryo UI" w:cs="Meiryo UI" w:hint="default"/>
         <w:sz w:val="20"/>
       </w:rPr>
     </w:lvl>
@@ -31082,7 +29879,7 @@
         <w:ind w:left="720" w:hanging="360"/>
       </w:pPr>
       <w:rPr>
-        <w:rFonts w:ascii="Meiryo UI" w:hAnsi="Meiryo UI" w:eastAsia="Meiryo UI" w:cs="Meiryo UI" w:hint="default"/>
+        <w:rFonts w:ascii="Meiryo UI" w:eastAsia="Meiryo UI" w:hAnsi="Meiryo UI" w:cs="Meiryo UI" w:hint="default"/>
         <w:sz w:val="20"/>
       </w:rPr>
     </w:lvl>
@@ -31114,7 +29911,7 @@
         <w:ind w:left="2160" w:hanging="360"/>
       </w:pPr>
       <w:rPr>
-        <w:rFonts w:ascii="Meiryo UI" w:hAnsi="Meiryo UI" w:eastAsia="Meiryo UI" w:cs="Meiryo UI" w:hint="default"/>
+        <w:rFonts w:ascii="Meiryo UI" w:eastAsia="Meiryo UI" w:hAnsi="Meiryo UI" w:cs="Meiryo UI" w:hint="default"/>
         <w:sz w:val="20"/>
       </w:rPr>
     </w:lvl>
@@ -31130,7 +29927,7 @@
         <w:ind w:left="2880" w:hanging="360"/>
       </w:pPr>
       <w:rPr>
-        <w:rFonts w:ascii="Meiryo UI" w:hAnsi="Meiryo UI" w:eastAsia="Meiryo UI" w:cs="Meiryo UI" w:hint="default"/>
+        <w:rFonts w:ascii="Meiryo UI" w:eastAsia="Meiryo UI" w:hAnsi="Meiryo UI" w:cs="Meiryo UI" w:hint="default"/>
         <w:sz w:val="20"/>
       </w:rPr>
     </w:lvl>
@@ -31146,7 +29943,7 @@
         <w:ind w:left="3600" w:hanging="360"/>
       </w:pPr>
       <w:rPr>
-        <w:rFonts w:ascii="Meiryo UI" w:hAnsi="Meiryo UI" w:eastAsia="Meiryo UI" w:cs="Meiryo UI" w:hint="default"/>
+        <w:rFonts w:ascii="Meiryo UI" w:eastAsia="Meiryo UI" w:hAnsi="Meiryo UI" w:cs="Meiryo UI" w:hint="default"/>
         <w:sz w:val="20"/>
       </w:rPr>
     </w:lvl>
@@ -31162,7 +29959,7 @@
         <w:ind w:left="4320" w:hanging="360"/>
       </w:pPr>
       <w:rPr>
-        <w:rFonts w:ascii="Meiryo UI" w:hAnsi="Meiryo UI" w:eastAsia="Meiryo UI" w:cs="Meiryo UI" w:hint="default"/>
+        <w:rFonts w:ascii="Meiryo UI" w:eastAsia="Meiryo UI" w:hAnsi="Meiryo UI" w:cs="Meiryo UI" w:hint="default"/>
         <w:sz w:val="20"/>
       </w:rPr>
     </w:lvl>
@@ -31178,7 +29975,7 @@
         <w:ind w:left="5040" w:hanging="360"/>
       </w:pPr>
       <w:rPr>
-        <w:rFonts w:ascii="Meiryo UI" w:hAnsi="Meiryo UI" w:eastAsia="Meiryo UI" w:cs="Meiryo UI" w:hint="default"/>
+        <w:rFonts w:ascii="Meiryo UI" w:eastAsia="Meiryo UI" w:hAnsi="Meiryo UI" w:cs="Meiryo UI" w:hint="default"/>
         <w:sz w:val="20"/>
       </w:rPr>
     </w:lvl>
@@ -31194,7 +29991,7 @@
         <w:ind w:left="5760" w:hanging="360"/>
       </w:pPr>
       <w:rPr>
-        <w:rFonts w:ascii="Meiryo UI" w:hAnsi="Meiryo UI" w:eastAsia="Meiryo UI" w:cs="Meiryo UI" w:hint="default"/>
+        <w:rFonts w:ascii="Meiryo UI" w:eastAsia="Meiryo UI" w:hAnsi="Meiryo UI" w:cs="Meiryo UI" w:hint="default"/>
         <w:sz w:val="20"/>
       </w:rPr>
     </w:lvl>
@@ -31210,7 +30007,7 @@
         <w:ind w:left="6480" w:hanging="360"/>
       </w:pPr>
       <w:rPr>
-        <w:rFonts w:ascii="Meiryo UI" w:hAnsi="Meiryo UI" w:eastAsia="Meiryo UI" w:cs="Meiryo UI" w:hint="default"/>
+        <w:rFonts w:ascii="Meiryo UI" w:eastAsia="Meiryo UI" w:hAnsi="Meiryo UI" w:cs="Meiryo UI" w:hint="default"/>
         <w:sz w:val="20"/>
       </w:rPr>
     </w:lvl>
@@ -31228,7 +30025,7 @@
         <w:ind w:left="440" w:hanging="440"/>
       </w:pPr>
       <w:rPr>
-        <w:rFonts w:ascii="Meiryo UI" w:hAnsi="Meiryo UI" w:eastAsia="Meiryo UI" w:cs="Meiryo UI" w:hint="default"/>
+        <w:rFonts w:ascii="Meiryo UI" w:eastAsia="Meiryo UI" w:hAnsi="Meiryo UI" w:cs="Meiryo UI" w:hint="default"/>
       </w:rPr>
     </w:lvl>
     <w:lvl w:ilvl="1" w:tplc="0409000B">
@@ -31240,7 +30037,7 @@
         <w:ind w:left="880" w:hanging="440"/>
       </w:pPr>
       <w:rPr>
-        <w:rFonts w:ascii="Meiryo UI" w:hAnsi="Meiryo UI" w:eastAsia="Meiryo UI" w:cs="Meiryo UI" w:hint="default"/>
+        <w:rFonts w:ascii="Meiryo UI" w:eastAsia="Meiryo UI" w:hAnsi="Meiryo UI" w:cs="Meiryo UI" w:hint="default"/>
       </w:rPr>
     </w:lvl>
     <w:lvl w:ilvl="2" w:tplc="0409000D" w:tentative="1">
@@ -31252,7 +30049,7 @@
         <w:ind w:left="1320" w:hanging="440"/>
       </w:pPr>
       <w:rPr>
-        <w:rFonts w:ascii="Meiryo UI" w:hAnsi="Meiryo UI" w:eastAsia="Meiryo UI" w:cs="Meiryo UI" w:hint="default"/>
+        <w:rFonts w:ascii="Meiryo UI" w:eastAsia="Meiryo UI" w:hAnsi="Meiryo UI" w:cs="Meiryo UI" w:hint="default"/>
       </w:rPr>
     </w:lvl>
     <w:lvl w:ilvl="3" w:tplc="04090001" w:tentative="1">
@@ -31264,7 +30061,7 @@
         <w:ind w:left="1760" w:hanging="440"/>
       </w:pPr>
       <w:rPr>
-        <w:rFonts w:ascii="Meiryo UI" w:hAnsi="Meiryo UI" w:eastAsia="Meiryo UI" w:cs="Meiryo UI" w:hint="default"/>
+        <w:rFonts w:ascii="Meiryo UI" w:eastAsia="Meiryo UI" w:hAnsi="Meiryo UI" w:cs="Meiryo UI" w:hint="default"/>
       </w:rPr>
     </w:lvl>
     <w:lvl w:ilvl="4" w:tplc="0409000B" w:tentative="1">
@@ -31276,7 +30073,7 @@
         <w:ind w:left="2200" w:hanging="440"/>
       </w:pPr>
       <w:rPr>
-        <w:rFonts w:ascii="Meiryo UI" w:hAnsi="Meiryo UI" w:eastAsia="Meiryo UI" w:cs="Meiryo UI" w:hint="default"/>
+        <w:rFonts w:ascii="Meiryo UI" w:eastAsia="Meiryo UI" w:hAnsi="Meiryo UI" w:cs="Meiryo UI" w:hint="default"/>
       </w:rPr>
     </w:lvl>
     <w:lvl w:ilvl="5" w:tplc="0409000D" w:tentative="1">
@@ -31288,7 +30085,7 @@
         <w:ind w:left="2640" w:hanging="440"/>
       </w:pPr>
       <w:rPr>
-        <w:rFonts w:ascii="Meiryo UI" w:hAnsi="Meiryo UI" w:eastAsia="Meiryo UI" w:cs="Meiryo UI" w:hint="default"/>
+        <w:rFonts w:ascii="Meiryo UI" w:eastAsia="Meiryo UI" w:hAnsi="Meiryo UI" w:cs="Meiryo UI" w:hint="default"/>
       </w:rPr>
     </w:lvl>
     <w:lvl w:ilvl="6" w:tplc="04090001" w:tentative="1">
@@ -31300,7 +30097,7 @@
         <w:ind w:left="3080" w:hanging="440"/>
       </w:pPr>
       <w:rPr>
-        <w:rFonts w:ascii="Meiryo UI" w:hAnsi="Meiryo UI" w:eastAsia="Meiryo UI" w:cs="Meiryo UI" w:hint="default"/>
+        <w:rFonts w:ascii="Meiryo UI" w:eastAsia="Meiryo UI" w:hAnsi="Meiryo UI" w:cs="Meiryo UI" w:hint="default"/>
       </w:rPr>
     </w:lvl>
     <w:lvl w:ilvl="7" w:tplc="0409000B" w:tentative="1">
@@ -31312,7 +30109,7 @@
         <w:ind w:left="3520" w:hanging="440"/>
       </w:pPr>
       <w:rPr>
-        <w:rFonts w:ascii="Meiryo UI" w:hAnsi="Meiryo UI" w:eastAsia="Meiryo UI" w:cs="Meiryo UI" w:hint="default"/>
+        <w:rFonts w:ascii="Meiryo UI" w:eastAsia="Meiryo UI" w:hAnsi="Meiryo UI" w:cs="Meiryo UI" w:hint="default"/>
       </w:rPr>
     </w:lvl>
     <w:lvl w:ilvl="8" w:tplc="0409000D" w:tentative="1">
@@ -31324,7 +30121,7 @@
         <w:ind w:left="3960" w:hanging="440"/>
       </w:pPr>
       <w:rPr>
-        <w:rFonts w:ascii="Meiryo UI" w:hAnsi="Meiryo UI" w:eastAsia="Meiryo UI" w:cs="Meiryo UI" w:hint="default"/>
+        <w:rFonts w:ascii="Meiryo UI" w:eastAsia="Meiryo UI" w:hAnsi="Meiryo UI" w:cs="Meiryo UI" w:hint="default"/>
       </w:rPr>
     </w:lvl>
   </w:abstractNum>
@@ -31344,7 +30141,7 @@
         <w:ind w:left="720" w:hanging="360"/>
       </w:pPr>
       <w:rPr>
-        <w:rFonts w:ascii="Meiryo UI" w:hAnsi="Meiryo UI" w:eastAsia="Meiryo UI" w:cs="Meiryo UI" w:hint="default"/>
+        <w:rFonts w:ascii="Meiryo UI" w:eastAsia="Meiryo UI" w:hAnsi="Meiryo UI" w:cs="Meiryo UI" w:hint="default"/>
         <w:sz w:val="20"/>
       </w:rPr>
     </w:lvl>
@@ -31376,7 +30173,7 @@
         <w:ind w:left="2160" w:hanging="360"/>
       </w:pPr>
       <w:rPr>
-        <w:rFonts w:ascii="Meiryo UI" w:hAnsi="Meiryo UI" w:eastAsia="Meiryo UI" w:cs="Meiryo UI" w:hint="default"/>
+        <w:rFonts w:ascii="Meiryo UI" w:eastAsia="Meiryo UI" w:hAnsi="Meiryo UI" w:cs="Meiryo UI" w:hint="default"/>
         <w:sz w:val="20"/>
       </w:rPr>
     </w:lvl>
@@ -31392,7 +30189,7 @@
         <w:ind w:left="2880" w:hanging="360"/>
       </w:pPr>
       <w:rPr>
-        <w:rFonts w:ascii="Meiryo UI" w:hAnsi="Meiryo UI" w:eastAsia="Meiryo UI" w:cs="Meiryo UI" w:hint="default"/>
+        <w:rFonts w:ascii="Meiryo UI" w:eastAsia="Meiryo UI" w:hAnsi="Meiryo UI" w:cs="Meiryo UI" w:hint="default"/>
         <w:sz w:val="20"/>
       </w:rPr>
     </w:lvl>
@@ -31408,7 +30205,7 @@
         <w:ind w:left="3600" w:hanging="360"/>
       </w:pPr>
       <w:rPr>
-        <w:rFonts w:ascii="Meiryo UI" w:hAnsi="Meiryo UI" w:eastAsia="Meiryo UI" w:cs="Meiryo UI" w:hint="default"/>
+        <w:rFonts w:ascii="Meiryo UI" w:eastAsia="Meiryo UI" w:hAnsi="Meiryo UI" w:cs="Meiryo UI" w:hint="default"/>
         <w:sz w:val="20"/>
       </w:rPr>
     </w:lvl>
@@ -31424,7 +30221,7 @@
         <w:ind w:left="4320" w:hanging="360"/>
       </w:pPr>
       <w:rPr>
-        <w:rFonts w:ascii="Meiryo UI" w:hAnsi="Meiryo UI" w:eastAsia="Meiryo UI" w:cs="Meiryo UI" w:hint="default"/>
+        <w:rFonts w:ascii="Meiryo UI" w:eastAsia="Meiryo UI" w:hAnsi="Meiryo UI" w:cs="Meiryo UI" w:hint="default"/>
         <w:sz w:val="20"/>
       </w:rPr>
     </w:lvl>
@@ -31440,7 +30237,7 @@
         <w:ind w:left="5040" w:hanging="360"/>
       </w:pPr>
       <w:rPr>
-        <w:rFonts w:ascii="Meiryo UI" w:hAnsi="Meiryo UI" w:eastAsia="Meiryo UI" w:cs="Meiryo UI" w:hint="default"/>
+        <w:rFonts w:ascii="Meiryo UI" w:eastAsia="Meiryo UI" w:hAnsi="Meiryo UI" w:cs="Meiryo UI" w:hint="default"/>
         <w:sz w:val="20"/>
       </w:rPr>
     </w:lvl>
@@ -31456,7 +30253,7 @@
         <w:ind w:left="5760" w:hanging="360"/>
       </w:pPr>
       <w:rPr>
-        <w:rFonts w:ascii="Meiryo UI" w:hAnsi="Meiryo UI" w:eastAsia="Meiryo UI" w:cs="Meiryo UI" w:hint="default"/>
+        <w:rFonts w:ascii="Meiryo UI" w:eastAsia="Meiryo UI" w:hAnsi="Meiryo UI" w:cs="Meiryo UI" w:hint="default"/>
         <w:sz w:val="20"/>
       </w:rPr>
     </w:lvl>
@@ -31472,7 +30269,7 @@
         <w:ind w:left="6480" w:hanging="360"/>
       </w:pPr>
       <w:rPr>
-        <w:rFonts w:ascii="Meiryo UI" w:hAnsi="Meiryo UI" w:eastAsia="Meiryo UI" w:cs="Meiryo UI" w:hint="default"/>
+        <w:rFonts w:ascii="Meiryo UI" w:eastAsia="Meiryo UI" w:hAnsi="Meiryo UI" w:cs="Meiryo UI" w:hint="default"/>
         <w:sz w:val="20"/>
       </w:rPr>
     </w:lvl>
@@ -31627,7 +30424,7 @@
         <w:ind w:left="440" w:hanging="440"/>
       </w:pPr>
       <w:rPr>
-        <w:rFonts w:ascii="Meiryo UI" w:hAnsi="Meiryo UI" w:eastAsia="Meiryo UI" w:cs="Meiryo UI" w:hint="default"/>
+        <w:rFonts w:ascii="Meiryo UI" w:eastAsia="Meiryo UI" w:hAnsi="Meiryo UI" w:cs="Meiryo UI" w:hint="default"/>
       </w:rPr>
     </w:lvl>
     <w:lvl w:ilvl="2" w:tplc="04090003">
@@ -31639,7 +30436,7 @@
         <w:ind w:left="440" w:hanging="440"/>
       </w:pPr>
       <w:rPr>
-        <w:rFonts w:ascii="Meiryo UI" w:hAnsi="Meiryo UI" w:eastAsia="Meiryo UI" w:cs="Meiryo UI" w:hint="default"/>
+        <w:rFonts w:ascii="Meiryo UI" w:eastAsia="Meiryo UI" w:hAnsi="Meiryo UI" w:cs="Meiryo UI" w:hint="default"/>
       </w:rPr>
     </w:lvl>
     <w:lvl w:ilvl="3" w:tplc="FFFFFFFF" w:tentative="1">
@@ -31713,7 +30510,7 @@
         <w:ind w:left="720" w:hanging="360"/>
       </w:pPr>
       <w:rPr>
-        <w:rFonts w:ascii="Meiryo UI" w:hAnsi="Meiryo UI" w:eastAsia="Meiryo UI" w:cs="Meiryo UI" w:hint="default"/>
+        <w:rFonts w:ascii="Meiryo UI" w:eastAsia="Meiryo UI" w:hAnsi="Meiryo UI" w:cs="Meiryo UI" w:hint="default"/>
         <w:sz w:val="20"/>
       </w:rPr>
     </w:lvl>
@@ -31745,7 +30542,7 @@
         <w:ind w:left="2160" w:hanging="360"/>
       </w:pPr>
       <w:rPr>
-        <w:rFonts w:ascii="Meiryo UI" w:hAnsi="Meiryo UI" w:eastAsia="Meiryo UI" w:cs="Meiryo UI" w:hint="default"/>
+        <w:rFonts w:ascii="Meiryo UI" w:eastAsia="Meiryo UI" w:hAnsi="Meiryo UI" w:cs="Meiryo UI" w:hint="default"/>
         <w:sz w:val="20"/>
       </w:rPr>
     </w:lvl>
@@ -31761,7 +30558,7 @@
         <w:ind w:left="2880" w:hanging="360"/>
       </w:pPr>
       <w:rPr>
-        <w:rFonts w:ascii="Meiryo UI" w:hAnsi="Meiryo UI" w:eastAsia="Meiryo UI" w:cs="Meiryo UI" w:hint="default"/>
+        <w:rFonts w:ascii="Meiryo UI" w:eastAsia="Meiryo UI" w:hAnsi="Meiryo UI" w:cs="Meiryo UI" w:hint="default"/>
         <w:sz w:val="20"/>
       </w:rPr>
     </w:lvl>
@@ -31777,7 +30574,7 @@
         <w:ind w:left="3600" w:hanging="360"/>
       </w:pPr>
       <w:rPr>
-        <w:rFonts w:ascii="Meiryo UI" w:hAnsi="Meiryo UI" w:eastAsia="Meiryo UI" w:cs="Meiryo UI" w:hint="default"/>
+        <w:rFonts w:ascii="Meiryo UI" w:eastAsia="Meiryo UI" w:hAnsi="Meiryo UI" w:cs="Meiryo UI" w:hint="default"/>
         <w:sz w:val="20"/>
       </w:rPr>
     </w:lvl>
@@ -31793,7 +30590,7 @@
         <w:ind w:left="4320" w:hanging="360"/>
       </w:pPr>
       <w:rPr>
-        <w:rFonts w:ascii="Meiryo UI" w:hAnsi="Meiryo UI" w:eastAsia="Meiryo UI" w:cs="Meiryo UI" w:hint="default"/>
+        <w:rFonts w:ascii="Meiryo UI" w:eastAsia="Meiryo UI" w:hAnsi="Meiryo UI" w:cs="Meiryo UI" w:hint="default"/>
         <w:sz w:val="20"/>
       </w:rPr>
     </w:lvl>
@@ -31809,7 +30606,7 @@
         <w:ind w:left="5040" w:hanging="360"/>
       </w:pPr>
       <w:rPr>
-        <w:rFonts w:ascii="Meiryo UI" w:hAnsi="Meiryo UI" w:eastAsia="Meiryo UI" w:cs="Meiryo UI" w:hint="default"/>
+        <w:rFonts w:ascii="Meiryo UI" w:eastAsia="Meiryo UI" w:hAnsi="Meiryo UI" w:cs="Meiryo UI" w:hint="default"/>
         <w:sz w:val="20"/>
       </w:rPr>
     </w:lvl>
@@ -31825,7 +30622,7 @@
         <w:ind w:left="5760" w:hanging="360"/>
       </w:pPr>
       <w:rPr>
-        <w:rFonts w:ascii="Meiryo UI" w:hAnsi="Meiryo UI" w:eastAsia="Meiryo UI" w:cs="Meiryo UI" w:hint="default"/>
+        <w:rFonts w:ascii="Meiryo UI" w:eastAsia="Meiryo UI" w:hAnsi="Meiryo UI" w:cs="Meiryo UI" w:hint="default"/>
         <w:sz w:val="20"/>
       </w:rPr>
     </w:lvl>
@@ -31841,7 +30638,7 @@
         <w:ind w:left="6480" w:hanging="360"/>
       </w:pPr>
       <w:rPr>
-        <w:rFonts w:ascii="Meiryo UI" w:hAnsi="Meiryo UI" w:eastAsia="Meiryo UI" w:cs="Meiryo UI" w:hint="default"/>
+        <w:rFonts w:ascii="Meiryo UI" w:eastAsia="Meiryo UI" w:hAnsi="Meiryo UI" w:cs="Meiryo UI" w:hint="default"/>
         <w:sz w:val="20"/>
       </w:rPr>
     </w:lvl>
@@ -31859,7 +30656,7 @@
         <w:ind w:left="440" w:hanging="440"/>
       </w:pPr>
       <w:rPr>
-        <w:rFonts w:ascii="Meiryo UI" w:hAnsi="Meiryo UI" w:eastAsia="Meiryo UI" w:cs="Meiryo UI" w:hint="default"/>
+        <w:rFonts w:ascii="Meiryo UI" w:eastAsia="Meiryo UI" w:hAnsi="Meiryo UI" w:cs="Meiryo UI" w:hint="default"/>
       </w:rPr>
     </w:lvl>
     <w:lvl w:ilvl="1" w:tplc="0409000B" w:tentative="1">
@@ -31871,7 +30668,7 @@
         <w:ind w:left="880" w:hanging="440"/>
       </w:pPr>
       <w:rPr>
-        <w:rFonts w:ascii="Meiryo UI" w:hAnsi="Meiryo UI" w:eastAsia="Meiryo UI" w:cs="Meiryo UI" w:hint="default"/>
+        <w:rFonts w:ascii="Meiryo UI" w:eastAsia="Meiryo UI" w:hAnsi="Meiryo UI" w:cs="Meiryo UI" w:hint="default"/>
       </w:rPr>
     </w:lvl>
     <w:lvl w:ilvl="2" w:tplc="0409000D" w:tentative="1">
@@ -31883,7 +30680,7 @@
         <w:ind w:left="1320" w:hanging="440"/>
       </w:pPr>
       <w:rPr>
-        <w:rFonts w:ascii="Meiryo UI" w:hAnsi="Meiryo UI" w:eastAsia="Meiryo UI" w:cs="Meiryo UI" w:hint="default"/>
+        <w:rFonts w:ascii="Meiryo UI" w:eastAsia="Meiryo UI" w:hAnsi="Meiryo UI" w:cs="Meiryo UI" w:hint="default"/>
       </w:rPr>
     </w:lvl>
     <w:lvl w:ilvl="3" w:tplc="04090001" w:tentative="1">
@@ -31895,7 +30692,7 @@
         <w:ind w:left="1760" w:hanging="440"/>
       </w:pPr>
       <w:rPr>
-        <w:rFonts w:ascii="Meiryo UI" w:hAnsi="Meiryo UI" w:eastAsia="Meiryo UI" w:cs="Meiryo UI" w:hint="default"/>
+        <w:rFonts w:ascii="Meiryo UI" w:eastAsia="Meiryo UI" w:hAnsi="Meiryo UI" w:cs="Meiryo UI" w:hint="default"/>
       </w:rPr>
     </w:lvl>
     <w:lvl w:ilvl="4" w:tplc="0409000B" w:tentative="1">
@@ -31907,7 +30704,7 @@
         <w:ind w:left="2200" w:hanging="440"/>
       </w:pPr>
       <w:rPr>
-        <w:rFonts w:ascii="Meiryo UI" w:hAnsi="Meiryo UI" w:eastAsia="Meiryo UI" w:cs="Meiryo UI" w:hint="default"/>
+        <w:rFonts w:ascii="Meiryo UI" w:eastAsia="Meiryo UI" w:hAnsi="Meiryo UI" w:cs="Meiryo UI" w:hint="default"/>
       </w:rPr>
     </w:lvl>
     <w:lvl w:ilvl="5" w:tplc="0409000D" w:tentative="1">
@@ -31919,7 +30716,7 @@
         <w:ind w:left="2640" w:hanging="440"/>
       </w:pPr>
       <w:rPr>
-        <w:rFonts w:ascii="Meiryo UI" w:hAnsi="Meiryo UI" w:eastAsia="Meiryo UI" w:cs="Meiryo UI" w:hint="default"/>
+        <w:rFonts w:ascii="Meiryo UI" w:eastAsia="Meiryo UI" w:hAnsi="Meiryo UI" w:cs="Meiryo UI" w:hint="default"/>
       </w:rPr>
     </w:lvl>
     <w:lvl w:ilvl="6" w:tplc="04090001" w:tentative="1">
@@ -31931,7 +30728,7 @@
         <w:ind w:left="3080" w:hanging="440"/>
       </w:pPr>
       <w:rPr>
-        <w:rFonts w:ascii="Meiryo UI" w:hAnsi="Meiryo UI" w:eastAsia="Meiryo UI" w:cs="Meiryo UI" w:hint="default"/>
+        <w:rFonts w:ascii="Meiryo UI" w:eastAsia="Meiryo UI" w:hAnsi="Meiryo UI" w:cs="Meiryo UI" w:hint="default"/>
       </w:rPr>
     </w:lvl>
     <w:lvl w:ilvl="7" w:tplc="0409000B" w:tentative="1">
@@ -31943,7 +30740,7 @@
         <w:ind w:left="3520" w:hanging="440"/>
       </w:pPr>
       <w:rPr>
-        <w:rFonts w:ascii="Meiryo UI" w:hAnsi="Meiryo UI" w:eastAsia="Meiryo UI" w:cs="Meiryo UI" w:hint="default"/>
+        <w:rFonts w:ascii="Meiryo UI" w:eastAsia="Meiryo UI" w:hAnsi="Meiryo UI" w:cs="Meiryo UI" w:hint="default"/>
       </w:rPr>
     </w:lvl>
     <w:lvl w:ilvl="8" w:tplc="0409000D" w:tentative="1">
@@ -31955,7 +30752,7 @@
         <w:ind w:left="3960" w:hanging="440"/>
       </w:pPr>
       <w:rPr>
-        <w:rFonts w:ascii="Meiryo UI" w:hAnsi="Meiryo UI" w:eastAsia="Meiryo UI" w:cs="Meiryo UI" w:hint="default"/>
+        <w:rFonts w:ascii="Meiryo UI" w:eastAsia="Meiryo UI" w:hAnsi="Meiryo UI" w:cs="Meiryo UI" w:hint="default"/>
       </w:rPr>
     </w:lvl>
   </w:abstractNum>
@@ -32172,7 +30969,7 @@
         <w:ind w:left="800" w:hanging="440"/>
       </w:pPr>
       <w:rPr>
-        <w:rFonts w:ascii="Meiryo UI" w:hAnsi="Meiryo UI" w:eastAsia="Meiryo UI" w:cs="Meiryo UI" w:hint="default"/>
+        <w:rFonts w:ascii="Meiryo UI" w:eastAsia="Meiryo UI" w:hAnsi="Meiryo UI" w:cs="Meiryo UI" w:hint="default"/>
         <w:u w:val="none"/>
       </w:rPr>
     </w:lvl>
@@ -32185,7 +30982,7 @@
         <w:ind w:left="1520" w:hanging="440"/>
       </w:pPr>
       <w:rPr>
-        <w:rFonts w:ascii="Meiryo UI" w:hAnsi="Meiryo UI" w:eastAsia="Meiryo UI" w:cs="Meiryo UI" w:hint="default"/>
+        <w:rFonts w:ascii="Meiryo UI" w:eastAsia="Meiryo UI" w:hAnsi="Meiryo UI" w:cs="Meiryo UI" w:hint="default"/>
       </w:rPr>
     </w:lvl>
     <w:lvl w:ilvl="2">
@@ -32286,7 +31083,7 @@
         <w:ind w:left="1160" w:hanging="440"/>
       </w:pPr>
       <w:rPr>
-        <w:rFonts w:ascii="Meiryo UI" w:hAnsi="Meiryo UI" w:eastAsia="Meiryo UI" w:cs="Meiryo UI" w:hint="default"/>
+        <w:rFonts w:ascii="Meiryo UI" w:eastAsia="Meiryo UI" w:hAnsi="Meiryo UI" w:cs="Meiryo UI" w:hint="default"/>
       </w:rPr>
     </w:lvl>
     <w:lvl w:ilvl="1" w:tplc="0409000B" w:tentative="1">
@@ -32298,7 +31095,7 @@
         <w:ind w:left="1600" w:hanging="440"/>
       </w:pPr>
       <w:rPr>
-        <w:rFonts w:ascii="Meiryo UI" w:hAnsi="Meiryo UI" w:eastAsia="Meiryo UI" w:cs="Meiryo UI" w:hint="default"/>
+        <w:rFonts w:ascii="Meiryo UI" w:eastAsia="Meiryo UI" w:hAnsi="Meiryo UI" w:cs="Meiryo UI" w:hint="default"/>
       </w:rPr>
     </w:lvl>
     <w:lvl w:ilvl="2" w:tplc="0409000D" w:tentative="1">
@@ -32310,7 +31107,7 @@
         <w:ind w:left="2040" w:hanging="440"/>
       </w:pPr>
       <w:rPr>
-        <w:rFonts w:ascii="Meiryo UI" w:hAnsi="Meiryo UI" w:eastAsia="Meiryo UI" w:cs="Meiryo UI" w:hint="default"/>
+        <w:rFonts w:ascii="Meiryo UI" w:eastAsia="Meiryo UI" w:hAnsi="Meiryo UI" w:cs="Meiryo UI" w:hint="default"/>
       </w:rPr>
     </w:lvl>
     <w:lvl w:ilvl="3" w:tplc="04090001" w:tentative="1">
@@ -32322,7 +31119,7 @@
         <w:ind w:left="2480" w:hanging="440"/>
       </w:pPr>
       <w:rPr>
-        <w:rFonts w:ascii="Meiryo UI" w:hAnsi="Meiryo UI" w:eastAsia="Meiryo UI" w:cs="Meiryo UI" w:hint="default"/>
+        <w:rFonts w:ascii="Meiryo UI" w:eastAsia="Meiryo UI" w:hAnsi="Meiryo UI" w:cs="Meiryo UI" w:hint="default"/>
       </w:rPr>
     </w:lvl>
     <w:lvl w:ilvl="4" w:tplc="0409000B" w:tentative="1">
@@ -32334,7 +31131,7 @@
         <w:ind w:left="2920" w:hanging="440"/>
       </w:pPr>
       <w:rPr>
-        <w:rFonts w:ascii="Meiryo UI" w:hAnsi="Meiryo UI" w:eastAsia="Meiryo UI" w:cs="Meiryo UI" w:hint="default"/>
+        <w:rFonts w:ascii="Meiryo UI" w:eastAsia="Meiryo UI" w:hAnsi="Meiryo UI" w:cs="Meiryo UI" w:hint="default"/>
       </w:rPr>
     </w:lvl>
     <w:lvl w:ilvl="5" w:tplc="0409000D" w:tentative="1">
@@ -32346,7 +31143,7 @@
         <w:ind w:left="3360" w:hanging="440"/>
       </w:pPr>
       <w:rPr>
-        <w:rFonts w:ascii="Meiryo UI" w:hAnsi="Meiryo UI" w:eastAsia="Meiryo UI" w:cs="Meiryo UI" w:hint="default"/>
+        <w:rFonts w:ascii="Meiryo UI" w:eastAsia="Meiryo UI" w:hAnsi="Meiryo UI" w:cs="Meiryo UI" w:hint="default"/>
       </w:rPr>
     </w:lvl>
     <w:lvl w:ilvl="6" w:tplc="04090001" w:tentative="1">
@@ -32358,7 +31155,7 @@
         <w:ind w:left="3800" w:hanging="440"/>
       </w:pPr>
       <w:rPr>
-        <w:rFonts w:ascii="Meiryo UI" w:hAnsi="Meiryo UI" w:eastAsia="Meiryo UI" w:cs="Meiryo UI" w:hint="default"/>
+        <w:rFonts w:ascii="Meiryo UI" w:eastAsia="Meiryo UI" w:hAnsi="Meiryo UI" w:cs="Meiryo UI" w:hint="default"/>
       </w:rPr>
     </w:lvl>
     <w:lvl w:ilvl="7" w:tplc="0409000B" w:tentative="1">
@@ -32370,7 +31167,7 @@
         <w:ind w:left="4240" w:hanging="440"/>
       </w:pPr>
       <w:rPr>
-        <w:rFonts w:ascii="Meiryo UI" w:hAnsi="Meiryo UI" w:eastAsia="Meiryo UI" w:cs="Meiryo UI" w:hint="default"/>
+        <w:rFonts w:ascii="Meiryo UI" w:eastAsia="Meiryo UI" w:hAnsi="Meiryo UI" w:cs="Meiryo UI" w:hint="default"/>
       </w:rPr>
     </w:lvl>
     <w:lvl w:ilvl="8" w:tplc="0409000D" w:tentative="1">
@@ -32382,7 +31179,7 @@
         <w:ind w:left="4680" w:hanging="440"/>
       </w:pPr>
       <w:rPr>
-        <w:rFonts w:ascii="Meiryo UI" w:hAnsi="Meiryo UI" w:eastAsia="Meiryo UI" w:cs="Meiryo UI" w:hint="default"/>
+        <w:rFonts w:ascii="Meiryo UI" w:eastAsia="Meiryo UI" w:hAnsi="Meiryo UI" w:cs="Meiryo UI" w:hint="default"/>
       </w:rPr>
     </w:lvl>
   </w:abstractNum>
@@ -32399,7 +31196,7 @@
         <w:ind w:left="800" w:hanging="440"/>
       </w:pPr>
       <w:rPr>
-        <w:rFonts w:ascii="Meiryo UI" w:hAnsi="Meiryo UI" w:eastAsia="Meiryo UI" w:cs="Meiryo UI" w:hint="default"/>
+        <w:rFonts w:ascii="Meiryo UI" w:eastAsia="Meiryo UI" w:hAnsi="Meiryo UI" w:cs="Meiryo UI" w:hint="default"/>
         <w:u w:val="none"/>
       </w:rPr>
     </w:lvl>
@@ -32513,7 +31310,7 @@
         <w:ind w:left="800" w:hanging="440"/>
       </w:pPr>
       <w:rPr>
-        <w:rFonts w:ascii="Meiryo UI" w:hAnsi="Meiryo UI" w:eastAsia="Meiryo UI" w:cs="Meiryo UI" w:hint="default"/>
+        <w:rFonts w:ascii="Meiryo UI" w:eastAsia="Meiryo UI" w:hAnsi="Meiryo UI" w:cs="Meiryo UI" w:hint="default"/>
         <w:u w:val="none"/>
       </w:rPr>
     </w:lvl>
@@ -32526,7 +31323,7 @@
         <w:ind w:left="1520" w:hanging="440"/>
       </w:pPr>
       <w:rPr>
-        <w:rFonts w:ascii="Meiryo UI" w:hAnsi="Meiryo UI" w:eastAsia="Meiryo UI" w:cs="Meiryo UI" w:hint="default"/>
+        <w:rFonts w:ascii="Meiryo UI" w:eastAsia="Meiryo UI" w:hAnsi="Meiryo UI" w:cs="Meiryo UI" w:hint="default"/>
       </w:rPr>
     </w:lvl>
     <w:lvl w:ilvl="2">
@@ -32627,7 +31424,7 @@
         <w:ind w:left="800" w:hanging="440"/>
       </w:pPr>
       <w:rPr>
-        <w:rFonts w:ascii="Meiryo UI" w:hAnsi="Meiryo UI" w:eastAsia="Meiryo UI" w:cs="Meiryo UI" w:hint="default"/>
+        <w:rFonts w:ascii="Meiryo UI" w:eastAsia="Meiryo UI" w:hAnsi="Meiryo UI" w:cs="Meiryo UI" w:hint="default"/>
         <w:u w:val="none"/>
       </w:rPr>
     </w:lvl>
@@ -32640,7 +31437,7 @@
         <w:ind w:left="1520" w:hanging="440"/>
       </w:pPr>
       <w:rPr>
-        <w:rFonts w:ascii="Meiryo UI" w:hAnsi="Meiryo UI" w:eastAsia="Meiryo UI" w:cs="Meiryo UI" w:hint="default"/>
+        <w:rFonts w:ascii="Meiryo UI" w:eastAsia="Meiryo UI" w:hAnsi="Meiryo UI" w:cs="Meiryo UI" w:hint="default"/>
       </w:rPr>
     </w:lvl>
     <w:lvl w:ilvl="2">
@@ -32741,7 +31538,7 @@
         <w:ind w:left="440" w:hanging="440"/>
       </w:pPr>
       <w:rPr>
-        <w:rFonts w:ascii="Meiryo UI" w:hAnsi="Meiryo UI" w:eastAsia="Meiryo UI" w:cs="Meiryo UI" w:hint="default"/>
+        <w:rFonts w:ascii="Meiryo UI" w:eastAsia="Meiryo UI" w:hAnsi="Meiryo UI" w:cs="Meiryo UI" w:hint="default"/>
       </w:rPr>
     </w:lvl>
     <w:lvl w:ilvl="1" w:tplc="0409000B" w:tentative="1">
@@ -32753,7 +31550,7 @@
         <w:ind w:left="880" w:hanging="440"/>
       </w:pPr>
       <w:rPr>
-        <w:rFonts w:ascii="Meiryo UI" w:hAnsi="Meiryo UI" w:eastAsia="Meiryo UI" w:cs="Meiryo UI" w:hint="default"/>
+        <w:rFonts w:ascii="Meiryo UI" w:eastAsia="Meiryo UI" w:hAnsi="Meiryo UI" w:cs="Meiryo UI" w:hint="default"/>
       </w:rPr>
     </w:lvl>
     <w:lvl w:ilvl="2" w:tplc="0409000D" w:tentative="1">
@@ -32765,7 +31562,7 @@
         <w:ind w:left="1320" w:hanging="440"/>
       </w:pPr>
       <w:rPr>
-        <w:rFonts w:ascii="Meiryo UI" w:hAnsi="Meiryo UI" w:eastAsia="Meiryo UI" w:cs="Meiryo UI" w:hint="default"/>
+        <w:rFonts w:ascii="Meiryo UI" w:eastAsia="Meiryo UI" w:hAnsi="Meiryo UI" w:cs="Meiryo UI" w:hint="default"/>
       </w:rPr>
     </w:lvl>
     <w:lvl w:ilvl="3" w:tplc="04090001" w:tentative="1">
@@ -32777,7 +31574,7 @@
         <w:ind w:left="1760" w:hanging="440"/>
       </w:pPr>
       <w:rPr>
-        <w:rFonts w:ascii="Meiryo UI" w:hAnsi="Meiryo UI" w:eastAsia="Meiryo UI" w:cs="Meiryo UI" w:hint="default"/>
+        <w:rFonts w:ascii="Meiryo UI" w:eastAsia="Meiryo UI" w:hAnsi="Meiryo UI" w:cs="Meiryo UI" w:hint="default"/>
       </w:rPr>
     </w:lvl>
     <w:lvl w:ilvl="4" w:tplc="0409000B" w:tentative="1">
@@ -32789,7 +31586,7 @@
         <w:ind w:left="2200" w:hanging="440"/>
       </w:pPr>
       <w:rPr>
-        <w:rFonts w:ascii="Meiryo UI" w:hAnsi="Meiryo UI" w:eastAsia="Meiryo UI" w:cs="Meiryo UI" w:hint="default"/>
+        <w:rFonts w:ascii="Meiryo UI" w:eastAsia="Meiryo UI" w:hAnsi="Meiryo UI" w:cs="Meiryo UI" w:hint="default"/>
       </w:rPr>
     </w:lvl>
     <w:lvl w:ilvl="5" w:tplc="0409000D" w:tentative="1">
@@ -32801,7 +31598,7 @@
         <w:ind w:left="2640" w:hanging="440"/>
       </w:pPr>
       <w:rPr>
-        <w:rFonts w:ascii="Meiryo UI" w:hAnsi="Meiryo UI" w:eastAsia="Meiryo UI" w:cs="Meiryo UI" w:hint="default"/>
+        <w:rFonts w:ascii="Meiryo UI" w:eastAsia="Meiryo UI" w:hAnsi="Meiryo UI" w:cs="Meiryo UI" w:hint="default"/>
       </w:rPr>
     </w:lvl>
     <w:lvl w:ilvl="6" w:tplc="04090001" w:tentative="1">
@@ -32813,7 +31610,7 @@
         <w:ind w:left="3080" w:hanging="440"/>
       </w:pPr>
       <w:rPr>
-        <w:rFonts w:ascii="Meiryo UI" w:hAnsi="Meiryo UI" w:eastAsia="Meiryo UI" w:cs="Meiryo UI" w:hint="default"/>
+        <w:rFonts w:ascii="Meiryo UI" w:eastAsia="Meiryo UI" w:hAnsi="Meiryo UI" w:cs="Meiryo UI" w:hint="default"/>
       </w:rPr>
     </w:lvl>
     <w:lvl w:ilvl="7" w:tplc="0409000B" w:tentative="1">
@@ -32825,7 +31622,7 @@
         <w:ind w:left="3520" w:hanging="440"/>
       </w:pPr>
       <w:rPr>
-        <w:rFonts w:ascii="Meiryo UI" w:hAnsi="Meiryo UI" w:eastAsia="Meiryo UI" w:cs="Meiryo UI" w:hint="default"/>
+        <w:rFonts w:ascii="Meiryo UI" w:eastAsia="Meiryo UI" w:hAnsi="Meiryo UI" w:cs="Meiryo UI" w:hint="default"/>
       </w:rPr>
     </w:lvl>
     <w:lvl w:ilvl="8" w:tplc="0409000D" w:tentative="1">
@@ -32837,7 +31634,7 @@
         <w:ind w:left="3960" w:hanging="440"/>
       </w:pPr>
       <w:rPr>
-        <w:rFonts w:ascii="Meiryo UI" w:hAnsi="Meiryo UI" w:eastAsia="Meiryo UI" w:cs="Meiryo UI" w:hint="default"/>
+        <w:rFonts w:ascii="Meiryo UI" w:eastAsia="Meiryo UI" w:hAnsi="Meiryo UI" w:cs="Meiryo UI" w:hint="default"/>
       </w:rPr>
     </w:lvl>
   </w:abstractNum>
@@ -32967,7 +31764,7 @@
         <w:ind w:left="440" w:hanging="440"/>
       </w:pPr>
       <w:rPr>
-        <w:rFonts w:ascii="Meiryo UI" w:hAnsi="Meiryo UI" w:eastAsia="Meiryo UI" w:cs="Meiryo UI" w:hint="default"/>
+        <w:rFonts w:ascii="Meiryo UI" w:eastAsia="Meiryo UI" w:hAnsi="Meiryo UI" w:cs="Meiryo UI" w:hint="default"/>
       </w:rPr>
     </w:lvl>
     <w:lvl w:ilvl="1" w:tplc="0409000B" w:tentative="1">
@@ -32979,7 +31776,7 @@
         <w:ind w:left="880" w:hanging="440"/>
       </w:pPr>
       <w:rPr>
-        <w:rFonts w:ascii="Meiryo UI" w:hAnsi="Meiryo UI" w:eastAsia="Meiryo UI" w:cs="Meiryo UI" w:hint="default"/>
+        <w:rFonts w:ascii="Meiryo UI" w:eastAsia="Meiryo UI" w:hAnsi="Meiryo UI" w:cs="Meiryo UI" w:hint="default"/>
       </w:rPr>
     </w:lvl>
     <w:lvl w:ilvl="2" w:tplc="0409000D" w:tentative="1">
@@ -32991,7 +31788,7 @@
         <w:ind w:left="1320" w:hanging="440"/>
       </w:pPr>
       <w:rPr>
-        <w:rFonts w:ascii="Meiryo UI" w:hAnsi="Meiryo UI" w:eastAsia="Meiryo UI" w:cs="Meiryo UI" w:hint="default"/>
+        <w:rFonts w:ascii="Meiryo UI" w:eastAsia="Meiryo UI" w:hAnsi="Meiryo UI" w:cs="Meiryo UI" w:hint="default"/>
       </w:rPr>
     </w:lvl>
     <w:lvl w:ilvl="3" w:tplc="04090001" w:tentative="1">
@@ -33003,7 +31800,7 @@
         <w:ind w:left="1760" w:hanging="440"/>
       </w:pPr>
       <w:rPr>
-        <w:rFonts w:ascii="Meiryo UI" w:hAnsi="Meiryo UI" w:eastAsia="Meiryo UI" w:cs="Meiryo UI" w:hint="default"/>
+        <w:rFonts w:ascii="Meiryo UI" w:eastAsia="Meiryo UI" w:hAnsi="Meiryo UI" w:cs="Meiryo UI" w:hint="default"/>
       </w:rPr>
     </w:lvl>
     <w:lvl w:ilvl="4" w:tplc="0409000B" w:tentative="1">
@@ -33015,7 +31812,7 @@
         <w:ind w:left="2200" w:hanging="440"/>
       </w:pPr>
       <w:rPr>
-        <w:rFonts w:ascii="Meiryo UI" w:hAnsi="Meiryo UI" w:eastAsia="Meiryo UI" w:cs="Meiryo UI" w:hint="default"/>
+        <w:rFonts w:ascii="Meiryo UI" w:eastAsia="Meiryo UI" w:hAnsi="Meiryo UI" w:cs="Meiryo UI" w:hint="default"/>
       </w:rPr>
     </w:lvl>
     <w:lvl w:ilvl="5" w:tplc="0409000D" w:tentative="1">
@@ -33027,7 +31824,7 @@
         <w:ind w:left="2640" w:hanging="440"/>
       </w:pPr>
       <w:rPr>
-        <w:rFonts w:ascii="Meiryo UI" w:hAnsi="Meiryo UI" w:eastAsia="Meiryo UI" w:cs="Meiryo UI" w:hint="default"/>
+        <w:rFonts w:ascii="Meiryo UI" w:eastAsia="Meiryo UI" w:hAnsi="Meiryo UI" w:cs="Meiryo UI" w:hint="default"/>
       </w:rPr>
     </w:lvl>
     <w:lvl w:ilvl="6" w:tplc="04090001" w:tentative="1">
@@ -33039,7 +31836,7 @@
         <w:ind w:left="3080" w:hanging="440"/>
       </w:pPr>
       <w:rPr>
-        <w:rFonts w:ascii="Meiryo UI" w:hAnsi="Meiryo UI" w:eastAsia="Meiryo UI" w:cs="Meiryo UI" w:hint="default"/>
+        <w:rFonts w:ascii="Meiryo UI" w:eastAsia="Meiryo UI" w:hAnsi="Meiryo UI" w:cs="Meiryo UI" w:hint="default"/>
       </w:rPr>
     </w:lvl>
     <w:lvl w:ilvl="7" w:tplc="0409000B" w:tentative="1">
@@ -33051,7 +31848,7 @@
         <w:ind w:left="3520" w:hanging="440"/>
       </w:pPr>
       <w:rPr>
-        <w:rFonts w:ascii="Meiryo UI" w:hAnsi="Meiryo UI" w:eastAsia="Meiryo UI" w:cs="Meiryo UI" w:hint="default"/>
+        <w:rFonts w:ascii="Meiryo UI" w:eastAsia="Meiryo UI" w:hAnsi="Meiryo UI" w:cs="Meiryo UI" w:hint="default"/>
       </w:rPr>
     </w:lvl>
     <w:lvl w:ilvl="8" w:tplc="0409000D" w:tentative="1">
@@ -33063,7 +31860,7 @@
         <w:ind w:left="3960" w:hanging="440"/>
       </w:pPr>
       <w:rPr>
-        <w:rFonts w:ascii="Meiryo UI" w:hAnsi="Meiryo UI" w:eastAsia="Meiryo UI" w:cs="Meiryo UI" w:hint="default"/>
+        <w:rFonts w:ascii="Meiryo UI" w:eastAsia="Meiryo UI" w:hAnsi="Meiryo UI" w:cs="Meiryo UI" w:hint="default"/>
       </w:rPr>
     </w:lvl>
   </w:abstractNum>
@@ -33089,7 +31886,7 @@
         <w:ind w:left="440" w:hanging="440"/>
       </w:pPr>
       <w:rPr>
-        <w:rFonts w:ascii="Meiryo UI" w:hAnsi="Meiryo UI" w:eastAsia="Meiryo UI" w:cs="Meiryo UI" w:hint="default"/>
+        <w:rFonts w:ascii="Meiryo UI" w:eastAsia="Meiryo UI" w:hAnsi="Meiryo UI" w:cs="Meiryo UI" w:hint="default"/>
       </w:rPr>
     </w:lvl>
     <w:lvl w:ilvl="2" w:tplc="04090003">
@@ -33101,7 +31898,7 @@
         <w:ind w:left="440" w:hanging="440"/>
       </w:pPr>
       <w:rPr>
-        <w:rFonts w:ascii="Meiryo UI" w:hAnsi="Meiryo UI" w:eastAsia="Meiryo UI" w:cs="Meiryo UI" w:hint="default"/>
+        <w:rFonts w:ascii="Meiryo UI" w:eastAsia="Meiryo UI" w:hAnsi="Meiryo UI" w:cs="Meiryo UI" w:hint="default"/>
       </w:rPr>
     </w:lvl>
     <w:lvl w:ilvl="3" w:tplc="0409000F" w:tentative="1">
@@ -33172,7 +31969,7 @@
         <w:ind w:left="800" w:hanging="440"/>
       </w:pPr>
       <w:rPr>
-        <w:rFonts w:ascii="Meiryo UI" w:hAnsi="Meiryo UI" w:eastAsia="Meiryo UI" w:cs="Meiryo UI" w:hint="default"/>
+        <w:rFonts w:ascii="Meiryo UI" w:eastAsia="Meiryo UI" w:hAnsi="Meiryo UI" w:cs="Meiryo UI" w:hint="default"/>
         <w:u w:val="none"/>
       </w:rPr>
     </w:lvl>
@@ -33286,7 +32083,7 @@
         <w:ind w:left="800" w:hanging="440"/>
       </w:pPr>
       <w:rPr>
-        <w:rFonts w:ascii="Meiryo UI" w:hAnsi="Meiryo UI" w:eastAsia="Meiryo UI" w:cs="Meiryo UI" w:hint="default"/>
+        <w:rFonts w:ascii="Meiryo UI" w:eastAsia="Meiryo UI" w:hAnsi="Meiryo UI" w:cs="Meiryo UI" w:hint="default"/>
         <w:u w:val="none"/>
       </w:rPr>
     </w:lvl>
@@ -33299,7 +32096,7 @@
         <w:ind w:left="1520" w:hanging="440"/>
       </w:pPr>
       <w:rPr>
-        <w:rFonts w:ascii="Meiryo UI" w:hAnsi="Meiryo UI" w:eastAsia="Meiryo UI" w:cs="Meiryo UI" w:hint="default"/>
+        <w:rFonts w:ascii="Meiryo UI" w:eastAsia="Meiryo UI" w:hAnsi="Meiryo UI" w:cs="Meiryo UI" w:hint="default"/>
       </w:rPr>
     </w:lvl>
     <w:lvl w:ilvl="2">
@@ -33400,7 +32197,7 @@
         <w:ind w:left="440" w:hanging="440"/>
       </w:pPr>
       <w:rPr>
-        <w:rFonts w:ascii="Meiryo UI" w:hAnsi="Meiryo UI" w:eastAsia="Meiryo UI" w:cs="Meiryo UI" w:hint="default"/>
+        <w:rFonts w:ascii="Meiryo UI" w:eastAsia="Meiryo UI" w:hAnsi="Meiryo UI" w:cs="Meiryo UI" w:hint="default"/>
       </w:rPr>
     </w:lvl>
     <w:lvl w:ilvl="1" w:tplc="0409000B" w:tentative="1">
@@ -33412,7 +32209,7 @@
         <w:ind w:left="880" w:hanging="440"/>
       </w:pPr>
       <w:rPr>
-        <w:rFonts w:ascii="Meiryo UI" w:hAnsi="Meiryo UI" w:eastAsia="Meiryo UI" w:cs="Meiryo UI" w:hint="default"/>
+        <w:rFonts w:ascii="Meiryo UI" w:eastAsia="Meiryo UI" w:hAnsi="Meiryo UI" w:cs="Meiryo UI" w:hint="default"/>
       </w:rPr>
     </w:lvl>
     <w:lvl w:ilvl="2" w:tplc="0409000D" w:tentative="1">
@@ -33424,7 +32221,7 @@
         <w:ind w:left="1320" w:hanging="440"/>
       </w:pPr>
       <w:rPr>
-        <w:rFonts w:ascii="Meiryo UI" w:hAnsi="Meiryo UI" w:eastAsia="Meiryo UI" w:cs="Meiryo UI" w:hint="default"/>
+        <w:rFonts w:ascii="Meiryo UI" w:eastAsia="Meiryo UI" w:hAnsi="Meiryo UI" w:cs="Meiryo UI" w:hint="default"/>
       </w:rPr>
     </w:lvl>
     <w:lvl w:ilvl="3" w:tplc="04090001" w:tentative="1">
@@ -33436,7 +32233,7 @@
         <w:ind w:left="1760" w:hanging="440"/>
       </w:pPr>
       <w:rPr>
-        <w:rFonts w:ascii="Meiryo UI" w:hAnsi="Meiryo UI" w:eastAsia="Meiryo UI" w:cs="Meiryo UI" w:hint="default"/>
+        <w:rFonts w:ascii="Meiryo UI" w:eastAsia="Meiryo UI" w:hAnsi="Meiryo UI" w:cs="Meiryo UI" w:hint="default"/>
       </w:rPr>
     </w:lvl>
     <w:lvl w:ilvl="4" w:tplc="0409000B" w:tentative="1">
@@ -33448,7 +32245,7 @@
         <w:ind w:left="2200" w:hanging="440"/>
       </w:pPr>
       <w:rPr>
-        <w:rFonts w:ascii="Meiryo UI" w:hAnsi="Meiryo UI" w:eastAsia="Meiryo UI" w:cs="Meiryo UI" w:hint="default"/>
+        <w:rFonts w:ascii="Meiryo UI" w:eastAsia="Meiryo UI" w:hAnsi="Meiryo UI" w:cs="Meiryo UI" w:hint="default"/>
       </w:rPr>
     </w:lvl>
     <w:lvl w:ilvl="5" w:tplc="0409000D" w:tentative="1">
@@ -33460,7 +32257,7 @@
         <w:ind w:left="2640" w:hanging="440"/>
       </w:pPr>
       <w:rPr>
-        <w:rFonts w:ascii="Meiryo UI" w:hAnsi="Meiryo UI" w:eastAsia="Meiryo UI" w:cs="Meiryo UI" w:hint="default"/>
+        <w:rFonts w:ascii="Meiryo UI" w:eastAsia="Meiryo UI" w:hAnsi="Meiryo UI" w:cs="Meiryo UI" w:hint="default"/>
       </w:rPr>
     </w:lvl>
     <w:lvl w:ilvl="6" w:tplc="04090001" w:tentative="1">
@@ -33472,7 +32269,7 @@
         <w:ind w:left="3080" w:hanging="440"/>
       </w:pPr>
       <w:rPr>
-        <w:rFonts w:ascii="Meiryo UI" w:hAnsi="Meiryo UI" w:eastAsia="Meiryo UI" w:cs="Meiryo UI" w:hint="default"/>
+        <w:rFonts w:ascii="Meiryo UI" w:eastAsia="Meiryo UI" w:hAnsi="Meiryo UI" w:cs="Meiryo UI" w:hint="default"/>
       </w:rPr>
     </w:lvl>
     <w:lvl w:ilvl="7" w:tplc="0409000B" w:tentative="1">
@@ -33484,7 +32281,7 @@
         <w:ind w:left="3520" w:hanging="440"/>
       </w:pPr>
       <w:rPr>
-        <w:rFonts w:ascii="Meiryo UI" w:hAnsi="Meiryo UI" w:eastAsia="Meiryo UI" w:cs="Meiryo UI" w:hint="default"/>
+        <w:rFonts w:ascii="Meiryo UI" w:eastAsia="Meiryo UI" w:hAnsi="Meiryo UI" w:cs="Meiryo UI" w:hint="default"/>
       </w:rPr>
     </w:lvl>
     <w:lvl w:ilvl="8" w:tplc="0409000D" w:tentative="1">
@@ -33496,7 +32293,7 @@
         <w:ind w:left="3960" w:hanging="440"/>
       </w:pPr>
       <w:rPr>
-        <w:rFonts w:ascii="Meiryo UI" w:hAnsi="Meiryo UI" w:eastAsia="Meiryo UI" w:cs="Meiryo UI" w:hint="default"/>
+        <w:rFonts w:ascii="Meiryo UI" w:eastAsia="Meiryo UI" w:hAnsi="Meiryo UI" w:cs="Meiryo UI" w:hint="default"/>
       </w:rPr>
     </w:lvl>
   </w:abstractNum>
@@ -33513,7 +32310,7 @@
         <w:ind w:left="440" w:hanging="440"/>
       </w:pPr>
       <w:rPr>
-        <w:rFonts w:ascii="Meiryo UI" w:hAnsi="Meiryo UI" w:eastAsia="Meiryo UI" w:cs="Meiryo UI" w:hint="default"/>
+        <w:rFonts w:ascii="Meiryo UI" w:eastAsia="Meiryo UI" w:hAnsi="Meiryo UI" w:cs="Meiryo UI" w:hint="default"/>
       </w:rPr>
     </w:lvl>
     <w:lvl w:ilvl="1" w:tplc="0409000B" w:tentative="1">
@@ -33525,7 +32322,7 @@
         <w:ind w:left="880" w:hanging="440"/>
       </w:pPr>
       <w:rPr>
-        <w:rFonts w:ascii="Meiryo UI" w:hAnsi="Meiryo UI" w:eastAsia="Meiryo UI" w:cs="Meiryo UI" w:hint="default"/>
+        <w:rFonts w:ascii="Meiryo UI" w:eastAsia="Meiryo UI" w:hAnsi="Meiryo UI" w:cs="Meiryo UI" w:hint="default"/>
       </w:rPr>
     </w:lvl>
     <w:lvl w:ilvl="2" w:tplc="0409000D" w:tentative="1">
@@ -33537,7 +32334,7 @@
         <w:ind w:left="1320" w:hanging="440"/>
       </w:pPr>
       <w:rPr>
-        <w:rFonts w:ascii="Meiryo UI" w:hAnsi="Meiryo UI" w:eastAsia="Meiryo UI" w:cs="Meiryo UI" w:hint="default"/>
+        <w:rFonts w:ascii="Meiryo UI" w:eastAsia="Meiryo UI" w:hAnsi="Meiryo UI" w:cs="Meiryo UI" w:hint="default"/>
       </w:rPr>
     </w:lvl>
     <w:lvl w:ilvl="3" w:tplc="04090001" w:tentative="1">
@@ -33549,7 +32346,7 @@
         <w:ind w:left="1760" w:hanging="440"/>
       </w:pPr>
       <w:rPr>
-        <w:rFonts w:ascii="Meiryo UI" w:hAnsi="Meiryo UI" w:eastAsia="Meiryo UI" w:cs="Meiryo UI" w:hint="default"/>
+        <w:rFonts w:ascii="Meiryo UI" w:eastAsia="Meiryo UI" w:hAnsi="Meiryo UI" w:cs="Meiryo UI" w:hint="default"/>
       </w:rPr>
     </w:lvl>
     <w:lvl w:ilvl="4" w:tplc="0409000B" w:tentative="1">
@@ -33561,7 +32358,7 @@
         <w:ind w:left="2200" w:hanging="440"/>
       </w:pPr>
       <w:rPr>
-        <w:rFonts w:ascii="Meiryo UI" w:hAnsi="Meiryo UI" w:eastAsia="Meiryo UI" w:cs="Meiryo UI" w:hint="default"/>
+        <w:rFonts w:ascii="Meiryo UI" w:eastAsia="Meiryo UI" w:hAnsi="Meiryo UI" w:cs="Meiryo UI" w:hint="default"/>
       </w:rPr>
     </w:lvl>
     <w:lvl w:ilvl="5" w:tplc="0409000D" w:tentative="1">
@@ -33573,7 +32370,7 @@
         <w:ind w:left="2640" w:hanging="440"/>
       </w:pPr>
       <w:rPr>
-        <w:rFonts w:ascii="Meiryo UI" w:hAnsi="Meiryo UI" w:eastAsia="Meiryo UI" w:cs="Meiryo UI" w:hint="default"/>
+        <w:rFonts w:ascii="Meiryo UI" w:eastAsia="Meiryo UI" w:hAnsi="Meiryo UI" w:cs="Meiryo UI" w:hint="default"/>
       </w:rPr>
     </w:lvl>
     <w:lvl w:ilvl="6" w:tplc="04090001" w:tentative="1">
@@ -33585,7 +32382,7 @@
         <w:ind w:left="3080" w:hanging="440"/>
       </w:pPr>
       <w:rPr>
-        <w:rFonts w:ascii="Meiryo UI" w:hAnsi="Meiryo UI" w:eastAsia="Meiryo UI" w:cs="Meiryo UI" w:hint="default"/>
+        <w:rFonts w:ascii="Meiryo UI" w:eastAsia="Meiryo UI" w:hAnsi="Meiryo UI" w:cs="Meiryo UI" w:hint="default"/>
       </w:rPr>
     </w:lvl>
     <w:lvl w:ilvl="7" w:tplc="0409000B" w:tentative="1">
@@ -33597,7 +32394,7 @@
         <w:ind w:left="3520" w:hanging="440"/>
       </w:pPr>
       <w:rPr>
-        <w:rFonts w:ascii="Meiryo UI" w:hAnsi="Meiryo UI" w:eastAsia="Meiryo UI" w:cs="Meiryo UI" w:hint="default"/>
+        <w:rFonts w:ascii="Meiryo UI" w:eastAsia="Meiryo UI" w:hAnsi="Meiryo UI" w:cs="Meiryo UI" w:hint="default"/>
       </w:rPr>
     </w:lvl>
     <w:lvl w:ilvl="8" w:tplc="0409000D" w:tentative="1">
@@ -33609,7 +32406,7 @@
         <w:ind w:left="3960" w:hanging="440"/>
       </w:pPr>
       <w:rPr>
-        <w:rFonts w:ascii="Meiryo UI" w:hAnsi="Meiryo UI" w:eastAsia="Meiryo UI" w:cs="Meiryo UI" w:hint="default"/>
+        <w:rFonts w:ascii="Meiryo UI" w:eastAsia="Meiryo UI" w:hAnsi="Meiryo UI" w:cs="Meiryo UI" w:hint="default"/>
       </w:rPr>
     </w:lvl>
   </w:abstractNum>
@@ -33626,7 +32423,7 @@
         <w:ind w:left="440" w:hanging="440"/>
       </w:pPr>
       <w:rPr>
-        <w:rFonts w:ascii="Meiryo UI" w:hAnsi="Meiryo UI" w:eastAsia="Meiryo UI" w:cs="Meiryo UI" w:hint="default"/>
+        <w:rFonts w:ascii="Meiryo UI" w:eastAsia="Meiryo UI" w:hAnsi="Meiryo UI" w:cs="Meiryo UI" w:hint="default"/>
       </w:rPr>
     </w:lvl>
     <w:lvl w:ilvl="1" w:tplc="0409000B" w:tentative="1">
@@ -33638,7 +32435,7 @@
         <w:ind w:left="880" w:hanging="440"/>
       </w:pPr>
       <w:rPr>
-        <w:rFonts w:ascii="Meiryo UI" w:hAnsi="Meiryo UI" w:eastAsia="Meiryo UI" w:cs="Meiryo UI" w:hint="default"/>
+        <w:rFonts w:ascii="Meiryo UI" w:eastAsia="Meiryo UI" w:hAnsi="Meiryo UI" w:cs="Meiryo UI" w:hint="default"/>
       </w:rPr>
     </w:lvl>
     <w:lvl w:ilvl="2" w:tplc="0409000D" w:tentative="1">
@@ -33650,7 +32447,7 @@
         <w:ind w:left="1320" w:hanging="440"/>
       </w:pPr>
       <w:rPr>
-        <w:rFonts w:ascii="Meiryo UI" w:hAnsi="Meiryo UI" w:eastAsia="Meiryo UI" w:cs="Meiryo UI" w:hint="default"/>
+        <w:rFonts w:ascii="Meiryo UI" w:eastAsia="Meiryo UI" w:hAnsi="Meiryo UI" w:cs="Meiryo UI" w:hint="default"/>
       </w:rPr>
     </w:lvl>
     <w:lvl w:ilvl="3" w:tplc="04090001" w:tentative="1">
@@ -33662,7 +32459,7 @@
         <w:ind w:left="1760" w:hanging="440"/>
       </w:pPr>
       <w:rPr>
-        <w:rFonts w:ascii="Meiryo UI" w:hAnsi="Meiryo UI" w:eastAsia="Meiryo UI" w:cs="Meiryo UI" w:hint="default"/>
+        <w:rFonts w:ascii="Meiryo UI" w:eastAsia="Meiryo UI" w:hAnsi="Meiryo UI" w:cs="Meiryo UI" w:hint="default"/>
       </w:rPr>
     </w:lvl>
     <w:lvl w:ilvl="4" w:tplc="0409000B" w:tentative="1">
@@ -33674,7 +32471,7 @@
         <w:ind w:left="2200" w:hanging="440"/>
       </w:pPr>
       <w:rPr>
-        <w:rFonts w:ascii="Meiryo UI" w:hAnsi="Meiryo UI" w:eastAsia="Meiryo UI" w:cs="Meiryo UI" w:hint="default"/>
+        <w:rFonts w:ascii="Meiryo UI" w:eastAsia="Meiryo UI" w:hAnsi="Meiryo UI" w:cs="Meiryo UI" w:hint="default"/>
       </w:rPr>
     </w:lvl>
     <w:lvl w:ilvl="5" w:tplc="0409000D" w:tentative="1">
@@ -33686,7 +32483,7 @@
         <w:ind w:left="2640" w:hanging="440"/>
       </w:pPr>
       <w:rPr>
-        <w:rFonts w:ascii="Meiryo UI" w:hAnsi="Meiryo UI" w:eastAsia="Meiryo UI" w:cs="Meiryo UI" w:hint="default"/>
+        <w:rFonts w:ascii="Meiryo UI" w:eastAsia="Meiryo UI" w:hAnsi="Meiryo UI" w:cs="Meiryo UI" w:hint="default"/>
       </w:rPr>
     </w:lvl>
     <w:lvl w:ilvl="6" w:tplc="04090001" w:tentative="1">
@@ -33698,7 +32495,7 @@
         <w:ind w:left="3080" w:hanging="440"/>
       </w:pPr>
       <w:rPr>
-        <w:rFonts w:ascii="Meiryo UI" w:hAnsi="Meiryo UI" w:eastAsia="Meiryo UI" w:cs="Meiryo UI" w:hint="default"/>
+        <w:rFonts w:ascii="Meiryo UI" w:eastAsia="Meiryo UI" w:hAnsi="Meiryo UI" w:cs="Meiryo UI" w:hint="default"/>
       </w:rPr>
     </w:lvl>
     <w:lvl w:ilvl="7" w:tplc="0409000B" w:tentative="1">
@@ -33710,7 +32507,7 @@
         <w:ind w:left="3520" w:hanging="440"/>
       </w:pPr>
       <w:rPr>
-        <w:rFonts w:ascii="Meiryo UI" w:hAnsi="Meiryo UI" w:eastAsia="Meiryo UI" w:cs="Meiryo UI" w:hint="default"/>
+        <w:rFonts w:ascii="Meiryo UI" w:eastAsia="Meiryo UI" w:hAnsi="Meiryo UI" w:cs="Meiryo UI" w:hint="default"/>
       </w:rPr>
     </w:lvl>
     <w:lvl w:ilvl="8" w:tplc="0409000D" w:tentative="1">
@@ -33722,7 +32519,7 @@
         <w:ind w:left="3960" w:hanging="440"/>
       </w:pPr>
       <w:rPr>
-        <w:rFonts w:ascii="Meiryo UI" w:hAnsi="Meiryo UI" w:eastAsia="Meiryo UI" w:cs="Meiryo UI" w:hint="default"/>
+        <w:rFonts w:ascii="Meiryo UI" w:eastAsia="Meiryo UI" w:hAnsi="Meiryo UI" w:cs="Meiryo UI" w:hint="default"/>
       </w:rPr>
     </w:lvl>
   </w:abstractNum>
@@ -33739,7 +32536,7 @@
         <w:ind w:left="440" w:hanging="440"/>
       </w:pPr>
       <w:rPr>
-        <w:rFonts w:ascii="Meiryo UI" w:hAnsi="Meiryo UI" w:eastAsia="Meiryo UI" w:cs="Meiryo UI" w:hint="default"/>
+        <w:rFonts w:ascii="Meiryo UI" w:eastAsia="Meiryo UI" w:hAnsi="Meiryo UI" w:cs="Meiryo UI" w:hint="default"/>
       </w:rPr>
     </w:lvl>
     <w:lvl w:ilvl="1" w:tplc="0409000B" w:tentative="1">
@@ -33751,7 +32548,7 @@
         <w:ind w:left="880" w:hanging="440"/>
       </w:pPr>
       <w:rPr>
-        <w:rFonts w:ascii="Meiryo UI" w:hAnsi="Meiryo UI" w:eastAsia="Meiryo UI" w:cs="Meiryo UI" w:hint="default"/>
+        <w:rFonts w:ascii="Meiryo UI" w:eastAsia="Meiryo UI" w:hAnsi="Meiryo UI" w:cs="Meiryo UI" w:hint="default"/>
       </w:rPr>
     </w:lvl>
     <w:lvl w:ilvl="2" w:tplc="0409000D" w:tentative="1">
@@ -33763,7 +32560,7 @@
         <w:ind w:left="1320" w:hanging="440"/>
       </w:pPr>
       <w:rPr>
-        <w:rFonts w:ascii="Meiryo UI" w:hAnsi="Meiryo UI" w:eastAsia="Meiryo UI" w:cs="Meiryo UI" w:hint="default"/>
+        <w:rFonts w:ascii="Meiryo UI" w:eastAsia="Meiryo UI" w:hAnsi="Meiryo UI" w:cs="Meiryo UI" w:hint="default"/>
       </w:rPr>
     </w:lvl>
     <w:lvl w:ilvl="3" w:tplc="04090001" w:tentative="1">
@@ -33775,7 +32572,7 @@
         <w:ind w:left="1760" w:hanging="440"/>
       </w:pPr>
       <w:rPr>
-        <w:rFonts w:ascii="Meiryo UI" w:hAnsi="Meiryo UI" w:eastAsia="Meiryo UI" w:cs="Meiryo UI" w:hint="default"/>
+        <w:rFonts w:ascii="Meiryo UI" w:eastAsia="Meiryo UI" w:hAnsi="Meiryo UI" w:cs="Meiryo UI" w:hint="default"/>
       </w:rPr>
     </w:lvl>
     <w:lvl w:ilvl="4" w:tplc="0409000B" w:tentative="1">
@@ -33787,7 +32584,7 @@
         <w:ind w:left="2200" w:hanging="440"/>
       </w:pPr>
       <w:rPr>
-        <w:rFonts w:ascii="Meiryo UI" w:hAnsi="Meiryo UI" w:eastAsia="Meiryo UI" w:cs="Meiryo UI" w:hint="default"/>
+        <w:rFonts w:ascii="Meiryo UI" w:eastAsia="Meiryo UI" w:hAnsi="Meiryo UI" w:cs="Meiryo UI" w:hint="default"/>
       </w:rPr>
     </w:lvl>
     <w:lvl w:ilvl="5" w:tplc="0409000D" w:tentative="1">
@@ -33799,7 +32596,7 @@
         <w:ind w:left="2640" w:hanging="440"/>
       </w:pPr>
       <w:rPr>
-        <w:rFonts w:ascii="Meiryo UI" w:hAnsi="Meiryo UI" w:eastAsia="Meiryo UI" w:cs="Meiryo UI" w:hint="default"/>
+        <w:rFonts w:ascii="Meiryo UI" w:eastAsia="Meiryo UI" w:hAnsi="Meiryo UI" w:cs="Meiryo UI" w:hint="default"/>
       </w:rPr>
     </w:lvl>
     <w:lvl w:ilvl="6" w:tplc="04090001" w:tentative="1">
@@ -33811,7 +32608,7 @@
         <w:ind w:left="3080" w:hanging="440"/>
       </w:pPr>
       <w:rPr>
-        <w:rFonts w:ascii="Meiryo UI" w:hAnsi="Meiryo UI" w:eastAsia="Meiryo UI" w:cs="Meiryo UI" w:hint="default"/>
+        <w:rFonts w:ascii="Meiryo UI" w:eastAsia="Meiryo UI" w:hAnsi="Meiryo UI" w:cs="Meiryo UI" w:hint="default"/>
       </w:rPr>
     </w:lvl>
     <w:lvl w:ilvl="7" w:tplc="0409000B" w:tentative="1">
@@ -33823,7 +32620,7 @@
         <w:ind w:left="3520" w:hanging="440"/>
       </w:pPr>
       <w:rPr>
-        <w:rFonts w:ascii="Meiryo UI" w:hAnsi="Meiryo UI" w:eastAsia="Meiryo UI" w:cs="Meiryo UI" w:hint="default"/>
+        <w:rFonts w:ascii="Meiryo UI" w:eastAsia="Meiryo UI" w:hAnsi="Meiryo UI" w:cs="Meiryo UI" w:hint="default"/>
       </w:rPr>
     </w:lvl>
     <w:lvl w:ilvl="8" w:tplc="0409000D" w:tentative="1">
@@ -33835,7 +32632,7 @@
         <w:ind w:left="3960" w:hanging="440"/>
       </w:pPr>
       <w:rPr>
-        <w:rFonts w:ascii="Meiryo UI" w:hAnsi="Meiryo UI" w:eastAsia="Meiryo UI" w:cs="Meiryo UI" w:hint="default"/>
+        <w:rFonts w:ascii="Meiryo UI" w:eastAsia="Meiryo UI" w:hAnsi="Meiryo UI" w:cs="Meiryo UI" w:hint="default"/>
       </w:rPr>
     </w:lvl>
   </w:abstractNum>
@@ -33852,7 +32649,7 @@
         <w:ind w:left="440" w:hanging="440"/>
       </w:pPr>
       <w:rPr>
-        <w:rFonts w:ascii="Meiryo UI" w:hAnsi="Meiryo UI" w:eastAsia="Meiryo UI" w:cs="Meiryo UI" w:hint="default"/>
+        <w:rFonts w:ascii="Meiryo UI" w:eastAsia="Meiryo UI" w:hAnsi="Meiryo UI" w:cs="Meiryo UI" w:hint="default"/>
       </w:rPr>
     </w:lvl>
     <w:lvl w:ilvl="1" w:tplc="0409000B" w:tentative="1">
@@ -33864,7 +32661,7 @@
         <w:ind w:left="880" w:hanging="440"/>
       </w:pPr>
       <w:rPr>
-        <w:rFonts w:ascii="Meiryo UI" w:hAnsi="Meiryo UI" w:eastAsia="Meiryo UI" w:cs="Meiryo UI" w:hint="default"/>
+        <w:rFonts w:ascii="Meiryo UI" w:eastAsia="Meiryo UI" w:hAnsi="Meiryo UI" w:cs="Meiryo UI" w:hint="default"/>
       </w:rPr>
     </w:lvl>
     <w:lvl w:ilvl="2" w:tplc="0409000D" w:tentative="1">
@@ -33876,7 +32673,7 @@
         <w:ind w:left="1320" w:hanging="440"/>
       </w:pPr>
       <w:rPr>
-        <w:rFonts w:ascii="Meiryo UI" w:hAnsi="Meiryo UI" w:eastAsia="Meiryo UI" w:cs="Meiryo UI" w:hint="default"/>
+        <w:rFonts w:ascii="Meiryo UI" w:eastAsia="Meiryo UI" w:hAnsi="Meiryo UI" w:cs="Meiryo UI" w:hint="default"/>
       </w:rPr>
     </w:lvl>
     <w:lvl w:ilvl="3" w:tplc="04090001" w:tentative="1">
@@ -33888,7 +32685,7 @@
         <w:ind w:left="1760" w:hanging="440"/>
       </w:pPr>
       <w:rPr>
-        <w:rFonts w:ascii="Meiryo UI" w:hAnsi="Meiryo UI" w:eastAsia="Meiryo UI" w:cs="Meiryo UI" w:hint="default"/>
+        <w:rFonts w:ascii="Meiryo UI" w:eastAsia="Meiryo UI" w:hAnsi="Meiryo UI" w:cs="Meiryo UI" w:hint="default"/>
       </w:rPr>
     </w:lvl>
     <w:lvl w:ilvl="4" w:tplc="0409000B" w:tentative="1">
@@ -33900,7 +32697,7 @@
         <w:ind w:left="2200" w:hanging="440"/>
       </w:pPr>
       <w:rPr>
-        <w:rFonts w:ascii="Meiryo UI" w:hAnsi="Meiryo UI" w:eastAsia="Meiryo UI" w:cs="Meiryo UI" w:hint="default"/>
+        <w:rFonts w:ascii="Meiryo UI" w:eastAsia="Meiryo UI" w:hAnsi="Meiryo UI" w:cs="Meiryo UI" w:hint="default"/>
       </w:rPr>
     </w:lvl>
     <w:lvl w:ilvl="5" w:tplc="0409000D" w:tentative="1">
@@ -33912,7 +32709,7 @@
         <w:ind w:left="2640" w:hanging="440"/>
       </w:pPr>
       <w:rPr>
-        <w:rFonts w:ascii="Meiryo UI" w:hAnsi="Meiryo UI" w:eastAsia="Meiryo UI" w:cs="Meiryo UI" w:hint="default"/>
+        <w:rFonts w:ascii="Meiryo UI" w:eastAsia="Meiryo UI" w:hAnsi="Meiryo UI" w:cs="Meiryo UI" w:hint="default"/>
       </w:rPr>
     </w:lvl>
     <w:lvl w:ilvl="6" w:tplc="04090001" w:tentative="1">
@@ -33924,7 +32721,7 @@
         <w:ind w:left="3080" w:hanging="440"/>
       </w:pPr>
       <w:rPr>
-        <w:rFonts w:ascii="Meiryo UI" w:hAnsi="Meiryo UI" w:eastAsia="Meiryo UI" w:cs="Meiryo UI" w:hint="default"/>
+        <w:rFonts w:ascii="Meiryo UI" w:eastAsia="Meiryo UI" w:hAnsi="Meiryo UI" w:cs="Meiryo UI" w:hint="default"/>
       </w:rPr>
     </w:lvl>
     <w:lvl w:ilvl="7" w:tplc="0409000B" w:tentative="1">
@@ -33936,7 +32733,7 @@
         <w:ind w:left="3520" w:hanging="440"/>
       </w:pPr>
       <w:rPr>
-        <w:rFonts w:ascii="Meiryo UI" w:hAnsi="Meiryo UI" w:eastAsia="Meiryo UI" w:cs="Meiryo UI" w:hint="default"/>
+        <w:rFonts w:ascii="Meiryo UI" w:eastAsia="Meiryo UI" w:hAnsi="Meiryo UI" w:cs="Meiryo UI" w:hint="default"/>
       </w:rPr>
     </w:lvl>
     <w:lvl w:ilvl="8" w:tplc="0409000D" w:tentative="1">
@@ -33948,7 +32745,7 @@
         <w:ind w:left="3960" w:hanging="440"/>
       </w:pPr>
       <w:rPr>
-        <w:rFonts w:ascii="Meiryo UI" w:hAnsi="Meiryo UI" w:eastAsia="Meiryo UI" w:cs="Meiryo UI" w:hint="default"/>
+        <w:rFonts w:ascii="Meiryo UI" w:eastAsia="Meiryo UI" w:hAnsi="Meiryo UI" w:cs="Meiryo UI" w:hint="default"/>
       </w:rPr>
     </w:lvl>
   </w:abstractNum>
@@ -33965,7 +32762,7 @@
         <w:ind w:left="440" w:hanging="440"/>
       </w:pPr>
       <w:rPr>
-        <w:rFonts w:ascii="Meiryo UI" w:hAnsi="Meiryo UI" w:eastAsia="Meiryo UI" w:cs="Meiryo UI" w:hint="default"/>
+        <w:rFonts w:ascii="Meiryo UI" w:eastAsia="Meiryo UI" w:hAnsi="Meiryo UI" w:cs="Meiryo UI" w:hint="default"/>
       </w:rPr>
     </w:lvl>
     <w:lvl w:ilvl="1" w:tplc="0409000B" w:tentative="1">
@@ -33977,7 +32774,7 @@
         <w:ind w:left="880" w:hanging="440"/>
       </w:pPr>
       <w:rPr>
-        <w:rFonts w:ascii="Meiryo UI" w:hAnsi="Meiryo UI" w:eastAsia="Meiryo UI" w:cs="Meiryo UI" w:hint="default"/>
+        <w:rFonts w:ascii="Meiryo UI" w:eastAsia="Meiryo UI" w:hAnsi="Meiryo UI" w:cs="Meiryo UI" w:hint="default"/>
       </w:rPr>
     </w:lvl>
     <w:lvl w:ilvl="2" w:tplc="0409000D" w:tentative="1">
@@ -33989,7 +32786,7 @@
         <w:ind w:left="1320" w:hanging="440"/>
       </w:pPr>
       <w:rPr>
-        <w:rFonts w:ascii="Meiryo UI" w:hAnsi="Meiryo UI" w:eastAsia="Meiryo UI" w:cs="Meiryo UI" w:hint="default"/>
+        <w:rFonts w:ascii="Meiryo UI" w:eastAsia="Meiryo UI" w:hAnsi="Meiryo UI" w:cs="Meiryo UI" w:hint="default"/>
       </w:rPr>
     </w:lvl>
     <w:lvl w:ilvl="3" w:tplc="04090001" w:tentative="1">
@@ -34001,7 +32798,7 @@
         <w:ind w:left="1760" w:hanging="440"/>
       </w:pPr>
       <w:rPr>
-        <w:rFonts w:ascii="Meiryo UI" w:hAnsi="Meiryo UI" w:eastAsia="Meiryo UI" w:cs="Meiryo UI" w:hint="default"/>
+        <w:rFonts w:ascii="Meiryo UI" w:eastAsia="Meiryo UI" w:hAnsi="Meiryo UI" w:cs="Meiryo UI" w:hint="default"/>
       </w:rPr>
     </w:lvl>
     <w:lvl w:ilvl="4" w:tplc="0409000B" w:tentative="1">
@@ -34013,7 +32810,7 @@
         <w:ind w:left="2200" w:hanging="440"/>
       </w:pPr>
       <w:rPr>
-        <w:rFonts w:ascii="Meiryo UI" w:hAnsi="Meiryo UI" w:eastAsia="Meiryo UI" w:cs="Meiryo UI" w:hint="default"/>
+        <w:rFonts w:ascii="Meiryo UI" w:eastAsia="Meiryo UI" w:hAnsi="Meiryo UI" w:cs="Meiryo UI" w:hint="default"/>
       </w:rPr>
     </w:lvl>
     <w:lvl w:ilvl="5" w:tplc="0409000D" w:tentative="1">
@@ -34025,7 +32822,7 @@
         <w:ind w:left="2640" w:hanging="440"/>
       </w:pPr>
       <w:rPr>
-        <w:rFonts w:ascii="Meiryo UI" w:hAnsi="Meiryo UI" w:eastAsia="Meiryo UI" w:cs="Meiryo UI" w:hint="default"/>
+        <w:rFonts w:ascii="Meiryo UI" w:eastAsia="Meiryo UI" w:hAnsi="Meiryo UI" w:cs="Meiryo UI" w:hint="default"/>
       </w:rPr>
     </w:lvl>
     <w:lvl w:ilvl="6" w:tplc="04090001" w:tentative="1">
@@ -34037,7 +32834,7 @@
         <w:ind w:left="3080" w:hanging="440"/>
       </w:pPr>
       <w:rPr>
-        <w:rFonts w:ascii="Meiryo UI" w:hAnsi="Meiryo UI" w:eastAsia="Meiryo UI" w:cs="Meiryo UI" w:hint="default"/>
+        <w:rFonts w:ascii="Meiryo UI" w:eastAsia="Meiryo UI" w:hAnsi="Meiryo UI" w:cs="Meiryo UI" w:hint="default"/>
       </w:rPr>
     </w:lvl>
     <w:lvl w:ilvl="7" w:tplc="0409000B" w:tentative="1">
@@ -34049,7 +32846,7 @@
         <w:ind w:left="3520" w:hanging="440"/>
       </w:pPr>
       <w:rPr>
-        <w:rFonts w:ascii="Meiryo UI" w:hAnsi="Meiryo UI" w:eastAsia="Meiryo UI" w:cs="Meiryo UI" w:hint="default"/>
+        <w:rFonts w:ascii="Meiryo UI" w:eastAsia="Meiryo UI" w:hAnsi="Meiryo UI" w:cs="Meiryo UI" w:hint="default"/>
       </w:rPr>
     </w:lvl>
     <w:lvl w:ilvl="8" w:tplc="0409000D" w:tentative="1">
@@ -34061,7 +32858,7 @@
         <w:ind w:left="3960" w:hanging="440"/>
       </w:pPr>
       <w:rPr>
-        <w:rFonts w:ascii="Meiryo UI" w:hAnsi="Meiryo UI" w:eastAsia="Meiryo UI" w:cs="Meiryo UI" w:hint="default"/>
+        <w:rFonts w:ascii="Meiryo UI" w:eastAsia="Meiryo UI" w:hAnsi="Meiryo UI" w:cs="Meiryo UI" w:hint="default"/>
       </w:rPr>
     </w:lvl>
   </w:abstractNum>
@@ -34078,7 +32875,7 @@
         <w:ind w:left="440" w:hanging="440"/>
       </w:pPr>
       <w:rPr>
-        <w:rFonts w:ascii="Meiryo UI" w:hAnsi="Meiryo UI" w:eastAsia="Meiryo UI" w:cs="Meiryo UI" w:hint="default"/>
+        <w:rFonts w:ascii="Meiryo UI" w:eastAsia="Meiryo UI" w:hAnsi="Meiryo UI" w:cs="Meiryo UI" w:hint="default"/>
       </w:rPr>
     </w:lvl>
     <w:lvl w:ilvl="1" w:tplc="0409000B" w:tentative="1">
@@ -34090,7 +32887,7 @@
         <w:ind w:left="880" w:hanging="440"/>
       </w:pPr>
       <w:rPr>
-        <w:rFonts w:ascii="Meiryo UI" w:hAnsi="Meiryo UI" w:eastAsia="Meiryo UI" w:cs="Meiryo UI" w:hint="default"/>
+        <w:rFonts w:ascii="Meiryo UI" w:eastAsia="Meiryo UI" w:hAnsi="Meiryo UI" w:cs="Meiryo UI" w:hint="default"/>
       </w:rPr>
     </w:lvl>
     <w:lvl w:ilvl="2" w:tplc="0409000D" w:tentative="1">
@@ -34102,7 +32899,7 @@
         <w:ind w:left="1320" w:hanging="440"/>
       </w:pPr>
       <w:rPr>
-        <w:rFonts w:ascii="Meiryo UI" w:hAnsi="Meiryo UI" w:eastAsia="Meiryo UI" w:cs="Meiryo UI" w:hint="default"/>
+        <w:rFonts w:ascii="Meiryo UI" w:eastAsia="Meiryo UI" w:hAnsi="Meiryo UI" w:cs="Meiryo UI" w:hint="default"/>
       </w:rPr>
     </w:lvl>
     <w:lvl w:ilvl="3" w:tplc="04090001" w:tentative="1">
@@ -34114,7 +32911,7 @@
         <w:ind w:left="1760" w:hanging="440"/>
       </w:pPr>
       <w:rPr>
-        <w:rFonts w:ascii="Meiryo UI" w:hAnsi="Meiryo UI" w:eastAsia="Meiryo UI" w:cs="Meiryo UI" w:hint="default"/>
+        <w:rFonts w:ascii="Meiryo UI" w:eastAsia="Meiryo UI" w:hAnsi="Meiryo UI" w:cs="Meiryo UI" w:hint="default"/>
       </w:rPr>
     </w:lvl>
     <w:lvl w:ilvl="4" w:tplc="0409000B" w:tentative="1">
@@ -34126,7 +32923,7 @@
         <w:ind w:left="2200" w:hanging="440"/>
       </w:pPr>
       <w:rPr>
-        <w:rFonts w:ascii="Meiryo UI" w:hAnsi="Meiryo UI" w:eastAsia="Meiryo UI" w:cs="Meiryo UI" w:hint="default"/>
+        <w:rFonts w:ascii="Meiryo UI" w:eastAsia="Meiryo UI" w:hAnsi="Meiryo UI" w:cs="Meiryo UI" w:hint="default"/>
       </w:rPr>
     </w:lvl>
     <w:lvl w:ilvl="5" w:tplc="0409000D" w:tentative="1">
@@ -34138,7 +32935,7 @@
         <w:ind w:left="2640" w:hanging="440"/>
       </w:pPr>
       <w:rPr>
-        <w:rFonts w:ascii="Meiryo UI" w:hAnsi="Meiryo UI" w:eastAsia="Meiryo UI" w:cs="Meiryo UI" w:hint="default"/>
+        <w:rFonts w:ascii="Meiryo UI" w:eastAsia="Meiryo UI" w:hAnsi="Meiryo UI" w:cs="Meiryo UI" w:hint="default"/>
       </w:rPr>
     </w:lvl>
     <w:lvl w:ilvl="6" w:tplc="04090001" w:tentative="1">
@@ -34150,7 +32947,7 @@
         <w:ind w:left="3080" w:hanging="440"/>
       </w:pPr>
       <w:rPr>
-        <w:rFonts w:ascii="Meiryo UI" w:hAnsi="Meiryo UI" w:eastAsia="Meiryo UI" w:cs="Meiryo UI" w:hint="default"/>
+        <w:rFonts w:ascii="Meiryo UI" w:eastAsia="Meiryo UI" w:hAnsi="Meiryo UI" w:cs="Meiryo UI" w:hint="default"/>
       </w:rPr>
     </w:lvl>
     <w:lvl w:ilvl="7" w:tplc="0409000B" w:tentative="1">
@@ -34162,7 +32959,7 @@
         <w:ind w:left="3520" w:hanging="440"/>
       </w:pPr>
       <w:rPr>
-        <w:rFonts w:ascii="Meiryo UI" w:hAnsi="Meiryo UI" w:eastAsia="Meiryo UI" w:cs="Meiryo UI" w:hint="default"/>
+        <w:rFonts w:ascii="Meiryo UI" w:eastAsia="Meiryo UI" w:hAnsi="Meiryo UI" w:cs="Meiryo UI" w:hint="default"/>
       </w:rPr>
     </w:lvl>
     <w:lvl w:ilvl="8" w:tplc="0409000D" w:tentative="1">
@@ -34174,7 +32971,7 @@
         <w:ind w:left="3960" w:hanging="440"/>
       </w:pPr>
       <w:rPr>
-        <w:rFonts w:ascii="Meiryo UI" w:hAnsi="Meiryo UI" w:eastAsia="Meiryo UI" w:cs="Meiryo UI" w:hint="default"/>
+        <w:rFonts w:ascii="Meiryo UI" w:eastAsia="Meiryo UI" w:hAnsi="Meiryo UI" w:cs="Meiryo UI" w:hint="default"/>
       </w:rPr>
     </w:lvl>
   </w:abstractNum>
@@ -34191,7 +32988,7 @@
         <w:ind w:left="680" w:hanging="440"/>
       </w:pPr>
       <w:rPr>
-        <w:rFonts w:ascii="Meiryo UI" w:hAnsi="Meiryo UI" w:eastAsia="Meiryo UI" w:cs="Meiryo UI" w:hint="default"/>
+        <w:rFonts w:ascii="Meiryo UI" w:eastAsia="Meiryo UI" w:hAnsi="Meiryo UI" w:cs="Meiryo UI" w:hint="default"/>
       </w:rPr>
     </w:lvl>
     <w:lvl w:ilvl="1" w:tplc="0409000B">
@@ -34203,7 +33000,7 @@
         <w:ind w:left="1120" w:hanging="440"/>
       </w:pPr>
       <w:rPr>
-        <w:rFonts w:ascii="Meiryo UI" w:hAnsi="Meiryo UI" w:eastAsia="Meiryo UI" w:cs="Meiryo UI" w:hint="default"/>
+        <w:rFonts w:ascii="Meiryo UI" w:eastAsia="Meiryo UI" w:hAnsi="Meiryo UI" w:cs="Meiryo UI" w:hint="default"/>
       </w:rPr>
     </w:lvl>
     <w:lvl w:ilvl="2" w:tplc="0409000D" w:tentative="1">
@@ -34215,7 +33012,7 @@
         <w:ind w:left="1560" w:hanging="440"/>
       </w:pPr>
       <w:rPr>
-        <w:rFonts w:ascii="Meiryo UI" w:hAnsi="Meiryo UI" w:eastAsia="Meiryo UI" w:cs="Meiryo UI" w:hint="default"/>
+        <w:rFonts w:ascii="Meiryo UI" w:eastAsia="Meiryo UI" w:hAnsi="Meiryo UI" w:cs="Meiryo UI" w:hint="default"/>
       </w:rPr>
     </w:lvl>
     <w:lvl w:ilvl="3" w:tplc="04090001" w:tentative="1">
@@ -34227,7 +33024,7 @@
         <w:ind w:left="2000" w:hanging="440"/>
       </w:pPr>
       <w:rPr>
-        <w:rFonts w:ascii="Meiryo UI" w:hAnsi="Meiryo UI" w:eastAsia="Meiryo UI" w:cs="Meiryo UI" w:hint="default"/>
+        <w:rFonts w:ascii="Meiryo UI" w:eastAsia="Meiryo UI" w:hAnsi="Meiryo UI" w:cs="Meiryo UI" w:hint="default"/>
       </w:rPr>
     </w:lvl>
     <w:lvl w:ilvl="4" w:tplc="0409000B" w:tentative="1">
@@ -34239,7 +33036,7 @@
         <w:ind w:left="2440" w:hanging="440"/>
       </w:pPr>
       <w:rPr>
-        <w:rFonts w:ascii="Meiryo UI" w:hAnsi="Meiryo UI" w:eastAsia="Meiryo UI" w:cs="Meiryo UI" w:hint="default"/>
+        <w:rFonts w:ascii="Meiryo UI" w:eastAsia="Meiryo UI" w:hAnsi="Meiryo UI" w:cs="Meiryo UI" w:hint="default"/>
       </w:rPr>
     </w:lvl>
     <w:lvl w:ilvl="5" w:tplc="0409000D" w:tentative="1">
@@ -34251,7 +33048,7 @@
         <w:ind w:left="2880" w:hanging="440"/>
       </w:pPr>
       <w:rPr>
-        <w:rFonts w:ascii="Meiryo UI" w:hAnsi="Meiryo UI" w:eastAsia="Meiryo UI" w:cs="Meiryo UI" w:hint="default"/>
+        <w:rFonts w:ascii="Meiryo UI" w:eastAsia="Meiryo UI" w:hAnsi="Meiryo UI" w:cs="Meiryo UI" w:hint="default"/>
       </w:rPr>
     </w:lvl>
     <w:lvl w:ilvl="6" w:tplc="04090001" w:tentative="1">
@@ -34263,7 +33060,7 @@
         <w:ind w:left="3320" w:hanging="440"/>
       </w:pPr>
       <w:rPr>
-        <w:rFonts w:ascii="Meiryo UI" w:hAnsi="Meiryo UI" w:eastAsia="Meiryo UI" w:cs="Meiryo UI" w:hint="default"/>
+        <w:rFonts w:ascii="Meiryo UI" w:eastAsia="Meiryo UI" w:hAnsi="Meiryo UI" w:cs="Meiryo UI" w:hint="default"/>
       </w:rPr>
     </w:lvl>
     <w:lvl w:ilvl="7" w:tplc="0409000B" w:tentative="1">
@@ -34275,7 +33072,7 @@
         <w:ind w:left="3760" w:hanging="440"/>
       </w:pPr>
       <w:rPr>
-        <w:rFonts w:ascii="Meiryo UI" w:hAnsi="Meiryo UI" w:eastAsia="Meiryo UI" w:cs="Meiryo UI" w:hint="default"/>
+        <w:rFonts w:ascii="Meiryo UI" w:eastAsia="Meiryo UI" w:hAnsi="Meiryo UI" w:cs="Meiryo UI" w:hint="default"/>
       </w:rPr>
     </w:lvl>
     <w:lvl w:ilvl="8" w:tplc="0409000D" w:tentative="1">
@@ -34287,7 +33084,7 @@
         <w:ind w:left="4200" w:hanging="440"/>
       </w:pPr>
       <w:rPr>
-        <w:rFonts w:ascii="Meiryo UI" w:hAnsi="Meiryo UI" w:eastAsia="Meiryo UI" w:cs="Meiryo UI" w:hint="default"/>
+        <w:rFonts w:ascii="Meiryo UI" w:eastAsia="Meiryo UI" w:hAnsi="Meiryo UI" w:cs="Meiryo UI" w:hint="default"/>
       </w:rPr>
     </w:lvl>
   </w:abstractNum>
@@ -34304,7 +33101,7 @@
         <w:ind w:left="800" w:hanging="440"/>
       </w:pPr>
       <w:rPr>
-        <w:rFonts w:ascii="Meiryo UI" w:hAnsi="Meiryo UI" w:eastAsia="Meiryo UI" w:cs="Meiryo UI" w:hint="default"/>
+        <w:rFonts w:ascii="Meiryo UI" w:eastAsia="Meiryo UI" w:hAnsi="Meiryo UI" w:cs="Meiryo UI" w:hint="default"/>
         <w:u w:val="none"/>
       </w:rPr>
     </w:lvl>
@@ -34418,7 +33215,7 @@
         <w:ind w:left="440" w:hanging="440"/>
       </w:pPr>
       <w:rPr>
-        <w:rFonts w:ascii="Meiryo UI" w:hAnsi="Meiryo UI" w:eastAsia="Meiryo UI" w:cs="Meiryo UI" w:hint="default"/>
+        <w:rFonts w:ascii="Meiryo UI" w:eastAsia="Meiryo UI" w:hAnsi="Meiryo UI" w:cs="Meiryo UI" w:hint="default"/>
       </w:rPr>
     </w:lvl>
     <w:lvl w:ilvl="1" w:tplc="0409000B" w:tentative="1">
@@ -34430,7 +33227,7 @@
         <w:ind w:left="880" w:hanging="440"/>
       </w:pPr>
       <w:rPr>
-        <w:rFonts w:ascii="Meiryo UI" w:hAnsi="Meiryo UI" w:eastAsia="Meiryo UI" w:cs="Meiryo UI" w:hint="default"/>
+        <w:rFonts w:ascii="Meiryo UI" w:eastAsia="Meiryo UI" w:hAnsi="Meiryo UI" w:cs="Meiryo UI" w:hint="default"/>
       </w:rPr>
     </w:lvl>
     <w:lvl w:ilvl="2" w:tplc="0409000D" w:tentative="1">
@@ -34442,7 +33239,7 @@
         <w:ind w:left="1320" w:hanging="440"/>
       </w:pPr>
       <w:rPr>
-        <w:rFonts w:ascii="Meiryo UI" w:hAnsi="Meiryo UI" w:eastAsia="Meiryo UI" w:cs="Meiryo UI" w:hint="default"/>
+        <w:rFonts w:ascii="Meiryo UI" w:eastAsia="Meiryo UI" w:hAnsi="Meiryo UI" w:cs="Meiryo UI" w:hint="default"/>
       </w:rPr>
     </w:lvl>
     <w:lvl w:ilvl="3" w:tplc="04090001" w:tentative="1">
@@ -34454,7 +33251,7 @@
         <w:ind w:left="1760" w:hanging="440"/>
       </w:pPr>
       <w:rPr>
-        <w:rFonts w:ascii="Meiryo UI" w:hAnsi="Meiryo UI" w:eastAsia="Meiryo UI" w:cs="Meiryo UI" w:hint="default"/>
+        <w:rFonts w:ascii="Meiryo UI" w:eastAsia="Meiryo UI" w:hAnsi="Meiryo UI" w:cs="Meiryo UI" w:hint="default"/>
       </w:rPr>
     </w:lvl>
     <w:lvl w:ilvl="4" w:tplc="0409000B" w:tentative="1">
@@ -34466,7 +33263,7 @@
         <w:ind w:left="2200" w:hanging="440"/>
       </w:pPr>
       <w:rPr>
-        <w:rFonts w:ascii="Meiryo UI" w:hAnsi="Meiryo UI" w:eastAsia="Meiryo UI" w:cs="Meiryo UI" w:hint="default"/>
+        <w:rFonts w:ascii="Meiryo UI" w:eastAsia="Meiryo UI" w:hAnsi="Meiryo UI" w:cs="Meiryo UI" w:hint="default"/>
       </w:rPr>
     </w:lvl>
     <w:lvl w:ilvl="5" w:tplc="0409000D" w:tentative="1">
@@ -34478,7 +33275,7 @@
         <w:ind w:left="2640" w:hanging="440"/>
       </w:pPr>
       <w:rPr>
-        <w:rFonts w:ascii="Meiryo UI" w:hAnsi="Meiryo UI" w:eastAsia="Meiryo UI" w:cs="Meiryo UI" w:hint="default"/>
+        <w:rFonts w:ascii="Meiryo UI" w:eastAsia="Meiryo UI" w:hAnsi="Meiryo UI" w:cs="Meiryo UI" w:hint="default"/>
       </w:rPr>
     </w:lvl>
     <w:lvl w:ilvl="6" w:tplc="04090001" w:tentative="1">
@@ -34490,7 +33287,7 @@
         <w:ind w:left="3080" w:hanging="440"/>
       </w:pPr>
       <w:rPr>
-        <w:rFonts w:ascii="Meiryo UI" w:hAnsi="Meiryo UI" w:eastAsia="Meiryo UI" w:cs="Meiryo UI" w:hint="default"/>
+        <w:rFonts w:ascii="Meiryo UI" w:eastAsia="Meiryo UI" w:hAnsi="Meiryo UI" w:cs="Meiryo UI" w:hint="default"/>
       </w:rPr>
     </w:lvl>
     <w:lvl w:ilvl="7" w:tplc="0409000B" w:tentative="1">
@@ -34502,7 +33299,7 @@
         <w:ind w:left="3520" w:hanging="440"/>
       </w:pPr>
       <w:rPr>
-        <w:rFonts w:ascii="Meiryo UI" w:hAnsi="Meiryo UI" w:eastAsia="Meiryo UI" w:cs="Meiryo UI" w:hint="default"/>
+        <w:rFonts w:ascii="Meiryo UI" w:eastAsia="Meiryo UI" w:hAnsi="Meiryo UI" w:cs="Meiryo UI" w:hint="default"/>
       </w:rPr>
     </w:lvl>
     <w:lvl w:ilvl="8" w:tplc="0409000D" w:tentative="1">
@@ -34514,7 +33311,7 @@
         <w:ind w:left="3960" w:hanging="440"/>
       </w:pPr>
       <w:rPr>
-        <w:rFonts w:ascii="Meiryo UI" w:hAnsi="Meiryo UI" w:eastAsia="Meiryo UI" w:cs="Meiryo UI" w:hint="default"/>
+        <w:rFonts w:ascii="Meiryo UI" w:eastAsia="Meiryo UI" w:hAnsi="Meiryo UI" w:cs="Meiryo UI" w:hint="default"/>
       </w:rPr>
     </w:lvl>
   </w:abstractNum>
@@ -34531,7 +33328,7 @@
         <w:ind w:left="440" w:hanging="440"/>
       </w:pPr>
       <w:rPr>
-        <w:rFonts w:ascii="Meiryo UI" w:hAnsi="Meiryo UI" w:eastAsia="Meiryo UI" w:cs="Meiryo UI" w:hint="default"/>
+        <w:rFonts w:ascii="Meiryo UI" w:eastAsia="Meiryo UI" w:hAnsi="Meiryo UI" w:cs="Meiryo UI" w:hint="default"/>
       </w:rPr>
     </w:lvl>
     <w:lvl w:ilvl="1" w:tplc="0409000B" w:tentative="1">
@@ -34543,7 +33340,7 @@
         <w:ind w:left="880" w:hanging="440"/>
       </w:pPr>
       <w:rPr>
-        <w:rFonts w:ascii="Meiryo UI" w:hAnsi="Meiryo UI" w:eastAsia="Meiryo UI" w:cs="Meiryo UI" w:hint="default"/>
+        <w:rFonts w:ascii="Meiryo UI" w:eastAsia="Meiryo UI" w:hAnsi="Meiryo UI" w:cs="Meiryo UI" w:hint="default"/>
       </w:rPr>
     </w:lvl>
     <w:lvl w:ilvl="2" w:tplc="0409000D" w:tentative="1">
@@ -34555,7 +33352,7 @@
         <w:ind w:left="1320" w:hanging="440"/>
       </w:pPr>
       <w:rPr>
-        <w:rFonts w:ascii="Meiryo UI" w:hAnsi="Meiryo UI" w:eastAsia="Meiryo UI" w:cs="Meiryo UI" w:hint="default"/>
+        <w:rFonts w:ascii="Meiryo UI" w:eastAsia="Meiryo UI" w:hAnsi="Meiryo UI" w:cs="Meiryo UI" w:hint="default"/>
       </w:rPr>
     </w:lvl>
     <w:lvl w:ilvl="3" w:tplc="04090001" w:tentative="1">
@@ -34567,7 +33364,7 @@
         <w:ind w:left="1760" w:hanging="440"/>
       </w:pPr>
       <w:rPr>
-        <w:rFonts w:ascii="Meiryo UI" w:hAnsi="Meiryo UI" w:eastAsia="Meiryo UI" w:cs="Meiryo UI" w:hint="default"/>
+        <w:rFonts w:ascii="Meiryo UI" w:eastAsia="Meiryo UI" w:hAnsi="Meiryo UI" w:cs="Meiryo UI" w:hint="default"/>
       </w:rPr>
     </w:lvl>
     <w:lvl w:ilvl="4" w:tplc="0409000B" w:tentative="1">
@@ -34579,7 +33376,7 @@
         <w:ind w:left="2200" w:hanging="440"/>
       </w:pPr>
       <w:rPr>
-        <w:rFonts w:ascii="Meiryo UI" w:hAnsi="Meiryo UI" w:eastAsia="Meiryo UI" w:cs="Meiryo UI" w:hint="default"/>
+        <w:rFonts w:ascii="Meiryo UI" w:eastAsia="Meiryo UI" w:hAnsi="Meiryo UI" w:cs="Meiryo UI" w:hint="default"/>
       </w:rPr>
     </w:lvl>
     <w:lvl w:ilvl="5" w:tplc="0409000D" w:tentative="1">
@@ -34591,7 +33388,7 @@
         <w:ind w:left="2640" w:hanging="440"/>
       </w:pPr>
       <w:rPr>
-        <w:rFonts w:ascii="Meiryo UI" w:hAnsi="Meiryo UI" w:eastAsia="Meiryo UI" w:cs="Meiryo UI" w:hint="default"/>
+        <w:rFonts w:ascii="Meiryo UI" w:eastAsia="Meiryo UI" w:hAnsi="Meiryo UI" w:cs="Meiryo UI" w:hint="default"/>
       </w:rPr>
     </w:lvl>
     <w:lvl w:ilvl="6" w:tplc="04090001" w:tentative="1">
@@ -34603,7 +33400,7 @@
         <w:ind w:left="3080" w:hanging="440"/>
       </w:pPr>
       <w:rPr>
-        <w:rFonts w:ascii="Meiryo UI" w:hAnsi="Meiryo UI" w:eastAsia="Meiryo UI" w:cs="Meiryo UI" w:hint="default"/>
+        <w:rFonts w:ascii="Meiryo UI" w:eastAsia="Meiryo UI" w:hAnsi="Meiryo UI" w:cs="Meiryo UI" w:hint="default"/>
       </w:rPr>
     </w:lvl>
     <w:lvl w:ilvl="7" w:tplc="0409000B" w:tentative="1">
@@ -34615,7 +33412,7 @@
         <w:ind w:left="3520" w:hanging="440"/>
       </w:pPr>
       <w:rPr>
-        <w:rFonts w:ascii="Meiryo UI" w:hAnsi="Meiryo UI" w:eastAsia="Meiryo UI" w:cs="Meiryo UI" w:hint="default"/>
+        <w:rFonts w:ascii="Meiryo UI" w:eastAsia="Meiryo UI" w:hAnsi="Meiryo UI" w:cs="Meiryo UI" w:hint="default"/>
       </w:rPr>
     </w:lvl>
     <w:lvl w:ilvl="8" w:tplc="0409000D" w:tentative="1">
@@ -34627,7 +33424,7 @@
         <w:ind w:left="3960" w:hanging="440"/>
       </w:pPr>
       <w:rPr>
-        <w:rFonts w:ascii="Meiryo UI" w:hAnsi="Meiryo UI" w:eastAsia="Meiryo UI" w:cs="Meiryo UI" w:hint="default"/>
+        <w:rFonts w:ascii="Meiryo UI" w:eastAsia="Meiryo UI" w:hAnsi="Meiryo UI" w:cs="Meiryo UI" w:hint="default"/>
       </w:rPr>
     </w:lvl>
   </w:abstractNum>
@@ -34644,7 +33441,7 @@
         <w:ind w:left="440" w:hanging="440"/>
       </w:pPr>
       <w:rPr>
-        <w:rFonts w:ascii="Meiryo UI" w:hAnsi="Meiryo UI" w:eastAsia="Meiryo UI" w:cs="Meiryo UI" w:hint="default"/>
+        <w:rFonts w:ascii="Meiryo UI" w:eastAsia="Meiryo UI" w:hAnsi="Meiryo UI" w:cs="Meiryo UI" w:hint="default"/>
       </w:rPr>
     </w:lvl>
     <w:lvl w:ilvl="1" w:tplc="FFFFFFFF" w:tentative="1">
@@ -34656,7 +33453,7 @@
         <w:ind w:left="880" w:hanging="440"/>
       </w:pPr>
       <w:rPr>
-        <w:rFonts w:ascii="Meiryo UI" w:hAnsi="Meiryo UI" w:eastAsia="Meiryo UI" w:cs="Meiryo UI" w:hint="default"/>
+        <w:rFonts w:ascii="Meiryo UI" w:eastAsia="Meiryo UI" w:hAnsi="Meiryo UI" w:cs="Meiryo UI" w:hint="default"/>
       </w:rPr>
     </w:lvl>
     <w:lvl w:ilvl="2" w:tplc="FFFFFFFF" w:tentative="1">
@@ -34668,7 +33465,7 @@
         <w:ind w:left="1320" w:hanging="440"/>
       </w:pPr>
       <w:rPr>
-        <w:rFonts w:ascii="Meiryo UI" w:hAnsi="Meiryo UI" w:eastAsia="Meiryo UI" w:cs="Meiryo UI" w:hint="default"/>
+        <w:rFonts w:ascii="Meiryo UI" w:eastAsia="Meiryo UI" w:hAnsi="Meiryo UI" w:cs="Meiryo UI" w:hint="default"/>
       </w:rPr>
     </w:lvl>
     <w:lvl w:ilvl="3" w:tplc="FFFFFFFF" w:tentative="1">
@@ -34680,7 +33477,7 @@
         <w:ind w:left="1760" w:hanging="440"/>
       </w:pPr>
       <w:rPr>
-        <w:rFonts w:ascii="Meiryo UI" w:hAnsi="Meiryo UI" w:eastAsia="Meiryo UI" w:cs="Meiryo UI" w:hint="default"/>
+        <w:rFonts w:ascii="Meiryo UI" w:eastAsia="Meiryo UI" w:hAnsi="Meiryo UI" w:cs="Meiryo UI" w:hint="default"/>
       </w:rPr>
     </w:lvl>
     <w:lvl w:ilvl="4" w:tplc="FFFFFFFF" w:tentative="1">
@@ -34692,7 +33489,7 @@
         <w:ind w:left="2200" w:hanging="440"/>
       </w:pPr>
       <w:rPr>
-        <w:rFonts w:ascii="Meiryo UI" w:hAnsi="Meiryo UI" w:eastAsia="Meiryo UI" w:cs="Meiryo UI" w:hint="default"/>
+        <w:rFonts w:ascii="Meiryo UI" w:eastAsia="Meiryo UI" w:hAnsi="Meiryo UI" w:cs="Meiryo UI" w:hint="default"/>
       </w:rPr>
     </w:lvl>
     <w:lvl w:ilvl="5" w:tplc="FFFFFFFF" w:tentative="1">
@@ -34704,7 +33501,7 @@
         <w:ind w:left="2640" w:hanging="440"/>
       </w:pPr>
       <w:rPr>
-        <w:rFonts w:ascii="Meiryo UI" w:hAnsi="Meiryo UI" w:eastAsia="Meiryo UI" w:cs="Meiryo UI" w:hint="default"/>
+        <w:rFonts w:ascii="Meiryo UI" w:eastAsia="Meiryo UI" w:hAnsi="Meiryo UI" w:cs="Meiryo UI" w:hint="default"/>
       </w:rPr>
     </w:lvl>
     <w:lvl w:ilvl="6" w:tplc="FFFFFFFF" w:tentative="1">
@@ -34716,7 +33513,7 @@
         <w:ind w:left="3080" w:hanging="440"/>
       </w:pPr>
       <w:rPr>
-        <w:rFonts w:ascii="Meiryo UI" w:hAnsi="Meiryo UI" w:eastAsia="Meiryo UI" w:cs="Meiryo UI" w:hint="default"/>
+        <w:rFonts w:ascii="Meiryo UI" w:eastAsia="Meiryo UI" w:hAnsi="Meiryo UI" w:cs="Meiryo UI" w:hint="default"/>
       </w:rPr>
     </w:lvl>
     <w:lvl w:ilvl="7" w:tplc="FFFFFFFF" w:tentative="1">
@@ -34728,7 +33525,7 @@
         <w:ind w:left="3520" w:hanging="440"/>
       </w:pPr>
       <w:rPr>
-        <w:rFonts w:ascii="Meiryo UI" w:hAnsi="Meiryo UI" w:eastAsia="Meiryo UI" w:cs="Meiryo UI" w:hint="default"/>
+        <w:rFonts w:ascii="Meiryo UI" w:eastAsia="Meiryo UI" w:hAnsi="Meiryo UI" w:cs="Meiryo UI" w:hint="default"/>
       </w:rPr>
     </w:lvl>
     <w:lvl w:ilvl="8" w:tplc="FFFFFFFF" w:tentative="1">
@@ -34740,7 +33537,7 @@
         <w:ind w:left="3960" w:hanging="440"/>
       </w:pPr>
       <w:rPr>
-        <w:rFonts w:ascii="Meiryo UI" w:hAnsi="Meiryo UI" w:eastAsia="Meiryo UI" w:cs="Meiryo UI" w:hint="default"/>
+        <w:rFonts w:ascii="Meiryo UI" w:eastAsia="Meiryo UI" w:hAnsi="Meiryo UI" w:cs="Meiryo UI" w:hint="default"/>
       </w:rPr>
     </w:lvl>
   </w:abstractNum>
@@ -34757,7 +33554,7 @@
         <w:ind w:left="440" w:hanging="440"/>
       </w:pPr>
       <w:rPr>
-        <w:rFonts w:ascii="Meiryo UI" w:hAnsi="Meiryo UI" w:eastAsia="Meiryo UI" w:cs="Meiryo UI" w:hint="default"/>
+        <w:rFonts w:ascii="Meiryo UI" w:eastAsia="Meiryo UI" w:hAnsi="Meiryo UI" w:cs="Meiryo UI" w:hint="default"/>
       </w:rPr>
     </w:lvl>
     <w:lvl w:ilvl="1" w:tplc="0409000B">
@@ -34769,7 +33566,7 @@
         <w:ind w:left="880" w:hanging="440"/>
       </w:pPr>
       <w:rPr>
-        <w:rFonts w:ascii="Meiryo UI" w:hAnsi="Meiryo UI" w:eastAsia="Meiryo UI" w:cs="Meiryo UI" w:hint="default"/>
+        <w:rFonts w:ascii="Meiryo UI" w:eastAsia="Meiryo UI" w:hAnsi="Meiryo UI" w:cs="Meiryo UI" w:hint="default"/>
       </w:rPr>
     </w:lvl>
     <w:lvl w:ilvl="2" w:tplc="0409000D" w:tentative="1">
@@ -34781,7 +33578,7 @@
         <w:ind w:left="1320" w:hanging="440"/>
       </w:pPr>
       <w:rPr>
-        <w:rFonts w:ascii="Meiryo UI" w:hAnsi="Meiryo UI" w:eastAsia="Meiryo UI" w:cs="Meiryo UI" w:hint="default"/>
+        <w:rFonts w:ascii="Meiryo UI" w:eastAsia="Meiryo UI" w:hAnsi="Meiryo UI" w:cs="Meiryo UI" w:hint="default"/>
       </w:rPr>
     </w:lvl>
     <w:lvl w:ilvl="3" w:tplc="04090001" w:tentative="1">
@@ -34793,7 +33590,7 @@
         <w:ind w:left="1760" w:hanging="440"/>
       </w:pPr>
       <w:rPr>
-        <w:rFonts w:ascii="Meiryo UI" w:hAnsi="Meiryo UI" w:eastAsia="Meiryo UI" w:cs="Meiryo UI" w:hint="default"/>
+        <w:rFonts w:ascii="Meiryo UI" w:eastAsia="Meiryo UI" w:hAnsi="Meiryo UI" w:cs="Meiryo UI" w:hint="default"/>
       </w:rPr>
     </w:lvl>
     <w:lvl w:ilvl="4" w:tplc="0409000B" w:tentative="1">
@@ -34805,7 +33602,7 @@
         <w:ind w:left="2200" w:hanging="440"/>
       </w:pPr>
       <w:rPr>
-        <w:rFonts w:ascii="Meiryo UI" w:hAnsi="Meiryo UI" w:eastAsia="Meiryo UI" w:cs="Meiryo UI" w:hint="default"/>
+        <w:rFonts w:ascii="Meiryo UI" w:eastAsia="Meiryo UI" w:hAnsi="Meiryo UI" w:cs="Meiryo UI" w:hint="default"/>
       </w:rPr>
     </w:lvl>
     <w:lvl w:ilvl="5" w:tplc="0409000D" w:tentative="1">
@@ -34817,7 +33614,7 @@
         <w:ind w:left="2640" w:hanging="440"/>
       </w:pPr>
       <w:rPr>
-        <w:rFonts w:ascii="Meiryo UI" w:hAnsi="Meiryo UI" w:eastAsia="Meiryo UI" w:cs="Meiryo UI" w:hint="default"/>
+        <w:rFonts w:ascii="Meiryo UI" w:eastAsia="Meiryo UI" w:hAnsi="Meiryo UI" w:cs="Meiryo UI" w:hint="default"/>
       </w:rPr>
     </w:lvl>
     <w:lvl w:ilvl="6" w:tplc="04090001" w:tentative="1">
@@ -34829,7 +33626,7 @@
         <w:ind w:left="3080" w:hanging="440"/>
       </w:pPr>
       <w:rPr>
-        <w:rFonts w:ascii="Meiryo UI" w:hAnsi="Meiryo UI" w:eastAsia="Meiryo UI" w:cs="Meiryo UI" w:hint="default"/>
+        <w:rFonts w:ascii="Meiryo UI" w:eastAsia="Meiryo UI" w:hAnsi="Meiryo UI" w:cs="Meiryo UI" w:hint="default"/>
       </w:rPr>
     </w:lvl>
     <w:lvl w:ilvl="7" w:tplc="0409000B" w:tentative="1">
@@ -34841,7 +33638,7 @@
         <w:ind w:left="3520" w:hanging="440"/>
       </w:pPr>
       <w:rPr>
-        <w:rFonts w:ascii="Meiryo UI" w:hAnsi="Meiryo UI" w:eastAsia="Meiryo UI" w:cs="Meiryo UI" w:hint="default"/>
+        <w:rFonts w:ascii="Meiryo UI" w:eastAsia="Meiryo UI" w:hAnsi="Meiryo UI" w:cs="Meiryo UI" w:hint="default"/>
       </w:rPr>
     </w:lvl>
     <w:lvl w:ilvl="8" w:tplc="0409000D" w:tentative="1">
@@ -34853,7 +33650,7 @@
         <w:ind w:left="3960" w:hanging="440"/>
       </w:pPr>
       <w:rPr>
-        <w:rFonts w:ascii="Meiryo UI" w:hAnsi="Meiryo UI" w:eastAsia="Meiryo UI" w:cs="Meiryo UI" w:hint="default"/>
+        <w:rFonts w:ascii="Meiryo UI" w:eastAsia="Meiryo UI" w:hAnsi="Meiryo UI" w:cs="Meiryo UI" w:hint="default"/>
       </w:rPr>
     </w:lvl>
   </w:abstractNum>
@@ -34870,7 +33667,7 @@
         <w:ind w:left="440" w:hanging="440"/>
       </w:pPr>
       <w:rPr>
-        <w:rFonts w:ascii="Meiryo UI" w:hAnsi="Meiryo UI" w:eastAsia="Meiryo UI" w:cs="Meiryo UI" w:hint="default"/>
+        <w:rFonts w:ascii="Meiryo UI" w:eastAsia="Meiryo UI" w:hAnsi="Meiryo UI" w:cs="Meiryo UI" w:hint="default"/>
       </w:rPr>
     </w:lvl>
     <w:lvl w:ilvl="1" w:tplc="0409000B" w:tentative="1">
@@ -34882,7 +33679,7 @@
         <w:ind w:left="880" w:hanging="440"/>
       </w:pPr>
       <w:rPr>
-        <w:rFonts w:ascii="Meiryo UI" w:hAnsi="Meiryo UI" w:eastAsia="Meiryo UI" w:cs="Meiryo UI" w:hint="default"/>
+        <w:rFonts w:ascii="Meiryo UI" w:eastAsia="Meiryo UI" w:hAnsi="Meiryo UI" w:cs="Meiryo UI" w:hint="default"/>
       </w:rPr>
     </w:lvl>
     <w:lvl w:ilvl="2" w:tplc="0409000D" w:tentative="1">
@@ -34894,7 +33691,7 @@
         <w:ind w:left="1320" w:hanging="440"/>
       </w:pPr>
       <w:rPr>
-        <w:rFonts w:ascii="Meiryo UI" w:hAnsi="Meiryo UI" w:eastAsia="Meiryo UI" w:cs="Meiryo UI" w:hint="default"/>
+        <w:rFonts w:ascii="Meiryo UI" w:eastAsia="Meiryo UI" w:hAnsi="Meiryo UI" w:cs="Meiryo UI" w:hint="default"/>
       </w:rPr>
     </w:lvl>
     <w:lvl w:ilvl="3" w:tplc="04090001" w:tentative="1">
@@ -34906,7 +33703,7 @@
         <w:ind w:left="1760" w:hanging="440"/>
       </w:pPr>
       <w:rPr>
-        <w:rFonts w:ascii="Meiryo UI" w:hAnsi="Meiryo UI" w:eastAsia="Meiryo UI" w:cs="Meiryo UI" w:hint="default"/>
+        <w:rFonts w:ascii="Meiryo UI" w:eastAsia="Meiryo UI" w:hAnsi="Meiryo UI" w:cs="Meiryo UI" w:hint="default"/>
       </w:rPr>
     </w:lvl>
     <w:lvl w:ilvl="4" w:tplc="0409000B" w:tentative="1">
@@ -34918,7 +33715,7 @@
         <w:ind w:left="2200" w:hanging="440"/>
       </w:pPr>
       <w:rPr>
-        <w:rFonts w:ascii="Meiryo UI" w:hAnsi="Meiryo UI" w:eastAsia="Meiryo UI" w:cs="Meiryo UI" w:hint="default"/>
+        <w:rFonts w:ascii="Meiryo UI" w:eastAsia="Meiryo UI" w:hAnsi="Meiryo UI" w:cs="Meiryo UI" w:hint="default"/>
       </w:rPr>
     </w:lvl>
     <w:lvl w:ilvl="5" w:tplc="0409000D" w:tentative="1">
@@ -34930,7 +33727,7 @@
         <w:ind w:left="2640" w:hanging="440"/>
       </w:pPr>
       <w:rPr>
-        <w:rFonts w:ascii="Meiryo UI" w:hAnsi="Meiryo UI" w:eastAsia="Meiryo UI" w:cs="Meiryo UI" w:hint="default"/>
+        <w:rFonts w:ascii="Meiryo UI" w:eastAsia="Meiryo UI" w:hAnsi="Meiryo UI" w:cs="Meiryo UI" w:hint="default"/>
       </w:rPr>
     </w:lvl>
     <w:lvl w:ilvl="6" w:tplc="04090001" w:tentative="1">
@@ -34942,7 +33739,7 @@
         <w:ind w:left="3080" w:hanging="440"/>
       </w:pPr>
       <w:rPr>
-        <w:rFonts w:ascii="Meiryo UI" w:hAnsi="Meiryo UI" w:eastAsia="Meiryo UI" w:cs="Meiryo UI" w:hint="default"/>
+        <w:rFonts w:ascii="Meiryo UI" w:eastAsia="Meiryo UI" w:hAnsi="Meiryo UI" w:cs="Meiryo UI" w:hint="default"/>
       </w:rPr>
     </w:lvl>
     <w:lvl w:ilvl="7" w:tplc="0409000B" w:tentative="1">
@@ -34954,7 +33751,7 @@
         <w:ind w:left="3520" w:hanging="440"/>
       </w:pPr>
       <w:rPr>
-        <w:rFonts w:ascii="Meiryo UI" w:hAnsi="Meiryo UI" w:eastAsia="Meiryo UI" w:cs="Meiryo UI" w:hint="default"/>
+        <w:rFonts w:ascii="Meiryo UI" w:eastAsia="Meiryo UI" w:hAnsi="Meiryo UI" w:cs="Meiryo UI" w:hint="default"/>
       </w:rPr>
     </w:lvl>
     <w:lvl w:ilvl="8" w:tplc="0409000D" w:tentative="1">
@@ -34966,7 +33763,7 @@
         <w:ind w:left="3960" w:hanging="440"/>
       </w:pPr>
       <w:rPr>
-        <w:rFonts w:ascii="Meiryo UI" w:hAnsi="Meiryo UI" w:eastAsia="Meiryo UI" w:cs="Meiryo UI" w:hint="default"/>
+        <w:rFonts w:ascii="Meiryo UI" w:eastAsia="Meiryo UI" w:hAnsi="Meiryo UI" w:cs="Meiryo UI" w:hint="default"/>
       </w:rPr>
     </w:lvl>
   </w:abstractNum>
@@ -34983,7 +33780,7 @@
         <w:ind w:left="800" w:hanging="440"/>
       </w:pPr>
       <w:rPr>
-        <w:rFonts w:ascii="Meiryo UI" w:hAnsi="Meiryo UI" w:eastAsia="Meiryo UI" w:cs="Meiryo UI" w:hint="default"/>
+        <w:rFonts w:ascii="Meiryo UI" w:eastAsia="Meiryo UI" w:hAnsi="Meiryo UI" w:cs="Meiryo UI" w:hint="default"/>
         <w:u w:val="none"/>
       </w:rPr>
     </w:lvl>
@@ -34996,7 +33793,7 @@
         <w:ind w:left="1520" w:hanging="440"/>
       </w:pPr>
       <w:rPr>
-        <w:rFonts w:ascii="Meiryo UI" w:hAnsi="Meiryo UI" w:eastAsia="Meiryo UI" w:cs="Meiryo UI" w:hint="default"/>
+        <w:rFonts w:ascii="Meiryo UI" w:eastAsia="Meiryo UI" w:hAnsi="Meiryo UI" w:cs="Meiryo UI" w:hint="default"/>
       </w:rPr>
     </w:lvl>
     <w:lvl w:ilvl="2">
@@ -35193,7 +33990,7 @@
         <w:ind w:left="440" w:hanging="440"/>
       </w:pPr>
       <w:rPr>
-        <w:rFonts w:ascii="Meiryo UI" w:hAnsi="Meiryo UI" w:eastAsia="Meiryo UI" w:cs="Meiryo UI" w:hint="default"/>
+        <w:rFonts w:ascii="Meiryo UI" w:eastAsia="Meiryo UI" w:hAnsi="Meiryo UI" w:cs="Meiryo UI" w:hint="default"/>
       </w:rPr>
     </w:lvl>
     <w:lvl w:ilvl="2" w:tplc="FFFFFFFF">
@@ -35205,7 +34002,7 @@
         <w:ind w:left="440" w:hanging="440"/>
       </w:pPr>
       <w:rPr>
-        <w:rFonts w:ascii="Meiryo UI" w:hAnsi="Meiryo UI" w:eastAsia="Meiryo UI" w:cs="Meiryo UI" w:hint="default"/>
+        <w:rFonts w:ascii="Meiryo UI" w:eastAsia="Meiryo UI" w:hAnsi="Meiryo UI" w:cs="Meiryo UI" w:hint="default"/>
       </w:rPr>
     </w:lvl>
     <w:lvl w:ilvl="3" w:tplc="FFFFFFFF" w:tentative="1">
@@ -35276,7 +34073,7 @@
         <w:ind w:left="440" w:hanging="440"/>
       </w:pPr>
       <w:rPr>
-        <w:rFonts w:ascii="Meiryo UI" w:hAnsi="Meiryo UI" w:eastAsia="Meiryo UI" w:cs="Meiryo UI" w:hint="default"/>
+        <w:rFonts w:ascii="Meiryo UI" w:eastAsia="Meiryo UI" w:hAnsi="Meiryo UI" w:cs="Meiryo UI" w:hint="default"/>
       </w:rPr>
     </w:lvl>
     <w:lvl w:ilvl="1" w:tplc="0409000B">
@@ -35288,7 +34085,7 @@
         <w:ind w:left="880" w:hanging="440"/>
       </w:pPr>
       <w:rPr>
-        <w:rFonts w:ascii="Meiryo UI" w:hAnsi="Meiryo UI" w:eastAsia="Meiryo UI" w:cs="Meiryo UI" w:hint="default"/>
+        <w:rFonts w:ascii="Meiryo UI" w:eastAsia="Meiryo UI" w:hAnsi="Meiryo UI" w:cs="Meiryo UI" w:hint="default"/>
       </w:rPr>
     </w:lvl>
     <w:lvl w:ilvl="2" w:tplc="0409000D" w:tentative="1">
@@ -35300,7 +34097,7 @@
         <w:ind w:left="1320" w:hanging="440"/>
       </w:pPr>
       <w:rPr>
-        <w:rFonts w:ascii="Meiryo UI" w:hAnsi="Meiryo UI" w:eastAsia="Meiryo UI" w:cs="Meiryo UI" w:hint="default"/>
+        <w:rFonts w:ascii="Meiryo UI" w:eastAsia="Meiryo UI" w:hAnsi="Meiryo UI" w:cs="Meiryo UI" w:hint="default"/>
       </w:rPr>
     </w:lvl>
     <w:lvl w:ilvl="3" w:tplc="04090001" w:tentative="1">
@@ -35312,7 +34109,7 @@
         <w:ind w:left="1760" w:hanging="440"/>
       </w:pPr>
       <w:rPr>
-        <w:rFonts w:ascii="Meiryo UI" w:hAnsi="Meiryo UI" w:eastAsia="Meiryo UI" w:cs="Meiryo UI" w:hint="default"/>
+        <w:rFonts w:ascii="Meiryo UI" w:eastAsia="Meiryo UI" w:hAnsi="Meiryo UI" w:cs="Meiryo UI" w:hint="default"/>
       </w:rPr>
     </w:lvl>
     <w:lvl w:ilvl="4" w:tplc="0409000B" w:tentative="1">
@@ -35324,7 +34121,7 @@
         <w:ind w:left="2200" w:hanging="440"/>
       </w:pPr>
       <w:rPr>
-        <w:rFonts w:ascii="Meiryo UI" w:hAnsi="Meiryo UI" w:eastAsia="Meiryo UI" w:cs="Meiryo UI" w:hint="default"/>
+        <w:rFonts w:ascii="Meiryo UI" w:eastAsia="Meiryo UI" w:hAnsi="Meiryo UI" w:cs="Meiryo UI" w:hint="default"/>
       </w:rPr>
     </w:lvl>
     <w:lvl w:ilvl="5" w:tplc="0409000D" w:tentative="1">
@@ -35336,7 +34133,7 @@
         <w:ind w:left="2640" w:hanging="440"/>
       </w:pPr>
       <w:rPr>
-        <w:rFonts w:ascii="Meiryo UI" w:hAnsi="Meiryo UI" w:eastAsia="Meiryo UI" w:cs="Meiryo UI" w:hint="default"/>
+        <w:rFonts w:ascii="Meiryo UI" w:eastAsia="Meiryo UI" w:hAnsi="Meiryo UI" w:cs="Meiryo UI" w:hint="default"/>
       </w:rPr>
     </w:lvl>
     <w:lvl w:ilvl="6" w:tplc="04090001" w:tentative="1">
@@ -35348,7 +34145,7 @@
         <w:ind w:left="3080" w:hanging="440"/>
       </w:pPr>
       <w:rPr>
-        <w:rFonts w:ascii="Meiryo UI" w:hAnsi="Meiryo UI" w:eastAsia="Meiryo UI" w:cs="Meiryo UI" w:hint="default"/>
+        <w:rFonts w:ascii="Meiryo UI" w:eastAsia="Meiryo UI" w:hAnsi="Meiryo UI" w:cs="Meiryo UI" w:hint="default"/>
       </w:rPr>
     </w:lvl>
     <w:lvl w:ilvl="7" w:tplc="0409000B" w:tentative="1">
@@ -35360,7 +34157,7 @@
         <w:ind w:left="3520" w:hanging="440"/>
       </w:pPr>
       <w:rPr>
-        <w:rFonts w:ascii="Meiryo UI" w:hAnsi="Meiryo UI" w:eastAsia="Meiryo UI" w:cs="Meiryo UI" w:hint="default"/>
+        <w:rFonts w:ascii="Meiryo UI" w:eastAsia="Meiryo UI" w:hAnsi="Meiryo UI" w:cs="Meiryo UI" w:hint="default"/>
       </w:rPr>
     </w:lvl>
     <w:lvl w:ilvl="8" w:tplc="0409000D" w:tentative="1">
@@ -35372,7 +34169,7 @@
         <w:ind w:left="3960" w:hanging="440"/>
       </w:pPr>
       <w:rPr>
-        <w:rFonts w:ascii="Meiryo UI" w:hAnsi="Meiryo UI" w:eastAsia="Meiryo UI" w:cs="Meiryo UI" w:hint="default"/>
+        <w:rFonts w:ascii="Meiryo UI" w:eastAsia="Meiryo UI" w:hAnsi="Meiryo UI" w:cs="Meiryo UI" w:hint="default"/>
       </w:rPr>
     </w:lvl>
   </w:abstractNum>
@@ -35389,7 +34186,7 @@
         <w:ind w:left="680" w:hanging="440"/>
       </w:pPr>
       <w:rPr>
-        <w:rFonts w:ascii="Meiryo UI" w:hAnsi="Meiryo UI" w:eastAsia="Meiryo UI" w:cs="Meiryo UI" w:hint="default"/>
+        <w:rFonts w:ascii="Meiryo UI" w:eastAsia="Meiryo UI" w:hAnsi="Meiryo UI" w:cs="Meiryo UI" w:hint="default"/>
       </w:rPr>
     </w:lvl>
     <w:lvl w:ilvl="1" w:tplc="0409000B" w:tentative="1">
@@ -35401,7 +34198,7 @@
         <w:ind w:left="1120" w:hanging="440"/>
       </w:pPr>
       <w:rPr>
-        <w:rFonts w:ascii="Meiryo UI" w:hAnsi="Meiryo UI" w:eastAsia="Meiryo UI" w:cs="Meiryo UI" w:hint="default"/>
+        <w:rFonts w:ascii="Meiryo UI" w:eastAsia="Meiryo UI" w:hAnsi="Meiryo UI" w:cs="Meiryo UI" w:hint="default"/>
       </w:rPr>
     </w:lvl>
     <w:lvl w:ilvl="2" w:tplc="0409000D" w:tentative="1">
@@ -35413,7 +34210,7 @@
         <w:ind w:left="1560" w:hanging="440"/>
       </w:pPr>
       <w:rPr>
-        <w:rFonts w:ascii="Meiryo UI" w:hAnsi="Meiryo UI" w:eastAsia="Meiryo UI" w:cs="Meiryo UI" w:hint="default"/>
+        <w:rFonts w:ascii="Meiryo UI" w:eastAsia="Meiryo UI" w:hAnsi="Meiryo UI" w:cs="Meiryo UI" w:hint="default"/>
       </w:rPr>
     </w:lvl>
     <w:lvl w:ilvl="3" w:tplc="04090001" w:tentative="1">
@@ -35425,7 +34222,7 @@
         <w:ind w:left="2000" w:hanging="440"/>
       </w:pPr>
       <w:rPr>
-        <w:rFonts w:ascii="Meiryo UI" w:hAnsi="Meiryo UI" w:eastAsia="Meiryo UI" w:cs="Meiryo UI" w:hint="default"/>
+        <w:rFonts w:ascii="Meiryo UI" w:eastAsia="Meiryo UI" w:hAnsi="Meiryo UI" w:cs="Meiryo UI" w:hint="default"/>
       </w:rPr>
     </w:lvl>
     <w:lvl w:ilvl="4" w:tplc="0409000B" w:tentative="1">
@@ -35437,7 +34234,7 @@
         <w:ind w:left="2440" w:hanging="440"/>
       </w:pPr>
       <w:rPr>
-        <w:rFonts w:ascii="Meiryo UI" w:hAnsi="Meiryo UI" w:eastAsia="Meiryo UI" w:cs="Meiryo UI" w:hint="default"/>
+        <w:rFonts w:ascii="Meiryo UI" w:eastAsia="Meiryo UI" w:hAnsi="Meiryo UI" w:cs="Meiryo UI" w:hint="default"/>
       </w:rPr>
     </w:lvl>
     <w:lvl w:ilvl="5" w:tplc="0409000D" w:tentative="1">
@@ -35449,7 +34246,7 @@
         <w:ind w:left="2880" w:hanging="440"/>
       </w:pPr>
       <w:rPr>
-        <w:rFonts w:ascii="Meiryo UI" w:hAnsi="Meiryo UI" w:eastAsia="Meiryo UI" w:cs="Meiryo UI" w:hint="default"/>
+        <w:rFonts w:ascii="Meiryo UI" w:eastAsia="Meiryo UI" w:hAnsi="Meiryo UI" w:cs="Meiryo UI" w:hint="default"/>
       </w:rPr>
     </w:lvl>
     <w:lvl w:ilvl="6" w:tplc="04090001" w:tentative="1">
@@ -35461,7 +34258,7 @@
         <w:ind w:left="3320" w:hanging="440"/>
       </w:pPr>
       <w:rPr>
-        <w:rFonts w:ascii="Meiryo UI" w:hAnsi="Meiryo UI" w:eastAsia="Meiryo UI" w:cs="Meiryo UI" w:hint="default"/>
+        <w:rFonts w:ascii="Meiryo UI" w:eastAsia="Meiryo UI" w:hAnsi="Meiryo UI" w:cs="Meiryo UI" w:hint="default"/>
       </w:rPr>
     </w:lvl>
     <w:lvl w:ilvl="7" w:tplc="0409000B" w:tentative="1">
@@ -35473,7 +34270,7 @@
         <w:ind w:left="3760" w:hanging="440"/>
       </w:pPr>
       <w:rPr>
-        <w:rFonts w:ascii="Meiryo UI" w:hAnsi="Meiryo UI" w:eastAsia="Meiryo UI" w:cs="Meiryo UI" w:hint="default"/>
+        <w:rFonts w:ascii="Meiryo UI" w:eastAsia="Meiryo UI" w:hAnsi="Meiryo UI" w:cs="Meiryo UI" w:hint="default"/>
       </w:rPr>
     </w:lvl>
     <w:lvl w:ilvl="8" w:tplc="0409000D" w:tentative="1">
@@ -35485,7 +34282,7 @@
         <w:ind w:left="4200" w:hanging="440"/>
       </w:pPr>
       <w:rPr>
-        <w:rFonts w:ascii="Meiryo UI" w:hAnsi="Meiryo UI" w:eastAsia="Meiryo UI" w:cs="Meiryo UI" w:hint="default"/>
+        <w:rFonts w:ascii="Meiryo UI" w:eastAsia="Meiryo UI" w:hAnsi="Meiryo UI" w:cs="Meiryo UI" w:hint="default"/>
       </w:rPr>
     </w:lvl>
   </w:abstractNum>
@@ -35588,7 +34385,7 @@
         <w:ind w:left="440" w:hanging="440"/>
       </w:pPr>
       <w:rPr>
-        <w:rFonts w:ascii="Meiryo UI" w:hAnsi="Meiryo UI" w:eastAsia="Meiryo UI" w:cs="Meiryo UI" w:hint="default"/>
+        <w:rFonts w:ascii="Meiryo UI" w:eastAsia="Meiryo UI" w:hAnsi="Meiryo UI" w:cs="Meiryo UI" w:hint="default"/>
       </w:rPr>
     </w:lvl>
     <w:lvl w:ilvl="1" w:tplc="0409000B" w:tentative="1">
@@ -35600,7 +34397,7 @@
         <w:ind w:left="880" w:hanging="440"/>
       </w:pPr>
       <w:rPr>
-        <w:rFonts w:ascii="Meiryo UI" w:hAnsi="Meiryo UI" w:eastAsia="Meiryo UI" w:cs="Meiryo UI" w:hint="default"/>
+        <w:rFonts w:ascii="Meiryo UI" w:eastAsia="Meiryo UI" w:hAnsi="Meiryo UI" w:cs="Meiryo UI" w:hint="default"/>
       </w:rPr>
     </w:lvl>
     <w:lvl w:ilvl="2" w:tplc="0409000D" w:tentative="1">
@@ -35612,7 +34409,7 @@
         <w:ind w:left="1320" w:hanging="440"/>
       </w:pPr>
       <w:rPr>
-        <w:rFonts w:ascii="Meiryo UI" w:hAnsi="Meiryo UI" w:eastAsia="Meiryo UI" w:cs="Meiryo UI" w:hint="default"/>
+        <w:rFonts w:ascii="Meiryo UI" w:eastAsia="Meiryo UI" w:hAnsi="Meiryo UI" w:cs="Meiryo UI" w:hint="default"/>
       </w:rPr>
     </w:lvl>
     <w:lvl w:ilvl="3" w:tplc="04090001" w:tentative="1">
@@ -35624,7 +34421,7 @@
         <w:ind w:left="1760" w:hanging="440"/>
       </w:pPr>
       <w:rPr>
-        <w:rFonts w:ascii="Meiryo UI" w:hAnsi="Meiryo UI" w:eastAsia="Meiryo UI" w:cs="Meiryo UI" w:hint="default"/>
+        <w:rFonts w:ascii="Meiryo UI" w:eastAsia="Meiryo UI" w:hAnsi="Meiryo UI" w:cs="Meiryo UI" w:hint="default"/>
       </w:rPr>
     </w:lvl>
     <w:lvl w:ilvl="4" w:tplc="0409000B" w:tentative="1">
@@ -35636,7 +34433,7 @@
         <w:ind w:left="2200" w:hanging="440"/>
       </w:pPr>
       <w:rPr>
-        <w:rFonts w:ascii="Meiryo UI" w:hAnsi="Meiryo UI" w:eastAsia="Meiryo UI" w:cs="Meiryo UI" w:hint="default"/>
+        <w:rFonts w:ascii="Meiryo UI" w:eastAsia="Meiryo UI" w:hAnsi="Meiryo UI" w:cs="Meiryo UI" w:hint="default"/>
       </w:rPr>
     </w:lvl>
     <w:lvl w:ilvl="5" w:tplc="0409000D" w:tentative="1">
@@ -35648,7 +34445,7 @@
         <w:ind w:left="2640" w:hanging="440"/>
       </w:pPr>
       <w:rPr>
-        <w:rFonts w:ascii="Meiryo UI" w:hAnsi="Meiryo UI" w:eastAsia="Meiryo UI" w:cs="Meiryo UI" w:hint="default"/>
+        <w:rFonts w:ascii="Meiryo UI" w:eastAsia="Meiryo UI" w:hAnsi="Meiryo UI" w:cs="Meiryo UI" w:hint="default"/>
       </w:rPr>
     </w:lvl>
     <w:lvl w:ilvl="6" w:tplc="04090001" w:tentative="1">
@@ -35660,7 +34457,7 @@
         <w:ind w:left="3080" w:hanging="440"/>
       </w:pPr>
       <w:rPr>
-        <w:rFonts w:ascii="Meiryo UI" w:hAnsi="Meiryo UI" w:eastAsia="Meiryo UI" w:cs="Meiryo UI" w:hint="default"/>
+        <w:rFonts w:ascii="Meiryo UI" w:eastAsia="Meiryo UI" w:hAnsi="Meiryo UI" w:cs="Meiryo UI" w:hint="default"/>
       </w:rPr>
     </w:lvl>
     <w:lvl w:ilvl="7" w:tplc="0409000B" w:tentative="1">
@@ -35672,7 +34469,7 @@
         <w:ind w:left="3520" w:hanging="440"/>
       </w:pPr>
       <w:rPr>
-        <w:rFonts w:ascii="Meiryo UI" w:hAnsi="Meiryo UI" w:eastAsia="Meiryo UI" w:cs="Meiryo UI" w:hint="default"/>
+        <w:rFonts w:ascii="Meiryo UI" w:eastAsia="Meiryo UI" w:hAnsi="Meiryo UI" w:cs="Meiryo UI" w:hint="default"/>
       </w:rPr>
     </w:lvl>
     <w:lvl w:ilvl="8" w:tplc="0409000D" w:tentative="1">
@@ -35684,7 +34481,7 @@
         <w:ind w:left="3960" w:hanging="440"/>
       </w:pPr>
       <w:rPr>
-        <w:rFonts w:ascii="Meiryo UI" w:hAnsi="Meiryo UI" w:eastAsia="Meiryo UI" w:cs="Meiryo UI" w:hint="default"/>
+        <w:rFonts w:ascii="Meiryo UI" w:eastAsia="Meiryo UI" w:hAnsi="Meiryo UI" w:cs="Meiryo UI" w:hint="default"/>
       </w:rPr>
     </w:lvl>
   </w:abstractNum>
@@ -35701,7 +34498,7 @@
         <w:ind w:left="440" w:hanging="440"/>
       </w:pPr>
       <w:rPr>
-        <w:rFonts w:ascii="Meiryo UI" w:hAnsi="Meiryo UI" w:eastAsia="Meiryo UI" w:cs="Meiryo UI" w:hint="default"/>
+        <w:rFonts w:ascii="Meiryo UI" w:eastAsia="Meiryo UI" w:hAnsi="Meiryo UI" w:cs="Meiryo UI" w:hint="default"/>
       </w:rPr>
     </w:lvl>
     <w:lvl w:ilvl="1" w:tplc="0409000B" w:tentative="1">
@@ -35713,7 +34510,7 @@
         <w:ind w:left="880" w:hanging="440"/>
       </w:pPr>
       <w:rPr>
-        <w:rFonts w:ascii="Meiryo UI" w:hAnsi="Meiryo UI" w:eastAsia="Meiryo UI" w:cs="Meiryo UI" w:hint="default"/>
+        <w:rFonts w:ascii="Meiryo UI" w:eastAsia="Meiryo UI" w:hAnsi="Meiryo UI" w:cs="Meiryo UI" w:hint="default"/>
       </w:rPr>
     </w:lvl>
     <w:lvl w:ilvl="2" w:tplc="0409000D" w:tentative="1">
@@ -35725,7 +34522,7 @@
         <w:ind w:left="1320" w:hanging="440"/>
       </w:pPr>
       <w:rPr>
-        <w:rFonts w:ascii="Meiryo UI" w:hAnsi="Meiryo UI" w:eastAsia="Meiryo UI" w:cs="Meiryo UI" w:hint="default"/>
+        <w:rFonts w:ascii="Meiryo UI" w:eastAsia="Meiryo UI" w:hAnsi="Meiryo UI" w:cs="Meiryo UI" w:hint="default"/>
       </w:rPr>
     </w:lvl>
     <w:lvl w:ilvl="3" w:tplc="04090001" w:tentative="1">
@@ -35737,7 +34534,7 @@
         <w:ind w:left="1760" w:hanging="440"/>
       </w:pPr>
       <w:rPr>
-        <w:rFonts w:ascii="Meiryo UI" w:hAnsi="Meiryo UI" w:eastAsia="Meiryo UI" w:cs="Meiryo UI" w:hint="default"/>
+        <w:rFonts w:ascii="Meiryo UI" w:eastAsia="Meiryo UI" w:hAnsi="Meiryo UI" w:cs="Meiryo UI" w:hint="default"/>
       </w:rPr>
     </w:lvl>
     <w:lvl w:ilvl="4" w:tplc="0409000B" w:tentative="1">
@@ -35749,7 +34546,7 @@
         <w:ind w:left="2200" w:hanging="440"/>
       </w:pPr>
       <w:rPr>
-        <w:rFonts w:ascii="Meiryo UI" w:hAnsi="Meiryo UI" w:eastAsia="Meiryo UI" w:cs="Meiryo UI" w:hint="default"/>
+        <w:rFonts w:ascii="Meiryo UI" w:eastAsia="Meiryo UI" w:hAnsi="Meiryo UI" w:cs="Meiryo UI" w:hint="default"/>
       </w:rPr>
     </w:lvl>
     <w:lvl w:ilvl="5" w:tplc="0409000D" w:tentative="1">
@@ -35761,7 +34558,7 @@
         <w:ind w:left="2640" w:hanging="440"/>
       </w:pPr>
       <w:rPr>
-        <w:rFonts w:ascii="Meiryo UI" w:hAnsi="Meiryo UI" w:eastAsia="Meiryo UI" w:cs="Meiryo UI" w:hint="default"/>
+        <w:rFonts w:ascii="Meiryo UI" w:eastAsia="Meiryo UI" w:hAnsi="Meiryo UI" w:cs="Meiryo UI" w:hint="default"/>
       </w:rPr>
     </w:lvl>
     <w:lvl w:ilvl="6" w:tplc="04090001" w:tentative="1">
@@ -35773,7 +34570,7 @@
         <w:ind w:left="3080" w:hanging="440"/>
       </w:pPr>
       <w:rPr>
-        <w:rFonts w:ascii="Meiryo UI" w:hAnsi="Meiryo UI" w:eastAsia="Meiryo UI" w:cs="Meiryo UI" w:hint="default"/>
+        <w:rFonts w:ascii="Meiryo UI" w:eastAsia="Meiryo UI" w:hAnsi="Meiryo UI" w:cs="Meiryo UI" w:hint="default"/>
       </w:rPr>
     </w:lvl>
     <w:lvl w:ilvl="7" w:tplc="0409000B" w:tentative="1">
@@ -35785,7 +34582,7 @@
         <w:ind w:left="3520" w:hanging="440"/>
       </w:pPr>
       <w:rPr>
-        <w:rFonts w:ascii="Meiryo UI" w:hAnsi="Meiryo UI" w:eastAsia="Meiryo UI" w:cs="Meiryo UI" w:hint="default"/>
+        <w:rFonts w:ascii="Meiryo UI" w:eastAsia="Meiryo UI" w:hAnsi="Meiryo UI" w:cs="Meiryo UI" w:hint="default"/>
       </w:rPr>
     </w:lvl>
     <w:lvl w:ilvl="8" w:tplc="0409000D" w:tentative="1">
@@ -35797,7 +34594,7 @@
         <w:ind w:left="3960" w:hanging="440"/>
       </w:pPr>
       <w:rPr>
-        <w:rFonts w:ascii="Meiryo UI" w:hAnsi="Meiryo UI" w:eastAsia="Meiryo UI" w:cs="Meiryo UI" w:hint="default"/>
+        <w:rFonts w:ascii="Meiryo UI" w:eastAsia="Meiryo UI" w:hAnsi="Meiryo UI" w:cs="Meiryo UI" w:hint="default"/>
       </w:rPr>
     </w:lvl>
   </w:abstractNum>
@@ -35814,7 +34611,7 @@
         <w:ind w:left="440" w:hanging="440"/>
       </w:pPr>
       <w:rPr>
-        <w:rFonts w:ascii="Meiryo UI" w:hAnsi="Meiryo UI" w:eastAsia="Meiryo UI" w:cs="Meiryo UI" w:hint="default"/>
+        <w:rFonts w:ascii="Meiryo UI" w:eastAsia="Meiryo UI" w:hAnsi="Meiryo UI" w:cs="Meiryo UI" w:hint="default"/>
       </w:rPr>
     </w:lvl>
     <w:lvl w:ilvl="1" w:tplc="0409000B" w:tentative="1">
@@ -35826,7 +34623,7 @@
         <w:ind w:left="880" w:hanging="440"/>
       </w:pPr>
       <w:rPr>
-        <w:rFonts w:ascii="Meiryo UI" w:hAnsi="Meiryo UI" w:eastAsia="Meiryo UI" w:cs="Meiryo UI" w:hint="default"/>
+        <w:rFonts w:ascii="Meiryo UI" w:eastAsia="Meiryo UI" w:hAnsi="Meiryo UI" w:cs="Meiryo UI" w:hint="default"/>
       </w:rPr>
     </w:lvl>
     <w:lvl w:ilvl="2" w:tplc="0409000D" w:tentative="1">
@@ -35838,7 +34635,7 @@
         <w:ind w:left="1320" w:hanging="440"/>
       </w:pPr>
       <w:rPr>
-        <w:rFonts w:ascii="Meiryo UI" w:hAnsi="Meiryo UI" w:eastAsia="Meiryo UI" w:cs="Meiryo UI" w:hint="default"/>
+        <w:rFonts w:ascii="Meiryo UI" w:eastAsia="Meiryo UI" w:hAnsi="Meiryo UI" w:cs="Meiryo UI" w:hint="default"/>
       </w:rPr>
     </w:lvl>
     <w:lvl w:ilvl="3" w:tplc="04090001" w:tentative="1">
@@ -35850,7 +34647,7 @@
         <w:ind w:left="1760" w:hanging="440"/>
       </w:pPr>
       <w:rPr>
-        <w:rFonts w:ascii="Meiryo UI" w:hAnsi="Meiryo UI" w:eastAsia="Meiryo UI" w:cs="Meiryo UI" w:hint="default"/>
+        <w:rFonts w:ascii="Meiryo UI" w:eastAsia="Meiryo UI" w:hAnsi="Meiryo UI" w:cs="Meiryo UI" w:hint="default"/>
       </w:rPr>
     </w:lvl>
     <w:lvl w:ilvl="4" w:tplc="0409000B" w:tentative="1">
@@ -35862,7 +34659,7 @@
         <w:ind w:left="2200" w:hanging="440"/>
       </w:pPr>
       <w:rPr>
-        <w:rFonts w:ascii="Meiryo UI" w:hAnsi="Meiryo UI" w:eastAsia="Meiryo UI" w:cs="Meiryo UI" w:hint="default"/>
+        <w:rFonts w:ascii="Meiryo UI" w:eastAsia="Meiryo UI" w:hAnsi="Meiryo UI" w:cs="Meiryo UI" w:hint="default"/>
       </w:rPr>
     </w:lvl>
     <w:lvl w:ilvl="5" w:tplc="0409000D" w:tentative="1">
@@ -35874,7 +34671,7 @@
         <w:ind w:left="2640" w:hanging="440"/>
       </w:pPr>
       <w:rPr>
-        <w:rFonts w:ascii="Meiryo UI" w:hAnsi="Meiryo UI" w:eastAsia="Meiryo UI" w:cs="Meiryo UI" w:hint="default"/>
+        <w:rFonts w:ascii="Meiryo UI" w:eastAsia="Meiryo UI" w:hAnsi="Meiryo UI" w:cs="Meiryo UI" w:hint="default"/>
       </w:rPr>
     </w:lvl>
     <w:lvl w:ilvl="6" w:tplc="04090001" w:tentative="1">
@@ -35886,7 +34683,7 @@
         <w:ind w:left="3080" w:hanging="440"/>
       </w:pPr>
       <w:rPr>
-        <w:rFonts w:ascii="Meiryo UI" w:hAnsi="Meiryo UI" w:eastAsia="Meiryo UI" w:cs="Meiryo UI" w:hint="default"/>
+        <w:rFonts w:ascii="Meiryo UI" w:eastAsia="Meiryo UI" w:hAnsi="Meiryo UI" w:cs="Meiryo UI" w:hint="default"/>
       </w:rPr>
     </w:lvl>
     <w:lvl w:ilvl="7" w:tplc="0409000B" w:tentative="1">
@@ -35898,7 +34695,7 @@
         <w:ind w:left="3520" w:hanging="440"/>
       </w:pPr>
       <w:rPr>
-        <w:rFonts w:ascii="Meiryo UI" w:hAnsi="Meiryo UI" w:eastAsia="Meiryo UI" w:cs="Meiryo UI" w:hint="default"/>
+        <w:rFonts w:ascii="Meiryo UI" w:eastAsia="Meiryo UI" w:hAnsi="Meiryo UI" w:cs="Meiryo UI" w:hint="default"/>
       </w:rPr>
     </w:lvl>
     <w:lvl w:ilvl="8" w:tplc="0409000D" w:tentative="1">
@@ -35910,7 +34707,7 @@
         <w:ind w:left="3960" w:hanging="440"/>
       </w:pPr>
       <w:rPr>
-        <w:rFonts w:ascii="Meiryo UI" w:hAnsi="Meiryo UI" w:eastAsia="Meiryo UI" w:cs="Meiryo UI" w:hint="default"/>
+        <w:rFonts w:ascii="Meiryo UI" w:eastAsia="Meiryo UI" w:hAnsi="Meiryo UI" w:cs="Meiryo UI" w:hint="default"/>
       </w:rPr>
     </w:lvl>
   </w:abstractNum>
@@ -35927,7 +34724,7 @@
         <w:ind w:left="800" w:hanging="440"/>
       </w:pPr>
       <w:rPr>
-        <w:rFonts w:ascii="Meiryo UI" w:hAnsi="Meiryo UI" w:eastAsia="Meiryo UI" w:cs="Meiryo UI" w:hint="default"/>
+        <w:rFonts w:ascii="Meiryo UI" w:eastAsia="Meiryo UI" w:hAnsi="Meiryo UI" w:cs="Meiryo UI" w:hint="default"/>
         <w:u w:val="none"/>
       </w:rPr>
     </w:lvl>
@@ -35940,7 +34737,7 @@
         <w:ind w:left="1520" w:hanging="440"/>
       </w:pPr>
       <w:rPr>
-        <w:rFonts w:ascii="Meiryo UI" w:hAnsi="Meiryo UI" w:eastAsia="Meiryo UI" w:cs="Meiryo UI" w:hint="default"/>
+        <w:rFonts w:ascii="Meiryo UI" w:eastAsia="Meiryo UI" w:hAnsi="Meiryo UI" w:cs="Meiryo UI" w:hint="default"/>
       </w:rPr>
     </w:lvl>
     <w:lvl w:ilvl="2">
@@ -36271,7 +35068,7 @@
         <w:ind w:left="720" w:hanging="360"/>
       </w:pPr>
       <w:rPr>
-        <w:rFonts w:ascii="Meiryo UI" w:hAnsi="Meiryo UI" w:eastAsia="Meiryo UI" w:cs="Meiryo UI" w:hint="default"/>
+        <w:rFonts w:ascii="Meiryo UI" w:eastAsia="Meiryo UI" w:hAnsi="Meiryo UI" w:cs="Meiryo UI" w:hint="default"/>
         <w:sz w:val="20"/>
       </w:rPr>
     </w:lvl>
@@ -36303,7 +35100,7 @@
         <w:ind w:left="2160" w:hanging="360"/>
       </w:pPr>
       <w:rPr>
-        <w:rFonts w:ascii="Meiryo UI" w:hAnsi="Meiryo UI" w:eastAsia="Meiryo UI" w:cs="Meiryo UI" w:hint="default"/>
+        <w:rFonts w:ascii="Meiryo UI" w:eastAsia="Meiryo UI" w:hAnsi="Meiryo UI" w:cs="Meiryo UI" w:hint="default"/>
         <w:sz w:val="20"/>
       </w:rPr>
     </w:lvl>
@@ -36319,7 +35116,7 @@
         <w:ind w:left="2880" w:hanging="360"/>
       </w:pPr>
       <w:rPr>
-        <w:rFonts w:ascii="Meiryo UI" w:hAnsi="Meiryo UI" w:eastAsia="Meiryo UI" w:cs="Meiryo UI" w:hint="default"/>
+        <w:rFonts w:ascii="Meiryo UI" w:eastAsia="Meiryo UI" w:hAnsi="Meiryo UI" w:cs="Meiryo UI" w:hint="default"/>
         <w:sz w:val="20"/>
       </w:rPr>
     </w:lvl>
@@ -36335,7 +35132,7 @@
         <w:ind w:left="3600" w:hanging="360"/>
       </w:pPr>
       <w:rPr>
-        <w:rFonts w:ascii="Meiryo UI" w:hAnsi="Meiryo UI" w:eastAsia="Meiryo UI" w:cs="Meiryo UI" w:hint="default"/>
+        <w:rFonts w:ascii="Meiryo UI" w:eastAsia="Meiryo UI" w:hAnsi="Meiryo UI" w:cs="Meiryo UI" w:hint="default"/>
         <w:sz w:val="20"/>
       </w:rPr>
     </w:lvl>
@@ -36351,7 +35148,7 @@
         <w:ind w:left="4320" w:hanging="360"/>
       </w:pPr>
       <w:rPr>
-        <w:rFonts w:ascii="Meiryo UI" w:hAnsi="Meiryo UI" w:eastAsia="Meiryo UI" w:cs="Meiryo UI" w:hint="default"/>
+        <w:rFonts w:ascii="Meiryo UI" w:eastAsia="Meiryo UI" w:hAnsi="Meiryo UI" w:cs="Meiryo UI" w:hint="default"/>
         <w:sz w:val="20"/>
       </w:rPr>
     </w:lvl>
@@ -36367,7 +35164,7 @@
         <w:ind w:left="5040" w:hanging="360"/>
       </w:pPr>
       <w:rPr>
-        <w:rFonts w:ascii="Meiryo UI" w:hAnsi="Meiryo UI" w:eastAsia="Meiryo UI" w:cs="Meiryo UI" w:hint="default"/>
+        <w:rFonts w:ascii="Meiryo UI" w:eastAsia="Meiryo UI" w:hAnsi="Meiryo UI" w:cs="Meiryo UI" w:hint="default"/>
         <w:sz w:val="20"/>
       </w:rPr>
     </w:lvl>
@@ -36383,7 +35180,7 @@
         <w:ind w:left="5760" w:hanging="360"/>
       </w:pPr>
       <w:rPr>
-        <w:rFonts w:ascii="Meiryo UI" w:hAnsi="Meiryo UI" w:eastAsia="Meiryo UI" w:cs="Meiryo UI" w:hint="default"/>
+        <w:rFonts w:ascii="Meiryo UI" w:eastAsia="Meiryo UI" w:hAnsi="Meiryo UI" w:cs="Meiryo UI" w:hint="default"/>
         <w:sz w:val="20"/>
       </w:rPr>
     </w:lvl>
@@ -36399,7 +35196,7 @@
         <w:ind w:left="6480" w:hanging="360"/>
       </w:pPr>
       <w:rPr>
-        <w:rFonts w:ascii="Meiryo UI" w:hAnsi="Meiryo UI" w:eastAsia="Meiryo UI" w:cs="Meiryo UI" w:hint="default"/>
+        <w:rFonts w:ascii="Meiryo UI" w:eastAsia="Meiryo UI" w:hAnsi="Meiryo UI" w:cs="Meiryo UI" w:hint="default"/>
         <w:sz w:val="20"/>
       </w:rPr>
     </w:lvl>
@@ -36417,7 +35214,7 @@
         <w:ind w:left="440" w:hanging="440"/>
       </w:pPr>
       <w:rPr>
-        <w:rFonts w:ascii="Meiryo UI" w:hAnsi="Meiryo UI" w:eastAsia="Meiryo UI" w:cs="Meiryo UI" w:hint="default"/>
+        <w:rFonts w:ascii="Meiryo UI" w:eastAsia="Meiryo UI" w:hAnsi="Meiryo UI" w:cs="Meiryo UI" w:hint="default"/>
       </w:rPr>
     </w:lvl>
     <w:lvl w:ilvl="1" w:tplc="0409000B" w:tentative="1">
@@ -36429,7 +35226,7 @@
         <w:ind w:left="880" w:hanging="440"/>
       </w:pPr>
       <w:rPr>
-        <w:rFonts w:ascii="Meiryo UI" w:hAnsi="Meiryo UI" w:eastAsia="Meiryo UI" w:cs="Meiryo UI" w:hint="default"/>
+        <w:rFonts w:ascii="Meiryo UI" w:eastAsia="Meiryo UI" w:hAnsi="Meiryo UI" w:cs="Meiryo UI" w:hint="default"/>
       </w:rPr>
     </w:lvl>
     <w:lvl w:ilvl="2" w:tplc="0409000D" w:tentative="1">
@@ -36441,7 +35238,7 @@
         <w:ind w:left="1320" w:hanging="440"/>
       </w:pPr>
       <w:rPr>
-        <w:rFonts w:ascii="Meiryo UI" w:hAnsi="Meiryo UI" w:eastAsia="Meiryo UI" w:cs="Meiryo UI" w:hint="default"/>
+        <w:rFonts w:ascii="Meiryo UI" w:eastAsia="Meiryo UI" w:hAnsi="Meiryo UI" w:cs="Meiryo UI" w:hint="default"/>
       </w:rPr>
     </w:lvl>
     <w:lvl w:ilvl="3" w:tplc="04090001" w:tentative="1">
@@ -36453,7 +35250,7 @@
         <w:ind w:left="1760" w:hanging="440"/>
       </w:pPr>
       <w:rPr>
-        <w:rFonts w:ascii="Meiryo UI" w:hAnsi="Meiryo UI" w:eastAsia="Meiryo UI" w:cs="Meiryo UI" w:hint="default"/>
+        <w:rFonts w:ascii="Meiryo UI" w:eastAsia="Meiryo UI" w:hAnsi="Meiryo UI" w:cs="Meiryo UI" w:hint="default"/>
       </w:rPr>
     </w:lvl>
     <w:lvl w:ilvl="4" w:tplc="0409000B" w:tentative="1">
@@ -36465,7 +35262,7 @@
         <w:ind w:left="2200" w:hanging="440"/>
       </w:pPr>
       <w:rPr>
-        <w:rFonts w:ascii="Meiryo UI" w:hAnsi="Meiryo UI" w:eastAsia="Meiryo UI" w:cs="Meiryo UI" w:hint="default"/>
+        <w:rFonts w:ascii="Meiryo UI" w:eastAsia="Meiryo UI" w:hAnsi="Meiryo UI" w:cs="Meiryo UI" w:hint="default"/>
       </w:rPr>
     </w:lvl>
     <w:lvl w:ilvl="5" w:tplc="0409000D" w:tentative="1">
@@ -36477,7 +35274,7 @@
         <w:ind w:left="2640" w:hanging="440"/>
       </w:pPr>
       <w:rPr>
-        <w:rFonts w:ascii="Meiryo UI" w:hAnsi="Meiryo UI" w:eastAsia="Meiryo UI" w:cs="Meiryo UI" w:hint="default"/>
+        <w:rFonts w:ascii="Meiryo UI" w:eastAsia="Meiryo UI" w:hAnsi="Meiryo UI" w:cs="Meiryo UI" w:hint="default"/>
       </w:rPr>
     </w:lvl>
     <w:lvl w:ilvl="6" w:tplc="04090001" w:tentative="1">
@@ -36489,7 +35286,7 @@
         <w:ind w:left="3080" w:hanging="440"/>
       </w:pPr>
       <w:rPr>
-        <w:rFonts w:ascii="Meiryo UI" w:hAnsi="Meiryo UI" w:eastAsia="Meiryo UI" w:cs="Meiryo UI" w:hint="default"/>
+        <w:rFonts w:ascii="Meiryo UI" w:eastAsia="Meiryo UI" w:hAnsi="Meiryo UI" w:cs="Meiryo UI" w:hint="default"/>
       </w:rPr>
     </w:lvl>
     <w:lvl w:ilvl="7" w:tplc="0409000B" w:tentative="1">
@@ -36501,7 +35298,7 @@
         <w:ind w:left="3520" w:hanging="440"/>
       </w:pPr>
       <w:rPr>
-        <w:rFonts w:ascii="Meiryo UI" w:hAnsi="Meiryo UI" w:eastAsia="Meiryo UI" w:cs="Meiryo UI" w:hint="default"/>
+        <w:rFonts w:ascii="Meiryo UI" w:eastAsia="Meiryo UI" w:hAnsi="Meiryo UI" w:cs="Meiryo UI" w:hint="default"/>
       </w:rPr>
     </w:lvl>
     <w:lvl w:ilvl="8" w:tplc="0409000D" w:tentative="1">
@@ -36513,7 +35310,7 @@
         <w:ind w:left="3960" w:hanging="440"/>
       </w:pPr>
       <w:rPr>
-        <w:rFonts w:ascii="Meiryo UI" w:hAnsi="Meiryo UI" w:eastAsia="Meiryo UI" w:cs="Meiryo UI" w:hint="default"/>
+        <w:rFonts w:ascii="Meiryo UI" w:eastAsia="Meiryo UI" w:hAnsi="Meiryo UI" w:cs="Meiryo UI" w:hint="default"/>
       </w:rPr>
     </w:lvl>
   </w:abstractNum>
@@ -36643,7 +35440,7 @@
         <w:ind w:left="440" w:hanging="440"/>
       </w:pPr>
       <w:rPr>
-        <w:rFonts w:ascii="Meiryo UI" w:hAnsi="Meiryo UI" w:eastAsia="Meiryo UI" w:cs="Meiryo UI" w:hint="default"/>
+        <w:rFonts w:ascii="Meiryo UI" w:eastAsia="Meiryo UI" w:hAnsi="Meiryo UI" w:cs="Meiryo UI" w:hint="default"/>
       </w:rPr>
     </w:lvl>
     <w:lvl w:ilvl="1" w:tplc="0409000B" w:tentative="1">
@@ -36655,7 +35452,7 @@
         <w:ind w:left="880" w:hanging="440"/>
       </w:pPr>
       <w:rPr>
-        <w:rFonts w:ascii="Meiryo UI" w:hAnsi="Meiryo UI" w:eastAsia="Meiryo UI" w:cs="Meiryo UI" w:hint="default"/>
+        <w:rFonts w:ascii="Meiryo UI" w:eastAsia="Meiryo UI" w:hAnsi="Meiryo UI" w:cs="Meiryo UI" w:hint="default"/>
       </w:rPr>
     </w:lvl>
     <w:lvl w:ilvl="2" w:tplc="0409000D" w:tentative="1">
@@ -36667,7 +35464,7 @@
         <w:ind w:left="1320" w:hanging="440"/>
       </w:pPr>
       <w:rPr>
-        <w:rFonts w:ascii="Meiryo UI" w:hAnsi="Meiryo UI" w:eastAsia="Meiryo UI" w:cs="Meiryo UI" w:hint="default"/>
+        <w:rFonts w:ascii="Meiryo UI" w:eastAsia="Meiryo UI" w:hAnsi="Meiryo UI" w:cs="Meiryo UI" w:hint="default"/>
       </w:rPr>
     </w:lvl>
     <w:lvl w:ilvl="3" w:tplc="04090001" w:tentative="1">
@@ -36679,7 +35476,7 @@
         <w:ind w:left="1760" w:hanging="440"/>
       </w:pPr>
       <w:rPr>
-        <w:rFonts w:ascii="Meiryo UI" w:hAnsi="Meiryo UI" w:eastAsia="Meiryo UI" w:cs="Meiryo UI" w:hint="default"/>
+        <w:rFonts w:ascii="Meiryo UI" w:eastAsia="Meiryo UI" w:hAnsi="Meiryo UI" w:cs="Meiryo UI" w:hint="default"/>
       </w:rPr>
     </w:lvl>
     <w:lvl w:ilvl="4" w:tplc="0409000B" w:tentative="1">
@@ -36691,7 +35488,7 @@
         <w:ind w:left="2200" w:hanging="440"/>
       </w:pPr>
       <w:rPr>
-        <w:rFonts w:ascii="Meiryo UI" w:hAnsi="Meiryo UI" w:eastAsia="Meiryo UI" w:cs="Meiryo UI" w:hint="default"/>
+        <w:rFonts w:ascii="Meiryo UI" w:eastAsia="Meiryo UI" w:hAnsi="Meiryo UI" w:cs="Meiryo UI" w:hint="default"/>
       </w:rPr>
     </w:lvl>
     <w:lvl w:ilvl="5" w:tplc="0409000D" w:tentative="1">
@@ -36703,7 +35500,7 @@
         <w:ind w:left="2640" w:hanging="440"/>
       </w:pPr>
       <w:rPr>
-        <w:rFonts w:ascii="Meiryo UI" w:hAnsi="Meiryo UI" w:eastAsia="Meiryo UI" w:cs="Meiryo UI" w:hint="default"/>
+        <w:rFonts w:ascii="Meiryo UI" w:eastAsia="Meiryo UI" w:hAnsi="Meiryo UI" w:cs="Meiryo UI" w:hint="default"/>
       </w:rPr>
     </w:lvl>
     <w:lvl w:ilvl="6" w:tplc="04090001" w:tentative="1">
@@ -36715,7 +35512,7 @@
         <w:ind w:left="3080" w:hanging="440"/>
       </w:pPr>
       <w:rPr>
-        <w:rFonts w:ascii="Meiryo UI" w:hAnsi="Meiryo UI" w:eastAsia="Meiryo UI" w:cs="Meiryo UI" w:hint="default"/>
+        <w:rFonts w:ascii="Meiryo UI" w:eastAsia="Meiryo UI" w:hAnsi="Meiryo UI" w:cs="Meiryo UI" w:hint="default"/>
       </w:rPr>
     </w:lvl>
     <w:lvl w:ilvl="7" w:tplc="0409000B" w:tentative="1">
@@ -36727,7 +35524,7 @@
         <w:ind w:left="3520" w:hanging="440"/>
       </w:pPr>
       <w:rPr>
-        <w:rFonts w:ascii="Meiryo UI" w:hAnsi="Meiryo UI" w:eastAsia="Meiryo UI" w:cs="Meiryo UI" w:hint="default"/>
+        <w:rFonts w:ascii="Meiryo UI" w:eastAsia="Meiryo UI" w:hAnsi="Meiryo UI" w:cs="Meiryo UI" w:hint="default"/>
       </w:rPr>
     </w:lvl>
     <w:lvl w:ilvl="8" w:tplc="0409000D" w:tentative="1">
@@ -36739,7 +35536,7 @@
         <w:ind w:left="3960" w:hanging="440"/>
       </w:pPr>
       <w:rPr>
-        <w:rFonts w:ascii="Meiryo UI" w:hAnsi="Meiryo UI" w:eastAsia="Meiryo UI" w:cs="Meiryo UI" w:hint="default"/>
+        <w:rFonts w:ascii="Meiryo UI" w:eastAsia="Meiryo UI" w:hAnsi="Meiryo UI" w:cs="Meiryo UI" w:hint="default"/>
       </w:rPr>
     </w:lvl>
   </w:abstractNum>
@@ -36756,7 +35553,7 @@
         <w:ind w:left="800" w:hanging="440"/>
       </w:pPr>
       <w:rPr>
-        <w:rFonts w:ascii="Meiryo UI" w:hAnsi="Meiryo UI" w:eastAsia="Meiryo UI" w:cs="Meiryo UI" w:hint="default"/>
+        <w:rFonts w:ascii="Meiryo UI" w:eastAsia="Meiryo UI" w:hAnsi="Meiryo UI" w:cs="Meiryo UI" w:hint="default"/>
         <w:u w:val="none"/>
       </w:rPr>
     </w:lvl>
@@ -36769,7 +35566,7 @@
         <w:ind w:left="1520" w:hanging="440"/>
       </w:pPr>
       <w:rPr>
-        <w:rFonts w:ascii="Meiryo UI" w:hAnsi="Meiryo UI" w:eastAsia="Meiryo UI" w:cs="Meiryo UI" w:hint="default"/>
+        <w:rFonts w:ascii="Meiryo UI" w:eastAsia="Meiryo UI" w:hAnsi="Meiryo UI" w:cs="Meiryo UI" w:hint="default"/>
       </w:rPr>
     </w:lvl>
     <w:lvl w:ilvl="2">
@@ -36957,7 +35754,7 @@
         <w:ind w:left="800" w:hanging="440"/>
       </w:pPr>
       <w:rPr>
-        <w:rFonts w:ascii="Meiryo UI" w:hAnsi="Meiryo UI" w:eastAsia="Meiryo UI" w:cs="Meiryo UI" w:hint="default"/>
+        <w:rFonts w:ascii="Meiryo UI" w:eastAsia="Meiryo UI" w:hAnsi="Meiryo UI" w:cs="Meiryo UI" w:hint="default"/>
         <w:u w:val="none"/>
       </w:rPr>
     </w:lvl>
@@ -37071,7 +35868,7 @@
         <w:ind w:left="800" w:hanging="440"/>
       </w:pPr>
       <w:rPr>
-        <w:rFonts w:ascii="Meiryo UI" w:hAnsi="Meiryo UI" w:eastAsia="Meiryo UI" w:cs="Meiryo UI" w:hint="default"/>
+        <w:rFonts w:ascii="Meiryo UI" w:eastAsia="Meiryo UI" w:hAnsi="Meiryo UI" w:cs="Meiryo UI" w:hint="default"/>
         <w:u w:val="none"/>
       </w:rPr>
     </w:lvl>
@@ -37185,7 +35982,7 @@
         <w:ind w:left="1160" w:hanging="440"/>
       </w:pPr>
       <w:rPr>
-        <w:rFonts w:ascii="Meiryo UI" w:hAnsi="Meiryo UI" w:eastAsia="Meiryo UI" w:cs="Meiryo UI" w:hint="default"/>
+        <w:rFonts w:ascii="Meiryo UI" w:eastAsia="Meiryo UI" w:hAnsi="Meiryo UI" w:cs="Meiryo UI" w:hint="default"/>
       </w:rPr>
     </w:lvl>
     <w:lvl w:ilvl="1" w:tplc="0409000B" w:tentative="1">
@@ -37197,7 +35994,7 @@
         <w:ind w:left="1600" w:hanging="440"/>
       </w:pPr>
       <w:rPr>
-        <w:rFonts w:ascii="Meiryo UI" w:hAnsi="Meiryo UI" w:eastAsia="Meiryo UI" w:cs="Meiryo UI" w:hint="default"/>
+        <w:rFonts w:ascii="Meiryo UI" w:eastAsia="Meiryo UI" w:hAnsi="Meiryo UI" w:cs="Meiryo UI" w:hint="default"/>
       </w:rPr>
     </w:lvl>
     <w:lvl w:ilvl="2" w:tplc="0409000D" w:tentative="1">
@@ -37209,7 +36006,7 @@
         <w:ind w:left="2040" w:hanging="440"/>
       </w:pPr>
       <w:rPr>
-        <w:rFonts w:ascii="Meiryo UI" w:hAnsi="Meiryo UI" w:eastAsia="Meiryo UI" w:cs="Meiryo UI" w:hint="default"/>
+        <w:rFonts w:ascii="Meiryo UI" w:eastAsia="Meiryo UI" w:hAnsi="Meiryo UI" w:cs="Meiryo UI" w:hint="default"/>
       </w:rPr>
     </w:lvl>
     <w:lvl w:ilvl="3" w:tplc="04090001" w:tentative="1">
@@ -37221,7 +36018,7 @@
         <w:ind w:left="2480" w:hanging="440"/>
       </w:pPr>
       <w:rPr>
-        <w:rFonts w:ascii="Meiryo UI" w:hAnsi="Meiryo UI" w:eastAsia="Meiryo UI" w:cs="Meiryo UI" w:hint="default"/>
+        <w:rFonts w:ascii="Meiryo UI" w:eastAsia="Meiryo UI" w:hAnsi="Meiryo UI" w:cs="Meiryo UI" w:hint="default"/>
       </w:rPr>
     </w:lvl>
     <w:lvl w:ilvl="4" w:tplc="0409000B" w:tentative="1">
@@ -37233,7 +36030,7 @@
         <w:ind w:left="2920" w:hanging="440"/>
       </w:pPr>
       <w:rPr>
-        <w:rFonts w:ascii="Meiryo UI" w:hAnsi="Meiryo UI" w:eastAsia="Meiryo UI" w:cs="Meiryo UI" w:hint="default"/>
+        <w:rFonts w:ascii="Meiryo UI" w:eastAsia="Meiryo UI" w:hAnsi="Meiryo UI" w:cs="Meiryo UI" w:hint="default"/>
       </w:rPr>
     </w:lvl>
     <w:lvl w:ilvl="5" w:tplc="0409000D" w:tentative="1">
@@ -37245,7 +36042,7 @@
         <w:ind w:left="3360" w:hanging="440"/>
       </w:pPr>
       <w:rPr>
-        <w:rFonts w:ascii="Meiryo UI" w:hAnsi="Meiryo UI" w:eastAsia="Meiryo UI" w:cs="Meiryo UI" w:hint="default"/>
+        <w:rFonts w:ascii="Meiryo UI" w:eastAsia="Meiryo UI" w:hAnsi="Meiryo UI" w:cs="Meiryo UI" w:hint="default"/>
       </w:rPr>
     </w:lvl>
     <w:lvl w:ilvl="6" w:tplc="04090001" w:tentative="1">
@@ -37257,7 +36054,7 @@
         <w:ind w:left="3800" w:hanging="440"/>
       </w:pPr>
       <w:rPr>
-        <w:rFonts w:ascii="Meiryo UI" w:hAnsi="Meiryo UI" w:eastAsia="Meiryo UI" w:cs="Meiryo UI" w:hint="default"/>
+        <w:rFonts w:ascii="Meiryo UI" w:eastAsia="Meiryo UI" w:hAnsi="Meiryo UI" w:cs="Meiryo UI" w:hint="default"/>
       </w:rPr>
     </w:lvl>
     <w:lvl w:ilvl="7" w:tplc="0409000B" w:tentative="1">
@@ -37269,7 +36066,7 @@
         <w:ind w:left="4240" w:hanging="440"/>
       </w:pPr>
       <w:rPr>
-        <w:rFonts w:ascii="Meiryo UI" w:hAnsi="Meiryo UI" w:eastAsia="Meiryo UI" w:cs="Meiryo UI" w:hint="default"/>
+        <w:rFonts w:ascii="Meiryo UI" w:eastAsia="Meiryo UI" w:hAnsi="Meiryo UI" w:cs="Meiryo UI" w:hint="default"/>
       </w:rPr>
     </w:lvl>
     <w:lvl w:ilvl="8" w:tplc="0409000D" w:tentative="1">
@@ -37281,7 +36078,7 @@
         <w:ind w:left="4680" w:hanging="440"/>
       </w:pPr>
       <w:rPr>
-        <w:rFonts w:ascii="Meiryo UI" w:hAnsi="Meiryo UI" w:eastAsia="Meiryo UI" w:cs="Meiryo UI" w:hint="default"/>
+        <w:rFonts w:ascii="Meiryo UI" w:eastAsia="Meiryo UI" w:hAnsi="Meiryo UI" w:cs="Meiryo UI" w:hint="default"/>
       </w:rPr>
     </w:lvl>
   </w:abstractNum>
@@ -37298,7 +36095,7 @@
         <w:ind w:left="440" w:hanging="440"/>
       </w:pPr>
       <w:rPr>
-        <w:rFonts w:ascii="Meiryo UI" w:hAnsi="Meiryo UI" w:eastAsia="Meiryo UI" w:cs="Meiryo UI" w:hint="default"/>
+        <w:rFonts w:ascii="Meiryo UI" w:eastAsia="Meiryo UI" w:hAnsi="Meiryo UI" w:cs="Meiryo UI" w:hint="default"/>
       </w:rPr>
     </w:lvl>
     <w:lvl w:ilvl="1" w:tplc="0409000B" w:tentative="1">
@@ -37310,7 +36107,7 @@
         <w:ind w:left="880" w:hanging="440"/>
       </w:pPr>
       <w:rPr>
-        <w:rFonts w:ascii="Meiryo UI" w:hAnsi="Meiryo UI" w:eastAsia="Meiryo UI" w:cs="Meiryo UI" w:hint="default"/>
+        <w:rFonts w:ascii="Meiryo UI" w:eastAsia="Meiryo UI" w:hAnsi="Meiryo UI" w:cs="Meiryo UI" w:hint="default"/>
       </w:rPr>
     </w:lvl>
     <w:lvl w:ilvl="2" w:tplc="0409000D" w:tentative="1">
@@ -37322,7 +36119,7 @@
         <w:ind w:left="1320" w:hanging="440"/>
       </w:pPr>
       <w:rPr>
-        <w:rFonts w:ascii="Meiryo UI" w:hAnsi="Meiryo UI" w:eastAsia="Meiryo UI" w:cs="Meiryo UI" w:hint="default"/>
+        <w:rFonts w:ascii="Meiryo UI" w:eastAsia="Meiryo UI" w:hAnsi="Meiryo UI" w:cs="Meiryo UI" w:hint="default"/>
       </w:rPr>
     </w:lvl>
     <w:lvl w:ilvl="3" w:tplc="04090001" w:tentative="1">
@@ -37334,7 +36131,7 @@
         <w:ind w:left="1760" w:hanging="440"/>
       </w:pPr>
       <w:rPr>
-        <w:rFonts w:ascii="Meiryo UI" w:hAnsi="Meiryo UI" w:eastAsia="Meiryo UI" w:cs="Meiryo UI" w:hint="default"/>
+        <w:rFonts w:ascii="Meiryo UI" w:eastAsia="Meiryo UI" w:hAnsi="Meiryo UI" w:cs="Meiryo UI" w:hint="default"/>
       </w:rPr>
     </w:lvl>
     <w:lvl w:ilvl="4" w:tplc="0409000B" w:tentative="1">
@@ -37346,7 +36143,7 @@
         <w:ind w:left="2200" w:hanging="440"/>
       </w:pPr>
       <w:rPr>
-        <w:rFonts w:ascii="Meiryo UI" w:hAnsi="Meiryo UI" w:eastAsia="Meiryo UI" w:cs="Meiryo UI" w:hint="default"/>
+        <w:rFonts w:ascii="Meiryo UI" w:eastAsia="Meiryo UI" w:hAnsi="Meiryo UI" w:cs="Meiryo UI" w:hint="default"/>
       </w:rPr>
     </w:lvl>
     <w:lvl w:ilvl="5" w:tplc="0409000D" w:tentative="1">
@@ -37358,7 +36155,7 @@
         <w:ind w:left="2640" w:hanging="440"/>
       </w:pPr>
       <w:rPr>
-        <w:rFonts w:ascii="Meiryo UI" w:hAnsi="Meiryo UI" w:eastAsia="Meiryo UI" w:cs="Meiryo UI" w:hint="default"/>
+        <w:rFonts w:ascii="Meiryo UI" w:eastAsia="Meiryo UI" w:hAnsi="Meiryo UI" w:cs="Meiryo UI" w:hint="default"/>
       </w:rPr>
     </w:lvl>
     <w:lvl w:ilvl="6" w:tplc="04090001" w:tentative="1">
@@ -37370,7 +36167,7 @@
         <w:ind w:left="3080" w:hanging="440"/>
       </w:pPr>
       <w:rPr>
-        <w:rFonts w:ascii="Meiryo UI" w:hAnsi="Meiryo UI" w:eastAsia="Meiryo UI" w:cs="Meiryo UI" w:hint="default"/>
+        <w:rFonts w:ascii="Meiryo UI" w:eastAsia="Meiryo UI" w:hAnsi="Meiryo UI" w:cs="Meiryo UI" w:hint="default"/>
       </w:rPr>
     </w:lvl>
     <w:lvl w:ilvl="7" w:tplc="0409000B" w:tentative="1">
@@ -37382,7 +36179,7 @@
         <w:ind w:left="3520" w:hanging="440"/>
       </w:pPr>
       <w:rPr>
-        <w:rFonts w:ascii="Meiryo UI" w:hAnsi="Meiryo UI" w:eastAsia="Meiryo UI" w:cs="Meiryo UI" w:hint="default"/>
+        <w:rFonts w:ascii="Meiryo UI" w:eastAsia="Meiryo UI" w:hAnsi="Meiryo UI" w:cs="Meiryo UI" w:hint="default"/>
       </w:rPr>
     </w:lvl>
     <w:lvl w:ilvl="8" w:tplc="0409000D" w:tentative="1">
@@ -37394,7 +36191,7 @@
         <w:ind w:left="3960" w:hanging="440"/>
       </w:pPr>
       <w:rPr>
-        <w:rFonts w:ascii="Meiryo UI" w:hAnsi="Meiryo UI" w:eastAsia="Meiryo UI" w:cs="Meiryo UI" w:hint="default"/>
+        <w:rFonts w:ascii="Meiryo UI" w:eastAsia="Meiryo UI" w:hAnsi="Meiryo UI" w:cs="Meiryo UI" w:hint="default"/>
       </w:rPr>
     </w:lvl>
   </w:abstractNum>
@@ -37786,202 +36583,7 @@
 </w:numbering>
 </file>
 
-<file path=word\settings.xml><?xml version="1.0" encoding="utf-8"?>
-<w:settings xmlns:mc="http://schemas.openxmlformats.org/markup-compatibility/2006" xmlns:o="urn:schemas-microsoft-com:office:office" xmlns:r="http://schemas.openxmlformats.org/officeDocument/2006/relationships" xmlns:m="http://schemas.openxmlformats.org/officeDocument/2006/math" xmlns:v="urn:schemas-microsoft-com:vml" xmlns:w10="urn:schemas-microsoft-com:office:word" xmlns:w="http://schemas.openxmlformats.org/wordprocessingml/2006/main" xmlns:w14="http://schemas.microsoft.com/office/word/2010/wordml" xmlns:w15="http://schemas.microsoft.com/office/word/2012/wordml" xmlns:w16cex="http://schemas.microsoft.com/office/word/2018/wordml/cex" xmlns:w16cid="http://schemas.microsoft.com/office/word/2016/wordml/cid" xmlns:w16="http://schemas.microsoft.com/office/word/2018/wordml" xmlns:w16du="http://schemas.microsoft.com/office/word/2023/wordml/word16du" xmlns:w16sdtdh="http://schemas.microsoft.com/office/word/2020/wordml/sdtdatahash" xmlns:w16sdtfl="http://schemas.microsoft.com/office/word/2024/wordml/sdtformatlock" xmlns:w16se="http://schemas.microsoft.com/office/word/2015/wordml/symex" xmlns:sl="http://schemas.openxmlformats.org/schemaLibrary/2006/main" mc:Ignorable="w14 w15 w16se w16cid w16 w16cex w16sdtdh w16sdtfl w16du">
-  <w:zoom w:percent="100"/>
-  <w:embedTrueTypeFonts/>
-  <w:bordersDoNotSurroundHeader/>
-  <w:bordersDoNotSurroundFooter/>
-  <w:defaultTabStop w:val="720"/>
-  <w:characterSpacingControl w:val="doNotCompress"/>
-  <w:hdrShapeDefaults>
-    <o:shapedefaults v:ext="edit" spidmax="2050">
-      <v:textbox inset="5.85pt,.7pt,5.85pt,.7pt"/>
-    </o:shapedefaults>
-  </w:hdrShapeDefaults>
-  <w:footnotePr>
-    <w:footnote w:id="-1"/>
-    <w:footnote w:id="0"/>
-  </w:footnotePr>
-  <w:endnotePr>
-    <w:endnote w:id="-1"/>
-    <w:endnote w:id="0"/>
-  </w:endnotePr>
-  <w:compat>
-    <w:useFELayout/>
-    <w:compatSetting w:name="compatibilityMode" w:uri="http://schemas.microsoft.com/office/word" w:val="15"/>
-    <w:compatSetting w:name="overrideTableStyleFontSizeAndJustification" w:uri="http://schemas.microsoft.com/office/word" w:val="1"/>
-    <w:compatSetting w:name="enableOpenTypeFeatures" w:uri="http://schemas.microsoft.com/office/word" w:val="1"/>
-    <w:compatSetting w:name="doNotFlipMirrorIndents" w:uri="http://schemas.microsoft.com/office/word" w:val="1"/>
-    <w:compatSetting w:name="differentiateMultirowTableHeaders" w:uri="http://schemas.microsoft.com/office/word" w:val="1"/>
-    <w:compatSetting w:name="useWord2013TrackBottomHyphenation" w:uri="http://schemas.microsoft.com/office/word" w:val="1"/>
-  </w:compat>
-  <w:rsids>
-    <w:rsidRoot w:val="00BF0479"/>
-    <w:rsid w:val="00007421"/>
-    <w:rsid w:val="00010156"/>
-    <w:rsid w:val="00014F61"/>
-    <w:rsid w:val="00023B51"/>
-    <w:rsid w:val="00047CF3"/>
-    <w:rsid w:val="000629D7"/>
-    <w:rsid w:val="000650EA"/>
-    <w:rsid w:val="000949C5"/>
-    <w:rsid w:val="000A1448"/>
-    <w:rsid w:val="000A72E7"/>
-    <w:rsid w:val="000A77B9"/>
-    <w:rsid w:val="000C6375"/>
-    <w:rsid w:val="000D01AC"/>
-    <w:rsid w:val="001019C8"/>
-    <w:rsid w:val="0011042B"/>
-    <w:rsid w:val="00113762"/>
-    <w:rsid w:val="00114B29"/>
-    <w:rsid w:val="0013530F"/>
-    <w:rsid w:val="00157A27"/>
-    <w:rsid w:val="00171E27"/>
-    <w:rsid w:val="00190937"/>
-    <w:rsid w:val="00195209"/>
-    <w:rsid w:val="001C14F2"/>
-    <w:rsid w:val="0023110D"/>
-    <w:rsid w:val="0023622E"/>
-    <w:rsid w:val="002769D5"/>
-    <w:rsid w:val="00282831"/>
-    <w:rsid w:val="002C3203"/>
-    <w:rsid w:val="002C5EEE"/>
-    <w:rsid w:val="00305C2F"/>
-    <w:rsid w:val="0031376F"/>
-    <w:rsid w:val="0033719A"/>
-    <w:rsid w:val="00387928"/>
-    <w:rsid w:val="00387B9D"/>
-    <w:rsid w:val="003B66BB"/>
-    <w:rsid w:val="00403538"/>
-    <w:rsid w:val="00406186"/>
-    <w:rsid w:val="00463172"/>
-    <w:rsid w:val="00464FBC"/>
-    <w:rsid w:val="004A276C"/>
-    <w:rsid w:val="004B452D"/>
-    <w:rsid w:val="004C2BA4"/>
-    <w:rsid w:val="00502C2B"/>
-    <w:rsid w:val="0057264A"/>
-    <w:rsid w:val="005869C3"/>
-    <w:rsid w:val="0059396A"/>
-    <w:rsid w:val="005A478D"/>
-    <w:rsid w:val="005B69FE"/>
-    <w:rsid w:val="005C1087"/>
-    <w:rsid w:val="005C550B"/>
-    <w:rsid w:val="005F1376"/>
-    <w:rsid w:val="005F5167"/>
-    <w:rsid w:val="00600FDC"/>
-    <w:rsid w:val="00637B54"/>
-    <w:rsid w:val="00660086"/>
-    <w:rsid w:val="00680AD0"/>
-    <w:rsid w:val="0069368A"/>
-    <w:rsid w:val="006A4A7E"/>
-    <w:rsid w:val="006A6F9F"/>
-    <w:rsid w:val="006E799E"/>
-    <w:rsid w:val="00793C82"/>
-    <w:rsid w:val="007B2B97"/>
-    <w:rsid w:val="007B57F4"/>
-    <w:rsid w:val="007F37F4"/>
-    <w:rsid w:val="008012B0"/>
-    <w:rsid w:val="00815A3D"/>
-    <w:rsid w:val="00816E4B"/>
-    <w:rsid w:val="0083046C"/>
-    <w:rsid w:val="008416F2"/>
-    <w:rsid w:val="00866B73"/>
-    <w:rsid w:val="00892DAB"/>
-    <w:rsid w:val="008D0597"/>
-    <w:rsid w:val="008D3254"/>
-    <w:rsid w:val="008E7E41"/>
-    <w:rsid w:val="00973907"/>
-    <w:rsid w:val="009C4AF2"/>
-    <w:rsid w:val="009F21DC"/>
-    <w:rsid w:val="00A37E0A"/>
-    <w:rsid w:val="00A56967"/>
-    <w:rsid w:val="00A82468"/>
-    <w:rsid w:val="00A96EBD"/>
-    <w:rsid w:val="00AA05D1"/>
-    <w:rsid w:val="00AA2765"/>
-    <w:rsid w:val="00AA2A26"/>
-    <w:rsid w:val="00AD00DE"/>
-    <w:rsid w:val="00AD1A6D"/>
-    <w:rsid w:val="00B062DD"/>
-    <w:rsid w:val="00B4718C"/>
-    <w:rsid w:val="00B61951"/>
-    <w:rsid w:val="00B7032B"/>
-    <w:rsid w:val="00B7147C"/>
-    <w:rsid w:val="00B9085D"/>
-    <w:rsid w:val="00BA211C"/>
-    <w:rsid w:val="00BC50B1"/>
-    <w:rsid w:val="00BD4808"/>
-    <w:rsid w:val="00BF0479"/>
-    <w:rsid w:val="00BF45AA"/>
-    <w:rsid w:val="00C12405"/>
-    <w:rsid w:val="00C21E10"/>
-    <w:rsid w:val="00C278CF"/>
-    <w:rsid w:val="00C41D36"/>
-    <w:rsid w:val="00CA078D"/>
-    <w:rsid w:val="00CC0363"/>
-    <w:rsid w:val="00CC1E2D"/>
-    <w:rsid w:val="00CD4181"/>
-    <w:rsid w:val="00CF6B23"/>
-    <w:rsid w:val="00D01B6C"/>
-    <w:rsid w:val="00D1562A"/>
-    <w:rsid w:val="00D25D1E"/>
-    <w:rsid w:val="00D85470"/>
-    <w:rsid w:val="00DA08E2"/>
-    <w:rsid w:val="00DB7AA5"/>
-    <w:rsid w:val="00E06378"/>
-    <w:rsid w:val="00E42728"/>
-    <w:rsid w:val="00E54919"/>
-    <w:rsid w:val="00E63B1D"/>
-    <w:rsid w:val="00EA7566"/>
-    <w:rsid w:val="00EC5BAF"/>
-    <w:rsid w:val="00EE18FD"/>
-    <w:rsid w:val="00EF7715"/>
-    <w:rsid w:val="00F0429F"/>
-    <w:rsid w:val="00F17DBE"/>
-    <w:rsid w:val="00F432EF"/>
-    <w:rsid w:val="00F655C9"/>
-    <w:rsid w:val="00F67A06"/>
-    <w:rsid w:val="00F715AE"/>
-    <w:rsid w:val="00F75217"/>
-    <w:rsid w:val="00FB381E"/>
-    <w:rsid w:val="00FC6B5C"/>
-    <w:rsid w:val="00FC7D70"/>
-    <w:rsid w:val="00FD0042"/>
-    <w:rsid w:val="00FF6121"/>
-  </w:rsids>
-  <m:mathPr>
-    <m:mathFont m:val="Cambria Math"/>
-    <m:brkBin m:val="before"/>
-    <m:brkBinSub m:val="--"/>
-    <m:smallFrac m:val="0"/>
-    <m:dispDef/>
-    <m:lMargin m:val="0"/>
-    <m:rMargin m:val="0"/>
-    <m:defJc m:val="centerGroup"/>
-    <m:wrapIndent m:val="1440"/>
-    <m:intLim m:val="subSup"/>
-    <m:naryLim m:val="undOvr"/>
-  </m:mathPr>
-  <w:themeFontLang w:val="en-US" w:eastAsia="ja-JP"/>
-  <w:clrSchemeMapping w:bg1="light1" w:t1="dark1" w:bg2="light2" w:t2="dark2" w:accent1="accent1" w:accent2="accent2" w:accent3="accent3" w:accent4="accent4" w:accent5="accent5" w:accent6="accent6" w:hyperlink="hyperlink" w:followedHyperlink="followedHyperlink"/>
-  <w:shapeDefaults>
-    <o:shapedefaults v:ext="edit" spidmax="2050">
-      <v:textbox inset="5.85pt,.7pt,5.85pt,.7pt"/>
-    </o:shapedefaults>
-    <o:shapelayout v:ext="edit">
-      <o:idmap v:ext="edit" data="2"/>
-    </o:shapelayout>
-  </w:shapeDefaults>
-  <w:decimalSymbol w:val="."/>
-  <w:listSeparator w:val=","/>
-  <w14:docId w14:val="24B64F3B"/>
-  <w15:docId w15:val="{5250DB2C-A05B-CF44-B4FD-DDE9446C7945}"/>
-</w:settings>
-</file>
-
-<file path=word\styles.xml><?xml version="1.0" encoding="utf-8"?>
+<file path=word/styles.xml><?xml version="1.0" encoding="utf-8"?>
 <w:styles xmlns:mc="http://schemas.openxmlformats.org/markup-compatibility/2006" xmlns:r="http://schemas.openxmlformats.org/officeDocument/2006/relationships" xmlns:w="http://schemas.openxmlformats.org/wordprocessingml/2006/main" xmlns:w14="http://schemas.microsoft.com/office/word/2010/wordml" xmlns:w15="http://schemas.microsoft.com/office/word/2012/wordml" xmlns:w16cex="http://schemas.microsoft.com/office/word/2018/wordml/cex" xmlns:w16cid="http://schemas.microsoft.com/office/word/2016/wordml/cid" xmlns:w16="http://schemas.microsoft.com/office/word/2018/wordml" xmlns:w16du="http://schemas.microsoft.com/office/word/2023/wordml/word16du" xmlns:w16sdtdh="http://schemas.microsoft.com/office/word/2020/wordml/sdtdatahash" xmlns:w16sdtfl="http://schemas.microsoft.com/office/word/2024/wordml/sdtformatlock" xmlns:w16se="http://schemas.microsoft.com/office/word/2015/wordml/symex" mc:Ignorable="w14 w15 w16se w16cid w16 w16cex w16sdtdh w16sdtfl w16du">
   <w:docDefaults>
     <w:rPrDefault>
@@ -39700,7 +38302,7 @@
 </w:styles>
 </file>
 
-<file path=word\theme\theme1.xml><?xml version="1.0" encoding="utf-8"?>
+<file path=word/theme/theme1.xml><?xml version="1.0" encoding="utf-8"?>
 <a:theme xmlns:a="http://schemas.openxmlformats.org/drawingml/2006/main" name="Office Theme">
   <a:themeElements>
     <a:clrScheme name="Office">
@@ -40020,6 +38622,226 @@
 </a:theme>
 </file>
 
-<file path=word\webSettings.xml><?xml version="1.0" encoding="utf-8"?>
-<w:webSettings xmlns:mc="http://schemas.openxmlformats.org/markup-compatibility/2006" xmlns:r="http://schemas.openxmlformats.org/officeDocument/2006/relationships" xmlns:w="http://schemas.openxmlformats.org/wordprocessingml/2006/main" xmlns:w14="http://schemas.microsoft.com/office/word/2010/wordml" xmlns:w15="http://schemas.microsoft.com/office/word/2012/wordml" xmlns:w16cex="http://schemas.microsoft.com/office/word/2018/wordml/cex" xmlns:w16cid="http://schemas.microsoft.com/office/word/2016/wordml/cid" xmlns:w16="http://schemas.microsoft.com/office/word/2018/wordml" xmlns:w16du="http://schemas.microsoft.com/office/word/2023/wordml/word16du" xmlns:w16sdtdh="http://schemas.microsoft.com/office/word/2020/wordml/sdtdatahash" xmlns:w16sdtfl="http://schemas.microsoft.com/office/word/2024/wordml/sdtformatlock" xmlns:w16se="http://schemas.microsoft.com/office/word/2015/wordml/symex" mc:Ignorable="w14 w15 w16se w16cid w16 w16cex w16sdtdh w16sdtfl w16du"/>
+<file path=customXml/item1.xml><?xml version="1.0" encoding="utf-8"?>
+<p:properties xmlns:p="http://schemas.microsoft.com/office/2006/metadata/properties" xmlns:xsi="http://www.w3.org/2001/XMLSchema-instance" xmlns:pc="http://schemas.microsoft.com/office/infopath/2007/PartnerControls">
+  <documentManagement/>
+</p:properties>
+</file>
+
+<file path=customXml/item2.xml><?xml version="1.0" encoding="utf-8"?>
+<b:Sources xmlns:b="http://schemas.openxmlformats.org/officeDocument/2006/bibliography" xmlns="http://schemas.openxmlformats.org/officeDocument/2006/bibliography" SelectedStyle="/APASixthEditionOfficeOnline.xsl" StyleName="APA" Version="6"/>
+</file>
+
+<file path=customXml/item3.xml><?xml version="1.0" encoding="utf-8"?>
+<?mso-contentType ?>
+<FormTemplates xmlns="http://schemas.microsoft.com/sharepoint/v3/contenttype/forms">
+  <Display>DocumentLibraryForm</Display>
+  <Edit>DocumentLibraryForm</Edit>
+  <New>DocumentLibraryForm</New>
+</FormTemplates>
+</file>
+
+<file path=customXml/item4.xml><?xml version="1.0" encoding="utf-8"?>
+<ct:contentTypeSchema xmlns:ct="http://schemas.microsoft.com/office/2006/metadata/contentType" xmlns:ma="http://schemas.microsoft.com/office/2006/metadata/properties/metaAttributes" ct:_="" ma:_="" ma:contentTypeName="ドキュメント" ma:contentTypeID="0x010100980A9EDA4423B04DB8E0445FEDD7979D" ma:contentTypeVersion="7" ma:contentTypeDescription="新しいドキュメントを作成します。" ma:contentTypeScope="" ma:versionID="ae2973d07f0a8b338627d92cf3d61aa1">
+  <xsd:schema xmlns:xsd="http://www.w3.org/2001/XMLSchema" xmlns:xs="http://www.w3.org/2001/XMLSchema" xmlns:p="http://schemas.microsoft.com/office/2006/metadata/properties" xmlns:ns2="927401a0-f477-47ea-a92d-ddff39ed07e6" targetNamespace="http://schemas.microsoft.com/office/2006/metadata/properties" ma:root="true" ma:fieldsID="e5a487444864ebd2c47c4b9587078a69" ns2:_="">
+    <xsd:import namespace="927401a0-f477-47ea-a92d-ddff39ed07e6"/>
+    <xsd:element name="properties">
+      <xsd:complexType>
+        <xsd:sequence>
+          <xsd:element name="documentManagement">
+            <xsd:complexType>
+              <xsd:all>
+                <xsd:element ref="ns2:MediaServiceMetadata" minOccurs="0"/>
+                <xsd:element ref="ns2:MediaServiceFastMetadata" minOccurs="0"/>
+                <xsd:element ref="ns2:MediaServiceSearchProperties" minOccurs="0"/>
+                <xsd:element ref="ns2:MediaServiceDateTaken" minOccurs="0"/>
+                <xsd:element ref="ns2:MediaServiceGenerationTime" minOccurs="0"/>
+                <xsd:element ref="ns2:MediaServiceEventHashCode" minOccurs="0"/>
+                <xsd:element ref="ns2:MediaLengthInSeconds" minOccurs="0"/>
+              </xsd:all>
+            </xsd:complexType>
+          </xsd:element>
+        </xsd:sequence>
+      </xsd:complexType>
+    </xsd:element>
+  </xsd:schema>
+  <xsd:schema xmlns:xsd="http://www.w3.org/2001/XMLSchema" xmlns:xs="http://www.w3.org/2001/XMLSchema" xmlns:dms="http://schemas.microsoft.com/office/2006/documentManagement/types" xmlns:pc="http://schemas.microsoft.com/office/infopath/2007/PartnerControls" targetNamespace="927401a0-f477-47ea-a92d-ddff39ed07e6" elementFormDefault="qualified">
+    <xsd:import namespace="http://schemas.microsoft.com/office/2006/documentManagement/types"/>
+    <xsd:import namespace="http://schemas.microsoft.com/office/infopath/2007/PartnerControls"/>
+    <xsd:element name="MediaServiceMetadata" ma:index="8" nillable="true" ma:displayName="MediaServiceMetadata" ma:hidden="true" ma:internalName="MediaServiceMetadata" ma:readOnly="true">
+      <xsd:simpleType>
+        <xsd:restriction base="dms:Note"/>
+      </xsd:simpleType>
+    </xsd:element>
+    <xsd:element name="MediaServiceFastMetadata" ma:index="9" nillable="true" ma:displayName="MediaServiceFastMetadata" ma:hidden="true" ma:internalName="MediaServiceFastMetadata" ma:readOnly="true">
+      <xsd:simpleType>
+        <xsd:restriction base="dms:Note"/>
+      </xsd:simpleType>
+    </xsd:element>
+    <xsd:element name="MediaServiceSearchProperties" ma:index="10" nillable="true" ma:displayName="MediaServiceSearchProperties" ma:hidden="true" ma:internalName="MediaServiceSearchProperties" ma:readOnly="true">
+      <xsd:simpleType>
+        <xsd:restriction base="dms:Note"/>
+      </xsd:simpleType>
+    </xsd:element>
+    <xsd:element name="MediaServiceDateTaken" ma:index="11" nillable="true" ma:displayName="MediaServiceDateTaken" ma:hidden="true" ma:indexed="true" ma:internalName="MediaServiceDateTaken" ma:readOnly="true">
+      <xsd:simpleType>
+        <xsd:restriction base="dms:Text"/>
+      </xsd:simpleType>
+    </xsd:element>
+    <xsd:element name="MediaServiceGenerationTime" ma:index="12" nillable="true" ma:displayName="MediaServiceGenerationTime" ma:hidden="true" ma:internalName="MediaServiceGenerationTime" ma:readOnly="true">
+      <xsd:simpleType>
+        <xsd:restriction base="dms:Text"/>
+      </xsd:simpleType>
+    </xsd:element>
+    <xsd:element name="MediaServiceEventHashCode" ma:index="13" nillable="true" ma:displayName="MediaServiceEventHashCode" ma:hidden="true" ma:internalName="MediaServiceEventHashCode" ma:readOnly="true">
+      <xsd:simpleType>
+        <xsd:restriction base="dms:Text"/>
+      </xsd:simpleType>
+    </xsd:element>
+    <xsd:element name="MediaLengthInSeconds" ma:index="14" nillable="true" ma:displayName="MediaLengthInSeconds" ma:hidden="true" ma:internalName="MediaLengthInSeconds" ma:readOnly="true">
+      <xsd:simpleType>
+        <xsd:restriction base="dms:Unknown"/>
+      </xsd:simpleType>
+    </xsd:element>
+  </xsd:schema>
+  <xsd:schema xmlns="http://schemas.openxmlformats.org/package/2006/metadata/core-properties" xmlns:xsd="http://www.w3.org/2001/XMLSchema" xmlns:xsi="http://www.w3.org/2001/XMLSchema-instance" xmlns:dc="http://purl.org/dc/elements/1.1/" xmlns:dcterms="http://purl.org/dc/terms/" xmlns:odoc="http://schemas.microsoft.com/internal/obd" targetNamespace="http://schemas.openxmlformats.org/package/2006/metadata/core-properties" elementFormDefault="qualified" attributeFormDefault="unqualified" blockDefault="#all">
+    <xsd:import namespace="http://purl.org/dc/elements/1.1/" schemaLocation="http://dublincore.org/schemas/xmls/qdc/2003/04/02/dc.xsd"/>
+    <xsd:import namespace="http://purl.org/dc/terms/" schemaLocation="http://dublincore.org/schemas/xmls/qdc/2003/04/02/dcterms.xsd"/>
+    <xsd:element name="coreProperties" type="CT_coreProperties"/>
+    <xsd:complexType name="CT_coreProperties">
+      <xsd:all>
+        <xsd:element ref="dc:creator" minOccurs="0" maxOccurs="1"/>
+        <xsd:element ref="dcterms:created" minOccurs="0" maxOccurs="1"/>
+        <xsd:element ref="dc:identifier" minOccurs="0" maxOccurs="1"/>
+        <xsd:element name="contentType" minOccurs="0" maxOccurs="1" type="xsd:string" ma:index="0" ma:displayName="コンテンツ タイプ"/>
+        <xsd:element ref="dc:title" minOccurs="0" maxOccurs="1" ma:index="4" ma:displayName="タイトル"/>
+        <xsd:element ref="dc:subject" minOccurs="0" maxOccurs="1"/>
+        <xsd:element ref="dc:description" minOccurs="0" maxOccurs="1"/>
+        <xsd:element name="keywords" minOccurs="0" maxOccurs="1" type="xsd:string"/>
+        <xsd:element ref="dc:language" minOccurs="0" maxOccurs="1"/>
+        <xsd:element name="category" minOccurs="0" maxOccurs="1" type="xsd:string"/>
+        <xsd:element name="version" minOccurs="0" maxOccurs="1" type="xsd:string"/>
+        <xsd:element name="revision" minOccurs="0" maxOccurs="1" type="xsd:string">
+          <xsd:annotation>
+            <xsd:documentation>
+                        This value indicates the number of saves or revisions. The application is responsible for updating this value after each revision.
+                    </xsd:documentation>
+          </xsd:annotation>
+        </xsd:element>
+        <xsd:element name="lastModifiedBy" minOccurs="0" maxOccurs="1" type="xsd:string"/>
+        <xsd:element ref="dcterms:modified" minOccurs="0" maxOccurs="1"/>
+        <xsd:element name="contentStatus" minOccurs="0" maxOccurs="1" type="xsd:string"/>
+      </xsd:all>
+    </xsd:complexType>
+  </xsd:schema>
+  <xs:schema xmlns:pc="http://schemas.microsoft.com/office/infopath/2007/PartnerControls" xmlns:xs="http://www.w3.org/2001/XMLSchema" targetNamespace="http://schemas.microsoft.com/office/infopath/2007/PartnerControls" elementFormDefault="qualified" attributeFormDefault="unqualified">
+    <xs:element name="Person">
+      <xs:complexType>
+        <xs:sequence>
+          <xs:element ref="pc:DisplayName" minOccurs="0"/>
+          <xs:element ref="pc:AccountId" minOccurs="0"/>
+          <xs:element ref="pc:AccountType" minOccurs="0"/>
+        </xs:sequence>
+      </xs:complexType>
+    </xs:element>
+    <xs:element name="DisplayName" type="xs:string"/>
+    <xs:element name="AccountId" type="xs:string"/>
+    <xs:element name="AccountType" type="xs:string"/>
+    <xs:element name="BDCAssociatedEntity">
+      <xs:complexType>
+        <xs:sequence>
+          <xs:element ref="pc:BDCEntity" minOccurs="0" maxOccurs="unbounded"/>
+        </xs:sequence>
+        <xs:attribute ref="pc:EntityNamespace"/>
+        <xs:attribute ref="pc:EntityName"/>
+        <xs:attribute ref="pc:SystemInstanceName"/>
+        <xs:attribute ref="pc:AssociationName"/>
+      </xs:complexType>
+    </xs:element>
+    <xs:attribute name="EntityNamespace" type="xs:string"/>
+    <xs:attribute name="EntityName" type="xs:string"/>
+    <xs:attribute name="SystemInstanceName" type="xs:string"/>
+    <xs:attribute name="AssociationName" type="xs:string"/>
+    <xs:element name="BDCEntity">
+      <xs:complexType>
+        <xs:sequence>
+          <xs:element ref="pc:EntityDisplayName" minOccurs="0"/>
+          <xs:element ref="pc:EntityInstanceReference" minOccurs="0"/>
+          <xs:element ref="pc:EntityId1" minOccurs="0"/>
+          <xs:element ref="pc:EntityId2" minOccurs="0"/>
+          <xs:element ref="pc:EntityId3" minOccurs="0"/>
+          <xs:element ref="pc:EntityId4" minOccurs="0"/>
+          <xs:element ref="pc:EntityId5" minOccurs="0"/>
+        </xs:sequence>
+      </xs:complexType>
+    </xs:element>
+    <xs:element name="EntityDisplayName" type="xs:string"/>
+    <xs:element name="EntityInstanceReference" type="xs:string"/>
+    <xs:element name="EntityId1" type="xs:string"/>
+    <xs:element name="EntityId2" type="xs:string"/>
+    <xs:element name="EntityId3" type="xs:string"/>
+    <xs:element name="EntityId4" type="xs:string"/>
+    <xs:element name="EntityId5" type="xs:string"/>
+    <xs:element name="Terms">
+      <xs:complexType>
+        <xs:sequence>
+          <xs:element ref="pc:TermInfo" minOccurs="0" maxOccurs="unbounded"/>
+        </xs:sequence>
+      </xs:complexType>
+    </xs:element>
+    <xs:element name="TermInfo">
+      <xs:complexType>
+        <xs:sequence>
+          <xs:element ref="pc:TermName" minOccurs="0"/>
+          <xs:element ref="pc:TermId" minOccurs="0"/>
+        </xs:sequence>
+      </xs:complexType>
+    </xs:element>
+    <xs:element name="TermName" type="xs:string"/>
+    <xs:element name="TermId" type="xs:string"/>
+  </xs:schema>
+</ct:contentTypeSchema>
+</file>
+
+<file path=customXml/itemProps1.xml><?xml version="1.0" encoding="utf-8"?>
+<ds:datastoreItem xmlns:ds="http://schemas.openxmlformats.org/officeDocument/2006/customXml" ds:itemID="{D3BCF3CB-61D5-4782-9982-1529DA68D8A5}">
+  <ds:schemaRefs>
+    <ds:schemaRef ds:uri="http://schemas.microsoft.com/office/2006/metadata/properties"/>
+    <ds:schemaRef ds:uri="http://schemas.microsoft.com/office/infopath/2007/PartnerControls"/>
+  </ds:schemaRefs>
+</ds:datastoreItem>
+</file>
+
+<file path=customXml/itemProps2.xml><?xml version="1.0" encoding="utf-8"?>
+<ds:datastoreItem xmlns:ds="http://schemas.openxmlformats.org/officeDocument/2006/customXml" ds:itemID="{10C87B47-89E1-434B-B69B-80E10AEF4092}">
+  <ds:schemaRefs>
+    <ds:schemaRef ds:uri="http://schemas.openxmlformats.org/officeDocument/2006/bibliography"/>
+  </ds:schemaRefs>
+</ds:datastoreItem>
+</file>
+
+<file path=customXml/itemProps3.xml><?xml version="1.0" encoding="utf-8"?>
+<ds:datastoreItem xmlns:ds="http://schemas.openxmlformats.org/officeDocument/2006/customXml" ds:itemID="{812A22FD-A03A-40FC-8882-33DA0C3EFC8E}">
+  <ds:schemaRefs>
+    <ds:schemaRef ds:uri="http://schemas.microsoft.com/sharepoint/v3/contenttype/forms"/>
+  </ds:schemaRefs>
+</ds:datastoreItem>
+</file>
+
+<file path=customXml/itemProps4.xml><?xml version="1.0" encoding="utf-8"?>
+<ds:datastoreItem xmlns:ds="http://schemas.openxmlformats.org/officeDocument/2006/customXml" ds:itemID="{00976E19-0F6D-447D-99EA-E239DB62938F}">
+  <ds:schemaRefs>
+    <ds:schemaRef ds:uri="http://schemas.microsoft.com/office/2006/metadata/contentType"/>
+    <ds:schemaRef ds:uri="http://schemas.microsoft.com/office/2006/metadata/properties/metaAttributes"/>
+    <ds:schemaRef ds:uri="http://www.w3.org/2001/XMLSchema"/>
+    <ds:schemaRef ds:uri="http://schemas.microsoft.com/office/2006/metadata/properties"/>
+    <ds:schemaRef ds:uri="927401a0-f477-47ea-a92d-ddff39ed07e6"/>
+    <ds:schemaRef ds:uri="http://schemas.microsoft.com/office/2006/documentManagement/types"/>
+    <ds:schemaRef ds:uri="http://schemas.microsoft.com/office/infopath/2007/PartnerControls"/>
+    <ds:schemaRef ds:uri="http://schemas.openxmlformats.org/package/2006/metadata/core-properties"/>
+    <ds:schemaRef ds:uri="http://purl.org/dc/elements/1.1/"/>
+    <ds:schemaRef ds:uri="http://purl.org/dc/terms/"/>
+    <ds:schemaRef ds:uri="http://schemas.microsoft.com/internal/obd"/>
+  </ds:schemaRefs>
+</ds:datastoreItem>
 </file>
--- a/taniguchi/api/Fix/API設計書_個別部署マスタ.docx
+++ b/taniguchi/api/Fix/API設計書_個別部署マスタ.docx
@@ -1002,7 +1002,7 @@
       <w:r>
         <w:fldChar w:fldCharType="separate"/>
       </w:r>
-      <w:hyperlink w:anchor="_Toc231189760" w:history="1">
+      <w:hyperlink w:anchor="_Toc232260380" w:history="1">
         <w:r>
           <w:rPr>
             <w:rStyle w:val="afffffff5"/>
@@ -1029,7 +1029,7 @@
             <w:noProof/>
             <w:webHidden/>
           </w:rPr>
-          <w:instrText xml:space="preserve"> PAGEREF _Toc231189760 \h </w:instrText>
+          <w:instrText xml:space="preserve"> PAGEREF _Toc232260380 \h </w:instrText>
         </w:r>
         <w:r>
           <w:rPr>
@@ -1077,7 +1077,7 @@
           <w14:ligatures w14:val="standardContextual"/>
         </w:rPr>
       </w:pPr>
-      <w:hyperlink w:anchor="_Toc231189761" w:history="1">
+      <w:hyperlink w:anchor="_Toc232260381" w:history="1">
         <w:r>
           <w:rPr>
             <w:rStyle w:val="afffffff5"/>
@@ -1104,7 +1104,7 @@
             <w:noProof/>
             <w:webHidden/>
           </w:rPr>
-          <w:instrText xml:space="preserve"> PAGEREF _Toc231189761 \h </w:instrText>
+          <w:instrText xml:space="preserve"> PAGEREF _Toc232260381 \h </w:instrText>
         </w:r>
         <w:r>
           <w:rPr>
@@ -1152,7 +1152,7 @@
           <w14:ligatures w14:val="standardContextual"/>
         </w:rPr>
       </w:pPr>
-      <w:hyperlink w:anchor="_Toc231189762" w:history="1">
+      <w:hyperlink w:anchor="_Toc232260382" w:history="1">
         <w:r>
           <w:rPr>
             <w:rStyle w:val="afffffff5"/>
@@ -1179,7 +1179,7 @@
             <w:noProof/>
             <w:webHidden/>
           </w:rPr>
-          <w:instrText xml:space="preserve"> PAGEREF _Toc231189762 \h </w:instrText>
+          <w:instrText xml:space="preserve"> PAGEREF _Toc232260382 \h </w:instrText>
         </w:r>
         <w:r>
           <w:rPr>
@@ -1227,7 +1227,7 @@
           <w14:ligatures w14:val="standardContextual"/>
         </w:rPr>
       </w:pPr>
-      <w:hyperlink w:anchor="_Toc231189763" w:history="1">
+      <w:hyperlink w:anchor="_Toc232260383" w:history="1">
         <w:r>
           <w:rPr>
             <w:rStyle w:val="afffffff5"/>
@@ -1254,7 +1254,7 @@
             <w:noProof/>
             <w:webHidden/>
           </w:rPr>
-          <w:instrText xml:space="preserve"> PAGEREF _Toc231189763 \h </w:instrText>
+          <w:instrText xml:space="preserve"> PAGEREF _Toc232260383 \h </w:instrText>
         </w:r>
         <w:r>
           <w:rPr>
@@ -1302,7 +1302,7 @@
           <w14:ligatures w14:val="standardContextual"/>
         </w:rPr>
       </w:pPr>
-      <w:hyperlink w:anchor="_Toc231189764" w:history="1">
+      <w:hyperlink w:anchor="_Toc232260384" w:history="1">
         <w:r>
           <w:rPr>
             <w:rStyle w:val="afffffff5"/>
@@ -1329,7 +1329,7 @@
             <w:noProof/>
             <w:webHidden/>
           </w:rPr>
-          <w:instrText xml:space="preserve"> PAGEREF _Toc231189764 \h </w:instrText>
+          <w:instrText xml:space="preserve"> PAGEREF _Toc232260384 \h </w:instrText>
         </w:r>
         <w:r>
           <w:rPr>
@@ -1378,7 +1378,7 @@
           <w14:ligatures w14:val="standardContextual"/>
         </w:rPr>
       </w:pPr>
-      <w:hyperlink w:anchor="_Toc231189765" w:history="1">
+      <w:hyperlink w:anchor="_Toc232260385" w:history="1">
         <w:r>
           <w:rPr>
             <w:rStyle w:val="afffffff5"/>
@@ -1405,7 +1405,7 @@
             <w:noProof/>
             <w:webHidden/>
           </w:rPr>
-          <w:instrText xml:space="preserve"> PAGEREF _Toc231189765 \h </w:instrText>
+          <w:instrText xml:space="preserve"> PAGEREF _Toc232260385 \h </w:instrText>
         </w:r>
         <w:r>
           <w:rPr>
@@ -1425,7 +1425,7 @@
             <w:noProof/>
             <w:webHidden/>
           </w:rPr>
-          <w:t>6</w:t>
+          <w:t>5</w:t>
         </w:r>
         <w:r>
           <w:rPr>
@@ -1453,7 +1453,7 @@
           <w14:ligatures w14:val="standardContextual"/>
         </w:rPr>
       </w:pPr>
-      <w:hyperlink w:anchor="_Toc231189766" w:history="1">
+      <w:hyperlink w:anchor="_Toc232260386" w:history="1">
         <w:r>
           <w:rPr>
             <w:rStyle w:val="afffffff5"/>
@@ -1480,7 +1480,7 @@
             <w:noProof/>
             <w:webHidden/>
           </w:rPr>
-          <w:instrText xml:space="preserve"> PAGEREF _Toc231189766 \h </w:instrText>
+          <w:instrText xml:space="preserve"> PAGEREF _Toc232260386 \h </w:instrText>
         </w:r>
         <w:r>
           <w:rPr>
@@ -1500,7 +1500,7 @@
             <w:noProof/>
             <w:webHidden/>
           </w:rPr>
-          <w:t>6</w:t>
+          <w:t>5</w:t>
         </w:r>
         <w:r>
           <w:rPr>
@@ -1528,7 +1528,7 @@
           <w14:ligatures w14:val="standardContextual"/>
         </w:rPr>
       </w:pPr>
-      <w:hyperlink w:anchor="_Toc231189767" w:history="1">
+      <w:hyperlink w:anchor="_Toc232260387" w:history="1">
         <w:r>
           <w:rPr>
             <w:rStyle w:val="afffffff5"/>
@@ -1555,7 +1555,7 @@
             <w:noProof/>
             <w:webHidden/>
           </w:rPr>
-          <w:instrText xml:space="preserve"> PAGEREF _Toc231189767 \h </w:instrText>
+          <w:instrText xml:space="preserve"> PAGEREF _Toc232260387 \h </w:instrText>
         </w:r>
         <w:r>
           <w:rPr>
@@ -1603,7 +1603,7 @@
           <w14:ligatures w14:val="standardContextual"/>
         </w:rPr>
       </w:pPr>
-      <w:hyperlink w:anchor="_Toc231189768" w:history="1">
+      <w:hyperlink w:anchor="_Toc232260388" w:history="1">
         <w:r>
           <w:rPr>
             <w:rStyle w:val="afffffff5"/>
@@ -1630,7 +1630,7 @@
             <w:noProof/>
             <w:webHidden/>
           </w:rPr>
-          <w:instrText xml:space="preserve"> PAGEREF _Toc231189768 \h </w:instrText>
+          <w:instrText xml:space="preserve"> PAGEREF _Toc232260388 \h </w:instrText>
         </w:r>
         <w:r>
           <w:rPr>
@@ -1679,7 +1679,7 @@
           <w14:ligatures w14:val="standardContextual"/>
         </w:rPr>
       </w:pPr>
-      <w:hyperlink w:anchor="_Toc231189769" w:history="1">
+      <w:hyperlink w:anchor="_Toc232260389" w:history="1">
         <w:r>
           <w:rPr>
             <w:rStyle w:val="afffffff5"/>
@@ -1706,7 +1706,7 @@
             <w:noProof/>
             <w:webHidden/>
           </w:rPr>
-          <w:instrText xml:space="preserve"> PAGEREF _Toc231189769 \h </w:instrText>
+          <w:instrText xml:space="preserve"> PAGEREF _Toc232260389 \h </w:instrText>
         </w:r>
         <w:r>
           <w:rPr>
@@ -1754,7 +1754,7 @@
           <w14:ligatures w14:val="standardContextual"/>
         </w:rPr>
       </w:pPr>
-      <w:hyperlink w:anchor="_Toc231189770" w:history="1">
+      <w:hyperlink w:anchor="_Toc232260390" w:history="1">
         <w:r>
           <w:rPr>
             <w:rStyle w:val="afffffff5"/>
@@ -1781,7 +1781,7 @@
             <w:noProof/>
             <w:webHidden/>
           </w:rPr>
-          <w:instrText xml:space="preserve"> PAGEREF _Toc231189770 \h </w:instrText>
+          <w:instrText xml:space="preserve"> PAGEREF _Toc232260390 \h </w:instrText>
         </w:r>
         <w:r>
           <w:rPr>
@@ -1829,7 +1829,7 @@
           <w14:ligatures w14:val="standardContextual"/>
         </w:rPr>
       </w:pPr>
-      <w:hyperlink w:anchor="_Toc231189771" w:history="1">
+      <w:hyperlink w:anchor="_Toc232260391" w:history="1">
         <w:r>
           <w:rPr>
             <w:rStyle w:val="afffffff5"/>
@@ -1856,7 +1856,7 @@
             <w:noProof/>
             <w:webHidden/>
           </w:rPr>
-          <w:instrText xml:space="preserve"> PAGEREF _Toc231189771 \h </w:instrText>
+          <w:instrText xml:space="preserve"> PAGEREF _Toc232260391 \h </w:instrText>
         </w:r>
         <w:r>
           <w:rPr>
@@ -1904,7 +1904,7 @@
           <w14:ligatures w14:val="standardContextual"/>
         </w:rPr>
       </w:pPr>
-      <w:hyperlink w:anchor="_Toc231189772" w:history="1">
+      <w:hyperlink w:anchor="_Toc232260392" w:history="1">
         <w:r>
           <w:rPr>
             <w:rStyle w:val="afffffff5"/>
@@ -1931,7 +1931,7 @@
             <w:noProof/>
             <w:webHidden/>
           </w:rPr>
-          <w:instrText xml:space="preserve"> PAGEREF _Toc231189772 \h </w:instrText>
+          <w:instrText xml:space="preserve"> PAGEREF _Toc232260392 \h </w:instrText>
         </w:r>
         <w:r>
           <w:rPr>
@@ -1979,7 +1979,7 @@
           <w14:ligatures w14:val="standardContextual"/>
         </w:rPr>
       </w:pPr>
-      <w:hyperlink w:anchor="_Toc231189773" w:history="1">
+      <w:hyperlink w:anchor="_Toc232260393" w:history="1">
         <w:r>
           <w:rPr>
             <w:rStyle w:val="afffffff5"/>
@@ -2006,7 +2006,7 @@
             <w:noProof/>
             <w:webHidden/>
           </w:rPr>
-          <w:instrText xml:space="preserve"> PAGEREF _Toc231189773 \h </w:instrText>
+          <w:instrText xml:space="preserve"> PAGEREF _Toc232260393 \h </w:instrText>
         </w:r>
         <w:r>
           <w:rPr>
@@ -2054,7 +2054,7 @@
           <w14:ligatures w14:val="standardContextual"/>
         </w:rPr>
       </w:pPr>
-      <w:hyperlink w:anchor="_Toc231189774" w:history="1">
+      <w:hyperlink w:anchor="_Toc232260394" w:history="1">
         <w:r>
           <w:rPr>
             <w:rStyle w:val="afffffff5"/>
@@ -2081,7 +2081,7 @@
             <w:noProof/>
             <w:webHidden/>
           </w:rPr>
-          <w:instrText xml:space="preserve"> PAGEREF _Toc231189774 \h </w:instrText>
+          <w:instrText xml:space="preserve"> PAGEREF _Toc232260394 \h </w:instrText>
         </w:r>
         <w:r>
           <w:rPr>
@@ -2129,7 +2129,7 @@
           <w14:ligatures w14:val="standardContextual"/>
         </w:rPr>
       </w:pPr>
-      <w:hyperlink w:anchor="_Toc231189775" w:history="1">
+      <w:hyperlink w:anchor="_Toc232260395" w:history="1">
         <w:r>
           <w:rPr>
             <w:rStyle w:val="afffffff5"/>
@@ -2156,7 +2156,7 @@
             <w:noProof/>
             <w:webHidden/>
           </w:rPr>
-          <w:instrText xml:space="preserve"> PAGEREF _Toc231189775 \h </w:instrText>
+          <w:instrText xml:space="preserve"> PAGEREF _Toc232260395 \h </w:instrText>
         </w:r>
         <w:r>
           <w:rPr>
@@ -2176,7 +2176,7 @@
             <w:noProof/>
             <w:webHidden/>
           </w:rPr>
-          <w:t>10</w:t>
+          <w:t>11</w:t>
         </w:r>
         <w:r>
           <w:rPr>
@@ -2203,7 +2203,7 @@
           <w14:ligatures w14:val="standardContextual"/>
         </w:rPr>
       </w:pPr>
-      <w:hyperlink w:anchor="_Toc231189776" w:history="1">
+      <w:hyperlink w:anchor="_Toc232260396" w:history="1">
         <w:r>
           <w:rPr>
             <w:rStyle w:val="afffffff5"/>
@@ -2230,7 +2230,7 @@
             <w:noProof/>
             <w:webHidden/>
           </w:rPr>
-          <w:instrText xml:space="preserve"> PAGEREF _Toc231189776 \h </w:instrText>
+          <w:instrText xml:space="preserve"> PAGEREF _Toc232260396 \h </w:instrText>
         </w:r>
         <w:r>
           <w:rPr>
@@ -2250,7 +2250,7 @@
             <w:noProof/>
             <w:webHidden/>
           </w:rPr>
-          <w:t>10</w:t>
+          <w:t>11</w:t>
         </w:r>
         <w:r>
           <w:rPr>
@@ -2279,7 +2279,7 @@
           <w14:ligatures w14:val="standardContextual"/>
         </w:rPr>
       </w:pPr>
-      <w:hyperlink w:anchor="_Toc231189777" w:history="1">
+      <w:hyperlink w:anchor="_Toc232260397" w:history="1">
         <w:r>
           <w:rPr>
             <w:rStyle w:val="afffffff5"/>
@@ -2306,7 +2306,7 @@
             <w:noProof/>
             <w:webHidden/>
           </w:rPr>
-          <w:instrText xml:space="preserve"> PAGEREF _Toc231189777 \h </w:instrText>
+          <w:instrText xml:space="preserve"> PAGEREF _Toc232260397 \h </w:instrText>
         </w:r>
         <w:r>
           <w:rPr>
@@ -2326,7 +2326,7 @@
             <w:noProof/>
             <w:webHidden/>
           </w:rPr>
-          <w:t>10</w:t>
+          <w:t>11</w:t>
         </w:r>
         <w:r>
           <w:rPr>
@@ -2354,7 +2354,7 @@
           <w14:ligatures w14:val="standardContextual"/>
         </w:rPr>
       </w:pPr>
-      <w:hyperlink w:anchor="_Toc231189778" w:history="1">
+      <w:hyperlink w:anchor="_Toc232260398" w:history="1">
         <w:r>
           <w:rPr>
             <w:rStyle w:val="afffffff5"/>
@@ -2381,7 +2381,7 @@
             <w:noProof/>
             <w:webHidden/>
           </w:rPr>
-          <w:instrText xml:space="preserve"> PAGEREF _Toc231189778 \h </w:instrText>
+          <w:instrText xml:space="preserve"> PAGEREF _Toc232260398 \h </w:instrText>
         </w:r>
         <w:r>
           <w:rPr>
@@ -2401,7 +2401,7 @@
             <w:noProof/>
             <w:webHidden/>
           </w:rPr>
-          <w:t>10</w:t>
+          <w:t>11</w:t>
         </w:r>
         <w:r>
           <w:rPr>
@@ -2430,7 +2430,7 @@
           <w14:ligatures w14:val="standardContextual"/>
         </w:rPr>
       </w:pPr>
-      <w:hyperlink w:anchor="_Toc231189779" w:history="1">
+      <w:hyperlink w:anchor="_Toc232260399" w:history="1">
         <w:r>
           <w:rPr>
             <w:rStyle w:val="afffffff5"/>
@@ -2457,7 +2457,7 @@
             <w:noProof/>
             <w:webHidden/>
           </w:rPr>
-          <w:instrText xml:space="preserve"> PAGEREF _Toc231189779 \h </w:instrText>
+          <w:instrText xml:space="preserve"> PAGEREF _Toc232260399 \h </w:instrText>
         </w:r>
         <w:r>
           <w:rPr>
@@ -2477,7 +2477,7 @@
             <w:noProof/>
             <w:webHidden/>
           </w:rPr>
-          <w:t>11</w:t>
+          <w:t>12</w:t>
         </w:r>
         <w:r>
           <w:rPr>
@@ -2505,7 +2505,7 @@
           <w14:ligatures w14:val="standardContextual"/>
         </w:rPr>
       </w:pPr>
-      <w:hyperlink w:anchor="_Toc231189780" w:history="1">
+      <w:hyperlink w:anchor="_Toc232260400" w:history="1">
         <w:r>
           <w:rPr>
             <w:rStyle w:val="afffffff5"/>
@@ -2532,7 +2532,7 @@
             <w:noProof/>
             <w:webHidden/>
           </w:rPr>
-          <w:instrText xml:space="preserve"> PAGEREF _Toc231189780 \h </w:instrText>
+          <w:instrText xml:space="preserve"> PAGEREF _Toc232260400 \h </w:instrText>
         </w:r>
         <w:r>
           <w:rPr>
@@ -2552,7 +2552,7 @@
             <w:noProof/>
             <w:webHidden/>
           </w:rPr>
-          <w:t>11</w:t>
+          <w:t>12</w:t>
         </w:r>
         <w:r>
           <w:rPr>
@@ -2579,7 +2579,7 @@
           <w14:ligatures w14:val="standardContextual"/>
         </w:rPr>
       </w:pPr>
-      <w:hyperlink w:anchor="_Toc231189781" w:history="1">
+      <w:hyperlink w:anchor="_Toc232260401" w:history="1">
         <w:r>
           <w:rPr>
             <w:rStyle w:val="afffffff5"/>
@@ -2606,7 +2606,7 @@
             <w:noProof/>
             <w:webHidden/>
           </w:rPr>
-          <w:instrText xml:space="preserve"> PAGEREF _Toc231189781 \h </w:instrText>
+          <w:instrText xml:space="preserve"> PAGEREF _Toc232260401 \h </w:instrText>
         </w:r>
         <w:r>
           <w:rPr>
@@ -2626,7 +2626,7 @@
             <w:noProof/>
             <w:webHidden/>
           </w:rPr>
-          <w:t>12</w:t>
+          <w:t>13</w:t>
         </w:r>
         <w:r>
           <w:rPr>
@@ -2653,7 +2653,7 @@
           <w14:ligatures w14:val="standardContextual"/>
         </w:rPr>
       </w:pPr>
-      <w:hyperlink w:anchor="_Toc231189782" w:history="1">
+      <w:hyperlink w:anchor="_Toc232260402" w:history="1">
         <w:r>
           <w:rPr>
             <w:rStyle w:val="afffffff5"/>
@@ -2680,7 +2680,7 @@
             <w:noProof/>
             <w:webHidden/>
           </w:rPr>
-          <w:instrText xml:space="preserve"> PAGEREF _Toc231189782 \h </w:instrText>
+          <w:instrText xml:space="preserve"> PAGEREF _Toc232260402 \h </w:instrText>
         </w:r>
         <w:r>
           <w:rPr>
@@ -2700,7 +2700,7 @@
             <w:noProof/>
             <w:webHidden/>
           </w:rPr>
-          <w:t>12</w:t>
+          <w:t>13</w:t>
         </w:r>
         <w:r>
           <w:rPr>
@@ -2727,7 +2727,7 @@
           <w14:ligatures w14:val="standardContextual"/>
         </w:rPr>
       </w:pPr>
-      <w:hyperlink w:anchor="_Toc231189783" w:history="1">
+      <w:hyperlink w:anchor="_Toc232260403" w:history="1">
         <w:r>
           <w:rPr>
             <w:rStyle w:val="afffffff5"/>
@@ -2754,7 +2754,7 @@
             <w:noProof/>
             <w:webHidden/>
           </w:rPr>
-          <w:instrText xml:space="preserve"> PAGEREF _Toc231189783 \h </w:instrText>
+          <w:instrText xml:space="preserve"> PAGEREF _Toc232260403 \h </w:instrText>
         </w:r>
         <w:r>
           <w:rPr>
@@ -2774,7 +2774,7 @@
             <w:noProof/>
             <w:webHidden/>
           </w:rPr>
-          <w:t>13</w:t>
+          <w:t>14</w:t>
         </w:r>
         <w:r>
           <w:rPr>
@@ -2802,7 +2802,7 @@
           <w14:ligatures w14:val="standardContextual"/>
         </w:rPr>
       </w:pPr>
-      <w:hyperlink w:anchor="_Toc231189784" w:history="1">
+      <w:hyperlink w:anchor="_Toc232260404" w:history="1">
         <w:r>
           <w:rPr>
             <w:rStyle w:val="afffffff5"/>
@@ -2829,7 +2829,7 @@
             <w:noProof/>
             <w:webHidden/>
           </w:rPr>
-          <w:instrText xml:space="preserve"> PAGEREF _Toc231189784 \h </w:instrText>
+          <w:instrText xml:space="preserve"> PAGEREF _Toc232260404 \h </w:instrText>
         </w:r>
         <w:r>
           <w:rPr>
@@ -2849,7 +2849,7 @@
             <w:noProof/>
             <w:webHidden/>
           </w:rPr>
-          <w:t>13</w:t>
+          <w:t>14</w:t>
         </w:r>
         <w:r>
           <w:rPr>
@@ -2876,7 +2876,7 @@
           <w14:ligatures w14:val="standardContextual"/>
         </w:rPr>
       </w:pPr>
-      <w:hyperlink w:anchor="_Toc231189785" w:history="1">
+      <w:hyperlink w:anchor="_Toc232260405" w:history="1">
         <w:r>
           <w:rPr>
             <w:rStyle w:val="afffffff5"/>
@@ -2903,7 +2903,7 @@
             <w:noProof/>
             <w:webHidden/>
           </w:rPr>
-          <w:instrText xml:space="preserve"> PAGEREF _Toc231189785 \h </w:instrText>
+          <w:instrText xml:space="preserve"> PAGEREF _Toc232260405 \h </w:instrText>
         </w:r>
         <w:r>
           <w:rPr>
@@ -2923,7 +2923,7 @@
             <w:noProof/>
             <w:webHidden/>
           </w:rPr>
-          <w:t>13</w:t>
+          <w:t>14</w:t>
         </w:r>
         <w:r>
           <w:rPr>
@@ -2950,7 +2950,7 @@
           <w14:ligatures w14:val="standardContextual"/>
         </w:rPr>
       </w:pPr>
-      <w:hyperlink w:anchor="_Toc231189786" w:history="1">
+      <w:hyperlink w:anchor="_Toc232260406" w:history="1">
         <w:r>
           <w:rPr>
             <w:rStyle w:val="afffffff5"/>
@@ -2977,7 +2977,7 @@
             <w:noProof/>
             <w:webHidden/>
           </w:rPr>
-          <w:instrText xml:space="preserve"> PAGEREF _Toc231189786 \h </w:instrText>
+          <w:instrText xml:space="preserve"> PAGEREF _Toc232260406 \h </w:instrText>
         </w:r>
         <w:r>
           <w:rPr>
@@ -2997,7 +2997,7 @@
             <w:noProof/>
             <w:webHidden/>
           </w:rPr>
-          <w:t>14</w:t>
+          <w:t>15</w:t>
         </w:r>
         <w:r>
           <w:rPr>
@@ -3024,7 +3024,7 @@
           <w14:ligatures w14:val="standardContextual"/>
         </w:rPr>
       </w:pPr>
-      <w:hyperlink w:anchor="_Toc231189787" w:history="1">
+      <w:hyperlink w:anchor="_Toc232260407" w:history="1">
         <w:r>
           <w:rPr>
             <w:rStyle w:val="afffffff5"/>
@@ -3051,7 +3051,7 @@
             <w:noProof/>
             <w:webHidden/>
           </w:rPr>
-          <w:instrText xml:space="preserve"> PAGEREF _Toc231189787 \h </w:instrText>
+          <w:instrText xml:space="preserve"> PAGEREF _Toc232260407 \h </w:instrText>
         </w:r>
         <w:r>
           <w:rPr>
@@ -3099,7 +3099,7 @@
           <w14:ligatures w14:val="standardContextual"/>
         </w:rPr>
       </w:pPr>
-      <w:hyperlink w:anchor="_Toc231189788" w:history="1">
+      <w:hyperlink w:anchor="_Toc232260408" w:history="1">
         <w:r>
           <w:rPr>
             <w:rStyle w:val="afffffff5"/>
@@ -3126,7 +3126,7 @@
             <w:noProof/>
             <w:webHidden/>
           </w:rPr>
-          <w:instrText xml:space="preserve"> PAGEREF _Toc231189788 \h </w:instrText>
+          <w:instrText xml:space="preserve"> PAGEREF _Toc232260408 \h </w:instrText>
         </w:r>
         <w:r>
           <w:rPr>
@@ -3146,7 +3146,7 @@
             <w:noProof/>
             <w:webHidden/>
           </w:rPr>
-          <w:t>15</w:t>
+          <w:t>16</w:t>
         </w:r>
         <w:r>
           <w:rPr>
@@ -3173,7 +3173,7 @@
           <w14:ligatures w14:val="standardContextual"/>
         </w:rPr>
       </w:pPr>
-      <w:hyperlink w:anchor="_Toc231189789" w:history="1">
+      <w:hyperlink w:anchor="_Toc232260409" w:history="1">
         <w:r>
           <w:rPr>
             <w:rStyle w:val="afffffff5"/>
@@ -3200,7 +3200,7 @@
             <w:noProof/>
             <w:webHidden/>
           </w:rPr>
-          <w:instrText xml:space="preserve"> PAGEREF _Toc231189789 \h </w:instrText>
+          <w:instrText xml:space="preserve"> PAGEREF _Toc232260409 \h </w:instrText>
         </w:r>
         <w:r>
           <w:rPr>
@@ -3220,7 +3220,7 @@
             <w:noProof/>
             <w:webHidden/>
           </w:rPr>
-          <w:t>15</w:t>
+          <w:t>16</w:t>
         </w:r>
         <w:r>
           <w:rPr>
@@ -3247,7 +3247,7 @@
           <w14:ligatures w14:val="standardContextual"/>
         </w:rPr>
       </w:pPr>
-      <w:hyperlink w:anchor="_Toc231189790" w:history="1">
+      <w:hyperlink w:anchor="_Toc232260410" w:history="1">
         <w:r>
           <w:rPr>
             <w:rStyle w:val="afffffff5"/>
@@ -3274,7 +3274,7 @@
             <w:noProof/>
             <w:webHidden/>
           </w:rPr>
-          <w:instrText xml:space="preserve"> PAGEREF _Toc231189790 \h </w:instrText>
+          <w:instrText xml:space="preserve"> PAGEREF _Toc232260410 \h </w:instrText>
         </w:r>
         <w:r>
           <w:rPr>
@@ -3294,7 +3294,7 @@
             <w:noProof/>
             <w:webHidden/>
           </w:rPr>
-          <w:t>16</w:t>
+          <w:t>17</w:t>
         </w:r>
         <w:r>
           <w:rPr>
@@ -3321,7 +3321,7 @@
           <w14:ligatures w14:val="standardContextual"/>
         </w:rPr>
       </w:pPr>
-      <w:hyperlink w:anchor="_Toc231189791" w:history="1">
+      <w:hyperlink w:anchor="_Toc232260411" w:history="1">
         <w:r>
           <w:rPr>
             <w:rStyle w:val="afffffff5"/>
@@ -3348,7 +3348,7 @@
             <w:noProof/>
             <w:webHidden/>
           </w:rPr>
-          <w:instrText xml:space="preserve"> PAGEREF _Toc231189791 \h </w:instrText>
+          <w:instrText xml:space="preserve"> PAGEREF _Toc232260411 \h </w:instrText>
         </w:r>
         <w:r>
           <w:rPr>
@@ -3368,7 +3368,7 @@
             <w:noProof/>
             <w:webHidden/>
           </w:rPr>
-          <w:t>16</w:t>
+          <w:t>17</w:t>
         </w:r>
         <w:r>
           <w:rPr>
@@ -3396,13 +3396,13 @@
           <w14:ligatures w14:val="standardContextual"/>
         </w:rPr>
       </w:pPr>
-      <w:hyperlink w:anchor="_Toc231189792" w:history="1">
+      <w:hyperlink w:anchor="_Toc232260412" w:history="1">
         <w:r>
           <w:rPr>
             <w:rStyle w:val="afffffff5"/>
             <w:noProof/>
           </w:rPr>
-          <w:t>個別部署マスタ一覧取得（/hospital-facility-master/facility-locations）</w:t>
+          <w:t>個別部署マスタ一覧取得（/hospital-facility-master/departments）</w:t>
         </w:r>
         <w:r>
           <w:rPr>
@@ -3423,7 +3423,7 @@
             <w:noProof/>
             <w:webHidden/>
           </w:rPr>
-          <w:instrText xml:space="preserve"> PAGEREF _Toc231189792 \h </w:instrText>
+          <w:instrText xml:space="preserve"> PAGEREF _Toc232260412 \h </w:instrText>
         </w:r>
         <w:r>
           <w:rPr>
@@ -3443,7 +3443,7 @@
             <w:noProof/>
             <w:webHidden/>
           </w:rPr>
-          <w:t>17</w:t>
+          <w:t>18</w:t>
         </w:r>
         <w:r>
           <w:rPr>
@@ -3470,7 +3470,7 @@
           <w14:ligatures w14:val="standardContextual"/>
         </w:rPr>
       </w:pPr>
-      <w:hyperlink w:anchor="_Toc231189793" w:history="1">
+      <w:hyperlink w:anchor="_Toc232260413" w:history="1">
         <w:r>
           <w:rPr>
             <w:rStyle w:val="afffffff5"/>
@@ -3497,7 +3497,7 @@
             <w:noProof/>
             <w:webHidden/>
           </w:rPr>
-          <w:instrText xml:space="preserve"> PAGEREF _Toc231189793 \h </w:instrText>
+          <w:instrText xml:space="preserve"> PAGEREF _Toc232260413 \h </w:instrText>
         </w:r>
         <w:r>
           <w:rPr>
@@ -3517,7 +3517,7 @@
             <w:noProof/>
             <w:webHidden/>
           </w:rPr>
-          <w:t>17</w:t>
+          <w:t>18</w:t>
         </w:r>
         <w:r>
           <w:rPr>
@@ -3544,7 +3544,7 @@
           <w14:ligatures w14:val="standardContextual"/>
         </w:rPr>
       </w:pPr>
-      <w:hyperlink w:anchor="_Toc231189794" w:history="1">
+      <w:hyperlink w:anchor="_Toc232260414" w:history="1">
         <w:r>
           <w:rPr>
             <w:rStyle w:val="afffffff5"/>
@@ -3571,7 +3571,7 @@
             <w:noProof/>
             <w:webHidden/>
           </w:rPr>
-          <w:instrText xml:space="preserve"> PAGEREF _Toc231189794 \h </w:instrText>
+          <w:instrText xml:space="preserve"> PAGEREF _Toc232260414 \h </w:instrText>
         </w:r>
         <w:r>
           <w:rPr>
@@ -3591,7 +3591,7 @@
             <w:noProof/>
             <w:webHidden/>
           </w:rPr>
-          <w:t>18</w:t>
+          <w:t>19</w:t>
         </w:r>
         <w:r>
           <w:rPr>
@@ -3618,7 +3618,7 @@
           <w14:ligatures w14:val="standardContextual"/>
         </w:rPr>
       </w:pPr>
-      <w:hyperlink w:anchor="_Toc231189795" w:history="1">
+      <w:hyperlink w:anchor="_Toc232260415" w:history="1">
         <w:r>
           <w:rPr>
             <w:rStyle w:val="afffffff5"/>
@@ -3645,7 +3645,7 @@
             <w:noProof/>
             <w:webHidden/>
           </w:rPr>
-          <w:instrText xml:space="preserve"> PAGEREF _Toc231189795 \h </w:instrText>
+          <w:instrText xml:space="preserve"> PAGEREF _Toc232260415 \h </w:instrText>
         </w:r>
         <w:r>
           <w:rPr>
@@ -3665,7 +3665,7 @@
             <w:noProof/>
             <w:webHidden/>
           </w:rPr>
-          <w:t>20</w:t>
+          <w:t>21</w:t>
         </w:r>
         <w:r>
           <w:rPr>
@@ -3693,13 +3693,13 @@
           <w14:ligatures w14:val="standardContextual"/>
         </w:rPr>
       </w:pPr>
-      <w:hyperlink w:anchor="_Toc231189796" w:history="1">
+      <w:hyperlink w:anchor="_Toc232260416" w:history="1">
         <w:r>
           <w:rPr>
             <w:rStyle w:val="afffffff5"/>
             <w:noProof/>
           </w:rPr>
-          <w:t>個別部署マスタエクスポート（/hospital-facility-master/facility-locations/export）</w:t>
+          <w:t>個別部署マスタエクスポート（/hospital-facility-master/departments/export）</w:t>
         </w:r>
         <w:r>
           <w:rPr>
@@ -3720,7 +3720,7 @@
             <w:noProof/>
             <w:webHidden/>
           </w:rPr>
-          <w:instrText xml:space="preserve"> PAGEREF _Toc231189796 \h </w:instrText>
+          <w:instrText xml:space="preserve"> PAGEREF _Toc232260416 \h </w:instrText>
         </w:r>
         <w:r>
           <w:rPr>
@@ -3740,7 +3740,7 @@
             <w:noProof/>
             <w:webHidden/>
           </w:rPr>
-          <w:t>20</w:t>
+          <w:t>21</w:t>
         </w:r>
         <w:r>
           <w:rPr>
@@ -3767,7 +3767,7 @@
           <w14:ligatures w14:val="standardContextual"/>
         </w:rPr>
       </w:pPr>
-      <w:hyperlink w:anchor="_Toc231189797" w:history="1">
+      <w:hyperlink w:anchor="_Toc232260417" w:history="1">
         <w:r>
           <w:rPr>
             <w:rStyle w:val="afffffff5"/>
@@ -3794,7 +3794,7 @@
             <w:noProof/>
             <w:webHidden/>
           </w:rPr>
-          <w:instrText xml:space="preserve"> PAGEREF _Toc231189797 \h </w:instrText>
+          <w:instrText xml:space="preserve"> PAGEREF _Toc232260417 \h </w:instrText>
         </w:r>
         <w:r>
           <w:rPr>
@@ -3814,7 +3814,7 @@
             <w:noProof/>
             <w:webHidden/>
           </w:rPr>
-          <w:t>20</w:t>
+          <w:t>21</w:t>
         </w:r>
         <w:r>
           <w:rPr>
@@ -3841,7 +3841,7 @@
           <w14:ligatures w14:val="standardContextual"/>
         </w:rPr>
       </w:pPr>
-      <w:hyperlink w:anchor="_Toc231189798" w:history="1">
+      <w:hyperlink w:anchor="_Toc232260418" w:history="1">
         <w:r>
           <w:rPr>
             <w:rStyle w:val="afffffff5"/>
@@ -3868,7 +3868,7 @@
             <w:noProof/>
             <w:webHidden/>
           </w:rPr>
-          <w:instrText xml:space="preserve"> PAGEREF _Toc231189798 \h </w:instrText>
+          <w:instrText xml:space="preserve"> PAGEREF _Toc232260418 \h </w:instrText>
         </w:r>
         <w:r>
           <w:rPr>
@@ -3888,7 +3888,7 @@
             <w:noProof/>
             <w:webHidden/>
           </w:rPr>
-          <w:t>21</w:t>
+          <w:t>22</w:t>
         </w:r>
         <w:r>
           <w:rPr>
@@ -3915,7 +3915,7 @@
           <w14:ligatures w14:val="standardContextual"/>
         </w:rPr>
       </w:pPr>
-      <w:hyperlink w:anchor="_Toc231189799" w:history="1">
+      <w:hyperlink w:anchor="_Toc232260419" w:history="1">
         <w:r>
           <w:rPr>
             <w:rStyle w:val="afffffff5"/>
@@ -3942,7 +3942,7 @@
             <w:noProof/>
             <w:webHidden/>
           </w:rPr>
-          <w:instrText xml:space="preserve"> PAGEREF _Toc231189799 \h </w:instrText>
+          <w:instrText xml:space="preserve"> PAGEREF _Toc232260419 \h </w:instrText>
         </w:r>
         <w:r>
           <w:rPr>
@@ -3962,7 +3962,7 @@
             <w:noProof/>
             <w:webHidden/>
           </w:rPr>
-          <w:t>21</w:t>
+          <w:t>22</w:t>
         </w:r>
         <w:r>
           <w:rPr>
@@ -3990,13 +3990,13 @@
           <w14:ligatures w14:val="standardContextual"/>
         </w:rPr>
       </w:pPr>
-      <w:hyperlink w:anchor="_Toc231189800" w:history="1">
+      <w:hyperlink w:anchor="_Toc232260420" w:history="1">
         <w:r>
           <w:rPr>
             <w:rStyle w:val="afffffff5"/>
             <w:noProof/>
           </w:rPr>
-          <w:t>個別部署マスタテンプレート取得（/hospital-facility-master/facility-locations/template）</w:t>
+          <w:t>個別部署マスタテンプレート取得（/hospital-facility-master/departments/template）</w:t>
         </w:r>
         <w:r>
           <w:rPr>
@@ -4017,7 +4017,7 @@
             <w:noProof/>
             <w:webHidden/>
           </w:rPr>
-          <w:instrText xml:space="preserve"> PAGEREF _Toc231189800 \h </w:instrText>
+          <w:instrText xml:space="preserve"> PAGEREF _Toc232260420 \h </w:instrText>
         </w:r>
         <w:r>
           <w:rPr>
@@ -4037,7 +4037,7 @@
             <w:noProof/>
             <w:webHidden/>
           </w:rPr>
-          <w:t>22</w:t>
+          <w:t>23</w:t>
         </w:r>
         <w:r>
           <w:rPr>
@@ -4064,7 +4064,7 @@
           <w14:ligatures w14:val="standardContextual"/>
         </w:rPr>
       </w:pPr>
-      <w:hyperlink w:anchor="_Toc231189801" w:history="1">
+      <w:hyperlink w:anchor="_Toc232260421" w:history="1">
         <w:r>
           <w:rPr>
             <w:rStyle w:val="afffffff5"/>
@@ -4091,7 +4091,7 @@
             <w:noProof/>
             <w:webHidden/>
           </w:rPr>
-          <w:instrText xml:space="preserve"> PAGEREF _Toc231189801 \h </w:instrText>
+          <w:instrText xml:space="preserve"> PAGEREF _Toc232260421 \h </w:instrText>
         </w:r>
         <w:r>
           <w:rPr>
@@ -4111,7 +4111,7 @@
             <w:noProof/>
             <w:webHidden/>
           </w:rPr>
-          <w:t>22</w:t>
+          <w:t>23</w:t>
         </w:r>
         <w:r>
           <w:rPr>
@@ -4138,7 +4138,7 @@
           <w14:ligatures w14:val="standardContextual"/>
         </w:rPr>
       </w:pPr>
-      <w:hyperlink w:anchor="_Toc231189802" w:history="1">
+      <w:hyperlink w:anchor="_Toc232260422" w:history="1">
         <w:r>
           <w:rPr>
             <w:rStyle w:val="afffffff5"/>
@@ -4165,7 +4165,7 @@
             <w:noProof/>
             <w:webHidden/>
           </w:rPr>
-          <w:instrText xml:space="preserve"> PAGEREF _Toc231189802 \h </w:instrText>
+          <w:instrText xml:space="preserve"> PAGEREF _Toc232260422 \h </w:instrText>
         </w:r>
         <w:r>
           <w:rPr>
@@ -4185,7 +4185,7 @@
             <w:noProof/>
             <w:webHidden/>
           </w:rPr>
-          <w:t>23</w:t>
+          <w:t>24</w:t>
         </w:r>
         <w:r>
           <w:rPr>
@@ -4213,13 +4213,13 @@
           <w14:ligatures w14:val="standardContextual"/>
         </w:rPr>
       </w:pPr>
-      <w:hyperlink w:anchor="_Toc231189803" w:history="1">
+      <w:hyperlink w:anchor="_Toc232260423" w:history="1">
         <w:r>
           <w:rPr>
             <w:rStyle w:val="afffffff5"/>
             <w:noProof/>
           </w:rPr>
-          <w:t>個別部署マスタインポートプレビュー（/hospital-facility-master/facility-locations/import-preview）</w:t>
+          <w:t>個別部署マスタインポートプレビュー（/hospital-facility-master/departments/import-preview）</w:t>
         </w:r>
         <w:r>
           <w:rPr>
@@ -4240,7 +4240,7 @@
             <w:noProof/>
             <w:webHidden/>
           </w:rPr>
-          <w:instrText xml:space="preserve"> PAGEREF _Toc231189803 \h </w:instrText>
+          <w:instrText xml:space="preserve"> PAGEREF _Toc232260423 \h </w:instrText>
         </w:r>
         <w:r>
           <w:rPr>
@@ -4260,7 +4260,7 @@
             <w:noProof/>
             <w:webHidden/>
           </w:rPr>
-          <w:t>23</w:t>
+          <w:t>24</w:t>
         </w:r>
         <w:r>
           <w:rPr>
@@ -4287,7 +4287,7 @@
           <w14:ligatures w14:val="standardContextual"/>
         </w:rPr>
       </w:pPr>
-      <w:hyperlink w:anchor="_Toc231189804" w:history="1">
+      <w:hyperlink w:anchor="_Toc232260424" w:history="1">
         <w:r>
           <w:rPr>
             <w:rStyle w:val="afffffff5"/>
@@ -4314,7 +4314,7 @@
             <w:noProof/>
             <w:webHidden/>
           </w:rPr>
-          <w:instrText xml:space="preserve"> PAGEREF _Toc231189804 \h </w:instrText>
+          <w:instrText xml:space="preserve"> PAGEREF _Toc232260424 \h </w:instrText>
         </w:r>
         <w:r>
           <w:rPr>
@@ -4334,7 +4334,7 @@
             <w:noProof/>
             <w:webHidden/>
           </w:rPr>
-          <w:t>23</w:t>
+          <w:t>24</w:t>
         </w:r>
         <w:r>
           <w:rPr>
@@ -4361,7 +4361,7 @@
           <w14:ligatures w14:val="standardContextual"/>
         </w:rPr>
       </w:pPr>
-      <w:hyperlink w:anchor="_Toc231189805" w:history="1">
+      <w:hyperlink w:anchor="_Toc232260425" w:history="1">
         <w:r>
           <w:rPr>
             <w:rStyle w:val="afffffff5"/>
@@ -4388,7 +4388,7 @@
             <w:noProof/>
             <w:webHidden/>
           </w:rPr>
-          <w:instrText xml:space="preserve"> PAGEREF _Toc231189805 \h </w:instrText>
+          <w:instrText xml:space="preserve"> PAGEREF _Toc232260425 \h </w:instrText>
         </w:r>
         <w:r>
           <w:rPr>
@@ -4408,7 +4408,7 @@
             <w:noProof/>
             <w:webHidden/>
           </w:rPr>
-          <w:t>24</w:t>
+          <w:t>25</w:t>
         </w:r>
         <w:r>
           <w:rPr>
@@ -4435,7 +4435,7 @@
           <w14:ligatures w14:val="standardContextual"/>
         </w:rPr>
       </w:pPr>
-      <w:hyperlink w:anchor="_Toc231189806" w:history="1">
+      <w:hyperlink w:anchor="_Toc232260426" w:history="1">
         <w:r>
           <w:rPr>
             <w:rStyle w:val="afffffff5"/>
@@ -4462,7 +4462,7 @@
             <w:noProof/>
             <w:webHidden/>
           </w:rPr>
-          <w:instrText xml:space="preserve"> PAGEREF _Toc231189806 \h </w:instrText>
+          <w:instrText xml:space="preserve"> PAGEREF _Toc232260426 \h </w:instrText>
         </w:r>
         <w:r>
           <w:rPr>
@@ -4482,7 +4482,7 @@
             <w:noProof/>
             <w:webHidden/>
           </w:rPr>
-          <w:t>24</w:t>
+          <w:t>26</w:t>
         </w:r>
         <w:r>
           <w:rPr>
@@ -4510,13 +4510,13 @@
           <w14:ligatures w14:val="standardContextual"/>
         </w:rPr>
       </w:pPr>
-      <w:hyperlink w:anchor="_Toc231189807" w:history="1">
+      <w:hyperlink w:anchor="_Toc232260427" w:history="1">
         <w:r>
           <w:rPr>
             <w:rStyle w:val="afffffff5"/>
             <w:noProof/>
           </w:rPr>
-          <w:t>個別部署マスタインポート実行（/hospital-facility-master/facility-locations/import）</w:t>
+          <w:t>個別部署マスタインポート実行（/hospital-facility-master/departments/import）</w:t>
         </w:r>
         <w:r>
           <w:rPr>
@@ -4537,7 +4537,7 @@
             <w:noProof/>
             <w:webHidden/>
           </w:rPr>
-          <w:instrText xml:space="preserve"> PAGEREF _Toc231189807 \h </w:instrText>
+          <w:instrText xml:space="preserve"> PAGEREF _Toc232260427 \h </w:instrText>
         </w:r>
         <w:r>
           <w:rPr>
@@ -4557,7 +4557,7 @@
             <w:noProof/>
             <w:webHidden/>
           </w:rPr>
-          <w:t>25</w:t>
+          <w:t>26</w:t>
         </w:r>
         <w:r>
           <w:rPr>
@@ -4584,7 +4584,7 @@
           <w14:ligatures w14:val="standardContextual"/>
         </w:rPr>
       </w:pPr>
-      <w:hyperlink w:anchor="_Toc231189808" w:history="1">
+      <w:hyperlink w:anchor="_Toc232260428" w:history="1">
         <w:r>
           <w:rPr>
             <w:rStyle w:val="afffffff5"/>
@@ -4611,7 +4611,7 @@
             <w:noProof/>
             <w:webHidden/>
           </w:rPr>
-          <w:instrText xml:space="preserve"> PAGEREF _Toc231189808 \h </w:instrText>
+          <w:instrText xml:space="preserve"> PAGEREF _Toc232260428 \h </w:instrText>
         </w:r>
         <w:r>
           <w:rPr>
@@ -4631,7 +4631,7 @@
             <w:noProof/>
             <w:webHidden/>
           </w:rPr>
-          <w:t>25</w:t>
+          <w:t>27</w:t>
         </w:r>
         <w:r>
           <w:rPr>
@@ -4658,7 +4658,7 @@
           <w14:ligatures w14:val="standardContextual"/>
         </w:rPr>
       </w:pPr>
-      <w:hyperlink w:anchor="_Toc231189809" w:history="1">
+      <w:hyperlink w:anchor="_Toc232260429" w:history="1">
         <w:r>
           <w:rPr>
             <w:rStyle w:val="afffffff5"/>
@@ -4685,7 +4685,7 @@
             <w:noProof/>
             <w:webHidden/>
           </w:rPr>
-          <w:instrText xml:space="preserve"> PAGEREF _Toc231189809 \h </w:instrText>
+          <w:instrText xml:space="preserve"> PAGEREF _Toc232260429 \h </w:instrText>
         </w:r>
         <w:r>
           <w:rPr>
@@ -4705,7 +4705,7 @@
             <w:noProof/>
             <w:webHidden/>
           </w:rPr>
-          <w:t>26</w:t>
+          <w:t>27</w:t>
         </w:r>
         <w:r>
           <w:rPr>
@@ -4732,7 +4732,7 @@
           <w14:ligatures w14:val="standardContextual"/>
         </w:rPr>
       </w:pPr>
-      <w:hyperlink w:anchor="_Toc231189810" w:history="1">
+      <w:hyperlink w:anchor="_Toc232260430" w:history="1">
         <w:r>
           <w:rPr>
             <w:rStyle w:val="afffffff5"/>
@@ -4759,7 +4759,7 @@
             <w:noProof/>
             <w:webHidden/>
           </w:rPr>
-          <w:instrText xml:space="preserve"> PAGEREF _Toc231189810 \h </w:instrText>
+          <w:instrText xml:space="preserve"> PAGEREF _Toc232260430 \h </w:instrText>
         </w:r>
         <w:r>
           <w:rPr>
@@ -4779,7 +4779,7 @@
             <w:noProof/>
             <w:webHidden/>
           </w:rPr>
-          <w:t>26</w:t>
+          <w:t>28</w:t>
         </w:r>
         <w:r>
           <w:rPr>
@@ -4807,13 +4807,13 @@
           <w14:ligatures w14:val="standardContextual"/>
         </w:rPr>
       </w:pPr>
-      <w:hyperlink w:anchor="_Toc231189811" w:history="1">
+      <w:hyperlink w:anchor="_Toc232260431" w:history="1">
         <w:r>
           <w:rPr>
             <w:rStyle w:val="afffffff5"/>
             <w:noProof/>
           </w:rPr>
-          <w:t>個別部署マスタ新規作成（/hospital-facility-master/facility-locations）</w:t>
+          <w:t>個別部署マスタ新規作成（/hospital-facility-master/departments）</w:t>
         </w:r>
         <w:r>
           <w:rPr>
@@ -4834,7 +4834,7 @@
             <w:noProof/>
             <w:webHidden/>
           </w:rPr>
-          <w:instrText xml:space="preserve"> PAGEREF _Toc231189811 \h </w:instrText>
+          <w:instrText xml:space="preserve"> PAGEREF _Toc232260431 \h </w:instrText>
         </w:r>
         <w:r>
           <w:rPr>
@@ -4854,7 +4854,7 @@
             <w:noProof/>
             <w:webHidden/>
           </w:rPr>
-          <w:t>27</w:t>
+          <w:t>28</w:t>
         </w:r>
         <w:r>
           <w:rPr>
@@ -4881,7 +4881,7 @@
           <w14:ligatures w14:val="standardContextual"/>
         </w:rPr>
       </w:pPr>
-      <w:hyperlink w:anchor="_Toc231189812" w:history="1">
+      <w:hyperlink w:anchor="_Toc232260432" w:history="1">
         <w:r>
           <w:rPr>
             <w:rStyle w:val="afffffff5"/>
@@ -4908,7 +4908,7 @@
             <w:noProof/>
             <w:webHidden/>
           </w:rPr>
-          <w:instrText xml:space="preserve"> PAGEREF _Toc231189812 \h </w:instrText>
+          <w:instrText xml:space="preserve"> PAGEREF _Toc232260432 \h </w:instrText>
         </w:r>
         <w:r>
           <w:rPr>
@@ -4928,7 +4928,7 @@
             <w:noProof/>
             <w:webHidden/>
           </w:rPr>
-          <w:t>27</w:t>
+          <w:t>29</w:t>
         </w:r>
         <w:r>
           <w:rPr>
@@ -4955,7 +4955,7 @@
           <w14:ligatures w14:val="standardContextual"/>
         </w:rPr>
       </w:pPr>
-      <w:hyperlink w:anchor="_Toc231189813" w:history="1">
+      <w:hyperlink w:anchor="_Toc232260433" w:history="1">
         <w:r>
           <w:rPr>
             <w:rStyle w:val="afffffff5"/>
@@ -4982,7 +4982,7 @@
             <w:noProof/>
             <w:webHidden/>
           </w:rPr>
-          <w:instrText xml:space="preserve"> PAGEREF _Toc231189813 \h </w:instrText>
+          <w:instrText xml:space="preserve"> PAGEREF _Toc232260433 \h </w:instrText>
         </w:r>
         <w:r>
           <w:rPr>
@@ -5002,7 +5002,7 @@
             <w:noProof/>
             <w:webHidden/>
           </w:rPr>
-          <w:t>28</w:t>
+          <w:t>30</w:t>
         </w:r>
         <w:r>
           <w:rPr>
@@ -5029,7 +5029,7 @@
           <w14:ligatures w14:val="standardContextual"/>
         </w:rPr>
       </w:pPr>
-      <w:hyperlink w:anchor="_Toc231189814" w:history="1">
+      <w:hyperlink w:anchor="_Toc232260434" w:history="1">
         <w:r>
           <w:rPr>
             <w:rStyle w:val="afffffff5"/>
@@ -5056,7 +5056,7 @@
             <w:noProof/>
             <w:webHidden/>
           </w:rPr>
-          <w:instrText xml:space="preserve"> PAGEREF _Toc231189814 \h </w:instrText>
+          <w:instrText xml:space="preserve"> PAGEREF _Toc232260434 \h </w:instrText>
         </w:r>
         <w:r>
           <w:rPr>
@@ -5076,7 +5076,7 @@
             <w:noProof/>
             <w:webHidden/>
           </w:rPr>
-          <w:t>28</w:t>
+          <w:t>30</w:t>
         </w:r>
         <w:r>
           <w:rPr>
@@ -5104,13 +5104,13 @@
           <w14:ligatures w14:val="standardContextual"/>
         </w:rPr>
       </w:pPr>
-      <w:hyperlink w:anchor="_Toc231189815" w:history="1">
+      <w:hyperlink w:anchor="_Toc232260435" w:history="1">
         <w:r>
           <w:rPr>
             <w:rStyle w:val="afffffff5"/>
             <w:noProof/>
           </w:rPr>
-          <w:t>個別部署マスタ更新（/hospital-facility-master/facility-locations/{facilityLocationId}）</w:t>
+          <w:t>個別部署マスタ更新（/hospital-facility-master/departments/{facilityLocationId}）</w:t>
         </w:r>
         <w:r>
           <w:rPr>
@@ -5131,7 +5131,7 @@
             <w:noProof/>
             <w:webHidden/>
           </w:rPr>
-          <w:instrText xml:space="preserve"> PAGEREF _Toc231189815 \h </w:instrText>
+          <w:instrText xml:space="preserve"> PAGEREF _Toc232260435 \h </w:instrText>
         </w:r>
         <w:r>
           <w:rPr>
@@ -5151,7 +5151,7 @@
             <w:noProof/>
             <w:webHidden/>
           </w:rPr>
-          <w:t>29</w:t>
+          <w:t>31</w:t>
         </w:r>
         <w:r>
           <w:rPr>
@@ -5178,7 +5178,7 @@
           <w14:ligatures w14:val="standardContextual"/>
         </w:rPr>
       </w:pPr>
-      <w:hyperlink w:anchor="_Toc231189816" w:history="1">
+      <w:hyperlink w:anchor="_Toc232260436" w:history="1">
         <w:r>
           <w:rPr>
             <w:rStyle w:val="afffffff5"/>
@@ -5205,7 +5205,7 @@
             <w:noProof/>
             <w:webHidden/>
           </w:rPr>
-          <w:instrText xml:space="preserve"> PAGEREF _Toc231189816 \h </w:instrText>
+          <w:instrText xml:space="preserve"> PAGEREF _Toc232260436 \h </w:instrText>
         </w:r>
         <w:r>
           <w:rPr>
@@ -5225,7 +5225,7 @@
             <w:noProof/>
             <w:webHidden/>
           </w:rPr>
-          <w:t>29</w:t>
+          <w:t>31</w:t>
         </w:r>
         <w:r>
           <w:rPr>
@@ -5252,7 +5252,7 @@
           <w14:ligatures w14:val="standardContextual"/>
         </w:rPr>
       </w:pPr>
-      <w:hyperlink w:anchor="_Toc231189817" w:history="1">
+      <w:hyperlink w:anchor="_Toc232260437" w:history="1">
         <w:r>
           <w:rPr>
             <w:rStyle w:val="afffffff5"/>
@@ -5279,7 +5279,7 @@
             <w:noProof/>
             <w:webHidden/>
           </w:rPr>
-          <w:instrText xml:space="preserve"> PAGEREF _Toc231189817 \h </w:instrText>
+          <w:instrText xml:space="preserve"> PAGEREF _Toc232260437 \h </w:instrText>
         </w:r>
         <w:r>
           <w:rPr>
@@ -5299,7 +5299,7 @@
             <w:noProof/>
             <w:webHidden/>
           </w:rPr>
-          <w:t>29</w:t>
+          <w:t>31</w:t>
         </w:r>
         <w:r>
           <w:rPr>
@@ -5326,7 +5326,7 @@
           <w14:ligatures w14:val="standardContextual"/>
         </w:rPr>
       </w:pPr>
-      <w:hyperlink w:anchor="_Toc231189818" w:history="1">
+      <w:hyperlink w:anchor="_Toc232260438" w:history="1">
         <w:r>
           <w:rPr>
             <w:rStyle w:val="afffffff5"/>
@@ -5353,7 +5353,7 @@
             <w:noProof/>
             <w:webHidden/>
           </w:rPr>
-          <w:instrText xml:space="preserve"> PAGEREF _Toc231189818 \h </w:instrText>
+          <w:instrText xml:space="preserve"> PAGEREF _Toc232260438 \h </w:instrText>
         </w:r>
         <w:r>
           <w:rPr>
@@ -5373,7 +5373,7 @@
             <w:noProof/>
             <w:webHidden/>
           </w:rPr>
-          <w:t>31</w:t>
+          <w:t>32</w:t>
         </w:r>
         <w:r>
           <w:rPr>
@@ -5400,7 +5400,7 @@
           <w14:ligatures w14:val="standardContextual"/>
         </w:rPr>
       </w:pPr>
-      <w:hyperlink w:anchor="_Toc231189819" w:history="1">
+      <w:hyperlink w:anchor="_Toc232260439" w:history="1">
         <w:r>
           <w:rPr>
             <w:rStyle w:val="afffffff5"/>
@@ -5427,7 +5427,7 @@
             <w:noProof/>
             <w:webHidden/>
           </w:rPr>
-          <w:instrText xml:space="preserve"> PAGEREF _Toc231189819 \h </w:instrText>
+          <w:instrText xml:space="preserve"> PAGEREF _Toc232260439 \h </w:instrText>
         </w:r>
         <w:r>
           <w:rPr>
@@ -5447,7 +5447,7 @@
             <w:noProof/>
             <w:webHidden/>
           </w:rPr>
-          <w:t>31</w:t>
+          <w:t>33</w:t>
         </w:r>
         <w:r>
           <w:rPr>
@@ -5475,13 +5475,13 @@
           <w14:ligatures w14:val="standardContextual"/>
         </w:rPr>
       </w:pPr>
-      <w:hyperlink w:anchor="_Toc231189820" w:history="1">
+      <w:hyperlink w:anchor="_Toc232260440" w:history="1">
         <w:r>
           <w:rPr>
             <w:rStyle w:val="afffffff5"/>
             <w:noProof/>
           </w:rPr>
-          <w:t>個別部署マスタ削除（/hospital-facility-master/facility-locations/{facilityLocationId}）</w:t>
+          <w:t>個別部署マスタ削除（/hospital-facility-master/departments/{facilityLocationId}）</w:t>
         </w:r>
         <w:r>
           <w:rPr>
@@ -5502,7 +5502,7 @@
             <w:noProof/>
             <w:webHidden/>
           </w:rPr>
-          <w:instrText xml:space="preserve"> PAGEREF _Toc231189820 \h </w:instrText>
+          <w:instrText xml:space="preserve"> PAGEREF _Toc232260440 \h </w:instrText>
         </w:r>
         <w:r>
           <w:rPr>
@@ -5522,7 +5522,7 @@
             <w:noProof/>
             <w:webHidden/>
           </w:rPr>
-          <w:t>31</w:t>
+          <w:t>33</w:t>
         </w:r>
         <w:r>
           <w:rPr>
@@ -5549,7 +5549,7 @@
           <w14:ligatures w14:val="standardContextual"/>
         </w:rPr>
       </w:pPr>
-      <w:hyperlink w:anchor="_Toc231189821" w:history="1">
+      <w:hyperlink w:anchor="_Toc232260441" w:history="1">
         <w:r>
           <w:rPr>
             <w:rStyle w:val="afffffff5"/>
@@ -5576,7 +5576,7 @@
             <w:noProof/>
             <w:webHidden/>
           </w:rPr>
-          <w:instrText xml:space="preserve"> PAGEREF _Toc231189821 \h </w:instrText>
+          <w:instrText xml:space="preserve"> PAGEREF _Toc232260441 \h </w:instrText>
         </w:r>
         <w:r>
           <w:rPr>
@@ -5596,7 +5596,7 @@
             <w:noProof/>
             <w:webHidden/>
           </w:rPr>
-          <w:t>31</w:t>
+          <w:t>33</w:t>
         </w:r>
         <w:r>
           <w:rPr>
@@ -5623,7 +5623,7 @@
           <w14:ligatures w14:val="standardContextual"/>
         </w:rPr>
       </w:pPr>
-      <w:hyperlink w:anchor="_Toc231189822" w:history="1">
+      <w:hyperlink w:anchor="_Toc232260442" w:history="1">
         <w:r>
           <w:rPr>
             <w:rStyle w:val="afffffff5"/>
@@ -5650,7 +5650,7 @@
             <w:noProof/>
             <w:webHidden/>
           </w:rPr>
-          <w:instrText xml:space="preserve"> PAGEREF _Toc231189822 \h </w:instrText>
+          <w:instrText xml:space="preserve"> PAGEREF _Toc232260442 \h </w:instrText>
         </w:r>
         <w:r>
           <w:rPr>
@@ -5670,7 +5670,7 @@
             <w:noProof/>
             <w:webHidden/>
           </w:rPr>
-          <w:t>32</w:t>
+          <w:t>34</w:t>
         </w:r>
         <w:r>
           <w:rPr>
@@ -5697,7 +5697,7 @@
           <w14:ligatures w14:val="standardContextual"/>
         </w:rPr>
       </w:pPr>
-      <w:hyperlink w:anchor="_Toc231189823" w:history="1">
+      <w:hyperlink w:anchor="_Toc232260443" w:history="1">
         <w:r>
           <w:rPr>
             <w:rStyle w:val="afffffff5"/>
@@ -5724,7 +5724,7 @@
             <w:noProof/>
             <w:webHidden/>
           </w:rPr>
-          <w:instrText xml:space="preserve"> PAGEREF _Toc231189823 \h </w:instrText>
+          <w:instrText xml:space="preserve"> PAGEREF _Toc232260443 \h </w:instrText>
         </w:r>
         <w:r>
           <w:rPr>
@@ -5744,7 +5744,7 @@
             <w:noProof/>
             <w:webHidden/>
           </w:rPr>
-          <w:t>32</w:t>
+          <w:t>34</w:t>
         </w:r>
         <w:r>
           <w:rPr>
@@ -5773,7 +5773,7 @@
           <w14:ligatures w14:val="standardContextual"/>
         </w:rPr>
       </w:pPr>
-      <w:hyperlink w:anchor="_Toc231189824" w:history="1">
+      <w:hyperlink w:anchor="_Toc232260444" w:history="1">
         <w:r>
           <w:rPr>
             <w:rStyle w:val="afffffff5"/>
@@ -5800,7 +5800,7 @@
             <w:noProof/>
             <w:webHidden/>
           </w:rPr>
-          <w:instrText xml:space="preserve"> PAGEREF _Toc231189824 \h </w:instrText>
+          <w:instrText xml:space="preserve"> PAGEREF _Toc232260444 \h </w:instrText>
         </w:r>
         <w:r>
           <w:rPr>
@@ -5820,7 +5820,7 @@
             <w:noProof/>
             <w:webHidden/>
           </w:rPr>
-          <w:t>33</w:t>
+          <w:t>35</w:t>
         </w:r>
         <w:r>
           <w:rPr>
@@ -5848,7 +5848,7 @@
           <w14:ligatures w14:val="standardContextual"/>
         </w:rPr>
       </w:pPr>
-      <w:hyperlink w:anchor="_Toc231189825" w:history="1">
+      <w:hyperlink w:anchor="_Toc232260445" w:history="1">
         <w:r>
           <w:rPr>
             <w:rStyle w:val="afffffff5"/>
@@ -5875,7 +5875,7 @@
             <w:noProof/>
             <w:webHidden/>
           </w:rPr>
-          <w:instrText xml:space="preserve"> PAGEREF _Toc231189825 \h </w:instrText>
+          <w:instrText xml:space="preserve"> PAGEREF _Toc232260445 \h </w:instrText>
         </w:r>
         <w:r>
           <w:rPr>
@@ -5895,7 +5895,7 @@
             <w:noProof/>
             <w:webHidden/>
           </w:rPr>
-          <w:t>33</w:t>
+          <w:t>35</w:t>
         </w:r>
         <w:r>
           <w:rPr>
@@ -5923,7 +5923,7 @@
           <w14:ligatures w14:val="standardContextual"/>
         </w:rPr>
       </w:pPr>
-      <w:hyperlink w:anchor="_Toc231189826" w:history="1">
+      <w:hyperlink w:anchor="_Toc232260446" w:history="1">
         <w:r>
           <w:rPr>
             <w:rStyle w:val="afffffff5"/>
@@ -5950,7 +5950,7 @@
             <w:noProof/>
             <w:webHidden/>
           </w:rPr>
-          <w:instrText xml:space="preserve"> PAGEREF _Toc231189826 \h </w:instrText>
+          <w:instrText xml:space="preserve"> PAGEREF _Toc232260446 \h </w:instrText>
         </w:r>
         <w:r>
           <w:rPr>
@@ -5970,7 +5970,7 @@
             <w:noProof/>
             <w:webHidden/>
           </w:rPr>
-          <w:t>33</w:t>
+          <w:t>35</w:t>
         </w:r>
         <w:r>
           <w:rPr>
@@ -5998,13 +5998,13 @@
           <w14:ligatures w14:val="standardContextual"/>
         </w:rPr>
       </w:pPr>
-      <w:hyperlink w:anchor="_Toc231189827" w:history="1">
+      <w:hyperlink w:anchor="_Toc232260447" w:history="1">
         <w:r>
           <w:rPr>
             <w:rStyle w:val="afffffff5"/>
             <w:noProof/>
           </w:rPr>
-          <w:t>インポート運用ルール</w:t>
+          <w:t>部署ID名称整合ルール</w:t>
         </w:r>
         <w:r>
           <w:rPr>
@@ -6025,7 +6025,7 @@
             <w:noProof/>
             <w:webHidden/>
           </w:rPr>
-          <w:instrText xml:space="preserve"> PAGEREF _Toc231189827 \h </w:instrText>
+          <w:instrText xml:space="preserve"> PAGEREF _Toc232260447 \h </w:instrText>
         </w:r>
         <w:r>
           <w:rPr>
@@ -6045,7 +6045,7 @@
             <w:noProof/>
             <w:webHidden/>
           </w:rPr>
-          <w:t>33</w:t>
+          <w:t>35</w:t>
         </w:r>
         <w:r>
           <w:rPr>
@@ -6073,13 +6073,13 @@
           <w14:ligatures w14:val="standardContextual"/>
         </w:rPr>
       </w:pPr>
-      <w:hyperlink w:anchor="_Toc231189828" w:history="1">
+      <w:hyperlink w:anchor="_Toc232260448" w:history="1">
         <w:r>
           <w:rPr>
             <w:rStyle w:val="afffffff5"/>
             <w:noProof/>
           </w:rPr>
-          <w:t>未確定事項</w:t>
+          <w:t>インポート運用ルール</w:t>
         </w:r>
         <w:r>
           <w:rPr>
@@ -6100,7 +6100,7 @@
             <w:noProof/>
             <w:webHidden/>
           </w:rPr>
-          <w:instrText xml:space="preserve"> PAGEREF _Toc231189828 \h </w:instrText>
+          <w:instrText xml:space="preserve"> PAGEREF _Toc232260448 \h </w:instrText>
         </w:r>
         <w:r>
           <w:rPr>
@@ -6120,7 +6120,7 @@
             <w:noProof/>
             <w:webHidden/>
           </w:rPr>
-          <w:t>34</w:t>
+          <w:t>36</w:t>
         </w:r>
         <w:r>
           <w:rPr>
@@ -6149,7 +6149,7 @@
           <w14:ligatures w14:val="standardContextual"/>
         </w:rPr>
       </w:pPr>
-      <w:hyperlink w:anchor="_Toc231189829" w:history="1">
+      <w:hyperlink w:anchor="_Toc232260449" w:history="1">
         <w:r>
           <w:rPr>
             <w:rStyle w:val="afffffff5"/>
@@ -6176,7 +6176,7 @@
             <w:noProof/>
             <w:webHidden/>
           </w:rPr>
-          <w:instrText xml:space="preserve"> PAGEREF _Toc231189829 \h </w:instrText>
+          <w:instrText xml:space="preserve"> PAGEREF _Toc232260449 \h </w:instrText>
         </w:r>
         <w:r>
           <w:rPr>
@@ -6196,7 +6196,7 @@
             <w:noProof/>
             <w:webHidden/>
           </w:rPr>
-          <w:t>34</w:t>
+          <w:t>36</w:t>
         </w:r>
         <w:r>
           <w:rPr>
@@ -6225,7 +6225,7 @@
           <w14:ligatures w14:val="standardContextual"/>
         </w:rPr>
       </w:pPr>
-      <w:hyperlink w:anchor="_Toc231189830" w:history="1">
+      <w:hyperlink w:anchor="_Toc232260450" w:history="1">
         <w:r>
           <w:rPr>
             <w:rStyle w:val="afffffff5"/>
@@ -6252,7 +6252,7 @@
             <w:noProof/>
             <w:webHidden/>
           </w:rPr>
-          <w:instrText xml:space="preserve"> PAGEREF _Toc231189830 \h </w:instrText>
+          <w:instrText xml:space="preserve"> PAGEREF _Toc232260450 \h </w:instrText>
         </w:r>
         <w:r>
           <w:rPr>
@@ -6272,7 +6272,7 @@
             <w:noProof/>
             <w:webHidden/>
           </w:rPr>
-          <w:t>35</w:t>
+          <w:t>37</w:t>
         </w:r>
         <w:r>
           <w:rPr>
@@ -6300,7 +6300,7 @@
           <w14:ligatures w14:val="standardContextual"/>
         </w:rPr>
       </w:pPr>
-      <w:hyperlink w:anchor="_Toc231189831" w:history="1">
+      <w:hyperlink w:anchor="_Toc232260451" w:history="1">
         <w:r>
           <w:rPr>
             <w:rStyle w:val="afffffff5"/>
@@ -6327,7 +6327,7 @@
             <w:noProof/>
             <w:webHidden/>
           </w:rPr>
-          <w:instrText xml:space="preserve"> PAGEREF _Toc231189831 \h </w:instrText>
+          <w:instrText xml:space="preserve"> PAGEREF _Toc232260451 \h </w:instrText>
         </w:r>
         <w:r>
           <w:rPr>
@@ -6347,7 +6347,7 @@
             <w:noProof/>
             <w:webHidden/>
           </w:rPr>
-          <w:t>35</w:t>
+          <w:t>37</w:t>
         </w:r>
         <w:r>
           <w:rPr>
@@ -6360,81 +6360,6 @@
     </w:p>
     <w:p>
       <w:pPr>
-        <w:pStyle w:val="21"/>
-        <w:tabs>
-          <w:tab w:val="right" w:leader="dot" w:pos="9019"/>
-        </w:tabs>
-        <w:rPr>
-          <w:rFonts w:asciiTheme="minorHAnsi" w:eastAsiaTheme="minorEastAsia" w:hAnsiTheme="minorHAnsi" w:cstheme="minorBidi"/>
-          <w:bCs w:val="0"/>
-          <w:noProof/>
-          <w:kern w:val="2"/>
-          <w:sz w:val="21"/>
-          <w:szCs w:val="24"/>
-          <w:lang w:val="en-US"/>
-          <w14:ligatures w14:val="standardContextual"/>
-        </w:rPr>
-      </w:pPr>
-      <w:hyperlink w:anchor="_Toc231189832" w:history="1">
-        <w:r>
-          <w:rPr>
-            <w:rStyle w:val="afffffff5"/>
-            <w:noProof/>
-          </w:rPr>
-          <w:t>今後拡張時の留意点</w:t>
-        </w:r>
-        <w:r>
-          <w:rPr>
-            <w:noProof/>
-            <w:webHidden/>
-          </w:rPr>
-          <w:tab/>
-        </w:r>
-        <w:r>
-          <w:rPr>
-            <w:noProof/>
-            <w:webHidden/>
-          </w:rPr>
-          <w:fldChar w:fldCharType="begin"/>
-        </w:r>
-        <w:r>
-          <w:rPr>
-            <w:noProof/>
-            <w:webHidden/>
-          </w:rPr>
-          <w:instrText xml:space="preserve"> PAGEREF _Toc231189832 \h </w:instrText>
-        </w:r>
-        <w:r>
-          <w:rPr>
-            <w:noProof/>
-            <w:webHidden/>
-          </w:rPr>
-        </w:r>
-        <w:r>
-          <w:rPr>
-            <w:noProof/>
-            <w:webHidden/>
-          </w:rPr>
-          <w:fldChar w:fldCharType="separate"/>
-        </w:r>
-        <w:r>
-          <w:rPr>
-            <w:noProof/>
-            <w:webHidden/>
-          </w:rPr>
-          <w:t>35</w:t>
-        </w:r>
-        <w:r>
-          <w:rPr>
-            <w:noProof/>
-            <w:webHidden/>
-          </w:rPr>
-          <w:fldChar w:fldCharType="end"/>
-        </w:r>
-      </w:hyperlink>
-    </w:p>
-    <w:p>
-      <w:pPr>
         <w:pStyle w:val="10"/>
         <w:rPr>
           <w:rFonts w:hint="eastAsia"/>
@@ -6443,7 +6368,7 @@
       <w:r>
         <w:fldChar w:fldCharType="end"/>
       </w:r>
-      <w:bookmarkStart w:id="1" w:name="_Toc231189760"/>
+      <w:bookmarkStart w:id="1" w:name="_Toc232260380"/>
       <w:r>
         <w:rPr>
           <w:rFonts w:hint="eastAsia"/>
@@ -6459,7 +6384,7 @@
           <w:rFonts w:hint="eastAsia"/>
         </w:rPr>
       </w:pPr>
-      <w:bookmarkStart w:id="2" w:name="_Toc231189761"/>
+      <w:bookmarkStart w:id="2" w:name="_Toc232260381"/>
       <w:r>
         <w:rPr>
           <w:rFonts w:hint="eastAsia"/>
@@ -6548,7 +6473,6 @@
         <w:rPr>
           <w:rFonts w:hint="eastAsia"/>
         </w:rPr>
-        <w:lastRenderedPageBreak/>
         <w:t>Excel テンプレート取得、プレビュー、追加/置換インポート I/F</w:t>
       </w:r>
     </w:p>
@@ -6578,11 +6502,12 @@
           <w:rFonts w:hint="eastAsia"/>
         </w:rPr>
       </w:pPr>
-      <w:bookmarkStart w:id="3" w:name="_Toc231189762"/>
-      <w:r>
-        <w:rPr>
-          <w:rFonts w:hint="eastAsia"/>
-        </w:rPr>
+      <w:bookmarkStart w:id="3" w:name="_Toc232260382"/>
+      <w:r>
+        <w:rPr>
+          <w:rFonts w:hint="eastAsia"/>
+        </w:rPr>
+        <w:lastRenderedPageBreak/>
         <w:t>対象システム概要</w:t>
       </w:r>
       <w:bookmarkEnd w:id="3"/>
@@ -6620,7 +6545,7 @@
           <w:rFonts w:hint="eastAsia"/>
         </w:rPr>
       </w:pPr>
-      <w:bookmarkStart w:id="4" w:name="_Toc231189763"/>
+      <w:bookmarkStart w:id="4" w:name="_Toc232260383"/>
       <w:r>
         <w:rPr>
           <w:rFonts w:hint="eastAsia"/>
@@ -6813,7 +6738,7 @@
           <w:rFonts w:hint="eastAsia"/>
         </w:rPr>
       </w:pPr>
-      <w:bookmarkStart w:id="5" w:name="_Toc231189764"/>
+      <w:bookmarkStart w:id="5" w:name="_Toc232260384"/>
       <w:r>
         <w:rPr>
           <w:rFonts w:hint="eastAsia"/>
@@ -6975,15 +6900,57 @@
           <w:rFonts w:hint="eastAsia"/>
         </w:rPr>
       </w:pPr>
-      <w:bookmarkStart w:id="6" w:name="_Toc231189765"/>
+      <w:bookmarkStart w:id="6" w:name="_Toc232260385"/>
+      <w:r>
+        <w:rPr>
+          <w:rFonts w:hint="eastAsia"/>
+        </w:rPr>
+        <w:t>第2章 システム全体構成</w:t>
+      </w:r>
+      <w:bookmarkEnd w:id="6"/>
+    </w:p>
+    <w:p>
+      <w:pPr>
+        <w:pStyle w:val="2"/>
+        <w:rPr>
+          <w:rFonts w:hint="eastAsia"/>
+        </w:rPr>
+      </w:pPr>
+      <w:bookmarkStart w:id="7" w:name="_Toc232260386"/>
+      <w:r>
+        <w:rPr>
+          <w:rFonts w:hint="eastAsia"/>
+        </w:rPr>
+        <w:t>APIの位置づけ</w:t>
+      </w:r>
+      <w:bookmarkEnd w:id="7"/>
+    </w:p>
+    <w:p>
+      <w:pPr>
+        <w:rPr>
+          <w:rFonts w:hint="eastAsia"/>
+        </w:rPr>
+      </w:pPr>
+      <w:r>
+        <w:rPr>
+          <w:rFonts w:hint="eastAsia"/>
+        </w:rPr>
+        <w:t>本API群は、個別部署マスタ画面における施設候補取得、SHIP標準候補取得、一覧取得、Excel入出力、新規作成、更新、削除を提供する。</w:t>
+      </w:r>
+    </w:p>
+    <w:p>
+      <w:pPr>
+        <w:rPr>
+          <w:rFonts w:hint="eastAsia"/>
+        </w:rPr>
+      </w:pPr>
       <w:r>
         <w:rPr>
           <w:rFonts w:hint="eastAsia"/>
         </w:rPr>
         <w:lastRenderedPageBreak/>
-        <w:t>第2章 システム全体構成</w:t>
-      </w:r>
-      <w:bookmarkEnd w:id="6"/>
+        <w:t>現行ロケーションの正本は `facility_locations`、新側ロケーションは `facility_location_remodels` を0..1件の子テーブルとして扱う。</w:t>
+      </w:r>
     </w:p>
     <w:p>
       <w:pPr>
@@ -6992,39 +6959,91 @@
           <w:rFonts w:hint="eastAsia"/>
         </w:rPr>
       </w:pPr>
-      <w:bookmarkStart w:id="7" w:name="_Toc231189766"/>
-      <w:r>
-        <w:rPr>
-          <w:rFonts w:hint="eastAsia"/>
-        </w:rPr>
-        <w:t>APIの位置づけ</w:t>
-      </w:r>
-      <w:bookmarkEnd w:id="7"/>
-    </w:p>
-    <w:p>
-      <w:pPr>
-        <w:rPr>
-          <w:rFonts w:hint="eastAsia"/>
-        </w:rPr>
-      </w:pPr>
-      <w:r>
-        <w:rPr>
-          <w:rFonts w:hint="eastAsia"/>
-        </w:rPr>
-        <w:t>本API群は、個別部署マスタ画面における施設候補取得、SHIP標準候補取得、一覧取得、Excel入出力、新規作成、更新、削除を提供する。</w:t>
-      </w:r>
-    </w:p>
-    <w:p>
-      <w:pPr>
-        <w:rPr>
-          <w:rFonts w:hint="eastAsia"/>
-        </w:rPr>
-      </w:pPr>
-      <w:r>
-        <w:rPr>
-          <w:rFonts w:hint="eastAsia"/>
-        </w:rPr>
-        <w:t>現行ロケーションの正本は `facility_locations`、新側ロケーションは `facility_location_remodels` を0..1件の子テーブルとして扱う。</w:t>
+      <w:bookmarkStart w:id="8" w:name="_Toc232260387"/>
+      <w:r>
+        <w:rPr>
+          <w:rFonts w:hint="eastAsia"/>
+        </w:rPr>
+        <w:t>画面とAPIの関係</w:t>
+      </w:r>
+      <w:bookmarkEnd w:id="8"/>
+    </w:p>
+    <w:p>
+      <w:pPr>
+        <w:rPr>
+          <w:rFonts w:hint="eastAsia"/>
+        </w:rPr>
+      </w:pPr>
+      <w:r>
+        <w:rPr>
+          <w:rFonts w:hint="eastAsia"/>
+        </w:rPr>
+        <w:t>1. 施設選択候補表示時に対象施設候補取得 API を呼び出す</w:t>
+      </w:r>
+    </w:p>
+    <w:p>
+      <w:pPr>
+        <w:rPr>
+          <w:rFonts w:hint="eastAsia"/>
+        </w:rPr>
+      </w:pPr>
+      <w:r>
+        <w:rPr>
+          <w:rFonts w:hint="eastAsia"/>
+        </w:rPr>
+        <w:t>2. 共通マスタ候補表示時に SHIP部署候補取得 API / SHIP諸室区分候補取得 API を呼び出す</w:t>
+      </w:r>
+    </w:p>
+    <w:p>
+      <w:pPr>
+        <w:rPr>
+          <w:rFonts w:hint="eastAsia"/>
+        </w:rPr>
+      </w:pPr>
+      <w:r>
+        <w:rPr>
+          <w:rFonts w:hint="eastAsia"/>
+        </w:rPr>
+        <w:t>3. 施設選択後またはフィルタ変更時に個別部署マスタ一覧取得 API を呼び出す</w:t>
+      </w:r>
+    </w:p>
+    <w:p>
+      <w:pPr>
+        <w:rPr>
+          <w:rFonts w:hint="eastAsia"/>
+        </w:rPr>
+      </w:pPr>
+      <w:r>
+        <w:rPr>
+          <w:rFonts w:hint="eastAsia"/>
+        </w:rPr>
+        <w:t>4. テンプレートDL時にテンプレート取得 API、エクスポート時に一覧エクスポート API を呼び出す</w:t>
+      </w:r>
+    </w:p>
+    <w:p>
+      <w:pPr>
+        <w:rPr>
+          <w:rFonts w:hint="eastAsia"/>
+        </w:rPr>
+      </w:pPr>
+      <w:r>
+        <w:rPr>
+          <w:rFonts w:hint="eastAsia"/>
+        </w:rPr>
+        <w:t>5. ファイル選択後にインポートプレビュー API を呼び出し、追加または置換選択後にインポート実行 API を呼び出す</w:t>
+      </w:r>
+    </w:p>
+    <w:p>
+      <w:pPr>
+        <w:rPr>
+          <w:rFonts w:hint="eastAsia"/>
+        </w:rPr>
+      </w:pPr>
+      <w:r>
+        <w:rPr>
+          <w:rFonts w:hint="eastAsia"/>
+        </w:rPr>
+        <w:t>6. 新規作成・編集・削除時にそれぞれ対応する変更系 API を呼び出す</w:t>
       </w:r>
     </w:p>
     <w:p>
@@ -7034,101 +7053,7 @@
           <w:rFonts w:hint="eastAsia"/>
         </w:rPr>
       </w:pPr>
-      <w:bookmarkStart w:id="8" w:name="_Toc231189767"/>
-      <w:r>
-        <w:rPr>
-          <w:rFonts w:hint="eastAsia"/>
-        </w:rPr>
-        <w:t>画面とAPIの関係</w:t>
-      </w:r>
-      <w:bookmarkEnd w:id="8"/>
-    </w:p>
-    <w:p>
-      <w:pPr>
-        <w:rPr>
-          <w:rFonts w:hint="eastAsia"/>
-        </w:rPr>
-      </w:pPr>
-      <w:r>
-        <w:rPr>
-          <w:rFonts w:hint="eastAsia"/>
-        </w:rPr>
-        <w:t>1. 施設選択候補表示時に対象施設候補取得 API を呼び出す</w:t>
-      </w:r>
-    </w:p>
-    <w:p>
-      <w:pPr>
-        <w:rPr>
-          <w:rFonts w:hint="eastAsia"/>
-        </w:rPr>
-      </w:pPr>
-      <w:r>
-        <w:rPr>
-          <w:rFonts w:hint="eastAsia"/>
-        </w:rPr>
-        <w:t>2. 共通マスタ候補表示時に SHIP部署候補取得 API / SHIP諸室区分候補取得 API を呼び出す</w:t>
-      </w:r>
-    </w:p>
-    <w:p>
-      <w:pPr>
-        <w:rPr>
-          <w:rFonts w:hint="eastAsia"/>
-        </w:rPr>
-      </w:pPr>
-      <w:r>
-        <w:rPr>
-          <w:rFonts w:hint="eastAsia"/>
-        </w:rPr>
-        <w:t>3. 施設選択後またはフィルタ変更時に個別部署マスタ一覧取得 API を呼び出す</w:t>
-      </w:r>
-    </w:p>
-    <w:p>
-      <w:pPr>
-        <w:rPr>
-          <w:rFonts w:hint="eastAsia"/>
-        </w:rPr>
-      </w:pPr>
-      <w:r>
-        <w:rPr>
-          <w:rFonts w:hint="eastAsia"/>
-        </w:rPr>
-        <w:t>4. テンプレートDL時にテンプレート取得 API、エクスポート時に一覧エクスポート API を呼び出す</w:t>
-      </w:r>
-    </w:p>
-    <w:p>
-      <w:pPr>
-        <w:rPr>
-          <w:rFonts w:hint="eastAsia"/>
-        </w:rPr>
-      </w:pPr>
-      <w:r>
-        <w:rPr>
-          <w:rFonts w:hint="eastAsia"/>
-        </w:rPr>
-        <w:t>5. ファイル選択後にインポートプレビュー API を呼び出し、追加または置換選択後にインポート実行 API を呼び出す</w:t>
-      </w:r>
-    </w:p>
-    <w:p>
-      <w:pPr>
-        <w:rPr>
-          <w:rFonts w:hint="eastAsia"/>
-        </w:rPr>
-      </w:pPr>
-      <w:r>
-        <w:rPr>
-          <w:rFonts w:hint="eastAsia"/>
-        </w:rPr>
-        <w:t>6. 新規作成・編集・削除時にそれぞれ対応する変更系 API を呼び出す</w:t>
-      </w:r>
-    </w:p>
-    <w:p>
-      <w:pPr>
-        <w:pStyle w:val="2"/>
-        <w:rPr>
-          <w:rFonts w:hint="eastAsia"/>
-        </w:rPr>
-      </w:pPr>
-      <w:bookmarkStart w:id="9" w:name="_Toc231189768"/>
+      <w:bookmarkStart w:id="9" w:name="_Toc232260388"/>
       <w:r>
         <w:rPr>
           <w:rFonts w:hint="eastAsia"/>
@@ -7368,77 +7293,77 @@
           </w:tcPr>
           <w:p>
             <w:r>
+              <w:t>user_facility_feature_settings</w:t>
+            </w:r>
+          </w:p>
+        </w:tc>
+        <w:tc>
+          <w:tcPr>
+            <w:tcW w:w="1667" w:type="pct"/>
+          </w:tcPr>
+          <w:p>
+            <w:r>
+              <w:rPr>
+                <w:rFonts w:hint="eastAsia"/>
+              </w:rPr>
+              <w:t>通常アカウントのユーザー×対象施設単位の `hospital_dept_master_list` / `hospital_dept_master_edit` 利用可否判定</w:t>
+            </w:r>
+          </w:p>
+        </w:tc>
+        <w:tc>
+          <w:tcPr>
+            <w:tcW w:w="1667" w:type="pct"/>
+          </w:tcPr>
+          <w:p>
+            <w:r>
+              <w:t>user_facility_assignment_id, feature_code, is_enabled</w:t>
+            </w:r>
+          </w:p>
+        </w:tc>
+      </w:tr>
+      <w:tr>
+        <w:tc>
+          <w:tcPr>
+            <w:tcW w:w="1666" w:type="pct"/>
+          </w:tcPr>
+          <w:p>
+            <w:r>
+              <w:t>ship_departments</w:t>
+            </w:r>
+          </w:p>
+        </w:tc>
+        <w:tc>
+          <w:tcPr>
+            <w:tcW w:w="1667" w:type="pct"/>
+          </w:tcPr>
+          <w:p>
+            <w:r>
+              <w:rPr>
+                <w:rFonts w:hint="eastAsia"/>
+              </w:rPr>
+              <w:t>共通マスタ部門/部署候補の取得、名称解決</w:t>
+            </w:r>
+          </w:p>
+        </w:tc>
+        <w:tc>
+          <w:tcPr>
+            <w:tcW w:w="1667" w:type="pct"/>
+          </w:tcPr>
+          <w:p>
+            <w:r>
+              <w:t>ship_department_id, division_name, department_name</w:t>
+            </w:r>
+          </w:p>
+        </w:tc>
+      </w:tr>
+      <w:tr>
+        <w:tc>
+          <w:tcPr>
+            <w:tcW w:w="1666" w:type="pct"/>
+          </w:tcPr>
+          <w:p>
+            <w:r>
               <w:lastRenderedPageBreak/>
-              <w:t>user_facility_feature_settings</w:t>
-            </w:r>
-          </w:p>
-        </w:tc>
-        <w:tc>
-          <w:tcPr>
-            <w:tcW w:w="1667" w:type="pct"/>
-          </w:tcPr>
-          <w:p>
-            <w:r>
-              <w:rPr>
-                <w:rFonts w:hint="eastAsia"/>
-              </w:rPr>
-              <w:t>通常アカウントのユーザー×対象施設単位の `hospital_dept_master_list` / `hospital_dept_master_edit` 利用可否判定</w:t>
-            </w:r>
-          </w:p>
-        </w:tc>
-        <w:tc>
-          <w:tcPr>
-            <w:tcW w:w="1667" w:type="pct"/>
-          </w:tcPr>
-          <w:p>
-            <w:r>
-              <w:t>user_facility_assignment_id, feature_code, is_enabled</w:t>
-            </w:r>
-          </w:p>
-        </w:tc>
-      </w:tr>
-      <w:tr>
-        <w:tc>
-          <w:tcPr>
-            <w:tcW w:w="1666" w:type="pct"/>
-          </w:tcPr>
-          <w:p>
-            <w:r>
-              <w:t>ship_departments</w:t>
-            </w:r>
-          </w:p>
-        </w:tc>
-        <w:tc>
-          <w:tcPr>
-            <w:tcW w:w="1667" w:type="pct"/>
-          </w:tcPr>
-          <w:p>
-            <w:r>
-              <w:rPr>
-                <w:rFonts w:hint="eastAsia"/>
-              </w:rPr>
-              <w:t>共通マスタ部門/部署候補の取得、名称解決</w:t>
-            </w:r>
-          </w:p>
-        </w:tc>
-        <w:tc>
-          <w:tcPr>
-            <w:tcW w:w="1667" w:type="pct"/>
-          </w:tcPr>
-          <w:p>
-            <w:r>
-              <w:t>ship_department_id, division_name, department_name</w:t>
-            </w:r>
-          </w:p>
-        </w:tc>
-      </w:tr>
-      <w:tr>
-        <w:tc>
-          <w:tcPr>
-            <w:tcW w:w="1666" w:type="pct"/>
-          </w:tcPr>
-          <w:p>
-            <w:r>
               <w:t>ship_room_categories</w:t>
             </w:r>
           </w:p>
@@ -7546,7 +7471,7 @@
           <w:rFonts w:hint="eastAsia"/>
         </w:rPr>
       </w:pPr>
-      <w:bookmarkStart w:id="10" w:name="_Toc231189769"/>
+      <w:bookmarkStart w:id="10" w:name="_Toc232260389"/>
       <w:r>
         <w:rPr>
           <w:rFonts w:hint="eastAsia"/>
@@ -7562,7 +7487,7 @@
           <w:rFonts w:hint="eastAsia"/>
         </w:rPr>
       </w:pPr>
-      <w:bookmarkStart w:id="11" w:name="_Toc231189770"/>
+      <w:bookmarkStart w:id="11" w:name="_Toc232260390"/>
       <w:r>
         <w:rPr>
           <w:rFonts w:hint="eastAsia"/>
@@ -7606,7 +7531,6 @@
         <w:rPr>
           <w:rFonts w:hint="eastAsia"/>
         </w:rPr>
-        <w:lastRenderedPageBreak/>
         <w:t>データ形式: JSON（Excel入出力を除く）</w:t>
       </w:r>
     </w:p>
@@ -7712,11 +7636,12 @@
           <w:rFonts w:hint="eastAsia"/>
         </w:rPr>
       </w:pPr>
-      <w:bookmarkStart w:id="12" w:name="_Toc231189771"/>
-      <w:r>
-        <w:rPr>
-          <w:rFonts w:hint="eastAsia"/>
-        </w:rPr>
+      <w:bookmarkStart w:id="12" w:name="_Toc232260391"/>
+      <w:r>
+        <w:rPr>
+          <w:rFonts w:hint="eastAsia"/>
+        </w:rPr>
+        <w:lastRenderedPageBreak/>
         <w:t>認証方式</w:t>
       </w:r>
       <w:bookmarkEnd w:id="12"/>
@@ -7741,7 +7666,7 @@
           <w:rFonts w:hint="eastAsia"/>
         </w:rPr>
       </w:pPr>
-      <w:bookmarkStart w:id="13" w:name="_Toc231189772"/>
+      <w:bookmarkStart w:id="13" w:name="_Toc232260392"/>
       <w:r>
         <w:rPr>
           <w:rFonts w:hint="eastAsia"/>
@@ -8039,109 +7964,101 @@
               <w:rPr>
                 <w:rFonts w:hint="eastAsia"/>
               </w:rPr>
-              <w:t>施設候補取得 / SHIP候補取得 / 一覧取</w:t>
+              <w:t>施設候補取得 / SHIP候補取得 / 一覧取得 / エクスポート / テンプレート取得</w:t>
+            </w:r>
+          </w:p>
+        </w:tc>
+        <w:tc>
+          <w:tcPr>
+            <w:tcW w:w="1250" w:type="pct"/>
+          </w:tcPr>
+          <w:p>
+            <w:r>
+              <w:t>`hospital_dept_master_list`</w:t>
+            </w:r>
+          </w:p>
+        </w:tc>
+        <w:tc>
+          <w:tcPr>
+            <w:tcW w:w="1250" w:type="pct"/>
+          </w:tcPr>
+          <w:p>
+            <w:r>
+              <w:rPr>
+                <w:rFonts w:hint="eastAsia"/>
+              </w:rPr>
+              <w:t>通常アカウント: `user_facility_assignments`, `facility_feature_settings`, `user_facility_feature_settings`。共有システム管理者: `users`, `facilities`</w:t>
+            </w:r>
+          </w:p>
+        </w:tc>
+        <w:tc>
+          <w:tcPr>
+            <w:tcW w:w="1250" w:type="pct"/>
+          </w:tcPr>
+          <w:p>
+            <w:r>
+              <w:rPr>
+                <w:rFonts w:hint="eastAsia"/>
+              </w:rPr>
+              <w:t>一覧参照系処理</w:t>
+            </w:r>
+          </w:p>
+        </w:tc>
+      </w:tr>
+      <w:tr>
+        <w:tc>
+          <w:tcPr>
+            <w:tcW w:w="1250" w:type="pct"/>
+          </w:tcPr>
+          <w:p>
+            <w:r>
+              <w:rPr>
+                <w:rFonts w:hint="eastAsia"/>
+              </w:rPr>
+              <w:t>インポートプレビュー / インポート実行 / 新規作成 / 更新 / 削除</w:t>
+            </w:r>
+          </w:p>
+        </w:tc>
+        <w:tc>
+          <w:tcPr>
+            <w:tcW w:w="1250" w:type="pct"/>
+          </w:tcPr>
+          <w:p>
+            <w:r>
+              <w:t>`hospital_dept_master_edit`</w:t>
+            </w:r>
+          </w:p>
+        </w:tc>
+        <w:tc>
+          <w:tcPr>
+            <w:tcW w:w="1250" w:type="pct"/>
+          </w:tcPr>
+          <w:p>
+            <w:r>
+              <w:rPr>
+                <w:rFonts w:hint="eastAsia"/>
+              </w:rPr>
+              <w:t>通常アカウント: `user_facility_assignments`, `facility_feature_settings`, `us</w:t>
             </w:r>
             <w:r>
               <w:rPr>
                 <w:rFonts w:hint="eastAsia"/>
               </w:rPr>
               <w:lastRenderedPageBreak/>
-              <w:t>得 / エクスポート / テンプレート取得</w:t>
-            </w:r>
-          </w:p>
-        </w:tc>
-        <w:tc>
-          <w:tcPr>
-            <w:tcW w:w="1250" w:type="pct"/>
-          </w:tcPr>
-          <w:p>
-            <w:r>
+              <w:t>er_facility_feature_settings`。共有システム管理者: `users`, `facilities`</w:t>
+            </w:r>
+          </w:p>
+        </w:tc>
+        <w:tc>
+          <w:tcPr>
+            <w:tcW w:w="1250" w:type="pct"/>
+          </w:tcPr>
+          <w:p>
+            <w:r>
+              <w:rPr>
+                <w:rFonts w:hint="eastAsia"/>
+              </w:rPr>
               <w:lastRenderedPageBreak/>
-              <w:t>`hospital_dept_master_list`</w:t>
-            </w:r>
-          </w:p>
-        </w:tc>
-        <w:tc>
-          <w:tcPr>
-            <w:tcW w:w="1250" w:type="pct"/>
-          </w:tcPr>
-          <w:p>
-            <w:r>
-              <w:rPr>
-                <w:rFonts w:hint="eastAsia"/>
-              </w:rPr>
-              <w:t>通常アカウント: `user_facility_assignments`, `facility_feat</w:t>
-            </w:r>
-            <w:r>
-              <w:rPr>
-                <w:rFonts w:hint="eastAsia"/>
-              </w:rPr>
-              <w:lastRenderedPageBreak/>
-              <w:t>ure_settings`, `user_facility_feature_settings`。共有システム管理者: `users`, `facilities`</w:t>
-            </w:r>
-          </w:p>
-        </w:tc>
-        <w:tc>
-          <w:tcPr>
-            <w:tcW w:w="1250" w:type="pct"/>
-          </w:tcPr>
-          <w:p>
-            <w:r>
-              <w:rPr>
-                <w:rFonts w:hint="eastAsia"/>
-              </w:rPr>
-              <w:lastRenderedPageBreak/>
-              <w:t>一覧参照系処理</w:t>
-            </w:r>
-          </w:p>
-        </w:tc>
-      </w:tr>
-      <w:tr>
-        <w:tc>
-          <w:tcPr>
-            <w:tcW w:w="1250" w:type="pct"/>
-          </w:tcPr>
-          <w:p>
-            <w:r>
-              <w:rPr>
-                <w:rFonts w:hint="eastAsia"/>
-              </w:rPr>
-              <w:t>インポートプレビュー / インポート実行 / 新規作成 / 更新 / 削除</w:t>
-            </w:r>
-          </w:p>
-        </w:tc>
-        <w:tc>
-          <w:tcPr>
-            <w:tcW w:w="1250" w:type="pct"/>
-          </w:tcPr>
-          <w:p>
-            <w:r>
-              <w:t>`hospital_dept_master_edit`</w:t>
-            </w:r>
-          </w:p>
-        </w:tc>
-        <w:tc>
-          <w:tcPr>
-            <w:tcW w:w="1250" w:type="pct"/>
-          </w:tcPr>
-          <w:p>
-            <w:r>
-              <w:rPr>
-                <w:rFonts w:hint="eastAsia"/>
-              </w:rPr>
-              <w:t>通常アカウント: `user_facility_assignments`, `facility_feature_settings`, `user_facility_feature_settings`。共有システム管理者: `users`, `facilities`</w:t>
-            </w:r>
-          </w:p>
-        </w:tc>
-        <w:tc>
-          <w:tcPr>
-            <w:tcW w:w="1250" w:type="pct"/>
-          </w:tcPr>
-          <w:p>
-            <w:r>
-              <w:rPr>
-                <w:rFonts w:hint="eastAsia"/>
-              </w:rPr>
               <w:t>変更系処理</w:t>
             </w:r>
           </w:p>
@@ -8156,7 +8073,7 @@
           <w:rFonts w:hint="eastAsia"/>
         </w:rPr>
       </w:pPr>
-      <w:bookmarkStart w:id="14" w:name="_Toc231189773"/>
+      <w:bookmarkStart w:id="14" w:name="_Toc232260393"/>
       <w:r>
         <w:rPr>
           <w:rFonts w:hint="eastAsia"/>
@@ -8267,7 +8184,7 @@
           <w:rFonts w:hint="eastAsia"/>
         </w:rPr>
       </w:pPr>
-      <w:bookmarkStart w:id="15" w:name="_Toc231189774"/>
+      <w:bookmarkStart w:id="15" w:name="_Toc232260394"/>
       <w:r>
         <w:rPr>
           <w:rFonts w:hint="eastAsia"/>
@@ -8330,8 +8247,7 @@
         <w:rPr>
           <w:rFonts w:hint="eastAsia"/>
         </w:rPr>
-        <w:lastRenderedPageBreak/>
-        <w:t>インポートはプレビュー成功後に追加または置換で確定する</w:t>
+        <w:t>追加または置換の本取込は、`errorCount=0` かつ `validRowCount&gt;0` のプレビューに対してのみ実行する</w:t>
       </w:r>
     </w:p>
     <w:p>
@@ -8352,38 +8268,6 @@
         </w:rPr>
         <w:t>置換は選択施設分のみを対象とし、他施設データは変更しない</w:t>
       </w:r>
-    </w:p>
-    <w:p>
-      <w:pPr>
-        <w:pStyle w:val="2"/>
-        <w:rPr>
-          <w:rFonts w:hint="eastAsia"/>
-        </w:rPr>
-      </w:pPr>
-      <w:bookmarkStart w:id="16" w:name="_Toc231189775"/>
-      <w:r>
-        <w:rPr>
-          <w:rFonts w:hint="eastAsia"/>
-        </w:rPr>
-        <w:t>エラーレスポンス仕様</w:t>
-      </w:r>
-      <w:bookmarkEnd w:id="16"/>
-    </w:p>
-    <w:p>
-      <w:pPr>
-        <w:pStyle w:val="3"/>
-        <w:rPr>
-          <w:rFonts w:hint="eastAsia"/>
-        </w:rPr>
-      </w:pPr>
-      <w:bookmarkStart w:id="17" w:name="_Toc231189776"/>
-      <w:r>
-        <w:rPr>
-          <w:rFonts w:hint="eastAsia"/>
-        </w:rPr>
-        <w:t>基本エラーレスポンス（ErrorResponse）</w:t>
-      </w:r>
-      <w:bookmarkEnd w:id="17"/>
     </w:p>
     <w:tbl>
       <w:tblPr>
@@ -8422,10 +8306,9 @@
             </w:pPr>
             <w:r>
               <w:rPr>
-                <w:rFonts w:hint="eastAsia"/>
-                <w:b/>
-              </w:rPr>
-              <w:t>フィールド</w:t>
+                <w:b/>
+              </w:rPr>
+              <w:t>No.</w:t>
             </w:r>
           </w:p>
         </w:tc>
@@ -8445,7 +8328,7 @@
                 <w:rFonts w:hint="eastAsia"/>
                 <w:b/>
               </w:rPr>
-              <w:t>型</w:t>
+              <w:t>列名</w:t>
             </w:r>
           </w:p>
         </w:tc>
@@ -8465,7 +8348,7 @@
                 <w:rFonts w:hint="eastAsia"/>
                 <w:b/>
               </w:rPr>
-              <w:t>必須</w:t>
+              <w:t>取込時必須</w:t>
             </w:r>
           </w:p>
         </w:tc>
@@ -8485,29 +8368,78 @@
                 <w:rFonts w:hint="eastAsia"/>
                 <w:b/>
               </w:rPr>
-              <w:t>説明</w:t>
-            </w:r>
-          </w:p>
-        </w:tc>
-      </w:tr>
-      <w:tr>
-        <w:tc>
-          <w:tcPr>
-            <w:tcW w:w="1250" w:type="pct"/>
-          </w:tcPr>
-          <w:p>
-            <w:r>
-              <w:t>code</w:t>
-            </w:r>
-          </w:p>
-        </w:tc>
-        <w:tc>
-          <w:tcPr>
-            <w:tcW w:w="1250" w:type="pct"/>
-          </w:tcPr>
-          <w:p>
-            <w:r>
-              <w:t>string</w:t>
+              <w:t>用途</w:t>
+            </w:r>
+          </w:p>
+        </w:tc>
+      </w:tr>
+      <w:tr>
+        <w:tc>
+          <w:tcPr>
+            <w:tcW w:w="1250" w:type="pct"/>
+          </w:tcPr>
+          <w:p>
+            <w:r>
+              <w:t>1</w:t>
+            </w:r>
+          </w:p>
+        </w:tc>
+        <w:tc>
+          <w:tcPr>
+            <w:tcW w:w="1250" w:type="pct"/>
+          </w:tcPr>
+          <w:p>
+            <w:r>
+              <w:t>ID</w:t>
+            </w:r>
+          </w:p>
+        </w:tc>
+        <w:tc>
+          <w:tcPr>
+            <w:tcW w:w="1250" w:type="pct"/>
+          </w:tcPr>
+          <w:p>
+            <w:r>
+              <w:t>-</w:t>
+            </w:r>
+          </w:p>
+        </w:tc>
+        <w:tc>
+          <w:tcPr>
+            <w:tcW w:w="1250" w:type="pct"/>
+          </w:tcPr>
+          <w:p>
+            <w:r>
+              <w:rPr>
+                <w:rFonts w:hint="eastAsia"/>
+              </w:rPr>
+              <w:t>個別部署マスタ行識別子。エクスポート時に出力し、インポート時は採用しない</w:t>
+            </w:r>
+          </w:p>
+        </w:tc>
+      </w:tr>
+      <w:tr>
+        <w:tc>
+          <w:tcPr>
+            <w:tcW w:w="1250" w:type="pct"/>
+          </w:tcPr>
+          <w:p>
+            <w:r>
+              <w:lastRenderedPageBreak/>
+              <w:t>2</w:t>
+            </w:r>
+          </w:p>
+        </w:tc>
+        <w:tc>
+          <w:tcPr>
+            <w:tcW w:w="1250" w:type="pct"/>
+          </w:tcPr>
+          <w:p>
+            <w:r>
+              <w:rPr>
+                <w:rFonts w:hint="eastAsia"/>
+              </w:rPr>
+              <w:t>病院ID</w:t>
             </w:r>
           </w:p>
         </w:tc>
@@ -8530,29 +8462,32 @@
               <w:rPr>
                 <w:rFonts w:hint="eastAsia"/>
               </w:rPr>
-              <w:t>エラーコード</w:t>
-            </w:r>
-          </w:p>
-        </w:tc>
-      </w:tr>
-      <w:tr>
-        <w:tc>
-          <w:tcPr>
-            <w:tcW w:w="1250" w:type="pct"/>
-          </w:tcPr>
-          <w:p>
-            <w:r>
-              <w:t>message</w:t>
-            </w:r>
-          </w:p>
-        </w:tc>
-        <w:tc>
-          <w:tcPr>
-            <w:tcW w:w="1250" w:type="pct"/>
-          </w:tcPr>
-          <w:p>
-            <w:r>
-              <w:t>string</w:t>
+              <w:t>選択施設の `facilities.facility_code`</w:t>
+            </w:r>
+          </w:p>
+        </w:tc>
+      </w:tr>
+      <w:tr>
+        <w:tc>
+          <w:tcPr>
+            <w:tcW w:w="1250" w:type="pct"/>
+          </w:tcPr>
+          <w:p>
+            <w:r>
+              <w:t>3</w:t>
+            </w:r>
+          </w:p>
+        </w:tc>
+        <w:tc>
+          <w:tcPr>
+            <w:tcW w:w="1250" w:type="pct"/>
+          </w:tcPr>
+          <w:p>
+            <w:r>
+              <w:rPr>
+                <w:rFonts w:hint="eastAsia"/>
+              </w:rPr>
+              <w:t>病院名</w:t>
             </w:r>
           </w:p>
         </w:tc>
@@ -8575,29 +8510,32 @@
               <w:rPr>
                 <w:rFonts w:hint="eastAsia"/>
               </w:rPr>
-              <w:t>利用者向けエラーメッセージ</w:t>
-            </w:r>
-          </w:p>
-        </w:tc>
-      </w:tr>
-      <w:tr>
-        <w:tc>
-          <w:tcPr>
-            <w:tcW w:w="1250" w:type="pct"/>
-          </w:tcPr>
-          <w:p>
-            <w:r>
-              <w:t>details</w:t>
-            </w:r>
-          </w:p>
-        </w:tc>
-        <w:tc>
-          <w:tcPr>
-            <w:tcW w:w="1250" w:type="pct"/>
-          </w:tcPr>
-          <w:p>
-            <w:r>
-              <w:t>string[]</w:t>
+              <w:t>選択施設の `facilities.facility_name`</w:t>
+            </w:r>
+          </w:p>
+        </w:tc>
+      </w:tr>
+      <w:tr>
+        <w:tc>
+          <w:tcPr>
+            <w:tcW w:w="1250" w:type="pct"/>
+          </w:tcPr>
+          <w:p>
+            <w:r>
+              <w:t>4</w:t>
+            </w:r>
+          </w:p>
+        </w:tc>
+        <w:tc>
+          <w:tcPr>
+            <w:tcW w:w="1250" w:type="pct"/>
+          </w:tcPr>
+          <w:p>
+            <w:r>
+              <w:rPr>
+                <w:rFonts w:hint="eastAsia"/>
+              </w:rPr>
+              <w:t>旧_SHIP部門</w:t>
             </w:r>
           </w:p>
         </w:tc>
@@ -8620,7 +8558,967 @@
               <w:rPr>
                 <w:rFonts w:hint="eastAsia"/>
               </w:rPr>
-              <w:t>入力エラーや補足情報</w:t>
+              <w:t>旧側の共通SHIP部門名</w:t>
+            </w:r>
+          </w:p>
+        </w:tc>
+      </w:tr>
+      <w:tr>
+        <w:tc>
+          <w:tcPr>
+            <w:tcW w:w="1250" w:type="pct"/>
+          </w:tcPr>
+          <w:p>
+            <w:r>
+              <w:t>5</w:t>
+            </w:r>
+          </w:p>
+        </w:tc>
+        <w:tc>
+          <w:tcPr>
+            <w:tcW w:w="1250" w:type="pct"/>
+          </w:tcPr>
+          <w:p>
+            <w:r>
+              <w:rPr>
+                <w:rFonts w:hint="eastAsia"/>
+              </w:rPr>
+              <w:t>旧_SHIP部署</w:t>
+            </w:r>
+          </w:p>
+        </w:tc>
+        <w:tc>
+          <w:tcPr>
+            <w:tcW w:w="1250" w:type="pct"/>
+          </w:tcPr>
+          <w:p>
+            <w:r>
+              <w:t>-</w:t>
+            </w:r>
+          </w:p>
+        </w:tc>
+        <w:tc>
+          <w:tcPr>
+            <w:tcW w:w="1250" w:type="pct"/>
+          </w:tcPr>
+          <w:p>
+            <w:r>
+              <w:rPr>
+                <w:rFonts w:hint="eastAsia"/>
+              </w:rPr>
+              <w:t>旧側の共通SHIP部署名</w:t>
+            </w:r>
+          </w:p>
+        </w:tc>
+      </w:tr>
+      <w:tr>
+        <w:tc>
+          <w:tcPr>
+            <w:tcW w:w="1250" w:type="pct"/>
+          </w:tcPr>
+          <w:p>
+            <w:r>
+              <w:t>6</w:t>
+            </w:r>
+          </w:p>
+        </w:tc>
+        <w:tc>
+          <w:tcPr>
+            <w:tcW w:w="1250" w:type="pct"/>
+          </w:tcPr>
+          <w:p>
+            <w:r>
+              <w:rPr>
+                <w:rFonts w:hint="eastAsia"/>
+              </w:rPr>
+              <w:t>旧_SHIP諸室区分①</w:t>
+            </w:r>
+          </w:p>
+        </w:tc>
+        <w:tc>
+          <w:tcPr>
+            <w:tcW w:w="1250" w:type="pct"/>
+          </w:tcPr>
+          <w:p>
+            <w:r>
+              <w:t>-</w:t>
+            </w:r>
+          </w:p>
+        </w:tc>
+        <w:tc>
+          <w:tcPr>
+            <w:tcW w:w="1250" w:type="pct"/>
+          </w:tcPr>
+          <w:p>
+            <w:r>
+              <w:rPr>
+                <w:rFonts w:hint="eastAsia"/>
+              </w:rPr>
+              <w:t>旧側の共通SHIP諸室区分①</w:t>
+            </w:r>
+          </w:p>
+        </w:tc>
+      </w:tr>
+      <w:tr>
+        <w:tc>
+          <w:tcPr>
+            <w:tcW w:w="1250" w:type="pct"/>
+          </w:tcPr>
+          <w:p>
+            <w:r>
+              <w:t>7</w:t>
+            </w:r>
+          </w:p>
+        </w:tc>
+        <w:tc>
+          <w:tcPr>
+            <w:tcW w:w="1250" w:type="pct"/>
+          </w:tcPr>
+          <w:p>
+            <w:r>
+              <w:rPr>
+                <w:rFonts w:hint="eastAsia"/>
+              </w:rPr>
+              <w:t>諸室区分②</w:t>
+            </w:r>
+          </w:p>
+        </w:tc>
+        <w:tc>
+          <w:tcPr>
+            <w:tcW w:w="1250" w:type="pct"/>
+          </w:tcPr>
+          <w:p>
+            <w:r>
+              <w:t>-</w:t>
+            </w:r>
+          </w:p>
+        </w:tc>
+        <w:tc>
+          <w:tcPr>
+            <w:tcW w:w="1250" w:type="pct"/>
+          </w:tcPr>
+          <w:p>
+            <w:r>
+              <w:rPr>
+                <w:rFonts w:hint="eastAsia"/>
+              </w:rPr>
+              <w:t>旧側の共通SHIP諸室区分②</w:t>
+            </w:r>
+          </w:p>
+        </w:tc>
+      </w:tr>
+      <w:tr>
+        <w:tc>
+          <w:tcPr>
+            <w:tcW w:w="1250" w:type="pct"/>
+          </w:tcPr>
+          <w:p>
+            <w:r>
+              <w:t>8</w:t>
+            </w:r>
+          </w:p>
+        </w:tc>
+        <w:tc>
+          <w:tcPr>
+            <w:tcW w:w="1250" w:type="pct"/>
+          </w:tcPr>
+          <w:p>
+            <w:r>
+              <w:rPr>
+                <w:rFonts w:hint="eastAsia"/>
+              </w:rPr>
+              <w:t>部門ID</w:t>
+            </w:r>
+          </w:p>
+        </w:tc>
+        <w:tc>
+          <w:tcPr>
+            <w:tcW w:w="1250" w:type="pct"/>
+          </w:tcPr>
+          <w:p>
+            <w:r>
+              <w:t>-</w:t>
+            </w:r>
+          </w:p>
+        </w:tc>
+        <w:tc>
+          <w:tcPr>
+            <w:tcW w:w="1250" w:type="pct"/>
+          </w:tcPr>
+          <w:p>
+            <w:r>
+              <w:rPr>
+                <w:rFonts w:hint="eastAsia"/>
+              </w:rPr>
+              <w:t>旧側の部門ID</w:t>
+            </w:r>
+          </w:p>
+        </w:tc>
+      </w:tr>
+      <w:tr>
+        <w:tc>
+          <w:tcPr>
+            <w:tcW w:w="1250" w:type="pct"/>
+          </w:tcPr>
+          <w:p>
+            <w:r>
+              <w:t>9</w:t>
+            </w:r>
+          </w:p>
+        </w:tc>
+        <w:tc>
+          <w:tcPr>
+            <w:tcW w:w="1250" w:type="pct"/>
+          </w:tcPr>
+          <w:p>
+            <w:r>
+              <w:rPr>
+                <w:rFonts w:hint="eastAsia"/>
+              </w:rPr>
+              <w:t>旧_部署ID</w:t>
+            </w:r>
+          </w:p>
+        </w:tc>
+        <w:tc>
+          <w:tcPr>
+            <w:tcW w:w="1250" w:type="pct"/>
+          </w:tcPr>
+          <w:p>
+            <w:r>
+              <w:t>✓</w:t>
+            </w:r>
+          </w:p>
+        </w:tc>
+        <w:tc>
+          <w:tcPr>
+            <w:tcW w:w="1250" w:type="pct"/>
+          </w:tcPr>
+          <w:p>
+            <w:r>
+              <w:rPr>
+                <w:rFonts w:hint="eastAsia"/>
+              </w:rPr>
+              <w:t>旧側の部署ID</w:t>
+            </w:r>
+          </w:p>
+        </w:tc>
+      </w:tr>
+      <w:tr>
+        <w:tc>
+          <w:tcPr>
+            <w:tcW w:w="1250" w:type="pct"/>
+          </w:tcPr>
+          <w:p>
+            <w:r>
+              <w:t>10</w:t>
+            </w:r>
+          </w:p>
+        </w:tc>
+        <w:tc>
+          <w:tcPr>
+            <w:tcW w:w="1250" w:type="pct"/>
+          </w:tcPr>
+          <w:p>
+            <w:r>
+              <w:rPr>
+                <w:rFonts w:hint="eastAsia"/>
+              </w:rPr>
+              <w:t>諸室ID</w:t>
+            </w:r>
+          </w:p>
+        </w:tc>
+        <w:tc>
+          <w:tcPr>
+            <w:tcW w:w="1250" w:type="pct"/>
+          </w:tcPr>
+          <w:p>
+            <w:r>
+              <w:t>-</w:t>
+            </w:r>
+          </w:p>
+        </w:tc>
+        <w:tc>
+          <w:tcPr>
+            <w:tcW w:w="1250" w:type="pct"/>
+          </w:tcPr>
+          <w:p>
+            <w:r>
+              <w:rPr>
+                <w:rFonts w:hint="eastAsia"/>
+              </w:rPr>
+              <w:t>旧側の諸室ID</w:t>
+            </w:r>
+          </w:p>
+        </w:tc>
+      </w:tr>
+      <w:tr>
+        <w:tc>
+          <w:tcPr>
+            <w:tcW w:w="1250" w:type="pct"/>
+          </w:tcPr>
+          <w:p>
+            <w:r>
+              <w:t>11</w:t>
+            </w:r>
+          </w:p>
+        </w:tc>
+        <w:tc>
+          <w:tcPr>
+            <w:tcW w:w="1250" w:type="pct"/>
+          </w:tcPr>
+          <w:p>
+            <w:r>
+              <w:rPr>
+                <w:rFonts w:hint="eastAsia"/>
+              </w:rPr>
+              <w:t>新_棟</w:t>
+            </w:r>
+          </w:p>
+        </w:tc>
+        <w:tc>
+          <w:tcPr>
+            <w:tcW w:w="1250" w:type="pct"/>
+          </w:tcPr>
+          <w:p>
+            <w:r>
+              <w:t>-</w:t>
+            </w:r>
+          </w:p>
+        </w:tc>
+        <w:tc>
+          <w:tcPr>
+            <w:tcW w:w="1250" w:type="pct"/>
+          </w:tcPr>
+          <w:p>
+            <w:r>
+              <w:rPr>
+                <w:rFonts w:hint="eastAsia"/>
+              </w:rPr>
+              <w:t>リモデル先の棟</w:t>
+            </w:r>
+          </w:p>
+        </w:tc>
+      </w:tr>
+      <w:tr>
+        <w:tc>
+          <w:tcPr>
+            <w:tcW w:w="1250" w:type="pct"/>
+          </w:tcPr>
+          <w:p>
+            <w:r>
+              <w:t>12</w:t>
+            </w:r>
+          </w:p>
+        </w:tc>
+        <w:tc>
+          <w:tcPr>
+            <w:tcW w:w="1250" w:type="pct"/>
+          </w:tcPr>
+          <w:p>
+            <w:r>
+              <w:rPr>
+                <w:rFonts w:hint="eastAsia"/>
+              </w:rPr>
+              <w:t>新_フロア</w:t>
+            </w:r>
+          </w:p>
+        </w:tc>
+        <w:tc>
+          <w:tcPr>
+            <w:tcW w:w="1250" w:type="pct"/>
+          </w:tcPr>
+          <w:p>
+            <w:r>
+              <w:t>-</w:t>
+            </w:r>
+          </w:p>
+        </w:tc>
+        <w:tc>
+          <w:tcPr>
+            <w:tcW w:w="1250" w:type="pct"/>
+          </w:tcPr>
+          <w:p>
+            <w:r>
+              <w:rPr>
+                <w:rFonts w:hint="eastAsia"/>
+              </w:rPr>
+              <w:t>リモデル先のフロア</w:t>
+            </w:r>
+          </w:p>
+        </w:tc>
+      </w:tr>
+      <w:tr>
+        <w:tc>
+          <w:tcPr>
+            <w:tcW w:w="1250" w:type="pct"/>
+          </w:tcPr>
+          <w:p>
+            <w:r>
+              <w:t>13</w:t>
+            </w:r>
+          </w:p>
+        </w:tc>
+        <w:tc>
+          <w:tcPr>
+            <w:tcW w:w="1250" w:type="pct"/>
+          </w:tcPr>
+          <w:p>
+            <w:r>
+              <w:rPr>
+                <w:rFonts w:hint="eastAsia"/>
+              </w:rPr>
+              <w:t>新_部門</w:t>
+            </w:r>
+          </w:p>
+        </w:tc>
+        <w:tc>
+          <w:tcPr>
+            <w:tcW w:w="1250" w:type="pct"/>
+          </w:tcPr>
+          <w:p>
+            <w:r>
+              <w:t>-</w:t>
+            </w:r>
+          </w:p>
+        </w:tc>
+        <w:tc>
+          <w:tcPr>
+            <w:tcW w:w="1250" w:type="pct"/>
+          </w:tcPr>
+          <w:p>
+            <w:r>
+              <w:rPr>
+                <w:rFonts w:hint="eastAsia"/>
+              </w:rPr>
+              <w:t>リモデル先の部門</w:t>
+            </w:r>
+          </w:p>
+        </w:tc>
+      </w:tr>
+      <w:tr>
+        <w:tc>
+          <w:tcPr>
+            <w:tcW w:w="1250" w:type="pct"/>
+          </w:tcPr>
+          <w:p>
+            <w:r>
+              <w:t>14</w:t>
+            </w:r>
+          </w:p>
+        </w:tc>
+        <w:tc>
+          <w:tcPr>
+            <w:tcW w:w="1250" w:type="pct"/>
+          </w:tcPr>
+          <w:p>
+            <w:r>
+              <w:rPr>
+                <w:rFonts w:hint="eastAsia"/>
+              </w:rPr>
+              <w:t>新_部署</w:t>
+            </w:r>
+          </w:p>
+        </w:tc>
+        <w:tc>
+          <w:tcPr>
+            <w:tcW w:w="1250" w:type="pct"/>
+          </w:tcPr>
+          <w:p>
+            <w:r>
+              <w:t>-</w:t>
+            </w:r>
+          </w:p>
+        </w:tc>
+        <w:tc>
+          <w:tcPr>
+            <w:tcW w:w="1250" w:type="pct"/>
+          </w:tcPr>
+          <w:p>
+            <w:r>
+              <w:rPr>
+                <w:rFonts w:hint="eastAsia"/>
+              </w:rPr>
+              <w:t>リモデル先の部署</w:t>
+            </w:r>
+          </w:p>
+        </w:tc>
+      </w:tr>
+      <w:tr>
+        <w:tc>
+          <w:tcPr>
+            <w:tcW w:w="1250" w:type="pct"/>
+          </w:tcPr>
+          <w:p>
+            <w:r>
+              <w:t>15</w:t>
+            </w:r>
+          </w:p>
+        </w:tc>
+        <w:tc>
+          <w:tcPr>
+            <w:tcW w:w="1250" w:type="pct"/>
+          </w:tcPr>
+          <w:p>
+            <w:r>
+              <w:rPr>
+                <w:rFonts w:hint="eastAsia"/>
+              </w:rPr>
+              <w:t>新_室名称</w:t>
+            </w:r>
+          </w:p>
+        </w:tc>
+        <w:tc>
+          <w:tcPr>
+            <w:tcW w:w="1250" w:type="pct"/>
+          </w:tcPr>
+          <w:p>
+            <w:r>
+              <w:t>-</w:t>
+            </w:r>
+          </w:p>
+        </w:tc>
+        <w:tc>
+          <w:tcPr>
+            <w:tcW w:w="1250" w:type="pct"/>
+          </w:tcPr>
+          <w:p>
+            <w:r>
+              <w:rPr>
+                <w:rFonts w:hint="eastAsia"/>
+              </w:rPr>
+              <w:t>リモデル先の室名称</w:t>
+            </w:r>
+          </w:p>
+        </w:tc>
+      </w:tr>
+      <w:tr>
+        <w:tc>
+          <w:tcPr>
+            <w:tcW w:w="1250" w:type="pct"/>
+          </w:tcPr>
+          <w:p>
+            <w:r>
+              <w:t>16</w:t>
+            </w:r>
+          </w:p>
+        </w:tc>
+        <w:tc>
+          <w:tcPr>
+            <w:tcW w:w="1250" w:type="pct"/>
+          </w:tcPr>
+          <w:p>
+            <w:r>
+              <w:rPr>
+                <w:rFonts w:hint="eastAsia"/>
+              </w:rPr>
+              <w:t>新_室数</w:t>
+            </w:r>
+          </w:p>
+        </w:tc>
+        <w:tc>
+          <w:tcPr>
+            <w:tcW w:w="1250" w:type="pct"/>
+          </w:tcPr>
+          <w:p>
+            <w:r>
+              <w:t>-</w:t>
+            </w:r>
+          </w:p>
+        </w:tc>
+        <w:tc>
+          <w:tcPr>
+            <w:tcW w:w="1250" w:type="pct"/>
+          </w:tcPr>
+          <w:p>
+            <w:r>
+              <w:rPr>
+                <w:rFonts w:hint="eastAsia"/>
+              </w:rPr>
+              <w:t>リモデル先の室数</w:t>
+            </w:r>
+          </w:p>
+        </w:tc>
+      </w:tr>
+      <w:tr>
+        <w:tc>
+          <w:tcPr>
+            <w:tcW w:w="1250" w:type="pct"/>
+          </w:tcPr>
+          <w:p>
+            <w:r>
+              <w:t>17</w:t>
+            </w:r>
+          </w:p>
+        </w:tc>
+        <w:tc>
+          <w:tcPr>
+            <w:tcW w:w="1250" w:type="pct"/>
+          </w:tcPr>
+          <w:p>
+            <w:r>
+              <w:rPr>
+                <w:rFonts w:hint="eastAsia"/>
+              </w:rPr>
+              <w:t>旧_棟</w:t>
+            </w:r>
+          </w:p>
+        </w:tc>
+        <w:tc>
+          <w:tcPr>
+            <w:tcW w:w="1250" w:type="pct"/>
+          </w:tcPr>
+          <w:p>
+            <w:r>
+              <w:t>-</w:t>
+            </w:r>
+          </w:p>
+        </w:tc>
+        <w:tc>
+          <w:tcPr>
+            <w:tcW w:w="1250" w:type="pct"/>
+          </w:tcPr>
+          <w:p>
+            <w:r>
+              <w:rPr>
+                <w:rFonts w:hint="eastAsia"/>
+              </w:rPr>
+              <w:t>旧側の棟</w:t>
+            </w:r>
+          </w:p>
+        </w:tc>
+      </w:tr>
+      <w:tr>
+        <w:tc>
+          <w:tcPr>
+            <w:tcW w:w="1250" w:type="pct"/>
+          </w:tcPr>
+          <w:p>
+            <w:r>
+              <w:t>18</w:t>
+            </w:r>
+          </w:p>
+        </w:tc>
+        <w:tc>
+          <w:tcPr>
+            <w:tcW w:w="1250" w:type="pct"/>
+          </w:tcPr>
+          <w:p>
+            <w:r>
+              <w:rPr>
+                <w:rFonts w:hint="eastAsia"/>
+              </w:rPr>
+              <w:t>旧_フロア</w:t>
+            </w:r>
+          </w:p>
+        </w:tc>
+        <w:tc>
+          <w:tcPr>
+            <w:tcW w:w="1250" w:type="pct"/>
+          </w:tcPr>
+          <w:p>
+            <w:r>
+              <w:t>✓</w:t>
+            </w:r>
+          </w:p>
+        </w:tc>
+        <w:tc>
+          <w:tcPr>
+            <w:tcW w:w="1250" w:type="pct"/>
+          </w:tcPr>
+          <w:p>
+            <w:r>
+              <w:rPr>
+                <w:rFonts w:hint="eastAsia"/>
+              </w:rPr>
+              <w:t>旧側のフロア</w:t>
+            </w:r>
+          </w:p>
+        </w:tc>
+      </w:tr>
+      <w:tr>
+        <w:tc>
+          <w:tcPr>
+            <w:tcW w:w="1250" w:type="pct"/>
+          </w:tcPr>
+          <w:p>
+            <w:r>
+              <w:t>19</w:t>
+            </w:r>
+          </w:p>
+        </w:tc>
+        <w:tc>
+          <w:tcPr>
+            <w:tcW w:w="1250" w:type="pct"/>
+          </w:tcPr>
+          <w:p>
+            <w:r>
+              <w:rPr>
+                <w:rFonts w:hint="eastAsia"/>
+              </w:rPr>
+              <w:t>旧_部門</w:t>
+            </w:r>
+          </w:p>
+        </w:tc>
+        <w:tc>
+          <w:tcPr>
+            <w:tcW w:w="1250" w:type="pct"/>
+          </w:tcPr>
+          <w:p>
+            <w:r>
+              <w:t>✓</w:t>
+            </w:r>
+          </w:p>
+        </w:tc>
+        <w:tc>
+          <w:tcPr>
+            <w:tcW w:w="1250" w:type="pct"/>
+          </w:tcPr>
+          <w:p>
+            <w:r>
+              <w:rPr>
+                <w:rFonts w:hint="eastAsia"/>
+              </w:rPr>
+              <w:t>旧側の部門</w:t>
+            </w:r>
+          </w:p>
+        </w:tc>
+      </w:tr>
+      <w:tr>
+        <w:tc>
+          <w:tcPr>
+            <w:tcW w:w="1250" w:type="pct"/>
+          </w:tcPr>
+          <w:p>
+            <w:r>
+              <w:t>20</w:t>
+            </w:r>
+          </w:p>
+        </w:tc>
+        <w:tc>
+          <w:tcPr>
+            <w:tcW w:w="1250" w:type="pct"/>
+          </w:tcPr>
+          <w:p>
+            <w:r>
+              <w:rPr>
+                <w:rFonts w:hint="eastAsia"/>
+              </w:rPr>
+              <w:t>旧_部署</w:t>
+            </w:r>
+          </w:p>
+        </w:tc>
+        <w:tc>
+          <w:tcPr>
+            <w:tcW w:w="1250" w:type="pct"/>
+          </w:tcPr>
+          <w:p>
+            <w:r>
+              <w:t>-</w:t>
+            </w:r>
+          </w:p>
+        </w:tc>
+        <w:tc>
+          <w:tcPr>
+            <w:tcW w:w="1250" w:type="pct"/>
+          </w:tcPr>
+          <w:p>
+            <w:r>
+              <w:rPr>
+                <w:rFonts w:hint="eastAsia"/>
+              </w:rPr>
+              <w:t>旧側の部署</w:t>
+            </w:r>
+          </w:p>
+        </w:tc>
+      </w:tr>
+      <w:tr>
+        <w:tc>
+          <w:tcPr>
+            <w:tcW w:w="1250" w:type="pct"/>
+          </w:tcPr>
+          <w:p>
+            <w:r>
+              <w:t>21</w:t>
+            </w:r>
+          </w:p>
+        </w:tc>
+        <w:tc>
+          <w:tcPr>
+            <w:tcW w:w="1250" w:type="pct"/>
+          </w:tcPr>
+          <w:p>
+            <w:r>
+              <w:rPr>
+                <w:rFonts w:hint="eastAsia"/>
+              </w:rPr>
+              <w:t>旧_室名称</w:t>
+            </w:r>
+          </w:p>
+        </w:tc>
+        <w:tc>
+          <w:tcPr>
+            <w:tcW w:w="1250" w:type="pct"/>
+          </w:tcPr>
+          <w:p>
+            <w:r>
+              <w:t>✓</w:t>
+            </w:r>
+          </w:p>
+        </w:tc>
+        <w:tc>
+          <w:tcPr>
+            <w:tcW w:w="1250" w:type="pct"/>
+          </w:tcPr>
+          <w:p>
+            <w:r>
+              <w:rPr>
+                <w:rFonts w:hint="eastAsia"/>
+              </w:rPr>
+              <w:t>旧側の室名称</w:t>
+            </w:r>
+          </w:p>
+        </w:tc>
+      </w:tr>
+      <w:tr>
+        <w:tc>
+          <w:tcPr>
+            <w:tcW w:w="1250" w:type="pct"/>
+          </w:tcPr>
+          <w:p>
+            <w:r>
+              <w:t>22</w:t>
+            </w:r>
+          </w:p>
+        </w:tc>
+        <w:tc>
+          <w:tcPr>
+            <w:tcW w:w="1250" w:type="pct"/>
+          </w:tcPr>
+          <w:p>
+            <w:r>
+              <w:rPr>
+                <w:rFonts w:hint="eastAsia"/>
+              </w:rPr>
+              <w:t>新_SHIP部門</w:t>
+            </w:r>
+          </w:p>
+        </w:tc>
+        <w:tc>
+          <w:tcPr>
+            <w:tcW w:w="1250" w:type="pct"/>
+          </w:tcPr>
+          <w:p>
+            <w:r>
+              <w:t>-</w:t>
+            </w:r>
+          </w:p>
+        </w:tc>
+        <w:tc>
+          <w:tcPr>
+            <w:tcW w:w="1250" w:type="pct"/>
+          </w:tcPr>
+          <w:p>
+            <w:r>
+              <w:rPr>
+                <w:rFonts w:hint="eastAsia"/>
+              </w:rPr>
+              <w:t>リモデル先の共通SHIP部門名</w:t>
+            </w:r>
+          </w:p>
+        </w:tc>
+      </w:tr>
+      <w:tr>
+        <w:tc>
+          <w:tcPr>
+            <w:tcW w:w="1250" w:type="pct"/>
+          </w:tcPr>
+          <w:p>
+            <w:r>
+              <w:t>23</w:t>
+            </w:r>
+          </w:p>
+        </w:tc>
+        <w:tc>
+          <w:tcPr>
+            <w:tcW w:w="1250" w:type="pct"/>
+          </w:tcPr>
+          <w:p>
+            <w:r>
+              <w:rPr>
+                <w:rFonts w:hint="eastAsia"/>
+              </w:rPr>
+              <w:t>新_SHIP部署</w:t>
+            </w:r>
+          </w:p>
+        </w:tc>
+        <w:tc>
+          <w:tcPr>
+            <w:tcW w:w="1250" w:type="pct"/>
+          </w:tcPr>
+          <w:p>
+            <w:r>
+              <w:t>-</w:t>
+            </w:r>
+          </w:p>
+        </w:tc>
+        <w:tc>
+          <w:tcPr>
+            <w:tcW w:w="1250" w:type="pct"/>
+          </w:tcPr>
+          <w:p>
+            <w:r>
+              <w:rPr>
+                <w:rFonts w:hint="eastAsia"/>
+              </w:rPr>
+              <w:t>リモデル先の共通SHIP部署名</w:t>
+            </w:r>
+          </w:p>
+        </w:tc>
+      </w:tr>
+      <w:tr>
+        <w:tc>
+          <w:tcPr>
+            <w:tcW w:w="1250" w:type="pct"/>
+          </w:tcPr>
+          <w:p>
+            <w:r>
+              <w:t>24</w:t>
+            </w:r>
+          </w:p>
+        </w:tc>
+        <w:tc>
+          <w:tcPr>
+            <w:tcW w:w="1250" w:type="pct"/>
+          </w:tcPr>
+          <w:p>
+            <w:r>
+              <w:rPr>
+                <w:rFonts w:hint="eastAsia"/>
+              </w:rPr>
+              <w:t>新_SHIP諸室区分</w:t>
+            </w:r>
+          </w:p>
+        </w:tc>
+        <w:tc>
+          <w:tcPr>
+            <w:tcW w:w="1250" w:type="pct"/>
+          </w:tcPr>
+          <w:p>
+            <w:r>
+              <w:t>-</w:t>
+            </w:r>
+          </w:p>
+        </w:tc>
+        <w:tc>
+          <w:tcPr>
+            <w:tcW w:w="1250" w:type="pct"/>
+          </w:tcPr>
+          <w:p>
+            <w:r>
+              <w:rPr>
+                <w:rFonts w:hint="eastAsia"/>
+              </w:rPr>
+              <w:t>リモデル先の共通SHIP諸室区分</w:t>
             </w:r>
           </w:p>
         </w:tc>
@@ -8629,12 +9527,287 @@
     <w:p/>
     <w:p>
       <w:pPr>
+        <w:pStyle w:val="2"/>
+        <w:rPr>
+          <w:rFonts w:hint="eastAsia"/>
+        </w:rPr>
+      </w:pPr>
+      <w:bookmarkStart w:id="16" w:name="_Toc232260395"/>
+      <w:r>
+        <w:rPr>
+          <w:rFonts w:hint="eastAsia"/>
+        </w:rPr>
+        <w:lastRenderedPageBreak/>
+        <w:t>エラーレスポンス仕様</w:t>
+      </w:r>
+      <w:bookmarkEnd w:id="16"/>
+    </w:p>
+    <w:p>
+      <w:pPr>
+        <w:pStyle w:val="3"/>
+        <w:rPr>
+          <w:rFonts w:hint="eastAsia"/>
+        </w:rPr>
+      </w:pPr>
+      <w:bookmarkStart w:id="17" w:name="_Toc232260396"/>
+      <w:r>
+        <w:rPr>
+          <w:rFonts w:hint="eastAsia"/>
+        </w:rPr>
+        <w:t>基本エラーレスポンス（ErrorResponse）</w:t>
+      </w:r>
+      <w:bookmarkEnd w:id="17"/>
+    </w:p>
+    <w:tbl>
+      <w:tblPr>
+        <w:tblStyle w:val="afffffff7"/>
+        <w:tblW w:w="5000" w:type="pct"/>
+        <w:tblBorders>
+          <w:top w:val="single" w:sz="4" w:space="0" w:color="000000"/>
+          <w:left w:val="single" w:sz="4" w:space="0" w:color="000000"/>
+          <w:bottom w:val="single" w:sz="4" w:space="0" w:color="000000"/>
+          <w:right w:val="single" w:sz="4" w:space="0" w:color="000000"/>
+          <w:insideH w:val="single" w:sz="4" w:space="0" w:color="000000"/>
+          <w:insideV w:val="single" w:sz="4" w:space="0" w:color="000000"/>
+        </w:tblBorders>
+        <w:tblLook w:val="04A0" w:firstRow="1" w:lastRow="0" w:firstColumn="1" w:lastColumn="0" w:noHBand="0" w:noVBand="1"/>
+      </w:tblPr>
+      <w:tblGrid>
+        <w:gridCol w:w="2254"/>
+        <w:gridCol w:w="2255"/>
+        <w:gridCol w:w="2255"/>
+        <w:gridCol w:w="2255"/>
+      </w:tblGrid>
+      <w:tr>
+        <w:trPr>
+          <w:tblHeader/>
+        </w:trPr>
+        <w:tc>
+          <w:tcPr>
+            <w:tcW w:w="1250" w:type="pct"/>
+            <w:shd w:val="clear" w:color="auto" w:fill="DBE5F1" w:themeFill="accent1" w:themeFillTint="33"/>
+          </w:tcPr>
+          <w:p>
+            <w:pPr>
+              <w:rPr>
+                <w:b/>
+              </w:rPr>
+            </w:pPr>
+            <w:r>
+              <w:rPr>
+                <w:rFonts w:hint="eastAsia"/>
+                <w:b/>
+              </w:rPr>
+              <w:t>フィールド</w:t>
+            </w:r>
+          </w:p>
+        </w:tc>
+        <w:tc>
+          <w:tcPr>
+            <w:tcW w:w="1250" w:type="pct"/>
+            <w:shd w:val="clear" w:color="auto" w:fill="DBE5F1" w:themeFill="accent1" w:themeFillTint="33"/>
+          </w:tcPr>
+          <w:p>
+            <w:pPr>
+              <w:rPr>
+                <w:b/>
+              </w:rPr>
+            </w:pPr>
+            <w:r>
+              <w:rPr>
+                <w:rFonts w:hint="eastAsia"/>
+                <w:b/>
+              </w:rPr>
+              <w:t>型</w:t>
+            </w:r>
+          </w:p>
+        </w:tc>
+        <w:tc>
+          <w:tcPr>
+            <w:tcW w:w="1250" w:type="pct"/>
+            <w:shd w:val="clear" w:color="auto" w:fill="DBE5F1" w:themeFill="accent1" w:themeFillTint="33"/>
+          </w:tcPr>
+          <w:p>
+            <w:pPr>
+              <w:rPr>
+                <w:b/>
+              </w:rPr>
+            </w:pPr>
+            <w:r>
+              <w:rPr>
+                <w:rFonts w:hint="eastAsia"/>
+                <w:b/>
+              </w:rPr>
+              <w:t>必須</w:t>
+            </w:r>
+          </w:p>
+        </w:tc>
+        <w:tc>
+          <w:tcPr>
+            <w:tcW w:w="1250" w:type="pct"/>
+            <w:shd w:val="clear" w:color="auto" w:fill="DBE5F1" w:themeFill="accent1" w:themeFillTint="33"/>
+          </w:tcPr>
+          <w:p>
+            <w:pPr>
+              <w:rPr>
+                <w:b/>
+              </w:rPr>
+            </w:pPr>
+            <w:r>
+              <w:rPr>
+                <w:rFonts w:hint="eastAsia"/>
+                <w:b/>
+              </w:rPr>
+              <w:t>説明</w:t>
+            </w:r>
+          </w:p>
+        </w:tc>
+      </w:tr>
+      <w:tr>
+        <w:tc>
+          <w:tcPr>
+            <w:tcW w:w="1250" w:type="pct"/>
+          </w:tcPr>
+          <w:p>
+            <w:r>
+              <w:t>code</w:t>
+            </w:r>
+          </w:p>
+        </w:tc>
+        <w:tc>
+          <w:tcPr>
+            <w:tcW w:w="1250" w:type="pct"/>
+          </w:tcPr>
+          <w:p>
+            <w:r>
+              <w:t>string</w:t>
+            </w:r>
+          </w:p>
+        </w:tc>
+        <w:tc>
+          <w:tcPr>
+            <w:tcW w:w="1250" w:type="pct"/>
+          </w:tcPr>
+          <w:p>
+            <w:r>
+              <w:t>✓</w:t>
+            </w:r>
+          </w:p>
+        </w:tc>
+        <w:tc>
+          <w:tcPr>
+            <w:tcW w:w="1250" w:type="pct"/>
+          </w:tcPr>
+          <w:p>
+            <w:r>
+              <w:rPr>
+                <w:rFonts w:hint="eastAsia"/>
+              </w:rPr>
+              <w:t>エラーコード</w:t>
+            </w:r>
+          </w:p>
+        </w:tc>
+      </w:tr>
+      <w:tr>
+        <w:tc>
+          <w:tcPr>
+            <w:tcW w:w="1250" w:type="pct"/>
+          </w:tcPr>
+          <w:p>
+            <w:r>
+              <w:t>message</w:t>
+            </w:r>
+          </w:p>
+        </w:tc>
+        <w:tc>
+          <w:tcPr>
+            <w:tcW w:w="1250" w:type="pct"/>
+          </w:tcPr>
+          <w:p>
+            <w:r>
+              <w:t>string</w:t>
+            </w:r>
+          </w:p>
+        </w:tc>
+        <w:tc>
+          <w:tcPr>
+            <w:tcW w:w="1250" w:type="pct"/>
+          </w:tcPr>
+          <w:p>
+            <w:r>
+              <w:t>✓</w:t>
+            </w:r>
+          </w:p>
+        </w:tc>
+        <w:tc>
+          <w:tcPr>
+            <w:tcW w:w="1250" w:type="pct"/>
+          </w:tcPr>
+          <w:p>
+            <w:r>
+              <w:rPr>
+                <w:rFonts w:hint="eastAsia"/>
+              </w:rPr>
+              <w:t>利用者向けエラーメッセージ</w:t>
+            </w:r>
+          </w:p>
+        </w:tc>
+      </w:tr>
+      <w:tr>
+        <w:tc>
+          <w:tcPr>
+            <w:tcW w:w="1250" w:type="pct"/>
+          </w:tcPr>
+          <w:p>
+            <w:r>
+              <w:t>details</w:t>
+            </w:r>
+          </w:p>
+        </w:tc>
+        <w:tc>
+          <w:tcPr>
+            <w:tcW w:w="1250" w:type="pct"/>
+          </w:tcPr>
+          <w:p>
+            <w:r>
+              <w:t>string[]</w:t>
+            </w:r>
+          </w:p>
+        </w:tc>
+        <w:tc>
+          <w:tcPr>
+            <w:tcW w:w="1250" w:type="pct"/>
+          </w:tcPr>
+          <w:p>
+            <w:r>
+              <w:t>-</w:t>
+            </w:r>
+          </w:p>
+        </w:tc>
+        <w:tc>
+          <w:tcPr>
+            <w:tcW w:w="1250" w:type="pct"/>
+          </w:tcPr>
+          <w:p>
+            <w:r>
+              <w:rPr>
+                <w:rFonts w:hint="eastAsia"/>
+              </w:rPr>
+              <w:t>入力エラーや補足情報</w:t>
+            </w:r>
+          </w:p>
+        </w:tc>
+      </w:tr>
+    </w:tbl>
+    <w:p/>
+    <w:p>
+      <w:pPr>
         <w:pStyle w:val="10"/>
         <w:rPr>
           <w:rFonts w:hint="eastAsia"/>
         </w:rPr>
       </w:pPr>
-      <w:bookmarkStart w:id="18" w:name="_Toc231189777"/>
+      <w:bookmarkStart w:id="18" w:name="_Toc232260397"/>
       <w:r>
         <w:rPr>
           <w:rFonts w:hint="eastAsia"/>
@@ -8650,7 +9823,7 @@
           <w:rFonts w:hint="eastAsia"/>
         </w:rPr>
       </w:pPr>
-      <w:bookmarkStart w:id="19" w:name="_Toc231189778"/>
+      <w:bookmarkStart w:id="19" w:name="_Toc232260398"/>
       <w:r>
         <w:rPr>
           <w:rFonts w:hint="eastAsia"/>
@@ -8996,7 +10169,7 @@
           </w:tcPr>
           <w:p>
             <w:r>
-              <w:t>/hospital-facility-master/facility-locations</w:t>
+              <w:t>/hospital-facility-master/departments</w:t>
             </w:r>
           </w:p>
         </w:tc>
@@ -9057,11 +10230,72 @@
           </w:tcPr>
           <w:p>
             <w:r>
-              <w:t>/hospital-facility-master/facil</w:t>
+              <w:t>/hospital-facility-master/departments/export</w:t>
+            </w:r>
+          </w:p>
+        </w:tc>
+        <w:tc>
+          <w:tcPr>
+            <w:tcW w:w="1000" w:type="pct"/>
+          </w:tcPr>
+          <w:p>
+            <w:r>
+              <w:rPr>
+                <w:rFonts w:hint="eastAsia"/>
+              </w:rPr>
+              <w:t>絞り込み結果を Excel 出力する</w:t>
+            </w:r>
+          </w:p>
+        </w:tc>
+        <w:tc>
+          <w:tcPr>
+            <w:tcW w:w="1000" w:type="pct"/>
+          </w:tcPr>
+          <w:p>
+            <w:r>
+              <w:rPr>
+                <w:rFonts w:hint="eastAsia"/>
+              </w:rPr>
+              <w:t>要</w:t>
+            </w:r>
+          </w:p>
+        </w:tc>
+      </w:tr>
+      <w:tr>
+        <w:tc>
+          <w:tcPr>
+            <w:tcW w:w="1000" w:type="pct"/>
+          </w:tcPr>
+          <w:p>
+            <w:r>
+              <w:rPr>
+                <w:rFonts w:hint="eastAsia"/>
+              </w:rPr>
+              <w:t>個別部署マスタテンプレート取得</w:t>
+            </w:r>
+          </w:p>
+        </w:tc>
+        <w:tc>
+          <w:tcPr>
+            <w:tcW w:w="1000" w:type="pct"/>
+          </w:tcPr>
+          <w:p>
+            <w:r>
+              <w:t>GET</w:t>
+            </w:r>
+          </w:p>
+        </w:tc>
+        <w:tc>
+          <w:tcPr>
+            <w:tcW w:w="1000" w:type="pct"/>
+          </w:tcPr>
+          <w:p>
+            <w:r>
+              <w:t>/hospital-facility-master/dep</w:t>
             </w:r>
             <w:r>
               <w:lastRenderedPageBreak/>
-              <w:t>ity-locations/export</w:t>
+              <w:t>artments/template</w:t>
             </w:r>
           </w:p>
         </w:tc>
@@ -9075,7 +10309,7 @@
                 <w:rFonts w:hint="eastAsia"/>
               </w:rPr>
               <w:lastRenderedPageBreak/>
-              <w:t>絞り込み結果を Excel 出力する</w:t>
+              <w:t>インポート用テンプレートを取得する</w:t>
             </w:r>
           </w:p>
         </w:tc>
@@ -9103,7 +10337,7 @@
               <w:rPr>
                 <w:rFonts w:hint="eastAsia"/>
               </w:rPr>
-              <w:t>個別部署マスタテンプレート取得</w:t>
+              <w:t>個別部署マスタインポートプレビュー</w:t>
             </w:r>
           </w:p>
         </w:tc>
@@ -9113,7 +10347,7 @@
           </w:tcPr>
           <w:p>
             <w:r>
-              <w:t>GET</w:t>
+              <w:t>POST</w:t>
             </w:r>
           </w:p>
         </w:tc>
@@ -9123,7 +10357,7 @@
           </w:tcPr>
           <w:p>
             <w:r>
-              <w:t>/hospital-facility-master/facility-locations/template</w:t>
+              <w:t>/hospital-facility-master/departments/import-preview</w:t>
             </w:r>
           </w:p>
         </w:tc>
@@ -9136,7 +10370,7 @@
               <w:rPr>
                 <w:rFonts w:hint="eastAsia"/>
               </w:rPr>
-              <w:t>インポート用テンプレートを取得する</w:t>
+              <w:t>Excel 取込内容を検証してプレビューを返す</w:t>
             </w:r>
           </w:p>
         </w:tc>
@@ -9164,7 +10398,7 @@
               <w:rPr>
                 <w:rFonts w:hint="eastAsia"/>
               </w:rPr>
-              <w:t>個別部署マスタインポートプレビュー</w:t>
+              <w:t>個別部署マスタインポート実行</w:t>
             </w:r>
           </w:p>
         </w:tc>
@@ -9184,7 +10418,7 @@
           </w:tcPr>
           <w:p>
             <w:r>
-              <w:t>/hospital-facility-master/facility-locations/import-preview</w:t>
+              <w:t>/hospital-facility-master/departments/import</w:t>
             </w:r>
           </w:p>
         </w:tc>
@@ -9197,7 +10431,7 @@
               <w:rPr>
                 <w:rFonts w:hint="eastAsia"/>
               </w:rPr>
-              <w:t>Excel 取込内容を検証してプレビューを返す</w:t>
+              <w:t>追加/置換インポートを実行する</w:t>
             </w:r>
           </w:p>
         </w:tc>
@@ -9225,7 +10459,7 @@
               <w:rPr>
                 <w:rFonts w:hint="eastAsia"/>
               </w:rPr>
-              <w:t>個別部署マスタインポート実行</w:t>
+              <w:t>個別部署マスタ新規作成</w:t>
             </w:r>
           </w:p>
         </w:tc>
@@ -9245,7 +10479,7 @@
           </w:tcPr>
           <w:p>
             <w:r>
-              <w:t>/hospital-facility-master/facility-locations/import</w:t>
+              <w:t>/hospital-facility-master/departments</w:t>
             </w:r>
           </w:p>
         </w:tc>
@@ -9258,7 +10492,7 @@
               <w:rPr>
                 <w:rFonts w:hint="eastAsia"/>
               </w:rPr>
-              <w:t>追加/置換インポートを実行する</w:t>
+              <w:t>個別部署マスタ1行を新規登録する</w:t>
             </w:r>
           </w:p>
         </w:tc>
@@ -9286,7 +10520,7 @@
               <w:rPr>
                 <w:rFonts w:hint="eastAsia"/>
               </w:rPr>
-              <w:t>個別部署マスタ新規作成</w:t>
+              <w:t>個別部署マスタ更新</w:t>
             </w:r>
           </w:p>
         </w:tc>
@@ -9296,7 +10530,7 @@
           </w:tcPr>
           <w:p>
             <w:r>
-              <w:t>POST</w:t>
+              <w:t>PUT</w:t>
             </w:r>
           </w:p>
         </w:tc>
@@ -9306,7 +10540,7 @@
           </w:tcPr>
           <w:p>
             <w:r>
-              <w:t>/hospital-facility-master/facility-locations</w:t>
+              <w:t>/hospital-facility-master/departments/{facilityLocationId}</w:t>
             </w:r>
           </w:p>
         </w:tc>
@@ -9319,7 +10553,7 @@
               <w:rPr>
                 <w:rFonts w:hint="eastAsia"/>
               </w:rPr>
-              <w:t>個別部署マスタ1行を新規登録する</w:t>
+              <w:t>個別部署マスタ1行を更新する</w:t>
             </w:r>
           </w:p>
         </w:tc>
@@ -9347,7 +10581,7 @@
               <w:rPr>
                 <w:rFonts w:hint="eastAsia"/>
               </w:rPr>
-              <w:t>個別部署マスタ更新</w:t>
+              <w:t>個別部署マスタ削除</w:t>
             </w:r>
           </w:p>
         </w:tc>
@@ -9357,7 +10591,7 @@
           </w:tcPr>
           <w:p>
             <w:r>
-              <w:t>PUT</w:t>
+              <w:t>DELETE</w:t>
             </w:r>
           </w:p>
         </w:tc>
@@ -9367,68 +10601,7 @@
           </w:tcPr>
           <w:p>
             <w:r>
-              <w:t>/hospital-facility-master/facility-locations/{facilityLocationId}</w:t>
-            </w:r>
-          </w:p>
-        </w:tc>
-        <w:tc>
-          <w:tcPr>
-            <w:tcW w:w="1000" w:type="pct"/>
-          </w:tcPr>
-          <w:p>
-            <w:r>
-              <w:rPr>
-                <w:rFonts w:hint="eastAsia"/>
-              </w:rPr>
-              <w:t>個別部署マスタ1行を更新する</w:t>
-            </w:r>
-          </w:p>
-        </w:tc>
-        <w:tc>
-          <w:tcPr>
-            <w:tcW w:w="1000" w:type="pct"/>
-          </w:tcPr>
-          <w:p>
-            <w:r>
-              <w:rPr>
-                <w:rFonts w:hint="eastAsia"/>
-              </w:rPr>
-              <w:t>要</w:t>
-            </w:r>
-          </w:p>
-        </w:tc>
-      </w:tr>
-      <w:tr>
-        <w:tc>
-          <w:tcPr>
-            <w:tcW w:w="1000" w:type="pct"/>
-          </w:tcPr>
-          <w:p>
-            <w:r>
-              <w:rPr>
-                <w:rFonts w:hint="eastAsia"/>
-              </w:rPr>
-              <w:t>個別部署マスタ削除</w:t>
-            </w:r>
-          </w:p>
-        </w:tc>
-        <w:tc>
-          <w:tcPr>
-            <w:tcW w:w="1000" w:type="pct"/>
-          </w:tcPr>
-          <w:p>
-            <w:r>
-              <w:t>DELETE</w:t>
-            </w:r>
-          </w:p>
-        </w:tc>
-        <w:tc>
-          <w:tcPr>
-            <w:tcW w:w="1000" w:type="pct"/>
-          </w:tcPr>
-          <w:p>
-            <w:r>
-              <w:t>/hospital-facility-master/facility-locations/{facilityLocationId}</w:t>
+              <w:t>/hospital-facility-master/departments/{facilityLocationId}</w:t>
             </w:r>
           </w:p>
         </w:tc>
@@ -9468,7 +10641,7 @@
           <w:rFonts w:hint="eastAsia"/>
         </w:rPr>
       </w:pPr>
-      <w:bookmarkStart w:id="20" w:name="_Toc231189779"/>
+      <w:bookmarkStart w:id="20" w:name="_Toc232260399"/>
       <w:r>
         <w:rPr>
           <w:rFonts w:hint="eastAsia"/>
@@ -9484,7 +10657,7 @@
           <w:rFonts w:hint="eastAsia"/>
         </w:rPr>
       </w:pPr>
-      <w:bookmarkStart w:id="21" w:name="_Toc231189780"/>
+      <w:bookmarkStart w:id="21" w:name="_Toc232260400"/>
       <w:r>
         <w:rPr>
           <w:rFonts w:hint="eastAsia"/>
@@ -9517,45 +10690,45 @@
         <w:rPr>
           <w:rFonts w:hint="eastAsia"/>
         </w:rPr>
+        <w:t>エンドポイント</w:t>
+      </w:r>
+    </w:p>
+    <w:p>
+      <w:r>
+        <w:t>Method: GET</w:t>
+      </w:r>
+    </w:p>
+    <w:p>
+      <w:r>
+        <w:t>Path: /hospital-facility-master/facilities</w:t>
+      </w:r>
+    </w:p>
+    <w:p>
+      <w:pPr>
+        <w:rPr>
+          <w:rFonts w:hint="eastAsia"/>
+        </w:rPr>
+      </w:pPr>
+      <w:r>
+        <w:rPr>
+          <w:rFonts w:hint="eastAsia"/>
+        </w:rPr>
+        <w:t>認証: 要（Bearer）</w:t>
+      </w:r>
+    </w:p>
+    <w:p>
+      <w:pPr>
+        <w:pStyle w:val="3"/>
+        <w:rPr>
+          <w:rFonts w:hint="eastAsia"/>
+        </w:rPr>
+      </w:pPr>
+      <w:bookmarkStart w:id="22" w:name="_Toc232260401"/>
+      <w:r>
+        <w:rPr>
+          <w:rFonts w:hint="eastAsia"/>
+        </w:rPr>
         <w:lastRenderedPageBreak/>
-        <w:t>エンドポイント</w:t>
-      </w:r>
-    </w:p>
-    <w:p>
-      <w:r>
-        <w:t>Method: GET</w:t>
-      </w:r>
-    </w:p>
-    <w:p>
-      <w:r>
-        <w:t>Path: /hospital-facility-master/facilities</w:t>
-      </w:r>
-    </w:p>
-    <w:p>
-      <w:pPr>
-        <w:rPr>
-          <w:rFonts w:hint="eastAsia"/>
-        </w:rPr>
-      </w:pPr>
-      <w:r>
-        <w:rPr>
-          <w:rFonts w:hint="eastAsia"/>
-        </w:rPr>
-        <w:t>認証: 要（Bearer）</w:t>
-      </w:r>
-    </w:p>
-    <w:p>
-      <w:pPr>
-        <w:pStyle w:val="3"/>
-        <w:rPr>
-          <w:rFonts w:hint="eastAsia"/>
-        </w:rPr>
-      </w:pPr>
-      <w:bookmarkStart w:id="22" w:name="_Toc231189781"/>
-      <w:r>
-        <w:rPr>
-          <w:rFonts w:hint="eastAsia"/>
-        </w:rPr>
         <w:t>リクエストパラメータ</w:t>
       </w:r>
       <w:bookmarkEnd w:id="22"/>
@@ -9881,7 +11054,7 @@
           <w:rFonts w:hint="eastAsia"/>
         </w:rPr>
       </w:pPr>
-      <w:bookmarkStart w:id="23" w:name="_Toc231189782"/>
+      <w:bookmarkStart w:id="23" w:name="_Toc232260402"/>
       <w:r>
         <w:rPr>
           <w:rFonts w:hint="eastAsia"/>
@@ -10258,6 +11431,7 @@
           </w:tcPr>
           <w:p>
             <w:r>
+              <w:lastRenderedPageBreak/>
               <w:t>facilityName</w:t>
             </w:r>
           </w:p>
@@ -10305,7 +11479,7 @@
           <w:rFonts w:hint="eastAsia"/>
         </w:rPr>
       </w:pPr>
-      <w:bookmarkStart w:id="24" w:name="_Toc231189783"/>
+      <w:bookmarkStart w:id="24" w:name="_Toc232260403"/>
       <w:r>
         <w:rPr>
           <w:rFonts w:hint="eastAsia"/>
@@ -10546,7 +11720,7 @@
           <w:rFonts w:hint="eastAsia"/>
         </w:rPr>
       </w:pPr>
-      <w:bookmarkStart w:id="25" w:name="_Toc231189784"/>
+      <w:bookmarkStart w:id="25" w:name="_Toc232260404"/>
       <w:r>
         <w:rPr>
           <w:rFonts w:hint="eastAsia"/>
@@ -10612,7 +11786,7 @@
           <w:rFonts w:hint="eastAsia"/>
         </w:rPr>
       </w:pPr>
-      <w:bookmarkStart w:id="26" w:name="_Toc231189785"/>
+      <w:bookmarkStart w:id="26" w:name="_Toc232260405"/>
       <w:r>
         <w:rPr>
           <w:rFonts w:hint="eastAsia"/>
@@ -10808,7 +11982,6 @@
           </w:tcPr>
           <w:p>
             <w:r>
-              <w:lastRenderedPageBreak/>
               <w:t>keyword</w:t>
             </w:r>
           </w:p>
@@ -10870,6 +12043,7 @@
         <w:rPr>
           <w:rFonts w:hint="eastAsia"/>
         </w:rPr>
+        <w:lastRenderedPageBreak/>
         <w:t>権限チェック</w:t>
       </w:r>
     </w:p>
@@ -10936,7 +12110,7 @@
         <w:rPr>
           <w:rFonts w:hint="eastAsia"/>
         </w:rPr>
-        <w:t>`ship_departments` の未削除レコードを返却する</w:t>
+        <w:t>`ship_departments.is_active=true` の有効レコードを返却する</w:t>
       </w:r>
     </w:p>
     <w:p>
@@ -10959,7 +12133,7 @@
           <w:rFonts w:hint="eastAsia"/>
         </w:rPr>
       </w:pPr>
-      <w:bookmarkStart w:id="27" w:name="_Toc231189786"/>
+      <w:bookmarkStart w:id="27" w:name="_Toc232260406"/>
       <w:r>
         <w:rPr>
           <w:rFonts w:hint="eastAsia"/>
@@ -11428,12 +12602,11 @@
           <w:rFonts w:hint="eastAsia"/>
         </w:rPr>
       </w:pPr>
-      <w:bookmarkStart w:id="28" w:name="_Toc231189787"/>
-      <w:r>
-        <w:rPr>
-          <w:rFonts w:hint="eastAsia"/>
-        </w:rPr>
-        <w:lastRenderedPageBreak/>
+      <w:bookmarkStart w:id="28" w:name="_Toc232260407"/>
+      <w:r>
+        <w:rPr>
+          <w:rFonts w:hint="eastAsia"/>
+        </w:rPr>
         <w:t>ステータスコード</w:t>
       </w:r>
       <w:bookmarkEnd w:id="28"/>
@@ -11598,6 +12771,7 @@
           </w:tcPr>
           <w:p>
             <w:r>
+              <w:lastRenderedPageBreak/>
               <w:t>403</w:t>
             </w:r>
           </w:p>
@@ -11670,7 +12844,7 @@
           <w:rFonts w:hint="eastAsia"/>
         </w:rPr>
       </w:pPr>
-      <w:bookmarkStart w:id="29" w:name="_Toc231189788"/>
+      <w:bookmarkStart w:id="29" w:name="_Toc232260408"/>
       <w:r>
         <w:rPr>
           <w:rFonts w:hint="eastAsia"/>
@@ -11736,7 +12910,7 @@
           <w:rFonts w:hint="eastAsia"/>
         </w:rPr>
       </w:pPr>
-      <w:bookmarkStart w:id="30" w:name="_Toc231189789"/>
+      <w:bookmarkStart w:id="30" w:name="_Toc232260409"/>
       <w:r>
         <w:rPr>
           <w:rFonts w:hint="eastAsia"/>
@@ -12019,34 +13193,34 @@
         <w:rPr>
           <w:rFonts w:hint="eastAsia"/>
         </w:rPr>
+        <w:t>認可条件: 通常アカウントの場合、`user_facility_assignments` 上の有効担当施設が1件以上あること</w:t>
+      </w:r>
+    </w:p>
+    <w:p>
+      <w:pPr>
+        <w:rPr>
+          <w:rFonts w:hint="eastAsia"/>
+        </w:rPr>
+      </w:pPr>
+      <w:r>
+        <w:rPr>
+          <w:rFonts w:hint="eastAsia"/>
+        </w:rPr>
+        <w:t>認可条件: 通常アカウントの場合、有効な担当施設のうち少なくとも1件で `hospital_dept_master_list` が有効であること</w:t>
+      </w:r>
+    </w:p>
+    <w:p>
+      <w:pPr>
+        <w:pStyle w:val="4"/>
+        <w:rPr>
+          <w:rFonts w:hint="eastAsia"/>
+        </w:rPr>
+      </w:pPr>
+      <w:r>
+        <w:rPr>
+          <w:rFonts w:hint="eastAsia"/>
+        </w:rPr>
         <w:lastRenderedPageBreak/>
-        <w:t>認可条件: 通常アカウントの場合、`user_facility_assignments` 上の有効担当施設が1件以上あること</w:t>
-      </w:r>
-    </w:p>
-    <w:p>
-      <w:pPr>
-        <w:rPr>
-          <w:rFonts w:hint="eastAsia"/>
-        </w:rPr>
-      </w:pPr>
-      <w:r>
-        <w:rPr>
-          <w:rFonts w:hint="eastAsia"/>
-        </w:rPr>
-        <w:t>認可条件: 通常アカウントの場合、有効な担当施設のうち少なくとも1件で `hospital_dept_master_list` が有効であること</w:t>
-      </w:r>
-    </w:p>
-    <w:p>
-      <w:pPr>
-        <w:pStyle w:val="4"/>
-        <w:rPr>
-          <w:rFonts w:hint="eastAsia"/>
-        </w:rPr>
-      </w:pPr>
-      <w:r>
-        <w:rPr>
-          <w:rFonts w:hint="eastAsia"/>
-        </w:rPr>
         <w:t>処理仕様</w:t>
       </w:r>
     </w:p>
@@ -12060,7 +13234,7 @@
         <w:rPr>
           <w:rFonts w:hint="eastAsia"/>
         </w:rPr>
-        <w:t>`ship_room_categories` の未削除レコードを返却する</w:t>
+        <w:t>`ship_room_categories.is_active=true` の有効レコードを返却する</w:t>
       </w:r>
     </w:p>
     <w:p>
@@ -12083,7 +13257,7 @@
           <w:rFonts w:hint="eastAsia"/>
         </w:rPr>
       </w:pPr>
-      <w:bookmarkStart w:id="31" w:name="_Toc231189790"/>
+      <w:bookmarkStart w:id="31" w:name="_Toc232260410"/>
       <w:r>
         <w:rPr>
           <w:rFonts w:hint="eastAsia"/>
@@ -12552,7 +13726,7 @@
           <w:rFonts w:hint="eastAsia"/>
         </w:rPr>
       </w:pPr>
-      <w:bookmarkStart w:id="32" w:name="_Toc231189791"/>
+      <w:bookmarkStart w:id="32" w:name="_Toc232260411"/>
       <w:r>
         <w:rPr>
           <w:rFonts w:hint="eastAsia"/>
@@ -12793,13 +13967,13 @@
           <w:rFonts w:hint="eastAsia"/>
         </w:rPr>
       </w:pPr>
-      <w:bookmarkStart w:id="33" w:name="_Toc231189792"/>
+      <w:bookmarkStart w:id="33" w:name="_Toc232260412"/>
       <w:r>
         <w:rPr>
           <w:rFonts w:hint="eastAsia"/>
         </w:rPr>
         <w:lastRenderedPageBreak/>
-        <w:t>個別部署マスタ一覧取得（/hospital-facility-master/facility-locations）</w:t>
+        <w:t>個別部署マスタ一覧取得（/hospital-facility-master/departments）</w:t>
       </w:r>
       <w:bookmarkEnd w:id="33"/>
     </w:p>
@@ -12837,7 +14011,7 @@
     </w:p>
     <w:p>
       <w:r>
-        <w:t>Path: /hospital-facility-master/facility-locations</w:t>
+        <w:t>Path: /hospital-facility-master/departments</w:t>
       </w:r>
     </w:p>
     <w:p>
@@ -12860,7 +14034,7 @@
           <w:rFonts w:hint="eastAsia"/>
         </w:rPr>
       </w:pPr>
-      <w:bookmarkStart w:id="34" w:name="_Toc231189793"/>
+      <w:bookmarkStart w:id="34" w:name="_Toc232260413"/>
       <w:r>
         <w:rPr>
           <w:rFonts w:hint="eastAsia"/>
@@ -13304,7 +14478,7 @@
           <w:rFonts w:hint="eastAsia"/>
         </w:rPr>
       </w:pPr>
-      <w:bookmarkStart w:id="35" w:name="_Toc231189794"/>
+      <w:bookmarkStart w:id="35" w:name="_Toc232260414"/>
       <w:r>
         <w:rPr>
           <w:rFonts w:hint="eastAsia"/>
@@ -14318,7 +15492,7 @@
           </w:tcPr>
           <w:p>
             <w:r>
-              <w:t>-</w:t>
+              <w:t>✓</w:t>
             </w:r>
           </w:p>
         </w:tc>
@@ -15200,7 +16374,7 @@
           <w:rFonts w:hint="eastAsia"/>
         </w:rPr>
       </w:pPr>
-      <w:bookmarkStart w:id="36" w:name="_Toc231189795"/>
+      <w:bookmarkStart w:id="36" w:name="_Toc232260415"/>
       <w:r>
         <w:rPr>
           <w:rFonts w:hint="eastAsia"/>
@@ -15512,12 +16686,12 @@
           <w:rFonts w:hint="eastAsia"/>
         </w:rPr>
       </w:pPr>
-      <w:bookmarkStart w:id="37" w:name="_Toc231189796"/>
-      <w:r>
-        <w:rPr>
-          <w:rFonts w:hint="eastAsia"/>
-        </w:rPr>
-        <w:t>個別部署マスタエクスポート（/hospital-facility-master/facility-locations/export）</w:t>
+      <w:bookmarkStart w:id="37" w:name="_Toc232260416"/>
+      <w:r>
+        <w:rPr>
+          <w:rFonts w:hint="eastAsia"/>
+        </w:rPr>
+        <w:t>個別部署マスタエクスポート（/hospital-facility-master/departments/export）</w:t>
       </w:r>
       <w:bookmarkEnd w:id="37"/>
     </w:p>
@@ -15555,7 +16729,7 @@
     </w:p>
     <w:p>
       <w:r>
-        <w:t>Path: /hospital-facility-master/facility-locations/export</w:t>
+        <w:t>Path: /hospital-facility-master/departments/export</w:t>
       </w:r>
     </w:p>
     <w:p>
@@ -15578,7 +16752,7 @@
           <w:rFonts w:hint="eastAsia"/>
         </w:rPr>
       </w:pPr>
-      <w:bookmarkStart w:id="38" w:name="_Toc231189797"/>
+      <w:bookmarkStart w:id="38" w:name="_Toc232260417"/>
       <w:r>
         <w:rPr>
           <w:rFonts w:hint="eastAsia"/>
@@ -16008,7 +17182,7 @@
           <w:rFonts w:hint="eastAsia"/>
         </w:rPr>
       </w:pPr>
-      <w:bookmarkStart w:id="39" w:name="_Toc231189798"/>
+      <w:bookmarkStart w:id="39" w:name="_Toc232260418"/>
       <w:r>
         <w:rPr>
           <w:rFonts w:hint="eastAsia"/>
@@ -16042,7 +17216,7 @@
           <w:rFonts w:hint="eastAsia"/>
         </w:rPr>
       </w:pPr>
-      <w:bookmarkStart w:id="40" w:name="_Toc231189799"/>
+      <w:bookmarkStart w:id="40" w:name="_Toc232260419"/>
       <w:r>
         <w:rPr>
           <w:rFonts w:hint="eastAsia"/>
@@ -16354,12 +17528,12 @@
           <w:rFonts w:hint="eastAsia"/>
         </w:rPr>
       </w:pPr>
-      <w:bookmarkStart w:id="41" w:name="_Toc231189800"/>
-      <w:r>
-        <w:rPr>
-          <w:rFonts w:hint="eastAsia"/>
-        </w:rPr>
-        <w:t>個別部署マスタテンプレート取得（/hospital-facility-master/facility-locations/template）</w:t>
+      <w:bookmarkStart w:id="41" w:name="_Toc232260420"/>
+      <w:r>
+        <w:rPr>
+          <w:rFonts w:hint="eastAsia"/>
+        </w:rPr>
+        <w:t>個別部署マスタテンプレート取得（/hospital-facility-master/departments/template）</w:t>
       </w:r>
       <w:bookmarkEnd w:id="41"/>
     </w:p>
@@ -16397,7 +17571,7 @@
     </w:p>
     <w:p>
       <w:r>
-        <w:t>Path: /hospital-facility-master/facility-locations/template</w:t>
+        <w:t>Path: /hospital-facility-master/departments/template</w:t>
       </w:r>
     </w:p>
     <w:p>
@@ -16500,7 +17674,7 @@
           <w:rFonts w:hint="eastAsia"/>
         </w:rPr>
       </w:pPr>
-      <w:bookmarkStart w:id="42" w:name="_Toc231189801"/>
+      <w:bookmarkStart w:id="42" w:name="_Toc232260421"/>
       <w:r>
         <w:rPr>
           <w:rFonts w:hint="eastAsia"/>
@@ -16534,7 +17708,7 @@
           <w:rFonts w:hint="eastAsia"/>
         </w:rPr>
       </w:pPr>
-      <w:bookmarkStart w:id="43" w:name="_Toc231189802"/>
+      <w:bookmarkStart w:id="43" w:name="_Toc232260422"/>
       <w:r>
         <w:rPr>
           <w:rFonts w:hint="eastAsia"/>
@@ -16776,12 +17950,12 @@
           <w:rFonts w:hint="eastAsia"/>
         </w:rPr>
       </w:pPr>
-      <w:bookmarkStart w:id="44" w:name="_Toc231189803"/>
-      <w:r>
-        <w:rPr>
-          <w:rFonts w:hint="eastAsia"/>
-        </w:rPr>
-        <w:t>個別部署マスタインポートプレビュー（/hospital-facility-master/facility-locations/import-preview）</w:t>
+      <w:bookmarkStart w:id="44" w:name="_Toc232260423"/>
+      <w:r>
+        <w:rPr>
+          <w:rFonts w:hint="eastAsia"/>
+        </w:rPr>
+        <w:t>個別部署マスタインポートプレビュー（/hospital-facility-master/departments/import-preview）</w:t>
       </w:r>
       <w:bookmarkEnd w:id="44"/>
     </w:p>
@@ -16819,7 +17993,7 @@
     </w:p>
     <w:p>
       <w:r>
-        <w:t>Path: /hospital-facility-master/facility-locations/import-preview</w:t>
+        <w:t>Path: /hospital-facility-master/departments/import-preview</w:t>
       </w:r>
     </w:p>
     <w:p>
@@ -16842,7 +18016,7 @@
           <w:rFonts w:hint="eastAsia"/>
         </w:rPr>
       </w:pPr>
-      <w:bookmarkStart w:id="45" w:name="_Toc231189804"/>
+      <w:bookmarkStart w:id="45" w:name="_Toc232260424"/>
       <w:r>
         <w:rPr>
           <w:rFonts w:hint="eastAsia"/>
@@ -16996,7 +18170,7 @@
               <w:rPr>
                 <w:rFonts w:hint="eastAsia"/>
               </w:rPr>
-              <w:t>選択施設ID</w:t>
+              <w:t>選択施設ID（`facilities.facility_id`）</w:t>
             </w:r>
           </w:p>
         </w:tc>
@@ -17152,20 +18326,85 @@
         <w:rPr>
           <w:rFonts w:hint="eastAsia"/>
         </w:rPr>
-        <w:t>選択施設とファイル内施設情報が不整合な場合はエラーとする</w:t>
-      </w:r>
-    </w:p>
-    <w:p>
-      <w:pPr>
-        <w:rPr>
-          <w:rFonts w:hint="eastAsia"/>
-        </w:rPr>
-      </w:pPr>
-      <w:r>
-        <w:rPr>
-          <w:rFonts w:hint="eastAsia"/>
-        </w:rPr>
-        <w:t>プレビュー成功時は後続の本取込で使う `previewToken` を返却する</w:t>
+        <w:t>テンプレート列のうち `旧_部署ID` / `旧_フロア` / `旧_部門` / `旧_室名称` は必須とし、未入力行は取込不可行として `errors` に行番号とエラー内容を返却する</w:t>
+      </w:r>
+    </w:p>
+    <w:p>
+      <w:pPr>
+        <w:rPr>
+          <w:rFonts w:hint="eastAsia"/>
+        </w:rPr>
+      </w:pPr>
+      <w:r>
+        <w:rPr>
+          <w:rFonts w:hint="eastAsia"/>
+        </w:rPr>
+        <w:t>ファイル内の同一 `旧_部署ID` 行では `旧_部門` / `旧_部署` が一致することを確認し、不一致行は取込不可行として `errors` に返却する</w:t>
+      </w:r>
+    </w:p>
+    <w:p>
+      <w:pPr>
+        <w:rPr>
+          <w:rFonts w:hint="eastAsia"/>
+        </w:rPr>
+      </w:pPr>
+      <w:r>
+        <w:rPr>
+          <w:rFonts w:hint="eastAsia"/>
+        </w:rPr>
+        <w:t>ヘッダーを除き、テンプレート対象列のいずれかに値を持つ非空データ行が0件の場合は `IMPORT_FILE_INVALID` として 400 を返却する。空行は無視する</w:t>
+      </w:r>
+    </w:p>
+    <w:p>
+      <w:pPr>
+        <w:rPr>
+          <w:rFonts w:hint="eastAsia"/>
+        </w:rPr>
+      </w:pPr>
+      <w:r>
+        <w:rPr>
+          <w:rFonts w:hint="eastAsia"/>
+        </w:rPr>
+        <w:t>Excel の `病院ID` / `病院名` は、`facilityId` で特定した `facilities.facility_code` / `facilities.facility_name` と前後空白除去後に完全一致することを確認する</w:t>
+      </w:r>
+    </w:p>
+    <w:p>
+      <w:pPr>
+        <w:rPr>
+          <w:rFonts w:hint="eastAsia"/>
+        </w:rPr>
+      </w:pPr>
+      <w:r>
+        <w:rPr>
+          <w:rFonts w:hint="eastAsia"/>
+        </w:rPr>
+        <w:t>病院ID / 病院名が未入力、不一致、または複数施設混在の場合はファイル単位の `IMPORT_FILE_INVALID` として 400 を返却し、`errors` と `previewToken` は返却しない</w:t>
+      </w:r>
+    </w:p>
+    <w:p>
+      <w:pPr>
+        <w:rPr>
+          <w:rFonts w:hint="eastAsia"/>
+        </w:rPr>
+      </w:pPr>
+      <w:r>
+        <w:rPr>
+          <w:rFonts w:hint="eastAsia"/>
+        </w:rPr>
+        <w:t>非空データ行が存在し、全行が行検証エラーの場合は `validRowCount=0`、`errorCount&gt;0`、`errors` あり、`previewToken` なしの 200 を返却する</w:t>
+      </w:r>
+    </w:p>
+    <w:p>
+      <w:pPr>
+        <w:rPr>
+          <w:rFonts w:hint="eastAsia"/>
+        </w:rPr>
+      </w:pPr>
+      <w:r>
+        <w:rPr>
+          <w:rFonts w:hint="eastAsia"/>
+        </w:rPr>
+        <w:t>`errorCount=0` かつ `validRowCount&gt;0` の場合のみ、後続の本取込で使う `previewToken` を返却する</w:t>
       </w:r>
     </w:p>
     <w:p>
@@ -17175,7 +18414,7 @@
           <w:rFonts w:hint="eastAsia"/>
         </w:rPr>
       </w:pPr>
-      <w:bookmarkStart w:id="46" w:name="_Toc231189805"/>
+      <w:bookmarkStart w:id="46" w:name="_Toc232260425"/>
       <w:r>
         <w:rPr>
           <w:rFonts w:hint="eastAsia"/>
@@ -17316,6 +18555,51 @@
           </w:tcPr>
           <w:p>
             <w:r>
+              <w:t>-</w:t>
+            </w:r>
+          </w:p>
+        </w:tc>
+        <w:tc>
+          <w:tcPr>
+            <w:tcW w:w="1250" w:type="pct"/>
+          </w:tcPr>
+          <w:p>
+            <w:r>
+              <w:rPr>
+                <w:rFonts w:hint="eastAsia"/>
+              </w:rPr>
+              <w:t>`errorCount=0` かつ `validRowCount&gt;0` の場合に発行するプレビュー識別子</w:t>
+            </w:r>
+          </w:p>
+        </w:tc>
+      </w:tr>
+      <w:tr>
+        <w:tc>
+          <w:tcPr>
+            <w:tcW w:w="1250" w:type="pct"/>
+          </w:tcPr>
+          <w:p>
+            <w:r>
+              <w:t>validRowCount</w:t>
+            </w:r>
+          </w:p>
+        </w:tc>
+        <w:tc>
+          <w:tcPr>
+            <w:tcW w:w="1250" w:type="pct"/>
+          </w:tcPr>
+          <w:p>
+            <w:r>
+              <w:t>int32</w:t>
+            </w:r>
+          </w:p>
+        </w:tc>
+        <w:tc>
+          <w:tcPr>
+            <w:tcW w:w="1250" w:type="pct"/>
+          </w:tcPr>
+          <w:p>
+            <w:r>
               <w:t>✓</w:t>
             </w:r>
           </w:p>
@@ -17329,19 +18613,19 @@
               <w:rPr>
                 <w:rFonts w:hint="eastAsia"/>
               </w:rPr>
-              <w:t>プレビュー識別子</w:t>
-            </w:r>
-          </w:p>
-        </w:tc>
-      </w:tr>
-      <w:tr>
-        <w:tc>
-          <w:tcPr>
-            <w:tcW w:w="1250" w:type="pct"/>
-          </w:tcPr>
-          <w:p>
-            <w:r>
-              <w:t>validRowCount</w:t>
+              <w:t>取込可能件数</w:t>
+            </w:r>
+          </w:p>
+        </w:tc>
+      </w:tr>
+      <w:tr>
+        <w:tc>
+          <w:tcPr>
+            <w:tcW w:w="1250" w:type="pct"/>
+          </w:tcPr>
+          <w:p>
+            <w:r>
+              <w:t>errorCount</w:t>
             </w:r>
           </w:p>
         </w:tc>
@@ -17374,51 +18658,6 @@
               <w:rPr>
                 <w:rFonts w:hint="eastAsia"/>
               </w:rPr>
-              <w:t>取込可能件数</w:t>
-            </w:r>
-          </w:p>
-        </w:tc>
-      </w:tr>
-      <w:tr>
-        <w:tc>
-          <w:tcPr>
-            <w:tcW w:w="1250" w:type="pct"/>
-          </w:tcPr>
-          <w:p>
-            <w:r>
-              <w:t>errorCount</w:t>
-            </w:r>
-          </w:p>
-        </w:tc>
-        <w:tc>
-          <w:tcPr>
-            <w:tcW w:w="1250" w:type="pct"/>
-          </w:tcPr>
-          <w:p>
-            <w:r>
-              <w:t>int32</w:t>
-            </w:r>
-          </w:p>
-        </w:tc>
-        <w:tc>
-          <w:tcPr>
-            <w:tcW w:w="1250" w:type="pct"/>
-          </w:tcPr>
-          <w:p>
-            <w:r>
-              <w:t>✓</w:t>
-            </w:r>
-          </w:p>
-        </w:tc>
-        <w:tc>
-          <w:tcPr>
-            <w:tcW w:w="1250" w:type="pct"/>
-          </w:tcPr>
-          <w:p>
-            <w:r>
-              <w:rPr>
-                <w:rFonts w:hint="eastAsia"/>
-              </w:rPr>
               <w:t>エラー件数</w:t>
             </w:r>
           </w:p>
@@ -17464,7 +18703,14 @@
               <w:rPr>
                 <w:rFonts w:hint="eastAsia"/>
               </w:rPr>
-              <w:t>エラー詳細</w:t>
+              <w:t>`errorCount&gt;0` の場合は必須。要素数は `errorCount` と一致し、`errorCoun</w:t>
+            </w:r>
+            <w:r>
+              <w:rPr>
+                <w:rFonts w:hint="eastAsia"/>
+              </w:rPr>
+              <w:lastRenderedPageBreak/>
+              <w:t>t=0` の場合は空配列または省略</w:t>
             </w:r>
           </w:p>
         </w:tc>
@@ -17689,7 +18935,7 @@
           <w:rFonts w:hint="eastAsia"/>
         </w:rPr>
       </w:pPr>
-      <w:bookmarkStart w:id="47" w:name="_Toc231189806"/>
+      <w:bookmarkStart w:id="47" w:name="_Toc232260426"/>
       <w:r>
         <w:rPr>
           <w:rFonts w:hint="eastAsia"/>
@@ -17801,7 +19047,7 @@
               <w:rPr>
                 <w:rFonts w:hint="eastAsia"/>
               </w:rPr>
-              <w:t>プレビュー成功</w:t>
+              <w:t>プレビュー完了（行エラーを含む場合あり）</w:t>
             </w:r>
           </w:p>
         </w:tc>
@@ -17836,7 +19082,7 @@
               <w:rPr>
                 <w:rFonts w:hint="eastAsia"/>
               </w:rPr>
-              <w:t>ファイル形式不正または内容不正</w:t>
+              <w:t>ファイル形式不正、ヘッダー不正、非空データ行が0件、または選択施設との不一致</w:t>
             </w:r>
           </w:p>
         </w:tc>
@@ -17928,7 +19174,6 @@
           </w:tcPr>
           <w:p>
             <w:r>
-              <w:lastRenderedPageBreak/>
               <w:t>404</w:t>
             </w:r>
           </w:p>
@@ -18001,12 +19246,12 @@
           <w:rFonts w:hint="eastAsia"/>
         </w:rPr>
       </w:pPr>
-      <w:bookmarkStart w:id="48" w:name="_Toc231189807"/>
-      <w:r>
-        <w:rPr>
-          <w:rFonts w:hint="eastAsia"/>
-        </w:rPr>
-        <w:t>個別部署マスタインポート実行（/hospital-facility-master/facility-locations/import）</w:t>
+      <w:bookmarkStart w:id="48" w:name="_Toc232260427"/>
+      <w:r>
+        <w:rPr>
+          <w:rFonts w:hint="eastAsia"/>
+        </w:rPr>
+        <w:t>個別部署マスタインポート実行（/hospital-facility-master/departments/import）</w:t>
       </w:r>
       <w:bookmarkEnd w:id="48"/>
     </w:p>
@@ -18044,19 +19289,20 @@
     </w:p>
     <w:p>
       <w:r>
-        <w:t>Path: /hospital-facility-master/facility-locations/import</w:t>
-      </w:r>
-    </w:p>
-    <w:p>
-      <w:pPr>
-        <w:rPr>
-          <w:rFonts w:hint="eastAsia"/>
-        </w:rPr>
-      </w:pPr>
-      <w:r>
-        <w:rPr>
-          <w:rFonts w:hint="eastAsia"/>
-        </w:rPr>
+        <w:t>Path: /hospital-facility-master/departments/import</w:t>
+      </w:r>
+    </w:p>
+    <w:p>
+      <w:pPr>
+        <w:rPr>
+          <w:rFonts w:hint="eastAsia"/>
+        </w:rPr>
+      </w:pPr>
+      <w:r>
+        <w:rPr>
+          <w:rFonts w:hint="eastAsia"/>
+        </w:rPr>
+        <w:lastRenderedPageBreak/>
         <w:t>認証: 要（Bearer）</w:t>
       </w:r>
     </w:p>
@@ -18067,7 +19313,7 @@
           <w:rFonts w:hint="eastAsia"/>
         </w:rPr>
       </w:pPr>
-      <w:bookmarkStart w:id="49" w:name="_Toc231189808"/>
+      <w:bookmarkStart w:id="49" w:name="_Toc232260428"/>
       <w:r>
         <w:rPr>
           <w:rFonts w:hint="eastAsia"/>
@@ -18382,7 +19628,6 @@
         <w:rPr>
           <w:rFonts w:hint="eastAsia"/>
         </w:rPr>
-        <w:lastRenderedPageBreak/>
         <w:t>処理仕様</w:t>
       </w:r>
     </w:p>
@@ -18409,6 +19654,19 @@
         <w:rPr>
           <w:rFonts w:hint="eastAsia"/>
         </w:rPr>
+        <w:t>`previewToken` が指定施設の `errorCount=0` かつ `validRowCount&gt;0` の有効なプレビューに対応することを確認し、未指定または無効な場合は 400 を返却する</w:t>
+      </w:r>
+    </w:p>
+    <w:p>
+      <w:pPr>
+        <w:rPr>
+          <w:rFonts w:hint="eastAsia"/>
+        </w:rPr>
+      </w:pPr>
+      <w:r>
+        <w:rPr>
+          <w:rFonts w:hint="eastAsia"/>
+        </w:rPr>
         <w:t>`ADD` は既存データへ追記する</w:t>
       </w:r>
     </w:p>
@@ -18435,6 +19693,19 @@
         <w:rPr>
           <w:rFonts w:hint="eastAsia"/>
         </w:rPr>
+        <w:t>反映後の未削除行について、同一施設・同一 `department_id` の `department_name` / `section_name` が一致しない場合は 409 を返し、取込全体を取り消す</w:t>
+      </w:r>
+    </w:p>
+    <w:p>
+      <w:pPr>
+        <w:rPr>
+          <w:rFonts w:hint="eastAsia"/>
+        </w:rPr>
+      </w:pPr>
+      <w:r>
+        <w:rPr>
+          <w:rFonts w:hint="eastAsia"/>
+        </w:rPr>
         <w:t>反映後、インポート結果件数を返却する</w:t>
       </w:r>
     </w:p>
@@ -18445,7 +19716,7 @@
           <w:rFonts w:hint="eastAsia"/>
         </w:rPr>
       </w:pPr>
-      <w:bookmarkStart w:id="50" w:name="_Toc231189809"/>
+      <w:bookmarkStart w:id="50" w:name="_Toc232260429"/>
       <w:r>
         <w:rPr>
           <w:rFonts w:hint="eastAsia"/>
@@ -18611,6 +19882,7 @@
           </w:tcPr>
           <w:p>
             <w:r>
+              <w:lastRenderedPageBreak/>
               <w:t>updatedCount</w:t>
             </w:r>
           </w:p>
@@ -18703,7 +19975,7 @@
           <w:rFonts w:hint="eastAsia"/>
         </w:rPr>
       </w:pPr>
-      <w:bookmarkStart w:id="51" w:name="_Toc231189810"/>
+      <w:bookmarkStart w:id="51" w:name="_Toc232260430"/>
       <w:r>
         <w:rPr>
           <w:rFonts w:hint="eastAsia"/>
@@ -18850,7 +20122,7 @@
               <w:rPr>
                 <w:rFonts w:hint="eastAsia"/>
               </w:rPr>
-              <w:t>プレビュー未実施またはモード不正</w:t>
+              <w:t>`previewToken` 未指定/無効、またはモード不正</w:t>
             </w:r>
           </w:p>
         </w:tc>
@@ -18977,7 +20249,7 @@
           </w:tcPr>
           <w:p>
             <w:r>
-              <w:t>404</w:t>
+              <w:t>409</w:t>
             </w:r>
           </w:p>
         </w:tc>
@@ -18990,7 +20262,7 @@
               <w:rPr>
                 <w:rFonts w:hint="eastAsia"/>
               </w:rPr>
-              <w:t>プレビュー情報が存在しない</w:t>
+              <w:t>同一施設・同一部署IDの名称不一致</w:t>
             </w:r>
           </w:p>
         </w:tc>
@@ -19049,78 +20321,78 @@
           <w:rFonts w:hint="eastAsia"/>
         </w:rPr>
       </w:pPr>
-      <w:bookmarkStart w:id="52" w:name="_Toc231189811"/>
+      <w:bookmarkStart w:id="52" w:name="_Toc232260431"/>
+      <w:r>
+        <w:rPr>
+          <w:rFonts w:hint="eastAsia"/>
+        </w:rPr>
+        <w:t>個別部署マスタ新規作成（/hospital-facility-master/departments）</w:t>
+      </w:r>
+      <w:bookmarkEnd w:id="52"/>
+    </w:p>
+    <w:p>
+      <w:pPr>
+        <w:rPr>
+          <w:rFonts w:hint="eastAsia"/>
+        </w:rPr>
+      </w:pPr>
+      <w:r>
+        <w:rPr>
+          <w:rFonts w:hint="eastAsia"/>
+        </w:rPr>
+        <w:t>個別部署マスタ1行を新規登録する。リモデル先項目が入力されている場合は子レコードも同時作成する。</w:t>
+      </w:r>
+    </w:p>
+    <w:p>
+      <w:pPr>
+        <w:pStyle w:val="4"/>
+        <w:rPr>
+          <w:rFonts w:hint="eastAsia"/>
+        </w:rPr>
+      </w:pPr>
+      <w:r>
+        <w:rPr>
+          <w:rFonts w:hint="eastAsia"/>
+        </w:rPr>
+        <w:t>エンドポイント</w:t>
+      </w:r>
+    </w:p>
+    <w:p>
+      <w:r>
+        <w:t>Method: POST</w:t>
+      </w:r>
+    </w:p>
+    <w:p>
+      <w:r>
+        <w:t>Path: /hospital-facility-master/departments</w:t>
+      </w:r>
+    </w:p>
+    <w:p>
+      <w:pPr>
+        <w:rPr>
+          <w:rFonts w:hint="eastAsia"/>
+        </w:rPr>
+      </w:pPr>
+      <w:r>
+        <w:rPr>
+          <w:rFonts w:hint="eastAsia"/>
+        </w:rPr>
+        <w:t>認証: 要（Bearer）</w:t>
+      </w:r>
+    </w:p>
+    <w:p>
+      <w:pPr>
+        <w:pStyle w:val="3"/>
+        <w:rPr>
+          <w:rFonts w:hint="eastAsia"/>
+        </w:rPr>
+      </w:pPr>
+      <w:bookmarkStart w:id="53" w:name="_Toc232260432"/>
       <w:r>
         <w:rPr>
           <w:rFonts w:hint="eastAsia"/>
         </w:rPr>
         <w:lastRenderedPageBreak/>
-        <w:t>個別部署マスタ新規作成（/hospital-facility-master/facility-locations）</w:t>
-      </w:r>
-      <w:bookmarkEnd w:id="52"/>
-    </w:p>
-    <w:p>
-      <w:pPr>
-        <w:rPr>
-          <w:rFonts w:hint="eastAsia"/>
-        </w:rPr>
-      </w:pPr>
-      <w:r>
-        <w:rPr>
-          <w:rFonts w:hint="eastAsia"/>
-        </w:rPr>
-        <w:t>個別部署マスタ1行を新規登録する。リモデル先項目が入力されている場合は子レコードも同時作成する。</w:t>
-      </w:r>
-    </w:p>
-    <w:p>
-      <w:pPr>
-        <w:pStyle w:val="4"/>
-        <w:rPr>
-          <w:rFonts w:hint="eastAsia"/>
-        </w:rPr>
-      </w:pPr>
-      <w:r>
-        <w:rPr>
-          <w:rFonts w:hint="eastAsia"/>
-        </w:rPr>
-        <w:t>エンドポイント</w:t>
-      </w:r>
-    </w:p>
-    <w:p>
-      <w:r>
-        <w:t>Method: POST</w:t>
-      </w:r>
-    </w:p>
-    <w:p>
-      <w:r>
-        <w:t>Path: /hospital-facility-master/facility-locations</w:t>
-      </w:r>
-    </w:p>
-    <w:p>
-      <w:pPr>
-        <w:rPr>
-          <w:rFonts w:hint="eastAsia"/>
-        </w:rPr>
-      </w:pPr>
-      <w:r>
-        <w:rPr>
-          <w:rFonts w:hint="eastAsia"/>
-        </w:rPr>
-        <w:t>認証: 要（Bearer）</w:t>
-      </w:r>
-    </w:p>
-    <w:p>
-      <w:pPr>
-        <w:pStyle w:val="3"/>
-        <w:rPr>
-          <w:rFonts w:hint="eastAsia"/>
-        </w:rPr>
-      </w:pPr>
-      <w:bookmarkStart w:id="53" w:name="_Toc231189812"/>
-      <w:r>
-        <w:rPr>
-          <w:rFonts w:hint="eastAsia"/>
-        </w:rPr>
         <w:t>リクエストボディ</w:t>
       </w:r>
       <w:bookmarkEnd w:id="53"/>
@@ -19437,6 +20709,51 @@
           </w:tcPr>
           <w:p>
             <w:r>
+              <w:t>✓</w:t>
+            </w:r>
+          </w:p>
+        </w:tc>
+        <w:tc>
+          <w:tcPr>
+            <w:tcW w:w="1250" w:type="pct"/>
+          </w:tcPr>
+          <w:p>
+            <w:r>
+              <w:rPr>
+                <w:rFonts w:hint="eastAsia"/>
+              </w:rPr>
+              <w:t>旧_部署ID</w:t>
+            </w:r>
+          </w:p>
+        </w:tc>
+      </w:tr>
+      <w:tr>
+        <w:tc>
+          <w:tcPr>
+            <w:tcW w:w="1250" w:type="pct"/>
+          </w:tcPr>
+          <w:p>
+            <w:r>
+              <w:t>roomId</w:t>
+            </w:r>
+          </w:p>
+        </w:tc>
+        <w:tc>
+          <w:tcPr>
+            <w:tcW w:w="1250" w:type="pct"/>
+          </w:tcPr>
+          <w:p>
+            <w:r>
+              <w:t>string</w:t>
+            </w:r>
+          </w:p>
+        </w:tc>
+        <w:tc>
+          <w:tcPr>
+            <w:tcW w:w="1250" w:type="pct"/>
+          </w:tcPr>
+          <w:p>
+            <w:r>
               <w:t>-</w:t>
             </w:r>
           </w:p>
@@ -19450,19 +20767,19 @@
               <w:rPr>
                 <w:rFonts w:hint="eastAsia"/>
               </w:rPr>
-              <w:t>旧_部署ID</w:t>
-            </w:r>
-          </w:p>
-        </w:tc>
-      </w:tr>
-      <w:tr>
-        <w:tc>
-          <w:tcPr>
-            <w:tcW w:w="1250" w:type="pct"/>
-          </w:tcPr>
-          <w:p>
-            <w:r>
-              <w:t>roomId</w:t>
+              <w:t>旧_諸室ID</w:t>
+            </w:r>
+          </w:p>
+        </w:tc>
+      </w:tr>
+      <w:tr>
+        <w:tc>
+          <w:tcPr>
+            <w:tcW w:w="1250" w:type="pct"/>
+          </w:tcPr>
+          <w:p>
+            <w:r>
+              <w:t>building</w:t>
             </w:r>
           </w:p>
         </w:tc>
@@ -19495,19 +20812,19 @@
               <w:rPr>
                 <w:rFonts w:hint="eastAsia"/>
               </w:rPr>
-              <w:t>旧_諸室ID</w:t>
-            </w:r>
-          </w:p>
-        </w:tc>
-      </w:tr>
-      <w:tr>
-        <w:tc>
-          <w:tcPr>
-            <w:tcW w:w="1250" w:type="pct"/>
-          </w:tcPr>
-          <w:p>
-            <w:r>
-              <w:t>building</w:t>
+              <w:t>旧_棟</w:t>
+            </w:r>
+          </w:p>
+        </w:tc>
+      </w:tr>
+      <w:tr>
+        <w:tc>
+          <w:tcPr>
+            <w:tcW w:w="1250" w:type="pct"/>
+          </w:tcPr>
+          <w:p>
+            <w:r>
+              <w:t>floor</w:t>
             </w:r>
           </w:p>
         </w:tc>
@@ -19527,6 +20844,96 @@
           </w:tcPr>
           <w:p>
             <w:r>
+              <w:t>✓</w:t>
+            </w:r>
+          </w:p>
+        </w:tc>
+        <w:tc>
+          <w:tcPr>
+            <w:tcW w:w="1250" w:type="pct"/>
+          </w:tcPr>
+          <w:p>
+            <w:r>
+              <w:rPr>
+                <w:rFonts w:hint="eastAsia"/>
+              </w:rPr>
+              <w:t>旧_階</w:t>
+            </w:r>
+          </w:p>
+        </w:tc>
+      </w:tr>
+      <w:tr>
+        <w:tc>
+          <w:tcPr>
+            <w:tcW w:w="1250" w:type="pct"/>
+          </w:tcPr>
+          <w:p>
+            <w:r>
+              <w:t>departmentName</w:t>
+            </w:r>
+          </w:p>
+        </w:tc>
+        <w:tc>
+          <w:tcPr>
+            <w:tcW w:w="1250" w:type="pct"/>
+          </w:tcPr>
+          <w:p>
+            <w:r>
+              <w:t>string</w:t>
+            </w:r>
+          </w:p>
+        </w:tc>
+        <w:tc>
+          <w:tcPr>
+            <w:tcW w:w="1250" w:type="pct"/>
+          </w:tcPr>
+          <w:p>
+            <w:r>
+              <w:t>✓</w:t>
+            </w:r>
+          </w:p>
+        </w:tc>
+        <w:tc>
+          <w:tcPr>
+            <w:tcW w:w="1250" w:type="pct"/>
+          </w:tcPr>
+          <w:p>
+            <w:r>
+              <w:rPr>
+                <w:rFonts w:hint="eastAsia"/>
+              </w:rPr>
+              <w:t>旧_部門</w:t>
+            </w:r>
+          </w:p>
+        </w:tc>
+      </w:tr>
+      <w:tr>
+        <w:tc>
+          <w:tcPr>
+            <w:tcW w:w="1250" w:type="pct"/>
+          </w:tcPr>
+          <w:p>
+            <w:r>
+              <w:t>sectionName</w:t>
+            </w:r>
+          </w:p>
+        </w:tc>
+        <w:tc>
+          <w:tcPr>
+            <w:tcW w:w="1250" w:type="pct"/>
+          </w:tcPr>
+          <w:p>
+            <w:r>
+              <w:t>string</w:t>
+            </w:r>
+          </w:p>
+        </w:tc>
+        <w:tc>
+          <w:tcPr>
+            <w:tcW w:w="1250" w:type="pct"/>
+          </w:tcPr>
+          <w:p>
+            <w:r>
               <w:t>-</w:t>
             </w:r>
           </w:p>
@@ -19540,19 +20947,19 @@
               <w:rPr>
                 <w:rFonts w:hint="eastAsia"/>
               </w:rPr>
-              <w:t>旧_棟</w:t>
-            </w:r>
-          </w:p>
-        </w:tc>
-      </w:tr>
-      <w:tr>
-        <w:tc>
-          <w:tcPr>
-            <w:tcW w:w="1250" w:type="pct"/>
-          </w:tcPr>
-          <w:p>
-            <w:r>
-              <w:t>floor</w:t>
+              <w:t>旧_部署</w:t>
+            </w:r>
+          </w:p>
+        </w:tc>
+      </w:tr>
+      <w:tr>
+        <w:tc>
+          <w:tcPr>
+            <w:tcW w:w="1250" w:type="pct"/>
+          </w:tcPr>
+          <w:p>
+            <w:r>
+              <w:t>roomName</w:t>
             </w:r>
           </w:p>
         </w:tc>
@@ -19585,19 +20992,109 @@
               <w:rPr>
                 <w:rFonts w:hint="eastAsia"/>
               </w:rPr>
-              <w:t>旧_階</w:t>
-            </w:r>
-          </w:p>
-        </w:tc>
-      </w:tr>
-      <w:tr>
-        <w:tc>
-          <w:tcPr>
-            <w:tcW w:w="1250" w:type="pct"/>
-          </w:tcPr>
-          <w:p>
-            <w:r>
-              <w:t>departmentName</w:t>
+              <w:t>旧_諸室</w:t>
+            </w:r>
+          </w:p>
+        </w:tc>
+      </w:tr>
+      <w:tr>
+        <w:tc>
+          <w:tcPr>
+            <w:tcW w:w="1250" w:type="pct"/>
+          </w:tcPr>
+          <w:p>
+            <w:r>
+              <w:t>targetShipDepartmentId</w:t>
+            </w:r>
+          </w:p>
+        </w:tc>
+        <w:tc>
+          <w:tcPr>
+            <w:tcW w:w="1250" w:type="pct"/>
+          </w:tcPr>
+          <w:p>
+            <w:r>
+              <w:t>int64</w:t>
+            </w:r>
+          </w:p>
+        </w:tc>
+        <w:tc>
+          <w:tcPr>
+            <w:tcW w:w="1250" w:type="pct"/>
+          </w:tcPr>
+          <w:p>
+            <w:r>
+              <w:t>-</w:t>
+            </w:r>
+          </w:p>
+        </w:tc>
+        <w:tc>
+          <w:tcPr>
+            <w:tcW w:w="1250" w:type="pct"/>
+          </w:tcPr>
+          <w:p>
+            <w:r>
+              <w:rPr>
+                <w:rFonts w:hint="eastAsia"/>
+              </w:rPr>
+              <w:t>新側SHIP部署ID</w:t>
+            </w:r>
+          </w:p>
+        </w:tc>
+      </w:tr>
+      <w:tr>
+        <w:tc>
+          <w:tcPr>
+            <w:tcW w:w="1250" w:type="pct"/>
+          </w:tcPr>
+          <w:p>
+            <w:r>
+              <w:t>targetShipRoomCategoryId</w:t>
+            </w:r>
+          </w:p>
+        </w:tc>
+        <w:tc>
+          <w:tcPr>
+            <w:tcW w:w="1250" w:type="pct"/>
+          </w:tcPr>
+          <w:p>
+            <w:r>
+              <w:t>int64</w:t>
+            </w:r>
+          </w:p>
+        </w:tc>
+        <w:tc>
+          <w:tcPr>
+            <w:tcW w:w="1250" w:type="pct"/>
+          </w:tcPr>
+          <w:p>
+            <w:r>
+              <w:t>-</w:t>
+            </w:r>
+          </w:p>
+        </w:tc>
+        <w:tc>
+          <w:tcPr>
+            <w:tcW w:w="1250" w:type="pct"/>
+          </w:tcPr>
+          <w:p>
+            <w:r>
+              <w:rPr>
+                <w:rFonts w:hint="eastAsia"/>
+              </w:rPr>
+              <w:t>新側SHIP諸室区分ID</w:t>
+            </w:r>
+          </w:p>
+        </w:tc>
+      </w:tr>
+      <w:tr>
+        <w:tc>
+          <w:tcPr>
+            <w:tcW w:w="1250" w:type="pct"/>
+          </w:tcPr>
+          <w:p>
+            <w:r>
+              <w:t>targetBuilding</w:t>
             </w:r>
           </w:p>
         </w:tc>
@@ -19617,32 +21114,32 @@
           </w:tcPr>
           <w:p>
             <w:r>
-              <w:t>✓</w:t>
-            </w:r>
-          </w:p>
-        </w:tc>
-        <w:tc>
-          <w:tcPr>
-            <w:tcW w:w="1250" w:type="pct"/>
-          </w:tcPr>
-          <w:p>
-            <w:r>
-              <w:rPr>
-                <w:rFonts w:hint="eastAsia"/>
-              </w:rPr>
-              <w:t>旧_部門</w:t>
-            </w:r>
-          </w:p>
-        </w:tc>
-      </w:tr>
-      <w:tr>
-        <w:tc>
-          <w:tcPr>
-            <w:tcW w:w="1250" w:type="pct"/>
-          </w:tcPr>
-          <w:p>
-            <w:r>
-              <w:t>sectionName</w:t>
+              <w:t>-</w:t>
+            </w:r>
+          </w:p>
+        </w:tc>
+        <w:tc>
+          <w:tcPr>
+            <w:tcW w:w="1250" w:type="pct"/>
+          </w:tcPr>
+          <w:p>
+            <w:r>
+              <w:rPr>
+                <w:rFonts w:hint="eastAsia"/>
+              </w:rPr>
+              <w:t>新_棟</w:t>
+            </w:r>
+          </w:p>
+        </w:tc>
+      </w:tr>
+      <w:tr>
+        <w:tc>
+          <w:tcPr>
+            <w:tcW w:w="1250" w:type="pct"/>
+          </w:tcPr>
+          <w:p>
+            <w:r>
+              <w:t>targetFloor</w:t>
             </w:r>
           </w:p>
         </w:tc>
@@ -19675,19 +21172,19 @@
               <w:rPr>
                 <w:rFonts w:hint="eastAsia"/>
               </w:rPr>
-              <w:t>旧_部署</w:t>
-            </w:r>
-          </w:p>
-        </w:tc>
-      </w:tr>
-      <w:tr>
-        <w:tc>
-          <w:tcPr>
-            <w:tcW w:w="1250" w:type="pct"/>
-          </w:tcPr>
-          <w:p>
-            <w:r>
-              <w:t>roomName</w:t>
+              <w:t>新_階</w:t>
+            </w:r>
+          </w:p>
+        </w:tc>
+      </w:tr>
+      <w:tr>
+        <w:tc>
+          <w:tcPr>
+            <w:tcW w:w="1250" w:type="pct"/>
+          </w:tcPr>
+          <w:p>
+            <w:r>
+              <w:t>targetDepartmentName</w:t>
             </w:r>
           </w:p>
         </w:tc>
@@ -19707,51 +21204,6 @@
           </w:tcPr>
           <w:p>
             <w:r>
-              <w:t>✓</w:t>
-            </w:r>
-          </w:p>
-        </w:tc>
-        <w:tc>
-          <w:tcPr>
-            <w:tcW w:w="1250" w:type="pct"/>
-          </w:tcPr>
-          <w:p>
-            <w:r>
-              <w:rPr>
-                <w:rFonts w:hint="eastAsia"/>
-              </w:rPr>
-              <w:t>旧_諸室</w:t>
-            </w:r>
-          </w:p>
-        </w:tc>
-      </w:tr>
-      <w:tr>
-        <w:tc>
-          <w:tcPr>
-            <w:tcW w:w="1250" w:type="pct"/>
-          </w:tcPr>
-          <w:p>
-            <w:r>
-              <w:t>targetShipDepartmentId</w:t>
-            </w:r>
-          </w:p>
-        </w:tc>
-        <w:tc>
-          <w:tcPr>
-            <w:tcW w:w="1250" w:type="pct"/>
-          </w:tcPr>
-          <w:p>
-            <w:r>
-              <w:t>int64</w:t>
-            </w:r>
-          </w:p>
-        </w:tc>
-        <w:tc>
-          <w:tcPr>
-            <w:tcW w:w="1250" w:type="pct"/>
-          </w:tcPr>
-          <w:p>
-            <w:r>
               <w:t>-</w:t>
             </w:r>
           </w:p>
@@ -19765,29 +21217,29 @@
               <w:rPr>
                 <w:rFonts w:hint="eastAsia"/>
               </w:rPr>
-              <w:t>新側SHIP部署ID</w:t>
-            </w:r>
-          </w:p>
-        </w:tc>
-      </w:tr>
-      <w:tr>
-        <w:tc>
-          <w:tcPr>
-            <w:tcW w:w="1250" w:type="pct"/>
-          </w:tcPr>
-          <w:p>
-            <w:r>
-              <w:t>targetShipRoomCategoryId</w:t>
-            </w:r>
-          </w:p>
-        </w:tc>
-        <w:tc>
-          <w:tcPr>
-            <w:tcW w:w="1250" w:type="pct"/>
-          </w:tcPr>
-          <w:p>
-            <w:r>
-              <w:t>int64</w:t>
+              <w:t>新_部門</w:t>
+            </w:r>
+          </w:p>
+        </w:tc>
+      </w:tr>
+      <w:tr>
+        <w:tc>
+          <w:tcPr>
+            <w:tcW w:w="1250" w:type="pct"/>
+          </w:tcPr>
+          <w:p>
+            <w:r>
+              <w:t>targetSectionName</w:t>
+            </w:r>
+          </w:p>
+        </w:tc>
+        <w:tc>
+          <w:tcPr>
+            <w:tcW w:w="1250" w:type="pct"/>
+          </w:tcPr>
+          <w:p>
+            <w:r>
+              <w:t>string</w:t>
             </w:r>
           </w:p>
         </w:tc>
@@ -19810,186 +21262,6 @@
               <w:rPr>
                 <w:rFonts w:hint="eastAsia"/>
               </w:rPr>
-              <w:t>新側SHIP諸室区分ID</w:t>
-            </w:r>
-          </w:p>
-        </w:tc>
-      </w:tr>
-      <w:tr>
-        <w:tc>
-          <w:tcPr>
-            <w:tcW w:w="1250" w:type="pct"/>
-          </w:tcPr>
-          <w:p>
-            <w:r>
-              <w:t>targetBuilding</w:t>
-            </w:r>
-          </w:p>
-        </w:tc>
-        <w:tc>
-          <w:tcPr>
-            <w:tcW w:w="1250" w:type="pct"/>
-          </w:tcPr>
-          <w:p>
-            <w:r>
-              <w:t>string</w:t>
-            </w:r>
-          </w:p>
-        </w:tc>
-        <w:tc>
-          <w:tcPr>
-            <w:tcW w:w="1250" w:type="pct"/>
-          </w:tcPr>
-          <w:p>
-            <w:r>
-              <w:t>-</w:t>
-            </w:r>
-          </w:p>
-        </w:tc>
-        <w:tc>
-          <w:tcPr>
-            <w:tcW w:w="1250" w:type="pct"/>
-          </w:tcPr>
-          <w:p>
-            <w:r>
-              <w:rPr>
-                <w:rFonts w:hint="eastAsia"/>
-              </w:rPr>
-              <w:t>新_棟</w:t>
-            </w:r>
-          </w:p>
-        </w:tc>
-      </w:tr>
-      <w:tr>
-        <w:tc>
-          <w:tcPr>
-            <w:tcW w:w="1250" w:type="pct"/>
-          </w:tcPr>
-          <w:p>
-            <w:r>
-              <w:t>targetFloor</w:t>
-            </w:r>
-          </w:p>
-        </w:tc>
-        <w:tc>
-          <w:tcPr>
-            <w:tcW w:w="1250" w:type="pct"/>
-          </w:tcPr>
-          <w:p>
-            <w:r>
-              <w:t>string</w:t>
-            </w:r>
-          </w:p>
-        </w:tc>
-        <w:tc>
-          <w:tcPr>
-            <w:tcW w:w="1250" w:type="pct"/>
-          </w:tcPr>
-          <w:p>
-            <w:r>
-              <w:t>-</w:t>
-            </w:r>
-          </w:p>
-        </w:tc>
-        <w:tc>
-          <w:tcPr>
-            <w:tcW w:w="1250" w:type="pct"/>
-          </w:tcPr>
-          <w:p>
-            <w:r>
-              <w:rPr>
-                <w:rFonts w:hint="eastAsia"/>
-              </w:rPr>
-              <w:t>新_階</w:t>
-            </w:r>
-          </w:p>
-        </w:tc>
-      </w:tr>
-      <w:tr>
-        <w:tc>
-          <w:tcPr>
-            <w:tcW w:w="1250" w:type="pct"/>
-          </w:tcPr>
-          <w:p>
-            <w:r>
-              <w:t>targetDepartmentName</w:t>
-            </w:r>
-          </w:p>
-        </w:tc>
-        <w:tc>
-          <w:tcPr>
-            <w:tcW w:w="1250" w:type="pct"/>
-          </w:tcPr>
-          <w:p>
-            <w:r>
-              <w:t>string</w:t>
-            </w:r>
-          </w:p>
-        </w:tc>
-        <w:tc>
-          <w:tcPr>
-            <w:tcW w:w="1250" w:type="pct"/>
-          </w:tcPr>
-          <w:p>
-            <w:r>
-              <w:t>-</w:t>
-            </w:r>
-          </w:p>
-        </w:tc>
-        <w:tc>
-          <w:tcPr>
-            <w:tcW w:w="1250" w:type="pct"/>
-          </w:tcPr>
-          <w:p>
-            <w:r>
-              <w:rPr>
-                <w:rFonts w:hint="eastAsia"/>
-              </w:rPr>
-              <w:t>新_部門</w:t>
-            </w:r>
-          </w:p>
-        </w:tc>
-      </w:tr>
-      <w:tr>
-        <w:tc>
-          <w:tcPr>
-            <w:tcW w:w="1250" w:type="pct"/>
-          </w:tcPr>
-          <w:p>
-            <w:r>
-              <w:t>targetSectionName</w:t>
-            </w:r>
-          </w:p>
-        </w:tc>
-        <w:tc>
-          <w:tcPr>
-            <w:tcW w:w="1250" w:type="pct"/>
-          </w:tcPr>
-          <w:p>
-            <w:r>
-              <w:t>string</w:t>
-            </w:r>
-          </w:p>
-        </w:tc>
-        <w:tc>
-          <w:tcPr>
-            <w:tcW w:w="1250" w:type="pct"/>
-          </w:tcPr>
-          <w:p>
-            <w:r>
-              <w:t>-</w:t>
-            </w:r>
-          </w:p>
-        </w:tc>
-        <w:tc>
-          <w:tcPr>
-            <w:tcW w:w="1250" w:type="pct"/>
-          </w:tcPr>
-          <w:p>
-            <w:r>
-              <w:rPr>
-                <w:rFonts w:hint="eastAsia"/>
-              </w:rPr>
               <w:t>新_部署</w:t>
             </w:r>
           </w:p>
@@ -20002,7 +21274,6 @@
           </w:tcPr>
           <w:p>
             <w:r>
-              <w:lastRenderedPageBreak/>
               <w:t>targetRoomName</w:t>
             </w:r>
           </w:p>
@@ -20138,6 +21409,7 @@
         <w:rPr>
           <w:rFonts w:hint="eastAsia"/>
         </w:rPr>
+        <w:lastRenderedPageBreak/>
         <w:t>認可条件: 通常アカウントの場合、指定 `facilityId` について `facility_feature_settings` と `user_facility_feature_settings` の両方で `hospital_dept_master_edit` が有効であること</w:t>
       </w:r>
     </w:p>
@@ -20178,6 +21450,19 @@
         <w:rPr>
           <w:rFonts w:hint="eastAsia"/>
         </w:rPr>
+        <w:t>同一施設・同一 `departmentId` の未削除行がある場合、`departmentName` / `sectionName` が一致することを確認する</w:t>
+      </w:r>
+    </w:p>
+    <w:p>
+      <w:pPr>
+        <w:rPr>
+          <w:rFonts w:hint="eastAsia"/>
+        </w:rPr>
+      </w:pPr>
+      <w:r>
+        <w:rPr>
+          <w:rFonts w:hint="eastAsia"/>
+        </w:rPr>
         <w:t>`facility_locations` に現行ロケーションを新規作成する</w:t>
       </w:r>
     </w:p>
@@ -20214,7 +21499,7 @@
           <w:rFonts w:hint="eastAsia"/>
         </w:rPr>
       </w:pPr>
-      <w:bookmarkStart w:id="54" w:name="_Toc231189813"/>
+      <w:bookmarkStart w:id="54" w:name="_Toc232260433"/>
       <w:r>
         <w:rPr>
           <w:rFonts w:hint="eastAsia"/>
@@ -20382,7 +21667,7 @@
           <w:rFonts w:hint="eastAsia"/>
         </w:rPr>
       </w:pPr>
-      <w:bookmarkStart w:id="55" w:name="_Toc231189814"/>
+      <w:bookmarkStart w:id="55" w:name="_Toc232260434"/>
       <w:r>
         <w:rPr>
           <w:rFonts w:hint="eastAsia"/>
@@ -20586,7 +21871,6 @@
           </w:tcPr>
           <w:p>
             <w:r>
-              <w:lastRenderedPageBreak/>
               <w:t>403</w:t>
             </w:r>
           </w:p>
@@ -20636,6 +21920,41 @@
                 <w:rFonts w:hint="eastAsia"/>
               </w:rPr>
               <w:t>対象施設が存在しない、または削除済み</w:t>
+            </w:r>
+          </w:p>
+        </w:tc>
+        <w:tc>
+          <w:tcPr>
+            <w:tcW w:w="1667" w:type="pct"/>
+          </w:tcPr>
+          <w:p>
+            <w:r>
+              <w:t>ErrorResponse</w:t>
+            </w:r>
+          </w:p>
+        </w:tc>
+      </w:tr>
+      <w:tr>
+        <w:tc>
+          <w:tcPr>
+            <w:tcW w:w="1666" w:type="pct"/>
+          </w:tcPr>
+          <w:p>
+            <w:r>
+              <w:t>409</w:t>
+            </w:r>
+          </w:p>
+        </w:tc>
+        <w:tc>
+          <w:tcPr>
+            <w:tcW w:w="1667" w:type="pct"/>
+          </w:tcPr>
+          <w:p>
+            <w:r>
+              <w:rPr>
+                <w:rFonts w:hint="eastAsia"/>
+              </w:rPr>
+              <w:t>同一施設・同一部署IDの名称不一致</w:t>
             </w:r>
           </w:p>
         </w:tc>
@@ -20694,12 +22013,13 @@
           <w:rFonts w:hint="eastAsia"/>
         </w:rPr>
       </w:pPr>
-      <w:bookmarkStart w:id="56" w:name="_Toc231189815"/>
-      <w:r>
-        <w:rPr>
-          <w:rFonts w:hint="eastAsia"/>
-        </w:rPr>
-        <w:t>個別部署マスタ更新（/hospital-facility-master/facility-locations/{facilityLocationId}）</w:t>
+      <w:bookmarkStart w:id="56" w:name="_Toc232260435"/>
+      <w:r>
+        <w:rPr>
+          <w:rFonts w:hint="eastAsia"/>
+        </w:rPr>
+        <w:lastRenderedPageBreak/>
+        <w:t>個別部署マスタ更新（/hospital-facility-master/departments/{facilityLocationId}）</w:t>
       </w:r>
       <w:bookmarkEnd w:id="56"/>
     </w:p>
@@ -20737,7 +22057,7 @@
     </w:p>
     <w:p>
       <w:r>
-        <w:t>Path: /hospital-facility-master/facility-locations/{facilityLocationId}</w:t>
+        <w:t>Path: /hospital-facility-master/departments/{facilityLocationId}</w:t>
       </w:r>
     </w:p>
     <w:p>
@@ -20760,7 +22080,7 @@
           <w:rFonts w:hint="eastAsia"/>
         </w:rPr>
       </w:pPr>
-      <w:bookmarkStart w:id="57" w:name="_Toc231189816"/>
+      <w:bookmarkStart w:id="57" w:name="_Toc232260436"/>
       <w:r>
         <w:rPr>
           <w:rFonts w:hint="eastAsia"/>
@@ -20958,7 +22278,7 @@
           <w:rFonts w:hint="eastAsia"/>
         </w:rPr>
       </w:pPr>
-      <w:bookmarkStart w:id="58" w:name="_Toc231189817"/>
+      <w:bookmarkStart w:id="58" w:name="_Toc232260437"/>
       <w:r>
         <w:rPr>
           <w:rFonts w:hint="eastAsia"/>
@@ -21234,6 +22554,51 @@
           </w:tcPr>
           <w:p>
             <w:r>
+              <w:t>✓</w:t>
+            </w:r>
+          </w:p>
+        </w:tc>
+        <w:tc>
+          <w:tcPr>
+            <w:tcW w:w="1250" w:type="pct"/>
+          </w:tcPr>
+          <w:p>
+            <w:r>
+              <w:rPr>
+                <w:rFonts w:hint="eastAsia"/>
+              </w:rPr>
+              <w:t>旧_部署ID</w:t>
+            </w:r>
+          </w:p>
+        </w:tc>
+      </w:tr>
+      <w:tr>
+        <w:tc>
+          <w:tcPr>
+            <w:tcW w:w="1250" w:type="pct"/>
+          </w:tcPr>
+          <w:p>
+            <w:r>
+              <w:t>roomId</w:t>
+            </w:r>
+          </w:p>
+        </w:tc>
+        <w:tc>
+          <w:tcPr>
+            <w:tcW w:w="1250" w:type="pct"/>
+          </w:tcPr>
+          <w:p>
+            <w:r>
+              <w:t>string</w:t>
+            </w:r>
+          </w:p>
+        </w:tc>
+        <w:tc>
+          <w:tcPr>
+            <w:tcW w:w="1250" w:type="pct"/>
+          </w:tcPr>
+          <w:p>
+            <w:r>
               <w:t>-</w:t>
             </w:r>
           </w:p>
@@ -21247,19 +22612,19 @@
               <w:rPr>
                 <w:rFonts w:hint="eastAsia"/>
               </w:rPr>
-              <w:t>旧_部署ID</w:t>
-            </w:r>
-          </w:p>
-        </w:tc>
-      </w:tr>
-      <w:tr>
-        <w:tc>
-          <w:tcPr>
-            <w:tcW w:w="1250" w:type="pct"/>
-          </w:tcPr>
-          <w:p>
-            <w:r>
-              <w:t>roomId</w:t>
+              <w:t>旧_諸室ID</w:t>
+            </w:r>
+          </w:p>
+        </w:tc>
+      </w:tr>
+      <w:tr>
+        <w:tc>
+          <w:tcPr>
+            <w:tcW w:w="1250" w:type="pct"/>
+          </w:tcPr>
+          <w:p>
+            <w:r>
+              <w:t>building</w:t>
             </w:r>
           </w:p>
         </w:tc>
@@ -21292,19 +22657,19 @@
               <w:rPr>
                 <w:rFonts w:hint="eastAsia"/>
               </w:rPr>
-              <w:t>旧_諸室ID</w:t>
-            </w:r>
-          </w:p>
-        </w:tc>
-      </w:tr>
-      <w:tr>
-        <w:tc>
-          <w:tcPr>
-            <w:tcW w:w="1250" w:type="pct"/>
-          </w:tcPr>
-          <w:p>
-            <w:r>
-              <w:t>building</w:t>
+              <w:t>旧_棟</w:t>
+            </w:r>
+          </w:p>
+        </w:tc>
+      </w:tr>
+      <w:tr>
+        <w:tc>
+          <w:tcPr>
+            <w:tcW w:w="1250" w:type="pct"/>
+          </w:tcPr>
+          <w:p>
+            <w:r>
+              <w:t>floor</w:t>
             </w:r>
           </w:p>
         </w:tc>
@@ -21324,6 +22689,96 @@
           </w:tcPr>
           <w:p>
             <w:r>
+              <w:t>✓</w:t>
+            </w:r>
+          </w:p>
+        </w:tc>
+        <w:tc>
+          <w:tcPr>
+            <w:tcW w:w="1250" w:type="pct"/>
+          </w:tcPr>
+          <w:p>
+            <w:r>
+              <w:rPr>
+                <w:rFonts w:hint="eastAsia"/>
+              </w:rPr>
+              <w:t>旧_階</w:t>
+            </w:r>
+          </w:p>
+        </w:tc>
+      </w:tr>
+      <w:tr>
+        <w:tc>
+          <w:tcPr>
+            <w:tcW w:w="1250" w:type="pct"/>
+          </w:tcPr>
+          <w:p>
+            <w:r>
+              <w:t>departmentName</w:t>
+            </w:r>
+          </w:p>
+        </w:tc>
+        <w:tc>
+          <w:tcPr>
+            <w:tcW w:w="1250" w:type="pct"/>
+          </w:tcPr>
+          <w:p>
+            <w:r>
+              <w:t>string</w:t>
+            </w:r>
+          </w:p>
+        </w:tc>
+        <w:tc>
+          <w:tcPr>
+            <w:tcW w:w="1250" w:type="pct"/>
+          </w:tcPr>
+          <w:p>
+            <w:r>
+              <w:t>✓</w:t>
+            </w:r>
+          </w:p>
+        </w:tc>
+        <w:tc>
+          <w:tcPr>
+            <w:tcW w:w="1250" w:type="pct"/>
+          </w:tcPr>
+          <w:p>
+            <w:r>
+              <w:rPr>
+                <w:rFonts w:hint="eastAsia"/>
+              </w:rPr>
+              <w:t>旧_部門</w:t>
+            </w:r>
+          </w:p>
+        </w:tc>
+      </w:tr>
+      <w:tr>
+        <w:tc>
+          <w:tcPr>
+            <w:tcW w:w="1250" w:type="pct"/>
+          </w:tcPr>
+          <w:p>
+            <w:r>
+              <w:t>sectionName</w:t>
+            </w:r>
+          </w:p>
+        </w:tc>
+        <w:tc>
+          <w:tcPr>
+            <w:tcW w:w="1250" w:type="pct"/>
+          </w:tcPr>
+          <w:p>
+            <w:r>
+              <w:t>string</w:t>
+            </w:r>
+          </w:p>
+        </w:tc>
+        <w:tc>
+          <w:tcPr>
+            <w:tcW w:w="1250" w:type="pct"/>
+          </w:tcPr>
+          <w:p>
+            <w:r>
               <w:t>-</w:t>
             </w:r>
           </w:p>
@@ -21337,19 +22792,19 @@
               <w:rPr>
                 <w:rFonts w:hint="eastAsia"/>
               </w:rPr>
-              <w:t>旧_棟</w:t>
-            </w:r>
-          </w:p>
-        </w:tc>
-      </w:tr>
-      <w:tr>
-        <w:tc>
-          <w:tcPr>
-            <w:tcW w:w="1250" w:type="pct"/>
-          </w:tcPr>
-          <w:p>
-            <w:r>
-              <w:t>floor</w:t>
+              <w:t>旧_部署</w:t>
+            </w:r>
+          </w:p>
+        </w:tc>
+      </w:tr>
+      <w:tr>
+        <w:tc>
+          <w:tcPr>
+            <w:tcW w:w="1250" w:type="pct"/>
+          </w:tcPr>
+          <w:p>
+            <w:r>
+              <w:t>roomName</w:t>
             </w:r>
           </w:p>
         </w:tc>
@@ -21382,7 +22837,187 @@
               <w:rPr>
                 <w:rFonts w:hint="eastAsia"/>
               </w:rPr>
-              <w:t>旧_階</w:t>
+              <w:t>旧_諸室</w:t>
+            </w:r>
+          </w:p>
+        </w:tc>
+      </w:tr>
+      <w:tr>
+        <w:tc>
+          <w:tcPr>
+            <w:tcW w:w="1250" w:type="pct"/>
+          </w:tcPr>
+          <w:p>
+            <w:r>
+              <w:t>targetShipDepartmentId</w:t>
+            </w:r>
+          </w:p>
+        </w:tc>
+        <w:tc>
+          <w:tcPr>
+            <w:tcW w:w="1250" w:type="pct"/>
+          </w:tcPr>
+          <w:p>
+            <w:r>
+              <w:t>int64</w:t>
+            </w:r>
+          </w:p>
+        </w:tc>
+        <w:tc>
+          <w:tcPr>
+            <w:tcW w:w="1250" w:type="pct"/>
+          </w:tcPr>
+          <w:p>
+            <w:r>
+              <w:t>-</w:t>
+            </w:r>
+          </w:p>
+        </w:tc>
+        <w:tc>
+          <w:tcPr>
+            <w:tcW w:w="1250" w:type="pct"/>
+          </w:tcPr>
+          <w:p>
+            <w:r>
+              <w:rPr>
+                <w:rFonts w:hint="eastAsia"/>
+              </w:rPr>
+              <w:t>新側SHIP部署ID</w:t>
+            </w:r>
+          </w:p>
+        </w:tc>
+      </w:tr>
+      <w:tr>
+        <w:tc>
+          <w:tcPr>
+            <w:tcW w:w="1250" w:type="pct"/>
+          </w:tcPr>
+          <w:p>
+            <w:r>
+              <w:t>targetShipRoomCategoryId</w:t>
+            </w:r>
+          </w:p>
+        </w:tc>
+        <w:tc>
+          <w:tcPr>
+            <w:tcW w:w="1250" w:type="pct"/>
+          </w:tcPr>
+          <w:p>
+            <w:r>
+              <w:t>int64</w:t>
+            </w:r>
+          </w:p>
+        </w:tc>
+        <w:tc>
+          <w:tcPr>
+            <w:tcW w:w="1250" w:type="pct"/>
+          </w:tcPr>
+          <w:p>
+            <w:r>
+              <w:t>-</w:t>
+            </w:r>
+          </w:p>
+        </w:tc>
+        <w:tc>
+          <w:tcPr>
+            <w:tcW w:w="1250" w:type="pct"/>
+          </w:tcPr>
+          <w:p>
+            <w:r>
+              <w:rPr>
+                <w:rFonts w:hint="eastAsia"/>
+              </w:rPr>
+              <w:t>新側SHIP諸室区分ID</w:t>
+            </w:r>
+          </w:p>
+        </w:tc>
+      </w:tr>
+      <w:tr>
+        <w:tc>
+          <w:tcPr>
+            <w:tcW w:w="1250" w:type="pct"/>
+          </w:tcPr>
+          <w:p>
+            <w:r>
+              <w:t>targetBuilding</w:t>
+            </w:r>
+          </w:p>
+        </w:tc>
+        <w:tc>
+          <w:tcPr>
+            <w:tcW w:w="1250" w:type="pct"/>
+          </w:tcPr>
+          <w:p>
+            <w:r>
+              <w:t>string</w:t>
+            </w:r>
+          </w:p>
+        </w:tc>
+        <w:tc>
+          <w:tcPr>
+            <w:tcW w:w="1250" w:type="pct"/>
+          </w:tcPr>
+          <w:p>
+            <w:r>
+              <w:t>-</w:t>
+            </w:r>
+          </w:p>
+        </w:tc>
+        <w:tc>
+          <w:tcPr>
+            <w:tcW w:w="1250" w:type="pct"/>
+          </w:tcPr>
+          <w:p>
+            <w:r>
+              <w:rPr>
+                <w:rFonts w:hint="eastAsia"/>
+              </w:rPr>
+              <w:t>新_棟</w:t>
+            </w:r>
+          </w:p>
+        </w:tc>
+      </w:tr>
+      <w:tr>
+        <w:tc>
+          <w:tcPr>
+            <w:tcW w:w="1250" w:type="pct"/>
+          </w:tcPr>
+          <w:p>
+            <w:r>
+              <w:t>targetFloor</w:t>
+            </w:r>
+          </w:p>
+        </w:tc>
+        <w:tc>
+          <w:tcPr>
+            <w:tcW w:w="1250" w:type="pct"/>
+          </w:tcPr>
+          <w:p>
+            <w:r>
+              <w:t>string</w:t>
+            </w:r>
+          </w:p>
+        </w:tc>
+        <w:tc>
+          <w:tcPr>
+            <w:tcW w:w="1250" w:type="pct"/>
+          </w:tcPr>
+          <w:p>
+            <w:r>
+              <w:t>-</w:t>
+            </w:r>
+          </w:p>
+        </w:tc>
+        <w:tc>
+          <w:tcPr>
+            <w:tcW w:w="1250" w:type="pct"/>
+          </w:tcPr>
+          <w:p>
+            <w:r>
+              <w:rPr>
+                <w:rFonts w:hint="eastAsia"/>
+              </w:rPr>
+              <w:t>新_階</w:t>
             </w:r>
           </w:p>
         </w:tc>
@@ -21395,321 +23030,6 @@
           <w:p>
             <w:r>
               <w:lastRenderedPageBreak/>
-              <w:t>departmentName</w:t>
-            </w:r>
-          </w:p>
-        </w:tc>
-        <w:tc>
-          <w:tcPr>
-            <w:tcW w:w="1250" w:type="pct"/>
-          </w:tcPr>
-          <w:p>
-            <w:r>
-              <w:t>string</w:t>
-            </w:r>
-          </w:p>
-        </w:tc>
-        <w:tc>
-          <w:tcPr>
-            <w:tcW w:w="1250" w:type="pct"/>
-          </w:tcPr>
-          <w:p>
-            <w:r>
-              <w:t>✓</w:t>
-            </w:r>
-          </w:p>
-        </w:tc>
-        <w:tc>
-          <w:tcPr>
-            <w:tcW w:w="1250" w:type="pct"/>
-          </w:tcPr>
-          <w:p>
-            <w:r>
-              <w:rPr>
-                <w:rFonts w:hint="eastAsia"/>
-              </w:rPr>
-              <w:t>旧_部門</w:t>
-            </w:r>
-          </w:p>
-        </w:tc>
-      </w:tr>
-      <w:tr>
-        <w:tc>
-          <w:tcPr>
-            <w:tcW w:w="1250" w:type="pct"/>
-          </w:tcPr>
-          <w:p>
-            <w:r>
-              <w:t>sectionName</w:t>
-            </w:r>
-          </w:p>
-        </w:tc>
-        <w:tc>
-          <w:tcPr>
-            <w:tcW w:w="1250" w:type="pct"/>
-          </w:tcPr>
-          <w:p>
-            <w:r>
-              <w:t>string</w:t>
-            </w:r>
-          </w:p>
-        </w:tc>
-        <w:tc>
-          <w:tcPr>
-            <w:tcW w:w="1250" w:type="pct"/>
-          </w:tcPr>
-          <w:p>
-            <w:r>
-              <w:t>-</w:t>
-            </w:r>
-          </w:p>
-        </w:tc>
-        <w:tc>
-          <w:tcPr>
-            <w:tcW w:w="1250" w:type="pct"/>
-          </w:tcPr>
-          <w:p>
-            <w:r>
-              <w:rPr>
-                <w:rFonts w:hint="eastAsia"/>
-              </w:rPr>
-              <w:t>旧_部署</w:t>
-            </w:r>
-          </w:p>
-        </w:tc>
-      </w:tr>
-      <w:tr>
-        <w:tc>
-          <w:tcPr>
-            <w:tcW w:w="1250" w:type="pct"/>
-          </w:tcPr>
-          <w:p>
-            <w:r>
-              <w:t>roomName</w:t>
-            </w:r>
-          </w:p>
-        </w:tc>
-        <w:tc>
-          <w:tcPr>
-            <w:tcW w:w="1250" w:type="pct"/>
-          </w:tcPr>
-          <w:p>
-            <w:r>
-              <w:t>string</w:t>
-            </w:r>
-          </w:p>
-        </w:tc>
-        <w:tc>
-          <w:tcPr>
-            <w:tcW w:w="1250" w:type="pct"/>
-          </w:tcPr>
-          <w:p>
-            <w:r>
-              <w:t>✓</w:t>
-            </w:r>
-          </w:p>
-        </w:tc>
-        <w:tc>
-          <w:tcPr>
-            <w:tcW w:w="1250" w:type="pct"/>
-          </w:tcPr>
-          <w:p>
-            <w:r>
-              <w:rPr>
-                <w:rFonts w:hint="eastAsia"/>
-              </w:rPr>
-              <w:t>旧_諸室</w:t>
-            </w:r>
-          </w:p>
-        </w:tc>
-      </w:tr>
-      <w:tr>
-        <w:tc>
-          <w:tcPr>
-            <w:tcW w:w="1250" w:type="pct"/>
-          </w:tcPr>
-          <w:p>
-            <w:r>
-              <w:t>targetShipDepartmentId</w:t>
-            </w:r>
-          </w:p>
-        </w:tc>
-        <w:tc>
-          <w:tcPr>
-            <w:tcW w:w="1250" w:type="pct"/>
-          </w:tcPr>
-          <w:p>
-            <w:r>
-              <w:t>int64</w:t>
-            </w:r>
-          </w:p>
-        </w:tc>
-        <w:tc>
-          <w:tcPr>
-            <w:tcW w:w="1250" w:type="pct"/>
-          </w:tcPr>
-          <w:p>
-            <w:r>
-              <w:t>-</w:t>
-            </w:r>
-          </w:p>
-        </w:tc>
-        <w:tc>
-          <w:tcPr>
-            <w:tcW w:w="1250" w:type="pct"/>
-          </w:tcPr>
-          <w:p>
-            <w:r>
-              <w:rPr>
-                <w:rFonts w:hint="eastAsia"/>
-              </w:rPr>
-              <w:t>新側SHIP部署ID</w:t>
-            </w:r>
-          </w:p>
-        </w:tc>
-      </w:tr>
-      <w:tr>
-        <w:tc>
-          <w:tcPr>
-            <w:tcW w:w="1250" w:type="pct"/>
-          </w:tcPr>
-          <w:p>
-            <w:r>
-              <w:t>targetShipRoomCategoryId</w:t>
-            </w:r>
-          </w:p>
-        </w:tc>
-        <w:tc>
-          <w:tcPr>
-            <w:tcW w:w="1250" w:type="pct"/>
-          </w:tcPr>
-          <w:p>
-            <w:r>
-              <w:t>int64</w:t>
-            </w:r>
-          </w:p>
-        </w:tc>
-        <w:tc>
-          <w:tcPr>
-            <w:tcW w:w="1250" w:type="pct"/>
-          </w:tcPr>
-          <w:p>
-            <w:r>
-              <w:t>-</w:t>
-            </w:r>
-          </w:p>
-        </w:tc>
-        <w:tc>
-          <w:tcPr>
-            <w:tcW w:w="1250" w:type="pct"/>
-          </w:tcPr>
-          <w:p>
-            <w:r>
-              <w:rPr>
-                <w:rFonts w:hint="eastAsia"/>
-              </w:rPr>
-              <w:t>新側SHIP諸室区分ID</w:t>
-            </w:r>
-          </w:p>
-        </w:tc>
-      </w:tr>
-      <w:tr>
-        <w:tc>
-          <w:tcPr>
-            <w:tcW w:w="1250" w:type="pct"/>
-          </w:tcPr>
-          <w:p>
-            <w:r>
-              <w:t>targetBuilding</w:t>
-            </w:r>
-          </w:p>
-        </w:tc>
-        <w:tc>
-          <w:tcPr>
-            <w:tcW w:w="1250" w:type="pct"/>
-          </w:tcPr>
-          <w:p>
-            <w:r>
-              <w:t>string</w:t>
-            </w:r>
-          </w:p>
-        </w:tc>
-        <w:tc>
-          <w:tcPr>
-            <w:tcW w:w="1250" w:type="pct"/>
-          </w:tcPr>
-          <w:p>
-            <w:r>
-              <w:t>-</w:t>
-            </w:r>
-          </w:p>
-        </w:tc>
-        <w:tc>
-          <w:tcPr>
-            <w:tcW w:w="1250" w:type="pct"/>
-          </w:tcPr>
-          <w:p>
-            <w:r>
-              <w:rPr>
-                <w:rFonts w:hint="eastAsia"/>
-              </w:rPr>
-              <w:t>新_棟</w:t>
-            </w:r>
-          </w:p>
-        </w:tc>
-      </w:tr>
-      <w:tr>
-        <w:tc>
-          <w:tcPr>
-            <w:tcW w:w="1250" w:type="pct"/>
-          </w:tcPr>
-          <w:p>
-            <w:r>
-              <w:t>targetFloor</w:t>
-            </w:r>
-          </w:p>
-        </w:tc>
-        <w:tc>
-          <w:tcPr>
-            <w:tcW w:w="1250" w:type="pct"/>
-          </w:tcPr>
-          <w:p>
-            <w:r>
-              <w:t>string</w:t>
-            </w:r>
-          </w:p>
-        </w:tc>
-        <w:tc>
-          <w:tcPr>
-            <w:tcW w:w="1250" w:type="pct"/>
-          </w:tcPr>
-          <w:p>
-            <w:r>
-              <w:t>-</w:t>
-            </w:r>
-          </w:p>
-        </w:tc>
-        <w:tc>
-          <w:tcPr>
-            <w:tcW w:w="1250" w:type="pct"/>
-          </w:tcPr>
-          <w:p>
-            <w:r>
-              <w:rPr>
-                <w:rFonts w:hint="eastAsia"/>
-              </w:rPr>
-              <w:t>新_階</w:t>
-            </w:r>
-          </w:p>
-        </w:tc>
-      </w:tr>
-      <w:tr>
-        <w:tc>
-          <w:tcPr>
-            <w:tcW w:w="1250" w:type="pct"/>
-          </w:tcPr>
-          <w:p>
-            <w:r>
               <w:t>targetDepartmentName</w:t>
             </w:r>
           </w:p>
@@ -21988,6 +23308,19 @@
         <w:rPr>
           <w:rFonts w:hint="eastAsia"/>
         </w:rPr>
+        <w:t>更新後に同一施設・同一 `departmentId` となる未削除行がある場合、`departmentName` / `sectionName` が一致することを確認する</w:t>
+      </w:r>
+    </w:p>
+    <w:p>
+      <w:pPr>
+        <w:rPr>
+          <w:rFonts w:hint="eastAsia"/>
+        </w:rPr>
+      </w:pPr>
+      <w:r>
+        <w:rPr>
+          <w:rFonts w:hint="eastAsia"/>
+        </w:rPr>
         <w:t>現行ロケーションを更新する</w:t>
       </w:r>
     </w:p>
@@ -22011,12 +23344,11 @@
           <w:rFonts w:hint="eastAsia"/>
         </w:rPr>
       </w:pPr>
-      <w:bookmarkStart w:id="59" w:name="_Toc231189818"/>
-      <w:r>
-        <w:rPr>
-          <w:rFonts w:hint="eastAsia"/>
-        </w:rPr>
-        <w:lastRenderedPageBreak/>
+      <w:bookmarkStart w:id="59" w:name="_Toc232260438"/>
+      <w:r>
+        <w:rPr>
+          <w:rFonts w:hint="eastAsia"/>
+        </w:rPr>
         <w:t>レスポンス（200：HospitalFacilityLocationResponse）</w:t>
       </w:r>
       <w:bookmarkEnd w:id="59"/>
@@ -22180,11 +23512,12 @@
           <w:rFonts w:hint="eastAsia"/>
         </w:rPr>
       </w:pPr>
-      <w:bookmarkStart w:id="60" w:name="_Toc231189819"/>
-      <w:r>
-        <w:rPr>
-          <w:rFonts w:hint="eastAsia"/>
-        </w:rPr>
+      <w:bookmarkStart w:id="60" w:name="_Toc232260439"/>
+      <w:r>
+        <w:rPr>
+          <w:rFonts w:hint="eastAsia"/>
+        </w:rPr>
+        <w:lastRenderedPageBreak/>
         <w:t>ステータスコード</w:t>
       </w:r>
       <w:bookmarkEnd w:id="60"/>
@@ -22454,6 +23787,41 @@
           </w:tcPr>
           <w:p>
             <w:r>
+              <w:t>409</w:t>
+            </w:r>
+          </w:p>
+        </w:tc>
+        <w:tc>
+          <w:tcPr>
+            <w:tcW w:w="1667" w:type="pct"/>
+          </w:tcPr>
+          <w:p>
+            <w:r>
+              <w:rPr>
+                <w:rFonts w:hint="eastAsia"/>
+              </w:rPr>
+              <w:t>同一施設・同一部署IDの名称不一致</w:t>
+            </w:r>
+          </w:p>
+        </w:tc>
+        <w:tc>
+          <w:tcPr>
+            <w:tcW w:w="1667" w:type="pct"/>
+          </w:tcPr>
+          <w:p>
+            <w:r>
+              <w:t>ErrorResponse</w:t>
+            </w:r>
+          </w:p>
+        </w:tc>
+      </w:tr>
+      <w:tr>
+        <w:tc>
+          <w:tcPr>
+            <w:tcW w:w="1666" w:type="pct"/>
+          </w:tcPr>
+          <w:p>
+            <w:r>
               <w:t>500</w:t>
             </w:r>
           </w:p>
@@ -22491,12 +23859,12 @@
           <w:rFonts w:hint="eastAsia"/>
         </w:rPr>
       </w:pPr>
-      <w:bookmarkStart w:id="61" w:name="_Toc231189820"/>
-      <w:r>
-        <w:rPr>
-          <w:rFonts w:hint="eastAsia"/>
-        </w:rPr>
-        <w:t>個別部署マスタ削除（/hospital-facility-master/facility-locations/{facilityLocationId}）</w:t>
+      <w:bookmarkStart w:id="61" w:name="_Toc232260440"/>
+      <w:r>
+        <w:rPr>
+          <w:rFonts w:hint="eastAsia"/>
+        </w:rPr>
+        <w:t>個別部署マスタ削除（/hospital-facility-master/departments/{facilityLocationId}）</w:t>
       </w:r>
       <w:bookmarkEnd w:id="61"/>
     </w:p>
@@ -22534,7 +23902,7 @@
     </w:p>
     <w:p>
       <w:r>
-        <w:t>Path: /hospital-facility-master/facility-locations/{facilityLocationId}</w:t>
+        <w:t>Path: /hospital-facility-master/departments/{facilityLocationId}</w:t>
       </w:r>
     </w:p>
     <w:p>
@@ -22557,7 +23925,7 @@
           <w:rFonts w:hint="eastAsia"/>
         </w:rPr>
       </w:pPr>
-      <w:bookmarkStart w:id="62" w:name="_Toc231189821"/>
+      <w:bookmarkStart w:id="62" w:name="_Toc232260441"/>
       <w:r>
         <w:rPr>
           <w:rFonts w:hint="eastAsia"/>
@@ -22759,6 +24127,7 @@
         <w:rPr>
           <w:rFonts w:hint="eastAsia"/>
         </w:rPr>
+        <w:lastRenderedPageBreak/>
         <w:t>権限チェック</w:t>
       </w:r>
     </w:p>
@@ -22874,7 +24243,7 @@
           <w:rFonts w:hint="eastAsia"/>
         </w:rPr>
       </w:pPr>
-      <w:bookmarkStart w:id="63" w:name="_Toc231189822"/>
+      <w:bookmarkStart w:id="63" w:name="_Toc232260442"/>
       <w:r>
         <w:rPr>
           <w:rFonts w:hint="eastAsia"/>
@@ -22903,7 +24272,7 @@
           <w:rFonts w:hint="eastAsia"/>
         </w:rPr>
       </w:pPr>
-      <w:bookmarkStart w:id="64" w:name="_Toc231189823"/>
+      <w:bookmarkStart w:id="64" w:name="_Toc232260443"/>
       <w:r>
         <w:rPr>
           <w:rFonts w:hint="eastAsia"/>
@@ -23179,7 +24548,7 @@
           <w:rFonts w:hint="eastAsia"/>
         </w:rPr>
       </w:pPr>
-      <w:bookmarkStart w:id="65" w:name="_Toc231189824"/>
+      <w:bookmarkStart w:id="65" w:name="_Toc232260444"/>
       <w:r>
         <w:rPr>
           <w:rFonts w:hint="eastAsia"/>
@@ -23196,7 +24565,7 @@
           <w:rFonts w:hint="eastAsia"/>
         </w:rPr>
       </w:pPr>
-      <w:bookmarkStart w:id="66" w:name="_Toc231189825"/>
+      <w:bookmarkStart w:id="66" w:name="_Toc232260445"/>
       <w:r>
         <w:rPr>
           <w:rFonts w:hint="eastAsia"/>
@@ -23421,7 +24790,7 @@
           <w:rFonts w:hint="eastAsia"/>
         </w:rPr>
       </w:pPr>
-      <w:bookmarkStart w:id="67" w:name="_Toc231189826"/>
+      <w:bookmarkStart w:id="67" w:name="_Toc232260446"/>
       <w:r>
         <w:rPr>
           <w:rFonts w:hint="eastAsia"/>
@@ -23494,12 +24863,12 @@
           <w:rFonts w:hint="eastAsia"/>
         </w:rPr>
       </w:pPr>
-      <w:bookmarkStart w:id="68" w:name="_Toc231189827"/>
-      <w:r>
-        <w:rPr>
-          <w:rFonts w:hint="eastAsia"/>
-        </w:rPr>
-        <w:t>インポート運用ルール</w:t>
+      <w:bookmarkStart w:id="68" w:name="_Toc232260447"/>
+      <w:r>
+        <w:rPr>
+          <w:rFonts w:hint="eastAsia"/>
+        </w:rPr>
+        <w:t>部署ID名称整合ルール</w:t>
       </w:r>
       <w:bookmarkEnd w:id="68"/>
     </w:p>
@@ -23519,45 +24888,7 @@
         <w:rPr>
           <w:rFonts w:hint="eastAsia"/>
         </w:rPr>
-        <w:t>追加インポートは既存データへ追記する</w:t>
-      </w:r>
-    </w:p>
-    <w:p>
-      <w:pPr>
-        <w:pStyle w:val="afffffff8"/>
-        <w:numPr>
-          <w:ilvl w:val="0"/>
-          <w:numId w:val="7"/>
-        </w:numPr>
-        <w:ind w:leftChars="0"/>
-        <w:rPr>
-          <w:rFonts w:hint="eastAsia"/>
-        </w:rPr>
-      </w:pPr>
-      <w:r>
-        <w:rPr>
-          <w:rFonts w:hint="eastAsia"/>
-        </w:rPr>
-        <w:t>置換インポートは選択施設分のみを置き換える</w:t>
-      </w:r>
-    </w:p>
-    <w:p>
-      <w:pPr>
-        <w:pStyle w:val="afffffff8"/>
-        <w:numPr>
-          <w:ilvl w:val="0"/>
-          <w:numId w:val="7"/>
-        </w:numPr>
-        <w:ind w:leftChars="0"/>
-        <w:rPr>
-          <w:rFonts w:hint="eastAsia"/>
-        </w:rPr>
-      </w:pPr>
-      <w:r>
-        <w:rPr>
-          <w:rFonts w:hint="eastAsia"/>
-        </w:rPr>
-        <w:t>テンプレート列定義と一致しない場合はプレビュー段階でエラーとする</w:t>
+        <w:t>同一施設・同一 `department_id` の未削除行では `department_name` / `section_name` を一致させ、登録・更新・インポートで不一致を拒否する</w:t>
       </w:r>
     </w:p>
     <w:p>
@@ -23567,13 +24898,13 @@
           <w:rFonts w:hint="eastAsia"/>
         </w:rPr>
       </w:pPr>
-      <w:bookmarkStart w:id="69" w:name="_Toc231189828"/>
+      <w:bookmarkStart w:id="69" w:name="_Toc232260448"/>
       <w:r>
         <w:rPr>
           <w:rFonts w:hint="eastAsia"/>
         </w:rPr>
         <w:lastRenderedPageBreak/>
-        <w:t>未確定事項</w:t>
+        <w:t>インポート運用ルール</w:t>
       </w:r>
       <w:bookmarkEnd w:id="69"/>
     </w:p>
@@ -23593,7 +24924,7 @@
         <w:rPr>
           <w:rFonts w:hint="eastAsia"/>
         </w:rPr>
-        <w:t>Excel テンプレートの最終必須列定義は、運用詳細確定時に再確認余地がある</w:t>
+        <w:t>追加インポートは既存データへ追記する</w:t>
       </w:r>
     </w:p>
     <w:p>
@@ -23612,7 +24943,102 @@
         <w:rPr>
           <w:rFonts w:hint="eastAsia"/>
         </w:rPr>
-        <w:t>モックでは一部新側項目がインライン表示されていないが、DB/API は `targetFloor` / `targetRoomCount` を保持可能とする</w:t>
+        <w:t>置換インポートは選択施設分のみを置き換える</w:t>
+      </w:r>
+    </w:p>
+    <w:p>
+      <w:pPr>
+        <w:pStyle w:val="afffffff8"/>
+        <w:numPr>
+          <w:ilvl w:val="0"/>
+          <w:numId w:val="8"/>
+        </w:numPr>
+        <w:ind w:leftChars="0"/>
+        <w:rPr>
+          <w:rFonts w:hint="eastAsia"/>
+        </w:rPr>
+      </w:pPr>
+      <w:r>
+        <w:rPr>
+          <w:rFonts w:hint="eastAsia"/>
+        </w:rPr>
+        <w:t>テンプレート列定義と一致しない場合はプレビュー段階でエラーとする</w:t>
+      </w:r>
+    </w:p>
+    <w:p>
+      <w:pPr>
+        <w:pStyle w:val="afffffff8"/>
+        <w:numPr>
+          <w:ilvl w:val="0"/>
+          <w:numId w:val="8"/>
+        </w:numPr>
+        <w:ind w:leftChars="0"/>
+        <w:rPr>
+          <w:rFonts w:hint="eastAsia"/>
+        </w:rPr>
+      </w:pPr>
+      <w:r>
+        <w:rPr>
+          <w:rFonts w:hint="eastAsia"/>
+        </w:rPr>
+        <w:t>`旧_部署ID` / `旧_フロア` / `旧_部門` / `旧_室名称` は必須列とし、未入力行はプレビュー段階で取込不可行として扱う</w:t>
+      </w:r>
+    </w:p>
+    <w:p>
+      <w:pPr>
+        <w:pStyle w:val="afffffff8"/>
+        <w:numPr>
+          <w:ilvl w:val="0"/>
+          <w:numId w:val="8"/>
+        </w:numPr>
+        <w:ind w:leftChars="0"/>
+        <w:rPr>
+          <w:rFonts w:hint="eastAsia"/>
+        </w:rPr>
+      </w:pPr>
+      <w:r>
+        <w:rPr>
+          <w:rFonts w:hint="eastAsia"/>
+        </w:rPr>
+        <w:t>空行を除く非空データ行が0件のファイルはプレビューを生成しない</w:t>
+      </w:r>
+    </w:p>
+    <w:p>
+      <w:pPr>
+        <w:pStyle w:val="afffffff8"/>
+        <w:numPr>
+          <w:ilvl w:val="0"/>
+          <w:numId w:val="8"/>
+        </w:numPr>
+        <w:ind w:leftChars="0"/>
+        <w:rPr>
+          <w:rFonts w:hint="eastAsia"/>
+        </w:rPr>
+      </w:pPr>
+      <w:r>
+        <w:rPr>
+          <w:rFonts w:hint="eastAsia"/>
+        </w:rPr>
+        <w:t>ファイル内の施設情報が選択施設と一致しない場合は、ファイル単位のエラーとする</w:t>
+      </w:r>
+    </w:p>
+    <w:p>
+      <w:pPr>
+        <w:pStyle w:val="afffffff8"/>
+        <w:numPr>
+          <w:ilvl w:val="0"/>
+          <w:numId w:val="8"/>
+        </w:numPr>
+        <w:ind w:leftChars="0"/>
+        <w:rPr>
+          <w:rFonts w:hint="eastAsia"/>
+        </w:rPr>
+      </w:pPr>
+      <w:r>
+        <w:rPr>
+          <w:rFonts w:hint="eastAsia"/>
+        </w:rPr>
+        <w:t>本取込は `errorCount=0` かつ `validRowCount&gt;0` のプレビューのみ許可し、正常行だけの部分取込は行わない</w:t>
       </w:r>
     </w:p>
     <w:p>
@@ -23622,7 +25048,7 @@
           <w:rFonts w:hint="eastAsia"/>
         </w:rPr>
       </w:pPr>
-      <w:bookmarkStart w:id="70" w:name="_Toc231189829"/>
+      <w:bookmarkStart w:id="70" w:name="_Toc232260449"/>
       <w:r>
         <w:rPr>
           <w:rFonts w:hint="eastAsia"/>
@@ -23814,7 +25240,7 @@
               <w:rPr>
                 <w:rFonts w:hint="eastAsia"/>
               </w:rPr>
-              <w:t>取込ファイル形式不正または内容不正</w:t>
+              <w:t>取込ファイル形式不正、ヘッダー不正、非空データ行が0件、または選択施設との不一致</w:t>
             </w:r>
           </w:p>
         </w:tc>
@@ -23919,7 +25345,14 @@
               <w:rPr>
                 <w:rFonts w:hint="eastAsia"/>
               </w:rPr>
-              <w:t>通常アカウントで対象施設に対する実効 `hospital_dept_master_edit` がない。共有システム管理者では対象施設が未削除であれば通常権限判定をバイパスする</w:t>
+              <w:t>通常アカウントで対象施設に対する実効 `hospital_dept_master_edit` がない。共有システム管理者では対象施設が</w:t>
+            </w:r>
+            <w:r>
+              <w:rPr>
+                <w:rFonts w:hint="eastAsia"/>
+              </w:rPr>
+              <w:lastRenderedPageBreak/>
+              <w:t>未削除であれば通常権限判定をバイパスする</w:t>
             </w:r>
           </w:p>
         </w:tc>
@@ -23931,6 +25364,7 @@
           </w:tcPr>
           <w:p>
             <w:r>
+              <w:lastRenderedPageBreak/>
               <w:t>FACILITY_NOT_FOUND</w:t>
             </w:r>
           </w:p>
@@ -24001,7 +25435,7 @@
           </w:tcPr>
           <w:p>
             <w:r>
-              <w:t>IMPORT_PREVIEW_NOT_FOUND</w:t>
+              <w:t>DEPARTMENT_ID_NAME_CONFLICT</w:t>
             </w:r>
           </w:p>
         </w:tc>
@@ -24011,7 +25445,7 @@
           </w:tcPr>
           <w:p>
             <w:r>
-              <w:t>404</w:t>
+              <w:t>409</w:t>
             </w:r>
           </w:p>
         </w:tc>
@@ -24024,7 +25458,7 @@
               <w:rPr>
                 <w:rFonts w:hint="eastAsia"/>
               </w:rPr>
-              <w:t>プレビュー情報が存在しない</w:t>
+              <w:t>同一施設・同一部署IDの部門名または部署名が既存の未削除行と一致しない</w:t>
             </w:r>
           </w:p>
         </w:tc>
@@ -24036,7 +25470,6 @@
           </w:tcPr>
           <w:p>
             <w:r>
-              <w:lastRenderedPageBreak/>
               <w:t>INTERNAL_SERVER_ERROR</w:t>
             </w:r>
           </w:p>
@@ -24074,7 +25507,7 @@
           <w:rFonts w:hint="eastAsia"/>
         </w:rPr>
       </w:pPr>
-      <w:bookmarkStart w:id="71" w:name="_Toc231189830"/>
+      <w:bookmarkStart w:id="71" w:name="_Toc232260450"/>
       <w:r>
         <w:rPr>
           <w:rFonts w:hint="eastAsia"/>
@@ -24090,7 +25523,7 @@
           <w:rFonts w:hint="eastAsia"/>
         </w:rPr>
       </w:pPr>
-      <w:bookmarkStart w:id="72" w:name="_Toc231189831"/>
+      <w:bookmarkStart w:id="72" w:name="_Toc232260451"/>
       <w:r>
         <w:rPr>
           <w:rFonts w:hint="eastAsia"/>
@@ -24154,79 +25587,6 @@
           <w:rFonts w:hint="eastAsia"/>
         </w:rPr>
         <w:t>削除済みデータは一覧、エクスポート、候補表示の対象外とする</w:t>
-      </w:r>
-    </w:p>
-    <w:p>
-      <w:pPr>
-        <w:pStyle w:val="2"/>
-        <w:rPr>
-          <w:rFonts w:hint="eastAsia"/>
-        </w:rPr>
-      </w:pPr>
-      <w:bookmarkStart w:id="73" w:name="_Toc231189832"/>
-      <w:r>
-        <w:rPr>
-          <w:rFonts w:hint="eastAsia"/>
-        </w:rPr>
-        <w:t>今後拡張時の留意点</w:t>
-      </w:r>
-      <w:bookmarkEnd w:id="73"/>
-    </w:p>
-    <w:p>
-      <w:pPr>
-        <w:pStyle w:val="afffffff8"/>
-        <w:numPr>
-          <w:ilvl w:val="0"/>
-          <w:numId w:val="10"/>
-        </w:numPr>
-        <w:ind w:leftChars="0"/>
-        <w:rPr>
-          <w:rFonts w:hint="eastAsia"/>
-        </w:rPr>
-      </w:pPr>
-      <w:r>
-        <w:rPr>
-          <w:rFonts w:hint="eastAsia"/>
-        </w:rPr>
-        <w:t>件数増加時はページングや並び順指定の追加を検討する</w:t>
-      </w:r>
-    </w:p>
-    <w:p>
-      <w:pPr>
-        <w:pStyle w:val="afffffff8"/>
-        <w:numPr>
-          <w:ilvl w:val="0"/>
-          <w:numId w:val="10"/>
-        </w:numPr>
-        <w:ind w:leftChars="0"/>
-        <w:rPr>
-          <w:rFonts w:hint="eastAsia"/>
-        </w:rPr>
-      </w:pPr>
-      <w:r>
-        <w:rPr>
-          <w:rFonts w:hint="eastAsia"/>
-        </w:rPr>
-        <w:t>インポートが大規模化する場合は非同期ジョブ化を検討する</w:t>
-      </w:r>
-    </w:p>
-    <w:p>
-      <w:pPr>
-        <w:pStyle w:val="afffffff8"/>
-        <w:numPr>
-          <w:ilvl w:val="0"/>
-          <w:numId w:val="10"/>
-        </w:numPr>
-        <w:ind w:leftChars="0"/>
-        <w:rPr>
-          <w:rFonts w:hint="eastAsia"/>
-        </w:rPr>
-      </w:pPr>
-      <w:r>
-        <w:rPr>
-          <w:rFonts w:hint="eastAsia"/>
-        </w:rPr>
-        <w:t>現行値反映の別機能を設ける場合は `facility_location_remodels` のライフサイクル整理が必要になる</w:t>
       </w:r>
     </w:p>
     <w:p/>
@@ -24295,9 +25655,9 @@
 <file path=word/numbering.xml><?xml version="1.0" encoding="utf-8"?>
 <w:numbering xmlns:wpc="http://schemas.microsoft.com/office/word/2010/wordprocessingCanvas" xmlns:cx="http://schemas.microsoft.com/office/drawing/2014/chartex" xmlns:cx1="http://schemas.microsoft.com/office/drawing/2015/9/8/chartex" xmlns:cx2="http://schemas.microsoft.com/office/drawing/2015/10/21/chartex" xmlns:cx3="http://schemas.microsoft.com/office/drawing/2016/5/9/chartex" xmlns:cx4="http://schemas.microsoft.com/office/drawing/2016/5/10/chartex" xmlns:cx5="http://schemas.microsoft.com/office/drawing/2016/5/11/chartex" xmlns:cx6="http://schemas.microsoft.com/office/drawing/2016/5/12/chartex" xmlns:cx7="http://schemas.microsoft.com/office/drawing/2016/5/13/chartex" xmlns:cx8="http://schemas.microsoft.com/office/drawing/2016/5/14/chartex" xmlns:mc="http://schemas.openxmlformats.org/markup-compatibility/2006" xmlns:aink="http://schemas.microsoft.com/office/drawing/2016/ink" xmlns:am3d="http://schemas.microsoft.com/office/drawing/2017/model3d" xmlns:o="urn:schemas-microsoft-com:office:office" xmlns:oel="http://schemas.microsoft.com/office/2019/extlst" xmlns:r="http://schemas.openxmlformats.org/officeDocument/2006/relationships" xmlns:m="http://schemas.openxmlformats.org/officeDocument/2006/math" xmlns:v="urn:schemas-microsoft-com:vml" xmlns:wp14="http://schemas.microsoft.com/office/word/2010/wordprocessingDrawing" xmlns:wp="http://schemas.openxmlformats.org/drawingml/2006/wordprocessingDrawing" xmlns:w10="urn:schemas-microsoft-com:office:word" xmlns:w="http://schemas.openxmlformats.org/wordprocessingml/2006/main" xmlns:w14="http://schemas.microsoft.com/office/word/2010/wordml" xmlns:w15="http://schemas.microsoft.com/office/word/2012/wordml" xmlns:w16cex="http://schemas.microsoft.com/office/word/2018/wordml/cex" xmlns:w16cid="http://schemas.microsoft.com/office/word/2016/wordml/cid" xmlns:w16="http://schemas.microsoft.com/office/word/2018/wordml" xmlns:w16du="http://schemas.microsoft.com/office/word/2023/wordml/word16du" xmlns:w16sdtdh="http://schemas.microsoft.com/office/word/2020/wordml/sdtdatahash" xmlns:w16sdtfl="http://schemas.microsoft.com/office/word/2024/wordml/sdtformatlock" xmlns:w16se="http://schemas.microsoft.com/office/word/2015/wordml/symex" xmlns:wpg="http://schemas.microsoft.com/office/word/2010/wordprocessingGroup" xmlns:wpi="http://schemas.microsoft.com/office/word/2010/wordprocessingInk" xmlns:wne="http://schemas.microsoft.com/office/word/2006/wordml" xmlns:wps="http://schemas.microsoft.com/office/word/2010/wordprocessingShape" mc:Ignorable="w14 w15 w16se w16cid w16 w16cex w16sdtdh w16sdtfl w16du wp14">
   <w:abstractNum w:abstractNumId="0" w15:restartNumberingAfterBreak="0">
-    <w:nsid w:val="087811C3"/>
+    <w:nsid w:val="001138A8"/>
     <w:multiLevelType w:val="hybridMultilevel"/>
-    <w:tmpl w:val="1304CFCA"/>
+    <w:tmpl w:val="8ED87396"/>
     <w:name w:val="__API_DOC_SQUARE_BULLET__2"/>
     <w:lvl w:ilvl="0" w:tplc="0409000F">
       <w:start w:val="1"/>
@@ -24382,10 +25742,10 @@
     </w:lvl>
   </w:abstractNum>
   <w:abstractNum w:abstractNumId="1" w15:restartNumberingAfterBreak="0">
-    <w:nsid w:val="163C3D58"/>
+    <w:nsid w:val="15D37471"/>
     <w:multiLevelType w:val="hybridMultilevel"/>
-    <w:tmpl w:val="11960386"/>
-    <w:name w:val="__API_DOC_SQUARE_BULLET__222"/>
+    <w:tmpl w:val="D4B8321A"/>
+    <w:name w:val="__API_DOC_SQUARE_BULLET__22222"/>
     <w:lvl w:ilvl="0" w:tplc="0409000F">
       <w:start w:val="1"/>
       <w:numFmt w:val="decimal"/>
@@ -24469,7 +25829,7 @@
     </w:lvl>
   </w:abstractNum>
   <w:abstractNum w:abstractNumId="2" w15:restartNumberingAfterBreak="0">
-    <w:nsid w:val="18D56156"/>
+    <w:nsid w:val="2FD124BD"/>
     <w:multiLevelType w:val="singleLevel"/>
     <w:tmpl w:val="0409000F"/>
     <w:name w:val="__API_DOC_SQUARE_BULLET__"/>
@@ -24484,10 +25844,10 @@
     </w:lvl>
   </w:abstractNum>
   <w:abstractNum w:abstractNumId="3" w15:restartNumberingAfterBreak="0">
-    <w:nsid w:val="4AB136F2"/>
+    <w:nsid w:val="39040BA0"/>
     <w:multiLevelType w:val="hybridMultilevel"/>
-    <w:tmpl w:val="53A65BF8"/>
-    <w:name w:val="__API_DOC_SQUARE_BULLET__22"/>
+    <w:tmpl w:val="48D687DA"/>
+    <w:name w:val="__API_DOC_SQUARE_BULLET__222"/>
     <w:lvl w:ilvl="0" w:tplc="0409000F">
       <w:start w:val="1"/>
       <w:numFmt w:val="decimal"/>
@@ -24571,10 +25931,10 @@
     </w:lvl>
   </w:abstractNum>
   <w:abstractNum w:abstractNumId="4" w15:restartNumberingAfterBreak="0">
-    <w:nsid w:val="503E1031"/>
+    <w:nsid w:val="681F4485"/>
     <w:multiLevelType w:val="hybridMultilevel"/>
-    <w:tmpl w:val="95464DC6"/>
-    <w:name w:val="__API_DOC_SQUARE_BULLET__2222222"/>
+    <w:tmpl w:val="A740AFA0"/>
+    <w:name w:val="__API_DOC_SQUARE_BULLET__2222"/>
     <w:lvl w:ilvl="0" w:tplc="0409000F">
       <w:start w:val="1"/>
       <w:numFmt w:val="decimal"/>
@@ -24658,94 +26018,7 @@
     </w:lvl>
   </w:abstractNum>
   <w:abstractNum w:abstractNumId="5" w15:restartNumberingAfterBreak="0">
-    <w:nsid w:val="5B4A797D"/>
-    <w:multiLevelType w:val="hybridMultilevel"/>
-    <w:tmpl w:val="E7D8DC2E"/>
-    <w:name w:val="__API_DOC_SQUARE_BULLET__222222"/>
-    <w:lvl w:ilvl="0" w:tplc="0409000F">
-      <w:start w:val="1"/>
-      <w:numFmt w:val="decimal"/>
-      <w:lvlText w:val="%1."/>
-      <w:lvlJc w:val="left"/>
-      <w:pPr>
-        <w:ind w:left="440" w:hanging="440"/>
-      </w:pPr>
-    </w:lvl>
-    <w:lvl w:ilvl="1" w:tplc="04090017" w:tentative="1">
-      <w:start w:val="1"/>
-      <w:numFmt w:val="aiueoFullWidth"/>
-      <w:lvlText w:val="(%2)"/>
-      <w:lvlJc w:val="left"/>
-      <w:pPr>
-        <w:ind w:left="880" w:hanging="440"/>
-      </w:pPr>
-    </w:lvl>
-    <w:lvl w:ilvl="2" w:tplc="04090011" w:tentative="1">
-      <w:start w:val="1"/>
-      <w:numFmt w:val="decimalEnclosedCircle"/>
-      <w:lvlText w:val="%3"/>
-      <w:lvlJc w:val="left"/>
-      <w:pPr>
-        <w:ind w:left="1320" w:hanging="440"/>
-      </w:pPr>
-    </w:lvl>
-    <w:lvl w:ilvl="3" w:tplc="0409000F" w:tentative="1">
-      <w:start w:val="1"/>
-      <w:numFmt w:val="decimal"/>
-      <w:lvlText w:val="%4."/>
-      <w:lvlJc w:val="left"/>
-      <w:pPr>
-        <w:ind w:left="1760" w:hanging="440"/>
-      </w:pPr>
-    </w:lvl>
-    <w:lvl w:ilvl="4" w:tplc="04090017" w:tentative="1">
-      <w:start w:val="1"/>
-      <w:numFmt w:val="aiueoFullWidth"/>
-      <w:lvlText w:val="(%5)"/>
-      <w:lvlJc w:val="left"/>
-      <w:pPr>
-        <w:ind w:left="2200" w:hanging="440"/>
-      </w:pPr>
-    </w:lvl>
-    <w:lvl w:ilvl="5" w:tplc="04090011" w:tentative="1">
-      <w:start w:val="1"/>
-      <w:numFmt w:val="decimalEnclosedCircle"/>
-      <w:lvlText w:val="%6"/>
-      <w:lvlJc w:val="left"/>
-      <w:pPr>
-        <w:ind w:left="2640" w:hanging="440"/>
-      </w:pPr>
-    </w:lvl>
-    <w:lvl w:ilvl="6" w:tplc="0409000F" w:tentative="1">
-      <w:start w:val="1"/>
-      <w:numFmt w:val="decimal"/>
-      <w:lvlText w:val="%7."/>
-      <w:lvlJc w:val="left"/>
-      <w:pPr>
-        <w:ind w:left="3080" w:hanging="440"/>
-      </w:pPr>
-    </w:lvl>
-    <w:lvl w:ilvl="7" w:tplc="04090017" w:tentative="1">
-      <w:start w:val="1"/>
-      <w:numFmt w:val="aiueoFullWidth"/>
-      <w:lvlText w:val="(%8)"/>
-      <w:lvlJc w:val="left"/>
-      <w:pPr>
-        <w:ind w:left="3520" w:hanging="440"/>
-      </w:pPr>
-    </w:lvl>
-    <w:lvl w:ilvl="8" w:tplc="04090011" w:tentative="1">
-      <w:start w:val="1"/>
-      <w:numFmt w:val="decimalEnclosedCircle"/>
-      <w:lvlText w:val="%9"/>
-      <w:lvlJc w:val="left"/>
-      <w:pPr>
-        <w:ind w:left="3960" w:hanging="440"/>
-      </w:pPr>
-    </w:lvl>
-  </w:abstractNum>
-  <w:abstractNum w:abstractNumId="6" w15:restartNumberingAfterBreak="0">
-    <w:nsid w:val="64B23CC6"/>
+    <w:nsid w:val="68EE377C"/>
     <w:multiLevelType w:val="singleLevel"/>
     <w:tmpl w:val="04090001"/>
     <w:lvl w:ilvl="0">
@@ -24761,11 +26034,11 @@
       </w:rPr>
     </w:lvl>
   </w:abstractNum>
-  <w:abstractNum w:abstractNumId="7" w15:restartNumberingAfterBreak="0">
-    <w:nsid w:val="6B0C09F7"/>
+  <w:abstractNum w:abstractNumId="6" w15:restartNumberingAfterBreak="0">
+    <w:nsid w:val="692F719F"/>
     <w:multiLevelType w:val="hybridMultilevel"/>
-    <w:tmpl w:val="E2822316"/>
-    <w:name w:val="__API_DOC_SQUARE_BULLET__22222"/>
+    <w:tmpl w:val="5C409C56"/>
+    <w:name w:val="__API_DOC_SQUARE_BULLET__22"/>
     <w:lvl w:ilvl="0" w:tplc="0409000F">
       <w:start w:val="1"/>
       <w:numFmt w:val="decimal"/>
@@ -24848,94 +26121,7 @@
       </w:pPr>
     </w:lvl>
   </w:abstractNum>
-  <w:abstractNum w:abstractNumId="8" w15:restartNumberingAfterBreak="0">
-    <w:nsid w:val="778A43C4"/>
-    <w:multiLevelType w:val="hybridMultilevel"/>
-    <w:tmpl w:val="F98E82D8"/>
-    <w:name w:val="__API_DOC_SQUARE_BULLET__2222"/>
-    <w:lvl w:ilvl="0" w:tplc="0409000F">
-      <w:start w:val="1"/>
-      <w:numFmt w:val="decimal"/>
-      <w:lvlText w:val="%1."/>
-      <w:lvlJc w:val="left"/>
-      <w:pPr>
-        <w:ind w:left="440" w:hanging="440"/>
-      </w:pPr>
-    </w:lvl>
-    <w:lvl w:ilvl="1" w:tplc="04090017" w:tentative="1">
-      <w:start w:val="1"/>
-      <w:numFmt w:val="aiueoFullWidth"/>
-      <w:lvlText w:val="(%2)"/>
-      <w:lvlJc w:val="left"/>
-      <w:pPr>
-        <w:ind w:left="880" w:hanging="440"/>
-      </w:pPr>
-    </w:lvl>
-    <w:lvl w:ilvl="2" w:tplc="04090011" w:tentative="1">
-      <w:start w:val="1"/>
-      <w:numFmt w:val="decimalEnclosedCircle"/>
-      <w:lvlText w:val="%3"/>
-      <w:lvlJc w:val="left"/>
-      <w:pPr>
-        <w:ind w:left="1320" w:hanging="440"/>
-      </w:pPr>
-    </w:lvl>
-    <w:lvl w:ilvl="3" w:tplc="0409000F" w:tentative="1">
-      <w:start w:val="1"/>
-      <w:numFmt w:val="decimal"/>
-      <w:lvlText w:val="%4."/>
-      <w:lvlJc w:val="left"/>
-      <w:pPr>
-        <w:ind w:left="1760" w:hanging="440"/>
-      </w:pPr>
-    </w:lvl>
-    <w:lvl w:ilvl="4" w:tplc="04090017" w:tentative="1">
-      <w:start w:val="1"/>
-      <w:numFmt w:val="aiueoFullWidth"/>
-      <w:lvlText w:val="(%5)"/>
-      <w:lvlJc w:val="left"/>
-      <w:pPr>
-        <w:ind w:left="2200" w:hanging="440"/>
-      </w:pPr>
-    </w:lvl>
-    <w:lvl w:ilvl="5" w:tplc="04090011" w:tentative="1">
-      <w:start w:val="1"/>
-      <w:numFmt w:val="decimalEnclosedCircle"/>
-      <w:lvlText w:val="%6"/>
-      <w:lvlJc w:val="left"/>
-      <w:pPr>
-        <w:ind w:left="2640" w:hanging="440"/>
-      </w:pPr>
-    </w:lvl>
-    <w:lvl w:ilvl="6" w:tplc="0409000F" w:tentative="1">
-      <w:start w:val="1"/>
-      <w:numFmt w:val="decimal"/>
-      <w:lvlText w:val="%7."/>
-      <w:lvlJc w:val="left"/>
-      <w:pPr>
-        <w:ind w:left="3080" w:hanging="440"/>
-      </w:pPr>
-    </w:lvl>
-    <w:lvl w:ilvl="7" w:tplc="04090017" w:tentative="1">
-      <w:start w:val="1"/>
-      <w:numFmt w:val="aiueoFullWidth"/>
-      <w:lvlText w:val="(%8)"/>
-      <w:lvlJc w:val="left"/>
-      <w:pPr>
-        <w:ind w:left="3520" w:hanging="440"/>
-      </w:pPr>
-    </w:lvl>
-    <w:lvl w:ilvl="8" w:tplc="04090011" w:tentative="1">
-      <w:start w:val="1"/>
-      <w:numFmt w:val="decimalEnclosedCircle"/>
-      <w:lvlText w:val="%9"/>
-      <w:lvlJc w:val="left"/>
-      <w:pPr>
-        <w:ind w:left="3960" w:hanging="440"/>
-      </w:pPr>
-    </w:lvl>
-  </w:abstractNum>
-  <w:abstractNum w:abstractNumId="9" w15:restartNumberingAfterBreak="0">
+  <w:abstractNum w:abstractNumId="7" w15:restartNumberingAfterBreak="0">
     <w:nsid w:val="7AC532A8"/>
     <w:multiLevelType w:val="multilevel"/>
     <w:tmpl w:val="4E1E5628"/>
@@ -25049,37 +26235,121 @@
       </w:rPr>
     </w:lvl>
   </w:abstractNum>
+  <w:abstractNum w:abstractNumId="8" w15:restartNumberingAfterBreak="0">
+    <w:nsid w:val="7B1239F3"/>
+    <w:multiLevelType w:val="hybridMultilevel"/>
+    <w:tmpl w:val="C37AD46C"/>
+    <w:name w:val="__API_DOC_SQUARE_BULLET__222222"/>
+    <w:lvl w:ilvl="0" w:tplc="0409000F">
+      <w:start w:val="1"/>
+      <w:numFmt w:val="decimal"/>
+      <w:lvlText w:val="%1."/>
+      <w:lvlJc w:val="left"/>
+      <w:pPr>
+        <w:ind w:left="440" w:hanging="440"/>
+      </w:pPr>
+    </w:lvl>
+    <w:lvl w:ilvl="1" w:tplc="04090017" w:tentative="1">
+      <w:start w:val="1"/>
+      <w:numFmt w:val="aiueoFullWidth"/>
+      <w:lvlText w:val="(%2)"/>
+      <w:lvlJc w:val="left"/>
+      <w:pPr>
+        <w:ind w:left="880" w:hanging="440"/>
+      </w:pPr>
+    </w:lvl>
+    <w:lvl w:ilvl="2" w:tplc="04090011" w:tentative="1">
+      <w:start w:val="1"/>
+      <w:numFmt w:val="decimalEnclosedCircle"/>
+      <w:lvlText w:val="%3"/>
+      <w:lvlJc w:val="left"/>
+      <w:pPr>
+        <w:ind w:left="1320" w:hanging="440"/>
+      </w:pPr>
+    </w:lvl>
+    <w:lvl w:ilvl="3" w:tplc="0409000F" w:tentative="1">
+      <w:start w:val="1"/>
+      <w:numFmt w:val="decimal"/>
+      <w:lvlText w:val="%4."/>
+      <w:lvlJc w:val="left"/>
+      <w:pPr>
+        <w:ind w:left="1760" w:hanging="440"/>
+      </w:pPr>
+    </w:lvl>
+    <w:lvl w:ilvl="4" w:tplc="04090017" w:tentative="1">
+      <w:start w:val="1"/>
+      <w:numFmt w:val="aiueoFullWidth"/>
+      <w:lvlText w:val="(%5)"/>
+      <w:lvlJc w:val="left"/>
+      <w:pPr>
+        <w:ind w:left="2200" w:hanging="440"/>
+      </w:pPr>
+    </w:lvl>
+    <w:lvl w:ilvl="5" w:tplc="04090011" w:tentative="1">
+      <w:start w:val="1"/>
+      <w:numFmt w:val="decimalEnclosedCircle"/>
+      <w:lvlText w:val="%6"/>
+      <w:lvlJc w:val="left"/>
+      <w:pPr>
+        <w:ind w:left="2640" w:hanging="440"/>
+      </w:pPr>
+    </w:lvl>
+    <w:lvl w:ilvl="6" w:tplc="0409000F" w:tentative="1">
+      <w:start w:val="1"/>
+      <w:numFmt w:val="decimal"/>
+      <w:lvlText w:val="%7."/>
+      <w:lvlJc w:val="left"/>
+      <w:pPr>
+        <w:ind w:left="3080" w:hanging="440"/>
+      </w:pPr>
+    </w:lvl>
+    <w:lvl w:ilvl="7" w:tplc="04090017" w:tentative="1">
+      <w:start w:val="1"/>
+      <w:numFmt w:val="aiueoFullWidth"/>
+      <w:lvlText w:val="(%8)"/>
+      <w:lvlJc w:val="left"/>
+      <w:pPr>
+        <w:ind w:left="3520" w:hanging="440"/>
+      </w:pPr>
+    </w:lvl>
+    <w:lvl w:ilvl="8" w:tplc="04090011" w:tentative="1">
+      <w:start w:val="1"/>
+      <w:numFmt w:val="decimalEnclosedCircle"/>
+      <w:lvlText w:val="%9"/>
+      <w:lvlJc w:val="left"/>
+      <w:pPr>
+        <w:ind w:left="3960" w:hanging="440"/>
+      </w:pPr>
+    </w:lvl>
+  </w:abstractNum>
   <w:num w:numId="1" w16cid:durableId="296302402">
-    <w:abstractNumId w:val="9"/>
+    <w:abstractNumId w:val="7"/>
   </w:num>
-  <w:num w:numId="2" w16cid:durableId="1285187549">
+  <w:num w:numId="2" w16cid:durableId="1935823179">
+    <w:abstractNumId w:val="5"/>
+  </w:num>
+  <w:num w:numId="3" w16cid:durableId="1455174192">
+    <w:abstractNumId w:val="2"/>
+  </w:num>
+  <w:num w:numId="4" w16cid:durableId="236289495">
+    <w:abstractNumId w:val="0"/>
+  </w:num>
+  <w:num w:numId="5" w16cid:durableId="474881948">
     <w:abstractNumId w:val="6"/>
   </w:num>
-  <w:num w:numId="3" w16cid:durableId="295834836">
-    <w:abstractNumId w:val="2"/>
-  </w:num>
-  <w:num w:numId="4" w16cid:durableId="1596745387">
-    <w:abstractNumId w:val="0"/>
-  </w:num>
-  <w:num w:numId="5" w16cid:durableId="42215588">
+  <w:num w:numId="6" w16cid:durableId="1089813682">
     <w:abstractNumId w:val="3"/>
   </w:num>
-  <w:num w:numId="6" w16cid:durableId="1011880450">
+  <w:num w:numId="7" w16cid:durableId="462432607">
+    <w:abstractNumId w:val="4"/>
+  </w:num>
+  <w:num w:numId="8" w16cid:durableId="1088650525">
     <w:abstractNumId w:val="1"/>
   </w:num>
-  <w:num w:numId="7" w16cid:durableId="1229000597">
+  <w:num w:numId="9" w16cid:durableId="182478504">
     <w:abstractNumId w:val="8"/>
   </w:num>
-  <w:num w:numId="8" w16cid:durableId="1502969756">
-    <w:abstractNumId w:val="7"/>
-  </w:num>
-  <w:num w:numId="9" w16cid:durableId="2036225895">
-    <w:abstractNumId w:val="5"/>
-  </w:num>
-  <w:num w:numId="10" w16cid:durableId="271940594">
-    <w:abstractNumId w:val="4"/>
-  </w:num>
-  <w:numIdMacAtCleanup w:val="10"/>
+  <w:numIdMacAtCleanup w:val="9"/>
 </w:numbering>
 </file>
 
